--- a/progress-report/BC CĐ ASPNET VuVanHoa_170124242_DK24TTC2.docx
+++ b/progress-report/BC CĐ ASPNET VuVanHoa_170124242_DK24TTC2.docx
@@ -1,6 +1,6 @@
 
 <file path=word/document.xml><?xml version="1.0" encoding="utf-8"?>
-<w:document xmlns:wpc="http://schemas.microsoft.com/office/word/2010/wordprocessingCanvas" xmlns:cx="http://schemas.microsoft.com/office/drawing/2014/chartex" xmlns:mc="http://schemas.openxmlformats.org/markup-compatibility/2006" xmlns:o="urn:schemas-microsoft-com:office:office" xmlns:r="http://schemas.openxmlformats.org/officeDocument/2006/relationships" xmlns:m="http://schemas.openxmlformats.org/officeDocument/2006/math" xmlns:v="urn:schemas-microsoft-com:vml" xmlns:wp14="http://schemas.microsoft.com/office/word/2010/wordprocessingDrawing" xmlns:wp="http://schemas.openxmlformats.org/drawingml/2006/wordprocessingDrawing" xmlns:w10="urn:schemas-microsoft-com:office:word" xmlns:w="http://schemas.openxmlformats.org/wordprocessingml/2006/main" xmlns:w14="http://schemas.microsoft.com/office/word/2010/wordml" xmlns:w15="http://schemas.microsoft.com/office/word/2012/wordml" xmlns:w16se="http://schemas.microsoft.com/office/word/2015/wordml/symex" xmlns:wpg="http://schemas.microsoft.com/office/word/2010/wordprocessingGroup" xmlns:wpi="http://schemas.microsoft.com/office/word/2010/wordprocessingInk" xmlns:wne="http://schemas.microsoft.com/office/word/2006/wordml" xmlns:wps="http://schemas.microsoft.com/office/word/2010/wordprocessingShape" mc:Ignorable="w14 w15 w16se wp14">
+<w:document xmlns:wpc="http://schemas.microsoft.com/office/word/2010/wordprocessingCanvas" xmlns:cx="http://schemas.microsoft.com/office/drawing/2014/chartex" xmlns:cx1="http://schemas.microsoft.com/office/drawing/2015/9/8/chartex" xmlns:cx2="http://schemas.microsoft.com/office/drawing/2015/10/21/chartex" xmlns:cx3="http://schemas.microsoft.com/office/drawing/2016/5/9/chartex" xmlns:cx4="http://schemas.microsoft.com/office/drawing/2016/5/10/chartex" xmlns:cx5="http://schemas.microsoft.com/office/drawing/2016/5/11/chartex" xmlns:cx6="http://schemas.microsoft.com/office/drawing/2016/5/12/chartex" xmlns:cx7="http://schemas.microsoft.com/office/drawing/2016/5/13/chartex" xmlns:cx8="http://schemas.microsoft.com/office/drawing/2016/5/14/chartex" xmlns:mc="http://schemas.openxmlformats.org/markup-compatibility/2006" xmlns:aink="http://schemas.microsoft.com/office/drawing/2016/ink" xmlns:am3d="http://schemas.microsoft.com/office/drawing/2017/model3d" xmlns:o="urn:schemas-microsoft-com:office:office" xmlns:oel="http://schemas.microsoft.com/office/2019/extlst" xmlns:r="http://schemas.openxmlformats.org/officeDocument/2006/relationships" xmlns:m="http://schemas.openxmlformats.org/officeDocument/2006/math" xmlns:v="urn:schemas-microsoft-com:vml" xmlns:wp14="http://schemas.microsoft.com/office/word/2010/wordprocessingDrawing" xmlns:wp="http://schemas.openxmlformats.org/drawingml/2006/wordprocessingDrawing" xmlns:w10="urn:schemas-microsoft-com:office:word" xmlns:w="http://schemas.openxmlformats.org/wordprocessingml/2006/main" xmlns:w14="http://schemas.microsoft.com/office/word/2010/wordml" xmlns:w15="http://schemas.microsoft.com/office/word/2012/wordml" xmlns:w16cex="http://schemas.microsoft.com/office/word/2018/wordml/cex" xmlns:w16cid="http://schemas.microsoft.com/office/word/2016/wordml/cid" xmlns:w16="http://schemas.microsoft.com/office/word/2018/wordml" xmlns:w16du="http://schemas.microsoft.com/office/word/2023/wordml/word16du" xmlns:w16sdtdh="http://schemas.microsoft.com/office/word/2020/wordml/sdtdatahash" xmlns:w16sdtfl="http://schemas.microsoft.com/office/word/2024/wordml/sdtformatlock" xmlns:w16se="http://schemas.microsoft.com/office/word/2015/wordml/symex" xmlns:wpg="http://schemas.microsoft.com/office/word/2010/wordprocessingGroup" xmlns:wpi="http://schemas.microsoft.com/office/word/2010/wordprocessingInk" xmlns:wne="http://schemas.microsoft.com/office/word/2006/wordml" xmlns:wps="http://schemas.microsoft.com/office/word/2010/wordprocessingShape" mc:Ignorable="w14 w15 w16se w16cid w16 w16cex w16sdtdh w16sdtfl w16du wp14">
   <w:body>
     <w:p>
       <w:pPr>
@@ -183,7 +183,7 @@
           <w:szCs w:val="26"/>
         </w:rPr>
         <w:drawing>
-          <wp:inline distT="0" distB="0" distL="0" distR="0" wp14:anchorId="009F6C81" wp14:editId="10B693E8">
+          <wp:inline distT="0" distB="0" distL="0" distR="0" wp14:anchorId="009F6C81" wp14:editId="1826DBEC">
             <wp:extent cx="914400" cy="899160"/>
             <wp:effectExtent l="0" t="0" r="0" b="0"/>
             <wp:docPr id="13" name="Picture 13" descr="images"/>
@@ -1044,7 +1044,7 @@
           <w:szCs w:val="26"/>
         </w:rPr>
         <w:drawing>
-          <wp:inline distT="0" distB="0" distL="0" distR="0" wp14:anchorId="122B581B" wp14:editId="74F5B1E5">
+          <wp:inline distT="0" distB="0" distL="0" distR="0" wp14:anchorId="122B581B" wp14:editId="09BC4EC7">
             <wp:extent cx="914400" cy="899160"/>
             <wp:effectExtent l="0" t="0" r="0" b="0"/>
             <wp:docPr id="4" name="Picture 4" descr="images"/>
@@ -3567,18 +3567,6 @@
                           </w:p>
                           <w:p>
                             <w:pPr>
-                              <w:tabs>
-                                <w:tab w:val="left" w:pos="540"/>
-                                <w:tab w:val="right" w:leader="dot" w:pos="7740"/>
-                              </w:tabs>
-                              <w:jc w:val="both"/>
-                            </w:pPr>
-                            <w:r>
-                              <w:tab/>
-                            </w:r>
-                          </w:p>
-                          <w:p>
-                            <w:pPr>
                               <w:ind w:left="2160" w:firstLine="720"/>
                               <w:jc w:val="center"/>
                               <w:rPr>
@@ -3720,7 +3708,7 @@
           </mc:Choice>
           <mc:Fallback>
             <w:pict>
-              <v:rect w14:anchorId="29A1B693" id="Rectangle 1" o:spid="_x0000_s1031" style="position:absolute;margin-left:23.25pt;margin-top:-17.2pt;width:423pt;height:674.75pt;z-index:251646976;visibility:visible;mso-wrap-style:square;mso-width-percent:0;mso-height-percent:0;mso-wrap-distance-left:9pt;mso-wrap-distance-top:0;mso-wrap-distance-right:9pt;mso-wrap-distance-bottom:0;mso-position-horizontal:absolute;mso-position-horizontal-relative:margin;mso-position-vertical:absolute;mso-position-vertical-relative:text;mso-width-percent:0;mso-height-percent:0;mso-width-relative:page;mso-height-relative:page;v-text-anchor:top" o:gfxdata="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">
+              <v:rect w14:anchorId="29A1B693" id="Rectangle 1" o:spid="_x0000_s1031" style="position:absolute;margin-left:23.25pt;margin-top:-17.2pt;width:423pt;height:674.75pt;z-index:251646976;visibility:visible;mso-wrap-style:square;mso-width-percent:0;mso-height-percent:0;mso-wrap-distance-left:9pt;mso-wrap-distance-top:0;mso-wrap-distance-right:9pt;mso-wrap-distance-bottom:0;mso-position-horizontal:absolute;mso-position-horizontal-relative:margin;mso-position-vertical:absolute;mso-position-vertical-relative:text;mso-width-percent:0;mso-height-percent:0;mso-width-relative:page;mso-height-relative:page;v-text-anchor:top" o:gfxdata="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">
                 <v:textbox>
                   <w:txbxContent>
                     <w:p>
@@ -4188,18 +4176,6 @@
                       <w:r>
                         <w:tab/>
                       </w:r>
-                      <w:r>
-                        <w:tab/>
-                      </w:r>
-                    </w:p>
-                    <w:p>
-                      <w:pPr>
-                        <w:tabs>
-                          <w:tab w:val="left" w:pos="540"/>
-                          <w:tab w:val="right" w:leader="dot" w:pos="7740"/>
-                        </w:tabs>
-                        <w:jc w:val="both"/>
-                      </w:pPr>
                       <w:r>
                         <w:tab/>
                       </w:r>
@@ -17340,7 +17316,8 @@
           <w:b/>
           <w:bCs/>
           <w:color w:val="000000"/>
-          <w:szCs w:val="26"/>
+          <w:sz w:val="28"/>
+          <w:szCs w:val="28"/>
         </w:rPr>
       </w:pPr>
       <w:r>
@@ -17349,7 +17326,8 @@
           <w:b/>
           <w:bCs/>
           <w:color w:val="000000"/>
-          <w:szCs w:val="26"/>
+          <w:sz w:val="28"/>
+          <w:szCs w:val="28"/>
         </w:rPr>
         <w:lastRenderedPageBreak/>
         <w:t xml:space="preserve">MỞ </w:t>
@@ -17361,7 +17339,8 @@
           <w:bCs/>
           <w:color w:val="000000"/>
           <w:w w:val="99"/>
-          <w:szCs w:val="26"/>
+          <w:sz w:val="28"/>
+          <w:szCs w:val="28"/>
         </w:rPr>
         <w:t>ĐẦU</w:t>
       </w:r>
@@ -20292,10 +20271,19 @@
           <w:i/>
         </w:rPr>
       </w:pPr>
-      <w:r>
+    </w:p>
+    <w:p>
+      <w:pPr>
+        <w:pStyle w:val="BaoCao"/>
         <w:rPr>
           <w:i/>
         </w:rPr>
+      </w:pPr>
+      <w:r>
+        <w:rPr>
+          <w:i/>
+        </w:rPr>
+        <w:lastRenderedPageBreak/>
         <w:t>Một số Web Server Controls thông dụng gồm:</w:t>
       </w:r>
     </w:p>
@@ -20308,8 +20296,8 @@
       </w:tblPr>
       <w:tblGrid>
         <w:gridCol w:w="2546"/>
-        <w:gridCol w:w="3558"/>
-        <w:gridCol w:w="3007"/>
+        <w:gridCol w:w="3544"/>
+        <w:gridCol w:w="3021"/>
       </w:tblGrid>
       <w:tr>
         <w:trPr>
@@ -20337,14 +20325,13 @@
                 <w:color w:val="000000"/>
                 <w:szCs w:val="26"/>
               </w:rPr>
-              <w:lastRenderedPageBreak/>
               <w:t>Nhóm</w:t>
             </w:r>
           </w:p>
         </w:tc>
         <w:tc>
           <w:tcPr>
-            <w:tcW w:w="3558" w:type="dxa"/>
+            <w:tcW w:w="3544" w:type="dxa"/>
           </w:tcPr>
           <w:p>
             <w:pPr>
@@ -20370,7 +20357,7 @@
         </w:tc>
         <w:tc>
           <w:tcPr>
-            <w:tcW w:w="3007" w:type="dxa"/>
+            <w:tcW w:w="3021" w:type="dxa"/>
           </w:tcPr>
           <w:p>
             <w:pPr>
@@ -20424,7 +20411,7 @@
         </w:tc>
         <w:tc>
           <w:tcPr>
-            <w:tcW w:w="3558" w:type="dxa"/>
+            <w:tcW w:w="3544" w:type="dxa"/>
           </w:tcPr>
           <w:p>
             <w:pPr>
@@ -20447,7 +20434,7 @@
         </w:tc>
         <w:tc>
           <w:tcPr>
-            <w:tcW w:w="3007" w:type="dxa"/>
+            <w:tcW w:w="3021" w:type="dxa"/>
           </w:tcPr>
           <w:p>
             <w:pPr>
@@ -20498,7 +20485,7 @@
         </w:tc>
         <w:tc>
           <w:tcPr>
-            <w:tcW w:w="3558" w:type="dxa"/>
+            <w:tcW w:w="3544" w:type="dxa"/>
           </w:tcPr>
           <w:p>
             <w:pPr>
@@ -20521,7 +20508,7 @@
         </w:tc>
         <w:tc>
           <w:tcPr>
-            <w:tcW w:w="3007" w:type="dxa"/>
+            <w:tcW w:w="3021" w:type="dxa"/>
           </w:tcPr>
           <w:p>
             <w:pPr>
@@ -20572,7 +20559,7 @@
         </w:tc>
         <w:tc>
           <w:tcPr>
-            <w:tcW w:w="3558" w:type="dxa"/>
+            <w:tcW w:w="3544" w:type="dxa"/>
             <w:vAlign w:val="center"/>
           </w:tcPr>
           <w:p>
@@ -20596,7 +20583,7 @@
         </w:tc>
         <w:tc>
           <w:tcPr>
-            <w:tcW w:w="3007" w:type="dxa"/>
+            <w:tcW w:w="3021" w:type="dxa"/>
           </w:tcPr>
           <w:p>
             <w:pPr>
@@ -20647,7 +20634,7 @@
         </w:tc>
         <w:tc>
           <w:tcPr>
-            <w:tcW w:w="3558" w:type="dxa"/>
+            <w:tcW w:w="3544" w:type="dxa"/>
           </w:tcPr>
           <w:p>
             <w:pPr>
@@ -20670,7 +20657,7 @@
         </w:tc>
         <w:tc>
           <w:tcPr>
-            <w:tcW w:w="3007" w:type="dxa"/>
+            <w:tcW w:w="3021" w:type="dxa"/>
           </w:tcPr>
           <w:p>
             <w:pPr>
@@ -20721,7 +20708,7 @@
         </w:tc>
         <w:tc>
           <w:tcPr>
-            <w:tcW w:w="3558" w:type="dxa"/>
+            <w:tcW w:w="3544" w:type="dxa"/>
             <w:vAlign w:val="center"/>
           </w:tcPr>
           <w:p>
@@ -20745,7 +20732,7 @@
         </w:tc>
         <w:tc>
           <w:tcPr>
-            <w:tcW w:w="3007" w:type="dxa"/>
+            <w:tcW w:w="3021" w:type="dxa"/>
           </w:tcPr>
           <w:p>
             <w:pPr>
@@ -20796,7 +20783,7 @@
         </w:tc>
         <w:tc>
           <w:tcPr>
-            <w:tcW w:w="3558" w:type="dxa"/>
+            <w:tcW w:w="3544" w:type="dxa"/>
             <w:vAlign w:val="center"/>
           </w:tcPr>
           <w:p>
@@ -20820,7 +20807,7 @@
         </w:tc>
         <w:tc>
           <w:tcPr>
-            <w:tcW w:w="3007" w:type="dxa"/>
+            <w:tcW w:w="3021" w:type="dxa"/>
           </w:tcPr>
           <w:p>
             <w:pPr>
@@ -21229,17 +21216,6 @@
     </w:tbl>
     <w:p>
       <w:pPr>
-        <w:pStyle w:val="Heading2"/>
-        <w:rPr>
-          <w:rFonts w:cs="Times New Roman"/>
-          <w:bCs/>
-          <w:color w:val="000000"/>
-          <w:spacing w:val="-2"/>
-        </w:rPr>
-      </w:pPr>
-    </w:p>
-    <w:p>
-      <w:pPr>
         <w:spacing w:before="120" w:after="120" w:line="360" w:lineRule="auto"/>
         <w:rPr>
           <w:rFonts w:eastAsiaTheme="majorEastAsia" w:cs="Times New Roman"/>
@@ -21497,20 +21473,22 @@
         <w:tblLook w:val="04A0" w:firstRow="1" w:lastRow="0" w:firstColumn="1" w:lastColumn="0" w:noHBand="0" w:noVBand="1"/>
       </w:tblPr>
       <w:tblGrid>
-        <w:gridCol w:w="2958"/>
-        <w:gridCol w:w="3009"/>
-        <w:gridCol w:w="3144"/>
+        <w:gridCol w:w="2546"/>
+        <w:gridCol w:w="2694"/>
+        <w:gridCol w:w="3871"/>
       </w:tblGrid>
       <w:tr>
+        <w:trPr>
+          <w:cantSplit/>
+        </w:trPr>
         <w:tc>
           <w:tcPr>
-            <w:tcW w:w="0" w:type="auto"/>
+            <w:tcW w:w="2546" w:type="dxa"/>
             <w:vAlign w:val="center"/>
           </w:tcPr>
           <w:p>
             <w:pPr>
               <w:spacing w:before="120" w:after="120" w:line="23" w:lineRule="atLeast"/>
-              <w:jc w:val="center"/>
               <w:rPr>
                 <w:rFonts w:cs="Times New Roman"/>
                 <w:b/>
@@ -21531,13 +21509,12 @@
         </w:tc>
         <w:tc>
           <w:tcPr>
-            <w:tcW w:w="0" w:type="auto"/>
+            <w:tcW w:w="2694" w:type="dxa"/>
             <w:vAlign w:val="center"/>
           </w:tcPr>
           <w:p>
             <w:pPr>
               <w:spacing w:before="120" w:after="120" w:line="23" w:lineRule="atLeast"/>
-              <w:jc w:val="center"/>
               <w:rPr>
                 <w:rFonts w:cs="Times New Roman"/>
                 <w:b/>
@@ -21557,13 +21534,12 @@
         </w:tc>
         <w:tc>
           <w:tcPr>
-            <w:tcW w:w="0" w:type="auto"/>
+            <w:tcW w:w="3871" w:type="dxa"/>
             <w:vAlign w:val="center"/>
           </w:tcPr>
           <w:p>
             <w:pPr>
               <w:spacing w:before="120" w:after="120" w:line="23" w:lineRule="atLeast"/>
-              <w:jc w:val="center"/>
               <w:rPr>
                 <w:rFonts w:cs="Times New Roman"/>
                 <w:b/>
@@ -21584,11 +21560,12 @@
       </w:tr>
       <w:tr>
         <w:trPr>
-          <w:trHeight w:val="1118"/>
+          <w:cantSplit/>
+          <w:trHeight w:val="862"/>
         </w:trPr>
         <w:tc>
           <w:tcPr>
-            <w:tcW w:w="0" w:type="auto"/>
+            <w:tcW w:w="2546" w:type="dxa"/>
             <w:vAlign w:val="center"/>
           </w:tcPr>
           <w:p>
@@ -21621,7 +21598,7 @@
         </w:tc>
         <w:tc>
           <w:tcPr>
-            <w:tcW w:w="0" w:type="auto"/>
+            <w:tcW w:w="2694" w:type="dxa"/>
             <w:vAlign w:val="center"/>
           </w:tcPr>
           <w:p>
@@ -21645,7 +21622,7 @@
         </w:tc>
         <w:tc>
           <w:tcPr>
-            <w:tcW w:w="0" w:type="auto"/>
+            <w:tcW w:w="3871" w:type="dxa"/>
             <w:vAlign w:val="center"/>
           </w:tcPr>
           <w:p>
@@ -21670,11 +21647,12 @@
       </w:tr>
       <w:tr>
         <w:trPr>
-          <w:trHeight w:val="908"/>
+          <w:cantSplit/>
+          <w:trHeight w:val="978"/>
         </w:trPr>
         <w:tc>
           <w:tcPr>
-            <w:tcW w:w="0" w:type="auto"/>
+            <w:tcW w:w="2546" w:type="dxa"/>
             <w:vAlign w:val="center"/>
           </w:tcPr>
           <w:p>
@@ -21707,7 +21685,7 @@
         </w:tc>
         <w:tc>
           <w:tcPr>
-            <w:tcW w:w="0" w:type="auto"/>
+            <w:tcW w:w="2694" w:type="dxa"/>
             <w:vAlign w:val="center"/>
           </w:tcPr>
           <w:p>
@@ -21731,7 +21709,7 @@
         </w:tc>
         <w:tc>
           <w:tcPr>
-            <w:tcW w:w="0" w:type="auto"/>
+            <w:tcW w:w="3871" w:type="dxa"/>
             <w:vAlign w:val="center"/>
           </w:tcPr>
           <w:p>
@@ -21756,11 +21734,12 @@
       </w:tr>
       <w:tr>
         <w:trPr>
-          <w:trHeight w:val="1404"/>
+          <w:cantSplit/>
+          <w:trHeight w:val="1122"/>
         </w:trPr>
         <w:tc>
           <w:tcPr>
-            <w:tcW w:w="0" w:type="auto"/>
+            <w:tcW w:w="2546" w:type="dxa"/>
             <w:vAlign w:val="center"/>
           </w:tcPr>
           <w:p>
@@ -21793,7 +21772,7 @@
         </w:tc>
         <w:tc>
           <w:tcPr>
-            <w:tcW w:w="0" w:type="auto"/>
+            <w:tcW w:w="2694" w:type="dxa"/>
             <w:vAlign w:val="center"/>
           </w:tcPr>
           <w:p>
@@ -21817,7 +21796,7 @@
         </w:tc>
         <w:tc>
           <w:tcPr>
-            <w:tcW w:w="0" w:type="auto"/>
+            <w:tcW w:w="3871" w:type="dxa"/>
             <w:vAlign w:val="center"/>
           </w:tcPr>
           <w:p>
@@ -21842,11 +21821,12 @@
       </w:tr>
       <w:tr>
         <w:trPr>
+          <w:cantSplit/>
           <w:trHeight w:val="1099"/>
         </w:trPr>
         <w:tc>
           <w:tcPr>
-            <w:tcW w:w="0" w:type="auto"/>
+            <w:tcW w:w="2546" w:type="dxa"/>
             <w:vAlign w:val="center"/>
           </w:tcPr>
           <w:p>
@@ -21879,7 +21859,7 @@
         </w:tc>
         <w:tc>
           <w:tcPr>
-            <w:tcW w:w="0" w:type="auto"/>
+            <w:tcW w:w="2694" w:type="dxa"/>
             <w:vAlign w:val="center"/>
           </w:tcPr>
           <w:p>
@@ -21903,7 +21883,7 @@
         </w:tc>
         <w:tc>
           <w:tcPr>
-            <w:tcW w:w="0" w:type="auto"/>
+            <w:tcW w:w="3871" w:type="dxa"/>
             <w:vAlign w:val="center"/>
           </w:tcPr>
           <w:p>
@@ -21927,9 +21907,12 @@
         </w:tc>
       </w:tr>
       <w:tr>
+        <w:trPr>
+          <w:cantSplit/>
+        </w:trPr>
         <w:tc>
           <w:tcPr>
-            <w:tcW w:w="0" w:type="auto"/>
+            <w:tcW w:w="2546" w:type="dxa"/>
             <w:vAlign w:val="center"/>
           </w:tcPr>
           <w:p>
@@ -21955,7 +21938,7 @@
         </w:tc>
         <w:tc>
           <w:tcPr>
-            <w:tcW w:w="0" w:type="auto"/>
+            <w:tcW w:w="2694" w:type="dxa"/>
             <w:vAlign w:val="center"/>
           </w:tcPr>
           <w:p>
@@ -21979,7 +21962,7 @@
         </w:tc>
         <w:tc>
           <w:tcPr>
-            <w:tcW w:w="0" w:type="auto"/>
+            <w:tcW w:w="3871" w:type="dxa"/>
             <w:vAlign w:val="center"/>
           </w:tcPr>
           <w:p>
@@ -22003,9 +21986,12 @@
         </w:tc>
       </w:tr>
       <w:tr>
+        <w:trPr>
+          <w:cantSplit/>
+        </w:trPr>
         <w:tc>
           <w:tcPr>
-            <w:tcW w:w="0" w:type="auto"/>
+            <w:tcW w:w="2546" w:type="dxa"/>
             <w:vAlign w:val="center"/>
           </w:tcPr>
           <w:p>
@@ -22031,7 +22017,7 @@
         </w:tc>
         <w:tc>
           <w:tcPr>
-            <w:tcW w:w="0" w:type="auto"/>
+            <w:tcW w:w="2694" w:type="dxa"/>
             <w:vAlign w:val="center"/>
           </w:tcPr>
           <w:p>
@@ -22055,7 +22041,7 @@
         </w:tc>
         <w:tc>
           <w:tcPr>
-            <w:tcW w:w="0" w:type="auto"/>
+            <w:tcW w:w="3871" w:type="dxa"/>
             <w:vAlign w:val="center"/>
           </w:tcPr>
           <w:p>
@@ -22079,9 +22065,12 @@
         </w:tc>
       </w:tr>
       <w:tr>
+        <w:trPr>
+          <w:cantSplit/>
+        </w:trPr>
         <w:tc>
           <w:tcPr>
-            <w:tcW w:w="0" w:type="auto"/>
+            <w:tcW w:w="2546" w:type="dxa"/>
             <w:vAlign w:val="center"/>
           </w:tcPr>
           <w:p>
@@ -22106,7 +22095,7 @@
         </w:tc>
         <w:tc>
           <w:tcPr>
-            <w:tcW w:w="0" w:type="auto"/>
+            <w:tcW w:w="2694" w:type="dxa"/>
             <w:vAlign w:val="center"/>
           </w:tcPr>
           <w:p>
@@ -22129,7 +22118,7 @@
         </w:tc>
         <w:tc>
           <w:tcPr>
-            <w:tcW w:w="0" w:type="auto"/>
+            <w:tcW w:w="3871" w:type="dxa"/>
             <w:vAlign w:val="center"/>
           </w:tcPr>
           <w:p>
@@ -22153,9 +22142,12 @@
         </w:tc>
       </w:tr>
       <w:tr>
+        <w:trPr>
+          <w:cantSplit/>
+        </w:trPr>
         <w:tc>
           <w:tcPr>
-            <w:tcW w:w="0" w:type="auto"/>
+            <w:tcW w:w="2546" w:type="dxa"/>
             <w:vAlign w:val="center"/>
           </w:tcPr>
           <w:p>
@@ -22180,7 +22172,7 @@
         </w:tc>
         <w:tc>
           <w:tcPr>
-            <w:tcW w:w="0" w:type="auto"/>
+            <w:tcW w:w="2694" w:type="dxa"/>
             <w:vAlign w:val="center"/>
           </w:tcPr>
           <w:p>
@@ -22203,7 +22195,7 @@
         </w:tc>
         <w:tc>
           <w:tcPr>
-            <w:tcW w:w="0" w:type="auto"/>
+            <w:tcW w:w="3871" w:type="dxa"/>
             <w:vAlign w:val="center"/>
           </w:tcPr>
           <w:p>
@@ -22268,7 +22260,6 @@
         <w:ind w:left="0" w:firstLine="567"/>
       </w:pPr>
       <w:r>
-        <w:lastRenderedPageBreak/>
         <w:t>Mở kết nối (Open Connection) bằng đối tượng SqlConnection.</w:t>
       </w:r>
     </w:p>
@@ -22295,6 +22286,7 @@
         <w:ind w:left="0" w:firstLine="567"/>
       </w:pPr>
       <w:r>
+        <w:lastRenderedPageBreak/>
         <w:t>Đọc hoặc lấy dữ liệu bằng SqlDataReader hoặc DataAdapter + DataSet.</w:t>
       </w:r>
     </w:p>
@@ -22628,7 +22620,6 @@
       </w:pPr>
       <w:bookmarkStart w:id="158" w:name="_Toc214624476"/>
       <w:r>
-        <w:lastRenderedPageBreak/>
         <w:t>2.6.3 Cấu trúc của SQL Server</w:t>
       </w:r>
       <w:bookmarkEnd w:id="158"/>
@@ -22693,6 +22684,7 @@
         <w:rPr>
           <w:b/>
         </w:rPr>
+        <w:lastRenderedPageBreak/>
         <w:t>Database Engine</w:t>
       </w:r>
       <w:r>
@@ -22931,23 +22923,23 @@
         <w:pStyle w:val="BaoCao"/>
       </w:pPr>
       <w:r>
+        <w:t>Tăng tốc quá trình phát triển giao diện web.</w:t>
+      </w:r>
+    </w:p>
+    <w:p>
+      <w:pPr>
+        <w:pStyle w:val="BaoCao"/>
+      </w:pPr>
+      <w:r>
+        <w:t>Đảm bảo tính thống nhất về thiết kế trên nhiều trình duyệt và thiết bị.</w:t>
+      </w:r>
+    </w:p>
+    <w:p>
+      <w:pPr>
+        <w:pStyle w:val="BaoCao"/>
+      </w:pPr>
+      <w:r>
         <w:lastRenderedPageBreak/>
-        <w:t>Tăng tốc quá trình phát triển giao diện web.</w:t>
-      </w:r>
-    </w:p>
-    <w:p>
-      <w:pPr>
-        <w:pStyle w:val="BaoCao"/>
-      </w:pPr>
-      <w:r>
-        <w:t>Đảm bảo tính thống nhất về thiết kế trên nhiều trình duyệt và thiết bị.</w:t>
-      </w:r>
-    </w:p>
-    <w:p>
-      <w:pPr>
-        <w:pStyle w:val="BaoCao"/>
-      </w:pPr>
-      <w:r>
         <w:t>Hỗ trợ thiết kế web responsive (giao diện thích ứng với mọi kích thước màn hình).</w:t>
       </w:r>
     </w:p>
@@ -23126,6 +23118,16 @@
         <w:pStyle w:val="Heading3"/>
       </w:pPr>
       <w:bookmarkStart w:id="166" w:name="_Toc214624484"/>
+    </w:p>
+    <w:p>
+      <w:pPr>
+        <w:pStyle w:val="Heading3"/>
+      </w:pPr>
+    </w:p>
+    <w:p>
+      <w:pPr>
+        <w:pStyle w:val="Heading3"/>
+      </w:pPr>
       <w:r>
         <w:lastRenderedPageBreak/>
         <w:t xml:space="preserve">2.7.4 </w:t>
@@ -23636,18 +23638,96 @@
       </w:pPr>
       <w:r>
         <w:rPr>
+          <w:b/>
+          <w:bCs/>
+          <w:i/>
+          <w:iCs/>
+          <w:noProof/>
+        </w:rPr>
+        <w:drawing>
+          <wp:anchor distT="0" distB="0" distL="114300" distR="114300" simplePos="0" relativeHeight="251780096" behindDoc="1" locked="0" layoutInCell="1" allowOverlap="1" wp14:anchorId="0A51DE3A" wp14:editId="0FF70F79">
+            <wp:simplePos x="0" y="0"/>
+            <wp:positionH relativeFrom="margin">
+              <wp:posOffset>-1905</wp:posOffset>
+            </wp:positionH>
+            <wp:positionV relativeFrom="paragraph">
+              <wp:posOffset>392430</wp:posOffset>
+            </wp:positionV>
+            <wp:extent cx="5972175" cy="2035810"/>
+            <wp:effectExtent l="0" t="0" r="9525" b="2540"/>
+            <wp:wrapTopAndBottom/>
+            <wp:docPr id="8506196" name="Picture 1"/>
+            <wp:cNvGraphicFramePr>
+              <a:graphicFrameLocks xmlns:a="http://schemas.openxmlformats.org/drawingml/2006/main" noChangeAspect="1"/>
+            </wp:cNvGraphicFramePr>
+            <a:graphic xmlns:a="http://schemas.openxmlformats.org/drawingml/2006/main">
+              <a:graphicData uri="http://schemas.openxmlformats.org/drawingml/2006/picture">
+                <pic:pic xmlns:pic="http://schemas.openxmlformats.org/drawingml/2006/picture">
+                  <pic:nvPicPr>
+                    <pic:cNvPr id="8506196" name=""/>
+                    <pic:cNvPicPr/>
+                  </pic:nvPicPr>
+                  <pic:blipFill>
+                    <a:blip r:embed="rId12">
+                      <a:extLst>
+                        <a:ext uri="{28A0092B-C50C-407E-A947-70E740481C1C}">
+                          <a14:useLocalDpi xmlns:a14="http://schemas.microsoft.com/office/drawing/2010/main" val="0"/>
+                        </a:ext>
+                      </a:extLst>
+                    </a:blip>
+                    <a:stretch>
+                      <a:fillRect/>
+                    </a:stretch>
+                  </pic:blipFill>
+                  <pic:spPr>
+                    <a:xfrm>
+                      <a:off x="0" y="0"/>
+                      <a:ext cx="5972175" cy="2035810"/>
+                    </a:xfrm>
+                    <a:prstGeom prst="rect">
+                      <a:avLst/>
+                    </a:prstGeom>
+                  </pic:spPr>
+                </pic:pic>
+              </a:graphicData>
+            </a:graphic>
+            <wp14:sizeRelV relativeFrom="margin">
+              <wp14:pctHeight>0</wp14:pctHeight>
+            </wp14:sizeRelV>
+          </wp:anchor>
+        </w:drawing>
+      </w:r>
+      <w:r>
+        <w:rPr>
+          <w:b/>
+          <w:bCs/>
+          <w:i/>
+          <w:iCs/>
+        </w:rPr>
+        <w:t>Dưới đây là một số bảng dữ liệu thực nghiệm chính</w:t>
+      </w:r>
+      <w:r>
+        <w:t>:</w:t>
+      </w:r>
+    </w:p>
+    <w:p>
+      <w:pPr>
+        <w:pStyle w:val="BaoCao"/>
+      </w:pPr>
+      <w:r>
+        <w:rPr>
           <w:noProof/>
         </w:rPr>
         <mc:AlternateContent>
           <mc:Choice Requires="wps">
             <w:drawing>
-              <wp:anchor distT="0" distB="0" distL="114300" distR="114300" simplePos="0" relativeHeight="251784192" behindDoc="0" locked="0" layoutInCell="1" allowOverlap="1" wp14:anchorId="4925A4A4" wp14:editId="749F411A">
+              <wp:anchor distT="0" distB="0" distL="114300" distR="114300" simplePos="0" relativeHeight="251784192" behindDoc="0" locked="0" layoutInCell="1" allowOverlap="1" wp14:anchorId="4925A4A4" wp14:editId="4EBEA215">
                 <wp:simplePos x="0" y="0"/>
                 <wp:positionH relativeFrom="margin">
-                  <wp:posOffset>1555687</wp:posOffset>
+                  <wp:posOffset>1555115</wp:posOffset>
                 </wp:positionH>
                 <wp:positionV relativeFrom="paragraph">
-                  <wp:posOffset>2577150</wp:posOffset>
+                  <wp:posOffset>2216150</wp:posOffset>
                 </wp:positionV>
                 <wp:extent cx="2876550" cy="241300"/>
                 <wp:effectExtent l="0" t="0" r="0" b="6350"/>
@@ -23779,7 +23859,11 @@
           </mc:Choice>
           <mc:Fallback>
             <w:pict>
-              <v:shape w14:anchorId="4925A4A4" id="_x0000_s1033" type="#_x0000_t202" style="position:absolute;left:0;text-align:left;margin-left:122.5pt;margin-top:202.95pt;width:226.5pt;height:19pt;z-index:251784192;visibility:visible;mso-wrap-style:square;mso-width-percent:0;mso-height-percent:0;mso-wrap-distance-left:9pt;mso-wrap-distance-top:0;mso-wrap-distance-right:9pt;mso-wrap-distance-bottom:0;mso-position-horizontal:absolute;mso-position-horizontal-relative:margin;mso-position-vertical:absolute;mso-position-vertical-relative:text;mso-width-percent:0;mso-height-percent:0;mso-width-relative:margin;mso-height-relative:margin;v-text-anchor:top" o:gfxdata="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" stroked="f">
+              <v:shapetype w14:anchorId="4925A4A4" id="_x0000_t202" coordsize="21600,21600" o:spt="202" path="m,l,21600r21600,l21600,xe">
+                <v:stroke joinstyle="miter"/>
+                <v:path gradientshapeok="t" o:connecttype="rect"/>
+              </v:shapetype>
+              <v:shape id="_x0000_s1033" type="#_x0000_t202" style="position:absolute;left:0;text-align:left;margin-left:122.45pt;margin-top:174.5pt;width:226.5pt;height:19pt;z-index:251784192;visibility:visible;mso-wrap-style:square;mso-width-percent:0;mso-height-percent:0;mso-wrap-distance-left:9pt;mso-wrap-distance-top:0;mso-wrap-distance-right:9pt;mso-wrap-distance-bottom:0;mso-position-horizontal:absolute;mso-position-horizontal-relative:margin;mso-position-vertical:absolute;mso-position-vertical-relative:text;mso-width-percent:0;mso-height-percent:0;mso-width-relative:margin;mso-height-relative:margin;v-text-anchor:top" o:gfxdata="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" stroked="f">
                 <v:textbox inset="0,0,0,0">
                   <w:txbxContent>
                     <w:p>
@@ -23797,7 +23881,7 @@
                           <w:szCs w:val="26"/>
                         </w:rPr>
                       </w:pPr>
-                      <w:bookmarkStart w:id="175" w:name="_Toc214615944"/>
+                      <w:bookmarkStart w:id="174" w:name="_Toc214615944"/>
                       <w:r>
                         <w:rPr>
                           <w:iCs w:val="0"/>
@@ -23862,7 +23946,7 @@
                         </w:rPr>
                         <w:t xml:space="preserve"> Bảng dữ liệu tài khoản người dùng</w:t>
                       </w:r>
-                      <w:bookmarkEnd w:id="175"/>
+                      <w:bookmarkEnd w:id="174"/>
                     </w:p>
                   </w:txbxContent>
                 </v:textbox>
@@ -23873,178 +23957,31 @@
         </mc:AlternateContent>
       </w:r>
       <w:r>
-        <w:rPr>
-          <w:b/>
-          <w:bCs/>
-          <w:i/>
-          <w:iCs/>
+        <w:t xml:space="preserve">- Bảng dữ liệu người dùng cho thấy các thông tin tài khoản khách hàng, người dùng đăng ký được lưu vào CSDL của hệ thống. </w:t>
+      </w:r>
+    </w:p>
+    <w:p>
+      <w:pPr>
+        <w:pStyle w:val="BaoCao"/>
+      </w:pPr>
+      <w:r>
+        <w:rPr>
           <w:noProof/>
         </w:rPr>
-        <w:drawing>
-          <wp:anchor distT="0" distB="0" distL="114300" distR="114300" simplePos="0" relativeHeight="251780096" behindDoc="1" locked="0" layoutInCell="1" allowOverlap="1" wp14:anchorId="0A51DE3A" wp14:editId="01C70515">
-            <wp:simplePos x="0" y="0"/>
-            <wp:positionH relativeFrom="margin">
-              <wp:posOffset>-1905</wp:posOffset>
-            </wp:positionH>
-            <wp:positionV relativeFrom="paragraph">
-              <wp:posOffset>392430</wp:posOffset>
-            </wp:positionV>
-            <wp:extent cx="5972175" cy="2035810"/>
-            <wp:effectExtent l="0" t="0" r="9525" b="2540"/>
-            <wp:wrapTopAndBottom/>
-            <wp:docPr id="8506196" name="Picture 1"/>
-            <wp:cNvGraphicFramePr>
-              <a:graphicFrameLocks xmlns:a="http://schemas.openxmlformats.org/drawingml/2006/main" noChangeAspect="1"/>
-            </wp:cNvGraphicFramePr>
-            <a:graphic xmlns:a="http://schemas.openxmlformats.org/drawingml/2006/main">
-              <a:graphicData uri="http://schemas.openxmlformats.org/drawingml/2006/picture">
-                <pic:pic xmlns:pic="http://schemas.openxmlformats.org/drawingml/2006/picture">
-                  <pic:nvPicPr>
-                    <pic:cNvPr id="8506196" name=""/>
-                    <pic:cNvPicPr/>
-                  </pic:nvPicPr>
-                  <pic:blipFill>
-                    <a:blip r:embed="rId12">
-                      <a:extLst>
-                        <a:ext uri="{28A0092B-C50C-407E-A947-70E740481C1C}">
-                          <a14:useLocalDpi xmlns:a14="http://schemas.microsoft.com/office/drawing/2010/main" val="0"/>
-                        </a:ext>
-                      </a:extLst>
-                    </a:blip>
-                    <a:stretch>
-                      <a:fillRect/>
-                    </a:stretch>
-                  </pic:blipFill>
-                  <pic:spPr>
-                    <a:xfrm>
-                      <a:off x="0" y="0"/>
-                      <a:ext cx="5972175" cy="2035810"/>
-                    </a:xfrm>
-                    <a:prstGeom prst="rect">
-                      <a:avLst/>
-                    </a:prstGeom>
-                  </pic:spPr>
-                </pic:pic>
-              </a:graphicData>
-            </a:graphic>
-            <wp14:sizeRelV relativeFrom="margin">
-              <wp14:pctHeight>0</wp14:pctHeight>
-            </wp14:sizeRelV>
-          </wp:anchor>
-        </w:drawing>
-      </w:r>
-      <w:r>
-        <w:rPr>
-          <w:b/>
-          <w:bCs/>
-          <w:i/>
-          <w:iCs/>
-        </w:rPr>
-        <w:t>Dưới đây là một số bảng dữ liệu thực nghiệm chính</w:t>
-      </w:r>
-      <w:r>
-        <w:t>:</w:t>
-      </w:r>
-    </w:p>
-    <w:p>
-      <w:pPr>
-        <w:spacing w:before="120" w:after="120" w:line="360" w:lineRule="auto"/>
-        <w:rPr>
-          <w:rFonts w:cs="Times New Roman"/>
-          <w:szCs w:val="26"/>
-        </w:rPr>
-      </w:pPr>
-      <w:r>
-        <w:rPr>
-          <w:rFonts w:cs="Times New Roman"/>
-          <w:szCs w:val="26"/>
-        </w:rPr>
-        <w:br w:type="page"/>
-      </w:r>
-    </w:p>
-    <w:p>
-      <w:pPr>
-        <w:spacing w:before="120" w:after="120" w:line="360" w:lineRule="auto"/>
-        <w:rPr>
-          <w:rFonts w:cs="Times New Roman"/>
-          <w:szCs w:val="26"/>
-        </w:rPr>
-      </w:pPr>
-      <w:r>
-        <w:rPr>
-          <w:noProof/>
-        </w:rPr>
         <w:lastRenderedPageBreak/>
-        <w:drawing>
-          <wp:anchor distT="0" distB="0" distL="114300" distR="114300" simplePos="0" relativeHeight="251782144" behindDoc="0" locked="0" layoutInCell="1" allowOverlap="1" wp14:anchorId="4B1A97F9" wp14:editId="1D1A88A0">
-            <wp:simplePos x="0" y="0"/>
-            <wp:positionH relativeFrom="margin">
-              <wp:align>center</wp:align>
-            </wp:positionH>
-            <wp:positionV relativeFrom="page">
-              <wp:posOffset>3249300</wp:posOffset>
-            </wp:positionV>
-            <wp:extent cx="5972175" cy="1949450"/>
-            <wp:effectExtent l="0" t="0" r="9525" b="0"/>
-            <wp:wrapTopAndBottom/>
-            <wp:docPr id="1778109843" name="Picture 1"/>
-            <wp:cNvGraphicFramePr>
-              <a:graphicFrameLocks xmlns:a="http://schemas.openxmlformats.org/drawingml/2006/main" noChangeAspect="1"/>
-            </wp:cNvGraphicFramePr>
-            <a:graphic xmlns:a="http://schemas.openxmlformats.org/drawingml/2006/main">
-              <a:graphicData uri="http://schemas.openxmlformats.org/drawingml/2006/picture">
-                <pic:pic xmlns:pic="http://schemas.openxmlformats.org/drawingml/2006/picture">
-                  <pic:nvPicPr>
-                    <pic:cNvPr id="1778109843" name=""/>
-                    <pic:cNvPicPr/>
-                  </pic:nvPicPr>
-                  <pic:blipFill>
-                    <a:blip r:embed="rId13">
-                      <a:extLst>
-                        <a:ext uri="{28A0092B-C50C-407E-A947-70E740481C1C}">
-                          <a14:useLocalDpi xmlns:a14="http://schemas.microsoft.com/office/drawing/2010/main" val="0"/>
-                        </a:ext>
-                      </a:extLst>
-                    </a:blip>
-                    <a:stretch>
-                      <a:fillRect/>
-                    </a:stretch>
-                  </pic:blipFill>
-                  <pic:spPr>
-                    <a:xfrm>
-                      <a:off x="0" y="0"/>
-                      <a:ext cx="5972175" cy="1949450"/>
-                    </a:xfrm>
-                    <a:prstGeom prst="rect">
-                      <a:avLst/>
-                    </a:prstGeom>
-                  </pic:spPr>
-                </pic:pic>
-              </a:graphicData>
-            </a:graphic>
-            <wp14:sizeRelV relativeFrom="margin">
-              <wp14:pctHeight>0</wp14:pctHeight>
-            </wp14:sizeRelV>
-          </wp:anchor>
-        </w:drawing>
-      </w:r>
-      <w:r>
-        <w:rPr>
-          <w:noProof/>
-        </w:rPr>
         <mc:AlternateContent>
           <mc:Choice Requires="wps">
             <w:drawing>
-              <wp:anchor distT="0" distB="0" distL="114300" distR="114300" simplePos="0" relativeHeight="251788288" behindDoc="0" locked="0" layoutInCell="1" allowOverlap="1" wp14:anchorId="2D98B56A" wp14:editId="7D47DD30">
+              <wp:anchor distT="0" distB="0" distL="114300" distR="114300" simplePos="0" relativeHeight="251788288" behindDoc="0" locked="0" layoutInCell="1" allowOverlap="1" wp14:anchorId="2D98B56A" wp14:editId="595501C1">
                 <wp:simplePos x="0" y="0"/>
                 <wp:positionH relativeFrom="margin">
-                  <wp:align>center</wp:align>
+                  <wp:posOffset>1835150</wp:posOffset>
                 </wp:positionH>
                 <wp:positionV relativeFrom="paragraph">
-                  <wp:posOffset>4652845</wp:posOffset>
+                  <wp:posOffset>4921250</wp:posOffset>
                 </wp:positionV>
-                <wp:extent cx="2305050" cy="219075"/>
-                <wp:effectExtent l="0" t="0" r="0" b="9525"/>
+                <wp:extent cx="2305050" cy="267335"/>
+                <wp:effectExtent l="0" t="0" r="0" b="0"/>
                 <wp:wrapTopAndBottom/>
                 <wp:docPr id="1864228888" name="Text Box 1"/>
                 <wp:cNvGraphicFramePr/>
@@ -24055,7 +23992,7 @@
                       <wps:spPr>
                         <a:xfrm>
                           <a:off x="0" y="0"/>
-                          <a:ext cx="2305050" cy="219075"/>
+                          <a:ext cx="2305050" cy="267335"/>
                         </a:xfrm>
                         <a:prstGeom prst="rect">
                           <a:avLst/>
@@ -24080,7 +24017,7 @@
                                 <w:szCs w:val="26"/>
                               </w:rPr>
                             </w:pPr>
-                            <w:bookmarkStart w:id="174" w:name="_Toc214615945"/>
+                            <w:bookmarkStart w:id="175" w:name="_Toc214615945"/>
                             <w:r>
                               <w:rPr>
                                 <w:iCs w:val="0"/>
@@ -24145,7 +24082,7 @@
                               </w:rPr>
                               <w:t xml:space="preserve"> Bảng dữ liệu sản phẩm</w:t>
                             </w:r>
-                            <w:bookmarkEnd w:id="174"/>
+                            <w:bookmarkEnd w:id="175"/>
                           </w:p>
                         </w:txbxContent>
                       </wps:txbx>
@@ -24169,11 +24106,7 @@
           </mc:Choice>
           <mc:Fallback>
             <w:pict>
-              <v:shapetype w14:anchorId="2D98B56A" id="_x0000_t202" coordsize="21600,21600" o:spt="202" path="m,l,21600r21600,l21600,xe">
-                <v:stroke joinstyle="miter"/>
-                <v:path gradientshapeok="t" o:connecttype="rect"/>
-              </v:shapetype>
-              <v:shape id="_x0000_s1034" type="#_x0000_t202" style="position:absolute;margin-left:0;margin-top:366.35pt;width:181.5pt;height:17.25pt;z-index:251788288;visibility:visible;mso-wrap-style:square;mso-width-percent:0;mso-height-percent:0;mso-wrap-distance-left:9pt;mso-wrap-distance-top:0;mso-wrap-distance-right:9pt;mso-wrap-distance-bottom:0;mso-position-horizontal:center;mso-position-horizontal-relative:margin;mso-position-vertical:absolute;mso-position-vertical-relative:text;mso-width-percent:0;mso-height-percent:0;mso-width-relative:margin;mso-height-relative:margin;v-text-anchor:top" o:gfxdata="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" stroked="f">
+              <v:shape w14:anchorId="2D98B56A" id="_x0000_s1034" type="#_x0000_t202" style="position:absolute;left:0;text-align:left;margin-left:144.5pt;margin-top:387.5pt;width:181.5pt;height:21.05pt;z-index:251788288;visibility:visible;mso-wrap-style:square;mso-width-percent:0;mso-height-percent:0;mso-wrap-distance-left:9pt;mso-wrap-distance-top:0;mso-wrap-distance-right:9pt;mso-wrap-distance-bottom:0;mso-position-horizontal:absolute;mso-position-horizontal-relative:margin;mso-position-vertical:absolute;mso-position-vertical-relative:text;mso-width-percent:0;mso-height-percent:0;mso-width-relative:margin;mso-height-relative:margin;v-text-anchor:top" o:gfxdata="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" stroked="f">
                 <v:textbox inset="0,0,0,0">
                   <w:txbxContent>
                     <w:p>
@@ -24187,7 +24120,7 @@
                           <w:szCs w:val="26"/>
                         </w:rPr>
                       </w:pPr>
-                      <w:bookmarkStart w:id="175" w:name="_Toc214615945"/>
+                      <w:bookmarkStart w:id="176" w:name="_Toc214615945"/>
                       <w:r>
                         <w:rPr>
                           <w:iCs w:val="0"/>
@@ -24252,7 +24185,7 @@
                         </w:rPr>
                         <w:t xml:space="preserve"> Bảng dữ liệu sản phẩm</w:t>
                       </w:r>
-                      <w:bookmarkEnd w:id="175"/>
+                      <w:bookmarkEnd w:id="176"/>
                     </w:p>
                   </w:txbxContent>
                 </v:textbox>
@@ -24267,18 +24200,18 @@
           <w:noProof/>
         </w:rPr>
         <w:drawing>
-          <wp:anchor distT="0" distB="0" distL="114300" distR="114300" simplePos="0" relativeHeight="251781120" behindDoc="1" locked="0" layoutInCell="1" allowOverlap="1" wp14:anchorId="2FEF0889" wp14:editId="487175F1">
+          <wp:anchor distT="0" distB="0" distL="114300" distR="114300" simplePos="0" relativeHeight="251782144" behindDoc="0" locked="0" layoutInCell="1" allowOverlap="1" wp14:anchorId="4B1A97F9" wp14:editId="22C94C58">
             <wp:simplePos x="0" y="0"/>
             <wp:positionH relativeFrom="margin">
-              <wp:align>left</wp:align>
+              <wp:posOffset>-4445</wp:posOffset>
             </wp:positionH>
             <wp:positionV relativeFrom="page">
-              <wp:posOffset>709930</wp:posOffset>
+              <wp:posOffset>3544714</wp:posOffset>
             </wp:positionV>
-            <wp:extent cx="5972175" cy="1957070"/>
-            <wp:effectExtent l="0" t="0" r="9525" b="5080"/>
+            <wp:extent cx="5972175" cy="1949450"/>
+            <wp:effectExtent l="0" t="0" r="9525" b="0"/>
             <wp:wrapTopAndBottom/>
-            <wp:docPr id="941183460" name="Picture 1"/>
+            <wp:docPr id="1778109843" name="Picture 1"/>
             <wp:cNvGraphicFramePr>
               <a:graphicFrameLocks xmlns:a="http://schemas.openxmlformats.org/drawingml/2006/main" noChangeAspect="1"/>
             </wp:cNvGraphicFramePr>
@@ -24286,11 +24219,11 @@
               <a:graphicData uri="http://schemas.openxmlformats.org/drawingml/2006/picture">
                 <pic:pic xmlns:pic="http://schemas.openxmlformats.org/drawingml/2006/picture">
                   <pic:nvPicPr>
-                    <pic:cNvPr id="941183460" name=""/>
+                    <pic:cNvPr id="1778109843" name=""/>
                     <pic:cNvPicPr/>
                   </pic:nvPicPr>
                   <pic:blipFill>
-                    <a:blip r:embed="rId14">
+                    <a:blip r:embed="rId13">
                       <a:extLst>
                         <a:ext uri="{28A0092B-C50C-407E-A947-70E740481C1C}">
                           <a14:useLocalDpi xmlns:a14="http://schemas.microsoft.com/office/drawing/2010/main" val="0"/>
@@ -24304,7 +24237,7 @@
                   <pic:spPr>
                     <a:xfrm>
                       <a:off x="0" y="0"/>
-                      <a:ext cx="5972175" cy="1957070"/>
+                      <a:ext cx="5972175" cy="1949450"/>
                     </a:xfrm>
                     <a:prstGeom prst="rect">
                       <a:avLst/>
@@ -24326,7 +24259,7 @@
         <mc:AlternateContent>
           <mc:Choice Requires="wps">
             <w:drawing>
-              <wp:anchor distT="0" distB="0" distL="114300" distR="114300" simplePos="0" relativeHeight="251786240" behindDoc="0" locked="0" layoutInCell="1" allowOverlap="1" wp14:anchorId="25942154" wp14:editId="5699E571">
+              <wp:anchor distT="0" distB="0" distL="114300" distR="114300" simplePos="0" relativeHeight="251786240" behindDoc="0" locked="0" layoutInCell="1" allowOverlap="1" wp14:anchorId="25942154" wp14:editId="7EEA422F">
                 <wp:simplePos x="0" y="0"/>
                 <wp:positionH relativeFrom="margin">
                   <wp:align>center</wp:align>
@@ -24334,8 +24267,8 @@
                 <wp:positionV relativeFrom="paragraph">
                   <wp:posOffset>2098302</wp:posOffset>
                 </wp:positionV>
-                <wp:extent cx="2085975" cy="203835"/>
-                <wp:effectExtent l="0" t="0" r="9525" b="5715"/>
+                <wp:extent cx="2085975" cy="287020"/>
+                <wp:effectExtent l="0" t="0" r="9525" b="0"/>
                 <wp:wrapTopAndBottom/>
                 <wp:docPr id="1956910546" name="Text Box 1"/>
                 <wp:cNvGraphicFramePr/>
@@ -24346,7 +24279,7 @@
                       <wps:spPr>
                         <a:xfrm>
                           <a:off x="0" y="0"/>
-                          <a:ext cx="2085975" cy="203835"/>
+                          <a:ext cx="2085975" cy="287079"/>
                         </a:xfrm>
                         <a:prstGeom prst="rect">
                           <a:avLst/>
@@ -24371,7 +24304,7 @@
                                 <w:szCs w:val="26"/>
                               </w:rPr>
                             </w:pPr>
-                            <w:bookmarkStart w:id="176" w:name="_Toc214615946"/>
+                            <w:bookmarkStart w:id="177" w:name="_Toc214615946"/>
                             <w:r>
                               <w:rPr>
                                 <w:iCs w:val="0"/>
@@ -24436,7 +24369,7 @@
                               </w:rPr>
                               <w:t xml:space="preserve"> Bảng dữ liệu đơn hàng</w:t>
                             </w:r>
-                            <w:bookmarkEnd w:id="176"/>
+                            <w:bookmarkEnd w:id="177"/>
                           </w:p>
                         </w:txbxContent>
                       </wps:txbx>
@@ -24460,7 +24393,7 @@
           </mc:Choice>
           <mc:Fallback>
             <w:pict>
-              <v:shape w14:anchorId="25942154" id="_x0000_s1035" type="#_x0000_t202" style="position:absolute;margin-left:0;margin-top:165.2pt;width:164.25pt;height:16.05pt;z-index:251786240;visibility:visible;mso-wrap-style:square;mso-width-percent:0;mso-height-percent:0;mso-wrap-distance-left:9pt;mso-wrap-distance-top:0;mso-wrap-distance-right:9pt;mso-wrap-distance-bottom:0;mso-position-horizontal:center;mso-position-horizontal-relative:margin;mso-position-vertical:absolute;mso-position-vertical-relative:text;mso-width-percent:0;mso-height-percent:0;mso-width-relative:margin;mso-height-relative:margin;v-text-anchor:top" o:gfxdata="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" stroked="f">
+              <v:shape w14:anchorId="25942154" id="_x0000_s1035" type="#_x0000_t202" style="position:absolute;left:0;text-align:left;margin-left:0;margin-top:165.2pt;width:164.25pt;height:22.6pt;z-index:251786240;visibility:visible;mso-wrap-style:square;mso-width-percent:0;mso-height-percent:0;mso-wrap-distance-left:9pt;mso-wrap-distance-top:0;mso-wrap-distance-right:9pt;mso-wrap-distance-bottom:0;mso-position-horizontal:center;mso-position-horizontal-relative:margin;mso-position-vertical:absolute;mso-position-vertical-relative:text;mso-width-percent:0;mso-height-percent:0;mso-width-relative:margin;mso-height-relative:margin;v-text-anchor:top" o:gfxdata="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" stroked="f">
                 <v:textbox inset="0,0,0,0">
                   <w:txbxContent>
                     <w:p>
@@ -24474,7 +24407,7 @@
                           <w:szCs w:val="26"/>
                         </w:rPr>
                       </w:pPr>
-                      <w:bookmarkStart w:id="177" w:name="_Toc214615946"/>
+                      <w:bookmarkStart w:id="178" w:name="_Toc214615946"/>
                       <w:r>
                         <w:rPr>
                           <w:iCs w:val="0"/>
@@ -24539,7 +24472,7 @@
                         </w:rPr>
                         <w:t xml:space="preserve"> Bảng dữ liệu đơn hàng</w:t>
                       </w:r>
-                      <w:bookmarkEnd w:id="177"/>
+                      <w:bookmarkEnd w:id="178"/>
                     </w:p>
                   </w:txbxContent>
                 </v:textbox>
@@ -24551,9 +24484,112 @@
       </w:r>
       <w:r>
         <w:rPr>
-          <w:rFonts w:cs="Times New Roman"/>
-          <w:szCs w:val="26"/>
-        </w:rPr>
+          <w:noProof/>
+        </w:rPr>
+        <w:drawing>
+          <wp:anchor distT="0" distB="0" distL="114300" distR="114300" simplePos="0" relativeHeight="251781120" behindDoc="1" locked="0" layoutInCell="1" allowOverlap="1" wp14:anchorId="2FEF0889" wp14:editId="6E66C746">
+            <wp:simplePos x="0" y="0"/>
+            <wp:positionH relativeFrom="margin">
+              <wp:align>left</wp:align>
+            </wp:positionH>
+            <wp:positionV relativeFrom="page">
+              <wp:posOffset>709930</wp:posOffset>
+            </wp:positionV>
+            <wp:extent cx="5972175" cy="1957070"/>
+            <wp:effectExtent l="0" t="0" r="9525" b="5080"/>
+            <wp:wrapTopAndBottom/>
+            <wp:docPr id="941183460" name="Picture 1"/>
+            <wp:cNvGraphicFramePr>
+              <a:graphicFrameLocks xmlns:a="http://schemas.openxmlformats.org/drawingml/2006/main" noChangeAspect="1"/>
+            </wp:cNvGraphicFramePr>
+            <a:graphic xmlns:a="http://schemas.openxmlformats.org/drawingml/2006/main">
+              <a:graphicData uri="http://schemas.openxmlformats.org/drawingml/2006/picture">
+                <pic:pic xmlns:pic="http://schemas.openxmlformats.org/drawingml/2006/picture">
+                  <pic:nvPicPr>
+                    <pic:cNvPr id="941183460" name=""/>
+                    <pic:cNvPicPr/>
+                  </pic:nvPicPr>
+                  <pic:blipFill>
+                    <a:blip r:embed="rId14">
+                      <a:extLst>
+                        <a:ext uri="{28A0092B-C50C-407E-A947-70E740481C1C}">
+                          <a14:useLocalDpi xmlns:a14="http://schemas.microsoft.com/office/drawing/2010/main" val="0"/>
+                        </a:ext>
+                      </a:extLst>
+                    </a:blip>
+                    <a:stretch>
+                      <a:fillRect/>
+                    </a:stretch>
+                  </pic:blipFill>
+                  <pic:spPr>
+                    <a:xfrm>
+                      <a:off x="0" y="0"/>
+                      <a:ext cx="5972175" cy="1957070"/>
+                    </a:xfrm>
+                    <a:prstGeom prst="rect">
+                      <a:avLst/>
+                    </a:prstGeom>
+                  </pic:spPr>
+                </pic:pic>
+              </a:graphicData>
+            </a:graphic>
+            <wp14:sizeRelV relativeFrom="margin">
+              <wp14:pctHeight>0</wp14:pctHeight>
+            </wp14:sizeRelV>
+          </wp:anchor>
+        </w:drawing>
+      </w:r>
+      <w:r>
+        <w:t xml:space="preserve">- Bảng dữ liệu đơn hàng lưu trữ các thông tin đơn hàng của khách hàng, người dùng. </w:t>
+      </w:r>
+    </w:p>
+    <w:p>
+      <w:pPr>
+        <w:pStyle w:val="BaoCao"/>
+      </w:pPr>
+      <w:r>
+        <w:t>- Bảng dữ liệu sản phẩm là nơi lưu trữ các thông tin của sản phẩm</w:t>
+      </w:r>
+      <w:r>
+        <w:t xml:space="preserve"> như</w:t>
+      </w:r>
+      <w:r>
+        <w:t>: tên sản phẩm, giá, mô tả, hình ảnh …</w:t>
+      </w:r>
+      <w:r>
+        <w:t xml:space="preserve">, do người quản trị viên quản lý, dữ liệu sẽ được </w:t>
+      </w:r>
+      <w:r>
+        <w:t xml:space="preserve">truy xuất và </w:t>
+      </w:r>
+      <w:r>
+        <w:t xml:space="preserve">hiển thị lên các giao diện quản </w:t>
+      </w:r>
+      <w:r>
+        <w:t>lý</w:t>
+      </w:r>
+      <w:r>
+        <w:t xml:space="preserve"> hoặc thông tin </w:t>
+      </w:r>
+      <w:r>
+        <w:t xml:space="preserve">của sản phẩm </w:t>
+      </w:r>
+      <w:r>
+        <w:t xml:space="preserve">được hiển thị lên trang chủ để người dùng, khách hàng có thể </w:t>
+      </w:r>
+      <w:r>
+        <w:t xml:space="preserve">nhìn </w:t>
+      </w:r>
+      <w:r>
+        <w:t xml:space="preserve">thấy và </w:t>
+      </w:r>
+      <w:r>
+        <w:t>tương tác</w:t>
+      </w:r>
+      <w:r>
+        <w:t>.</w:t>
+      </w:r>
+      <w:r>
         <w:br w:type="page"/>
       </w:r>
     </w:p>
@@ -24565,7 +24601,7 @@
           <w:rFonts w:cs="Times New Roman"/>
         </w:rPr>
       </w:pPr>
-      <w:bookmarkStart w:id="178" w:name="_Toc214624491"/>
+      <w:bookmarkStart w:id="179" w:name="_Toc214624491"/>
       <w:r>
         <w:rPr>
           <w:rFonts w:cs="Times New Roman"/>
@@ -24685,7 +24721,7 @@
         </w:rPr>
         <w:t>CỨU</w:t>
       </w:r>
-      <w:bookmarkEnd w:id="178"/>
+      <w:bookmarkEnd w:id="179"/>
     </w:p>
     <w:p>
       <w:pPr>
@@ -24697,7 +24733,7 @@
           <w:color w:val="000000"/>
         </w:rPr>
       </w:pPr>
-      <w:bookmarkStart w:id="179" w:name="_Toc214624492"/>
+      <w:bookmarkStart w:id="180" w:name="_Toc214624492"/>
       <w:r>
         <w:rPr>
           <w:rFonts w:cs="Times New Roman"/>
@@ -24940,13 +24976,13 @@
         </w:rPr>
         <w:t>ề tài</w:t>
       </w:r>
-      <w:bookmarkEnd w:id="179"/>
+      <w:bookmarkEnd w:id="180"/>
     </w:p>
     <w:p>
       <w:pPr>
         <w:pStyle w:val="Heading3"/>
       </w:pPr>
-      <w:bookmarkStart w:id="180" w:name="_Toc214624493"/>
+      <w:bookmarkStart w:id="181" w:name="_Toc214624493"/>
       <w:r>
         <w:rPr>
           <w:spacing w:val="-2"/>
@@ -24981,7 +25017,7 @@
       <w:r>
         <w:t>.NET MVC</w:t>
       </w:r>
-      <w:bookmarkEnd w:id="180"/>
+      <w:bookmarkEnd w:id="181"/>
     </w:p>
     <w:p>
       <w:pPr>
@@ -24998,7 +25034,7 @@
           <w:szCs w:val="26"/>
         </w:rPr>
       </w:pPr>
-      <w:bookmarkStart w:id="181" w:name="_Toc214624494"/>
+      <w:bookmarkStart w:id="182" w:name="_Toc214624494"/>
       <w:r>
         <w:rPr>
           <w:rFonts w:cs="Times New Roman"/>
@@ -25245,7 +25281,7 @@
         </w:rPr>
         <w:t>VC</w:t>
       </w:r>
-      <w:bookmarkEnd w:id="181"/>
+      <w:bookmarkEnd w:id="182"/>
     </w:p>
     <w:p>
       <w:pPr>
@@ -25305,7 +25341,7 @@
                                 <w:szCs w:val="26"/>
                               </w:rPr>
                             </w:pPr>
-                            <w:bookmarkStart w:id="182" w:name="_Toc214615947"/>
+                            <w:bookmarkStart w:id="183" w:name="_Toc214615947"/>
                             <w:r>
                               <w:rPr>
                                 <w:iCs w:val="0"/>
@@ -25370,7 +25406,7 @@
                               </w:rPr>
                               <w:t xml:space="preserve"> Bước 1 - Tạo Project mới trên Visual Studio</w:t>
                             </w:r>
-                            <w:bookmarkEnd w:id="182"/>
+                            <w:bookmarkEnd w:id="183"/>
                           </w:p>
                         </w:txbxContent>
                       </wps:txbx>
@@ -26126,7 +26162,7 @@
                                 <w:szCs w:val="26"/>
                               </w:rPr>
                             </w:pPr>
-                            <w:bookmarkStart w:id="186" w:name="_Toc214615949"/>
+                            <w:bookmarkStart w:id="185" w:name="_Toc214615949"/>
                             <w:r>
                               <w:rPr>
                                 <w:iCs w:val="0"/>
@@ -26191,7 +26227,7 @@
                               </w:rPr>
                               <w:t xml:space="preserve"> Bước 3 – Đặt tên cho Project và đường dẫn lưu</w:t>
                             </w:r>
-                            <w:bookmarkEnd w:id="186"/>
+                            <w:bookmarkEnd w:id="185"/>
                           </w:p>
                         </w:txbxContent>
                       </wps:txbx>
@@ -26304,9 +26340,9 @@
         <w:t>Bước 4: Nhấn “Create” để tiếp tục</w:t>
       </w:r>
     </w:p>
-    <w:bookmarkStart w:id="187" w:name="_Toc214361029"/>
-    <w:bookmarkStart w:id="188" w:name="_Toc214361282"/>
-    <w:bookmarkStart w:id="189" w:name="_Toc214361943"/>
+    <w:bookmarkStart w:id="186" w:name="_Toc214361029"/>
+    <w:bookmarkStart w:id="187" w:name="_Toc214361282"/>
+    <w:bookmarkStart w:id="188" w:name="_Toc214361943"/>
     <w:p>
       <w:pPr>
         <w:spacing w:before="120" w:after="120" w:line="23" w:lineRule="atLeast"/>
@@ -26371,7 +26407,7 @@
                                 <w:szCs w:val="26"/>
                               </w:rPr>
                             </w:pPr>
-                            <w:bookmarkStart w:id="190" w:name="_Toc214615950"/>
+                            <w:bookmarkStart w:id="189" w:name="_Toc214615950"/>
                             <w:r>
                               <w:rPr>
                                 <w:iCs w:val="0"/>
@@ -26436,7 +26472,7 @@
                               </w:rPr>
                               <w:t xml:space="preserve"> Bước 4 – nhấn chọn Create</w:t>
                             </w:r>
-                            <w:bookmarkEnd w:id="190"/>
+                            <w:bookmarkEnd w:id="189"/>
                           </w:p>
                         </w:txbxContent>
                       </wps:txbx>
@@ -26551,9 +26587,9 @@
           </mc:Fallback>
         </mc:AlternateContent>
       </w:r>
+      <w:bookmarkEnd w:id="186"/>
       <w:bookmarkEnd w:id="187"/>
       <w:bookmarkEnd w:id="188"/>
-      <w:bookmarkEnd w:id="189"/>
     </w:p>
     <w:p>
       <w:pPr>
@@ -26564,6 +26600,7 @@
         </w:rPr>
       </w:pPr>
     </w:p>
+    <w:bookmarkStart w:id="190" w:name="_Toc214624495"/>
     <w:p>
       <w:pPr>
         <w:pStyle w:val="Heading4"/>
@@ -26575,7 +26612,6 @@
           <w:szCs w:val="26"/>
         </w:rPr>
       </w:pPr>
-      <w:bookmarkStart w:id="191" w:name="_Toc214624495"/>
       <w:r>
         <w:rPr>
           <w:rFonts w:cs="Times New Roman"/>
@@ -26633,7 +26669,7 @@
                                 <w:szCs w:val="26"/>
                               </w:rPr>
                             </w:pPr>
-                            <w:bookmarkStart w:id="192" w:name="_Toc214615951"/>
+                            <w:bookmarkStart w:id="191" w:name="_Toc214615951"/>
                             <w:r>
                               <w:rPr>
                                 <w:iCs w:val="0"/>
@@ -26698,7 +26734,7 @@
                               </w:rPr>
                               <w:t xml:space="preserve"> Giao diện làm việc và cấu trúc cây thư mục của ASP.NET MVC</w:t>
                             </w:r>
-                            <w:bookmarkEnd w:id="192"/>
+                            <w:bookmarkEnd w:id="191"/>
                           </w:p>
                         </w:txbxContent>
                       </wps:txbx>
@@ -26820,7 +26856,7 @@
           <w:szCs w:val="26"/>
         </w:rPr>
         <w:drawing>
-          <wp:anchor distT="0" distB="0" distL="114300" distR="114300" simplePos="0" relativeHeight="251657216" behindDoc="1" locked="0" layoutInCell="1" allowOverlap="1" wp14:anchorId="4B72388D" wp14:editId="1D563232">
+          <wp:anchor distT="0" distB="0" distL="114300" distR="114300" simplePos="0" relativeHeight="251657216" behindDoc="1" locked="0" layoutInCell="1" allowOverlap="1" wp14:anchorId="4B72388D" wp14:editId="6B684041">
             <wp:simplePos x="0" y="0"/>
             <wp:positionH relativeFrom="margin">
               <wp:align>center</wp:align>
@@ -27037,13 +27073,13 @@
         </w:rPr>
         <w:t>VC</w:t>
       </w:r>
-      <w:bookmarkEnd w:id="191"/>
+      <w:bookmarkEnd w:id="190"/>
     </w:p>
     <w:p>
       <w:pPr>
         <w:pStyle w:val="Heading3"/>
       </w:pPr>
-      <w:bookmarkStart w:id="194" w:name="_Toc214624496"/>
+      <w:bookmarkStart w:id="192" w:name="_Toc214624496"/>
       <w:r>
         <w:t>4</w:t>
       </w:r>
@@ -27068,13 +27104,13 @@
       <w:r>
         <w:t>Entity Framework</w:t>
       </w:r>
-      <w:bookmarkEnd w:id="194"/>
+      <w:bookmarkEnd w:id="192"/>
     </w:p>
     <w:p>
       <w:pPr>
         <w:pStyle w:val="Heading4"/>
       </w:pPr>
-      <w:bookmarkStart w:id="195" w:name="_Toc214624497"/>
+      <w:bookmarkStart w:id="193" w:name="_Toc214624497"/>
       <w:r>
         <w:t>4</w:t>
       </w:r>
@@ -27102,7 +27138,7 @@
       <w:r>
         <w:t xml:space="preserve"> Cài đặt Entity Framework cho dự án</w:t>
       </w:r>
-      <w:bookmarkEnd w:id="195"/>
+      <w:bookmarkEnd w:id="193"/>
     </w:p>
     <w:p>
       <w:pPr>
@@ -27162,7 +27198,7 @@
                                 <w:szCs w:val="26"/>
                               </w:rPr>
                             </w:pPr>
-                            <w:bookmarkStart w:id="196" w:name="_Toc214615952"/>
+                            <w:bookmarkStart w:id="194" w:name="_Toc214615952"/>
                             <w:r>
                               <w:rPr>
                                 <w:iCs w:val="0"/>
@@ -27227,7 +27263,7 @@
                               </w:rPr>
                               <w:t xml:space="preserve"> Package Manager Console sử dụng dòng lệnh</w:t>
                             </w:r>
-                            <w:bookmarkEnd w:id="196"/>
+                            <w:bookmarkEnd w:id="194"/>
                           </w:p>
                         </w:txbxContent>
                       </wps:txbx>
@@ -27465,7 +27501,7 @@
               </wp:anchor>
             </w:drawing>
           </mc:Choice>
-          <mc:Fallback xmlns:w16sdtfl="http://schemas.microsoft.com/office/word/2024/wordml/sdtformatlock" xmlns:w16sdtdh="http://schemas.microsoft.com/office/word/2020/wordml/sdtdatahash" xmlns:w16du="http://schemas.microsoft.com/office/word/2023/wordml/word16du" xmlns:w16="http://schemas.microsoft.com/office/word/2018/wordml" xmlns:w16cid="http://schemas.microsoft.com/office/word/2016/wordml/cid" xmlns:w16cex="http://schemas.microsoft.com/office/word/2018/wordml/cex" xmlns:oel="http://schemas.microsoft.com/office/2019/extlst" xmlns:am3d="http://schemas.microsoft.com/office/drawing/2017/model3d" xmlns:aink="http://schemas.microsoft.com/office/drawing/2016/ink" xmlns:cx8="http://schemas.microsoft.com/office/drawing/2016/5/14/chartex" xmlns:cx7="http://schemas.microsoft.com/office/drawing/2016/5/13/chartex" xmlns:cx6="http://schemas.microsoft.com/office/drawing/2016/5/12/chartex" xmlns:cx5="http://schemas.microsoft.com/office/drawing/2016/5/11/chartex" xmlns:cx4="http://schemas.microsoft.com/office/drawing/2016/5/10/chartex" xmlns:cx3="http://schemas.microsoft.com/office/drawing/2016/5/9/chartex" xmlns:cx2="http://schemas.microsoft.com/office/drawing/2015/10/21/chartex" xmlns:cx1="http://schemas.microsoft.com/office/drawing/2015/9/8/chartex">
+          <mc:Fallback>
             <w:pict>
               <v:shapetype w14:anchorId="694721F9" id="_x0000_t32" coordsize="21600,21600" o:spt="32" o:oned="t" path="m,l21600,21600e" filled="f">
                 <v:path arrowok="t" fillok="f" o:connecttype="none"/>
@@ -27535,7 +27571,7 @@
               </wp:anchor>
             </w:drawing>
           </mc:Choice>
-          <mc:Fallback xmlns:w16sdtfl="http://schemas.microsoft.com/office/word/2024/wordml/sdtformatlock" xmlns:w16sdtdh="http://schemas.microsoft.com/office/word/2020/wordml/sdtdatahash" xmlns:w16du="http://schemas.microsoft.com/office/word/2023/wordml/word16du" xmlns:w16="http://schemas.microsoft.com/office/word/2018/wordml" xmlns:w16cid="http://schemas.microsoft.com/office/word/2016/wordml/cid" xmlns:w16cex="http://schemas.microsoft.com/office/word/2018/wordml/cex" xmlns:oel="http://schemas.microsoft.com/office/2019/extlst" xmlns:am3d="http://schemas.microsoft.com/office/drawing/2017/model3d" xmlns:aink="http://schemas.microsoft.com/office/drawing/2016/ink" xmlns:cx8="http://schemas.microsoft.com/office/drawing/2016/5/14/chartex" xmlns:cx7="http://schemas.microsoft.com/office/drawing/2016/5/13/chartex" xmlns:cx6="http://schemas.microsoft.com/office/drawing/2016/5/12/chartex" xmlns:cx5="http://schemas.microsoft.com/office/drawing/2016/5/11/chartex" xmlns:cx4="http://schemas.microsoft.com/office/drawing/2016/5/10/chartex" xmlns:cx3="http://schemas.microsoft.com/office/drawing/2016/5/9/chartex" xmlns:cx2="http://schemas.microsoft.com/office/drawing/2015/10/21/chartex" xmlns:cx1="http://schemas.microsoft.com/office/drawing/2015/9/8/chartex">
+          <mc:Fallback>
             <w:pict>
               <v:shape w14:anchorId="6A539AC1" id="Straight Arrow Connector 20" o:spid="_x0000_s1026" type="#_x0000_t32" style="position:absolute;margin-left:89.25pt;margin-top:13.6pt;width:10.95pt;height:0;z-index:251651072;visibility:visible;mso-wrap-style:square;mso-wrap-distance-left:9pt;mso-wrap-distance-top:0;mso-wrap-distance-right:9pt;mso-wrap-distance-bottom:0;mso-position-horizontal:absolute;mso-position-horizontal-relative:text;mso-position-vertical:absolute;mso-position-vertical-relative:text" o:gfxdata="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" strokecolor="black [3200]" strokeweight=".5pt">
                 <v:stroke endarrow="block" joinstyle="miter"/>
@@ -27583,7 +27619,7 @@
           <w:rFonts w:cs="Times New Roman"/>
         </w:rPr>
       </w:pPr>
-      <w:bookmarkStart w:id="198" w:name="_Toc214624498"/>
+      <w:bookmarkStart w:id="195" w:name="_Toc214624498"/>
       <w:r>
         <w:rPr>
           <w:rFonts w:cs="Times New Roman"/>
@@ -27603,20 +27639,20 @@
         </w:rPr>
         <w:t>.2 Ứng dụng minh họa</w:t>
       </w:r>
-      <w:bookmarkEnd w:id="198"/>
+      <w:bookmarkEnd w:id="195"/>
     </w:p>
     <w:p>
       <w:pPr>
         <w:pStyle w:val="Heading3"/>
       </w:pPr>
-      <w:bookmarkStart w:id="199" w:name="_Toc214624499"/>
+      <w:bookmarkStart w:id="196" w:name="_Toc214624499"/>
       <w:r>
         <w:t>4</w:t>
       </w:r>
       <w:r>
         <w:t>.2.1 Mô tả bài toán</w:t>
       </w:r>
-      <w:bookmarkEnd w:id="199"/>
+      <w:bookmarkEnd w:id="196"/>
     </w:p>
     <w:p>
       <w:pPr>
@@ -27755,7 +27791,13 @@
         <w:pStyle w:val="BaoCao"/>
       </w:pPr>
       <w:r>
-        <w:t>Ngoài ra còn có một số chức năng như: Đăng kí, đăng nhập. Khách hàng có thể thay đổi mật khẩu</w:t>
+        <w:t>Ngoài ra còn có một số chức năng như: Đăng k</w:t>
+      </w:r>
+      <w:r>
+        <w:t>ý</w:t>
+      </w:r>
+      <w:r>
+        <w:t>, đăng nhập. Khách hàng có thể thay đổi mật khẩu</w:t>
       </w:r>
       <w:r>
         <w:t xml:space="preserve"> và ảnh đại diện</w:t>
@@ -27816,42 +27858,40 @@
       <w:r>
         <w:t>Tiếp nhận và kiểm tra đơn đặt hàng của khách hàng. Hiển thị đơn đặt hàng hay xóa bỏ đơn đặt hàng.</w:t>
       </w:r>
-    </w:p>
+      <w:r>
+        <w:t xml:space="preserve"> </w:t>
+      </w:r>
+      <w:r>
+        <w:t xml:space="preserve">Thống kê các sản phẩm đã bán, thống kê lượt truy cập. </w:t>
+      </w:r>
+    </w:p>
+    <w:p>
+      <w:pPr>
+        <w:pStyle w:val="Heading3"/>
+      </w:pPr>
+      <w:bookmarkStart w:id="197" w:name="_Toc214624500"/>
+      <w:r>
+        <w:t>4</w:t>
+      </w:r>
+      <w:r>
+        <w:t>.2.</w:t>
+      </w:r>
+      <w:r>
+        <w:t>2</w:t>
+      </w:r>
+      <w:r>
+        <w:t xml:space="preserve"> Thiết kế hệ thống</w:t>
+      </w:r>
+      <w:bookmarkEnd w:id="197"/>
+    </w:p>
+    <w:bookmarkStart w:id="198" w:name="_Toc214360101"/>
+    <w:bookmarkStart w:id="199" w:name="_Toc214361034"/>
+    <w:bookmarkStart w:id="200" w:name="_Toc214361287"/>
+    <w:bookmarkStart w:id="201" w:name="_Toc214361948"/>
     <w:p>
       <w:pPr>
         <w:pStyle w:val="BaoCao"/>
       </w:pPr>
-      <w:r>
-        <w:t xml:space="preserve">Thống kê các sản phẩm đã bán, thống kê lượt truy cập. </w:t>
-      </w:r>
-    </w:p>
-    <w:p>
-      <w:pPr>
-        <w:pStyle w:val="Heading3"/>
-      </w:pPr>
-      <w:bookmarkStart w:id="200" w:name="_Toc214624500"/>
-      <w:r>
-        <w:t>4</w:t>
-      </w:r>
-      <w:r>
-        <w:t>.2.</w:t>
-      </w:r>
-      <w:r>
-        <w:t>2</w:t>
-      </w:r>
-      <w:r>
-        <w:t xml:space="preserve"> Thiết kế hệ thống</w:t>
-      </w:r>
-      <w:bookmarkEnd w:id="200"/>
-    </w:p>
-    <w:p>
-      <w:pPr>
-        <w:pStyle w:val="BaoCao"/>
-      </w:pPr>
-      <w:bookmarkStart w:id="201" w:name="_Toc214360101"/>
-      <w:bookmarkStart w:id="202" w:name="_Toc214361034"/>
-      <w:bookmarkStart w:id="203" w:name="_Toc214361287"/>
-      <w:bookmarkStart w:id="204" w:name="_Toc214361948"/>
       <w:r>
         <w:rPr>
           <w:noProof/>
@@ -27906,7 +27946,7 @@
                                 <w:szCs w:val="26"/>
                               </w:rPr>
                             </w:pPr>
-                            <w:bookmarkStart w:id="205" w:name="_Toc214615953"/>
+                            <w:bookmarkStart w:id="202" w:name="_Toc214615953"/>
                             <w:r>
                               <w:rPr>
                                 <w:iCs w:val="0"/>
@@ -27971,7 +28011,7 @@
                               </w:rPr>
                               <w:t xml:space="preserve"> Mô hình ERD</w:t>
                             </w:r>
-                            <w:bookmarkEnd w:id="205"/>
+                            <w:bookmarkEnd w:id="202"/>
                           </w:p>
                         </w:txbxContent>
                       </wps:txbx>
@@ -28091,7 +28131,7 @@
           <w:noProof/>
         </w:rPr>
         <w:drawing>
-          <wp:anchor distT="0" distB="0" distL="114300" distR="114300" simplePos="0" relativeHeight="251745280" behindDoc="0" locked="0" layoutInCell="1" allowOverlap="1" wp14:anchorId="4CB38A94" wp14:editId="18E9152C">
+          <wp:anchor distT="0" distB="0" distL="114300" distR="114300" simplePos="0" relativeHeight="251745280" behindDoc="0" locked="0" layoutInCell="1" allowOverlap="1" wp14:anchorId="4CB38A94" wp14:editId="681BB359">
             <wp:simplePos x="0" y="0"/>
             <wp:positionH relativeFrom="margin">
               <wp:align>center</wp:align>
@@ -28146,71 +28186,71 @@
           </wp:anchor>
         </w:drawing>
       </w:r>
+      <w:bookmarkEnd w:id="198"/>
+      <w:bookmarkEnd w:id="199"/>
+      <w:bookmarkEnd w:id="200"/>
       <w:bookmarkEnd w:id="201"/>
-      <w:bookmarkEnd w:id="202"/>
+      <w:r>
+        <w:rPr>
+          <w:spacing w:val="-1"/>
+        </w:rPr>
+        <w:t>M</w:t>
+      </w:r>
+      <w:r>
+        <w:t>ô hình th</w:t>
+      </w:r>
+      <w:r>
+        <w:rPr>
+          <w:spacing w:val="-1"/>
+        </w:rPr>
+        <w:t>ự</w:t>
+      </w:r>
+      <w:r>
+        <w:t>c</w:t>
+      </w:r>
+      <w:r>
+        <w:rPr>
+          <w:spacing w:val="1"/>
+        </w:rPr>
+        <w:t xml:space="preserve"> </w:t>
+      </w:r>
+      <w:r>
+        <w:rPr>
+          <w:spacing w:val="1"/>
+        </w:rPr>
+        <w:t xml:space="preserve">thể quan hệ </w:t>
+      </w:r>
+      <w:r>
+        <w:t>ERD</w:t>
+      </w:r>
+      <w:r>
+        <w:t xml:space="preserve"> : Entity-Relationship </w:t>
+      </w:r>
+      <w:r>
+        <w:t>Diagram</w:t>
+      </w:r>
+      <w:r>
+        <w:t>, thể hiện các bảng dữ liệu và các ràng buộc quan hệ, tương tác giữa các bả</w:t>
+      </w:r>
+      <w:r>
+        <w:t>ng</w:t>
+      </w:r>
+      <w:r>
+        <w:t xml:space="preserve"> với nhau.</w:t>
+      </w:r>
+    </w:p>
+    <w:p>
+      <w:pPr>
+        <w:pStyle w:val="Heading3"/>
+      </w:pPr>
+      <w:bookmarkStart w:id="203" w:name="_Toc214624501"/>
+      <w:r>
+        <w:t>4</w:t>
+      </w:r>
+      <w:r>
+        <w:t>.2.3 Yêu cầu chức năng</w:t>
+      </w:r>
       <w:bookmarkEnd w:id="203"/>
-      <w:bookmarkEnd w:id="204"/>
-      <w:r>
-        <w:rPr>
-          <w:spacing w:val="-1"/>
-        </w:rPr>
-        <w:t>M</w:t>
-      </w:r>
-      <w:r>
-        <w:t>ô hình th</w:t>
-      </w:r>
-      <w:r>
-        <w:rPr>
-          <w:spacing w:val="-1"/>
-        </w:rPr>
-        <w:t>ự</w:t>
-      </w:r>
-      <w:r>
-        <w:t>c</w:t>
-      </w:r>
-      <w:r>
-        <w:rPr>
-          <w:spacing w:val="1"/>
-        </w:rPr>
-        <w:t xml:space="preserve"> </w:t>
-      </w:r>
-      <w:r>
-        <w:rPr>
-          <w:spacing w:val="1"/>
-        </w:rPr>
-        <w:t xml:space="preserve">thể quan hệ </w:t>
-      </w:r>
-      <w:r>
-        <w:t>ERD</w:t>
-      </w:r>
-      <w:r>
-        <w:t xml:space="preserve"> : Entity-Relationship </w:t>
-      </w:r>
-      <w:r>
-        <w:t>Diagram</w:t>
-      </w:r>
-      <w:r>
-        <w:t>, thể hiện các bảng dữ liệu và các ràng buộc quan hệ, tương tác giữa các bả</w:t>
-      </w:r>
-      <w:r>
-        <w:t>ng</w:t>
-      </w:r>
-      <w:r>
-        <w:t xml:space="preserve"> với nhau.</w:t>
-      </w:r>
-    </w:p>
-    <w:p>
-      <w:pPr>
-        <w:pStyle w:val="Heading3"/>
-      </w:pPr>
-      <w:bookmarkStart w:id="207" w:name="_Toc214624501"/>
-      <w:r>
-        <w:t>4</w:t>
-      </w:r>
-      <w:r>
-        <w:t>.2.3 Yêu cầu chức năng</w:t>
-      </w:r>
-      <w:bookmarkEnd w:id="207"/>
     </w:p>
     <w:p>
       <w:pPr>
@@ -28227,7 +28267,7 @@
           <w:szCs w:val="26"/>
         </w:rPr>
       </w:pPr>
-      <w:bookmarkStart w:id="208" w:name="_Toc214624502"/>
+      <w:bookmarkStart w:id="204" w:name="_Toc214624502"/>
       <w:r>
         <w:rPr>
           <w:rFonts w:cs="Times New Roman"/>
@@ -28250,7 +28290,7 @@
         </w:rPr>
         <w:t>.2.3.1 Chức năng nghiệp vụ</w:t>
       </w:r>
-      <w:bookmarkEnd w:id="208"/>
+      <w:bookmarkEnd w:id="204"/>
     </w:p>
     <w:p>
       <w:pPr>
@@ -28304,7 +28344,6 @@
         <w:rPr>
           <w:spacing w:val="-1"/>
         </w:rPr>
-        <w:lastRenderedPageBreak/>
         <w:t>T</w:t>
       </w:r>
       <w:r>
@@ -28324,6 +28363,7 @@
         <w:rPr>
           <w:spacing w:val="-1"/>
         </w:rPr>
+        <w:lastRenderedPageBreak/>
         <w:t>T</w:t>
       </w:r>
       <w:r>
@@ -28613,7 +28653,7 @@
           <w:szCs w:val="26"/>
         </w:rPr>
       </w:pPr>
-      <w:bookmarkStart w:id="209" w:name="_Toc214624503"/>
+      <w:bookmarkStart w:id="205" w:name="_Toc214624503"/>
       <w:r>
         <w:rPr>
           <w:rFonts w:cs="Times New Roman"/>
@@ -28636,7 +28676,7 @@
         </w:rPr>
         <w:t>.2.3.2 Chức năng hệ thống</w:t>
       </w:r>
-      <w:bookmarkEnd w:id="209"/>
+      <w:bookmarkEnd w:id="205"/>
     </w:p>
     <w:p>
       <w:pPr>
@@ -28763,16 +28803,16 @@
           <w:noProof/>
         </w:rPr>
         <w:drawing>
-          <wp:anchor distT="0" distB="0" distL="114300" distR="114300" simplePos="0" relativeHeight="251746304" behindDoc="0" locked="0" layoutInCell="1" allowOverlap="1" wp14:anchorId="5270E35E" wp14:editId="135E3F72">
+          <wp:anchor distT="0" distB="0" distL="114300" distR="114300" simplePos="0" relativeHeight="251746304" behindDoc="0" locked="0" layoutInCell="1" allowOverlap="1" wp14:anchorId="5270E35E" wp14:editId="1359B238">
             <wp:simplePos x="0" y="0"/>
             <wp:positionH relativeFrom="margin">
-              <wp:align>center</wp:align>
+              <wp:posOffset>462280</wp:posOffset>
             </wp:positionH>
             <wp:positionV relativeFrom="paragraph">
-              <wp:posOffset>228349</wp:posOffset>
+              <wp:posOffset>277495</wp:posOffset>
             </wp:positionV>
-            <wp:extent cx="4680000" cy="2925477"/>
-            <wp:effectExtent l="0" t="0" r="6350" b="8255"/>
+            <wp:extent cx="5040000" cy="3150403"/>
+            <wp:effectExtent l="0" t="0" r="8255" b="0"/>
             <wp:wrapTopAndBottom/>
             <wp:docPr id="1081039311" name="Picture 1"/>
             <wp:cNvGraphicFramePr>
@@ -28800,7 +28840,7 @@
                   <pic:spPr>
                     <a:xfrm>
                       <a:off x="0" y="0"/>
-                      <a:ext cx="4680000" cy="2925477"/>
+                      <a:ext cx="5040000" cy="3150403"/>
                     </a:xfrm>
                     <a:prstGeom prst="rect">
                       <a:avLst/>
@@ -28842,13 +28882,13 @@
         <mc:AlternateContent>
           <mc:Choice Requires="wps">
             <w:drawing>
-              <wp:anchor distT="0" distB="0" distL="114300" distR="114300" simplePos="0" relativeHeight="251748352" behindDoc="0" locked="0" layoutInCell="1" allowOverlap="1" wp14:anchorId="76F46115" wp14:editId="2D8CCC4B">
+              <wp:anchor distT="0" distB="0" distL="114300" distR="114300" simplePos="0" relativeHeight="251748352" behindDoc="0" locked="0" layoutInCell="1" allowOverlap="1" wp14:anchorId="76F46115" wp14:editId="103E9646">
                 <wp:simplePos x="0" y="0"/>
                 <wp:positionH relativeFrom="margin">
-                  <wp:posOffset>1767966</wp:posOffset>
+                  <wp:posOffset>1767840</wp:posOffset>
                 </wp:positionH>
                 <wp:positionV relativeFrom="paragraph">
-                  <wp:posOffset>2866841</wp:posOffset>
+                  <wp:posOffset>3147863</wp:posOffset>
                 </wp:positionV>
                 <wp:extent cx="2510155" cy="203835"/>
                 <wp:effectExtent l="0" t="0" r="4445" b="5715"/>
@@ -28889,7 +28929,7 @@
                                 <w:szCs w:val="26"/>
                               </w:rPr>
                             </w:pPr>
-                            <w:bookmarkStart w:id="210" w:name="_Toc214615954"/>
+                            <w:bookmarkStart w:id="206" w:name="_Toc214615954"/>
                             <w:r>
                               <w:rPr>
                                 <w:iCs w:val="0"/>
@@ -28954,7 +28994,7 @@
                               </w:rPr>
                               <w:t xml:space="preserve"> Sơ đồ User Case tổng quan</w:t>
                             </w:r>
-                            <w:bookmarkEnd w:id="210"/>
+                            <w:bookmarkEnd w:id="206"/>
                           </w:p>
                         </w:txbxContent>
                       </wps:txbx>
@@ -28978,7 +29018,11 @@
           </mc:Choice>
           <mc:Fallback>
             <w:pict>
-              <v:shape w14:anchorId="76F46115" id="_x0000_s1043" type="#_x0000_t202" style="position:absolute;margin-left:139.2pt;margin-top:225.75pt;width:197.65pt;height:16.05pt;z-index:251748352;visibility:visible;mso-wrap-style:square;mso-width-percent:0;mso-height-percent:0;mso-wrap-distance-left:9pt;mso-wrap-distance-top:0;mso-wrap-distance-right:9pt;mso-wrap-distance-bottom:0;mso-position-horizontal:absolute;mso-position-horizontal-relative:margin;mso-position-vertical:absolute;mso-position-vertical-relative:text;mso-width-percent:0;mso-height-percent:0;mso-width-relative:margin;mso-height-relative:margin;v-text-anchor:top" o:gfxdata="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" stroked="f">
+              <v:shapetype w14:anchorId="76F46115" id="_x0000_t202" coordsize="21600,21600" o:spt="202" path="m,l,21600r21600,l21600,xe">
+                <v:stroke joinstyle="miter"/>
+                <v:path gradientshapeok="t" o:connecttype="rect"/>
+              </v:shapetype>
+              <v:shape id="_x0000_s1043" type="#_x0000_t202" style="position:absolute;margin-left:139.2pt;margin-top:247.85pt;width:197.65pt;height:16.05pt;z-index:251748352;visibility:visible;mso-wrap-style:square;mso-width-percent:0;mso-height-percent:0;mso-wrap-distance-left:9pt;mso-wrap-distance-top:0;mso-wrap-distance-right:9pt;mso-wrap-distance-bottom:0;mso-position-horizontal:absolute;mso-position-horizontal-relative:margin;mso-position-vertical:absolute;mso-position-vertical-relative:text;mso-width-percent:0;mso-height-percent:0;mso-width-relative:margin;mso-height-relative:margin;v-text-anchor:top" o:gfxdata="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" stroked="f">
                 <v:textbox inset="0,0,0,0">
                   <w:txbxContent>
                     <w:p>
@@ -28994,7 +29038,7 @@
                           <w:szCs w:val="26"/>
                         </w:rPr>
                       </w:pPr>
-                      <w:bookmarkStart w:id="216" w:name="_Toc214615954"/>
+                      <w:bookmarkStart w:id="204" w:name="_Toc214615954"/>
                       <w:r>
                         <w:rPr>
                           <w:iCs w:val="0"/>
@@ -29059,7 +29103,7 @@
                         </w:rPr>
                         <w:t xml:space="preserve"> Sơ đồ User Case tổng quan</w:t>
                       </w:r>
-                      <w:bookmarkEnd w:id="216"/>
+                      <w:bookmarkEnd w:id="204"/>
                     </w:p>
                   </w:txbxContent>
                 </v:textbox>
@@ -29075,7 +29119,7 @@
         </w:rPr>
         <w:br w:type="page"/>
       </w:r>
-      <w:bookmarkStart w:id="211" w:name="_Toc214624504"/>
+      <w:bookmarkStart w:id="207" w:name="_Toc214624504"/>
       <w:r>
         <w:rPr>
           <w:spacing w:val="-2"/>
@@ -29146,7 +29190,7 @@
         </w:rPr>
         <w:t>n</w:t>
       </w:r>
-      <w:bookmarkEnd w:id="211"/>
+      <w:bookmarkEnd w:id="207"/>
     </w:p>
     <w:p>
       <w:pPr>
@@ -29162,7 +29206,7 @@
           <w:szCs w:val="26"/>
         </w:rPr>
       </w:pPr>
-      <w:bookmarkStart w:id="212" w:name="_Toc214624505"/>
+      <w:bookmarkStart w:id="208" w:name="_Toc214624505"/>
       <w:r>
         <w:rPr>
           <w:rFonts w:cs="Times New Roman"/>
@@ -29185,7 +29229,7 @@
         </w:rPr>
         <w:t>.2.4.1 Giao diện đăng nhập và đăng ký</w:t>
       </w:r>
-      <w:bookmarkEnd w:id="212"/>
+      <w:bookmarkEnd w:id="208"/>
     </w:p>
     <w:p>
       <w:pPr>
@@ -29270,7 +29314,7 @@
                                 <w:szCs w:val="26"/>
                               </w:rPr>
                             </w:pPr>
-                            <w:bookmarkStart w:id="213" w:name="_Toc214615955"/>
+                            <w:bookmarkStart w:id="209" w:name="_Toc214615955"/>
                             <w:r>
                               <w:rPr>
                                 <w:iCs w:val="0"/>
@@ -29335,7 +29379,7 @@
                               </w:rPr>
                               <w:t xml:space="preserve"> Giao diện đăng ký tài khoản</w:t>
                             </w:r>
-                            <w:bookmarkEnd w:id="213"/>
+                            <w:bookmarkEnd w:id="209"/>
                           </w:p>
                         </w:txbxContent>
                       </wps:txbx>
@@ -29533,10 +29577,8 @@
       <w:r>
         <w:t xml:space="preserve"> Người dùng cần đăng ký tài khoản trước khi thực hiện mua sắm, các thông tin cần nhập vào form như: họ tên, tên đăng nhập, địa chỉ email, mật khẩu và xác nhận lại đúng mật khẩu.</w:t>
       </w:r>
-      <w:bookmarkStart w:id="214" w:name="_GoBack"/>
-      <w:bookmarkEnd w:id="214"/>
-    </w:p>
-    <w:bookmarkStart w:id="215" w:name="_Toc214624506"/>
+    </w:p>
+    <w:bookmarkStart w:id="210" w:name="_Toc214624506"/>
     <w:p>
       <w:pPr>
         <w:pStyle w:val="Heading4"/>
@@ -29598,7 +29640,7 @@
                                 <w:szCs w:val="26"/>
                               </w:rPr>
                             </w:pPr>
-                            <w:bookmarkStart w:id="216" w:name="_Toc214615956"/>
+                            <w:bookmarkStart w:id="211" w:name="_Toc214615956"/>
                             <w:r>
                               <w:rPr>
                                 <w:iCs w:val="0"/>
@@ -29663,7 +29705,7 @@
                               </w:rPr>
                               <w:t xml:space="preserve"> Giao diện trang quản trị</w:t>
                             </w:r>
-                            <w:bookmarkEnd w:id="216"/>
+                            <w:bookmarkEnd w:id="211"/>
                           </w:p>
                         </w:txbxContent>
                       </wps:txbx>
@@ -29947,7 +29989,7 @@
                                 <w:szCs w:val="26"/>
                               </w:rPr>
                             </w:pPr>
-                            <w:bookmarkStart w:id="217" w:name="_Toc214615957"/>
+                            <w:bookmarkStart w:id="212" w:name="_Toc214615957"/>
                             <w:r>
                               <w:rPr>
                                 <w:color w:val="000000" w:themeColor="text1"/>
@@ -30005,7 +30047,7 @@
                               </w:rPr>
                               <w:t xml:space="preserve"> Giao diện đăng nhập tài khoản</w:t>
                             </w:r>
-                            <w:bookmarkEnd w:id="217"/>
+                            <w:bookmarkEnd w:id="212"/>
                           </w:p>
                         </w:txbxContent>
                       </wps:txbx>
@@ -30115,7 +30157,7 @@
       <w:r>
         <w:t>.2.4.2 Giao diện trang quản trị</w:t>
       </w:r>
-      <w:bookmarkEnd w:id="215"/>
+      <w:bookmarkEnd w:id="210"/>
     </w:p>
     <w:p>
       <w:pPr>
@@ -30128,7 +30170,7 @@
         <w:t>Trang quản trị: Hiển thị các chức năng quản lý của Admin về tài khoản người dùng, sản phẩm, đơn hàng.</w:t>
       </w:r>
     </w:p>
-    <w:bookmarkStart w:id="218" w:name="_Toc214624507"/>
+    <w:bookmarkStart w:id="213" w:name="_Toc214624507"/>
     <w:p>
       <w:pPr>
         <w:pStyle w:val="Heading4"/>
@@ -30151,13 +30193,13 @@
         <mc:AlternateContent>
           <mc:Choice Requires="wps">
             <w:drawing>
-              <wp:anchor distT="0" distB="0" distL="114300" distR="114300" simplePos="0" relativeHeight="251757568" behindDoc="0" locked="0" layoutInCell="1" allowOverlap="1" wp14:anchorId="3B1AEA76" wp14:editId="3B54B2EF">
+              <wp:anchor distT="0" distB="0" distL="114300" distR="114300" simplePos="0" relativeHeight="251757568" behindDoc="0" locked="0" layoutInCell="1" allowOverlap="1" wp14:anchorId="3B1AEA76" wp14:editId="1944B4D5">
                 <wp:simplePos x="0" y="0"/>
                 <wp:positionH relativeFrom="margin">
                   <wp:posOffset>2040890</wp:posOffset>
                 </wp:positionH>
                 <wp:positionV relativeFrom="paragraph">
-                  <wp:posOffset>3806190</wp:posOffset>
+                  <wp:posOffset>3763058</wp:posOffset>
                 </wp:positionV>
                 <wp:extent cx="1994535" cy="248920"/>
                 <wp:effectExtent l="0" t="0" r="5715" b="0"/>
@@ -30199,7 +30241,7 @@
                                 <w:szCs w:val="26"/>
                               </w:rPr>
                             </w:pPr>
-                            <w:bookmarkStart w:id="219" w:name="_Toc214615958"/>
+                            <w:bookmarkStart w:id="214" w:name="_Toc214615958"/>
                             <w:r>
                               <w:rPr>
                                 <w:iCs w:val="0"/>
@@ -30264,7 +30306,7 @@
                               </w:rPr>
                               <w:t xml:space="preserve"> Giao diện trang chủ</w:t>
                             </w:r>
-                            <w:bookmarkEnd w:id="219"/>
+                            <w:bookmarkEnd w:id="214"/>
                           </w:p>
                         </w:txbxContent>
                       </wps:txbx>
@@ -30288,7 +30330,7 @@
           </mc:Choice>
           <mc:Fallback>
             <w:pict>
-              <v:shape w14:anchorId="3B1AEA76" id="_x0000_s1047" type="#_x0000_t202" style="position:absolute;margin-left:160.7pt;margin-top:299.7pt;width:157.05pt;height:19.6pt;z-index:251757568;visibility:visible;mso-wrap-style:square;mso-width-percent:0;mso-height-percent:0;mso-wrap-distance-left:9pt;mso-wrap-distance-top:0;mso-wrap-distance-right:9pt;mso-wrap-distance-bottom:0;mso-position-horizontal:absolute;mso-position-horizontal-relative:margin;mso-position-vertical:absolute;mso-position-vertical-relative:text;mso-width-percent:0;mso-height-percent:0;mso-width-relative:margin;mso-height-relative:margin;v-text-anchor:top" o:gfxdata="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" stroked="f">
+              <v:shape w14:anchorId="3B1AEA76" id="_x0000_s1047" type="#_x0000_t202" style="position:absolute;margin-left:160.7pt;margin-top:296.3pt;width:157.05pt;height:19.6pt;z-index:251757568;visibility:visible;mso-wrap-style:square;mso-width-percent:0;mso-height-percent:0;mso-wrap-distance-left:9pt;mso-wrap-distance-top:0;mso-wrap-distance-right:9pt;mso-wrap-distance-bottom:0;mso-position-horizontal:absolute;mso-position-horizontal-relative:margin;mso-position-vertical:absolute;mso-position-vertical-relative:text;mso-width-percent:0;mso-height-percent:0;mso-width-relative:margin;mso-height-relative:margin;v-text-anchor:top" o:gfxdata="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" stroked="f">
                 <v:textbox inset="0,0,0,0">
                   <w:txbxContent>
                     <w:p>
@@ -30305,7 +30347,7 @@
                           <w:szCs w:val="26"/>
                         </w:rPr>
                       </w:pPr>
-                      <w:bookmarkStart w:id="228" w:name="_Toc214615958"/>
+                      <w:bookmarkStart w:id="213" w:name="_Toc214615958"/>
                       <w:r>
                         <w:rPr>
                           <w:iCs w:val="0"/>
@@ -30370,7 +30412,7 @@
                         </w:rPr>
                         <w:t xml:space="preserve"> Giao diện trang chủ</w:t>
                       </w:r>
-                      <w:bookmarkEnd w:id="228"/>
+                      <w:bookmarkEnd w:id="213"/>
                     </w:p>
                   </w:txbxContent>
                 </v:textbox>
@@ -30464,9 +30506,9 @@
         </w:rPr>
         <w:t>.2.4.3 Giao diện trang chủ</w:t>
       </w:r>
-      <w:bookmarkEnd w:id="218"/>
-    </w:p>
-    <w:bookmarkStart w:id="220" w:name="_Toc214624508"/>
+      <w:bookmarkEnd w:id="213"/>
+    </w:p>
+    <w:bookmarkStart w:id="215" w:name="_Toc214624508"/>
     <w:p>
       <w:pPr>
         <w:pStyle w:val="Heading4"/>
@@ -30486,13 +30528,13 @@
         <mc:AlternateContent>
           <mc:Choice Requires="wps">
             <w:drawing>
-              <wp:anchor distT="0" distB="0" distL="114300" distR="114300" simplePos="0" relativeHeight="251759616" behindDoc="1" locked="0" layoutInCell="1" allowOverlap="1" wp14:anchorId="4D6D0507" wp14:editId="1FEC2494">
+              <wp:anchor distT="0" distB="0" distL="114300" distR="114300" simplePos="0" relativeHeight="251759616" behindDoc="1" locked="0" layoutInCell="1" allowOverlap="1" wp14:anchorId="4D6D0507" wp14:editId="70606823">
                 <wp:simplePos x="0" y="0"/>
                 <wp:positionH relativeFrom="margin">
                   <wp:posOffset>1020445</wp:posOffset>
                 </wp:positionH>
                 <wp:positionV relativeFrom="paragraph">
-                  <wp:posOffset>7658856</wp:posOffset>
+                  <wp:posOffset>7589723</wp:posOffset>
                 </wp:positionV>
                 <wp:extent cx="3808730" cy="203835"/>
                 <wp:effectExtent l="0" t="0" r="1270" b="5715"/>
@@ -30534,7 +30576,7 @@
                                 <w:szCs w:val="26"/>
                               </w:rPr>
                             </w:pPr>
-                            <w:bookmarkStart w:id="221" w:name="_Toc214615959"/>
+                            <w:bookmarkStart w:id="216" w:name="_Toc214615959"/>
                             <w:r>
                               <w:rPr>
                                 <w:iCs w:val="0"/>
@@ -30599,7 +30641,7 @@
                               </w:rPr>
                               <w:t xml:space="preserve"> Giao diện trang chỉnh sửa thông tin người dùng</w:t>
                             </w:r>
-                            <w:bookmarkEnd w:id="221"/>
+                            <w:bookmarkEnd w:id="216"/>
                           </w:p>
                         </w:txbxContent>
                       </wps:txbx>
@@ -30623,7 +30665,7 @@
           </mc:Choice>
           <mc:Fallback>
             <w:pict>
-              <v:shape w14:anchorId="4D6D0507" id="_x0000_s1048" type="#_x0000_t202" style="position:absolute;margin-left:80.35pt;margin-top:603.05pt;width:299.9pt;height:16.05pt;z-index:-251556864;visibility:visible;mso-wrap-style:square;mso-width-percent:0;mso-height-percent:0;mso-wrap-distance-left:9pt;mso-wrap-distance-top:0;mso-wrap-distance-right:9pt;mso-wrap-distance-bottom:0;mso-position-horizontal:absolute;mso-position-horizontal-relative:margin;mso-position-vertical:absolute;mso-position-vertical-relative:text;mso-width-percent:0;mso-height-percent:0;mso-width-relative:margin;mso-height-relative:margin;v-text-anchor:top" o:gfxdata="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" stroked="f">
+              <v:shape w14:anchorId="4D6D0507" id="_x0000_s1048" type="#_x0000_t202" style="position:absolute;margin-left:80.35pt;margin-top:597.6pt;width:299.9pt;height:16.05pt;z-index:-251556864;visibility:visible;mso-wrap-style:square;mso-width-percent:0;mso-height-percent:0;mso-wrap-distance-left:9pt;mso-wrap-distance-top:0;mso-wrap-distance-right:9pt;mso-wrap-distance-bottom:0;mso-position-horizontal:absolute;mso-position-horizontal-relative:margin;mso-position-vertical:absolute;mso-position-vertical-relative:text;mso-width-percent:0;mso-height-percent:0;mso-width-relative:margin;mso-height-relative:margin;v-text-anchor:top" o:gfxdata="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" stroked="f">
                 <v:textbox inset="0,0,0,0">
                   <w:txbxContent>
                     <w:p>
@@ -30640,7 +30682,7 @@
                           <w:szCs w:val="26"/>
                         </w:rPr>
                       </w:pPr>
-                      <w:bookmarkStart w:id="231" w:name="_Toc214615959"/>
+                      <w:bookmarkStart w:id="216" w:name="_Toc214615959"/>
                       <w:r>
                         <w:rPr>
                           <w:iCs w:val="0"/>
@@ -30705,7 +30747,7 @@
                         </w:rPr>
                         <w:t xml:space="preserve"> Giao diện trang chỉnh sửa thông tin người dùng</w:t>
                       </w:r>
-                      <w:bookmarkEnd w:id="231"/>
+                      <w:bookmarkEnd w:id="216"/>
                     </w:p>
                   </w:txbxContent>
                 </v:textbox>
@@ -30728,13 +30770,13 @@
           <w:szCs w:val="26"/>
         </w:rPr>
         <w:drawing>
-          <wp:anchor distT="0" distB="0" distL="114300" distR="114300" simplePos="0" relativeHeight="251663360" behindDoc="1" locked="0" layoutInCell="1" allowOverlap="1" wp14:anchorId="0C242AF1" wp14:editId="0C6B0B7F">
+          <wp:anchor distT="0" distB="0" distL="114300" distR="114300" simplePos="0" relativeHeight="251663360" behindDoc="1" locked="0" layoutInCell="1" allowOverlap="1" wp14:anchorId="0C242AF1" wp14:editId="378271A5">
             <wp:simplePos x="0" y="0"/>
             <wp:positionH relativeFrom="margin">
               <wp:posOffset>-635</wp:posOffset>
             </wp:positionH>
             <wp:positionV relativeFrom="page">
-              <wp:posOffset>5117334</wp:posOffset>
+              <wp:posOffset>5047818</wp:posOffset>
             </wp:positionV>
             <wp:extent cx="5972175" cy="3357880"/>
             <wp:effectExtent l="0" t="0" r="9525" b="0"/>
@@ -30821,7 +30863,7 @@
         </w:rPr>
         <w:t xml:space="preserve"> Giao diện trang chỉnh sửa thông tin người dùng</w:t>
       </w:r>
-      <w:bookmarkEnd w:id="220"/>
+      <w:bookmarkEnd w:id="215"/>
     </w:p>
     <w:p>
       <w:pPr>
@@ -30847,14 +30889,14 @@
       <w:pPr>
         <w:pStyle w:val="Heading4"/>
       </w:pPr>
-      <w:bookmarkStart w:id="222" w:name="_Toc214624509"/>
+      <w:bookmarkStart w:id="217" w:name="_Toc214624509"/>
       <w:r>
         <w:rPr>
           <w:noProof/>
         </w:rPr>
         <w:lastRenderedPageBreak/>
         <w:drawing>
-          <wp:anchor distT="0" distB="0" distL="114300" distR="114300" simplePos="0" relativeHeight="251664384" behindDoc="1" locked="0" layoutInCell="1" allowOverlap="1" wp14:anchorId="542D32D5" wp14:editId="56F6EC6D">
+          <wp:anchor distT="0" distB="0" distL="114300" distR="114300" simplePos="0" relativeHeight="251664384" behindDoc="1" locked="0" layoutInCell="1" allowOverlap="1" wp14:anchorId="542D32D5" wp14:editId="1FB46F39">
             <wp:simplePos x="0" y="0"/>
             <wp:positionH relativeFrom="margin">
               <wp:align>center</wp:align>
@@ -30962,7 +31004,7 @@
                                 <w:szCs w:val="26"/>
                               </w:rPr>
                             </w:pPr>
-                            <w:bookmarkStart w:id="223" w:name="_Toc214615960"/>
+                            <w:bookmarkStart w:id="218" w:name="_Toc214615960"/>
                             <w:r>
                               <w:rPr>
                                 <w:iCs w:val="0"/>
@@ -31027,7 +31069,7 @@
                               </w:rPr>
                               <w:t xml:space="preserve"> Giao diện quản lý sản phẩm</w:t>
                             </w:r>
-                            <w:bookmarkEnd w:id="223"/>
+                            <w:bookmarkEnd w:id="218"/>
                           </w:p>
                         </w:txbxContent>
                       </wps:txbx>
@@ -31153,7 +31195,7 @@
       <w:r>
         <w:t xml:space="preserve"> Giao diện quản lý thông tin sản phẩm</w:t>
       </w:r>
-      <w:bookmarkEnd w:id="222"/>
+      <w:bookmarkEnd w:id="217"/>
     </w:p>
     <w:p>
       <w:pPr>
@@ -31169,7 +31211,7 @@
           <w:szCs w:val="26"/>
         </w:rPr>
       </w:pPr>
-      <w:bookmarkStart w:id="225" w:name="_Toc214624510"/>
+      <w:bookmarkStart w:id="219" w:name="_Toc214624510"/>
       <w:r>
         <w:rPr>
           <w:rFonts w:cs="Times New Roman"/>
@@ -31183,15 +31225,15 @@
           <w:szCs w:val="26"/>
         </w:rPr>
         <w:drawing>
-          <wp:anchor distT="0" distB="0" distL="114300" distR="114300" simplePos="0" relativeHeight="251665408" behindDoc="1" locked="0" layoutInCell="1" allowOverlap="1" wp14:anchorId="5A8FFDB7" wp14:editId="55014953">
+          <wp:anchor distT="0" distB="0" distL="114300" distR="114300" simplePos="0" relativeHeight="251665408" behindDoc="1" locked="0" layoutInCell="1" allowOverlap="1" wp14:anchorId="5A8FFDB7" wp14:editId="5C55AF17">
             <wp:simplePos x="0" y="0"/>
             <wp:positionH relativeFrom="margin">
-              <wp:align>center</wp:align>
+              <wp:posOffset>106680</wp:posOffset>
             </wp:positionH>
             <wp:positionV relativeFrom="page">
-              <wp:posOffset>4964687</wp:posOffset>
+              <wp:posOffset>4892675</wp:posOffset>
             </wp:positionV>
-            <wp:extent cx="5760000" cy="3238584"/>
+            <wp:extent cx="5759450" cy="3165475"/>
             <wp:effectExtent l="0" t="0" r="0" b="0"/>
             <wp:wrapTopAndBottom/>
             <wp:docPr id="1593155300" name="Picture 1"/>
@@ -31220,7 +31262,7 @@
                   <pic:spPr>
                     <a:xfrm>
                       <a:off x="0" y="0"/>
-                      <a:ext cx="5760000" cy="3238584"/>
+                      <a:ext cx="5759450" cy="3165475"/>
                     </a:xfrm>
                     <a:prstGeom prst="rect">
                       <a:avLst/>
@@ -31245,13 +31287,13 @@
         <mc:AlternateContent>
           <mc:Choice Requires="wps">
             <w:drawing>
-              <wp:anchor distT="0" distB="0" distL="114300" distR="114300" simplePos="0" relativeHeight="251763712" behindDoc="0" locked="0" layoutInCell="1" allowOverlap="1" wp14:anchorId="43240D5C" wp14:editId="77AC96CD">
+              <wp:anchor distT="0" distB="0" distL="114300" distR="114300" simplePos="0" relativeHeight="251763712" behindDoc="0" locked="0" layoutInCell="1" allowOverlap="1" wp14:anchorId="43240D5C" wp14:editId="3CD8071A">
                 <wp:simplePos x="0" y="0"/>
                 <wp:positionH relativeFrom="margin">
                   <wp:posOffset>1546225</wp:posOffset>
                 </wp:positionH>
                 <wp:positionV relativeFrom="paragraph">
-                  <wp:posOffset>7379587</wp:posOffset>
+                  <wp:posOffset>7132367</wp:posOffset>
                 </wp:positionV>
                 <wp:extent cx="2879090" cy="203835"/>
                 <wp:effectExtent l="0" t="0" r="0" b="5715"/>
@@ -31293,7 +31335,7 @@
                                 <w:szCs w:val="26"/>
                               </w:rPr>
                             </w:pPr>
-                            <w:bookmarkStart w:id="226" w:name="_Toc214615961"/>
+                            <w:bookmarkStart w:id="220" w:name="_Toc214615961"/>
                             <w:r>
                               <w:rPr>
                                 <w:iCs w:val="0"/>
@@ -31358,7 +31400,7 @@
                               </w:rPr>
                               <w:t xml:space="preserve"> Giao diện sửa thông tin sản phẩm</w:t>
                             </w:r>
-                            <w:bookmarkEnd w:id="226"/>
+                            <w:bookmarkEnd w:id="220"/>
                           </w:p>
                         </w:txbxContent>
                       </wps:txbx>
@@ -31382,7 +31424,7 @@
           </mc:Choice>
           <mc:Fallback>
             <w:pict>
-              <v:shape w14:anchorId="43240D5C" id="_x0000_s1050" type="#_x0000_t202" style="position:absolute;margin-left:121.75pt;margin-top:581.05pt;width:226.7pt;height:16.05pt;z-index:251763712;visibility:visible;mso-wrap-style:square;mso-width-percent:0;mso-height-percent:0;mso-wrap-distance-left:9pt;mso-wrap-distance-top:0;mso-wrap-distance-right:9pt;mso-wrap-distance-bottom:0;mso-position-horizontal:absolute;mso-position-horizontal-relative:margin;mso-position-vertical:absolute;mso-position-vertical-relative:text;mso-width-percent:0;mso-height-percent:0;mso-width-relative:margin;mso-height-relative:margin;v-text-anchor:top" o:gfxdata="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" stroked="f">
+              <v:shape w14:anchorId="43240D5C" id="_x0000_s1050" type="#_x0000_t202" style="position:absolute;margin-left:121.75pt;margin-top:561.6pt;width:226.7pt;height:16.05pt;z-index:251763712;visibility:visible;mso-wrap-style:square;mso-width-percent:0;mso-height-percent:0;mso-wrap-distance-left:9pt;mso-wrap-distance-top:0;mso-wrap-distance-right:9pt;mso-wrap-distance-bottom:0;mso-position-horizontal:absolute;mso-position-horizontal-relative:margin;mso-position-vertical:absolute;mso-position-vertical-relative:text;mso-width-percent:0;mso-height-percent:0;mso-width-relative:margin;mso-height-relative:margin;v-text-anchor:top" o:gfxdata="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" stroked="f">
                 <v:textbox inset="0,0,0,0">
                   <w:txbxContent>
                     <w:p>
@@ -31399,7 +31441,7 @@
                           <w:szCs w:val="26"/>
                         </w:rPr>
                       </w:pPr>
-                      <w:bookmarkStart w:id="227" w:name="_Toc214615961"/>
+                      <w:bookmarkStart w:id="221" w:name="_Toc214615961"/>
                       <w:r>
                         <w:rPr>
                           <w:iCs w:val="0"/>
@@ -31464,7 +31506,7 @@
                         </w:rPr>
                         <w:t xml:space="preserve"> Giao diện sửa thông tin sản phẩm</w:t>
                       </w:r>
-                      <w:bookmarkEnd w:id="227"/>
+                      <w:bookmarkEnd w:id="221"/>
                     </w:p>
                   </w:txbxContent>
                 </v:textbox>
@@ -31518,7 +31560,7 @@
         </w:rPr>
         <w:t xml:space="preserve"> Giao diện sửa thông tin sản phẩm</w:t>
       </w:r>
-      <w:bookmarkEnd w:id="225"/>
+      <w:bookmarkEnd w:id="219"/>
     </w:p>
     <w:p>
       <w:pPr>
@@ -31531,7 +31573,16 @@
         <w:t xml:space="preserve">Quản trị viên </w:t>
       </w:r>
       <w:r>
-        <w:t xml:space="preserve">quản lý danh sách sản phẩm và </w:t>
+        <w:t xml:space="preserve">quản lý danh sách sản phẩm </w:t>
+      </w:r>
+      <w:r>
+        <w:t xml:space="preserve">thông </w:t>
+      </w:r>
+      <w:r>
+        <w:t xml:space="preserve">qua giao diện quản lý sản phẩm </w:t>
+      </w:r>
+      <w:r>
+        <w:t xml:space="preserve">và </w:t>
       </w:r>
       <w:r>
         <w:t xml:space="preserve">chọn </w:t>
@@ -31558,7 +31609,7 @@
         <w:br w:type="page"/>
       </w:r>
     </w:p>
-    <w:bookmarkStart w:id="228" w:name="_Toc214624511"/>
+    <w:bookmarkStart w:id="222" w:name="_Toc214624511"/>
     <w:p>
       <w:pPr>
         <w:pStyle w:val="Heading4"/>
@@ -31617,7 +31668,7 @@
                                 <w:szCs w:val="26"/>
                               </w:rPr>
                             </w:pPr>
-                            <w:bookmarkStart w:id="229" w:name="_Toc214615962"/>
+                            <w:bookmarkStart w:id="223" w:name="_Toc214615962"/>
                             <w:r>
                               <w:rPr>
                                 <w:iCs w:val="0"/>
@@ -31682,7 +31733,7 @@
                               </w:rPr>
                               <w:t xml:space="preserve"> Giao diện thêm mới sản phẩm</w:t>
                             </w:r>
-                            <w:bookmarkEnd w:id="229"/>
+                            <w:bookmarkEnd w:id="223"/>
                           </w:p>
                         </w:txbxContent>
                       </wps:txbx>
@@ -31801,7 +31852,7 @@
           <w:noProof/>
         </w:rPr>
         <w:drawing>
-          <wp:anchor distT="0" distB="0" distL="114300" distR="114300" simplePos="0" relativeHeight="251666432" behindDoc="1" locked="0" layoutInCell="1" allowOverlap="1" wp14:anchorId="2C4DE25A" wp14:editId="6518751B">
+          <wp:anchor distT="0" distB="0" distL="114300" distR="114300" simplePos="0" relativeHeight="251666432" behindDoc="1" locked="0" layoutInCell="1" allowOverlap="1" wp14:anchorId="2C4DE25A" wp14:editId="1EF12A7A">
             <wp:simplePos x="0" y="0"/>
             <wp:positionH relativeFrom="margin">
               <wp:align>center</wp:align>
@@ -31868,7 +31919,7 @@
       <w:r>
         <w:t xml:space="preserve"> Giao diện thêm mới sản phẩm</w:t>
       </w:r>
-      <w:bookmarkEnd w:id="228"/>
+      <w:bookmarkEnd w:id="222"/>
     </w:p>
     <w:p>
       <w:pPr>
@@ -31896,7 +31947,7 @@
           <w:szCs w:val="26"/>
         </w:rPr>
       </w:pPr>
-      <w:bookmarkStart w:id="230" w:name="_Toc214624512"/>
+      <w:bookmarkStart w:id="224" w:name="_Toc214624512"/>
       <w:r>
         <w:rPr>
           <w:rFonts w:cs="Times New Roman"/>
@@ -31910,7 +31961,7 @@
           <w:szCs w:val="26"/>
         </w:rPr>
         <w:drawing>
-          <wp:anchor distT="0" distB="0" distL="114300" distR="114300" simplePos="0" relativeHeight="251731968" behindDoc="1" locked="0" layoutInCell="1" allowOverlap="1" wp14:anchorId="7FDF3C38" wp14:editId="5CEC06A0">
+          <wp:anchor distT="0" distB="0" distL="114300" distR="114300" simplePos="0" relativeHeight="251731968" behindDoc="1" locked="0" layoutInCell="1" allowOverlap="1" wp14:anchorId="7FDF3C38" wp14:editId="37504EF0">
             <wp:simplePos x="0" y="0"/>
             <wp:positionH relativeFrom="margin">
               <wp:posOffset>196175</wp:posOffset>
@@ -32028,7 +32079,7 @@
                                 <w:szCs w:val="26"/>
                               </w:rPr>
                             </w:pPr>
-                            <w:bookmarkStart w:id="231" w:name="_Toc214615963"/>
+                            <w:bookmarkStart w:id="225" w:name="_Toc214615963"/>
                             <w:r>
                               <w:rPr>
                                 <w:iCs w:val="0"/>
@@ -32093,7 +32144,7 @@
                               </w:rPr>
                               <w:t xml:space="preserve"> Giao diện xem chi tiết sản phẩm</w:t>
                             </w:r>
-                            <w:bookmarkEnd w:id="231"/>
+                            <w:bookmarkEnd w:id="225"/>
                           </w:p>
                         </w:txbxContent>
                       </wps:txbx>
@@ -32253,7 +32304,7 @@
         </w:rPr>
         <w:t xml:space="preserve"> Giao diện chi tiết sản phẩm</w:t>
       </w:r>
-      <w:bookmarkEnd w:id="230"/>
+      <w:bookmarkEnd w:id="224"/>
     </w:p>
     <w:p>
       <w:pPr>
@@ -32263,7 +32314,7 @@
         <w:t>- Người dùng có thể chọn vào một sản phẩm ở trang chủ để xem các thông tin chi tiết.</w:t>
       </w:r>
     </w:p>
-    <w:bookmarkStart w:id="232" w:name="_Toc214624513"/>
+    <w:bookmarkStart w:id="226" w:name="_Toc214624513"/>
     <w:p>
       <w:pPr>
         <w:pStyle w:val="Heading4"/>
@@ -32334,7 +32385,7 @@
                                 <w:szCs w:val="26"/>
                               </w:rPr>
                             </w:pPr>
-                            <w:bookmarkStart w:id="233" w:name="_Toc214615964"/>
+                            <w:bookmarkStart w:id="227" w:name="_Toc214615964"/>
                             <w:r>
                               <w:rPr>
                                 <w:iCs w:val="0"/>
@@ -32399,7 +32450,7 @@
                               </w:rPr>
                               <w:t xml:space="preserve"> Giao diện quản lý thông tin đơn hàng</w:t>
                             </w:r>
-                            <w:bookmarkEnd w:id="233"/>
+                            <w:bookmarkEnd w:id="227"/>
                           </w:p>
                         </w:txbxContent>
                       </wps:txbx>
@@ -32528,7 +32579,7 @@
           <w:szCs w:val="26"/>
         </w:rPr>
         <w:drawing>
-          <wp:anchor distT="0" distB="0" distL="114300" distR="114300" simplePos="0" relativeHeight="251668480" behindDoc="1" locked="0" layoutInCell="1" allowOverlap="1" wp14:anchorId="4C97B9A6" wp14:editId="7A9570AF">
+          <wp:anchor distT="0" distB="0" distL="114300" distR="114300" simplePos="0" relativeHeight="251668480" behindDoc="1" locked="0" layoutInCell="1" allowOverlap="1" wp14:anchorId="4C97B9A6" wp14:editId="5870C452">
             <wp:simplePos x="0" y="0"/>
             <wp:positionH relativeFrom="margin">
               <wp:align>center</wp:align>
@@ -32635,9 +32686,9 @@
         </w:rPr>
         <w:t xml:space="preserve"> Giao diện quản lý thông tin đơn hàng</w:t>
       </w:r>
-      <w:bookmarkEnd w:id="232"/>
-    </w:p>
-    <w:bookmarkStart w:id="234" w:name="_Toc214624514"/>
+      <w:bookmarkEnd w:id="226"/>
+    </w:p>
+    <w:bookmarkStart w:id="228" w:name="_Toc214624514"/>
     <w:p>
       <w:pPr>
         <w:pStyle w:val="Heading4"/>
@@ -32705,7 +32756,7 @@
                                 <w:szCs w:val="26"/>
                               </w:rPr>
                             </w:pPr>
-                            <w:bookmarkStart w:id="235" w:name="_Toc214615965"/>
+                            <w:bookmarkStart w:id="229" w:name="_Toc214615965"/>
                             <w:r>
                               <w:rPr>
                                 <w:iCs w:val="0"/>
@@ -32770,7 +32821,7 @@
                               </w:rPr>
                               <w:t xml:space="preserve"> Giao diện tìm kiếm sản phẩm</w:t>
                             </w:r>
-                            <w:bookmarkEnd w:id="235"/>
+                            <w:bookmarkEnd w:id="229"/>
                           </w:p>
                         </w:txbxContent>
                       </wps:txbx>
@@ -32899,7 +32950,7 @@
           <w:szCs w:val="26"/>
         </w:rPr>
         <w:drawing>
-          <wp:anchor distT="0" distB="0" distL="114300" distR="114300" simplePos="0" relativeHeight="251729920" behindDoc="1" locked="0" layoutInCell="1" allowOverlap="1" wp14:anchorId="14576F3D" wp14:editId="40F5A8B9">
+          <wp:anchor distT="0" distB="0" distL="114300" distR="114300" simplePos="0" relativeHeight="251729920" behindDoc="1" locked="0" layoutInCell="1" allowOverlap="1" wp14:anchorId="14576F3D" wp14:editId="311A490A">
             <wp:simplePos x="0" y="0"/>
             <wp:positionH relativeFrom="margin">
               <wp:align>center</wp:align>
@@ -32998,7 +33049,7 @@
         </w:rPr>
         <w:t xml:space="preserve"> Giao diện tìm kiếm sản phẩm</w:t>
       </w:r>
-      <w:bookmarkEnd w:id="234"/>
+      <w:bookmarkEnd w:id="228"/>
     </w:p>
     <w:p>
       <w:pPr>
@@ -33008,7 +33059,7 @@
         <w:t>- Khách hàng có thể nhập từ khóa vào ô tìm kiếm và tìm kiếm các sản phẩm có liên quan để dễ dàng chọn lọc các sản phẩm theo nhu cầu.</w:t>
       </w:r>
     </w:p>
-    <w:bookmarkStart w:id="236" w:name="_Toc214624515"/>
+    <w:bookmarkStart w:id="230" w:name="_Toc214624515"/>
     <w:p>
       <w:pPr>
         <w:pStyle w:val="Heading4"/>
@@ -33077,7 +33128,7 @@
                                 <w:szCs w:val="26"/>
                               </w:rPr>
                             </w:pPr>
-                            <w:bookmarkStart w:id="237" w:name="_Toc214615966"/>
+                            <w:bookmarkStart w:id="231" w:name="_Toc214615966"/>
                             <w:r>
                               <w:rPr>
                                 <w:iCs w:val="0"/>
@@ -33142,7 +33193,7 @@
                               </w:rPr>
                               <w:t xml:space="preserve"> Giao diện giỏ hàng</w:t>
                             </w:r>
-                            <w:bookmarkEnd w:id="237"/>
+                            <w:bookmarkEnd w:id="231"/>
                           </w:p>
                         </w:txbxContent>
                       </wps:txbx>
@@ -33313,7 +33364,7 @@
         </w:rPr>
         <w:t xml:space="preserve"> Giao diện giỏ hàng</w:t>
       </w:r>
-      <w:bookmarkEnd w:id="236"/>
+      <w:bookmarkEnd w:id="230"/>
     </w:p>
     <w:p>
       <w:pPr>
@@ -33337,15 +33388,15 @@
           <w:szCs w:val="26"/>
         </w:rPr>
       </w:pPr>
-      <w:bookmarkStart w:id="238" w:name="_Toc214352010"/>
-      <w:bookmarkStart w:id="239" w:name="_Toc214360115"/>
-      <w:bookmarkStart w:id="240" w:name="_Toc214361050"/>
-      <w:bookmarkStart w:id="241" w:name="_Toc214361303"/>
-      <w:bookmarkStart w:id="242" w:name="_Toc214361965"/>
-      <w:bookmarkStart w:id="243" w:name="_Toc214363077"/>
-      <w:bookmarkStart w:id="244" w:name="_Toc214364288"/>
-      <w:bookmarkStart w:id="245" w:name="_Toc214367152"/>
-      <w:bookmarkStart w:id="246" w:name="_Toc214624516"/>
+      <w:bookmarkStart w:id="232" w:name="_Toc214352010"/>
+      <w:bookmarkStart w:id="233" w:name="_Toc214360115"/>
+      <w:bookmarkStart w:id="234" w:name="_Toc214361050"/>
+      <w:bookmarkStart w:id="235" w:name="_Toc214361303"/>
+      <w:bookmarkStart w:id="236" w:name="_Toc214361965"/>
+      <w:bookmarkStart w:id="237" w:name="_Toc214363077"/>
+      <w:bookmarkStart w:id="238" w:name="_Toc214364288"/>
+      <w:bookmarkStart w:id="239" w:name="_Toc214367152"/>
+      <w:bookmarkStart w:id="240" w:name="_Toc214624516"/>
       <w:r>
         <w:rPr>
           <w:rFonts w:cs="Times New Roman"/>
@@ -33359,7 +33410,7 @@
           <w:szCs w:val="26"/>
         </w:rPr>
         <w:drawing>
-          <wp:anchor distT="0" distB="0" distL="114300" distR="114300" simplePos="0" relativeHeight="251672576" behindDoc="1" locked="0" layoutInCell="1" allowOverlap="1" wp14:anchorId="4B6BBF60" wp14:editId="1EE679A7">
+          <wp:anchor distT="0" distB="0" distL="114300" distR="114300" simplePos="0" relativeHeight="251672576" behindDoc="1" locked="0" layoutInCell="1" allowOverlap="1" wp14:anchorId="4B6BBF60" wp14:editId="015B92C5">
             <wp:simplePos x="0" y="0"/>
             <wp:positionH relativeFrom="margin">
               <wp:align>center</wp:align>
@@ -33427,7 +33478,7 @@
           <w:szCs w:val="26"/>
         </w:rPr>
         <w:drawing>
-          <wp:anchor distT="0" distB="0" distL="114300" distR="114300" simplePos="0" relativeHeight="251730944" behindDoc="1" locked="0" layoutInCell="1" allowOverlap="1" wp14:anchorId="4ED1FEB9" wp14:editId="457A6805">
+          <wp:anchor distT="0" distB="0" distL="114300" distR="114300" simplePos="0" relativeHeight="251730944" behindDoc="1" locked="0" layoutInCell="1" allowOverlap="1" wp14:anchorId="4ED1FEB9" wp14:editId="6DEB9261">
             <wp:simplePos x="0" y="0"/>
             <wp:positionH relativeFrom="margin">
               <wp:align>center</wp:align>
@@ -33482,14 +33533,14 @@
           </wp:anchor>
         </w:drawing>
       </w:r>
+      <w:bookmarkEnd w:id="232"/>
+      <w:bookmarkEnd w:id="233"/>
+      <w:bookmarkEnd w:id="234"/>
+      <w:bookmarkEnd w:id="235"/>
+      <w:bookmarkEnd w:id="236"/>
+      <w:bookmarkEnd w:id="237"/>
       <w:bookmarkEnd w:id="238"/>
       <w:bookmarkEnd w:id="239"/>
-      <w:bookmarkEnd w:id="240"/>
-      <w:bookmarkEnd w:id="241"/>
-      <w:bookmarkEnd w:id="242"/>
-      <w:bookmarkEnd w:id="243"/>
-      <w:bookmarkEnd w:id="244"/>
-      <w:bookmarkEnd w:id="245"/>
       <w:r>
         <w:rPr>
           <w:rFonts w:cs="Times New Roman"/>
@@ -33545,9 +33596,9 @@
         </w:rPr>
         <w:t xml:space="preserve"> Giao diện trang liên hệ</w:t>
       </w:r>
-      <w:bookmarkEnd w:id="246"/>
-    </w:p>
-    <w:bookmarkStart w:id="247" w:name="_Toc214624517"/>
+      <w:bookmarkEnd w:id="240"/>
+    </w:p>
+    <w:bookmarkStart w:id="241" w:name="_Toc214624517"/>
     <w:p>
       <w:pPr>
         <w:spacing w:before="120" w:after="120" w:line="360" w:lineRule="auto"/>
@@ -33567,13 +33618,13 @@
         <mc:AlternateContent>
           <mc:Choice Requires="wps">
             <w:drawing>
-              <wp:anchor distT="0" distB="0" distL="114300" distR="114300" simplePos="0" relativeHeight="251776000" behindDoc="1" locked="0" layoutInCell="1" allowOverlap="1" wp14:anchorId="6CEB2866" wp14:editId="72B33F03">
+              <wp:anchor distT="0" distB="0" distL="114300" distR="114300" simplePos="0" relativeHeight="251776000" behindDoc="1" locked="0" layoutInCell="1" allowOverlap="1" wp14:anchorId="6CEB2866" wp14:editId="0AFF7FE6">
                 <wp:simplePos x="0" y="0"/>
                 <wp:positionH relativeFrom="margin">
-                  <wp:align>center</wp:align>
+                  <wp:posOffset>1881505</wp:posOffset>
                 </wp:positionH>
                 <wp:positionV relativeFrom="paragraph">
-                  <wp:posOffset>3382325</wp:posOffset>
+                  <wp:posOffset>3356131</wp:posOffset>
                 </wp:positionV>
                 <wp:extent cx="2209800" cy="203835"/>
                 <wp:effectExtent l="0" t="0" r="0" b="5715"/>
@@ -33615,7 +33666,7 @@
                                 <w:szCs w:val="26"/>
                               </w:rPr>
                             </w:pPr>
-                            <w:bookmarkStart w:id="248" w:name="_Toc214615967"/>
+                            <w:bookmarkStart w:id="242" w:name="_Toc214615967"/>
                             <w:r>
                               <w:rPr>
                                 <w:iCs w:val="0"/>
@@ -33680,7 +33731,7 @@
                               </w:rPr>
                               <w:t xml:space="preserve"> Giao diện trang liên hệ</w:t>
                             </w:r>
-                            <w:bookmarkEnd w:id="248"/>
+                            <w:bookmarkEnd w:id="242"/>
                           </w:p>
                         </w:txbxContent>
                       </wps:txbx>
@@ -33704,7 +33755,7 @@
           </mc:Choice>
           <mc:Fallback>
             <w:pict>
-              <v:shape w14:anchorId="6CEB2866" id="_x0000_s1056" type="#_x0000_t202" style="position:absolute;margin-left:0;margin-top:266.3pt;width:174pt;height:16.05pt;z-index:-251540480;visibility:visible;mso-wrap-style:square;mso-width-percent:0;mso-height-percent:0;mso-wrap-distance-left:9pt;mso-wrap-distance-top:0;mso-wrap-distance-right:9pt;mso-wrap-distance-bottom:0;mso-position-horizontal:center;mso-position-horizontal-relative:margin;mso-position-vertical:absolute;mso-position-vertical-relative:text;mso-width-percent:0;mso-height-percent:0;mso-width-relative:margin;mso-height-relative:margin;v-text-anchor:top" o:gfxdata="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" stroked="f">
+              <v:shape w14:anchorId="6CEB2866" id="_x0000_s1056" type="#_x0000_t202" style="position:absolute;margin-left:148.15pt;margin-top:264.25pt;width:174pt;height:16.05pt;z-index:-251540480;visibility:visible;mso-wrap-style:square;mso-width-percent:0;mso-height-percent:0;mso-wrap-distance-left:9pt;mso-wrap-distance-top:0;mso-wrap-distance-right:9pt;mso-wrap-distance-bottom:0;mso-position-horizontal:absolute;mso-position-horizontal-relative:margin;mso-position-vertical:absolute;mso-position-vertical-relative:text;mso-width-percent:0;mso-height-percent:0;mso-width-relative:margin;mso-height-relative:margin;v-text-anchor:top" o:gfxdata="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" stroked="f">
                 <v:textbox inset="0,0,0,0">
                   <w:txbxContent>
                     <w:p>
@@ -33721,7 +33772,7 @@
                           <w:szCs w:val="26"/>
                         </w:rPr>
                       </w:pPr>
-                      <w:bookmarkStart w:id="264" w:name="_Toc214615967"/>
+                      <w:bookmarkStart w:id="242" w:name="_Toc214615967"/>
                       <w:r>
                         <w:rPr>
                           <w:iCs w:val="0"/>
@@ -33786,7 +33837,7 @@
                         </w:rPr>
                         <w:t xml:space="preserve"> Giao diện trang liên hệ</w:t>
                       </w:r>
-                      <w:bookmarkEnd w:id="264"/>
+                      <w:bookmarkEnd w:id="242"/>
                     </w:p>
                   </w:txbxContent>
                 </v:textbox>
@@ -33808,8 +33859,8 @@
         <w:br w:type="page"/>
       </w:r>
     </w:p>
-    <w:bookmarkStart w:id="249" w:name="_Toc214364289"/>
-    <w:bookmarkStart w:id="250" w:name="_Toc214367153"/>
+    <w:bookmarkStart w:id="243" w:name="_Toc214364289"/>
+    <w:bookmarkStart w:id="244" w:name="_Toc214367153"/>
     <w:p>
       <w:pPr>
         <w:pStyle w:val="Heading4"/>
@@ -33880,7 +33931,7 @@
                                 <w:szCs w:val="26"/>
                               </w:rPr>
                             </w:pPr>
-                            <w:bookmarkStart w:id="251" w:name="_Toc214615968"/>
+                            <w:bookmarkStart w:id="245" w:name="_Toc214615968"/>
                             <w:r>
                               <w:rPr>
                                 <w:iCs w:val="0"/>
@@ -33945,7 +33996,7 @@
                               </w:rPr>
                               <w:t xml:space="preserve"> Giao diện trang Profile thông tin người dùng</w:t>
                             </w:r>
-                            <w:bookmarkEnd w:id="251"/>
+                            <w:bookmarkEnd w:id="245"/>
                           </w:p>
                         </w:txbxContent>
                       </wps:txbx>
@@ -34061,8 +34112,8 @@
           </mc:Fallback>
         </mc:AlternateContent>
       </w:r>
-      <w:bookmarkEnd w:id="249"/>
-      <w:bookmarkEnd w:id="250"/>
+      <w:bookmarkEnd w:id="243"/>
+      <w:bookmarkEnd w:id="244"/>
       <w:r>
         <w:rPr>
           <w:i/>
@@ -34164,7 +34215,7 @@
         </w:rPr>
         <w:t>rofile thông tin người dùng</w:t>
       </w:r>
-      <w:bookmarkEnd w:id="247"/>
+      <w:bookmarkEnd w:id="241"/>
     </w:p>
     <w:p>
       <w:pPr>
@@ -34191,7 +34242,7 @@
           <w:rFonts w:cs="Times New Roman"/>
         </w:rPr>
       </w:pPr>
-      <w:bookmarkStart w:id="252" w:name="_Toc214624518"/>
+      <w:bookmarkStart w:id="246" w:name="_Toc214624518"/>
       <w:r>
         <w:rPr>
           <w:rFonts w:cs="Times New Roman"/>
@@ -34225,7 +34276,7 @@
         </w:rPr>
         <w:t>G 5: KẾT LUẬN VÀ HƯỚNG PHÁT TRIỂN</w:t>
       </w:r>
-      <w:bookmarkEnd w:id="252"/>
+      <w:bookmarkEnd w:id="246"/>
     </w:p>
     <w:p>
       <w:pPr>
@@ -34234,7 +34285,7 @@
           <w:rFonts w:cs="Times New Roman"/>
         </w:rPr>
       </w:pPr>
-      <w:bookmarkStart w:id="253" w:name="_Toc214624519"/>
+      <w:bookmarkStart w:id="247" w:name="_Toc214624519"/>
       <w:r>
         <w:rPr>
           <w:rFonts w:cs="Times New Roman"/>
@@ -34269,7 +34320,7 @@
         </w:rPr>
         <w:t>Các kết quả đạt được</w:t>
       </w:r>
-      <w:bookmarkEnd w:id="253"/>
+      <w:bookmarkEnd w:id="247"/>
     </w:p>
     <w:p>
       <w:pPr>
@@ -34670,7 +34721,7 @@
           <w:rFonts w:cs="Times New Roman"/>
         </w:rPr>
       </w:pPr>
-      <w:bookmarkStart w:id="254" w:name="_Toc214624520"/>
+      <w:bookmarkStart w:id="248" w:name="_Toc214624520"/>
       <w:r>
         <w:rPr>
           <w:rFonts w:cs="Times New Roman"/>
@@ -34852,20 +34903,20 @@
         </w:rPr>
         <w:t>iển</w:t>
       </w:r>
-      <w:bookmarkEnd w:id="254"/>
+      <w:bookmarkEnd w:id="248"/>
     </w:p>
     <w:p>
       <w:pPr>
         <w:pStyle w:val="Heading3"/>
       </w:pPr>
-      <w:bookmarkStart w:id="255" w:name="_Toc214624521"/>
+      <w:bookmarkStart w:id="249" w:name="_Toc214624521"/>
       <w:r>
         <w:t xml:space="preserve">5.2.1 </w:t>
       </w:r>
       <w:r>
         <w:t>Hạn chế:</w:t>
       </w:r>
-      <w:bookmarkEnd w:id="255"/>
+      <w:bookmarkEnd w:id="249"/>
     </w:p>
     <w:p>
       <w:pPr>
@@ -34915,14 +34966,14 @@
       <w:pPr>
         <w:pStyle w:val="Heading3"/>
       </w:pPr>
-      <w:bookmarkStart w:id="256" w:name="_Toc214624522"/>
+      <w:bookmarkStart w:id="250" w:name="_Toc214624522"/>
       <w:r>
         <w:t xml:space="preserve">5.2.2 </w:t>
       </w:r>
       <w:r>
         <w:t>Hướng phát triển:</w:t>
       </w:r>
-      <w:bookmarkEnd w:id="256"/>
+      <w:bookmarkEnd w:id="250"/>
     </w:p>
     <w:p>
       <w:pPr>
@@ -35065,7 +35116,7 @@
           <w:bCs w:val="0"/>
         </w:rPr>
       </w:pPr>
-      <w:bookmarkStart w:id="257" w:name="_Toc214624523"/>
+      <w:bookmarkStart w:id="251" w:name="_Toc214624523"/>
       <w:r>
         <w:rPr>
           <w:rFonts w:eastAsia="Times New Roman" w:cs="Times New Roman"/>
@@ -35186,7 +35237,7 @@
         </w:rPr>
         <w:t>O</w:t>
       </w:r>
-      <w:bookmarkEnd w:id="257"/>
+      <w:bookmarkEnd w:id="251"/>
     </w:p>
     <w:p>
       <w:pPr>
@@ -35297,7 +35348,7 @@
 </file>
 
 <file path=word/endnotes.xml><?xml version="1.0" encoding="utf-8"?>
-<w:endnotes xmlns:wpc="http://schemas.microsoft.com/office/word/2010/wordprocessingCanvas" xmlns:cx="http://schemas.microsoft.com/office/drawing/2014/chartex" xmlns:mc="http://schemas.openxmlformats.org/markup-compatibility/2006" xmlns:o="urn:schemas-microsoft-com:office:office" xmlns:r="http://schemas.openxmlformats.org/officeDocument/2006/relationships" xmlns:m="http://schemas.openxmlformats.org/officeDocument/2006/math" xmlns:v="urn:schemas-microsoft-com:vml" xmlns:wp14="http://schemas.microsoft.com/office/word/2010/wordprocessingDrawing" xmlns:wp="http://schemas.openxmlformats.org/drawingml/2006/wordprocessingDrawing" xmlns:w10="urn:schemas-microsoft-com:office:word" xmlns:w="http://schemas.openxmlformats.org/wordprocessingml/2006/main" xmlns:w14="http://schemas.microsoft.com/office/word/2010/wordml" xmlns:w15="http://schemas.microsoft.com/office/word/2012/wordml" xmlns:w16se="http://schemas.microsoft.com/office/word/2015/wordml/symex" xmlns:wpg="http://schemas.microsoft.com/office/word/2010/wordprocessingGroup" xmlns:wpi="http://schemas.microsoft.com/office/word/2010/wordprocessingInk" xmlns:wne="http://schemas.microsoft.com/office/word/2006/wordml" xmlns:wps="http://schemas.microsoft.com/office/word/2010/wordprocessingShape" mc:Ignorable="w14 w15 w16se wp14">
+<w:endnotes xmlns:wpc="http://schemas.microsoft.com/office/word/2010/wordprocessingCanvas" xmlns:cx="http://schemas.microsoft.com/office/drawing/2014/chartex" xmlns:cx1="http://schemas.microsoft.com/office/drawing/2015/9/8/chartex" xmlns:cx2="http://schemas.microsoft.com/office/drawing/2015/10/21/chartex" xmlns:cx3="http://schemas.microsoft.com/office/drawing/2016/5/9/chartex" xmlns:cx4="http://schemas.microsoft.com/office/drawing/2016/5/10/chartex" xmlns:cx5="http://schemas.microsoft.com/office/drawing/2016/5/11/chartex" xmlns:cx6="http://schemas.microsoft.com/office/drawing/2016/5/12/chartex" xmlns:cx7="http://schemas.microsoft.com/office/drawing/2016/5/13/chartex" xmlns:cx8="http://schemas.microsoft.com/office/drawing/2016/5/14/chartex" xmlns:mc="http://schemas.openxmlformats.org/markup-compatibility/2006" xmlns:aink="http://schemas.microsoft.com/office/drawing/2016/ink" xmlns:am3d="http://schemas.microsoft.com/office/drawing/2017/model3d" xmlns:o="urn:schemas-microsoft-com:office:office" xmlns:oel="http://schemas.microsoft.com/office/2019/extlst" xmlns:r="http://schemas.openxmlformats.org/officeDocument/2006/relationships" xmlns:m="http://schemas.openxmlformats.org/officeDocument/2006/math" xmlns:v="urn:schemas-microsoft-com:vml" xmlns:wp14="http://schemas.microsoft.com/office/word/2010/wordprocessingDrawing" xmlns:wp="http://schemas.openxmlformats.org/drawingml/2006/wordprocessingDrawing" xmlns:w10="urn:schemas-microsoft-com:office:word" xmlns:w="http://schemas.openxmlformats.org/wordprocessingml/2006/main" xmlns:w14="http://schemas.microsoft.com/office/word/2010/wordml" xmlns:w15="http://schemas.microsoft.com/office/word/2012/wordml" xmlns:w16cex="http://schemas.microsoft.com/office/word/2018/wordml/cex" xmlns:w16cid="http://schemas.microsoft.com/office/word/2016/wordml/cid" xmlns:w16="http://schemas.microsoft.com/office/word/2018/wordml" xmlns:w16du="http://schemas.microsoft.com/office/word/2023/wordml/word16du" xmlns:w16sdtdh="http://schemas.microsoft.com/office/word/2020/wordml/sdtdatahash" xmlns:w16sdtfl="http://schemas.microsoft.com/office/word/2024/wordml/sdtformatlock" xmlns:w16se="http://schemas.microsoft.com/office/word/2015/wordml/symex" xmlns:wpg="http://schemas.microsoft.com/office/word/2010/wordprocessingGroup" xmlns:wpi="http://schemas.microsoft.com/office/word/2010/wordprocessingInk" xmlns:wne="http://schemas.microsoft.com/office/word/2006/wordml" xmlns:wps="http://schemas.microsoft.com/office/word/2010/wordprocessingShape" mc:Ignorable="w14 w15 w16se w16cid w16 w16cex w16sdtdh w16sdtfl w16du wp14">
   <w:endnote w:type="separator" w:id="-1">
     <w:p>
       <w:r>
@@ -35316,7 +35367,7 @@
 </file>
 
 <file path=word/footer1.xml><?xml version="1.0" encoding="utf-8"?>
-<w:ftr xmlns:wpc="http://schemas.microsoft.com/office/word/2010/wordprocessingCanvas" xmlns:cx="http://schemas.microsoft.com/office/drawing/2014/chartex" xmlns:mc="http://schemas.openxmlformats.org/markup-compatibility/2006" xmlns:o="urn:schemas-microsoft-com:office:office" xmlns:r="http://schemas.openxmlformats.org/officeDocument/2006/relationships" xmlns:m="http://schemas.openxmlformats.org/officeDocument/2006/math" xmlns:v="urn:schemas-microsoft-com:vml" xmlns:wp14="http://schemas.microsoft.com/office/word/2010/wordprocessingDrawing" xmlns:wp="http://schemas.openxmlformats.org/drawingml/2006/wordprocessingDrawing" xmlns:w10="urn:schemas-microsoft-com:office:word" xmlns:w="http://schemas.openxmlformats.org/wordprocessingml/2006/main" xmlns:w14="http://schemas.microsoft.com/office/word/2010/wordml" xmlns:w15="http://schemas.microsoft.com/office/word/2012/wordml" xmlns:w16se="http://schemas.microsoft.com/office/word/2015/wordml/symex" xmlns:wpg="http://schemas.microsoft.com/office/word/2010/wordprocessingGroup" xmlns:wpi="http://schemas.microsoft.com/office/word/2010/wordprocessingInk" xmlns:wne="http://schemas.microsoft.com/office/word/2006/wordml" xmlns:wps="http://schemas.microsoft.com/office/word/2010/wordprocessingShape" mc:Ignorable="w14 w15 w16se wp14">
+<w:ftr xmlns:wpc="http://schemas.microsoft.com/office/word/2010/wordprocessingCanvas" xmlns:cx="http://schemas.microsoft.com/office/drawing/2014/chartex" xmlns:cx1="http://schemas.microsoft.com/office/drawing/2015/9/8/chartex" xmlns:cx2="http://schemas.microsoft.com/office/drawing/2015/10/21/chartex" xmlns:cx3="http://schemas.microsoft.com/office/drawing/2016/5/9/chartex" xmlns:cx4="http://schemas.microsoft.com/office/drawing/2016/5/10/chartex" xmlns:cx5="http://schemas.microsoft.com/office/drawing/2016/5/11/chartex" xmlns:cx6="http://schemas.microsoft.com/office/drawing/2016/5/12/chartex" xmlns:cx7="http://schemas.microsoft.com/office/drawing/2016/5/13/chartex" xmlns:cx8="http://schemas.microsoft.com/office/drawing/2016/5/14/chartex" xmlns:mc="http://schemas.openxmlformats.org/markup-compatibility/2006" xmlns:aink="http://schemas.microsoft.com/office/drawing/2016/ink" xmlns:am3d="http://schemas.microsoft.com/office/drawing/2017/model3d" xmlns:o="urn:schemas-microsoft-com:office:office" xmlns:oel="http://schemas.microsoft.com/office/2019/extlst" xmlns:r="http://schemas.openxmlformats.org/officeDocument/2006/relationships" xmlns:m="http://schemas.openxmlformats.org/officeDocument/2006/math" xmlns:v="urn:schemas-microsoft-com:vml" xmlns:wp14="http://schemas.microsoft.com/office/word/2010/wordprocessingDrawing" xmlns:wp="http://schemas.openxmlformats.org/drawingml/2006/wordprocessingDrawing" xmlns:w10="urn:schemas-microsoft-com:office:word" xmlns:w="http://schemas.openxmlformats.org/wordprocessingml/2006/main" xmlns:w14="http://schemas.microsoft.com/office/word/2010/wordml" xmlns:w15="http://schemas.microsoft.com/office/word/2012/wordml" xmlns:w16cex="http://schemas.microsoft.com/office/word/2018/wordml/cex" xmlns:w16cid="http://schemas.microsoft.com/office/word/2016/wordml/cid" xmlns:w16="http://schemas.microsoft.com/office/word/2018/wordml" xmlns:w16du="http://schemas.microsoft.com/office/word/2023/wordml/word16du" xmlns:w16sdtdh="http://schemas.microsoft.com/office/word/2020/wordml/sdtdatahash" xmlns:w16sdtfl="http://schemas.microsoft.com/office/word/2024/wordml/sdtformatlock" xmlns:w16se="http://schemas.microsoft.com/office/word/2015/wordml/symex" xmlns:wpg="http://schemas.microsoft.com/office/word/2010/wordprocessingGroup" xmlns:wpi="http://schemas.microsoft.com/office/word/2010/wordprocessingInk" xmlns:wne="http://schemas.microsoft.com/office/word/2006/wordml" xmlns:wps="http://schemas.microsoft.com/office/word/2010/wordprocessingShape" mc:Ignorable="w14 w15 w16se w16cid w16 w16cex w16sdtdh w16sdtfl w16du wp14">
   <w:p>
     <w:pPr>
       <w:pStyle w:val="Footer"/>
@@ -35359,7 +35410,7 @@
 </file>
 
 <file path=word/footer2.xml><?xml version="1.0" encoding="utf-8"?>
-<w:ftr xmlns:wpc="http://schemas.microsoft.com/office/word/2010/wordprocessingCanvas" xmlns:cx="http://schemas.microsoft.com/office/drawing/2014/chartex" xmlns:mc="http://schemas.openxmlformats.org/markup-compatibility/2006" xmlns:o="urn:schemas-microsoft-com:office:office" xmlns:r="http://schemas.openxmlformats.org/officeDocument/2006/relationships" xmlns:m="http://schemas.openxmlformats.org/officeDocument/2006/math" xmlns:v="urn:schemas-microsoft-com:vml" xmlns:wp14="http://schemas.microsoft.com/office/word/2010/wordprocessingDrawing" xmlns:wp="http://schemas.openxmlformats.org/drawingml/2006/wordprocessingDrawing" xmlns:w10="urn:schemas-microsoft-com:office:word" xmlns:w="http://schemas.openxmlformats.org/wordprocessingml/2006/main" xmlns:w14="http://schemas.microsoft.com/office/word/2010/wordml" xmlns:w15="http://schemas.microsoft.com/office/word/2012/wordml" xmlns:w16se="http://schemas.microsoft.com/office/word/2015/wordml/symex" xmlns:wpg="http://schemas.microsoft.com/office/word/2010/wordprocessingGroup" xmlns:wpi="http://schemas.microsoft.com/office/word/2010/wordprocessingInk" xmlns:wne="http://schemas.microsoft.com/office/word/2006/wordml" xmlns:wps="http://schemas.microsoft.com/office/word/2010/wordprocessingShape" mc:Ignorable="w14 w15 w16se wp14">
+<w:ftr xmlns:wpc="http://schemas.microsoft.com/office/word/2010/wordprocessingCanvas" xmlns:cx="http://schemas.microsoft.com/office/drawing/2014/chartex" xmlns:cx1="http://schemas.microsoft.com/office/drawing/2015/9/8/chartex" xmlns:cx2="http://schemas.microsoft.com/office/drawing/2015/10/21/chartex" xmlns:cx3="http://schemas.microsoft.com/office/drawing/2016/5/9/chartex" xmlns:cx4="http://schemas.microsoft.com/office/drawing/2016/5/10/chartex" xmlns:cx5="http://schemas.microsoft.com/office/drawing/2016/5/11/chartex" xmlns:cx6="http://schemas.microsoft.com/office/drawing/2016/5/12/chartex" xmlns:cx7="http://schemas.microsoft.com/office/drawing/2016/5/13/chartex" xmlns:cx8="http://schemas.microsoft.com/office/drawing/2016/5/14/chartex" xmlns:mc="http://schemas.openxmlformats.org/markup-compatibility/2006" xmlns:aink="http://schemas.microsoft.com/office/drawing/2016/ink" xmlns:am3d="http://schemas.microsoft.com/office/drawing/2017/model3d" xmlns:o="urn:schemas-microsoft-com:office:office" xmlns:oel="http://schemas.microsoft.com/office/2019/extlst" xmlns:r="http://schemas.openxmlformats.org/officeDocument/2006/relationships" xmlns:m="http://schemas.openxmlformats.org/officeDocument/2006/math" xmlns:v="urn:schemas-microsoft-com:vml" xmlns:wp14="http://schemas.microsoft.com/office/word/2010/wordprocessingDrawing" xmlns:wp="http://schemas.openxmlformats.org/drawingml/2006/wordprocessingDrawing" xmlns:w10="urn:schemas-microsoft-com:office:word" xmlns:w="http://schemas.openxmlformats.org/wordprocessingml/2006/main" xmlns:w14="http://schemas.microsoft.com/office/word/2010/wordml" xmlns:w15="http://schemas.microsoft.com/office/word/2012/wordml" xmlns:w16cex="http://schemas.microsoft.com/office/word/2018/wordml/cex" xmlns:w16cid="http://schemas.microsoft.com/office/word/2016/wordml/cid" xmlns:w16="http://schemas.microsoft.com/office/word/2018/wordml" xmlns:w16du="http://schemas.microsoft.com/office/word/2023/wordml/word16du" xmlns:w16sdtdh="http://schemas.microsoft.com/office/word/2020/wordml/sdtdatahash" xmlns:w16sdtfl="http://schemas.microsoft.com/office/word/2024/wordml/sdtformatlock" xmlns:w16se="http://schemas.microsoft.com/office/word/2015/wordml/symex" xmlns:wpg="http://schemas.microsoft.com/office/word/2010/wordprocessingGroup" xmlns:wpi="http://schemas.microsoft.com/office/word/2010/wordprocessingInk" xmlns:wne="http://schemas.microsoft.com/office/word/2006/wordml" xmlns:wps="http://schemas.microsoft.com/office/word/2010/wordprocessingShape" mc:Ignorable="w14 w15 w16se w16cid w16 w16cex w16sdtdh w16sdtfl w16du wp14">
   <w:p>
     <w:pPr>
       <w:pStyle w:val="Footer"/>
@@ -35430,7 +35481,7 @@
 </file>
 
 <file path=word/footnotes.xml><?xml version="1.0" encoding="utf-8"?>
-<w:footnotes xmlns:wpc="http://schemas.microsoft.com/office/word/2010/wordprocessingCanvas" xmlns:cx="http://schemas.microsoft.com/office/drawing/2014/chartex" xmlns:mc="http://schemas.openxmlformats.org/markup-compatibility/2006" xmlns:o="urn:schemas-microsoft-com:office:office" xmlns:r="http://schemas.openxmlformats.org/officeDocument/2006/relationships" xmlns:m="http://schemas.openxmlformats.org/officeDocument/2006/math" xmlns:v="urn:schemas-microsoft-com:vml" xmlns:wp14="http://schemas.microsoft.com/office/word/2010/wordprocessingDrawing" xmlns:wp="http://schemas.openxmlformats.org/drawingml/2006/wordprocessingDrawing" xmlns:w10="urn:schemas-microsoft-com:office:word" xmlns:w="http://schemas.openxmlformats.org/wordprocessingml/2006/main" xmlns:w14="http://schemas.microsoft.com/office/word/2010/wordml" xmlns:w15="http://schemas.microsoft.com/office/word/2012/wordml" xmlns:w16se="http://schemas.microsoft.com/office/word/2015/wordml/symex" xmlns:wpg="http://schemas.microsoft.com/office/word/2010/wordprocessingGroup" xmlns:wpi="http://schemas.microsoft.com/office/word/2010/wordprocessingInk" xmlns:wne="http://schemas.microsoft.com/office/word/2006/wordml" xmlns:wps="http://schemas.microsoft.com/office/word/2010/wordprocessingShape" mc:Ignorable="w14 w15 w16se wp14">
+<w:footnotes xmlns:wpc="http://schemas.microsoft.com/office/word/2010/wordprocessingCanvas" xmlns:cx="http://schemas.microsoft.com/office/drawing/2014/chartex" xmlns:cx1="http://schemas.microsoft.com/office/drawing/2015/9/8/chartex" xmlns:cx2="http://schemas.microsoft.com/office/drawing/2015/10/21/chartex" xmlns:cx3="http://schemas.microsoft.com/office/drawing/2016/5/9/chartex" xmlns:cx4="http://schemas.microsoft.com/office/drawing/2016/5/10/chartex" xmlns:cx5="http://schemas.microsoft.com/office/drawing/2016/5/11/chartex" xmlns:cx6="http://schemas.microsoft.com/office/drawing/2016/5/12/chartex" xmlns:cx7="http://schemas.microsoft.com/office/drawing/2016/5/13/chartex" xmlns:cx8="http://schemas.microsoft.com/office/drawing/2016/5/14/chartex" xmlns:mc="http://schemas.openxmlformats.org/markup-compatibility/2006" xmlns:aink="http://schemas.microsoft.com/office/drawing/2016/ink" xmlns:am3d="http://schemas.microsoft.com/office/drawing/2017/model3d" xmlns:o="urn:schemas-microsoft-com:office:office" xmlns:oel="http://schemas.microsoft.com/office/2019/extlst" xmlns:r="http://schemas.openxmlformats.org/officeDocument/2006/relationships" xmlns:m="http://schemas.openxmlformats.org/officeDocument/2006/math" xmlns:v="urn:schemas-microsoft-com:vml" xmlns:wp14="http://schemas.microsoft.com/office/word/2010/wordprocessingDrawing" xmlns:wp="http://schemas.openxmlformats.org/drawingml/2006/wordprocessingDrawing" xmlns:w10="urn:schemas-microsoft-com:office:word" xmlns:w="http://schemas.openxmlformats.org/wordprocessingml/2006/main" xmlns:w14="http://schemas.microsoft.com/office/word/2010/wordml" xmlns:w15="http://schemas.microsoft.com/office/word/2012/wordml" xmlns:w16cex="http://schemas.microsoft.com/office/word/2018/wordml/cex" xmlns:w16cid="http://schemas.microsoft.com/office/word/2016/wordml/cid" xmlns:w16="http://schemas.microsoft.com/office/word/2018/wordml" xmlns:w16du="http://schemas.microsoft.com/office/word/2023/wordml/word16du" xmlns:w16sdtdh="http://schemas.microsoft.com/office/word/2020/wordml/sdtdatahash" xmlns:w16sdtfl="http://schemas.microsoft.com/office/word/2024/wordml/sdtformatlock" xmlns:w16se="http://schemas.microsoft.com/office/word/2015/wordml/symex" xmlns:wpg="http://schemas.microsoft.com/office/word/2010/wordprocessingGroup" xmlns:wpi="http://schemas.microsoft.com/office/word/2010/wordprocessingInk" xmlns:wne="http://schemas.microsoft.com/office/word/2006/wordml" xmlns:wps="http://schemas.microsoft.com/office/word/2010/wordprocessingShape" mc:Ignorable="w14 w15 w16se w16cid w16 w16cex w16sdtdh w16sdtfl w16du wp14">
   <w:footnote w:type="separator" w:id="-1">
     <w:p>
       <w:r>
@@ -35449,7 +35500,7 @@
 </file>
 
 <file path=word/header1.xml><?xml version="1.0" encoding="utf-8"?>
-<w:hdr xmlns:wpc="http://schemas.microsoft.com/office/word/2010/wordprocessingCanvas" xmlns:cx="http://schemas.microsoft.com/office/drawing/2014/chartex" xmlns:mc="http://schemas.openxmlformats.org/markup-compatibility/2006" xmlns:o="urn:schemas-microsoft-com:office:office" xmlns:r="http://schemas.openxmlformats.org/officeDocument/2006/relationships" xmlns:m="http://schemas.openxmlformats.org/officeDocument/2006/math" xmlns:v="urn:schemas-microsoft-com:vml" xmlns:wp14="http://schemas.microsoft.com/office/word/2010/wordprocessingDrawing" xmlns:wp="http://schemas.openxmlformats.org/drawingml/2006/wordprocessingDrawing" xmlns:w10="urn:schemas-microsoft-com:office:word" xmlns:w="http://schemas.openxmlformats.org/wordprocessingml/2006/main" xmlns:w14="http://schemas.microsoft.com/office/word/2010/wordml" xmlns:w15="http://schemas.microsoft.com/office/word/2012/wordml" xmlns:w16se="http://schemas.microsoft.com/office/word/2015/wordml/symex" xmlns:wpg="http://schemas.microsoft.com/office/word/2010/wordprocessingGroup" xmlns:wpi="http://schemas.microsoft.com/office/word/2010/wordprocessingInk" xmlns:wne="http://schemas.microsoft.com/office/word/2006/wordml" xmlns:wps="http://schemas.microsoft.com/office/word/2010/wordprocessingShape" mc:Ignorable="w14 w15 w16se wp14">
+<w:hdr xmlns:wpc="http://schemas.microsoft.com/office/word/2010/wordprocessingCanvas" xmlns:cx="http://schemas.microsoft.com/office/drawing/2014/chartex" xmlns:cx1="http://schemas.microsoft.com/office/drawing/2015/9/8/chartex" xmlns:cx2="http://schemas.microsoft.com/office/drawing/2015/10/21/chartex" xmlns:cx3="http://schemas.microsoft.com/office/drawing/2016/5/9/chartex" xmlns:cx4="http://schemas.microsoft.com/office/drawing/2016/5/10/chartex" xmlns:cx5="http://schemas.microsoft.com/office/drawing/2016/5/11/chartex" xmlns:cx6="http://schemas.microsoft.com/office/drawing/2016/5/12/chartex" xmlns:cx7="http://schemas.microsoft.com/office/drawing/2016/5/13/chartex" xmlns:cx8="http://schemas.microsoft.com/office/drawing/2016/5/14/chartex" xmlns:mc="http://schemas.openxmlformats.org/markup-compatibility/2006" xmlns:aink="http://schemas.microsoft.com/office/drawing/2016/ink" xmlns:am3d="http://schemas.microsoft.com/office/drawing/2017/model3d" xmlns:o="urn:schemas-microsoft-com:office:office" xmlns:oel="http://schemas.microsoft.com/office/2019/extlst" xmlns:r="http://schemas.openxmlformats.org/officeDocument/2006/relationships" xmlns:m="http://schemas.openxmlformats.org/officeDocument/2006/math" xmlns:v="urn:schemas-microsoft-com:vml" xmlns:wp14="http://schemas.microsoft.com/office/word/2010/wordprocessingDrawing" xmlns:wp="http://schemas.openxmlformats.org/drawingml/2006/wordprocessingDrawing" xmlns:w10="urn:schemas-microsoft-com:office:word" xmlns:w="http://schemas.openxmlformats.org/wordprocessingml/2006/main" xmlns:w14="http://schemas.microsoft.com/office/word/2010/wordml" xmlns:w15="http://schemas.microsoft.com/office/word/2012/wordml" xmlns:w16cex="http://schemas.microsoft.com/office/word/2018/wordml/cex" xmlns:w16cid="http://schemas.microsoft.com/office/word/2016/wordml/cid" xmlns:w16="http://schemas.microsoft.com/office/word/2018/wordml" xmlns:w16du="http://schemas.microsoft.com/office/word/2023/wordml/word16du" xmlns:w16sdtdh="http://schemas.microsoft.com/office/word/2020/wordml/sdtdatahash" xmlns:w16sdtfl="http://schemas.microsoft.com/office/word/2024/wordml/sdtformatlock" xmlns:w16se="http://schemas.microsoft.com/office/word/2015/wordml/symex" xmlns:wpg="http://schemas.microsoft.com/office/word/2010/wordprocessingGroup" xmlns:wpi="http://schemas.microsoft.com/office/word/2010/wordprocessingInk" xmlns:wne="http://schemas.microsoft.com/office/word/2006/wordml" xmlns:wps="http://schemas.microsoft.com/office/word/2010/wordprocessingShape" mc:Ignorable="w14 w15 w16se w16cid w16 w16cex w16sdtdh w16sdtfl w16du wp14">
   <w:p>
     <w:pPr>
       <w:pStyle w:val="Header"/>
@@ -35472,7 +35523,7 @@
 </file>
 
 <file path=word/numbering.xml><?xml version="1.0" encoding="utf-8"?>
-<w:numbering xmlns:wpc="http://schemas.microsoft.com/office/word/2010/wordprocessingCanvas" xmlns:cx="http://schemas.microsoft.com/office/drawing/2014/chartex" xmlns:mc="http://schemas.openxmlformats.org/markup-compatibility/2006" xmlns:o="urn:schemas-microsoft-com:office:office" xmlns:r="http://schemas.openxmlformats.org/officeDocument/2006/relationships" xmlns:m="http://schemas.openxmlformats.org/officeDocument/2006/math" xmlns:v="urn:schemas-microsoft-com:vml" xmlns:wp14="http://schemas.microsoft.com/office/word/2010/wordprocessingDrawing" xmlns:wp="http://schemas.openxmlformats.org/drawingml/2006/wordprocessingDrawing" xmlns:w10="urn:schemas-microsoft-com:office:word" xmlns:w="http://schemas.openxmlformats.org/wordprocessingml/2006/main" xmlns:w14="http://schemas.microsoft.com/office/word/2010/wordml" xmlns:w15="http://schemas.microsoft.com/office/word/2012/wordml" xmlns:w16se="http://schemas.microsoft.com/office/word/2015/wordml/symex" xmlns:wpg="http://schemas.microsoft.com/office/word/2010/wordprocessingGroup" xmlns:wpi="http://schemas.microsoft.com/office/word/2010/wordprocessingInk" xmlns:wne="http://schemas.microsoft.com/office/word/2006/wordml" xmlns:wps="http://schemas.microsoft.com/office/word/2010/wordprocessingShape" mc:Ignorable="w14 w15 w16se wp14">
+<w:numbering xmlns:wpc="http://schemas.microsoft.com/office/word/2010/wordprocessingCanvas" xmlns:cx="http://schemas.microsoft.com/office/drawing/2014/chartex" xmlns:cx1="http://schemas.microsoft.com/office/drawing/2015/9/8/chartex" xmlns:cx2="http://schemas.microsoft.com/office/drawing/2015/10/21/chartex" xmlns:cx3="http://schemas.microsoft.com/office/drawing/2016/5/9/chartex" xmlns:cx4="http://schemas.microsoft.com/office/drawing/2016/5/10/chartex" xmlns:cx5="http://schemas.microsoft.com/office/drawing/2016/5/11/chartex" xmlns:cx6="http://schemas.microsoft.com/office/drawing/2016/5/12/chartex" xmlns:cx7="http://schemas.microsoft.com/office/drawing/2016/5/13/chartex" xmlns:cx8="http://schemas.microsoft.com/office/drawing/2016/5/14/chartex" xmlns:mc="http://schemas.openxmlformats.org/markup-compatibility/2006" xmlns:aink="http://schemas.microsoft.com/office/drawing/2016/ink" xmlns:am3d="http://schemas.microsoft.com/office/drawing/2017/model3d" xmlns:o="urn:schemas-microsoft-com:office:office" xmlns:oel="http://schemas.microsoft.com/office/2019/extlst" xmlns:r="http://schemas.openxmlformats.org/officeDocument/2006/relationships" xmlns:m="http://schemas.openxmlformats.org/officeDocument/2006/math" xmlns:v="urn:schemas-microsoft-com:vml" xmlns:wp14="http://schemas.microsoft.com/office/word/2010/wordprocessingDrawing" xmlns:wp="http://schemas.openxmlformats.org/drawingml/2006/wordprocessingDrawing" xmlns:w10="urn:schemas-microsoft-com:office:word" xmlns:w="http://schemas.openxmlformats.org/wordprocessingml/2006/main" xmlns:w14="http://schemas.microsoft.com/office/word/2010/wordml" xmlns:w15="http://schemas.microsoft.com/office/word/2012/wordml" xmlns:w16cex="http://schemas.microsoft.com/office/word/2018/wordml/cex" xmlns:w16cid="http://schemas.microsoft.com/office/word/2016/wordml/cid" xmlns:w16="http://schemas.microsoft.com/office/word/2018/wordml" xmlns:w16du="http://schemas.microsoft.com/office/word/2023/wordml/word16du" xmlns:w16sdtdh="http://schemas.microsoft.com/office/word/2020/wordml/sdtdatahash" xmlns:w16sdtfl="http://schemas.microsoft.com/office/word/2024/wordml/sdtformatlock" xmlns:w16se="http://schemas.microsoft.com/office/word/2015/wordml/symex" xmlns:wpg="http://schemas.microsoft.com/office/word/2010/wordprocessingGroup" xmlns:wpi="http://schemas.microsoft.com/office/word/2010/wordprocessingInk" xmlns:wne="http://schemas.microsoft.com/office/word/2006/wordml" xmlns:wps="http://schemas.microsoft.com/office/word/2010/wordprocessingShape" mc:Ignorable="w14 w15 w16se w16cid w16 w16cex w16sdtdh w16sdtfl w16du wp14">
   <w:abstractNum w:abstractNumId="0" w15:restartNumberingAfterBreak="0">
     <w:nsid w:val="018448E5"/>
     <w:multiLevelType w:val="hybridMultilevel"/>
@@ -39248,107 +39299,107 @@
       </w:rPr>
     </w:lvl>
   </w:abstractNum>
-  <w:num w:numId="1">
+  <w:num w:numId="1" w16cid:durableId="218252678">
     <w:abstractNumId w:val="0"/>
   </w:num>
-  <w:num w:numId="2">
+  <w:num w:numId="2" w16cid:durableId="222372417">
     <w:abstractNumId w:val="16"/>
   </w:num>
-  <w:num w:numId="3">
+  <w:num w:numId="3" w16cid:durableId="995843715">
     <w:abstractNumId w:val="10"/>
   </w:num>
-  <w:num w:numId="4">
+  <w:num w:numId="4" w16cid:durableId="1121606859">
     <w:abstractNumId w:val="25"/>
   </w:num>
-  <w:num w:numId="5">
+  <w:num w:numId="5" w16cid:durableId="528378664">
     <w:abstractNumId w:val="31"/>
   </w:num>
-  <w:num w:numId="6">
+  <w:num w:numId="6" w16cid:durableId="1754929094">
     <w:abstractNumId w:val="17"/>
   </w:num>
-  <w:num w:numId="7">
+  <w:num w:numId="7" w16cid:durableId="1216621912">
     <w:abstractNumId w:val="23"/>
   </w:num>
-  <w:num w:numId="8">
+  <w:num w:numId="8" w16cid:durableId="959456217">
     <w:abstractNumId w:val="24"/>
   </w:num>
-  <w:num w:numId="9">
+  <w:num w:numId="9" w16cid:durableId="1085540450">
     <w:abstractNumId w:val="27"/>
   </w:num>
-  <w:num w:numId="10">
+  <w:num w:numId="10" w16cid:durableId="1174220743">
     <w:abstractNumId w:val="12"/>
   </w:num>
-  <w:num w:numId="11">
+  <w:num w:numId="11" w16cid:durableId="831457810">
     <w:abstractNumId w:val="15"/>
   </w:num>
-  <w:num w:numId="12">
+  <w:num w:numId="12" w16cid:durableId="1470365788">
     <w:abstractNumId w:val="4"/>
   </w:num>
-  <w:num w:numId="13">
+  <w:num w:numId="13" w16cid:durableId="934554963">
     <w:abstractNumId w:val="3"/>
   </w:num>
-  <w:num w:numId="14">
+  <w:num w:numId="14" w16cid:durableId="1522626279">
     <w:abstractNumId w:val="9"/>
   </w:num>
-  <w:num w:numId="15">
+  <w:num w:numId="15" w16cid:durableId="2092657333">
     <w:abstractNumId w:val="22"/>
   </w:num>
-  <w:num w:numId="16">
+  <w:num w:numId="16" w16cid:durableId="486484173">
     <w:abstractNumId w:val="19"/>
   </w:num>
-  <w:num w:numId="17">
+  <w:num w:numId="17" w16cid:durableId="1288269593">
     <w:abstractNumId w:val="14"/>
   </w:num>
-  <w:num w:numId="18">
+  <w:num w:numId="18" w16cid:durableId="210389366">
     <w:abstractNumId w:val="8"/>
   </w:num>
-  <w:num w:numId="19">
+  <w:num w:numId="19" w16cid:durableId="410780887">
     <w:abstractNumId w:val="1"/>
   </w:num>
-  <w:num w:numId="20">
+  <w:num w:numId="20" w16cid:durableId="640112191">
     <w:abstractNumId w:val="28"/>
   </w:num>
-  <w:num w:numId="21">
+  <w:num w:numId="21" w16cid:durableId="748190005">
     <w:abstractNumId w:val="7"/>
   </w:num>
-  <w:num w:numId="22">
+  <w:num w:numId="22" w16cid:durableId="380633392">
     <w:abstractNumId w:val="2"/>
   </w:num>
-  <w:num w:numId="23">
+  <w:num w:numId="23" w16cid:durableId="1230963912">
     <w:abstractNumId w:val="6"/>
   </w:num>
-  <w:num w:numId="24">
+  <w:num w:numId="24" w16cid:durableId="911430657">
     <w:abstractNumId w:val="26"/>
   </w:num>
-  <w:num w:numId="25">
+  <w:num w:numId="25" w16cid:durableId="2137093217">
     <w:abstractNumId w:val="13"/>
   </w:num>
-  <w:num w:numId="26">
+  <w:num w:numId="26" w16cid:durableId="1008828309">
     <w:abstractNumId w:val="18"/>
   </w:num>
-  <w:num w:numId="27">
+  <w:num w:numId="27" w16cid:durableId="196237770">
     <w:abstractNumId w:val="11"/>
   </w:num>
-  <w:num w:numId="28">
+  <w:num w:numId="28" w16cid:durableId="574778868">
     <w:abstractNumId w:val="20"/>
   </w:num>
-  <w:num w:numId="29">
+  <w:num w:numId="29" w16cid:durableId="1471093166">
     <w:abstractNumId w:val="5"/>
   </w:num>
-  <w:num w:numId="30">
+  <w:num w:numId="30" w16cid:durableId="1530606155">
     <w:abstractNumId w:val="21"/>
   </w:num>
-  <w:num w:numId="31">
+  <w:num w:numId="31" w16cid:durableId="732506441">
     <w:abstractNumId w:val="30"/>
   </w:num>
-  <w:num w:numId="32">
+  <w:num w:numId="32" w16cid:durableId="1950971476">
     <w:abstractNumId w:val="29"/>
   </w:num>
 </w:numbering>
 </file>
 
 <file path=word/styles.xml><?xml version="1.0" encoding="utf-8"?>
-<w:styles xmlns:mc="http://schemas.openxmlformats.org/markup-compatibility/2006" xmlns:r="http://schemas.openxmlformats.org/officeDocument/2006/relationships" xmlns:w="http://schemas.openxmlformats.org/wordprocessingml/2006/main" xmlns:w14="http://schemas.microsoft.com/office/word/2010/wordml" xmlns:w15="http://schemas.microsoft.com/office/word/2012/wordml" xmlns:w16se="http://schemas.microsoft.com/office/word/2015/wordml/symex" mc:Ignorable="w14 w15 w16se">
+<w:styles xmlns:mc="http://schemas.openxmlformats.org/markup-compatibility/2006" xmlns:r="http://schemas.openxmlformats.org/officeDocument/2006/relationships" xmlns:w="http://schemas.openxmlformats.org/wordprocessingml/2006/main" xmlns:w14="http://schemas.microsoft.com/office/word/2010/wordml" xmlns:w15="http://schemas.microsoft.com/office/word/2012/wordml" xmlns:w16cex="http://schemas.microsoft.com/office/word/2018/wordml/cex" xmlns:w16cid="http://schemas.microsoft.com/office/word/2016/wordml/cid" xmlns:w16="http://schemas.microsoft.com/office/word/2018/wordml" xmlns:w16du="http://schemas.microsoft.com/office/word/2023/wordml/word16du" xmlns:w16sdtdh="http://schemas.microsoft.com/office/word/2020/wordml/sdtdatahash" xmlns:w16sdtfl="http://schemas.microsoft.com/office/word/2024/wordml/sdtformatlock" xmlns:w16se="http://schemas.microsoft.com/office/word/2015/wordml/symex" mc:Ignorable="w14 w15 w16se w16cid w16 w16cex w16sdtdh w16sdtfl w16du">
   <w:docDefaults>
     <w:rPrDefault>
       <w:rPr>
@@ -39364,7 +39415,7 @@
       </w:pPr>
     </w:pPrDefault>
   </w:docDefaults>
-  <w:latentStyles w:defLockedState="0" w:defUIPriority="99" w:defSemiHidden="0" w:defUnhideWhenUsed="0" w:defQFormat="0" w:count="371">
+  <w:latentStyles w:defLockedState="0" w:defUIPriority="99" w:defSemiHidden="0" w:defUnhideWhenUsed="0" w:defQFormat="0" w:count="376">
     <w:lsdException w:name="Normal" w:uiPriority="0" w:qFormat="1"/>
     <w:lsdException w:name="heading 1" w:uiPriority="9" w:qFormat="1"/>
     <w:lsdException w:name="heading 2" w:semiHidden="1" w:uiPriority="9" w:unhideWhenUsed="1" w:qFormat="1"/>
@@ -39736,6 +39787,11 @@
     <w:lsdException w:name="List Table 5 Dark Accent 6" w:uiPriority="50"/>
     <w:lsdException w:name="List Table 6 Colorful Accent 6" w:uiPriority="51"/>
     <w:lsdException w:name="List Table 7 Colorful Accent 6" w:uiPriority="52"/>
+    <w:lsdException w:name="Mention" w:semiHidden="1" w:unhideWhenUsed="1"/>
+    <w:lsdException w:name="Smart Hyperlink" w:semiHidden="1" w:unhideWhenUsed="1"/>
+    <w:lsdException w:name="Hashtag" w:semiHidden="1" w:unhideWhenUsed="1"/>
+    <w:lsdException w:name="Unresolved Mention" w:semiHidden="1" w:unhideWhenUsed="1"/>
+    <w:lsdException w:name="Smart Link" w:semiHidden="1" w:unhideWhenUsed="1"/>
   </w:latentStyles>
   <w:style w:type="paragraph" w:default="1" w:styleId="Normal">
     <w:name w:val="Normal"/>
@@ -40293,8 +40349,8 @@
       <w:szCs w:val="26"/>
     </w:rPr>
   </w:style>
-  <w:style w:type="character" w:customStyle="1" w:styleId="UnresolvedMention">
-    <w:name w:val="Unresolved Mention"/>
+  <w:style w:type="character" w:customStyle="1" w:styleId="UnresolvedMention3">
+    <w:name w:val="Unresolved Mention3"/>
     <w:basedOn w:val="DefaultParagraphFont"/>
     <w:uiPriority w:val="99"/>
     <w:semiHidden/>

--- a/progress-report/BC CĐ ASPNET VuVanHoa_170124242_DK24TTC2.docx
+++ b/progress-report/BC CĐ ASPNET VuVanHoa_170124242_DK24TTC2.docx
@@ -183,7 +183,7 @@
           <w:szCs w:val="26"/>
         </w:rPr>
         <w:drawing>
-          <wp:inline distT="0" distB="0" distL="0" distR="0" wp14:anchorId="009F6C81" wp14:editId="1826DBEC">
+          <wp:inline distT="0" distB="0" distL="0" distR="0" wp14:anchorId="009F6C81" wp14:editId="6FE9EABB">
             <wp:extent cx="914400" cy="899160"/>
             <wp:effectExtent l="0" t="0" r="0" b="0"/>
             <wp:docPr id="13" name="Picture 13" descr="images"/>
@@ -1044,7 +1044,7 @@
           <w:szCs w:val="26"/>
         </w:rPr>
         <w:drawing>
-          <wp:inline distT="0" distB="0" distL="0" distR="0" wp14:anchorId="122B581B" wp14:editId="09BC4EC7">
+          <wp:inline distT="0" distB="0" distL="0" distR="0" wp14:anchorId="122B581B" wp14:editId="55F9EC45">
             <wp:extent cx="914400" cy="899160"/>
             <wp:effectExtent l="0" t="0" r="0" b="0"/>
             <wp:docPr id="4" name="Picture 4" descr="images"/>
@@ -24017,7 +24017,7 @@
                                 <w:szCs w:val="26"/>
                               </w:rPr>
                             </w:pPr>
-                            <w:bookmarkStart w:id="175" w:name="_Toc214615945"/>
+                            <w:bookmarkStart w:id="174" w:name="_Toc214615945"/>
                             <w:r>
                               <w:rPr>
                                 <w:iCs w:val="0"/>
@@ -24082,7 +24082,7 @@
                               </w:rPr>
                               <w:t xml:space="preserve"> Bảng dữ liệu sản phẩm</w:t>
                             </w:r>
-                            <w:bookmarkEnd w:id="175"/>
+                            <w:bookmarkEnd w:id="174"/>
                           </w:p>
                         </w:txbxContent>
                       </wps:txbx>
@@ -24304,7 +24304,7 @@
                                 <w:szCs w:val="26"/>
                               </w:rPr>
                             </w:pPr>
-                            <w:bookmarkStart w:id="177" w:name="_Toc214615946"/>
+                            <w:bookmarkStart w:id="175" w:name="_Toc214615946"/>
                             <w:r>
                               <w:rPr>
                                 <w:iCs w:val="0"/>
@@ -24369,7 +24369,7 @@
                               </w:rPr>
                               <w:t xml:space="preserve"> Bảng dữ liệu đơn hàng</w:t>
                             </w:r>
-                            <w:bookmarkEnd w:id="177"/>
+                            <w:bookmarkEnd w:id="175"/>
                           </w:p>
                         </w:txbxContent>
                       </wps:txbx>
@@ -24601,7 +24601,7 @@
           <w:rFonts w:cs="Times New Roman"/>
         </w:rPr>
       </w:pPr>
-      <w:bookmarkStart w:id="179" w:name="_Toc214624491"/>
+      <w:bookmarkStart w:id="176" w:name="_Toc214624491"/>
       <w:r>
         <w:rPr>
           <w:rFonts w:cs="Times New Roman"/>
@@ -24721,7 +24721,7 @@
         </w:rPr>
         <w:t>CỨU</w:t>
       </w:r>
-      <w:bookmarkEnd w:id="179"/>
+      <w:bookmarkEnd w:id="176"/>
     </w:p>
     <w:p>
       <w:pPr>
@@ -24733,7 +24733,7 @@
           <w:color w:val="000000"/>
         </w:rPr>
       </w:pPr>
-      <w:bookmarkStart w:id="180" w:name="_Toc214624492"/>
+      <w:bookmarkStart w:id="177" w:name="_Toc214624492"/>
       <w:r>
         <w:rPr>
           <w:rFonts w:cs="Times New Roman"/>
@@ -24976,13 +24976,13 @@
         </w:rPr>
         <w:t>ề tài</w:t>
       </w:r>
-      <w:bookmarkEnd w:id="180"/>
+      <w:bookmarkEnd w:id="177"/>
     </w:p>
     <w:p>
       <w:pPr>
         <w:pStyle w:val="Heading3"/>
       </w:pPr>
-      <w:bookmarkStart w:id="181" w:name="_Toc214624493"/>
+      <w:bookmarkStart w:id="178" w:name="_Toc214624493"/>
       <w:r>
         <w:rPr>
           <w:spacing w:val="-2"/>
@@ -25017,7 +25017,7 @@
       <w:r>
         <w:t>.NET MVC</w:t>
       </w:r>
-      <w:bookmarkEnd w:id="181"/>
+      <w:bookmarkEnd w:id="178"/>
     </w:p>
     <w:p>
       <w:pPr>
@@ -25034,7 +25034,7 @@
           <w:szCs w:val="26"/>
         </w:rPr>
       </w:pPr>
-      <w:bookmarkStart w:id="182" w:name="_Toc214624494"/>
+      <w:bookmarkStart w:id="179" w:name="_Toc214624494"/>
       <w:r>
         <w:rPr>
           <w:rFonts w:cs="Times New Roman"/>
@@ -25281,7 +25281,7 @@
         </w:rPr>
         <w:t>VC</w:t>
       </w:r>
-      <w:bookmarkEnd w:id="182"/>
+      <w:bookmarkEnd w:id="179"/>
     </w:p>
     <w:p>
       <w:pPr>
@@ -25341,7 +25341,7 @@
                                 <w:szCs w:val="26"/>
                               </w:rPr>
                             </w:pPr>
-                            <w:bookmarkStart w:id="183" w:name="_Toc214615947"/>
+                            <w:bookmarkStart w:id="180" w:name="_Toc214615947"/>
                             <w:r>
                               <w:rPr>
                                 <w:iCs w:val="0"/>
@@ -25406,7 +25406,7 @@
                               </w:rPr>
                               <w:t xml:space="preserve"> Bước 1 - Tạo Project mới trên Visual Studio</w:t>
                             </w:r>
-                            <w:bookmarkEnd w:id="183"/>
+                            <w:bookmarkEnd w:id="180"/>
                           </w:p>
                         </w:txbxContent>
                       </wps:txbx>
@@ -25748,7 +25748,7 @@
                                 <w:szCs w:val="26"/>
                               </w:rPr>
                             </w:pPr>
-                            <w:bookmarkStart w:id="184" w:name="_Toc214615948"/>
+                            <w:bookmarkStart w:id="181" w:name="_Toc214615948"/>
                             <w:r>
                               <w:rPr>
                                 <w:iCs w:val="0"/>
@@ -25813,7 +25813,7 @@
                               </w:rPr>
                               <w:t xml:space="preserve"> Bước 2 – Chọn ASP.NET Core Web App (Model-View-Controller)</w:t>
                             </w:r>
-                            <w:bookmarkEnd w:id="184"/>
+                            <w:bookmarkEnd w:id="181"/>
                           </w:p>
                         </w:txbxContent>
                       </wps:txbx>
@@ -26162,7 +26162,7 @@
                                 <w:szCs w:val="26"/>
                               </w:rPr>
                             </w:pPr>
-                            <w:bookmarkStart w:id="185" w:name="_Toc214615949"/>
+                            <w:bookmarkStart w:id="182" w:name="_Toc214615949"/>
                             <w:r>
                               <w:rPr>
                                 <w:iCs w:val="0"/>
@@ -26227,7 +26227,7 @@
                               </w:rPr>
                               <w:t xml:space="preserve"> Bước 3 – Đặt tên cho Project và đường dẫn lưu</w:t>
                             </w:r>
-                            <w:bookmarkEnd w:id="185"/>
+                            <w:bookmarkEnd w:id="182"/>
                           </w:p>
                         </w:txbxContent>
                       </wps:txbx>
@@ -26340,9 +26340,9 @@
         <w:t>Bước 4: Nhấn “Create” để tiếp tục</w:t>
       </w:r>
     </w:p>
-    <w:bookmarkStart w:id="186" w:name="_Toc214361029"/>
-    <w:bookmarkStart w:id="187" w:name="_Toc214361282"/>
-    <w:bookmarkStart w:id="188" w:name="_Toc214361943"/>
+    <w:bookmarkStart w:id="183" w:name="_Toc214361029"/>
+    <w:bookmarkStart w:id="184" w:name="_Toc214361282"/>
+    <w:bookmarkStart w:id="185" w:name="_Toc214361943"/>
     <w:p>
       <w:pPr>
         <w:spacing w:before="120" w:after="120" w:line="23" w:lineRule="atLeast"/>
@@ -26407,7 +26407,7 @@
                                 <w:szCs w:val="26"/>
                               </w:rPr>
                             </w:pPr>
-                            <w:bookmarkStart w:id="189" w:name="_Toc214615950"/>
+                            <w:bookmarkStart w:id="186" w:name="_Toc214615950"/>
                             <w:r>
                               <w:rPr>
                                 <w:iCs w:val="0"/>
@@ -26472,7 +26472,7 @@
                               </w:rPr>
                               <w:t xml:space="preserve"> Bước 4 – nhấn chọn Create</w:t>
                             </w:r>
-                            <w:bookmarkEnd w:id="189"/>
+                            <w:bookmarkEnd w:id="186"/>
                           </w:p>
                         </w:txbxContent>
                       </wps:txbx>
@@ -26587,9 +26587,9 @@
           </mc:Fallback>
         </mc:AlternateContent>
       </w:r>
-      <w:bookmarkEnd w:id="186"/>
-      <w:bookmarkEnd w:id="187"/>
-      <w:bookmarkEnd w:id="188"/>
+      <w:bookmarkEnd w:id="183"/>
+      <w:bookmarkEnd w:id="184"/>
+      <w:bookmarkEnd w:id="185"/>
     </w:p>
     <w:p>
       <w:pPr>
@@ -26600,7 +26600,7 @@
         </w:rPr>
       </w:pPr>
     </w:p>
-    <w:bookmarkStart w:id="190" w:name="_Toc214624495"/>
+    <w:bookmarkStart w:id="187" w:name="_Toc214624495"/>
     <w:p>
       <w:pPr>
         <w:pStyle w:val="Heading4"/>
@@ -26669,7 +26669,7 @@
                                 <w:szCs w:val="26"/>
                               </w:rPr>
                             </w:pPr>
-                            <w:bookmarkStart w:id="191" w:name="_Toc214615951"/>
+                            <w:bookmarkStart w:id="188" w:name="_Toc214615951"/>
                             <w:r>
                               <w:rPr>
                                 <w:iCs w:val="0"/>
@@ -26734,7 +26734,7 @@
                               </w:rPr>
                               <w:t xml:space="preserve"> Giao diện làm việc và cấu trúc cây thư mục của ASP.NET MVC</w:t>
                             </w:r>
-                            <w:bookmarkEnd w:id="191"/>
+                            <w:bookmarkEnd w:id="188"/>
                           </w:p>
                         </w:txbxContent>
                       </wps:txbx>
@@ -27073,72 +27073,72 @@
         </w:rPr>
         <w:t>VC</w:t>
       </w:r>
+      <w:bookmarkEnd w:id="187"/>
+    </w:p>
+    <w:p>
+      <w:pPr>
+        <w:pStyle w:val="Heading3"/>
+      </w:pPr>
+      <w:bookmarkStart w:id="189" w:name="_Toc214624496"/>
+      <w:r>
+        <w:t>4</w:t>
+      </w:r>
+      <w:r>
+        <w:t>.1</w:t>
+      </w:r>
+      <w:r>
+        <w:rPr>
+          <w:spacing w:val="1"/>
+        </w:rPr>
+        <w:t>.</w:t>
+      </w:r>
+      <w:r>
+        <w:rPr>
+          <w:spacing w:val="-1"/>
+        </w:rPr>
+        <w:t>2</w:t>
+      </w:r>
+      <w:r>
+        <w:t xml:space="preserve"> </w:t>
+      </w:r>
+      <w:r>
+        <w:t>Entity Framework</w:t>
+      </w:r>
+      <w:bookmarkEnd w:id="189"/>
+    </w:p>
+    <w:p>
+      <w:pPr>
+        <w:pStyle w:val="Heading4"/>
+      </w:pPr>
+      <w:bookmarkStart w:id="190" w:name="_Toc214624497"/>
+      <w:r>
+        <w:t>4</w:t>
+      </w:r>
+      <w:r>
+        <w:t>.1</w:t>
+      </w:r>
+      <w:r>
+        <w:rPr>
+          <w:spacing w:val="1"/>
+        </w:rPr>
+        <w:t>.</w:t>
+      </w:r>
+      <w:r>
+        <w:rPr>
+          <w:spacing w:val="-1"/>
+        </w:rPr>
+        <w:t>2</w:t>
+      </w:r>
+      <w:r>
+        <w:rPr>
+          <w:spacing w:val="-1"/>
+        </w:rPr>
+        <w:t>.1</w:t>
+      </w:r>
+      <w:r>
+        <w:t xml:space="preserve"> Cài đặt Entity Framework cho dự án</w:t>
+      </w:r>
       <w:bookmarkEnd w:id="190"/>
-    </w:p>
-    <w:p>
-      <w:pPr>
-        <w:pStyle w:val="Heading3"/>
-      </w:pPr>
-      <w:bookmarkStart w:id="192" w:name="_Toc214624496"/>
-      <w:r>
-        <w:t>4</w:t>
-      </w:r>
-      <w:r>
-        <w:t>.1</w:t>
-      </w:r>
-      <w:r>
-        <w:rPr>
-          <w:spacing w:val="1"/>
-        </w:rPr>
-        <w:t>.</w:t>
-      </w:r>
-      <w:r>
-        <w:rPr>
-          <w:spacing w:val="-1"/>
-        </w:rPr>
-        <w:t>2</w:t>
-      </w:r>
-      <w:r>
-        <w:t xml:space="preserve"> </w:t>
-      </w:r>
-      <w:r>
-        <w:t>Entity Framework</w:t>
-      </w:r>
-      <w:bookmarkEnd w:id="192"/>
-    </w:p>
-    <w:p>
-      <w:pPr>
-        <w:pStyle w:val="Heading4"/>
-      </w:pPr>
-      <w:bookmarkStart w:id="193" w:name="_Toc214624497"/>
-      <w:r>
-        <w:t>4</w:t>
-      </w:r>
-      <w:r>
-        <w:t>.1</w:t>
-      </w:r>
-      <w:r>
-        <w:rPr>
-          <w:spacing w:val="1"/>
-        </w:rPr>
-        <w:t>.</w:t>
-      </w:r>
-      <w:r>
-        <w:rPr>
-          <w:spacing w:val="-1"/>
-        </w:rPr>
-        <w:t>2</w:t>
-      </w:r>
-      <w:r>
-        <w:rPr>
-          <w:spacing w:val="-1"/>
-        </w:rPr>
-        <w:t>.1</w:t>
-      </w:r>
-      <w:r>
-        <w:t xml:space="preserve"> Cài đặt Entity Framework cho dự án</w:t>
-      </w:r>
-      <w:bookmarkEnd w:id="193"/>
     </w:p>
     <w:p>
       <w:pPr>
@@ -27198,7 +27198,7 @@
                                 <w:szCs w:val="26"/>
                               </w:rPr>
                             </w:pPr>
-                            <w:bookmarkStart w:id="194" w:name="_Toc214615952"/>
+                            <w:bookmarkStart w:id="191" w:name="_Toc214615952"/>
                             <w:r>
                               <w:rPr>
                                 <w:iCs w:val="0"/>
@@ -27263,7 +27263,7 @@
                               </w:rPr>
                               <w:t xml:space="preserve"> Package Manager Console sử dụng dòng lệnh</w:t>
                             </w:r>
-                            <w:bookmarkEnd w:id="194"/>
+                            <w:bookmarkEnd w:id="191"/>
                           </w:p>
                         </w:txbxContent>
                       </wps:txbx>
@@ -27619,7 +27619,7 @@
           <w:rFonts w:cs="Times New Roman"/>
         </w:rPr>
       </w:pPr>
-      <w:bookmarkStart w:id="195" w:name="_Toc214624498"/>
+      <w:bookmarkStart w:id="192" w:name="_Toc214624498"/>
       <w:r>
         <w:rPr>
           <w:rFonts w:cs="Times New Roman"/>
@@ -27639,20 +27639,20 @@
         </w:rPr>
         <w:t>.2 Ứng dụng minh họa</w:t>
       </w:r>
-      <w:bookmarkEnd w:id="195"/>
+      <w:bookmarkEnd w:id="192"/>
     </w:p>
     <w:p>
       <w:pPr>
         <w:pStyle w:val="Heading3"/>
       </w:pPr>
-      <w:bookmarkStart w:id="196" w:name="_Toc214624499"/>
+      <w:bookmarkStart w:id="193" w:name="_Toc214624499"/>
       <w:r>
         <w:t>4</w:t>
       </w:r>
       <w:r>
         <w:t>.2.1 Mô tả bài toán</w:t>
       </w:r>
-      <w:bookmarkEnd w:id="196"/>
+      <w:bookmarkEnd w:id="193"/>
     </w:p>
     <w:p>
       <w:pPr>
@@ -27869,7 +27869,7 @@
       <w:pPr>
         <w:pStyle w:val="Heading3"/>
       </w:pPr>
-      <w:bookmarkStart w:id="197" w:name="_Toc214624500"/>
+      <w:bookmarkStart w:id="194" w:name="_Toc214624500"/>
       <w:r>
         <w:t>4</w:t>
       </w:r>
@@ -27882,12 +27882,12 @@
       <w:r>
         <w:t xml:space="preserve"> Thiết kế hệ thống</w:t>
       </w:r>
-      <w:bookmarkEnd w:id="197"/>
-    </w:p>
-    <w:bookmarkStart w:id="198" w:name="_Toc214360101"/>
-    <w:bookmarkStart w:id="199" w:name="_Toc214361034"/>
-    <w:bookmarkStart w:id="200" w:name="_Toc214361287"/>
-    <w:bookmarkStart w:id="201" w:name="_Toc214361948"/>
+      <w:bookmarkEnd w:id="194"/>
+    </w:p>
+    <w:bookmarkStart w:id="195" w:name="_Toc214360101"/>
+    <w:bookmarkStart w:id="196" w:name="_Toc214361034"/>
+    <w:bookmarkStart w:id="197" w:name="_Toc214361287"/>
+    <w:bookmarkStart w:id="198" w:name="_Toc214361948"/>
     <w:p>
       <w:pPr>
         <w:pStyle w:val="BaoCao"/>
@@ -27946,7 +27946,7 @@
                                 <w:szCs w:val="26"/>
                               </w:rPr>
                             </w:pPr>
-                            <w:bookmarkStart w:id="202" w:name="_Toc214615953"/>
+                            <w:bookmarkStart w:id="199" w:name="_Toc214615953"/>
                             <w:r>
                               <w:rPr>
                                 <w:iCs w:val="0"/>
@@ -28011,7 +28011,7 @@
                               </w:rPr>
                               <w:t xml:space="preserve"> Mô hình ERD</w:t>
                             </w:r>
-                            <w:bookmarkEnd w:id="202"/>
+                            <w:bookmarkEnd w:id="199"/>
                           </w:p>
                         </w:txbxContent>
                       </wps:txbx>
@@ -28131,7 +28131,7 @@
           <w:noProof/>
         </w:rPr>
         <w:drawing>
-          <wp:anchor distT="0" distB="0" distL="114300" distR="114300" simplePos="0" relativeHeight="251745280" behindDoc="0" locked="0" layoutInCell="1" allowOverlap="1" wp14:anchorId="4CB38A94" wp14:editId="681BB359">
+          <wp:anchor distT="0" distB="0" distL="114300" distR="114300" simplePos="0" relativeHeight="251745280" behindDoc="0" locked="0" layoutInCell="1" allowOverlap="1" wp14:anchorId="4CB38A94" wp14:editId="6794E3F4">
             <wp:simplePos x="0" y="0"/>
             <wp:positionH relativeFrom="margin">
               <wp:align>center</wp:align>
@@ -28186,71 +28186,71 @@
           </wp:anchor>
         </w:drawing>
       </w:r>
+      <w:bookmarkEnd w:id="195"/>
+      <w:bookmarkEnd w:id="196"/>
+      <w:bookmarkEnd w:id="197"/>
       <w:bookmarkEnd w:id="198"/>
-      <w:bookmarkEnd w:id="199"/>
+      <w:r>
+        <w:rPr>
+          <w:spacing w:val="-1"/>
+        </w:rPr>
+        <w:t>M</w:t>
+      </w:r>
+      <w:r>
+        <w:t>ô hình th</w:t>
+      </w:r>
+      <w:r>
+        <w:rPr>
+          <w:spacing w:val="-1"/>
+        </w:rPr>
+        <w:t>ự</w:t>
+      </w:r>
+      <w:r>
+        <w:t>c</w:t>
+      </w:r>
+      <w:r>
+        <w:rPr>
+          <w:spacing w:val="1"/>
+        </w:rPr>
+        <w:t xml:space="preserve"> </w:t>
+      </w:r>
+      <w:r>
+        <w:rPr>
+          <w:spacing w:val="1"/>
+        </w:rPr>
+        <w:t xml:space="preserve">thể quan hệ </w:t>
+      </w:r>
+      <w:r>
+        <w:t>ERD</w:t>
+      </w:r>
+      <w:r>
+        <w:t xml:space="preserve"> : Entity-Relationship </w:t>
+      </w:r>
+      <w:r>
+        <w:t>Diagram</w:t>
+      </w:r>
+      <w:r>
+        <w:t>, thể hiện các bảng dữ liệu và các ràng buộc quan hệ, tương tác giữa các bả</w:t>
+      </w:r>
+      <w:r>
+        <w:t>ng</w:t>
+      </w:r>
+      <w:r>
+        <w:t xml:space="preserve"> với nhau.</w:t>
+      </w:r>
+    </w:p>
+    <w:p>
+      <w:pPr>
+        <w:pStyle w:val="Heading3"/>
+      </w:pPr>
+      <w:bookmarkStart w:id="200" w:name="_Toc214624501"/>
+      <w:r>
+        <w:t>4</w:t>
+      </w:r>
+      <w:r>
+        <w:t>.2.3 Yêu cầu chức năng</w:t>
+      </w:r>
       <w:bookmarkEnd w:id="200"/>
-      <w:bookmarkEnd w:id="201"/>
-      <w:r>
-        <w:rPr>
-          <w:spacing w:val="-1"/>
-        </w:rPr>
-        <w:t>M</w:t>
-      </w:r>
-      <w:r>
-        <w:t>ô hình th</w:t>
-      </w:r>
-      <w:r>
-        <w:rPr>
-          <w:spacing w:val="-1"/>
-        </w:rPr>
-        <w:t>ự</w:t>
-      </w:r>
-      <w:r>
-        <w:t>c</w:t>
-      </w:r>
-      <w:r>
-        <w:rPr>
-          <w:spacing w:val="1"/>
-        </w:rPr>
-        <w:t xml:space="preserve"> </w:t>
-      </w:r>
-      <w:r>
-        <w:rPr>
-          <w:spacing w:val="1"/>
-        </w:rPr>
-        <w:t xml:space="preserve">thể quan hệ </w:t>
-      </w:r>
-      <w:r>
-        <w:t>ERD</w:t>
-      </w:r>
-      <w:r>
-        <w:t xml:space="preserve"> : Entity-Relationship </w:t>
-      </w:r>
-      <w:r>
-        <w:t>Diagram</w:t>
-      </w:r>
-      <w:r>
-        <w:t>, thể hiện các bảng dữ liệu và các ràng buộc quan hệ, tương tác giữa các bả</w:t>
-      </w:r>
-      <w:r>
-        <w:t>ng</w:t>
-      </w:r>
-      <w:r>
-        <w:t xml:space="preserve"> với nhau.</w:t>
-      </w:r>
-    </w:p>
-    <w:p>
-      <w:pPr>
-        <w:pStyle w:val="Heading3"/>
-      </w:pPr>
-      <w:bookmarkStart w:id="203" w:name="_Toc214624501"/>
-      <w:r>
-        <w:t>4</w:t>
-      </w:r>
-      <w:r>
-        <w:t>.2.3 Yêu cầu chức năng</w:t>
-      </w:r>
-      <w:bookmarkEnd w:id="203"/>
     </w:p>
     <w:p>
       <w:pPr>
@@ -28267,7 +28267,7 @@
           <w:szCs w:val="26"/>
         </w:rPr>
       </w:pPr>
-      <w:bookmarkStart w:id="204" w:name="_Toc214624502"/>
+      <w:bookmarkStart w:id="201" w:name="_Toc214624502"/>
       <w:r>
         <w:rPr>
           <w:rFonts w:cs="Times New Roman"/>
@@ -28290,7 +28290,7 @@
         </w:rPr>
         <w:t>.2.3.1 Chức năng nghiệp vụ</w:t>
       </w:r>
-      <w:bookmarkEnd w:id="204"/>
+      <w:bookmarkEnd w:id="201"/>
     </w:p>
     <w:p>
       <w:pPr>
@@ -28653,7 +28653,7 @@
           <w:szCs w:val="26"/>
         </w:rPr>
       </w:pPr>
-      <w:bookmarkStart w:id="205" w:name="_Toc214624503"/>
+      <w:bookmarkStart w:id="202" w:name="_Toc214624503"/>
       <w:r>
         <w:rPr>
           <w:rFonts w:cs="Times New Roman"/>
@@ -28676,7 +28676,7 @@
         </w:rPr>
         <w:t>.2.3.2 Chức năng hệ thống</w:t>
       </w:r>
-      <w:bookmarkEnd w:id="205"/>
+      <w:bookmarkEnd w:id="202"/>
     </w:p>
     <w:p>
       <w:pPr>
@@ -28695,39 +28695,17 @@
           <w:i/>
           <w:iCs/>
         </w:rPr>
-        <w:t>Đăng nhập:</w:t>
-      </w:r>
-    </w:p>
-    <w:p>
-      <w:pPr>
-        <w:pStyle w:val="BaoCao"/>
-      </w:pPr>
-      <w:r>
-        <w:t>Người quản trị (admi</w:t>
-      </w:r>
-      <w:r>
-        <w:t>n)</w:t>
-      </w:r>
-      <w:r>
-        <w:t xml:space="preserve"> có toàn quyền tr</w:t>
-      </w:r>
-      <w:r>
-        <w:t xml:space="preserve">ên hệ thống: </w:t>
-      </w:r>
-      <w:r>
-        <w:t>truy vấn dữ liệu, in danh sách, cập nhật dữ liệu.</w:t>
-      </w:r>
-    </w:p>
-    <w:p>
-      <w:pPr>
-        <w:pStyle w:val="BaoCao"/>
+        <w:t>Đăng nhập</w:t>
+      </w:r>
+      <w:r>
         <w:rPr>
           <w:b/>
           <w:bCs/>
           <w:i/>
           <w:iCs/>
         </w:rPr>
-      </w:pPr>
+        <w:t xml:space="preserve"> và cập nhật thông tin</w:t>
+      </w:r>
       <w:r>
         <w:rPr>
           <w:b/>
@@ -28735,145 +28713,56 @@
           <w:i/>
           <w:iCs/>
         </w:rPr>
-        <w:t>Đổi mật khẩu</w:t>
-      </w:r>
-      <w:r>
+        <w:t>:</w:t>
+      </w:r>
+    </w:p>
+    <w:p>
+      <w:pPr>
+        <w:pStyle w:val="BaoCao"/>
+      </w:pPr>
+      <w:r>
+        <w:t>Người quản trị (admi</w:t>
+      </w:r>
+      <w:r>
+        <w:t>n)</w:t>
+      </w:r>
+      <w:r>
+        <w:t xml:space="preserve"> có toàn quyền tr</w:t>
+      </w:r>
+      <w:r>
+        <w:t xml:space="preserve">ên hệ thống: </w:t>
+      </w:r>
+      <w:r>
+        <w:t>truy vấn dữ liệu, in danh sách, cập nhật dữ liệu.</w:t>
+      </w:r>
+      <w:r>
+        <w:t xml:space="preserve"> </w:t>
+      </w:r>
+      <w:r>
+        <w:t>Người dùng có thể đ</w:t>
+      </w:r>
+      <w:r>
+        <w:t>ă</w:t>
+      </w:r>
+      <w:r>
+        <w:t>ng nhập và đổi mật khẩu</w:t>
+      </w:r>
+      <w:r>
+        <w:t>,</w:t>
+      </w:r>
+      <w:r>
+        <w:t xml:space="preserve"> cập nhật các thông tin.</w:t>
+      </w:r>
+    </w:p>
+    <w:p>
+      <w:pPr>
+        <w:pStyle w:val="BaoCao"/>
         <w:rPr>
           <w:b/>
           <w:bCs/>
           <w:i/>
           <w:iCs/>
         </w:rPr>
-        <w:t xml:space="preserve"> và cập nhật thông tin</w:t>
-      </w:r>
-      <w:r>
-        <w:rPr>
-          <w:b/>
-          <w:bCs/>
-          <w:i/>
-          <w:iCs/>
-        </w:rPr>
-        <w:t>:</w:t>
-      </w:r>
-      <w:r>
-        <w:rPr>
-          <w:b/>
-          <w:bCs/>
-          <w:i/>
-          <w:iCs/>
-        </w:rPr>
-        <w:t xml:space="preserve"> </w:t>
-      </w:r>
-    </w:p>
-    <w:p>
-      <w:pPr>
-        <w:pStyle w:val="BaoCao"/>
-      </w:pPr>
-      <w:r>
-        <w:t>Người dùng có thể đ</w:t>
-      </w:r>
-      <w:r>
-        <w:t>ă</w:t>
-      </w:r>
-      <w:r>
-        <w:t>ng nhập và đổi mật khẩu</w:t>
-      </w:r>
-      <w:r>
-        <w:t>,</w:t>
-      </w:r>
-      <w:r>
-        <w:t xml:space="preserve"> cập nhật các thông tin</w:t>
-      </w:r>
-      <w:r>
-        <w:t>.</w:t>
-      </w:r>
-    </w:p>
-    <w:p>
-      <w:pPr>
-        <w:pStyle w:val="BaoCao"/>
-        <w:rPr>
-          <w:b/>
-          <w:bCs/>
-          <w:i/>
-          <w:iCs/>
-        </w:rPr>
-      </w:pPr>
-      <w:r>
-        <w:rPr>
-          <w:noProof/>
-        </w:rPr>
-        <w:drawing>
-          <wp:anchor distT="0" distB="0" distL="114300" distR="114300" simplePos="0" relativeHeight="251746304" behindDoc="0" locked="0" layoutInCell="1" allowOverlap="1" wp14:anchorId="5270E35E" wp14:editId="1359B238">
-            <wp:simplePos x="0" y="0"/>
-            <wp:positionH relativeFrom="margin">
-              <wp:posOffset>462280</wp:posOffset>
-            </wp:positionH>
-            <wp:positionV relativeFrom="paragraph">
-              <wp:posOffset>277495</wp:posOffset>
-            </wp:positionV>
-            <wp:extent cx="5040000" cy="3150403"/>
-            <wp:effectExtent l="0" t="0" r="8255" b="0"/>
-            <wp:wrapTopAndBottom/>
-            <wp:docPr id="1081039311" name="Picture 1"/>
-            <wp:cNvGraphicFramePr>
-              <a:graphicFrameLocks xmlns:a="http://schemas.openxmlformats.org/drawingml/2006/main" noChangeAspect="1"/>
-            </wp:cNvGraphicFramePr>
-            <a:graphic xmlns:a="http://schemas.openxmlformats.org/drawingml/2006/main">
-              <a:graphicData uri="http://schemas.openxmlformats.org/drawingml/2006/picture">
-                <pic:pic xmlns:pic="http://schemas.openxmlformats.org/drawingml/2006/picture">
-                  <pic:nvPicPr>
-                    <pic:cNvPr id="1081039311" name=""/>
-                    <pic:cNvPicPr/>
-                  </pic:nvPicPr>
-                  <pic:blipFill>
-                    <a:blip r:embed="rId22" cstate="print">
-                      <a:extLst>
-                        <a:ext uri="{28A0092B-C50C-407E-A947-70E740481C1C}">
-                          <a14:useLocalDpi xmlns:a14="http://schemas.microsoft.com/office/drawing/2010/main" val="0"/>
-                        </a:ext>
-                      </a:extLst>
-                    </a:blip>
-                    <a:stretch>
-                      <a:fillRect/>
-                    </a:stretch>
-                  </pic:blipFill>
-                  <pic:spPr>
-                    <a:xfrm>
-                      <a:off x="0" y="0"/>
-                      <a:ext cx="5040000" cy="3150403"/>
-                    </a:xfrm>
-                    <a:prstGeom prst="rect">
-                      <a:avLst/>
-                    </a:prstGeom>
-                  </pic:spPr>
-                </pic:pic>
-              </a:graphicData>
-            </a:graphic>
-            <wp14:sizeRelH relativeFrom="margin">
-              <wp14:pctWidth>0</wp14:pctWidth>
-            </wp14:sizeRelH>
-            <wp14:sizeRelV relativeFrom="margin">
-              <wp14:pctHeight>0</wp14:pctHeight>
-            </wp14:sizeRelV>
-          </wp:anchor>
-        </w:drawing>
-      </w:r>
-      <w:r>
-        <w:rPr>
-          <w:b/>
-          <w:bCs/>
-          <w:i/>
-          <w:iCs/>
-        </w:rPr>
-        <w:t>Sơ đồ User Case:</w:t>
-      </w:r>
-    </w:p>
-    <w:p>
-      <w:pPr>
-        <w:pStyle w:val="Heading3"/>
-        <w:rPr>
-          <w:w w:val="99"/>
-        </w:rPr>
       </w:pPr>
       <w:r>
         <w:rPr>
@@ -28882,13 +28771,13 @@
         <mc:AlternateContent>
           <mc:Choice Requires="wps">
             <w:drawing>
-              <wp:anchor distT="0" distB="0" distL="114300" distR="114300" simplePos="0" relativeHeight="251748352" behindDoc="0" locked="0" layoutInCell="1" allowOverlap="1" wp14:anchorId="76F46115" wp14:editId="103E9646">
+              <wp:anchor distT="0" distB="0" distL="114300" distR="114300" simplePos="0" relativeHeight="251748352" behindDoc="0" locked="0" layoutInCell="1" allowOverlap="1" wp14:anchorId="76F46115" wp14:editId="548B0C2F">
                 <wp:simplePos x="0" y="0"/>
                 <wp:positionH relativeFrom="margin">
                   <wp:posOffset>1767840</wp:posOffset>
                 </wp:positionH>
                 <wp:positionV relativeFrom="paragraph">
-                  <wp:posOffset>3147863</wp:posOffset>
+                  <wp:posOffset>3587529</wp:posOffset>
                 </wp:positionV>
                 <wp:extent cx="2510155" cy="203835"/>
                 <wp:effectExtent l="0" t="0" r="4445" b="5715"/>
@@ -28929,7 +28818,7 @@
                                 <w:szCs w:val="26"/>
                               </w:rPr>
                             </w:pPr>
-                            <w:bookmarkStart w:id="206" w:name="_Toc214615954"/>
+                            <w:bookmarkStart w:id="203" w:name="_Toc214615954"/>
                             <w:r>
                               <w:rPr>
                                 <w:iCs w:val="0"/>
@@ -28994,7 +28883,7 @@
                               </w:rPr>
                               <w:t xml:space="preserve"> Sơ đồ User Case tổng quan</w:t>
                             </w:r>
-                            <w:bookmarkEnd w:id="206"/>
+                            <w:bookmarkEnd w:id="203"/>
                           </w:p>
                         </w:txbxContent>
                       </wps:txbx>
@@ -29022,7 +28911,7 @@
                 <v:stroke joinstyle="miter"/>
                 <v:path gradientshapeok="t" o:connecttype="rect"/>
               </v:shapetype>
-              <v:shape id="_x0000_s1043" type="#_x0000_t202" style="position:absolute;margin-left:139.2pt;margin-top:247.85pt;width:197.65pt;height:16.05pt;z-index:251748352;visibility:visible;mso-wrap-style:square;mso-width-percent:0;mso-height-percent:0;mso-wrap-distance-left:9pt;mso-wrap-distance-top:0;mso-wrap-distance-right:9pt;mso-wrap-distance-bottom:0;mso-position-horizontal:absolute;mso-position-horizontal-relative:margin;mso-position-vertical:absolute;mso-position-vertical-relative:text;mso-width-percent:0;mso-height-percent:0;mso-width-relative:margin;mso-height-relative:margin;v-text-anchor:top" o:gfxdata="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" stroked="f">
+              <v:shape id="_x0000_s1043" type="#_x0000_t202" style="position:absolute;left:0;text-align:left;margin-left:139.2pt;margin-top:282.5pt;width:197.65pt;height:16.05pt;z-index:251748352;visibility:visible;mso-wrap-style:square;mso-width-percent:0;mso-height-percent:0;mso-wrap-distance-left:9pt;mso-wrap-distance-top:0;mso-wrap-distance-right:9pt;mso-wrap-distance-bottom:0;mso-position-horizontal:absolute;mso-position-horizontal-relative:margin;mso-position-vertical:absolute;mso-position-vertical-relative:text;mso-width-percent:0;mso-height-percent:0;mso-width-relative:margin;mso-height-relative:margin;v-text-anchor:top" o:gfxdata="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" stroked="f">
                 <v:textbox inset="0,0,0,0">
                   <w:txbxContent>
                     <w:p>
@@ -29115,11 +29004,123 @@
       </w:r>
       <w:r>
         <w:rPr>
+          <w:noProof/>
+        </w:rPr>
+        <w:drawing>
+          <wp:anchor distT="0" distB="0" distL="114300" distR="114300" simplePos="0" relativeHeight="251789312" behindDoc="0" locked="0" layoutInCell="1" allowOverlap="1" wp14:anchorId="2B2392AF" wp14:editId="35E7BD53">
+            <wp:simplePos x="0" y="0"/>
+            <wp:positionH relativeFrom="margin">
+              <wp:align>center</wp:align>
+            </wp:positionH>
+            <wp:positionV relativeFrom="paragraph">
+              <wp:posOffset>236993</wp:posOffset>
+            </wp:positionV>
+            <wp:extent cx="4693085" cy="3240000"/>
+            <wp:effectExtent l="0" t="0" r="0" b="0"/>
+            <wp:wrapTopAndBottom/>
+            <wp:docPr id="1168797960" name="Picture 1"/>
+            <wp:cNvGraphicFramePr>
+              <a:graphicFrameLocks xmlns:a="http://schemas.openxmlformats.org/drawingml/2006/main" noChangeAspect="1"/>
+            </wp:cNvGraphicFramePr>
+            <a:graphic xmlns:a="http://schemas.openxmlformats.org/drawingml/2006/main">
+              <a:graphicData uri="http://schemas.openxmlformats.org/drawingml/2006/picture">
+                <pic:pic xmlns:pic="http://schemas.openxmlformats.org/drawingml/2006/picture">
+                  <pic:nvPicPr>
+                    <pic:cNvPr id="1168797960" name=""/>
+                    <pic:cNvPicPr/>
+                  </pic:nvPicPr>
+                  <pic:blipFill>
+                    <a:blip r:embed="rId22" cstate="print">
+                      <a:extLst>
+                        <a:ext uri="{28A0092B-C50C-407E-A947-70E740481C1C}">
+                          <a14:useLocalDpi xmlns:a14="http://schemas.microsoft.com/office/drawing/2010/main" val="0"/>
+                        </a:ext>
+                      </a:extLst>
+                    </a:blip>
+                    <a:stretch>
+                      <a:fillRect/>
+                    </a:stretch>
+                  </pic:blipFill>
+                  <pic:spPr>
+                    <a:xfrm>
+                      <a:off x="0" y="0"/>
+                      <a:ext cx="4693085" cy="3240000"/>
+                    </a:xfrm>
+                    <a:prstGeom prst="rect">
+                      <a:avLst/>
+                    </a:prstGeom>
+                  </pic:spPr>
+                </pic:pic>
+              </a:graphicData>
+            </a:graphic>
+            <wp14:sizeRelH relativeFrom="margin">
+              <wp14:pctWidth>0</wp14:pctWidth>
+            </wp14:sizeRelH>
+            <wp14:sizeRelV relativeFrom="margin">
+              <wp14:pctHeight>0</wp14:pctHeight>
+            </wp14:sizeRelV>
+          </wp:anchor>
+        </w:drawing>
+      </w:r>
+      <w:r>
+        <w:rPr>
+          <w:b/>
+          <w:bCs/>
+          <w:i/>
+          <w:iCs/>
+        </w:rPr>
+        <w:t>Sơ đồ User Case:</w:t>
+      </w:r>
+    </w:p>
+    <w:p>
+      <w:pPr>
+        <w:pStyle w:val="BaoCao"/>
+      </w:pPr>
+      <w:r>
+        <w:t>- Người dùng cần đăng nhập tài khoản trước khi thực hiện các chức năng</w:t>
+      </w:r>
+      <w:r>
+        <w:t xml:space="preserve">: cập nhật hồ sơ, đặt hàng </w:t>
+      </w:r>
+      <w:r>
+        <w:t xml:space="preserve">và </w:t>
+      </w:r>
+      <w:r>
+        <w:t>thanh toán</w:t>
+      </w:r>
+      <w:r>
+        <w:t>. Tại trang chủ</w:t>
+      </w:r>
+      <w:r>
+        <w:t xml:space="preserve"> có</w:t>
+      </w:r>
+      <w:r>
+        <w:t xml:space="preserve"> thể </w:t>
+      </w:r>
+      <w:r>
+        <w:t xml:space="preserve">chỉ </w:t>
+      </w:r>
+      <w:r>
+        <w:t>xem, tìm kiếm sản phẩm mà không cần đăng nhập</w:t>
+      </w:r>
+      <w:r>
+        <w:t xml:space="preserve"> tài khoản.</w:t>
+      </w:r>
+    </w:p>
+    <w:p>
+      <w:pPr>
+        <w:pStyle w:val="Heading3"/>
+        <w:rPr>
+          <w:w w:val="99"/>
+        </w:rPr>
+      </w:pPr>
+      <w:r>
+        <w:rPr>
           <w:spacing w:val="-2"/>
         </w:rPr>
         <w:br w:type="page"/>
       </w:r>
-      <w:bookmarkStart w:id="207" w:name="_Toc214624504"/>
+      <w:bookmarkStart w:id="205" w:name="_Toc214624504"/>
       <w:r>
         <w:rPr>
           <w:spacing w:val="-2"/>
@@ -29190,7 +29191,7 @@
         </w:rPr>
         <w:t>n</w:t>
       </w:r>
-      <w:bookmarkEnd w:id="207"/>
+      <w:bookmarkEnd w:id="205"/>
     </w:p>
     <w:p>
       <w:pPr>
@@ -29206,7 +29207,7 @@
           <w:szCs w:val="26"/>
         </w:rPr>
       </w:pPr>
-      <w:bookmarkStart w:id="208" w:name="_Toc214624505"/>
+      <w:bookmarkStart w:id="206" w:name="_Toc214624505"/>
       <w:r>
         <w:rPr>
           <w:rFonts w:cs="Times New Roman"/>
@@ -29229,7 +29230,7 @@
         </w:rPr>
         <w:t>.2.4.1 Giao diện đăng nhập và đăng ký</w:t>
       </w:r>
-      <w:bookmarkEnd w:id="208"/>
+      <w:bookmarkEnd w:id="206"/>
     </w:p>
     <w:p>
       <w:pPr>
@@ -29314,7 +29315,7 @@
                                 <w:szCs w:val="26"/>
                               </w:rPr>
                             </w:pPr>
-                            <w:bookmarkStart w:id="209" w:name="_Toc214615955"/>
+                            <w:bookmarkStart w:id="207" w:name="_Toc214615955"/>
                             <w:r>
                               <w:rPr>
                                 <w:iCs w:val="0"/>
@@ -29379,7 +29380,7 @@
                               </w:rPr>
                               <w:t xml:space="preserve"> Giao diện đăng ký tài khoản</w:t>
                             </w:r>
-                            <w:bookmarkEnd w:id="209"/>
+                            <w:bookmarkEnd w:id="207"/>
                           </w:p>
                         </w:txbxContent>
                       </wps:txbx>
@@ -29578,7 +29579,7 @@
         <w:t xml:space="preserve"> Người dùng cần đăng ký tài khoản trước khi thực hiện mua sắm, các thông tin cần nhập vào form như: họ tên, tên đăng nhập, địa chỉ email, mật khẩu và xác nhận lại đúng mật khẩu.</w:t>
       </w:r>
     </w:p>
-    <w:bookmarkStart w:id="210" w:name="_Toc214624506"/>
+    <w:bookmarkStart w:id="208" w:name="_Toc214624506"/>
     <w:p>
       <w:pPr>
         <w:pStyle w:val="Heading4"/>
@@ -29640,7 +29641,7 @@
                                 <w:szCs w:val="26"/>
                               </w:rPr>
                             </w:pPr>
-                            <w:bookmarkStart w:id="211" w:name="_Toc214615956"/>
+                            <w:bookmarkStart w:id="209" w:name="_Toc214615956"/>
                             <w:r>
                               <w:rPr>
                                 <w:iCs w:val="0"/>
@@ -29705,7 +29706,7 @@
                               </w:rPr>
                               <w:t xml:space="preserve"> Giao diện trang quản trị</w:t>
                             </w:r>
-                            <w:bookmarkEnd w:id="211"/>
+                            <w:bookmarkEnd w:id="209"/>
                           </w:p>
                         </w:txbxContent>
                       </wps:txbx>
@@ -29989,7 +29990,7 @@
                                 <w:szCs w:val="26"/>
                               </w:rPr>
                             </w:pPr>
-                            <w:bookmarkStart w:id="212" w:name="_Toc214615957"/>
+                            <w:bookmarkStart w:id="210" w:name="_Toc214615957"/>
                             <w:r>
                               <w:rPr>
                                 <w:color w:val="000000" w:themeColor="text1"/>
@@ -30047,7 +30048,7 @@
                               </w:rPr>
                               <w:t xml:space="preserve"> Giao diện đăng nhập tài khoản</w:t>
                             </w:r>
-                            <w:bookmarkEnd w:id="212"/>
+                            <w:bookmarkEnd w:id="210"/>
                           </w:p>
                         </w:txbxContent>
                       </wps:txbx>
@@ -30157,7 +30158,7 @@
       <w:r>
         <w:t>.2.4.2 Giao diện trang quản trị</w:t>
       </w:r>
-      <w:bookmarkEnd w:id="210"/>
+      <w:bookmarkEnd w:id="208"/>
     </w:p>
     <w:p>
       <w:pPr>
@@ -30170,7 +30171,7 @@
         <w:t>Trang quản trị: Hiển thị các chức năng quản lý của Admin về tài khoản người dùng, sản phẩm, đơn hàng.</w:t>
       </w:r>
     </w:p>
-    <w:bookmarkStart w:id="213" w:name="_Toc214624507"/>
+    <w:bookmarkStart w:id="211" w:name="_Toc214624507"/>
     <w:p>
       <w:pPr>
         <w:pStyle w:val="Heading4"/>
@@ -30241,7 +30242,7 @@
                                 <w:szCs w:val="26"/>
                               </w:rPr>
                             </w:pPr>
-                            <w:bookmarkStart w:id="214" w:name="_Toc214615958"/>
+                            <w:bookmarkStart w:id="212" w:name="_Toc214615958"/>
                             <w:r>
                               <w:rPr>
                                 <w:iCs w:val="0"/>
@@ -30306,7 +30307,7 @@
                               </w:rPr>
                               <w:t xml:space="preserve"> Giao diện trang chủ</w:t>
                             </w:r>
-                            <w:bookmarkEnd w:id="214"/>
+                            <w:bookmarkEnd w:id="212"/>
                           </w:p>
                         </w:txbxContent>
                       </wps:txbx>
@@ -30506,9 +30507,9 @@
         </w:rPr>
         <w:t>.2.4.3 Giao diện trang chủ</w:t>
       </w:r>
-      <w:bookmarkEnd w:id="213"/>
-    </w:p>
-    <w:bookmarkStart w:id="215" w:name="_Toc214624508"/>
+      <w:bookmarkEnd w:id="211"/>
+    </w:p>
+    <w:bookmarkStart w:id="213" w:name="_Toc214624508"/>
     <w:p>
       <w:pPr>
         <w:pStyle w:val="Heading4"/>
@@ -30576,7 +30577,7 @@
                                 <w:szCs w:val="26"/>
                               </w:rPr>
                             </w:pPr>
-                            <w:bookmarkStart w:id="216" w:name="_Toc214615959"/>
+                            <w:bookmarkStart w:id="214" w:name="_Toc214615959"/>
                             <w:r>
                               <w:rPr>
                                 <w:iCs w:val="0"/>
@@ -30641,7 +30642,7 @@
                               </w:rPr>
                               <w:t xml:space="preserve"> Giao diện trang chỉnh sửa thông tin người dùng</w:t>
                             </w:r>
-                            <w:bookmarkEnd w:id="216"/>
+                            <w:bookmarkEnd w:id="214"/>
                           </w:p>
                         </w:txbxContent>
                       </wps:txbx>
@@ -30863,7 +30864,7 @@
         </w:rPr>
         <w:t xml:space="preserve"> Giao diện trang chỉnh sửa thông tin người dùng</w:t>
       </w:r>
-      <w:bookmarkEnd w:id="215"/>
+      <w:bookmarkEnd w:id="213"/>
     </w:p>
     <w:p>
       <w:pPr>
@@ -30889,82 +30890,22 @@
       <w:pPr>
         <w:pStyle w:val="Heading4"/>
       </w:pPr>
-      <w:bookmarkStart w:id="217" w:name="_Toc214624509"/>
+      <w:bookmarkStart w:id="215" w:name="_Toc214624509"/>
       <w:r>
         <w:rPr>
           <w:noProof/>
         </w:rPr>
         <w:lastRenderedPageBreak/>
-        <w:drawing>
-          <wp:anchor distT="0" distB="0" distL="114300" distR="114300" simplePos="0" relativeHeight="251664384" behindDoc="1" locked="0" layoutInCell="1" allowOverlap="1" wp14:anchorId="542D32D5" wp14:editId="1FB46F39">
-            <wp:simplePos x="0" y="0"/>
-            <wp:positionH relativeFrom="margin">
-              <wp:align>center</wp:align>
-            </wp:positionH>
-            <wp:positionV relativeFrom="page">
-              <wp:posOffset>993140</wp:posOffset>
-            </wp:positionV>
-            <wp:extent cx="5759450" cy="3238500"/>
-            <wp:effectExtent l="0" t="0" r="0" b="0"/>
-            <wp:wrapTopAndBottom/>
-            <wp:docPr id="258406235" name="Picture 1"/>
-            <wp:cNvGraphicFramePr>
-              <a:graphicFrameLocks xmlns:a="http://schemas.openxmlformats.org/drawingml/2006/main" noChangeAspect="1"/>
-            </wp:cNvGraphicFramePr>
-            <a:graphic xmlns:a="http://schemas.openxmlformats.org/drawingml/2006/main">
-              <a:graphicData uri="http://schemas.openxmlformats.org/drawingml/2006/picture">
-                <pic:pic xmlns:pic="http://schemas.openxmlformats.org/drawingml/2006/picture">
-                  <pic:nvPicPr>
-                    <pic:cNvPr id="258406235" name=""/>
-                    <pic:cNvPicPr/>
-                  </pic:nvPicPr>
-                  <pic:blipFill>
-                    <a:blip r:embed="rId28" cstate="print">
-                      <a:extLst>
-                        <a:ext uri="{28A0092B-C50C-407E-A947-70E740481C1C}">
-                          <a14:useLocalDpi xmlns:a14="http://schemas.microsoft.com/office/drawing/2010/main" val="0"/>
-                        </a:ext>
-                      </a:extLst>
-                    </a:blip>
-                    <a:stretch>
-                      <a:fillRect/>
-                    </a:stretch>
-                  </pic:blipFill>
-                  <pic:spPr>
-                    <a:xfrm>
-                      <a:off x="0" y="0"/>
-                      <a:ext cx="5759450" cy="3238500"/>
-                    </a:xfrm>
-                    <a:prstGeom prst="rect">
-                      <a:avLst/>
-                    </a:prstGeom>
-                  </pic:spPr>
-                </pic:pic>
-              </a:graphicData>
-            </a:graphic>
-            <wp14:sizeRelH relativeFrom="margin">
-              <wp14:pctWidth>0</wp14:pctWidth>
-            </wp14:sizeRelH>
-            <wp14:sizeRelV relativeFrom="margin">
-              <wp14:pctHeight>0</wp14:pctHeight>
-            </wp14:sizeRelV>
-          </wp:anchor>
-        </w:drawing>
-      </w:r>
-      <w:r>
-        <w:rPr>
-          <w:noProof/>
-        </w:rPr>
         <mc:AlternateContent>
           <mc:Choice Requires="wps">
             <w:drawing>
-              <wp:anchor distT="0" distB="0" distL="114300" distR="114300" simplePos="0" relativeHeight="251761664" behindDoc="0" locked="0" layoutInCell="1" allowOverlap="1" wp14:anchorId="524E43BE" wp14:editId="17547BD7">
+              <wp:anchor distT="0" distB="0" distL="114300" distR="114300" simplePos="0" relativeHeight="251761664" behindDoc="0" locked="0" layoutInCell="1" allowOverlap="1" wp14:anchorId="524E43BE" wp14:editId="13489CA6">
                 <wp:simplePos x="0" y="0"/>
                 <wp:positionH relativeFrom="margin">
-                  <wp:align>center</wp:align>
+                  <wp:posOffset>1710055</wp:posOffset>
                 </wp:positionH>
                 <wp:positionV relativeFrom="paragraph">
-                  <wp:posOffset>3639568</wp:posOffset>
+                  <wp:posOffset>3542969</wp:posOffset>
                 </wp:positionV>
                 <wp:extent cx="2552700" cy="233680"/>
                 <wp:effectExtent l="0" t="0" r="0" b="0"/>
@@ -31004,7 +30945,7 @@
                                 <w:szCs w:val="26"/>
                               </w:rPr>
                             </w:pPr>
-                            <w:bookmarkStart w:id="218" w:name="_Toc214615960"/>
+                            <w:bookmarkStart w:id="216" w:name="_Toc214615960"/>
                             <w:r>
                               <w:rPr>
                                 <w:iCs w:val="0"/>
@@ -31069,7 +31010,7 @@
                               </w:rPr>
                               <w:t xml:space="preserve"> Giao diện quản lý sản phẩm</w:t>
                             </w:r>
-                            <w:bookmarkEnd w:id="218"/>
+                            <w:bookmarkEnd w:id="216"/>
                           </w:p>
                         </w:txbxContent>
                       </wps:txbx>
@@ -31093,7 +31034,7 @@
           </mc:Choice>
           <mc:Fallback>
             <w:pict>
-              <v:shape w14:anchorId="524E43BE" id="_x0000_s1049" type="#_x0000_t202" style="position:absolute;margin-left:0;margin-top:286.6pt;width:201pt;height:18.4pt;z-index:251761664;visibility:visible;mso-wrap-style:square;mso-width-percent:0;mso-height-percent:0;mso-wrap-distance-left:9pt;mso-wrap-distance-top:0;mso-wrap-distance-right:9pt;mso-wrap-distance-bottom:0;mso-position-horizontal:center;mso-position-horizontal-relative:margin;mso-position-vertical:absolute;mso-position-vertical-relative:text;mso-width-percent:0;mso-height-percent:0;mso-width-relative:margin;mso-height-relative:margin;v-text-anchor:top" o:gfxdata="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" stroked="f">
+              <v:shape w14:anchorId="524E43BE" id="_x0000_s1049" type="#_x0000_t202" style="position:absolute;margin-left:134.65pt;margin-top:278.95pt;width:201pt;height:18.4pt;z-index:251761664;visibility:visible;mso-wrap-style:square;mso-width-percent:0;mso-height-percent:0;mso-wrap-distance-left:9pt;mso-wrap-distance-top:0;mso-wrap-distance-right:9pt;mso-wrap-distance-bottom:0;mso-position-horizontal:absolute;mso-position-horizontal-relative:margin;mso-position-vertical:absolute;mso-position-vertical-relative:text;mso-width-percent:0;mso-height-percent:0;mso-width-relative:margin;mso-height-relative:margin;v-text-anchor:top" o:gfxdata="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" stroked="f">
                 <v:textbox inset="0,0,0,0">
                   <w:txbxContent>
                     <w:p>
@@ -31108,7 +31049,7 @@
                           <w:szCs w:val="26"/>
                         </w:rPr>
                       </w:pPr>
-                      <w:bookmarkStart w:id="224" w:name="_Toc214615960"/>
+                      <w:bookmarkStart w:id="217" w:name="_Toc214615960"/>
                       <w:r>
                         <w:rPr>
                           <w:iCs w:val="0"/>
@@ -31173,7 +31114,7 @@
                         </w:rPr>
                         <w:t xml:space="preserve"> Giao diện quản lý sản phẩm</w:t>
                       </w:r>
-                      <w:bookmarkEnd w:id="224"/>
+                      <w:bookmarkEnd w:id="217"/>
                     </w:p>
                   </w:txbxContent>
                 </v:textbox>
@@ -31184,59 +31125,22 @@
         </mc:AlternateContent>
       </w:r>
       <w:r>
-        <w:t>4</w:t>
-      </w:r>
-      <w:r>
-        <w:t>.2.4.</w:t>
-      </w:r>
-      <w:r>
-        <w:t>5</w:t>
-      </w:r>
-      <w:r>
-        <w:t xml:space="preserve"> Giao diện quản lý thông tin sản phẩm</w:t>
-      </w:r>
-      <w:bookmarkEnd w:id="217"/>
-    </w:p>
-    <w:p>
-      <w:pPr>
-        <w:pStyle w:val="Heading4"/>
-        <w:rPr>
-          <w:rFonts w:cs="Times New Roman"/>
-          <w:b w:val="0"/>
-          <w:bCs/>
-          <w:i/>
-          <w:iCs w:val="0"/>
-          <w:color w:val="000000"/>
-          <w:spacing w:val="-2"/>
-          <w:szCs w:val="26"/>
-        </w:rPr>
-      </w:pPr>
-      <w:bookmarkStart w:id="219" w:name="_Toc214624510"/>
-      <w:r>
-        <w:rPr>
-          <w:rFonts w:cs="Times New Roman"/>
-          <w:b w:val="0"/>
-          <w:bCs/>
-          <w:i/>
-          <w:iCs w:val="0"/>
+        <w:rPr>
           <w:noProof/>
-          <w:color w:val="000000"/>
-          <w:spacing w:val="-2"/>
-          <w:szCs w:val="26"/>
         </w:rPr>
         <w:drawing>
-          <wp:anchor distT="0" distB="0" distL="114300" distR="114300" simplePos="0" relativeHeight="251665408" behindDoc="1" locked="0" layoutInCell="1" allowOverlap="1" wp14:anchorId="5A8FFDB7" wp14:editId="5C55AF17">
+          <wp:anchor distT="0" distB="0" distL="114300" distR="114300" simplePos="0" relativeHeight="251664384" behindDoc="1" locked="0" layoutInCell="1" allowOverlap="1" wp14:anchorId="542D32D5" wp14:editId="409641D9">
             <wp:simplePos x="0" y="0"/>
             <wp:positionH relativeFrom="margin">
               <wp:posOffset>106680</wp:posOffset>
             </wp:positionH>
             <wp:positionV relativeFrom="page">
-              <wp:posOffset>4892675</wp:posOffset>
+              <wp:posOffset>976934</wp:posOffset>
             </wp:positionV>
-            <wp:extent cx="5759450" cy="3165475"/>
+            <wp:extent cx="5759450" cy="3238500"/>
             <wp:effectExtent l="0" t="0" r="0" b="0"/>
             <wp:wrapTopAndBottom/>
-            <wp:docPr id="1593155300" name="Picture 1"/>
+            <wp:docPr id="258406235" name="Picture 1"/>
             <wp:cNvGraphicFramePr>
               <a:graphicFrameLocks xmlns:a="http://schemas.openxmlformats.org/drawingml/2006/main" noChangeAspect="1"/>
             </wp:cNvGraphicFramePr>
@@ -31244,11 +31148,11 @@
               <a:graphicData uri="http://schemas.openxmlformats.org/drawingml/2006/picture">
                 <pic:pic xmlns:pic="http://schemas.openxmlformats.org/drawingml/2006/picture">
                   <pic:nvPicPr>
-                    <pic:cNvPr id="1593155300" name=""/>
+                    <pic:cNvPr id="258406235" name=""/>
                     <pic:cNvPicPr/>
                   </pic:nvPicPr>
                   <pic:blipFill>
-                    <a:blip r:embed="rId29" cstate="print">
+                    <a:blip r:embed="rId28" cstate="print">
                       <a:extLst>
                         <a:ext uri="{28A0092B-C50C-407E-A947-70E740481C1C}">
                           <a14:useLocalDpi xmlns:a14="http://schemas.microsoft.com/office/drawing/2010/main" val="0"/>
@@ -31262,7 +31166,7 @@
                   <pic:spPr>
                     <a:xfrm>
                       <a:off x="0" y="0"/>
-                      <a:ext cx="5759450" cy="3165475"/>
+                      <a:ext cx="5759450" cy="3238500"/>
                     </a:xfrm>
                     <a:prstGeom prst="rect">
                       <a:avLst/>
@@ -31281,19 +31185,62 @@
         </w:drawing>
       </w:r>
       <w:r>
+        <w:t>4</w:t>
+      </w:r>
+      <w:r>
+        <w:t>.2.4.</w:t>
+      </w:r>
+      <w:r>
+        <w:t>5</w:t>
+      </w:r>
+      <w:r>
+        <w:t xml:space="preserve"> Giao diện quản lý thông tin sản phẩm</w:t>
+      </w:r>
+      <w:bookmarkEnd w:id="215"/>
+    </w:p>
+    <w:p>
+      <w:pPr>
+        <w:pStyle w:val="BaoCao"/>
+      </w:pPr>
+      <w:r>
+        <w:t xml:space="preserve">- </w:t>
+      </w:r>
+      <w:r>
+        <w:t>Quản trị viên quản lý danh sách sản phẩm thông qua giao diện quản lý sản phẩm và chọn thao tác xóa/chỉnh sửa, cập nhật các thông tin hiển thị của sản phẩm</w:t>
+      </w:r>
+      <w:r>
+        <w:t>.</w:t>
+      </w:r>
+    </w:p>
+    <w:p>
+      <w:pPr>
+        <w:pStyle w:val="Heading4"/>
+        <w:rPr>
+          <w:rFonts w:cs="Times New Roman"/>
+          <w:b w:val="0"/>
+          <w:bCs/>
+          <w:i/>
+          <w:iCs w:val="0"/>
+          <w:color w:val="000000"/>
+          <w:spacing w:val="-2"/>
+          <w:szCs w:val="26"/>
+        </w:rPr>
+      </w:pPr>
+      <w:bookmarkStart w:id="218" w:name="_Toc214624510"/>
+      <w:r>
         <w:rPr>
           <w:noProof/>
         </w:rPr>
         <mc:AlternateContent>
           <mc:Choice Requires="wps">
             <w:drawing>
-              <wp:anchor distT="0" distB="0" distL="114300" distR="114300" simplePos="0" relativeHeight="251763712" behindDoc="0" locked="0" layoutInCell="1" allowOverlap="1" wp14:anchorId="43240D5C" wp14:editId="3CD8071A">
+              <wp:anchor distT="0" distB="0" distL="114300" distR="114300" simplePos="0" relativeHeight="251763712" behindDoc="0" locked="0" layoutInCell="1" allowOverlap="1" wp14:anchorId="43240D5C" wp14:editId="12939B9D">
                 <wp:simplePos x="0" y="0"/>
                 <wp:positionH relativeFrom="margin">
                   <wp:posOffset>1546225</wp:posOffset>
                 </wp:positionH>
                 <wp:positionV relativeFrom="paragraph">
-                  <wp:posOffset>7132367</wp:posOffset>
+                  <wp:posOffset>3461054</wp:posOffset>
                 </wp:positionV>
                 <wp:extent cx="2879090" cy="203835"/>
                 <wp:effectExtent l="0" t="0" r="0" b="5715"/>
@@ -31335,7 +31282,7 @@
                                 <w:szCs w:val="26"/>
                               </w:rPr>
                             </w:pPr>
-                            <w:bookmarkStart w:id="220" w:name="_Toc214615961"/>
+                            <w:bookmarkStart w:id="219" w:name="_Toc214615961"/>
                             <w:r>
                               <w:rPr>
                                 <w:iCs w:val="0"/>
@@ -31400,7 +31347,7 @@
                               </w:rPr>
                               <w:t xml:space="preserve"> Giao diện sửa thông tin sản phẩm</w:t>
                             </w:r>
-                            <w:bookmarkEnd w:id="220"/>
+                            <w:bookmarkEnd w:id="219"/>
                           </w:p>
                         </w:txbxContent>
                       </wps:txbx>
@@ -31424,7 +31371,7 @@
           </mc:Choice>
           <mc:Fallback>
             <w:pict>
-              <v:shape w14:anchorId="43240D5C" id="_x0000_s1050" type="#_x0000_t202" style="position:absolute;margin-left:121.75pt;margin-top:561.6pt;width:226.7pt;height:16.05pt;z-index:251763712;visibility:visible;mso-wrap-style:square;mso-width-percent:0;mso-height-percent:0;mso-wrap-distance-left:9pt;mso-wrap-distance-top:0;mso-wrap-distance-right:9pt;mso-wrap-distance-bottom:0;mso-position-horizontal:absolute;mso-position-horizontal-relative:margin;mso-position-vertical:absolute;mso-position-vertical-relative:text;mso-width-percent:0;mso-height-percent:0;mso-width-relative:margin;mso-height-relative:margin;v-text-anchor:top" o:gfxdata="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" stroked="f">
+              <v:shape w14:anchorId="43240D5C" id="_x0000_s1050" type="#_x0000_t202" style="position:absolute;margin-left:121.75pt;margin-top:272.5pt;width:226.7pt;height:16.05pt;z-index:251763712;visibility:visible;mso-wrap-style:square;mso-width-percent:0;mso-height-percent:0;mso-wrap-distance-left:9pt;mso-wrap-distance-top:0;mso-wrap-distance-right:9pt;mso-wrap-distance-bottom:0;mso-position-horizontal:absolute;mso-position-horizontal-relative:margin;mso-position-vertical:absolute;mso-position-vertical-relative:text;mso-width-percent:0;mso-height-percent:0;mso-width-relative:margin;mso-height-relative:margin;v-text-anchor:top" o:gfxdata="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" stroked="f">
                 <v:textbox inset="0,0,0,0">
                   <w:txbxContent>
                     <w:p>
@@ -31441,7 +31388,7 @@
                           <w:szCs w:val="26"/>
                         </w:rPr>
                       </w:pPr>
-                      <w:bookmarkStart w:id="221" w:name="_Toc214615961"/>
+                      <w:bookmarkStart w:id="220" w:name="_Toc214615961"/>
                       <w:r>
                         <w:rPr>
                           <w:iCs w:val="0"/>
@@ -31506,7 +31453,7 @@
                         </w:rPr>
                         <w:t xml:space="preserve"> Giao diện sửa thông tin sản phẩm</w:t>
                       </w:r>
-                      <w:bookmarkEnd w:id="221"/>
+                      <w:bookmarkEnd w:id="220"/>
                     </w:p>
                   </w:txbxContent>
                 </v:textbox>
@@ -31519,6 +31466,74 @@
       <w:r>
         <w:rPr>
           <w:rFonts w:cs="Times New Roman"/>
+          <w:b w:val="0"/>
+          <w:bCs/>
+          <w:i/>
+          <w:iCs w:val="0"/>
+          <w:noProof/>
+          <w:color w:val="000000"/>
+          <w:spacing w:val="-2"/>
+          <w:szCs w:val="26"/>
+        </w:rPr>
+        <w:drawing>
+          <wp:anchor distT="0" distB="0" distL="114300" distR="114300" simplePos="0" relativeHeight="251665408" behindDoc="1" locked="0" layoutInCell="1" allowOverlap="1" wp14:anchorId="5A8FFDB7" wp14:editId="352EE63F">
+            <wp:simplePos x="0" y="0"/>
+            <wp:positionH relativeFrom="margin">
+              <wp:posOffset>106680</wp:posOffset>
+            </wp:positionH>
+            <wp:positionV relativeFrom="page">
+              <wp:posOffset>5480519</wp:posOffset>
+            </wp:positionV>
+            <wp:extent cx="5759450" cy="3165475"/>
+            <wp:effectExtent l="0" t="0" r="0" b="0"/>
+            <wp:wrapTopAndBottom/>
+            <wp:docPr id="1593155300" name="Picture 1"/>
+            <wp:cNvGraphicFramePr>
+              <a:graphicFrameLocks xmlns:a="http://schemas.openxmlformats.org/drawingml/2006/main" noChangeAspect="1"/>
+            </wp:cNvGraphicFramePr>
+            <a:graphic xmlns:a="http://schemas.openxmlformats.org/drawingml/2006/main">
+              <a:graphicData uri="http://schemas.openxmlformats.org/drawingml/2006/picture">
+                <pic:pic xmlns:pic="http://schemas.openxmlformats.org/drawingml/2006/picture">
+                  <pic:nvPicPr>
+                    <pic:cNvPr id="1593155300" name=""/>
+                    <pic:cNvPicPr/>
+                  </pic:nvPicPr>
+                  <pic:blipFill>
+                    <a:blip r:embed="rId29" cstate="print">
+                      <a:extLst>
+                        <a:ext uri="{28A0092B-C50C-407E-A947-70E740481C1C}">
+                          <a14:useLocalDpi xmlns:a14="http://schemas.microsoft.com/office/drawing/2010/main" val="0"/>
+                        </a:ext>
+                      </a:extLst>
+                    </a:blip>
+                    <a:stretch>
+                      <a:fillRect/>
+                    </a:stretch>
+                  </pic:blipFill>
+                  <pic:spPr>
+                    <a:xfrm>
+                      <a:off x="0" y="0"/>
+                      <a:ext cx="5759450" cy="3165475"/>
+                    </a:xfrm>
+                    <a:prstGeom prst="rect">
+                      <a:avLst/>
+                    </a:prstGeom>
+                  </pic:spPr>
+                </pic:pic>
+              </a:graphicData>
+            </a:graphic>
+            <wp14:sizeRelH relativeFrom="margin">
+              <wp14:pctWidth>0</wp14:pctWidth>
+            </wp14:sizeRelH>
+            <wp14:sizeRelV relativeFrom="margin">
+              <wp14:pctHeight>0</wp14:pctHeight>
+            </wp14:sizeRelV>
+          </wp:anchor>
+        </w:drawing>
+      </w:r>
+      <w:r>
+        <w:rPr>
+          <w:rFonts w:cs="Times New Roman"/>
           <w:bCs/>
           <w:iCs w:val="0"/>
           <w:color w:val="000000"/>
@@ -31560,56 +31575,32 @@
         </w:rPr>
         <w:t xml:space="preserve"> Giao diện sửa thông tin sản phẩm</w:t>
       </w:r>
-      <w:bookmarkEnd w:id="219"/>
+      <w:bookmarkEnd w:id="218"/>
     </w:p>
     <w:p>
       <w:pPr>
         <w:pStyle w:val="BaoCao"/>
       </w:pPr>
       <w:r>
-        <w:t xml:space="preserve">- </w:t>
-      </w:r>
-      <w:r>
-        <w:t xml:space="preserve">Quản trị viên </w:t>
-      </w:r>
-      <w:r>
-        <w:t xml:space="preserve">quản lý danh sách sản phẩm </w:t>
-      </w:r>
-      <w:r>
-        <w:t xml:space="preserve">thông </w:t>
-      </w:r>
-      <w:r>
-        <w:t xml:space="preserve">qua giao diện quản lý sản phẩm </w:t>
-      </w:r>
-      <w:r>
-        <w:t xml:space="preserve">và </w:t>
-      </w:r>
-      <w:r>
-        <w:t xml:space="preserve">chọn </w:t>
-      </w:r>
-      <w:r>
-        <w:t xml:space="preserve">thao tác </w:t>
-      </w:r>
-      <w:r>
-        <w:t>xóa/</w:t>
-      </w:r>
-      <w:r>
-        <w:t>chỉnh sửa</w:t>
-      </w:r>
-      <w:r>
-        <w:t xml:space="preserve">, </w:t>
-      </w:r>
-      <w:r>
-        <w:t>cập nhật các thông tin hiển thị của sản phẩm</w:t>
-      </w:r>
-      <w:r>
-        <w:t>: tên sản phẩm, hình ảnh, giá, mô tả …</w:t>
+        <w:t>-</w:t>
+      </w:r>
+      <w:r>
+        <w:t xml:space="preserve"> Các thông tin </w:t>
+      </w:r>
+      <w:r>
+        <w:t xml:space="preserve">có thể chỉnh sửa: </w:t>
+      </w:r>
+      <w:r>
+        <w:t>tên sản phẩm, hình ảnh, giá, mô tả …</w:t>
+      </w:r>
+      <w:r>
+        <w:t>và lưu cập nhật.</w:t>
       </w:r>
       <w:r>
         <w:br w:type="page"/>
       </w:r>
     </w:p>
-    <w:bookmarkStart w:id="222" w:name="_Toc214624511"/>
+    <w:bookmarkStart w:id="221" w:name="_Toc214624511"/>
     <w:p>
       <w:pPr>
         <w:pStyle w:val="Heading4"/>
@@ -31668,7 +31659,7 @@
                                 <w:szCs w:val="26"/>
                               </w:rPr>
                             </w:pPr>
-                            <w:bookmarkStart w:id="223" w:name="_Toc214615962"/>
+                            <w:bookmarkStart w:id="222" w:name="_Toc214615962"/>
                             <w:r>
                               <w:rPr>
                                 <w:iCs w:val="0"/>
@@ -31733,7 +31724,7 @@
                               </w:rPr>
                               <w:t xml:space="preserve"> Giao diện thêm mới sản phẩm</w:t>
                             </w:r>
-                            <w:bookmarkEnd w:id="223"/>
+                            <w:bookmarkEnd w:id="222"/>
                           </w:p>
                         </w:txbxContent>
                       </wps:txbx>
@@ -31919,7 +31910,7 @@
       <w:r>
         <w:t xml:space="preserve"> Giao diện thêm mới sản phẩm</w:t>
       </w:r>
-      <w:bookmarkEnd w:id="222"/>
+      <w:bookmarkEnd w:id="221"/>
     </w:p>
     <w:p>
       <w:pPr>
@@ -31947,7 +31938,7 @@
           <w:szCs w:val="26"/>
         </w:rPr>
       </w:pPr>
-      <w:bookmarkStart w:id="224" w:name="_Toc214624512"/>
+      <w:bookmarkStart w:id="223" w:name="_Toc214624512"/>
       <w:r>
         <w:rPr>
           <w:rFonts w:cs="Times New Roman"/>
@@ -32079,7 +32070,7 @@
                                 <w:szCs w:val="26"/>
                               </w:rPr>
                             </w:pPr>
-                            <w:bookmarkStart w:id="225" w:name="_Toc214615963"/>
+                            <w:bookmarkStart w:id="224" w:name="_Toc214615963"/>
                             <w:r>
                               <w:rPr>
                                 <w:iCs w:val="0"/>
@@ -32144,7 +32135,7 @@
                               </w:rPr>
                               <w:t xml:space="preserve"> Giao diện xem chi tiết sản phẩm</w:t>
                             </w:r>
-                            <w:bookmarkEnd w:id="225"/>
+                            <w:bookmarkEnd w:id="224"/>
                           </w:p>
                         </w:txbxContent>
                       </wps:txbx>
@@ -32304,7 +32295,7 @@
         </w:rPr>
         <w:t xml:space="preserve"> Giao diện chi tiết sản phẩm</w:t>
       </w:r>
-      <w:bookmarkEnd w:id="224"/>
+      <w:bookmarkEnd w:id="223"/>
     </w:p>
     <w:p>
       <w:pPr>
@@ -32314,7 +32305,7 @@
         <w:t>- Người dùng có thể chọn vào một sản phẩm ở trang chủ để xem các thông tin chi tiết.</w:t>
       </w:r>
     </w:p>
-    <w:bookmarkStart w:id="226" w:name="_Toc214624513"/>
+    <w:bookmarkStart w:id="225" w:name="_Toc214624513"/>
     <w:p>
       <w:pPr>
         <w:pStyle w:val="Heading4"/>
@@ -32385,7 +32376,7 @@
                                 <w:szCs w:val="26"/>
                               </w:rPr>
                             </w:pPr>
-                            <w:bookmarkStart w:id="227" w:name="_Toc214615964"/>
+                            <w:bookmarkStart w:id="226" w:name="_Toc214615964"/>
                             <w:r>
                               <w:rPr>
                                 <w:iCs w:val="0"/>
@@ -32450,7 +32441,7 @@
                               </w:rPr>
                               <w:t xml:space="preserve"> Giao diện quản lý thông tin đơn hàng</w:t>
                             </w:r>
-                            <w:bookmarkEnd w:id="227"/>
+                            <w:bookmarkEnd w:id="226"/>
                           </w:p>
                         </w:txbxContent>
                       </wps:txbx>
@@ -32579,7 +32570,7 @@
           <w:szCs w:val="26"/>
         </w:rPr>
         <w:drawing>
-          <wp:anchor distT="0" distB="0" distL="114300" distR="114300" simplePos="0" relativeHeight="251668480" behindDoc="1" locked="0" layoutInCell="1" allowOverlap="1" wp14:anchorId="4C97B9A6" wp14:editId="5870C452">
+          <wp:anchor distT="0" distB="0" distL="114300" distR="114300" simplePos="0" relativeHeight="251668480" behindDoc="1" locked="0" layoutInCell="1" allowOverlap="1" wp14:anchorId="4C97B9A6" wp14:editId="38B71BEA">
             <wp:simplePos x="0" y="0"/>
             <wp:positionH relativeFrom="margin">
               <wp:align>center</wp:align>
@@ -32686,9 +32677,9 @@
         </w:rPr>
         <w:t xml:space="preserve"> Giao diện quản lý thông tin đơn hàng</w:t>
       </w:r>
-      <w:bookmarkEnd w:id="226"/>
-    </w:p>
-    <w:bookmarkStart w:id="228" w:name="_Toc214624514"/>
+      <w:bookmarkEnd w:id="225"/>
+    </w:p>
+    <w:bookmarkStart w:id="227" w:name="_Toc214624514"/>
     <w:p>
       <w:pPr>
         <w:pStyle w:val="Heading4"/>
@@ -32756,7 +32747,7 @@
                                 <w:szCs w:val="26"/>
                               </w:rPr>
                             </w:pPr>
-                            <w:bookmarkStart w:id="229" w:name="_Toc214615965"/>
+                            <w:bookmarkStart w:id="228" w:name="_Toc214615965"/>
                             <w:r>
                               <w:rPr>
                                 <w:iCs w:val="0"/>
@@ -32821,7 +32812,7 @@
                               </w:rPr>
                               <w:t xml:space="preserve"> Giao diện tìm kiếm sản phẩm</w:t>
                             </w:r>
-                            <w:bookmarkEnd w:id="229"/>
+                            <w:bookmarkEnd w:id="228"/>
                           </w:p>
                         </w:txbxContent>
                       </wps:txbx>
@@ -32950,7 +32941,7 @@
           <w:szCs w:val="26"/>
         </w:rPr>
         <w:drawing>
-          <wp:anchor distT="0" distB="0" distL="114300" distR="114300" simplePos="0" relativeHeight="251729920" behindDoc="1" locked="0" layoutInCell="1" allowOverlap="1" wp14:anchorId="14576F3D" wp14:editId="311A490A">
+          <wp:anchor distT="0" distB="0" distL="114300" distR="114300" simplePos="0" relativeHeight="251729920" behindDoc="1" locked="0" layoutInCell="1" allowOverlap="1" wp14:anchorId="14576F3D" wp14:editId="2B7EC0CC">
             <wp:simplePos x="0" y="0"/>
             <wp:positionH relativeFrom="margin">
               <wp:align>center</wp:align>
@@ -33049,7 +33040,7 @@
         </w:rPr>
         <w:t xml:space="preserve"> Giao diện tìm kiếm sản phẩm</w:t>
       </w:r>
-      <w:bookmarkEnd w:id="228"/>
+      <w:bookmarkEnd w:id="227"/>
     </w:p>
     <w:p>
       <w:pPr>
@@ -33059,7 +33050,6 @@
         <w:t>- Khách hàng có thể nhập từ khóa vào ô tìm kiếm và tìm kiếm các sản phẩm có liên quan để dễ dàng chọn lọc các sản phẩm theo nhu cầu.</w:t>
       </w:r>
     </w:p>
-    <w:bookmarkStart w:id="230" w:name="_Toc214624515"/>
     <w:p>
       <w:pPr>
         <w:pStyle w:val="Heading4"/>
@@ -33072,6 +33062,7 @@
           <w:szCs w:val="26"/>
         </w:rPr>
       </w:pPr>
+      <w:bookmarkStart w:id="229" w:name="_Toc214624515"/>
       <w:r>
         <w:rPr>
           <w:noProof/>
@@ -33080,7 +33071,7 @@
         <mc:AlternateContent>
           <mc:Choice Requires="wps">
             <w:drawing>
-              <wp:anchor distT="0" distB="0" distL="114300" distR="114300" simplePos="0" relativeHeight="251773952" behindDoc="0" locked="0" layoutInCell="1" allowOverlap="1" wp14:anchorId="46502A73" wp14:editId="55C478E1">
+              <wp:anchor distT="0" distB="0" distL="114300" distR="114300" simplePos="0" relativeHeight="251773952" behindDoc="0" locked="0" layoutInCell="1" allowOverlap="1" wp14:anchorId="46502A73" wp14:editId="674E6606">
                 <wp:simplePos x="0" y="0"/>
                 <wp:positionH relativeFrom="margin">
                   <wp:align>center</wp:align>
@@ -33088,8 +33079,8 @@
                 <wp:positionV relativeFrom="paragraph">
                   <wp:posOffset>3571875</wp:posOffset>
                 </wp:positionV>
-                <wp:extent cx="2095500" cy="226695"/>
-                <wp:effectExtent l="0" t="0" r="0" b="1905"/>
+                <wp:extent cx="2095500" cy="222250"/>
+                <wp:effectExtent l="0" t="0" r="0" b="6350"/>
                 <wp:wrapTopAndBottom/>
                 <wp:docPr id="83030688" name="Text Box 1"/>
                 <wp:cNvGraphicFramePr/>
@@ -33100,7 +33091,7 @@
                       <wps:spPr>
                         <a:xfrm>
                           <a:off x="0" y="0"/>
-                          <a:ext cx="2095500" cy="226695"/>
+                          <a:ext cx="2095500" cy="222637"/>
                         </a:xfrm>
                         <a:prstGeom prst="rect">
                           <a:avLst/>
@@ -33128,7 +33119,7 @@
                                 <w:szCs w:val="26"/>
                               </w:rPr>
                             </w:pPr>
-                            <w:bookmarkStart w:id="231" w:name="_Toc214615966"/>
+                            <w:bookmarkStart w:id="230" w:name="_Toc214615966"/>
                             <w:r>
                               <w:rPr>
                                 <w:iCs w:val="0"/>
@@ -33193,7 +33184,7 @@
                               </w:rPr>
                               <w:t xml:space="preserve"> Giao diện giỏ hàng</w:t>
                             </w:r>
-                            <w:bookmarkEnd w:id="231"/>
+                            <w:bookmarkEnd w:id="230"/>
                           </w:p>
                         </w:txbxContent>
                       </wps:txbx>
@@ -33217,7 +33208,7 @@
           </mc:Choice>
           <mc:Fallback>
             <w:pict>
-              <v:shape w14:anchorId="46502A73" id="_x0000_s1055" type="#_x0000_t202" style="position:absolute;margin-left:0;margin-top:281.25pt;width:165pt;height:17.85pt;z-index:251773952;visibility:visible;mso-wrap-style:square;mso-width-percent:0;mso-height-percent:0;mso-wrap-distance-left:9pt;mso-wrap-distance-top:0;mso-wrap-distance-right:9pt;mso-wrap-distance-bottom:0;mso-position-horizontal:center;mso-position-horizontal-relative:margin;mso-position-vertical:absolute;mso-position-vertical-relative:text;mso-width-percent:0;mso-height-percent:0;mso-width-relative:margin;mso-height-relative:margin;v-text-anchor:top" o:gfxdata="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" stroked="f">
+              <v:shape w14:anchorId="46502A73" id="_x0000_s1055" type="#_x0000_t202" style="position:absolute;margin-left:0;margin-top:281.25pt;width:165pt;height:17.5pt;z-index:251773952;visibility:visible;mso-wrap-style:square;mso-width-percent:0;mso-height-percent:0;mso-wrap-distance-left:9pt;mso-wrap-distance-top:0;mso-wrap-distance-right:9pt;mso-wrap-distance-bottom:0;mso-position-horizontal:center;mso-position-horizontal-relative:margin;mso-position-vertical:absolute;mso-position-vertical-relative:text;mso-width-percent:0;mso-height-percent:0;mso-width-relative:margin;mso-height-relative:margin;v-text-anchor:top" o:gfxdata="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" stroked="f">
                 <v:textbox inset="0,0,0,0">
                   <w:txbxContent>
                     <w:p>
@@ -33234,7 +33225,7 @@
                           <w:szCs w:val="26"/>
                         </w:rPr>
                       </w:pPr>
-                      <w:bookmarkStart w:id="252" w:name="_Toc214615966"/>
+                      <w:bookmarkStart w:id="231" w:name="_Toc214615966"/>
                       <w:r>
                         <w:rPr>
                           <w:iCs w:val="0"/>
@@ -33299,7 +33290,7 @@
                         </w:rPr>
                         <w:t xml:space="preserve"> Giao diện giỏ hàng</w:t>
                       </w:r>
-                      <w:bookmarkEnd w:id="252"/>
+                      <w:bookmarkEnd w:id="231"/>
                     </w:p>
                   </w:txbxContent>
                 </v:textbox>
@@ -33364,7 +33355,7 @@
         </w:rPr>
         <w:t xml:space="preserve"> Giao diện giỏ hàng</w:t>
       </w:r>
-      <w:bookmarkEnd w:id="230"/>
+      <w:bookmarkEnd w:id="229"/>
     </w:p>
     <w:p>
       <w:pPr>
@@ -33399,236 +33390,22 @@
       <w:bookmarkStart w:id="240" w:name="_Toc214624516"/>
       <w:r>
         <w:rPr>
-          <w:rFonts w:cs="Times New Roman"/>
-          <w:b w:val="0"/>
-          <w:bCs/>
-          <w:i/>
-          <w:iCs w:val="0"/>
-          <w:noProof/>
-          <w:color w:val="000000"/>
-          <w:spacing w:val="-2"/>
-          <w:szCs w:val="26"/>
-        </w:rPr>
-        <w:drawing>
-          <wp:anchor distT="0" distB="0" distL="114300" distR="114300" simplePos="0" relativeHeight="251672576" behindDoc="1" locked="0" layoutInCell="1" allowOverlap="1" wp14:anchorId="4B6BBF60" wp14:editId="015B92C5">
-            <wp:simplePos x="0" y="0"/>
-            <wp:positionH relativeFrom="margin">
-              <wp:align>center</wp:align>
-            </wp:positionH>
-            <wp:positionV relativeFrom="paragraph">
-              <wp:posOffset>286064</wp:posOffset>
-            </wp:positionV>
-            <wp:extent cx="5760000" cy="3238584"/>
-            <wp:effectExtent l="0" t="0" r="0" b="0"/>
-            <wp:wrapTopAndBottom/>
-            <wp:docPr id="1042337549" name="Picture 1"/>
-            <wp:cNvGraphicFramePr>
-              <a:graphicFrameLocks xmlns:a="http://schemas.openxmlformats.org/drawingml/2006/main" noChangeAspect="1"/>
-            </wp:cNvGraphicFramePr>
-            <a:graphic xmlns:a="http://schemas.openxmlformats.org/drawingml/2006/main">
-              <a:graphicData uri="http://schemas.openxmlformats.org/drawingml/2006/picture">
-                <pic:pic xmlns:pic="http://schemas.openxmlformats.org/drawingml/2006/picture">
-                  <pic:nvPicPr>
-                    <pic:cNvPr id="1042337549" name=""/>
-                    <pic:cNvPicPr/>
-                  </pic:nvPicPr>
-                  <pic:blipFill>
-                    <a:blip r:embed="rId34" cstate="print">
-                      <a:extLst>
-                        <a:ext uri="{28A0092B-C50C-407E-A947-70E740481C1C}">
-                          <a14:useLocalDpi xmlns:a14="http://schemas.microsoft.com/office/drawing/2010/main" val="0"/>
-                        </a:ext>
-                      </a:extLst>
-                    </a:blip>
-                    <a:stretch>
-                      <a:fillRect/>
-                    </a:stretch>
-                  </pic:blipFill>
-                  <pic:spPr>
-                    <a:xfrm>
-                      <a:off x="0" y="0"/>
-                      <a:ext cx="5760000" cy="3238584"/>
-                    </a:xfrm>
-                    <a:prstGeom prst="rect">
-                      <a:avLst/>
-                    </a:prstGeom>
-                  </pic:spPr>
-                </pic:pic>
-              </a:graphicData>
-            </a:graphic>
-            <wp14:sizeRelH relativeFrom="margin">
-              <wp14:pctWidth>0</wp14:pctWidth>
-            </wp14:sizeRelH>
-            <wp14:sizeRelV relativeFrom="margin">
-              <wp14:pctHeight>0</wp14:pctHeight>
-            </wp14:sizeRelV>
-          </wp:anchor>
-        </w:drawing>
-      </w:r>
-      <w:r>
-        <w:rPr>
-          <w:rFonts w:cs="Times New Roman"/>
-          <w:b w:val="0"/>
-          <w:bCs/>
-          <w:i/>
-          <w:iCs w:val="0"/>
-          <w:noProof/>
-          <w:color w:val="000000"/>
-          <w:spacing w:val="-2"/>
-          <w:szCs w:val="26"/>
-        </w:rPr>
-        <w:drawing>
-          <wp:anchor distT="0" distB="0" distL="114300" distR="114300" simplePos="0" relativeHeight="251730944" behindDoc="1" locked="0" layoutInCell="1" allowOverlap="1" wp14:anchorId="4ED1FEB9" wp14:editId="6DEB9261">
-            <wp:simplePos x="0" y="0"/>
-            <wp:positionH relativeFrom="margin">
-              <wp:align>center</wp:align>
-            </wp:positionH>
-            <wp:positionV relativeFrom="bottomMargin">
-              <wp:posOffset>-8274942</wp:posOffset>
-            </wp:positionV>
-            <wp:extent cx="5759450" cy="3238500"/>
-            <wp:effectExtent l="0" t="0" r="0" b="0"/>
-            <wp:wrapTopAndBottom/>
-            <wp:docPr id="1282625022" name="Picture 1"/>
-            <wp:cNvGraphicFramePr>
-              <a:graphicFrameLocks xmlns:a="http://schemas.openxmlformats.org/drawingml/2006/main" noChangeAspect="1"/>
-            </wp:cNvGraphicFramePr>
-            <a:graphic xmlns:a="http://schemas.openxmlformats.org/drawingml/2006/main">
-              <a:graphicData uri="http://schemas.openxmlformats.org/drawingml/2006/picture">
-                <pic:pic xmlns:pic="http://schemas.openxmlformats.org/drawingml/2006/picture">
-                  <pic:nvPicPr>
-                    <pic:cNvPr id="1282625022" name=""/>
-                    <pic:cNvPicPr/>
-                  </pic:nvPicPr>
-                  <pic:blipFill>
-                    <a:blip r:embed="rId35" cstate="print">
-                      <a:extLst>
-                        <a:ext uri="{28A0092B-C50C-407E-A947-70E740481C1C}">
-                          <a14:useLocalDpi xmlns:a14="http://schemas.microsoft.com/office/drawing/2010/main" val="0"/>
-                        </a:ext>
-                      </a:extLst>
-                    </a:blip>
-                    <a:stretch>
-                      <a:fillRect/>
-                    </a:stretch>
-                  </pic:blipFill>
-                  <pic:spPr>
-                    <a:xfrm>
-                      <a:off x="0" y="0"/>
-                      <a:ext cx="5759450" cy="3238500"/>
-                    </a:xfrm>
-                    <a:prstGeom prst="rect">
-                      <a:avLst/>
-                    </a:prstGeom>
-                  </pic:spPr>
-                </pic:pic>
-              </a:graphicData>
-            </a:graphic>
-            <wp14:sizeRelH relativeFrom="margin">
-              <wp14:pctWidth>0</wp14:pctWidth>
-            </wp14:sizeRelH>
-            <wp14:sizeRelV relativeFrom="margin">
-              <wp14:pctHeight>0</wp14:pctHeight>
-            </wp14:sizeRelV>
-          </wp:anchor>
-        </w:drawing>
-      </w:r>
-      <w:bookmarkEnd w:id="232"/>
-      <w:bookmarkEnd w:id="233"/>
-      <w:bookmarkEnd w:id="234"/>
-      <w:bookmarkEnd w:id="235"/>
-      <w:bookmarkEnd w:id="236"/>
-      <w:bookmarkEnd w:id="237"/>
-      <w:bookmarkEnd w:id="238"/>
-      <w:bookmarkEnd w:id="239"/>
-      <w:r>
-        <w:rPr>
-          <w:rFonts w:cs="Times New Roman"/>
-          <w:bCs/>
-          <w:iCs w:val="0"/>
-          <w:color w:val="000000"/>
-          <w:spacing w:val="-2"/>
-          <w:szCs w:val="26"/>
-        </w:rPr>
-        <w:t>4</w:t>
-      </w:r>
-      <w:r>
-        <w:rPr>
-          <w:rFonts w:cs="Times New Roman"/>
-          <w:bCs/>
-          <w:iCs w:val="0"/>
-          <w:color w:val="000000"/>
-          <w:spacing w:val="-2"/>
-          <w:szCs w:val="26"/>
-        </w:rPr>
-        <w:t>.2.4.</w:t>
-      </w:r>
-      <w:r>
-        <w:rPr>
-          <w:rFonts w:cs="Times New Roman"/>
-          <w:bCs/>
-          <w:iCs w:val="0"/>
-          <w:color w:val="000000"/>
-          <w:spacing w:val="-2"/>
-          <w:szCs w:val="26"/>
-        </w:rPr>
-        <w:t>1</w:t>
-      </w:r>
-      <w:r>
-        <w:rPr>
-          <w:rFonts w:cs="Times New Roman"/>
-          <w:bCs/>
-          <w:iCs w:val="0"/>
-          <w:color w:val="000000"/>
-          <w:spacing w:val="-2"/>
-          <w:szCs w:val="26"/>
-        </w:rPr>
-        <w:t>2</w:t>
-      </w:r>
-      <w:r>
-        <w:rPr>
-          <w:rFonts w:cs="Times New Roman"/>
-          <w:bCs/>
-          <w:iCs w:val="0"/>
-          <w:color w:val="000000"/>
-          <w:spacing w:val="-2"/>
-          <w:szCs w:val="26"/>
-        </w:rPr>
-        <w:t xml:space="preserve"> Giao diện trang liên hệ</w:t>
-      </w:r>
-      <w:bookmarkEnd w:id="240"/>
-    </w:p>
-    <w:bookmarkStart w:id="241" w:name="_Toc214624517"/>
-    <w:p>
-      <w:pPr>
-        <w:spacing w:before="120" w:after="120" w:line="360" w:lineRule="auto"/>
-        <w:rPr>
-          <w:rFonts w:eastAsiaTheme="majorEastAsia" w:cs="Times New Roman"/>
-          <w:b/>
-          <w:bCs/>
-          <w:color w:val="000000"/>
-          <w:spacing w:val="-2"/>
-          <w:szCs w:val="26"/>
-        </w:rPr>
-      </w:pPr>
-      <w:r>
-        <w:rPr>
           <w:noProof/>
         </w:rPr>
         <mc:AlternateContent>
           <mc:Choice Requires="wps">
             <w:drawing>
-              <wp:anchor distT="0" distB="0" distL="114300" distR="114300" simplePos="0" relativeHeight="251776000" behindDoc="1" locked="0" layoutInCell="1" allowOverlap="1" wp14:anchorId="6CEB2866" wp14:editId="0AFF7FE6">
+              <wp:anchor distT="0" distB="0" distL="114300" distR="114300" simplePos="0" relativeHeight="251776000" behindDoc="1" locked="0" layoutInCell="1" allowOverlap="1" wp14:anchorId="6CEB2866" wp14:editId="22C5F70E">
                 <wp:simplePos x="0" y="0"/>
                 <wp:positionH relativeFrom="margin">
-                  <wp:posOffset>1881505</wp:posOffset>
+                  <wp:posOffset>1877695</wp:posOffset>
                 </wp:positionH>
                 <wp:positionV relativeFrom="paragraph">
-                  <wp:posOffset>3356131</wp:posOffset>
+                  <wp:posOffset>3486454</wp:posOffset>
                 </wp:positionV>
                 <wp:extent cx="2209800" cy="203835"/>
                 <wp:effectExtent l="0" t="0" r="0" b="5715"/>
-                <wp:wrapNone/>
+                <wp:wrapTopAndBottom/>
                 <wp:docPr id="1639381811" name="Text Box 1"/>
                 <wp:cNvGraphicFramePr/>
                 <a:graphic xmlns:a="http://schemas.openxmlformats.org/drawingml/2006/main">
@@ -33666,7 +33443,7 @@
                                 <w:szCs w:val="26"/>
                               </w:rPr>
                             </w:pPr>
-                            <w:bookmarkStart w:id="242" w:name="_Toc214615967"/>
+                            <w:bookmarkStart w:id="241" w:name="_Toc214615967"/>
                             <w:r>
                               <w:rPr>
                                 <w:iCs w:val="0"/>
@@ -33731,7 +33508,7 @@
                               </w:rPr>
                               <w:t xml:space="preserve"> Giao diện trang liên hệ</w:t>
                             </w:r>
-                            <w:bookmarkEnd w:id="242"/>
+                            <w:bookmarkEnd w:id="241"/>
                           </w:p>
                         </w:txbxContent>
                       </wps:txbx>
@@ -33755,7 +33532,7 @@
           </mc:Choice>
           <mc:Fallback>
             <w:pict>
-              <v:shape w14:anchorId="6CEB2866" id="_x0000_s1056" type="#_x0000_t202" style="position:absolute;margin-left:148.15pt;margin-top:264.25pt;width:174pt;height:16.05pt;z-index:-251540480;visibility:visible;mso-wrap-style:square;mso-width-percent:0;mso-height-percent:0;mso-wrap-distance-left:9pt;mso-wrap-distance-top:0;mso-wrap-distance-right:9pt;mso-wrap-distance-bottom:0;mso-position-horizontal:absolute;mso-position-horizontal-relative:margin;mso-position-vertical:absolute;mso-position-vertical-relative:text;mso-width-percent:0;mso-height-percent:0;mso-width-relative:margin;mso-height-relative:margin;v-text-anchor:top" o:gfxdata="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" stroked="f">
+              <v:shape w14:anchorId="6CEB2866" id="_x0000_s1056" type="#_x0000_t202" style="position:absolute;margin-left:147.85pt;margin-top:274.5pt;width:174pt;height:16.05pt;z-index:-251540480;visibility:visible;mso-wrap-style:square;mso-width-percent:0;mso-height-percent:0;mso-wrap-distance-left:9pt;mso-wrap-distance-top:0;mso-wrap-distance-right:9pt;mso-wrap-distance-bottom:0;mso-position-horizontal:absolute;mso-position-horizontal-relative:margin;mso-position-vertical:absolute;mso-position-vertical-relative:text;mso-width-percent:0;mso-height-percent:0;mso-width-relative:margin;mso-height-relative:margin;v-text-anchor:top" o:gfxdata="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" stroked="f">
                 <v:textbox inset="0,0,0,0">
                   <w:txbxContent>
                     <w:p>
@@ -33841,7 +33618,7 @@
                     </w:p>
                   </w:txbxContent>
                 </v:textbox>
-                <w10:wrap anchorx="margin"/>
+                <w10:wrap type="topAndBottom" anchorx="margin"/>
               </v:shape>
             </w:pict>
           </mc:Fallback>
@@ -33850,17 +33627,234 @@
       <w:r>
         <w:rPr>
           <w:rFonts w:cs="Times New Roman"/>
+          <w:b w:val="0"/>
           <w:bCs/>
-          <w:iCs/>
+          <w:i/>
+          <w:iCs w:val="0"/>
+          <w:noProof/>
           <w:color w:val="000000"/>
           <w:spacing w:val="-2"/>
           <w:szCs w:val="26"/>
         </w:rPr>
+        <w:drawing>
+          <wp:anchor distT="0" distB="0" distL="114300" distR="114300" simplePos="0" relativeHeight="251672576" behindDoc="1" locked="0" layoutInCell="1" allowOverlap="1" wp14:anchorId="4B6BBF60" wp14:editId="06CDCC7A">
+            <wp:simplePos x="0" y="0"/>
+            <wp:positionH relativeFrom="margin">
+              <wp:posOffset>106680</wp:posOffset>
+            </wp:positionH>
+            <wp:positionV relativeFrom="paragraph">
+              <wp:posOffset>230091</wp:posOffset>
+            </wp:positionV>
+            <wp:extent cx="5760000" cy="3238584"/>
+            <wp:effectExtent l="0" t="0" r="0" b="0"/>
+            <wp:wrapTopAndBottom/>
+            <wp:docPr id="1042337549" name="Picture 1"/>
+            <wp:cNvGraphicFramePr>
+              <a:graphicFrameLocks xmlns:a="http://schemas.openxmlformats.org/drawingml/2006/main" noChangeAspect="1"/>
+            </wp:cNvGraphicFramePr>
+            <a:graphic xmlns:a="http://schemas.openxmlformats.org/drawingml/2006/main">
+              <a:graphicData uri="http://schemas.openxmlformats.org/drawingml/2006/picture">
+                <pic:pic xmlns:pic="http://schemas.openxmlformats.org/drawingml/2006/picture">
+                  <pic:nvPicPr>
+                    <pic:cNvPr id="1042337549" name=""/>
+                    <pic:cNvPicPr/>
+                  </pic:nvPicPr>
+                  <pic:blipFill>
+                    <a:blip r:embed="rId34" cstate="print">
+                      <a:extLst>
+                        <a:ext uri="{28A0092B-C50C-407E-A947-70E740481C1C}">
+                          <a14:useLocalDpi xmlns:a14="http://schemas.microsoft.com/office/drawing/2010/main" val="0"/>
+                        </a:ext>
+                      </a:extLst>
+                    </a:blip>
+                    <a:stretch>
+                      <a:fillRect/>
+                    </a:stretch>
+                  </pic:blipFill>
+                  <pic:spPr>
+                    <a:xfrm>
+                      <a:off x="0" y="0"/>
+                      <a:ext cx="5760000" cy="3238584"/>
+                    </a:xfrm>
+                    <a:prstGeom prst="rect">
+                      <a:avLst/>
+                    </a:prstGeom>
+                  </pic:spPr>
+                </pic:pic>
+              </a:graphicData>
+            </a:graphic>
+            <wp14:sizeRelH relativeFrom="margin">
+              <wp14:pctWidth>0</wp14:pctWidth>
+            </wp14:sizeRelH>
+            <wp14:sizeRelV relativeFrom="margin">
+              <wp14:pctHeight>0</wp14:pctHeight>
+            </wp14:sizeRelV>
+          </wp:anchor>
+        </w:drawing>
+      </w:r>
+      <w:r>
+        <w:rPr>
+          <w:rFonts w:cs="Times New Roman"/>
+          <w:b w:val="0"/>
+          <w:bCs/>
+          <w:i/>
+          <w:iCs w:val="0"/>
+          <w:noProof/>
+          <w:color w:val="000000"/>
+          <w:spacing w:val="-2"/>
+          <w:szCs w:val="26"/>
+        </w:rPr>
+        <w:drawing>
+          <wp:anchor distT="0" distB="0" distL="114300" distR="114300" simplePos="0" relativeHeight="251730944" behindDoc="1" locked="0" layoutInCell="1" allowOverlap="1" wp14:anchorId="4ED1FEB9" wp14:editId="67F2F2D5">
+            <wp:simplePos x="0" y="0"/>
+            <wp:positionH relativeFrom="margin">
+              <wp:align>center</wp:align>
+            </wp:positionH>
+            <wp:positionV relativeFrom="bottomMargin">
+              <wp:posOffset>-8274942</wp:posOffset>
+            </wp:positionV>
+            <wp:extent cx="5759450" cy="3238500"/>
+            <wp:effectExtent l="0" t="0" r="0" b="0"/>
+            <wp:wrapTopAndBottom/>
+            <wp:docPr id="1282625022" name="Picture 1"/>
+            <wp:cNvGraphicFramePr>
+              <a:graphicFrameLocks xmlns:a="http://schemas.openxmlformats.org/drawingml/2006/main" noChangeAspect="1"/>
+            </wp:cNvGraphicFramePr>
+            <a:graphic xmlns:a="http://schemas.openxmlformats.org/drawingml/2006/main">
+              <a:graphicData uri="http://schemas.openxmlformats.org/drawingml/2006/picture">
+                <pic:pic xmlns:pic="http://schemas.openxmlformats.org/drawingml/2006/picture">
+                  <pic:nvPicPr>
+                    <pic:cNvPr id="1282625022" name=""/>
+                    <pic:cNvPicPr/>
+                  </pic:nvPicPr>
+                  <pic:blipFill>
+                    <a:blip r:embed="rId35" cstate="print">
+                      <a:extLst>
+                        <a:ext uri="{28A0092B-C50C-407E-A947-70E740481C1C}">
+                          <a14:useLocalDpi xmlns:a14="http://schemas.microsoft.com/office/drawing/2010/main" val="0"/>
+                        </a:ext>
+                      </a:extLst>
+                    </a:blip>
+                    <a:stretch>
+                      <a:fillRect/>
+                    </a:stretch>
+                  </pic:blipFill>
+                  <pic:spPr>
+                    <a:xfrm>
+                      <a:off x="0" y="0"/>
+                      <a:ext cx="5759450" cy="3238500"/>
+                    </a:xfrm>
+                    <a:prstGeom prst="rect">
+                      <a:avLst/>
+                    </a:prstGeom>
+                  </pic:spPr>
+                </pic:pic>
+              </a:graphicData>
+            </a:graphic>
+            <wp14:sizeRelH relativeFrom="margin">
+              <wp14:pctWidth>0</wp14:pctWidth>
+            </wp14:sizeRelH>
+            <wp14:sizeRelV relativeFrom="margin">
+              <wp14:pctHeight>0</wp14:pctHeight>
+            </wp14:sizeRelV>
+          </wp:anchor>
+        </w:drawing>
+      </w:r>
+      <w:bookmarkEnd w:id="232"/>
+      <w:bookmarkEnd w:id="233"/>
+      <w:bookmarkEnd w:id="234"/>
+      <w:bookmarkEnd w:id="235"/>
+      <w:bookmarkEnd w:id="236"/>
+      <w:bookmarkEnd w:id="237"/>
+      <w:bookmarkEnd w:id="238"/>
+      <w:bookmarkEnd w:id="239"/>
+      <w:r>
+        <w:rPr>
+          <w:rFonts w:cs="Times New Roman"/>
+          <w:bCs/>
+          <w:iCs w:val="0"/>
+          <w:color w:val="000000"/>
+          <w:spacing w:val="-2"/>
+          <w:szCs w:val="26"/>
+        </w:rPr>
+        <w:t>4</w:t>
+      </w:r>
+      <w:r>
+        <w:rPr>
+          <w:rFonts w:cs="Times New Roman"/>
+          <w:bCs/>
+          <w:iCs w:val="0"/>
+          <w:color w:val="000000"/>
+          <w:spacing w:val="-2"/>
+          <w:szCs w:val="26"/>
+        </w:rPr>
+        <w:t>.2.4.</w:t>
+      </w:r>
+      <w:r>
+        <w:rPr>
+          <w:rFonts w:cs="Times New Roman"/>
+          <w:bCs/>
+          <w:iCs w:val="0"/>
+          <w:color w:val="000000"/>
+          <w:spacing w:val="-2"/>
+          <w:szCs w:val="26"/>
+        </w:rPr>
+        <w:t>1</w:t>
+      </w:r>
+      <w:r>
+        <w:rPr>
+          <w:rFonts w:cs="Times New Roman"/>
+          <w:bCs/>
+          <w:iCs w:val="0"/>
+          <w:color w:val="000000"/>
+          <w:spacing w:val="-2"/>
+          <w:szCs w:val="26"/>
+        </w:rPr>
+        <w:t>2</w:t>
+      </w:r>
+      <w:r>
+        <w:rPr>
+          <w:rFonts w:cs="Times New Roman"/>
+          <w:bCs/>
+          <w:iCs w:val="0"/>
+          <w:color w:val="000000"/>
+          <w:spacing w:val="-2"/>
+          <w:szCs w:val="26"/>
+        </w:rPr>
+        <w:t xml:space="preserve"> Giao diện trang liên hệ</w:t>
+      </w:r>
+      <w:bookmarkEnd w:id="240"/>
+    </w:p>
+    <w:p>
+      <w:pPr>
+        <w:pStyle w:val="BaoCao"/>
+        <w:rPr>
+          <w:rFonts w:eastAsiaTheme="majorEastAsia"/>
+          <w:b/>
+        </w:rPr>
+      </w:pPr>
+      <w:bookmarkStart w:id="243" w:name="_Toc214624517"/>
+      <w:r>
+        <w:rPr>
+          <w:iCs/>
+        </w:rPr>
+        <w:t>- Hiển thị các thông tin để khách hàng có thể liên hệ với chủ trang web</w:t>
+      </w:r>
+      <w:r>
+        <w:rPr>
+          <w:iCs/>
+        </w:rPr>
+        <w:t xml:space="preserve"> cửa hàng.</w:t>
+      </w:r>
+      <w:r>
+        <w:rPr>
+          <w:iCs/>
+        </w:rPr>
         <w:br w:type="page"/>
       </w:r>
     </w:p>
-    <w:bookmarkStart w:id="243" w:name="_Toc214364289"/>
-    <w:bookmarkStart w:id="244" w:name="_Toc214367153"/>
+    <w:bookmarkStart w:id="244" w:name="_Toc214364289"/>
+    <w:bookmarkStart w:id="245" w:name="_Toc214367153"/>
     <w:p>
       <w:pPr>
         <w:pStyle w:val="Heading4"/>
@@ -33931,7 +33925,7 @@
                                 <w:szCs w:val="26"/>
                               </w:rPr>
                             </w:pPr>
-                            <w:bookmarkStart w:id="245" w:name="_Toc214615968"/>
+                            <w:bookmarkStart w:id="246" w:name="_Toc214615968"/>
                             <w:r>
                               <w:rPr>
                                 <w:iCs w:val="0"/>
@@ -33996,7 +33990,7 @@
                               </w:rPr>
                               <w:t xml:space="preserve"> Giao diện trang Profile thông tin người dùng</w:t>
                             </w:r>
-                            <w:bookmarkEnd w:id="245"/>
+                            <w:bookmarkEnd w:id="246"/>
                           </w:p>
                         </w:txbxContent>
                       </wps:txbx>
@@ -34112,8 +34106,8 @@
           </mc:Fallback>
         </mc:AlternateContent>
       </w:r>
-      <w:bookmarkEnd w:id="243"/>
       <w:bookmarkEnd w:id="244"/>
+      <w:bookmarkEnd w:id="245"/>
       <w:r>
         <w:rPr>
           <w:i/>
@@ -34215,7 +34209,7 @@
         </w:rPr>
         <w:t>rofile thông tin người dùng</w:t>
       </w:r>
-      <w:bookmarkEnd w:id="241"/>
+      <w:bookmarkEnd w:id="243"/>
     </w:p>
     <w:p>
       <w:pPr>
@@ -34242,7 +34236,7 @@
           <w:rFonts w:cs="Times New Roman"/>
         </w:rPr>
       </w:pPr>
-      <w:bookmarkStart w:id="246" w:name="_Toc214624518"/>
+      <w:bookmarkStart w:id="247" w:name="_Toc214624518"/>
       <w:r>
         <w:rPr>
           <w:rFonts w:cs="Times New Roman"/>
@@ -34276,7 +34270,7 @@
         </w:rPr>
         <w:t>G 5: KẾT LUẬN VÀ HƯỚNG PHÁT TRIỂN</w:t>
       </w:r>
-      <w:bookmarkEnd w:id="246"/>
+      <w:bookmarkEnd w:id="247"/>
     </w:p>
     <w:p>
       <w:pPr>
@@ -34285,7 +34279,7 @@
           <w:rFonts w:cs="Times New Roman"/>
         </w:rPr>
       </w:pPr>
-      <w:bookmarkStart w:id="247" w:name="_Toc214624519"/>
+      <w:bookmarkStart w:id="248" w:name="_Toc214624519"/>
       <w:r>
         <w:rPr>
           <w:rFonts w:cs="Times New Roman"/>
@@ -34320,7 +34314,7 @@
         </w:rPr>
         <w:t>Các kết quả đạt được</w:t>
       </w:r>
-      <w:bookmarkEnd w:id="247"/>
+      <w:bookmarkEnd w:id="248"/>
     </w:p>
     <w:p>
       <w:pPr>
@@ -34721,7 +34715,7 @@
           <w:rFonts w:cs="Times New Roman"/>
         </w:rPr>
       </w:pPr>
-      <w:bookmarkStart w:id="248" w:name="_Toc214624520"/>
+      <w:bookmarkStart w:id="249" w:name="_Toc214624520"/>
       <w:r>
         <w:rPr>
           <w:rFonts w:cs="Times New Roman"/>
@@ -34903,20 +34897,20 @@
         </w:rPr>
         <w:t>iển</w:t>
       </w:r>
-      <w:bookmarkEnd w:id="248"/>
+      <w:bookmarkEnd w:id="249"/>
     </w:p>
     <w:p>
       <w:pPr>
         <w:pStyle w:val="Heading3"/>
       </w:pPr>
-      <w:bookmarkStart w:id="249" w:name="_Toc214624521"/>
+      <w:bookmarkStart w:id="250" w:name="_Toc214624521"/>
       <w:r>
         <w:t xml:space="preserve">5.2.1 </w:t>
       </w:r>
       <w:r>
         <w:t>Hạn chế:</w:t>
       </w:r>
-      <w:bookmarkEnd w:id="249"/>
+      <w:bookmarkEnd w:id="250"/>
     </w:p>
     <w:p>
       <w:pPr>
@@ -34966,14 +34960,14 @@
       <w:pPr>
         <w:pStyle w:val="Heading3"/>
       </w:pPr>
-      <w:bookmarkStart w:id="250" w:name="_Toc214624522"/>
+      <w:bookmarkStart w:id="251" w:name="_Toc214624522"/>
       <w:r>
         <w:t xml:space="preserve">5.2.2 </w:t>
       </w:r>
       <w:r>
         <w:t>Hướng phát triển:</w:t>
       </w:r>
-      <w:bookmarkEnd w:id="250"/>
+      <w:bookmarkEnd w:id="251"/>
     </w:p>
     <w:p>
       <w:pPr>
@@ -35116,7 +35110,7 @@
           <w:bCs w:val="0"/>
         </w:rPr>
       </w:pPr>
-      <w:bookmarkStart w:id="251" w:name="_Toc214624523"/>
+      <w:bookmarkStart w:id="252" w:name="_Toc214624523"/>
       <w:r>
         <w:rPr>
           <w:rFonts w:eastAsia="Times New Roman" w:cs="Times New Roman"/>
@@ -35237,7 +35231,7 @@
         </w:rPr>
         <w:t>O</w:t>
       </w:r>
-      <w:bookmarkEnd w:id="251"/>
+      <w:bookmarkEnd w:id="252"/>
     </w:p>
     <w:p>
       <w:pPr>

--- a/progress-report/BC CĐ ASPNET VuVanHoa_170124242_DK24TTC2.docx
+++ b/progress-report/BC CĐ ASPNET VuVanHoa_170124242_DK24TTC2.docx
@@ -1,6 +1,6 @@
 
 <file path=word/document.xml><?xml version="1.0" encoding="utf-8"?>
-<w:document xmlns:wpc="http://schemas.microsoft.com/office/word/2010/wordprocessingCanvas" xmlns:cx="http://schemas.microsoft.com/office/drawing/2014/chartex" xmlns:cx1="http://schemas.microsoft.com/office/drawing/2015/9/8/chartex" xmlns:cx2="http://schemas.microsoft.com/office/drawing/2015/10/21/chartex" xmlns:cx3="http://schemas.microsoft.com/office/drawing/2016/5/9/chartex" xmlns:cx4="http://schemas.microsoft.com/office/drawing/2016/5/10/chartex" xmlns:cx5="http://schemas.microsoft.com/office/drawing/2016/5/11/chartex" xmlns:cx6="http://schemas.microsoft.com/office/drawing/2016/5/12/chartex" xmlns:cx7="http://schemas.microsoft.com/office/drawing/2016/5/13/chartex" xmlns:cx8="http://schemas.microsoft.com/office/drawing/2016/5/14/chartex" xmlns:mc="http://schemas.openxmlformats.org/markup-compatibility/2006" xmlns:aink="http://schemas.microsoft.com/office/drawing/2016/ink" xmlns:am3d="http://schemas.microsoft.com/office/drawing/2017/model3d" xmlns:o="urn:schemas-microsoft-com:office:office" xmlns:oel="http://schemas.microsoft.com/office/2019/extlst" xmlns:r="http://schemas.openxmlformats.org/officeDocument/2006/relationships" xmlns:m="http://schemas.openxmlformats.org/officeDocument/2006/math" xmlns:v="urn:schemas-microsoft-com:vml" xmlns:wp14="http://schemas.microsoft.com/office/word/2010/wordprocessingDrawing" xmlns:wp="http://schemas.openxmlformats.org/drawingml/2006/wordprocessingDrawing" xmlns:w10="urn:schemas-microsoft-com:office:word" xmlns:w="http://schemas.openxmlformats.org/wordprocessingml/2006/main" xmlns:w14="http://schemas.microsoft.com/office/word/2010/wordml" xmlns:w15="http://schemas.microsoft.com/office/word/2012/wordml" xmlns:w16cex="http://schemas.microsoft.com/office/word/2018/wordml/cex" xmlns:w16cid="http://schemas.microsoft.com/office/word/2016/wordml/cid" xmlns:w16="http://schemas.microsoft.com/office/word/2018/wordml" xmlns:w16du="http://schemas.microsoft.com/office/word/2023/wordml/word16du" xmlns:w16sdtdh="http://schemas.microsoft.com/office/word/2020/wordml/sdtdatahash" xmlns:w16sdtfl="http://schemas.microsoft.com/office/word/2024/wordml/sdtformatlock" xmlns:w16se="http://schemas.microsoft.com/office/word/2015/wordml/symex" xmlns:wpg="http://schemas.microsoft.com/office/word/2010/wordprocessingGroup" xmlns:wpi="http://schemas.microsoft.com/office/word/2010/wordprocessingInk" xmlns:wne="http://schemas.microsoft.com/office/word/2006/wordml" xmlns:wps="http://schemas.microsoft.com/office/word/2010/wordprocessingShape" mc:Ignorable="w14 w15 w16se w16cid w16 w16cex w16sdtdh w16sdtfl w16du wp14">
+<w:document xmlns:wpc="http://schemas.microsoft.com/office/word/2010/wordprocessingCanvas" xmlns:cx="http://schemas.microsoft.com/office/drawing/2014/chartex" xmlns:mc="http://schemas.openxmlformats.org/markup-compatibility/2006" xmlns:o="urn:schemas-microsoft-com:office:office" xmlns:r="http://schemas.openxmlformats.org/officeDocument/2006/relationships" xmlns:m="http://schemas.openxmlformats.org/officeDocument/2006/math" xmlns:v="urn:schemas-microsoft-com:vml" xmlns:wp14="http://schemas.microsoft.com/office/word/2010/wordprocessingDrawing" xmlns:wp="http://schemas.openxmlformats.org/drawingml/2006/wordprocessingDrawing" xmlns:w10="urn:schemas-microsoft-com:office:word" xmlns:w="http://schemas.openxmlformats.org/wordprocessingml/2006/main" xmlns:w14="http://schemas.microsoft.com/office/word/2010/wordml" xmlns:w15="http://schemas.microsoft.com/office/word/2012/wordml" xmlns:w16se="http://schemas.microsoft.com/office/word/2015/wordml/symex" xmlns:wpg="http://schemas.microsoft.com/office/word/2010/wordprocessingGroup" xmlns:wpi="http://schemas.microsoft.com/office/word/2010/wordprocessingInk" xmlns:wne="http://schemas.microsoft.com/office/word/2006/wordml" xmlns:wps="http://schemas.microsoft.com/office/word/2010/wordprocessingShape" mc:Ignorable="w14 w15 w16se wp14">
   <w:body>
     <w:p>
       <w:pPr>
@@ -3708,7 +3708,7 @@
           </mc:Choice>
           <mc:Fallback>
             <w:pict>
-              <v:rect w14:anchorId="29A1B693" id="Rectangle 1" o:spid="_x0000_s1031" style="position:absolute;margin-left:23.25pt;margin-top:-17.2pt;width:423pt;height:674.75pt;z-index:251646976;visibility:visible;mso-wrap-style:square;mso-width-percent:0;mso-height-percent:0;mso-wrap-distance-left:9pt;mso-wrap-distance-top:0;mso-wrap-distance-right:9pt;mso-wrap-distance-bottom:0;mso-position-horizontal:absolute;mso-position-horizontal-relative:margin;mso-position-vertical:absolute;mso-position-vertical-relative:text;mso-width-percent:0;mso-height-percent:0;mso-width-relative:page;mso-height-relative:page;v-text-anchor:top" o:gfxdata="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">
+              <v:rect w14:anchorId="29A1B693" id="Rectangle 1" o:spid="_x0000_s1031" style="position:absolute;margin-left:23.25pt;margin-top:-17.2pt;width:423pt;height:674.75pt;z-index:251646976;visibility:visible;mso-wrap-style:square;mso-width-percent:0;mso-height-percent:0;mso-wrap-distance-left:9pt;mso-wrap-distance-top:0;mso-wrap-distance-right:9pt;mso-wrap-distance-bottom:0;mso-position-horizontal:absolute;mso-position-horizontal-relative:margin;mso-position-vertical:absolute;mso-position-vertical-relative:text;mso-width-percent:0;mso-height-percent:0;mso-width-relative:page;mso-height-relative:page;v-text-anchor:top" o:gfxdata="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">
                 <v:textbox>
                   <w:txbxContent>
                     <w:p>
@@ -19869,14 +19869,14 @@
       <w:pPr>
         <w:pStyle w:val="Heading3"/>
       </w:pPr>
-      <w:bookmarkStart w:id="141" w:name="_Toc214624459"/>
+      <w:bookmarkStart w:id="142" w:name="_Toc214624459"/>
       <w:r>
         <w:t>2.2.2 Lịch sử phát tr</w:t>
       </w:r>
       <w:r>
         <w:t>iển</w:t>
       </w:r>
-      <w:bookmarkEnd w:id="141"/>
+      <w:bookmarkEnd w:id="142"/>
     </w:p>
     <w:p>
       <w:pPr>
@@ -19968,11 +19968,11 @@
       <w:pPr>
         <w:pStyle w:val="Heading3"/>
       </w:pPr>
-      <w:bookmarkStart w:id="142" w:name="_Toc214624460"/>
+      <w:bookmarkStart w:id="143" w:name="_Toc214624460"/>
       <w:r>
         <w:t>2.2.3 Tính năng của ASP.NET MVC</w:t>
       </w:r>
-      <w:bookmarkEnd w:id="142"/>
+      <w:bookmarkEnd w:id="143"/>
     </w:p>
     <w:p>
       <w:pPr>
@@ -20030,7 +20030,7 @@
           <w:spacing w:val="-2"/>
         </w:rPr>
       </w:pPr>
-      <w:bookmarkStart w:id="143" w:name="_Toc214624461"/>
+      <w:bookmarkStart w:id="144" w:name="_Toc214624461"/>
       <w:r>
         <w:rPr>
           <w:rFonts w:cs="Times New Roman"/>
@@ -20049,13 +20049,13 @@
         </w:rPr>
         <w:t xml:space="preserve"> (C Sharp)</w:t>
       </w:r>
-      <w:bookmarkEnd w:id="143"/>
+      <w:bookmarkEnd w:id="144"/>
     </w:p>
     <w:p>
       <w:pPr>
         <w:pStyle w:val="Heading3"/>
       </w:pPr>
-      <w:bookmarkStart w:id="144" w:name="_Toc214624462"/>
+      <w:bookmarkStart w:id="145" w:name="_Toc214624462"/>
       <w:r>
         <w:t>2.</w:t>
       </w:r>
@@ -20065,7 +20065,7 @@
       <w:r>
         <w:t>.1 Tổng quan</w:t>
       </w:r>
-      <w:bookmarkEnd w:id="144"/>
+      <w:bookmarkEnd w:id="145"/>
     </w:p>
     <w:p>
       <w:pPr>
@@ -20160,7 +20160,7 @@
           <w:spacing w:val="-2"/>
         </w:rPr>
       </w:pPr>
-      <w:bookmarkStart w:id="145" w:name="_Toc214624463"/>
+      <w:bookmarkStart w:id="146" w:name="_Toc214624463"/>
       <w:r>
         <w:rPr>
           <w:rFonts w:cs="Times New Roman"/>
@@ -20188,20 +20188,20 @@
         </w:rPr>
         <w:t>ác Controls của ASP.NET</w:t>
       </w:r>
-      <w:bookmarkEnd w:id="145"/>
+      <w:bookmarkEnd w:id="146"/>
     </w:p>
     <w:p>
       <w:pPr>
         <w:pStyle w:val="Heading3"/>
       </w:pPr>
-      <w:bookmarkStart w:id="146" w:name="_Toc214624464"/>
+      <w:bookmarkStart w:id="147" w:name="_Toc214624464"/>
       <w:r>
         <w:t xml:space="preserve">2.4.1 </w:t>
       </w:r>
       <w:r>
         <w:t>Tổng quan</w:t>
       </w:r>
-      <w:bookmarkEnd w:id="146"/>
+      <w:bookmarkEnd w:id="147"/>
     </w:p>
     <w:p>
       <w:pPr>
@@ -20215,14 +20215,14 @@
       <w:pPr>
         <w:pStyle w:val="Heading3"/>
       </w:pPr>
-      <w:bookmarkStart w:id="147" w:name="_Toc214624465"/>
+      <w:bookmarkStart w:id="148" w:name="_Toc214624465"/>
       <w:r>
         <w:t xml:space="preserve">2.4.2 </w:t>
       </w:r>
       <w:r>
         <w:t>HTML Controls</w:t>
       </w:r>
-      <w:bookmarkEnd w:id="147"/>
+      <w:bookmarkEnd w:id="148"/>
     </w:p>
     <w:p>
       <w:pPr>
@@ -20244,7 +20244,7 @@
       <w:pPr>
         <w:pStyle w:val="Heading3"/>
       </w:pPr>
-      <w:bookmarkStart w:id="148" w:name="_Toc214624466"/>
+      <w:bookmarkStart w:id="149" w:name="_Toc214624466"/>
       <w:r>
         <w:t>2.4.</w:t>
       </w:r>
@@ -20254,7 +20254,7 @@
       <w:r>
         <w:t xml:space="preserve"> Web Server Controls</w:t>
       </w:r>
-      <w:bookmarkEnd w:id="148"/>
+      <w:bookmarkEnd w:id="149"/>
     </w:p>
     <w:p>
       <w:pPr>
@@ -20834,7 +20834,7 @@
       <w:pPr>
         <w:pStyle w:val="Heading3"/>
       </w:pPr>
-      <w:bookmarkStart w:id="149" w:name="_Toc214624467"/>
+      <w:bookmarkStart w:id="150" w:name="_Toc214624467"/>
       <w:r>
         <w:t>2.4.</w:t>
       </w:r>
@@ -20844,7 +20844,7 @@
       <w:r>
         <w:t xml:space="preserve"> Validation Controls</w:t>
       </w:r>
-      <w:bookmarkEnd w:id="149"/>
+      <w:bookmarkEnd w:id="150"/>
     </w:p>
     <w:p>
       <w:pPr>
@@ -21247,7 +21247,7 @@
           <w:spacing w:val="-2"/>
         </w:rPr>
       </w:pPr>
-      <w:bookmarkStart w:id="150" w:name="_Toc214624468"/>
+      <w:bookmarkStart w:id="151" w:name="_Toc214624468"/>
       <w:r>
         <w:rPr>
           <w:rFonts w:cs="Times New Roman"/>
@@ -21258,17 +21258,17 @@
         <w:lastRenderedPageBreak/>
         <w:t>2.5 Giới thiệu ADO.NET và các đối tượng truy cập CSDL</w:t>
       </w:r>
-      <w:bookmarkEnd w:id="150"/>
+      <w:bookmarkEnd w:id="151"/>
     </w:p>
     <w:p>
       <w:pPr>
         <w:pStyle w:val="Heading3"/>
       </w:pPr>
-      <w:bookmarkStart w:id="151" w:name="_Toc214624469"/>
+      <w:bookmarkStart w:id="152" w:name="_Toc214624469"/>
       <w:r>
         <w:t>2.5.1 Khái niệm về ADO.NET</w:t>
       </w:r>
-      <w:bookmarkEnd w:id="151"/>
+      <w:bookmarkEnd w:id="152"/>
     </w:p>
     <w:p>
       <w:pPr>
@@ -21367,7 +21367,7 @@
       <w:pPr>
         <w:pStyle w:val="Heading3"/>
       </w:pPr>
-      <w:bookmarkStart w:id="152" w:name="_Toc214624470"/>
+      <w:bookmarkStart w:id="153" w:name="_Toc214624470"/>
       <w:r>
         <w:t>2.5.</w:t>
       </w:r>
@@ -21377,7 +21377,7 @@
       <w:r>
         <w:t xml:space="preserve"> Mô hình hoạt động của ADO.NET</w:t>
       </w:r>
-      <w:bookmarkEnd w:id="152"/>
+      <w:bookmarkEnd w:id="153"/>
     </w:p>
     <w:p>
       <w:pPr>
@@ -21450,7 +21450,7 @@
       <w:pPr>
         <w:pStyle w:val="Heading3"/>
       </w:pPr>
-      <w:bookmarkStart w:id="153" w:name="_Toc214624471"/>
+      <w:bookmarkStart w:id="154" w:name="_Toc214624471"/>
       <w:r>
         <w:t>2.5.</w:t>
       </w:r>
@@ -21463,7 +21463,7 @@
       <w:r>
         <w:t>Các đối tượng chính trong ADO.NET</w:t>
       </w:r>
-      <w:bookmarkEnd w:id="153"/>
+      <w:bookmarkEnd w:id="154"/>
     </w:p>
     <w:tbl>
       <w:tblPr>
@@ -22223,11 +22223,11 @@
       <w:pPr>
         <w:pStyle w:val="Heading3"/>
       </w:pPr>
-      <w:bookmarkStart w:id="154" w:name="_Toc214624472"/>
+      <w:bookmarkStart w:id="155" w:name="_Toc214624472"/>
       <w:r>
         <w:t>2.5.4 Quy trình truy cập dữ liệu với ADO.NET</w:t>
       </w:r>
-      <w:bookmarkEnd w:id="154"/>
+      <w:bookmarkEnd w:id="155"/>
     </w:p>
     <w:p>
       <w:pPr>
@@ -22313,7 +22313,7 @@
           <w:color w:val="000000"/>
         </w:rPr>
       </w:pPr>
-      <w:bookmarkStart w:id="155" w:name="_Toc214624473"/>
+      <w:bookmarkStart w:id="156" w:name="_Toc214624473"/>
       <w:r>
         <w:rPr>
           <w:rFonts w:cs="Times New Roman"/>
@@ -22452,17 +22452,17 @@
         </w:rPr>
         <w:t>erver</w:t>
       </w:r>
-      <w:bookmarkEnd w:id="155"/>
+      <w:bookmarkEnd w:id="156"/>
     </w:p>
     <w:p>
       <w:pPr>
         <w:pStyle w:val="Heading3"/>
       </w:pPr>
-      <w:bookmarkStart w:id="156" w:name="_Toc214624474"/>
+      <w:bookmarkStart w:id="157" w:name="_Toc214624474"/>
       <w:r>
         <w:t>2.6.1 Tổng quan</w:t>
       </w:r>
-      <w:bookmarkEnd w:id="156"/>
+      <w:bookmarkEnd w:id="157"/>
     </w:p>
     <w:p>
       <w:pPr>
@@ -22506,11 +22506,11 @@
       <w:pPr>
         <w:pStyle w:val="Heading3"/>
       </w:pPr>
-      <w:bookmarkStart w:id="157" w:name="_Toc214624475"/>
+      <w:bookmarkStart w:id="158" w:name="_Toc214624475"/>
       <w:r>
         <w:t>2.6.2 Lịch sử phát triển</w:t>
       </w:r>
-      <w:bookmarkEnd w:id="157"/>
+      <w:bookmarkEnd w:id="158"/>
     </w:p>
     <w:p>
       <w:pPr>
@@ -22618,11 +22618,11 @@
       <w:pPr>
         <w:pStyle w:val="Heading3"/>
       </w:pPr>
-      <w:bookmarkStart w:id="158" w:name="_Toc214624476"/>
+      <w:bookmarkStart w:id="159" w:name="_Toc214624476"/>
       <w:r>
         <w:t>2.6.3 Cấu trúc của SQL Server</w:t>
       </w:r>
-      <w:bookmarkEnd w:id="158"/>
+      <w:bookmarkEnd w:id="159"/>
     </w:p>
     <w:p>
       <w:pPr>
@@ -22728,11 +22728,11 @@
       <w:pPr>
         <w:pStyle w:val="Heading3"/>
       </w:pPr>
-      <w:bookmarkStart w:id="159" w:name="_Toc214624477"/>
+      <w:bookmarkStart w:id="160" w:name="_Toc214624477"/>
       <w:r>
         <w:t>2.6.4 Kết luận</w:t>
       </w:r>
-      <w:bookmarkEnd w:id="159"/>
+      <w:bookmarkEnd w:id="160"/>
     </w:p>
     <w:p>
       <w:pPr>
@@ -22761,7 +22761,7 @@
           <w:spacing w:val="-2"/>
         </w:rPr>
       </w:pPr>
-      <w:bookmarkStart w:id="160" w:name="_Toc214624478"/>
+      <w:bookmarkStart w:id="161" w:name="_Toc214624478"/>
       <w:r>
         <w:rPr>
           <w:rFonts w:cs="Times New Roman"/>
@@ -22771,17 +22771,17 @@
         </w:rPr>
         <w:t>2.7 Giới thiệu về Bootstrap</w:t>
       </w:r>
-      <w:bookmarkEnd w:id="160"/>
+      <w:bookmarkEnd w:id="161"/>
     </w:p>
     <w:p>
       <w:pPr>
         <w:pStyle w:val="Heading3"/>
       </w:pPr>
-      <w:bookmarkStart w:id="161" w:name="_Toc214624479"/>
+      <w:bookmarkStart w:id="162" w:name="_Toc214624479"/>
       <w:r>
         <w:t>2.7.1 Khái niệm về Bootstrap</w:t>
       </w:r>
-      <w:bookmarkEnd w:id="161"/>
+      <w:bookmarkEnd w:id="162"/>
     </w:p>
     <w:p>
       <w:pPr>
@@ -22875,11 +22875,11 @@
       <w:pPr>
         <w:pStyle w:val="Heading3"/>
       </w:pPr>
-      <w:bookmarkStart w:id="162" w:name="_Toc214624480"/>
+      <w:bookmarkStart w:id="163" w:name="_Toc214624480"/>
       <w:r>
         <w:t>2.7.2 Mục tiêu và ưu điểm của Bootstrap</w:t>
       </w:r>
-      <w:bookmarkEnd w:id="162"/>
+      <w:bookmarkEnd w:id="163"/>
     </w:p>
     <w:p>
       <w:pPr>
@@ -22896,7 +22896,7 @@
           <w:szCs w:val="26"/>
         </w:rPr>
       </w:pPr>
-      <w:bookmarkStart w:id="163" w:name="_Toc214624481"/>
+      <w:bookmarkStart w:id="164" w:name="_Toc214624481"/>
       <w:r>
         <w:rPr>
           <w:rFonts w:cs="Times New Roman"/>
@@ -22908,7 +22908,7 @@
         </w:rPr>
         <w:t>2.7.2.1. Mục tiêu phát triển</w:t>
       </w:r>
-      <w:bookmarkEnd w:id="163"/>
+      <w:bookmarkEnd w:id="164"/>
     </w:p>
     <w:p>
       <w:pPr>
@@ -22966,7 +22966,7 @@
           <w:szCs w:val="26"/>
         </w:rPr>
       </w:pPr>
-      <w:bookmarkStart w:id="164" w:name="_Toc214624482"/>
+      <w:bookmarkStart w:id="165" w:name="_Toc214624482"/>
       <w:r>
         <w:rPr>
           <w:rFonts w:cs="Times New Roman"/>
@@ -22978,7 +22978,7 @@
         </w:rPr>
         <w:t>2.7.2.2. Ưu điểm nổi bật</w:t>
       </w:r>
-      <w:bookmarkEnd w:id="164"/>
+      <w:bookmarkEnd w:id="165"/>
     </w:p>
     <w:p>
       <w:pPr>
@@ -23024,11 +23024,11 @@
       <w:pPr>
         <w:pStyle w:val="Heading3"/>
       </w:pPr>
-      <w:bookmarkStart w:id="165" w:name="_Toc214624483"/>
+      <w:bookmarkStart w:id="166" w:name="_Toc214624483"/>
       <w:r>
         <w:t>2.7.3 Cấu trúc và thành phần của Bootstrap</w:t>
       </w:r>
-      <w:bookmarkEnd w:id="165"/>
+      <w:bookmarkEnd w:id="166"/>
     </w:p>
     <w:p>
       <w:pPr>
@@ -23110,24 +23110,32 @@
         <w:t>JavaScript Plugins:</w:t>
       </w:r>
       <w:r>
-        <w:t xml:space="preserve"> Cung cấp các hiệu ứng động như Tooltip, Collapse, Modal, và các thành phần tương tác khác.</w:t>
+        <w:t xml:space="preserve"> Cung cấp các hiệu ứng động như Tooltip, Collapse, Modal, và các thành phầ</w:t>
+      </w:r>
+      <w:bookmarkStart w:id="167" w:name="_Toc214624484"/>
+      <w:r>
+        <w:t>n tương tác khác.</w:t>
+      </w:r>
+    </w:p>
+    <w:p>
+      <w:pPr>
+        <w:spacing w:before="120" w:after="120" w:line="360" w:lineRule="auto"/>
+        <w:rPr>
+          <w:rFonts w:cs="Times New Roman"/>
+          <w:w w:val="99"/>
+          <w:szCs w:val="26"/>
+        </w:rPr>
+      </w:pPr>
+      <w:r>
+        <w:br w:type="page"/>
       </w:r>
     </w:p>
     <w:p>
       <w:pPr>
         <w:pStyle w:val="Heading3"/>
       </w:pPr>
-      <w:bookmarkStart w:id="166" w:name="_Toc214624484"/>
-    </w:p>
-    <w:p>
-      <w:pPr>
-        <w:pStyle w:val="Heading3"/>
-      </w:pPr>
-    </w:p>
-    <w:p>
-      <w:pPr>
-        <w:pStyle w:val="Heading3"/>
-      </w:pPr>
+      <w:bookmarkStart w:id="168" w:name="_GoBack"/>
+      <w:bookmarkEnd w:id="168"/>
       <w:r>
         <w:lastRenderedPageBreak/>
         <w:t xml:space="preserve">2.7.4 </w:t>
@@ -23138,7 +23146,7 @@
       <w:r>
         <w:t xml:space="preserve"> của Bootstrap</w:t>
       </w:r>
-      <w:bookmarkEnd w:id="166"/>
+      <w:bookmarkEnd w:id="167"/>
     </w:p>
     <w:p>
       <w:pPr>
@@ -23223,7 +23231,7 @@
           <w:spacing w:val="-2"/>
         </w:rPr>
       </w:pPr>
-      <w:bookmarkStart w:id="167" w:name="_Toc214624485"/>
+      <w:bookmarkStart w:id="169" w:name="_Toc214624485"/>
       <w:r>
         <w:rPr>
           <w:rFonts w:cs="Times New Roman"/>
@@ -23233,17 +23241,17 @@
         </w:rPr>
         <w:t>2.8 Giới thiệu về Entity Framework</w:t>
       </w:r>
-      <w:bookmarkEnd w:id="167"/>
+      <w:bookmarkEnd w:id="169"/>
     </w:p>
     <w:p>
       <w:pPr>
         <w:pStyle w:val="Heading3"/>
       </w:pPr>
-      <w:bookmarkStart w:id="168" w:name="_Toc214624486"/>
+      <w:bookmarkStart w:id="170" w:name="_Toc214624486"/>
       <w:r>
         <w:t>2.8.1 Giới thiệu về Entity Framework</w:t>
       </w:r>
-      <w:bookmarkEnd w:id="168"/>
+      <w:bookmarkEnd w:id="170"/>
     </w:p>
     <w:p>
       <w:pPr>
@@ -23265,11 +23273,11 @@
       <w:pPr>
         <w:pStyle w:val="Heading3"/>
       </w:pPr>
-      <w:bookmarkStart w:id="169" w:name="_Toc214624487"/>
+      <w:bookmarkStart w:id="171" w:name="_Toc214624487"/>
       <w:r>
         <w:t>2.8.2 Mục tiêu và vai trò của Entity Framework</w:t>
       </w:r>
-      <w:bookmarkEnd w:id="169"/>
+      <w:bookmarkEnd w:id="171"/>
     </w:p>
     <w:p>
       <w:pPr>
@@ -23401,7 +23409,7 @@
           <w:rFonts w:cs="Times New Roman"/>
         </w:rPr>
       </w:pPr>
-      <w:bookmarkStart w:id="170" w:name="_Toc214624488"/>
+      <w:bookmarkStart w:id="172" w:name="_Toc214624488"/>
       <w:r>
         <w:rPr>
           <w:rFonts w:cs="Times New Roman"/>
@@ -23447,7 +23455,7 @@
         </w:rPr>
         <w:t>: CÀI ĐẶT VÀ THỬ NGHIỆM</w:t>
       </w:r>
-      <w:bookmarkEnd w:id="170"/>
+      <w:bookmarkEnd w:id="172"/>
     </w:p>
     <w:p>
       <w:pPr>
@@ -23460,7 +23468,7 @@
           <w:w w:val="99"/>
         </w:rPr>
       </w:pPr>
-      <w:bookmarkStart w:id="171" w:name="_Toc214624489"/>
+      <w:bookmarkStart w:id="173" w:name="_Toc214624489"/>
       <w:r>
         <w:rPr>
           <w:rFonts w:cs="Times New Roman"/>
@@ -23495,7 +23503,7 @@
         </w:rPr>
         <w:t>Cài đặt</w:t>
       </w:r>
-      <w:bookmarkEnd w:id="171"/>
+      <w:bookmarkEnd w:id="173"/>
     </w:p>
     <w:p>
       <w:pPr>
@@ -23581,7 +23589,7 @@
           <w:color w:val="000000"/>
         </w:rPr>
       </w:pPr>
-      <w:bookmarkStart w:id="172" w:name="_Toc214624490"/>
+      <w:bookmarkStart w:id="174" w:name="_Toc214624490"/>
       <w:r>
         <w:rPr>
           <w:rFonts w:cs="Times New Roman"/>
@@ -23616,7 +23624,7 @@
         </w:rPr>
         <w:t>Thử nghiệm</w:t>
       </w:r>
-      <w:bookmarkEnd w:id="172"/>
+      <w:bookmarkEnd w:id="174"/>
     </w:p>
     <w:p>
       <w:pPr>
@@ -23770,7 +23778,7 @@
                                 <w:szCs w:val="26"/>
                               </w:rPr>
                             </w:pPr>
-                            <w:bookmarkStart w:id="173" w:name="_Toc214615944"/>
+                            <w:bookmarkStart w:id="175" w:name="_Toc214615944"/>
                             <w:r>
                               <w:rPr>
                                 <w:iCs w:val="0"/>
@@ -23835,7 +23843,7 @@
                               </w:rPr>
                               <w:t xml:space="preserve"> Bảng dữ liệu tài khoản người dùng</w:t>
                             </w:r>
-                            <w:bookmarkEnd w:id="173"/>
+                            <w:bookmarkEnd w:id="175"/>
                           </w:p>
                         </w:txbxContent>
                       </wps:txbx>
@@ -23859,11 +23867,7 @@
           </mc:Choice>
           <mc:Fallback>
             <w:pict>
-              <v:shapetype w14:anchorId="4925A4A4" id="_x0000_t202" coordsize="21600,21600" o:spt="202" path="m,l,21600r21600,l21600,xe">
-                <v:stroke joinstyle="miter"/>
-                <v:path gradientshapeok="t" o:connecttype="rect"/>
-              </v:shapetype>
-              <v:shape id="_x0000_s1033" type="#_x0000_t202" style="position:absolute;left:0;text-align:left;margin-left:122.45pt;margin-top:174.5pt;width:226.5pt;height:19pt;z-index:251784192;visibility:visible;mso-wrap-style:square;mso-width-percent:0;mso-height-percent:0;mso-wrap-distance-left:9pt;mso-wrap-distance-top:0;mso-wrap-distance-right:9pt;mso-wrap-distance-bottom:0;mso-position-horizontal:absolute;mso-position-horizontal-relative:margin;mso-position-vertical:absolute;mso-position-vertical-relative:text;mso-width-percent:0;mso-height-percent:0;mso-width-relative:margin;mso-height-relative:margin;v-text-anchor:top" o:gfxdata="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" stroked="f">
+              <v:shape w14:anchorId="4925A4A4" id="_x0000_s1033" type="#_x0000_t202" style="position:absolute;left:0;text-align:left;margin-left:122.45pt;margin-top:174.5pt;width:226.5pt;height:19pt;z-index:251784192;visibility:visible;mso-wrap-style:square;mso-width-percent:0;mso-height-percent:0;mso-wrap-distance-left:9pt;mso-wrap-distance-top:0;mso-wrap-distance-right:9pt;mso-wrap-distance-bottom:0;mso-position-horizontal:absolute;mso-position-horizontal-relative:margin;mso-position-vertical:absolute;mso-position-vertical-relative:text;mso-width-percent:0;mso-height-percent:0;mso-width-relative:margin;mso-height-relative:margin;v-text-anchor:top" o:gfxdata="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" stroked="f">
                 <v:textbox inset="0,0,0,0">
                   <w:txbxContent>
                     <w:p>
@@ -23881,7 +23885,7 @@
                           <w:szCs w:val="26"/>
                         </w:rPr>
                       </w:pPr>
-                      <w:bookmarkStart w:id="174" w:name="_Toc214615944"/>
+                      <w:bookmarkStart w:id="176" w:name="_Toc214615944"/>
                       <w:r>
                         <w:rPr>
                           <w:iCs w:val="0"/>
@@ -23946,7 +23950,7 @@
                         </w:rPr>
                         <w:t xml:space="preserve"> Bảng dữ liệu tài khoản người dùng</w:t>
                       </w:r>
-                      <w:bookmarkEnd w:id="174"/>
+                      <w:bookmarkEnd w:id="176"/>
                     </w:p>
                   </w:txbxContent>
                 </v:textbox>
@@ -24017,7 +24021,7 @@
                                 <w:szCs w:val="26"/>
                               </w:rPr>
                             </w:pPr>
-                            <w:bookmarkStart w:id="174" w:name="_Toc214615945"/>
+                            <w:bookmarkStart w:id="177" w:name="_Toc214615945"/>
                             <w:r>
                               <w:rPr>
                                 <w:iCs w:val="0"/>
@@ -24082,7 +24086,7 @@
                               </w:rPr>
                               <w:t xml:space="preserve"> Bảng dữ liệu sản phẩm</w:t>
                             </w:r>
-                            <w:bookmarkEnd w:id="174"/>
+                            <w:bookmarkEnd w:id="177"/>
                           </w:p>
                         </w:txbxContent>
                       </wps:txbx>
@@ -24106,7 +24110,7 @@
           </mc:Choice>
           <mc:Fallback>
             <w:pict>
-              <v:shape w14:anchorId="2D98B56A" id="_x0000_s1034" type="#_x0000_t202" style="position:absolute;left:0;text-align:left;margin-left:144.5pt;margin-top:387.5pt;width:181.5pt;height:21.05pt;z-index:251788288;visibility:visible;mso-wrap-style:square;mso-width-percent:0;mso-height-percent:0;mso-wrap-distance-left:9pt;mso-wrap-distance-top:0;mso-wrap-distance-right:9pt;mso-wrap-distance-bottom:0;mso-position-horizontal:absolute;mso-position-horizontal-relative:margin;mso-position-vertical:absolute;mso-position-vertical-relative:text;mso-width-percent:0;mso-height-percent:0;mso-width-relative:margin;mso-height-relative:margin;v-text-anchor:top" o:gfxdata="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" stroked="f">
+              <v:shape w14:anchorId="2D98B56A" id="_x0000_s1034" type="#_x0000_t202" style="position:absolute;left:0;text-align:left;margin-left:144.5pt;margin-top:387.5pt;width:181.5pt;height:21.05pt;z-index:251788288;visibility:visible;mso-wrap-style:square;mso-width-percent:0;mso-height-percent:0;mso-wrap-distance-left:9pt;mso-wrap-distance-top:0;mso-wrap-distance-right:9pt;mso-wrap-distance-bottom:0;mso-position-horizontal:absolute;mso-position-horizontal-relative:margin;mso-position-vertical:absolute;mso-position-vertical-relative:text;mso-width-percent:0;mso-height-percent:0;mso-width-relative:margin;mso-height-relative:margin;v-text-anchor:top" o:gfxdata="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" stroked="f">
                 <v:textbox inset="0,0,0,0">
                   <w:txbxContent>
                     <w:p>
@@ -24120,7 +24124,7 @@
                           <w:szCs w:val="26"/>
                         </w:rPr>
                       </w:pPr>
-                      <w:bookmarkStart w:id="176" w:name="_Toc214615945"/>
+                      <w:bookmarkStart w:id="178" w:name="_Toc214615945"/>
                       <w:r>
                         <w:rPr>
                           <w:iCs w:val="0"/>
@@ -24185,7 +24189,7 @@
                         </w:rPr>
                         <w:t xml:space="preserve"> Bảng dữ liệu sản phẩm</w:t>
                       </w:r>
-                      <w:bookmarkEnd w:id="176"/>
+                      <w:bookmarkEnd w:id="178"/>
                     </w:p>
                   </w:txbxContent>
                 </v:textbox>
@@ -24304,7 +24308,7 @@
                                 <w:szCs w:val="26"/>
                               </w:rPr>
                             </w:pPr>
-                            <w:bookmarkStart w:id="175" w:name="_Toc214615946"/>
+                            <w:bookmarkStart w:id="179" w:name="_Toc214615946"/>
                             <w:r>
                               <w:rPr>
                                 <w:iCs w:val="0"/>
@@ -24369,7 +24373,7 @@
                               </w:rPr>
                               <w:t xml:space="preserve"> Bảng dữ liệu đơn hàng</w:t>
                             </w:r>
-                            <w:bookmarkEnd w:id="175"/>
+                            <w:bookmarkEnd w:id="179"/>
                           </w:p>
                         </w:txbxContent>
                       </wps:txbx>
@@ -24393,7 +24397,7 @@
           </mc:Choice>
           <mc:Fallback>
             <w:pict>
-              <v:shape w14:anchorId="25942154" id="_x0000_s1035" type="#_x0000_t202" style="position:absolute;left:0;text-align:left;margin-left:0;margin-top:165.2pt;width:164.25pt;height:22.6pt;z-index:251786240;visibility:visible;mso-wrap-style:square;mso-width-percent:0;mso-height-percent:0;mso-wrap-distance-left:9pt;mso-wrap-distance-top:0;mso-wrap-distance-right:9pt;mso-wrap-distance-bottom:0;mso-position-horizontal:center;mso-position-horizontal-relative:margin;mso-position-vertical:absolute;mso-position-vertical-relative:text;mso-width-percent:0;mso-height-percent:0;mso-width-relative:margin;mso-height-relative:margin;v-text-anchor:top" o:gfxdata="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" stroked="f">
+              <v:shape w14:anchorId="25942154" id="_x0000_s1035" type="#_x0000_t202" style="position:absolute;left:0;text-align:left;margin-left:0;margin-top:165.2pt;width:164.25pt;height:22.6pt;z-index:251786240;visibility:visible;mso-wrap-style:square;mso-width-percent:0;mso-height-percent:0;mso-wrap-distance-left:9pt;mso-wrap-distance-top:0;mso-wrap-distance-right:9pt;mso-wrap-distance-bottom:0;mso-position-horizontal:center;mso-position-horizontal-relative:margin;mso-position-vertical:absolute;mso-position-vertical-relative:text;mso-width-percent:0;mso-height-percent:0;mso-width-relative:margin;mso-height-relative:margin;v-text-anchor:top" o:gfxdata="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" stroked="f">
                 <v:textbox inset="0,0,0,0">
                   <w:txbxContent>
                     <w:p>
@@ -24407,7 +24411,7 @@
                           <w:szCs w:val="26"/>
                         </w:rPr>
                       </w:pPr>
-                      <w:bookmarkStart w:id="178" w:name="_Toc214615946"/>
+                      <w:bookmarkStart w:id="180" w:name="_Toc214615946"/>
                       <w:r>
                         <w:rPr>
                           <w:iCs w:val="0"/>
@@ -24472,7 +24476,7 @@
                         </w:rPr>
                         <w:t xml:space="preserve"> Bảng dữ liệu đơn hàng</w:t>
                       </w:r>
-                      <w:bookmarkEnd w:id="178"/>
+                      <w:bookmarkEnd w:id="180"/>
                     </w:p>
                   </w:txbxContent>
                 </v:textbox>
@@ -24601,7 +24605,7 @@
           <w:rFonts w:cs="Times New Roman"/>
         </w:rPr>
       </w:pPr>
-      <w:bookmarkStart w:id="176" w:name="_Toc214624491"/>
+      <w:bookmarkStart w:id="181" w:name="_Toc214624491"/>
       <w:r>
         <w:rPr>
           <w:rFonts w:cs="Times New Roman"/>
@@ -24721,7 +24725,7 @@
         </w:rPr>
         <w:t>CỨU</w:t>
       </w:r>
-      <w:bookmarkEnd w:id="176"/>
+      <w:bookmarkEnd w:id="181"/>
     </w:p>
     <w:p>
       <w:pPr>
@@ -24733,7 +24737,7 @@
           <w:color w:val="000000"/>
         </w:rPr>
       </w:pPr>
-      <w:bookmarkStart w:id="177" w:name="_Toc214624492"/>
+      <w:bookmarkStart w:id="182" w:name="_Toc214624492"/>
       <w:r>
         <w:rPr>
           <w:rFonts w:cs="Times New Roman"/>
@@ -24976,13 +24980,13 @@
         </w:rPr>
         <w:t>ề tài</w:t>
       </w:r>
-      <w:bookmarkEnd w:id="177"/>
+      <w:bookmarkEnd w:id="182"/>
     </w:p>
     <w:p>
       <w:pPr>
         <w:pStyle w:val="Heading3"/>
       </w:pPr>
-      <w:bookmarkStart w:id="178" w:name="_Toc214624493"/>
+      <w:bookmarkStart w:id="183" w:name="_Toc214624493"/>
       <w:r>
         <w:rPr>
           <w:spacing w:val="-2"/>
@@ -25017,7 +25021,7 @@
       <w:r>
         <w:t>.NET MVC</w:t>
       </w:r>
-      <w:bookmarkEnd w:id="178"/>
+      <w:bookmarkEnd w:id="183"/>
     </w:p>
     <w:p>
       <w:pPr>
@@ -25034,7 +25038,7 @@
           <w:szCs w:val="26"/>
         </w:rPr>
       </w:pPr>
-      <w:bookmarkStart w:id="179" w:name="_Toc214624494"/>
+      <w:bookmarkStart w:id="184" w:name="_Toc214624494"/>
       <w:r>
         <w:rPr>
           <w:rFonts w:cs="Times New Roman"/>
@@ -25281,7 +25285,7 @@
         </w:rPr>
         <w:t>VC</w:t>
       </w:r>
-      <w:bookmarkEnd w:id="179"/>
+      <w:bookmarkEnd w:id="184"/>
     </w:p>
     <w:p>
       <w:pPr>
@@ -25341,7 +25345,7 @@
                                 <w:szCs w:val="26"/>
                               </w:rPr>
                             </w:pPr>
-                            <w:bookmarkStart w:id="180" w:name="_Toc214615947"/>
+                            <w:bookmarkStart w:id="185" w:name="_Toc214615947"/>
                             <w:r>
                               <w:rPr>
                                 <w:iCs w:val="0"/>
@@ -25406,7 +25410,7 @@
                               </w:rPr>
                               <w:t xml:space="preserve"> Bước 1 - Tạo Project mới trên Visual Studio</w:t>
                             </w:r>
-                            <w:bookmarkEnd w:id="180"/>
+                            <w:bookmarkEnd w:id="185"/>
                           </w:p>
                         </w:txbxContent>
                       </wps:txbx>
@@ -25446,7 +25450,7 @@
                           <w:szCs w:val="26"/>
                         </w:rPr>
                       </w:pPr>
-                      <w:bookmarkStart w:id="183" w:name="_Toc214615947"/>
+                      <w:bookmarkStart w:id="186" w:name="_Toc214615947"/>
                       <w:r>
                         <w:rPr>
                           <w:iCs w:val="0"/>
@@ -25511,7 +25515,7 @@
                         </w:rPr>
                         <w:t xml:space="preserve"> Bước 1 - Tạo Project mới trên Visual Studio</w:t>
                       </w:r>
-                      <w:bookmarkEnd w:id="183"/>
+                      <w:bookmarkEnd w:id="186"/>
                     </w:p>
                   </w:txbxContent>
                 </v:textbox>
@@ -25578,7 +25582,7 @@
               </wp:anchor>
             </w:drawing>
           </mc:Choice>
-          <mc:Fallback>
+          <mc:Fallback xmlns:w16sdtfl="http://schemas.microsoft.com/office/word/2024/wordml/sdtformatlock" xmlns:w16sdtdh="http://schemas.microsoft.com/office/word/2020/wordml/sdtdatahash" xmlns:w16du="http://schemas.microsoft.com/office/word/2023/wordml/word16du" xmlns:w16="http://schemas.microsoft.com/office/word/2018/wordml" xmlns:w16cid="http://schemas.microsoft.com/office/word/2016/wordml/cid" xmlns:w16cex="http://schemas.microsoft.com/office/word/2018/wordml/cex" xmlns:oel="http://schemas.microsoft.com/office/2019/extlst" xmlns:am3d="http://schemas.microsoft.com/office/drawing/2017/model3d" xmlns:aink="http://schemas.microsoft.com/office/drawing/2016/ink" xmlns:cx8="http://schemas.microsoft.com/office/drawing/2016/5/14/chartex" xmlns:cx7="http://schemas.microsoft.com/office/drawing/2016/5/13/chartex" xmlns:cx6="http://schemas.microsoft.com/office/drawing/2016/5/12/chartex" xmlns:cx5="http://schemas.microsoft.com/office/drawing/2016/5/11/chartex" xmlns:cx4="http://schemas.microsoft.com/office/drawing/2016/5/10/chartex" xmlns:cx3="http://schemas.microsoft.com/office/drawing/2016/5/9/chartex" xmlns:cx2="http://schemas.microsoft.com/office/drawing/2015/10/21/chartex" xmlns:cx1="http://schemas.microsoft.com/office/drawing/2015/9/8/chartex">
             <w:pict>
               <v:shapetype w14:anchorId="408B12FC" id="_x0000_t32" coordsize="21600,21600" o:spt="32" o:oned="t" path="m,l21600,21600e" filled="f">
                 <v:path arrowok="t" fillok="f" o:connecttype="none"/>
@@ -25748,7 +25752,7 @@
                                 <w:szCs w:val="26"/>
                               </w:rPr>
                             </w:pPr>
-                            <w:bookmarkStart w:id="181" w:name="_Toc214615948"/>
+                            <w:bookmarkStart w:id="187" w:name="_Toc214615948"/>
                             <w:r>
                               <w:rPr>
                                 <w:iCs w:val="0"/>
@@ -25813,7 +25817,7 @@
                               </w:rPr>
                               <w:t xml:space="preserve"> Bước 2 – Chọn ASP.NET Core Web App (Model-View-Controller)</w:t>
                             </w:r>
-                            <w:bookmarkEnd w:id="181"/>
+                            <w:bookmarkEnd w:id="187"/>
                           </w:p>
                         </w:txbxContent>
                       </wps:txbx>
@@ -25853,7 +25857,7 @@
                           <w:szCs w:val="26"/>
                         </w:rPr>
                       </w:pPr>
-                      <w:bookmarkStart w:id="185" w:name="_Toc214615948"/>
+                      <w:bookmarkStart w:id="188" w:name="_Toc214615948"/>
                       <w:r>
                         <w:rPr>
                           <w:iCs w:val="0"/>
@@ -25918,7 +25922,7 @@
                         </w:rPr>
                         <w:t xml:space="preserve"> Bước 2 – Chọn ASP.NET Core Web App (Model-View-Controller)</w:t>
                       </w:r>
-                      <w:bookmarkEnd w:id="185"/>
+                      <w:bookmarkEnd w:id="188"/>
                     </w:p>
                   </w:txbxContent>
                 </v:textbox>
@@ -26162,7 +26166,7 @@
                                 <w:szCs w:val="26"/>
                               </w:rPr>
                             </w:pPr>
-                            <w:bookmarkStart w:id="182" w:name="_Toc214615949"/>
+                            <w:bookmarkStart w:id="189" w:name="_Toc214615949"/>
                             <w:r>
                               <w:rPr>
                                 <w:iCs w:val="0"/>
@@ -26227,7 +26231,7 @@
                               </w:rPr>
                               <w:t xml:space="preserve"> Bước 3 – Đặt tên cho Project và đường dẫn lưu</w:t>
                             </w:r>
-                            <w:bookmarkEnd w:id="182"/>
+                            <w:bookmarkEnd w:id="189"/>
                           </w:p>
                         </w:txbxContent>
                       </wps:txbx>
@@ -26261,7 +26265,7 @@
                           <w:szCs w:val="26"/>
                         </w:rPr>
                       </w:pPr>
-                      <w:bookmarkStart w:id="189" w:name="_Toc214615949"/>
+                      <w:bookmarkStart w:id="190" w:name="_Toc214615949"/>
                       <w:r>
                         <w:rPr>
                           <w:iCs w:val="0"/>
@@ -26326,7 +26330,7 @@
                         </w:rPr>
                         <w:t xml:space="preserve"> Bước 3 – Đặt tên cho Project và đường dẫn lưu</w:t>
                       </w:r>
-                      <w:bookmarkEnd w:id="189"/>
+                      <w:bookmarkEnd w:id="190"/>
                     </w:p>
                   </w:txbxContent>
                 </v:textbox>
@@ -26340,9 +26344,6 @@
         <w:t>Bước 4: Nhấn “Create” để tiếp tục</w:t>
       </w:r>
     </w:p>
-    <w:bookmarkStart w:id="183" w:name="_Toc214361029"/>
-    <w:bookmarkStart w:id="184" w:name="_Toc214361282"/>
-    <w:bookmarkStart w:id="185" w:name="_Toc214361943"/>
     <w:p>
       <w:pPr>
         <w:spacing w:before="120" w:after="120" w:line="23" w:lineRule="atLeast"/>
@@ -26351,6 +26352,9 @@
           <w:szCs w:val="26"/>
         </w:rPr>
       </w:pPr>
+      <w:bookmarkStart w:id="191" w:name="_Toc214361029"/>
+      <w:bookmarkStart w:id="192" w:name="_Toc214361282"/>
+      <w:bookmarkStart w:id="193" w:name="_Toc214361943"/>
       <w:r>
         <w:rPr>
           <w:rFonts w:cs="Times New Roman"/>
@@ -26407,7 +26411,7 @@
                                 <w:szCs w:val="26"/>
                               </w:rPr>
                             </w:pPr>
-                            <w:bookmarkStart w:id="186" w:name="_Toc214615950"/>
+                            <w:bookmarkStart w:id="194" w:name="_Toc214615950"/>
                             <w:r>
                               <w:rPr>
                                 <w:iCs w:val="0"/>
@@ -26472,7 +26476,7 @@
                               </w:rPr>
                               <w:t xml:space="preserve"> Bước 4 – nhấn chọn Create</w:t>
                             </w:r>
-                            <w:bookmarkEnd w:id="186"/>
+                            <w:bookmarkEnd w:id="194"/>
                           </w:p>
                         </w:txbxContent>
                       </wps:txbx>
@@ -26512,7 +26516,7 @@
                           <w:szCs w:val="26"/>
                         </w:rPr>
                       </w:pPr>
-                      <w:bookmarkStart w:id="194" w:name="_Toc214615950"/>
+                      <w:bookmarkStart w:id="195" w:name="_Toc214615950"/>
                       <w:r>
                         <w:rPr>
                           <w:iCs w:val="0"/>
@@ -26577,7 +26581,7 @@
                         </w:rPr>
                         <w:t xml:space="preserve"> Bước 4 – nhấn chọn Create</w:t>
                       </w:r>
-                      <w:bookmarkEnd w:id="194"/>
+                      <w:bookmarkEnd w:id="195"/>
                     </w:p>
                   </w:txbxContent>
                 </v:textbox>
@@ -26587,9 +26591,9 @@
           </mc:Fallback>
         </mc:AlternateContent>
       </w:r>
-      <w:bookmarkEnd w:id="183"/>
-      <w:bookmarkEnd w:id="184"/>
-      <w:bookmarkEnd w:id="185"/>
+      <w:bookmarkEnd w:id="191"/>
+      <w:bookmarkEnd w:id="192"/>
+      <w:bookmarkEnd w:id="193"/>
     </w:p>
     <w:p>
       <w:pPr>
@@ -26600,7 +26604,6 @@
         </w:rPr>
       </w:pPr>
     </w:p>
-    <w:bookmarkStart w:id="187" w:name="_Toc214624495"/>
     <w:p>
       <w:pPr>
         <w:pStyle w:val="Heading4"/>
@@ -26612,6 +26615,7 @@
           <w:szCs w:val="26"/>
         </w:rPr>
       </w:pPr>
+      <w:bookmarkStart w:id="196" w:name="_Toc214624495"/>
       <w:r>
         <w:rPr>
           <w:rFonts w:cs="Times New Roman"/>
@@ -26669,7 +26673,7 @@
                                 <w:szCs w:val="26"/>
                               </w:rPr>
                             </w:pPr>
-                            <w:bookmarkStart w:id="188" w:name="_Toc214615951"/>
+                            <w:bookmarkStart w:id="197" w:name="_Toc214615951"/>
                             <w:r>
                               <w:rPr>
                                 <w:iCs w:val="0"/>
@@ -26734,7 +26738,7 @@
                               </w:rPr>
                               <w:t xml:space="preserve"> Giao diện làm việc và cấu trúc cây thư mục của ASP.NET MVC</w:t>
                             </w:r>
-                            <w:bookmarkEnd w:id="188"/>
+                            <w:bookmarkEnd w:id="197"/>
                           </w:p>
                         </w:txbxContent>
                       </wps:txbx>
@@ -26774,7 +26778,7 @@
                           <w:szCs w:val="26"/>
                         </w:rPr>
                       </w:pPr>
-                      <w:bookmarkStart w:id="193" w:name="_Toc214615951"/>
+                      <w:bookmarkStart w:id="198" w:name="_Toc214615951"/>
                       <w:r>
                         <w:rPr>
                           <w:iCs w:val="0"/>
@@ -26839,7 +26843,7 @@
                         </w:rPr>
                         <w:t xml:space="preserve"> Giao diện làm việc và cấu trúc cây thư mục của ASP.NET MVC</w:t>
                       </w:r>
-                      <w:bookmarkEnd w:id="193"/>
+                      <w:bookmarkEnd w:id="198"/>
                     </w:p>
                   </w:txbxContent>
                 </v:textbox>
@@ -27073,13 +27077,13 @@
         </w:rPr>
         <w:t>VC</w:t>
       </w:r>
-      <w:bookmarkEnd w:id="187"/>
+      <w:bookmarkEnd w:id="196"/>
     </w:p>
     <w:p>
       <w:pPr>
         <w:pStyle w:val="Heading3"/>
       </w:pPr>
-      <w:bookmarkStart w:id="189" w:name="_Toc214624496"/>
+      <w:bookmarkStart w:id="199" w:name="_Toc214624496"/>
       <w:r>
         <w:t>4</w:t>
       </w:r>
@@ -27104,13 +27108,13 @@
       <w:r>
         <w:t>Entity Framework</w:t>
       </w:r>
-      <w:bookmarkEnd w:id="189"/>
+      <w:bookmarkEnd w:id="199"/>
     </w:p>
     <w:p>
       <w:pPr>
         <w:pStyle w:val="Heading4"/>
       </w:pPr>
-      <w:bookmarkStart w:id="190" w:name="_Toc214624497"/>
+      <w:bookmarkStart w:id="200" w:name="_Toc214624497"/>
       <w:r>
         <w:t>4</w:t>
       </w:r>
@@ -27138,7 +27142,7 @@
       <w:r>
         <w:t xml:space="preserve"> Cài đặt Entity Framework cho dự án</w:t>
       </w:r>
-      <w:bookmarkEnd w:id="190"/>
+      <w:bookmarkEnd w:id="200"/>
     </w:p>
     <w:p>
       <w:pPr>
@@ -27198,7 +27202,7 @@
                                 <w:szCs w:val="26"/>
                               </w:rPr>
                             </w:pPr>
-                            <w:bookmarkStart w:id="191" w:name="_Toc214615952"/>
+                            <w:bookmarkStart w:id="201" w:name="_Toc214615952"/>
                             <w:r>
                               <w:rPr>
                                 <w:iCs w:val="0"/>
@@ -27263,7 +27267,7 @@
                               </w:rPr>
                               <w:t xml:space="preserve"> Package Manager Console sử dụng dòng lệnh</w:t>
                             </w:r>
-                            <w:bookmarkEnd w:id="191"/>
+                            <w:bookmarkEnd w:id="201"/>
                           </w:p>
                         </w:txbxContent>
                       </wps:txbx>
@@ -27303,7 +27307,7 @@
                           <w:szCs w:val="26"/>
                         </w:rPr>
                       </w:pPr>
-                      <w:bookmarkStart w:id="197" w:name="_Toc214615952"/>
+                      <w:bookmarkStart w:id="202" w:name="_Toc214615952"/>
                       <w:r>
                         <w:rPr>
                           <w:iCs w:val="0"/>
@@ -27368,7 +27372,7 @@
                         </w:rPr>
                         <w:t xml:space="preserve"> Package Manager Console sử dụng dòng lệnh</w:t>
                       </w:r>
-                      <w:bookmarkEnd w:id="197"/>
+                      <w:bookmarkEnd w:id="202"/>
                     </w:p>
                   </w:txbxContent>
                 </v:textbox>
@@ -27501,7 +27505,7 @@
               </wp:anchor>
             </w:drawing>
           </mc:Choice>
-          <mc:Fallback>
+          <mc:Fallback xmlns:w16sdtfl="http://schemas.microsoft.com/office/word/2024/wordml/sdtformatlock" xmlns:w16sdtdh="http://schemas.microsoft.com/office/word/2020/wordml/sdtdatahash" xmlns:w16du="http://schemas.microsoft.com/office/word/2023/wordml/word16du" xmlns:w16="http://schemas.microsoft.com/office/word/2018/wordml" xmlns:w16cid="http://schemas.microsoft.com/office/word/2016/wordml/cid" xmlns:w16cex="http://schemas.microsoft.com/office/word/2018/wordml/cex" xmlns:oel="http://schemas.microsoft.com/office/2019/extlst" xmlns:am3d="http://schemas.microsoft.com/office/drawing/2017/model3d" xmlns:aink="http://schemas.microsoft.com/office/drawing/2016/ink" xmlns:cx8="http://schemas.microsoft.com/office/drawing/2016/5/14/chartex" xmlns:cx7="http://schemas.microsoft.com/office/drawing/2016/5/13/chartex" xmlns:cx6="http://schemas.microsoft.com/office/drawing/2016/5/12/chartex" xmlns:cx5="http://schemas.microsoft.com/office/drawing/2016/5/11/chartex" xmlns:cx4="http://schemas.microsoft.com/office/drawing/2016/5/10/chartex" xmlns:cx3="http://schemas.microsoft.com/office/drawing/2016/5/9/chartex" xmlns:cx2="http://schemas.microsoft.com/office/drawing/2015/10/21/chartex" xmlns:cx1="http://schemas.microsoft.com/office/drawing/2015/9/8/chartex">
             <w:pict>
               <v:shapetype w14:anchorId="694721F9" id="_x0000_t32" coordsize="21600,21600" o:spt="32" o:oned="t" path="m,l21600,21600e" filled="f">
                 <v:path arrowok="t" fillok="f" o:connecttype="none"/>
@@ -27571,7 +27575,7 @@
               </wp:anchor>
             </w:drawing>
           </mc:Choice>
-          <mc:Fallback>
+          <mc:Fallback xmlns:w16sdtfl="http://schemas.microsoft.com/office/word/2024/wordml/sdtformatlock" xmlns:w16sdtdh="http://schemas.microsoft.com/office/word/2020/wordml/sdtdatahash" xmlns:w16du="http://schemas.microsoft.com/office/word/2023/wordml/word16du" xmlns:w16="http://schemas.microsoft.com/office/word/2018/wordml" xmlns:w16cid="http://schemas.microsoft.com/office/word/2016/wordml/cid" xmlns:w16cex="http://schemas.microsoft.com/office/word/2018/wordml/cex" xmlns:oel="http://schemas.microsoft.com/office/2019/extlst" xmlns:am3d="http://schemas.microsoft.com/office/drawing/2017/model3d" xmlns:aink="http://schemas.microsoft.com/office/drawing/2016/ink" xmlns:cx8="http://schemas.microsoft.com/office/drawing/2016/5/14/chartex" xmlns:cx7="http://schemas.microsoft.com/office/drawing/2016/5/13/chartex" xmlns:cx6="http://schemas.microsoft.com/office/drawing/2016/5/12/chartex" xmlns:cx5="http://schemas.microsoft.com/office/drawing/2016/5/11/chartex" xmlns:cx4="http://schemas.microsoft.com/office/drawing/2016/5/10/chartex" xmlns:cx3="http://schemas.microsoft.com/office/drawing/2016/5/9/chartex" xmlns:cx2="http://schemas.microsoft.com/office/drawing/2015/10/21/chartex" xmlns:cx1="http://schemas.microsoft.com/office/drawing/2015/9/8/chartex">
             <w:pict>
               <v:shape w14:anchorId="6A539AC1" id="Straight Arrow Connector 20" o:spid="_x0000_s1026" type="#_x0000_t32" style="position:absolute;margin-left:89.25pt;margin-top:13.6pt;width:10.95pt;height:0;z-index:251651072;visibility:visible;mso-wrap-style:square;mso-wrap-distance-left:9pt;mso-wrap-distance-top:0;mso-wrap-distance-right:9pt;mso-wrap-distance-bottom:0;mso-position-horizontal:absolute;mso-position-horizontal-relative:text;mso-position-vertical:absolute;mso-position-vertical-relative:text" o:gfxdata="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" strokecolor="black [3200]" strokeweight=".5pt">
                 <v:stroke endarrow="block" joinstyle="miter"/>
@@ -27619,7 +27623,7 @@
           <w:rFonts w:cs="Times New Roman"/>
         </w:rPr>
       </w:pPr>
-      <w:bookmarkStart w:id="192" w:name="_Toc214624498"/>
+      <w:bookmarkStart w:id="203" w:name="_Toc214624498"/>
       <w:r>
         <w:rPr>
           <w:rFonts w:cs="Times New Roman"/>
@@ -27639,20 +27643,20 @@
         </w:rPr>
         <w:t>.2 Ứng dụng minh họa</w:t>
       </w:r>
-      <w:bookmarkEnd w:id="192"/>
+      <w:bookmarkEnd w:id="203"/>
     </w:p>
     <w:p>
       <w:pPr>
         <w:pStyle w:val="Heading3"/>
       </w:pPr>
-      <w:bookmarkStart w:id="193" w:name="_Toc214624499"/>
+      <w:bookmarkStart w:id="204" w:name="_Toc214624499"/>
       <w:r>
         <w:t>4</w:t>
       </w:r>
       <w:r>
         <w:t>.2.1 Mô tả bài toán</w:t>
       </w:r>
-      <w:bookmarkEnd w:id="193"/>
+      <w:bookmarkEnd w:id="204"/>
     </w:p>
     <w:p>
       <w:pPr>
@@ -27869,7 +27873,7 @@
       <w:pPr>
         <w:pStyle w:val="Heading3"/>
       </w:pPr>
-      <w:bookmarkStart w:id="194" w:name="_Toc214624500"/>
+      <w:bookmarkStart w:id="205" w:name="_Toc214624500"/>
       <w:r>
         <w:t>4</w:t>
       </w:r>
@@ -27882,16 +27886,16 @@
       <w:r>
         <w:t xml:space="preserve"> Thiết kế hệ thống</w:t>
       </w:r>
-      <w:bookmarkEnd w:id="194"/>
-    </w:p>
-    <w:bookmarkStart w:id="195" w:name="_Toc214360101"/>
-    <w:bookmarkStart w:id="196" w:name="_Toc214361034"/>
-    <w:bookmarkStart w:id="197" w:name="_Toc214361287"/>
-    <w:bookmarkStart w:id="198" w:name="_Toc214361948"/>
+      <w:bookmarkEnd w:id="205"/>
+    </w:p>
     <w:p>
       <w:pPr>
         <w:pStyle w:val="BaoCao"/>
       </w:pPr>
+      <w:bookmarkStart w:id="206" w:name="_Toc214360101"/>
+      <w:bookmarkStart w:id="207" w:name="_Toc214361034"/>
+      <w:bookmarkStart w:id="208" w:name="_Toc214361287"/>
+      <w:bookmarkStart w:id="209" w:name="_Toc214361948"/>
       <w:r>
         <w:rPr>
           <w:noProof/>
@@ -27946,7 +27950,7 @@
                                 <w:szCs w:val="26"/>
                               </w:rPr>
                             </w:pPr>
-                            <w:bookmarkStart w:id="199" w:name="_Toc214615953"/>
+                            <w:bookmarkStart w:id="210" w:name="_Toc214615953"/>
                             <w:r>
                               <w:rPr>
                                 <w:iCs w:val="0"/>
@@ -28011,7 +28015,7 @@
                               </w:rPr>
                               <w:t xml:space="preserve"> Mô hình ERD</w:t>
                             </w:r>
-                            <w:bookmarkEnd w:id="199"/>
+                            <w:bookmarkEnd w:id="210"/>
                           </w:p>
                         </w:txbxContent>
                       </wps:txbx>
@@ -28051,7 +28055,7 @@
                           <w:szCs w:val="26"/>
                         </w:rPr>
                       </w:pPr>
-                      <w:bookmarkStart w:id="206" w:name="_Toc214615953"/>
+                      <w:bookmarkStart w:id="211" w:name="_Toc214615953"/>
                       <w:r>
                         <w:rPr>
                           <w:iCs w:val="0"/>
@@ -28116,7 +28120,7 @@
                         </w:rPr>
                         <w:t xml:space="preserve"> Mô hình ERD</w:t>
                       </w:r>
-                      <w:bookmarkEnd w:id="206"/>
+                      <w:bookmarkEnd w:id="211"/>
                     </w:p>
                   </w:txbxContent>
                 </v:textbox>
@@ -28186,10 +28190,10 @@
           </wp:anchor>
         </w:drawing>
       </w:r>
-      <w:bookmarkEnd w:id="195"/>
-      <w:bookmarkEnd w:id="196"/>
-      <w:bookmarkEnd w:id="197"/>
-      <w:bookmarkEnd w:id="198"/>
+      <w:bookmarkEnd w:id="206"/>
+      <w:bookmarkEnd w:id="207"/>
+      <w:bookmarkEnd w:id="208"/>
+      <w:bookmarkEnd w:id="209"/>
       <w:r>
         <w:rPr>
           <w:spacing w:val="-1"/>
@@ -28243,14 +28247,14 @@
       <w:pPr>
         <w:pStyle w:val="Heading3"/>
       </w:pPr>
-      <w:bookmarkStart w:id="200" w:name="_Toc214624501"/>
+      <w:bookmarkStart w:id="212" w:name="_Toc214624501"/>
       <w:r>
         <w:t>4</w:t>
       </w:r>
       <w:r>
         <w:t>.2.3 Yêu cầu chức năng</w:t>
       </w:r>
-      <w:bookmarkEnd w:id="200"/>
+      <w:bookmarkEnd w:id="212"/>
     </w:p>
     <w:p>
       <w:pPr>
@@ -28267,7 +28271,7 @@
           <w:szCs w:val="26"/>
         </w:rPr>
       </w:pPr>
-      <w:bookmarkStart w:id="201" w:name="_Toc214624502"/>
+      <w:bookmarkStart w:id="213" w:name="_Toc214624502"/>
       <w:r>
         <w:rPr>
           <w:rFonts w:cs="Times New Roman"/>
@@ -28290,7 +28294,7 @@
         </w:rPr>
         <w:t>.2.3.1 Chức năng nghiệp vụ</w:t>
       </w:r>
-      <w:bookmarkEnd w:id="201"/>
+      <w:bookmarkEnd w:id="213"/>
     </w:p>
     <w:p>
       <w:pPr>
@@ -28653,7 +28657,7 @@
           <w:szCs w:val="26"/>
         </w:rPr>
       </w:pPr>
-      <w:bookmarkStart w:id="202" w:name="_Toc214624503"/>
+      <w:bookmarkStart w:id="214" w:name="_Toc214624503"/>
       <w:r>
         <w:rPr>
           <w:rFonts w:cs="Times New Roman"/>
@@ -28676,7 +28680,7 @@
         </w:rPr>
         <w:t>.2.3.2 Chức năng hệ thống</w:t>
       </w:r>
-      <w:bookmarkEnd w:id="202"/>
+      <w:bookmarkEnd w:id="214"/>
     </w:p>
     <w:p>
       <w:pPr>
@@ -28721,7 +28725,13 @@
         <w:pStyle w:val="BaoCao"/>
       </w:pPr>
       <w:r>
-        <w:t>Người quản trị (admi</w:t>
+        <w:t>Người quản trị (</w:t>
+      </w:r>
+      <w:r>
+        <w:t>A</w:t>
+      </w:r>
+      <w:r>
+        <w:t>dmi</w:t>
       </w:r>
       <w:r>
         <w:t>n)</w:t>
@@ -28771,16 +28781,16 @@
         <mc:AlternateContent>
           <mc:Choice Requires="wps">
             <w:drawing>
-              <wp:anchor distT="0" distB="0" distL="114300" distR="114300" simplePos="0" relativeHeight="251748352" behindDoc="0" locked="0" layoutInCell="1" allowOverlap="1" wp14:anchorId="76F46115" wp14:editId="548B0C2F">
+              <wp:anchor distT="0" distB="0" distL="114300" distR="114300" simplePos="0" relativeHeight="251748352" behindDoc="0" locked="0" layoutInCell="1" allowOverlap="1" wp14:anchorId="76F46115" wp14:editId="6997B270">
                 <wp:simplePos x="0" y="0"/>
                 <wp:positionH relativeFrom="margin">
-                  <wp:posOffset>1767840</wp:posOffset>
+                  <wp:align>center</wp:align>
                 </wp:positionH>
                 <wp:positionV relativeFrom="paragraph">
-                  <wp:posOffset>3587529</wp:posOffset>
+                  <wp:posOffset>3818890</wp:posOffset>
                 </wp:positionV>
-                <wp:extent cx="2510155" cy="203835"/>
-                <wp:effectExtent l="0" t="0" r="4445" b="5715"/>
+                <wp:extent cx="2510155" cy="248920"/>
+                <wp:effectExtent l="0" t="0" r="4445" b="0"/>
                 <wp:wrapTopAndBottom/>
                 <wp:docPr id="717451231" name="Text Box 1"/>
                 <wp:cNvGraphicFramePr/>
@@ -28791,7 +28801,7 @@
                       <wps:spPr>
                         <a:xfrm>
                           <a:off x="0" y="0"/>
-                          <a:ext cx="2510155" cy="203835"/>
+                          <a:ext cx="2510155" cy="248920"/>
                         </a:xfrm>
                         <a:prstGeom prst="rect">
                           <a:avLst/>
@@ -28818,7 +28828,7 @@
                                 <w:szCs w:val="26"/>
                               </w:rPr>
                             </w:pPr>
-                            <w:bookmarkStart w:id="203" w:name="_Toc214615954"/>
+                            <w:bookmarkStart w:id="215" w:name="_Toc214615954"/>
                             <w:r>
                               <w:rPr>
                                 <w:iCs w:val="0"/>
@@ -28883,7 +28893,7 @@
                               </w:rPr>
                               <w:t xml:space="preserve"> Sơ đồ User Case tổng quan</w:t>
                             </w:r>
-                            <w:bookmarkEnd w:id="203"/>
+                            <w:bookmarkEnd w:id="215"/>
                           </w:p>
                         </w:txbxContent>
                       </wps:txbx>
@@ -28907,11 +28917,7 @@
           </mc:Choice>
           <mc:Fallback>
             <w:pict>
-              <v:shapetype w14:anchorId="76F46115" id="_x0000_t202" coordsize="21600,21600" o:spt="202" path="m,l,21600r21600,l21600,xe">
-                <v:stroke joinstyle="miter"/>
-                <v:path gradientshapeok="t" o:connecttype="rect"/>
-              </v:shapetype>
-              <v:shape id="_x0000_s1043" type="#_x0000_t202" style="position:absolute;left:0;text-align:left;margin-left:139.2pt;margin-top:282.5pt;width:197.65pt;height:16.05pt;z-index:251748352;visibility:visible;mso-wrap-style:square;mso-width-percent:0;mso-height-percent:0;mso-wrap-distance-left:9pt;mso-wrap-distance-top:0;mso-wrap-distance-right:9pt;mso-wrap-distance-bottom:0;mso-position-horizontal:absolute;mso-position-horizontal-relative:margin;mso-position-vertical:absolute;mso-position-vertical-relative:text;mso-width-percent:0;mso-height-percent:0;mso-width-relative:margin;mso-height-relative:margin;v-text-anchor:top" o:gfxdata="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" stroked="f">
+              <v:shape w14:anchorId="76F46115" id="_x0000_s1043" type="#_x0000_t202" style="position:absolute;left:0;text-align:left;margin-left:0;margin-top:300.7pt;width:197.65pt;height:19.6pt;z-index:251748352;visibility:visible;mso-wrap-style:square;mso-width-percent:0;mso-height-percent:0;mso-wrap-distance-left:9pt;mso-wrap-distance-top:0;mso-wrap-distance-right:9pt;mso-wrap-distance-bottom:0;mso-position-horizontal:center;mso-position-horizontal-relative:margin;mso-position-vertical:absolute;mso-position-vertical-relative:text;mso-width-percent:0;mso-height-percent:0;mso-width-relative:margin;mso-height-relative:margin;v-text-anchor:top" o:gfxdata="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" stroked="f">
                 <v:textbox inset="0,0,0,0">
                   <w:txbxContent>
                     <w:p>
@@ -28927,7 +28933,7 @@
                           <w:szCs w:val="26"/>
                         </w:rPr>
                       </w:pPr>
-                      <w:bookmarkStart w:id="204" w:name="_Toc214615954"/>
+                      <w:bookmarkStart w:id="216" w:name="_Toc214615954"/>
                       <w:r>
                         <w:rPr>
                           <w:iCs w:val="0"/>
@@ -28992,7 +28998,7 @@
                         </w:rPr>
                         <w:t xml:space="preserve"> Sơ đồ User Case tổng quan</w:t>
                       </w:r>
-                      <w:bookmarkEnd w:id="204"/>
+                      <w:bookmarkEnd w:id="216"/>
                     </w:p>
                   </w:txbxContent>
                 </v:textbox>
@@ -29007,18 +29013,18 @@
           <w:noProof/>
         </w:rPr>
         <w:drawing>
-          <wp:anchor distT="0" distB="0" distL="114300" distR="114300" simplePos="0" relativeHeight="251789312" behindDoc="0" locked="0" layoutInCell="1" allowOverlap="1" wp14:anchorId="2B2392AF" wp14:editId="35E7BD53">
+          <wp:anchor distT="0" distB="0" distL="114300" distR="114300" simplePos="0" relativeHeight="251789312" behindDoc="0" locked="0" layoutInCell="1" allowOverlap="1" wp14:anchorId="0AA19354" wp14:editId="0A6C7E86">
             <wp:simplePos x="0" y="0"/>
             <wp:positionH relativeFrom="margin">
               <wp:align>center</wp:align>
             </wp:positionH>
             <wp:positionV relativeFrom="paragraph">
-              <wp:posOffset>236993</wp:posOffset>
+              <wp:posOffset>212594</wp:posOffset>
             </wp:positionV>
-            <wp:extent cx="4693085" cy="3240000"/>
-            <wp:effectExtent l="0" t="0" r="0" b="0"/>
+            <wp:extent cx="5580000" cy="3536077"/>
+            <wp:effectExtent l="0" t="0" r="1905" b="7620"/>
             <wp:wrapTopAndBottom/>
-            <wp:docPr id="1168797960" name="Picture 1"/>
+            <wp:docPr id="6" name="Picture 6"/>
             <wp:cNvGraphicFramePr>
               <a:graphicFrameLocks xmlns:a="http://schemas.openxmlformats.org/drawingml/2006/main" noChangeAspect="1"/>
             </wp:cNvGraphicFramePr>
@@ -29026,11 +29032,11 @@
               <a:graphicData uri="http://schemas.openxmlformats.org/drawingml/2006/picture">
                 <pic:pic xmlns:pic="http://schemas.openxmlformats.org/drawingml/2006/picture">
                   <pic:nvPicPr>
-                    <pic:cNvPr id="1168797960" name=""/>
+                    <pic:cNvPr id="1" name=""/>
                     <pic:cNvPicPr/>
                   </pic:nvPicPr>
                   <pic:blipFill>
-                    <a:blip r:embed="rId22" cstate="print">
+                    <a:blip r:embed="rId22">
                       <a:extLst>
                         <a:ext uri="{28A0092B-C50C-407E-A947-70E740481C1C}">
                           <a14:useLocalDpi xmlns:a14="http://schemas.microsoft.com/office/drawing/2010/main" val="0"/>
@@ -29044,7 +29050,7 @@
                   <pic:spPr>
                     <a:xfrm>
                       <a:off x="0" y="0"/>
-                      <a:ext cx="4693085" cy="3240000"/>
+                      <a:ext cx="5580000" cy="3536077"/>
                     </a:xfrm>
                     <a:prstGeom prst="rect">
                       <a:avLst/>
@@ -29080,7 +29086,7 @@
         <w:t>- Người dùng cần đăng nhập tài khoản trước khi thực hiện các chức năng</w:t>
       </w:r>
       <w:r>
-        <w:t xml:space="preserve">: cập nhật hồ sơ, đặt hàng </w:t>
+        <w:t xml:space="preserve">: đặt hàng </w:t>
       </w:r>
       <w:r>
         <w:t xml:space="preserve">và </w:t>
@@ -29089,22 +29095,90 @@
         <w:t>thanh toán</w:t>
       </w:r>
       <w:r>
-        <w:t>. Tại trang chủ</w:t>
-      </w:r>
-      <w:r>
-        <w:t xml:space="preserve"> có</w:t>
-      </w:r>
-      <w:r>
-        <w:t xml:space="preserve"> thể </w:t>
-      </w:r>
-      <w:r>
-        <w:t xml:space="preserve">chỉ </w:t>
-      </w:r>
-      <w:r>
-        <w:t>xem, tìm kiếm sản phẩm mà không cần đăng nhập</w:t>
-      </w:r>
-      <w:r>
-        <w:t xml:space="preserve"> tài khoản.</w:t>
+        <w:t xml:space="preserve"> để hoàn thành mua hàng</w:t>
+      </w:r>
+      <w:r>
+        <w:t xml:space="preserve">. </w:t>
+      </w:r>
+    </w:p>
+    <w:p>
+      <w:pPr>
+        <w:pStyle w:val="BaoCao"/>
+      </w:pPr>
+      <w:r>
+        <w:lastRenderedPageBreak/>
+        <w:t xml:space="preserve">- </w:t>
+      </w:r>
+      <w:r>
+        <w:t>Tại trang chủ</w:t>
+      </w:r>
+      <w:r>
+        <w:t xml:space="preserve"> </w:t>
+      </w:r>
+      <w:r>
+        <w:t xml:space="preserve">khách hàng </w:t>
+      </w:r>
+      <w:r>
+        <w:t>có</w:t>
+      </w:r>
+      <w:r>
+        <w:t xml:space="preserve"> thể xem, tìm kiếm sản phẩm</w:t>
+      </w:r>
+      <w:r>
+        <w:t>, xem chi tiết sản phẩm</w:t>
+      </w:r>
+      <w:r>
+        <w:t xml:space="preserve"> mà không cần </w:t>
+      </w:r>
+      <w:r>
+        <w:t xml:space="preserve">phải </w:t>
+      </w:r>
+      <w:r>
+        <w:t>đăng nhậ</w:t>
+      </w:r>
+      <w:r>
+        <w:t>p</w:t>
+      </w:r>
+      <w:r>
+        <w:t>.</w:t>
+      </w:r>
+    </w:p>
+    <w:p>
+      <w:pPr>
+        <w:pStyle w:val="BaoCao"/>
+      </w:pPr>
+      <w:r>
+        <w:t xml:space="preserve">- </w:t>
+      </w:r>
+      <w:r>
+        <w:t xml:space="preserve">Chức năng cập nhật hồ sơ là tùy chọn </w:t>
+      </w:r>
+      <w:r>
+        <w:t xml:space="preserve">không bắt buộc </w:t>
+      </w:r>
+      <w:r>
+        <w:t>sau khi người dùng đăng nhập.</w:t>
+      </w:r>
+      <w:bookmarkStart w:id="217" w:name="_Toc214624504"/>
+    </w:p>
+    <w:p>
+      <w:pPr>
+        <w:pStyle w:val="BaoCao"/>
+      </w:pPr>
+      <w:r>
+        <w:t xml:space="preserve">- </w:t>
+      </w:r>
+      <w:r>
+        <w:t>Admin</w:t>
+      </w:r>
+      <w:r>
+        <w:t xml:space="preserve"> là người quản lý hệ thống</w:t>
+      </w:r>
+      <w:r>
+        <w:t xml:space="preserve"> các thông tin về: người dùng, sản phẩm, đơn hàng</w:t>
+      </w:r>
+      <w:r>
+        <w:t>…</w:t>
       </w:r>
     </w:p>
     <w:p>
@@ -29118,14 +29192,6 @@
         <w:rPr>
           <w:spacing w:val="-2"/>
         </w:rPr>
-        <w:br w:type="page"/>
-      </w:r>
-      <w:bookmarkStart w:id="205" w:name="_Toc214624504"/>
-      <w:r>
-        <w:rPr>
-          <w:spacing w:val="-2"/>
-        </w:rPr>
-        <w:lastRenderedPageBreak/>
         <w:t>4</w:t>
       </w:r>
       <w:r>
@@ -29191,7 +29257,7 @@
         </w:rPr>
         <w:t>n</w:t>
       </w:r>
-      <w:bookmarkEnd w:id="205"/>
+      <w:bookmarkEnd w:id="217"/>
     </w:p>
     <w:p>
       <w:pPr>
@@ -29207,7 +29273,7 @@
           <w:szCs w:val="26"/>
         </w:rPr>
       </w:pPr>
-      <w:bookmarkStart w:id="206" w:name="_Toc214624505"/>
+      <w:bookmarkStart w:id="218" w:name="_Toc214624505"/>
       <w:r>
         <w:rPr>
           <w:rFonts w:cs="Times New Roman"/>
@@ -29230,7 +29296,7 @@
         </w:rPr>
         <w:t>.2.4.1 Giao diện đăng nhập và đăng ký</w:t>
       </w:r>
-      <w:bookmarkEnd w:id="206"/>
+      <w:bookmarkEnd w:id="218"/>
     </w:p>
     <w:p>
       <w:pPr>
@@ -29315,7 +29381,7 @@
                                 <w:szCs w:val="26"/>
                               </w:rPr>
                             </w:pPr>
-                            <w:bookmarkStart w:id="207" w:name="_Toc214615955"/>
+                            <w:bookmarkStart w:id="219" w:name="_Toc214615955"/>
                             <w:r>
                               <w:rPr>
                                 <w:iCs w:val="0"/>
@@ -29380,7 +29446,7 @@
                               </w:rPr>
                               <w:t xml:space="preserve"> Giao diện đăng ký tài khoản</w:t>
                             </w:r>
-                            <w:bookmarkEnd w:id="207"/>
+                            <w:bookmarkEnd w:id="219"/>
                           </w:p>
                         </w:txbxContent>
                       </wps:txbx>
@@ -29579,7 +29645,6 @@
         <w:t xml:space="preserve"> Người dùng cần đăng ký tài khoản trước khi thực hiện mua sắm, các thông tin cần nhập vào form như: họ tên, tên đăng nhập, địa chỉ email, mật khẩu và xác nhận lại đúng mật khẩu.</w:t>
       </w:r>
     </w:p>
-    <w:bookmarkStart w:id="208" w:name="_Toc214624506"/>
     <w:p>
       <w:pPr>
         <w:pStyle w:val="Heading4"/>
@@ -29587,6 +29652,7 @@
           <w:i/>
         </w:rPr>
       </w:pPr>
+      <w:bookmarkStart w:id="221" w:name="_Toc214624506"/>
       <w:r>
         <w:rPr>
           <w:noProof/>
@@ -29641,7 +29707,7 @@
                                 <w:szCs w:val="26"/>
                               </w:rPr>
                             </w:pPr>
-                            <w:bookmarkStart w:id="209" w:name="_Toc214615956"/>
+                            <w:bookmarkStart w:id="222" w:name="_Toc214615956"/>
                             <w:r>
                               <w:rPr>
                                 <w:iCs w:val="0"/>
@@ -29706,7 +29772,7 @@
                               </w:rPr>
                               <w:t xml:space="preserve"> Giao diện trang quản trị</w:t>
                             </w:r>
-                            <w:bookmarkEnd w:id="209"/>
+                            <w:bookmarkEnd w:id="222"/>
                           </w:p>
                         </w:txbxContent>
                       </wps:txbx>
@@ -29990,7 +30056,7 @@
                                 <w:szCs w:val="26"/>
                               </w:rPr>
                             </w:pPr>
-                            <w:bookmarkStart w:id="210" w:name="_Toc214615957"/>
+                            <w:bookmarkStart w:id="224" w:name="_Toc214615957"/>
                             <w:r>
                               <w:rPr>
                                 <w:color w:val="000000" w:themeColor="text1"/>
@@ -30048,7 +30114,7 @@
                               </w:rPr>
                               <w:t xml:space="preserve"> Giao diện đăng nhập tài khoản</w:t>
                             </w:r>
-                            <w:bookmarkEnd w:id="210"/>
+                            <w:bookmarkEnd w:id="224"/>
                           </w:p>
                         </w:txbxContent>
                       </wps:txbx>
@@ -30158,7 +30224,7 @@
       <w:r>
         <w:t>.2.4.2 Giao diện trang quản trị</w:t>
       </w:r>
-      <w:bookmarkEnd w:id="208"/>
+      <w:bookmarkEnd w:id="221"/>
     </w:p>
     <w:p>
       <w:pPr>
@@ -30171,7 +30237,6 @@
         <w:t>Trang quản trị: Hiển thị các chức năng quản lý của Admin về tài khoản người dùng, sản phẩm, đơn hàng.</w:t>
       </w:r>
     </w:p>
-    <w:bookmarkStart w:id="211" w:name="_Toc214624507"/>
     <w:p>
       <w:pPr>
         <w:pStyle w:val="Heading4"/>
@@ -30186,6 +30251,7 @@
           <w:szCs w:val="26"/>
         </w:rPr>
       </w:pPr>
+      <w:bookmarkStart w:id="226" w:name="_Toc214624507"/>
       <w:r>
         <w:rPr>
           <w:noProof/>
@@ -30242,7 +30308,7 @@
                                 <w:szCs w:val="26"/>
                               </w:rPr>
                             </w:pPr>
-                            <w:bookmarkStart w:id="212" w:name="_Toc214615958"/>
+                            <w:bookmarkStart w:id="227" w:name="_Toc214615958"/>
                             <w:r>
                               <w:rPr>
                                 <w:iCs w:val="0"/>
@@ -30307,7 +30373,7 @@
                               </w:rPr>
                               <w:t xml:space="preserve"> Giao diện trang chủ</w:t>
                             </w:r>
-                            <w:bookmarkEnd w:id="212"/>
+                            <w:bookmarkEnd w:id="227"/>
                           </w:p>
                         </w:txbxContent>
                       </wps:txbx>
@@ -30331,7 +30397,7 @@
           </mc:Choice>
           <mc:Fallback>
             <w:pict>
-              <v:shape w14:anchorId="3B1AEA76" id="_x0000_s1047" type="#_x0000_t202" style="position:absolute;margin-left:160.7pt;margin-top:296.3pt;width:157.05pt;height:19.6pt;z-index:251757568;visibility:visible;mso-wrap-style:square;mso-width-percent:0;mso-height-percent:0;mso-wrap-distance-left:9pt;mso-wrap-distance-top:0;mso-wrap-distance-right:9pt;mso-wrap-distance-bottom:0;mso-position-horizontal:absolute;mso-position-horizontal-relative:margin;mso-position-vertical:absolute;mso-position-vertical-relative:text;mso-width-percent:0;mso-height-percent:0;mso-width-relative:margin;mso-height-relative:margin;v-text-anchor:top" o:gfxdata="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" stroked="f">
+              <v:shape w14:anchorId="3B1AEA76" id="_x0000_s1047" type="#_x0000_t202" style="position:absolute;margin-left:160.7pt;margin-top:296.3pt;width:157.05pt;height:19.6pt;z-index:251757568;visibility:visible;mso-wrap-style:square;mso-width-percent:0;mso-height-percent:0;mso-wrap-distance-left:9pt;mso-wrap-distance-top:0;mso-wrap-distance-right:9pt;mso-wrap-distance-bottom:0;mso-position-horizontal:absolute;mso-position-horizontal-relative:margin;mso-position-vertical:absolute;mso-position-vertical-relative:text;mso-width-percent:0;mso-height-percent:0;mso-width-relative:margin;mso-height-relative:margin;v-text-anchor:top" o:gfxdata="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" stroked="f">
                 <v:textbox inset="0,0,0,0">
                   <w:txbxContent>
                     <w:p>
@@ -30348,7 +30414,7 @@
                           <w:szCs w:val="26"/>
                         </w:rPr>
                       </w:pPr>
-                      <w:bookmarkStart w:id="213" w:name="_Toc214615958"/>
+                      <w:bookmarkStart w:id="228" w:name="_Toc214615958"/>
                       <w:r>
                         <w:rPr>
                           <w:iCs w:val="0"/>
@@ -30413,7 +30479,7 @@
                         </w:rPr>
                         <w:t xml:space="preserve"> Giao diện trang chủ</w:t>
                       </w:r>
-                      <w:bookmarkEnd w:id="213"/>
+                      <w:bookmarkEnd w:id="228"/>
                     </w:p>
                   </w:txbxContent>
                 </v:textbox>
@@ -30507,9 +30573,8 @@
         </w:rPr>
         <w:t>.2.4.3 Giao diện trang chủ</w:t>
       </w:r>
-      <w:bookmarkEnd w:id="211"/>
-    </w:p>
-    <w:bookmarkStart w:id="213" w:name="_Toc214624508"/>
+      <w:bookmarkEnd w:id="226"/>
+    </w:p>
     <w:p>
       <w:pPr>
         <w:pStyle w:val="Heading4"/>
@@ -30522,6 +30587,7 @@
           <w:szCs w:val="26"/>
         </w:rPr>
       </w:pPr>
+      <w:bookmarkStart w:id="229" w:name="_Toc214624508"/>
       <w:r>
         <w:rPr>
           <w:noProof/>
@@ -30577,7 +30643,7 @@
                                 <w:szCs w:val="26"/>
                               </w:rPr>
                             </w:pPr>
-                            <w:bookmarkStart w:id="214" w:name="_Toc214615959"/>
+                            <w:bookmarkStart w:id="230" w:name="_Toc214615959"/>
                             <w:r>
                               <w:rPr>
                                 <w:iCs w:val="0"/>
@@ -30642,7 +30708,7 @@
                               </w:rPr>
                               <w:t xml:space="preserve"> Giao diện trang chỉnh sửa thông tin người dùng</w:t>
                             </w:r>
-                            <w:bookmarkEnd w:id="214"/>
+                            <w:bookmarkEnd w:id="230"/>
                           </w:p>
                         </w:txbxContent>
                       </wps:txbx>
@@ -30666,7 +30732,7 @@
           </mc:Choice>
           <mc:Fallback>
             <w:pict>
-              <v:shape w14:anchorId="4D6D0507" id="_x0000_s1048" type="#_x0000_t202" style="position:absolute;margin-left:80.35pt;margin-top:597.6pt;width:299.9pt;height:16.05pt;z-index:-251556864;visibility:visible;mso-wrap-style:square;mso-width-percent:0;mso-height-percent:0;mso-wrap-distance-left:9pt;mso-wrap-distance-top:0;mso-wrap-distance-right:9pt;mso-wrap-distance-bottom:0;mso-position-horizontal:absolute;mso-position-horizontal-relative:margin;mso-position-vertical:absolute;mso-position-vertical-relative:text;mso-width-percent:0;mso-height-percent:0;mso-width-relative:margin;mso-height-relative:margin;v-text-anchor:top" o:gfxdata="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" stroked="f">
+              <v:shape w14:anchorId="4D6D0507" id="_x0000_s1048" type="#_x0000_t202" style="position:absolute;margin-left:80.35pt;margin-top:597.6pt;width:299.9pt;height:16.05pt;z-index:-251556864;visibility:visible;mso-wrap-style:square;mso-width-percent:0;mso-height-percent:0;mso-wrap-distance-left:9pt;mso-wrap-distance-top:0;mso-wrap-distance-right:9pt;mso-wrap-distance-bottom:0;mso-position-horizontal:absolute;mso-position-horizontal-relative:margin;mso-position-vertical:absolute;mso-position-vertical-relative:text;mso-width-percent:0;mso-height-percent:0;mso-width-relative:margin;mso-height-relative:margin;v-text-anchor:top" o:gfxdata="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" stroked="f">
                 <v:textbox inset="0,0,0,0">
                   <w:txbxContent>
                     <w:p>
@@ -30683,7 +30749,7 @@
                           <w:szCs w:val="26"/>
                         </w:rPr>
                       </w:pPr>
-                      <w:bookmarkStart w:id="216" w:name="_Toc214615959"/>
+                      <w:bookmarkStart w:id="231" w:name="_Toc214615959"/>
                       <w:r>
                         <w:rPr>
                           <w:iCs w:val="0"/>
@@ -30748,7 +30814,7 @@
                         </w:rPr>
                         <w:t xml:space="preserve"> Giao diện trang chỉnh sửa thông tin người dùng</w:t>
                       </w:r>
-                      <w:bookmarkEnd w:id="216"/>
+                      <w:bookmarkEnd w:id="231"/>
                     </w:p>
                   </w:txbxContent>
                 </v:textbox>
@@ -30864,7 +30930,7 @@
         </w:rPr>
         <w:t xml:space="preserve"> Giao diện trang chỉnh sửa thông tin người dùng</w:t>
       </w:r>
-      <w:bookmarkEnd w:id="213"/>
+      <w:bookmarkEnd w:id="229"/>
     </w:p>
     <w:p>
       <w:pPr>
@@ -30890,7 +30956,7 @@
       <w:pPr>
         <w:pStyle w:val="Heading4"/>
       </w:pPr>
-      <w:bookmarkStart w:id="215" w:name="_Toc214624509"/>
+      <w:bookmarkStart w:id="232" w:name="_Toc214624509"/>
       <w:r>
         <w:rPr>
           <w:noProof/>
@@ -30945,7 +31011,7 @@
                                 <w:szCs w:val="26"/>
                               </w:rPr>
                             </w:pPr>
-                            <w:bookmarkStart w:id="216" w:name="_Toc214615960"/>
+                            <w:bookmarkStart w:id="233" w:name="_Toc214615960"/>
                             <w:r>
                               <w:rPr>
                                 <w:iCs w:val="0"/>
@@ -31010,7 +31076,7 @@
                               </w:rPr>
                               <w:t xml:space="preserve"> Giao diện quản lý sản phẩm</w:t>
                             </w:r>
-                            <w:bookmarkEnd w:id="216"/>
+                            <w:bookmarkEnd w:id="233"/>
                           </w:p>
                         </w:txbxContent>
                       </wps:txbx>
@@ -31034,7 +31100,7 @@
           </mc:Choice>
           <mc:Fallback>
             <w:pict>
-              <v:shape w14:anchorId="524E43BE" id="_x0000_s1049" type="#_x0000_t202" style="position:absolute;margin-left:134.65pt;margin-top:278.95pt;width:201pt;height:18.4pt;z-index:251761664;visibility:visible;mso-wrap-style:square;mso-width-percent:0;mso-height-percent:0;mso-wrap-distance-left:9pt;mso-wrap-distance-top:0;mso-wrap-distance-right:9pt;mso-wrap-distance-bottom:0;mso-position-horizontal:absolute;mso-position-horizontal-relative:margin;mso-position-vertical:absolute;mso-position-vertical-relative:text;mso-width-percent:0;mso-height-percent:0;mso-width-relative:margin;mso-height-relative:margin;v-text-anchor:top" o:gfxdata="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" stroked="f">
+              <v:shape w14:anchorId="524E43BE" id="_x0000_s1049" type="#_x0000_t202" style="position:absolute;margin-left:134.65pt;margin-top:278.95pt;width:201pt;height:18.4pt;z-index:251761664;visibility:visible;mso-wrap-style:square;mso-width-percent:0;mso-height-percent:0;mso-wrap-distance-left:9pt;mso-wrap-distance-top:0;mso-wrap-distance-right:9pt;mso-wrap-distance-bottom:0;mso-position-horizontal:absolute;mso-position-horizontal-relative:margin;mso-position-vertical:absolute;mso-position-vertical-relative:text;mso-width-percent:0;mso-height-percent:0;mso-width-relative:margin;mso-height-relative:margin;v-text-anchor:top" o:gfxdata="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" stroked="f">
                 <v:textbox inset="0,0,0,0">
                   <w:txbxContent>
                     <w:p>
@@ -31049,7 +31115,7 @@
                           <w:szCs w:val="26"/>
                         </w:rPr>
                       </w:pPr>
-                      <w:bookmarkStart w:id="217" w:name="_Toc214615960"/>
+                      <w:bookmarkStart w:id="234" w:name="_Toc214615960"/>
                       <w:r>
                         <w:rPr>
                           <w:iCs w:val="0"/>
@@ -31114,7 +31180,7 @@
                         </w:rPr>
                         <w:t xml:space="preserve"> Giao diện quản lý sản phẩm</w:t>
                       </w:r>
-                      <w:bookmarkEnd w:id="217"/>
+                      <w:bookmarkEnd w:id="234"/>
                     </w:p>
                   </w:txbxContent>
                 </v:textbox>
@@ -31196,20 +31262,14 @@
       <w:r>
         <w:t xml:space="preserve"> Giao diện quản lý thông tin sản phẩm</w:t>
       </w:r>
-      <w:bookmarkEnd w:id="215"/>
+      <w:bookmarkEnd w:id="232"/>
     </w:p>
     <w:p>
       <w:pPr>
         <w:pStyle w:val="BaoCao"/>
       </w:pPr>
       <w:r>
-        <w:t xml:space="preserve">- </w:t>
-      </w:r>
-      <w:r>
-        <w:t>Quản trị viên quản lý danh sách sản phẩm thông qua giao diện quản lý sản phẩm và chọn thao tác xóa/chỉnh sửa, cập nhật các thông tin hiển thị của sản phẩm</w:t>
-      </w:r>
-      <w:r>
-        <w:t>.</w:t>
+        <w:t>- Quản trị viên quản lý danh sách sản phẩm thông qua giao diện quản lý sản phẩm và chọn thao tác xóa/chỉnh sửa, cập nhật các thông tin hiển thị của sản phẩm.</w:t>
       </w:r>
     </w:p>
     <w:p>
@@ -31226,7 +31286,7 @@
           <w:szCs w:val="26"/>
         </w:rPr>
       </w:pPr>
-      <w:bookmarkStart w:id="218" w:name="_Toc214624510"/>
+      <w:bookmarkStart w:id="235" w:name="_Toc214624510"/>
       <w:r>
         <w:rPr>
           <w:noProof/>
@@ -31282,7 +31342,7 @@
                                 <w:szCs w:val="26"/>
                               </w:rPr>
                             </w:pPr>
-                            <w:bookmarkStart w:id="219" w:name="_Toc214615961"/>
+                            <w:bookmarkStart w:id="236" w:name="_Toc214615961"/>
                             <w:r>
                               <w:rPr>
                                 <w:iCs w:val="0"/>
@@ -31347,7 +31407,7 @@
                               </w:rPr>
                               <w:t xml:space="preserve"> Giao diện sửa thông tin sản phẩm</w:t>
                             </w:r>
-                            <w:bookmarkEnd w:id="219"/>
+                            <w:bookmarkEnd w:id="236"/>
                           </w:p>
                         </w:txbxContent>
                       </wps:txbx>
@@ -31371,7 +31431,7 @@
           </mc:Choice>
           <mc:Fallback>
             <w:pict>
-              <v:shape w14:anchorId="43240D5C" id="_x0000_s1050" type="#_x0000_t202" style="position:absolute;margin-left:121.75pt;margin-top:272.5pt;width:226.7pt;height:16.05pt;z-index:251763712;visibility:visible;mso-wrap-style:square;mso-width-percent:0;mso-height-percent:0;mso-wrap-distance-left:9pt;mso-wrap-distance-top:0;mso-wrap-distance-right:9pt;mso-wrap-distance-bottom:0;mso-position-horizontal:absolute;mso-position-horizontal-relative:margin;mso-position-vertical:absolute;mso-position-vertical-relative:text;mso-width-percent:0;mso-height-percent:0;mso-width-relative:margin;mso-height-relative:margin;v-text-anchor:top" o:gfxdata="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" stroked="f">
+              <v:shape w14:anchorId="43240D5C" id="_x0000_s1050" type="#_x0000_t202" style="position:absolute;margin-left:121.75pt;margin-top:272.5pt;width:226.7pt;height:16.05pt;z-index:251763712;visibility:visible;mso-wrap-style:square;mso-width-percent:0;mso-height-percent:0;mso-wrap-distance-left:9pt;mso-wrap-distance-top:0;mso-wrap-distance-right:9pt;mso-wrap-distance-bottom:0;mso-position-horizontal:absolute;mso-position-horizontal-relative:margin;mso-position-vertical:absolute;mso-position-vertical-relative:text;mso-width-percent:0;mso-height-percent:0;mso-width-relative:margin;mso-height-relative:margin;v-text-anchor:top" o:gfxdata="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" stroked="f">
                 <v:textbox inset="0,0,0,0">
                   <w:txbxContent>
                     <w:p>
@@ -31388,7 +31448,7 @@
                           <w:szCs w:val="26"/>
                         </w:rPr>
                       </w:pPr>
-                      <w:bookmarkStart w:id="220" w:name="_Toc214615961"/>
+                      <w:bookmarkStart w:id="237" w:name="_Toc214615961"/>
                       <w:r>
                         <w:rPr>
                           <w:iCs w:val="0"/>
@@ -31453,7 +31513,7 @@
                         </w:rPr>
                         <w:t xml:space="preserve"> Giao diện sửa thông tin sản phẩm</w:t>
                       </w:r>
-                      <w:bookmarkEnd w:id="220"/>
+                      <w:bookmarkEnd w:id="237"/>
                     </w:p>
                   </w:txbxContent>
                 </v:textbox>
@@ -31575,7 +31635,7 @@
         </w:rPr>
         <w:t xml:space="preserve"> Giao diện sửa thông tin sản phẩm</w:t>
       </w:r>
-      <w:bookmarkEnd w:id="218"/>
+      <w:bookmarkEnd w:id="235"/>
     </w:p>
     <w:p>
       <w:pPr>
@@ -31600,11 +31660,11 @@
         <w:br w:type="page"/>
       </w:r>
     </w:p>
-    <w:bookmarkStart w:id="221" w:name="_Toc214624511"/>
     <w:p>
       <w:pPr>
         <w:pStyle w:val="Heading4"/>
       </w:pPr>
+      <w:bookmarkStart w:id="238" w:name="_Toc214624511"/>
       <w:r>
         <w:rPr>
           <w:noProof/>
@@ -31659,7 +31719,7 @@
                                 <w:szCs w:val="26"/>
                               </w:rPr>
                             </w:pPr>
-                            <w:bookmarkStart w:id="222" w:name="_Toc214615962"/>
+                            <w:bookmarkStart w:id="239" w:name="_Toc214615962"/>
                             <w:r>
                               <w:rPr>
                                 <w:iCs w:val="0"/>
@@ -31724,7 +31784,7 @@
                               </w:rPr>
                               <w:t xml:space="preserve"> Giao diện thêm mới sản phẩm</w:t>
                             </w:r>
-                            <w:bookmarkEnd w:id="222"/>
+                            <w:bookmarkEnd w:id="239"/>
                           </w:p>
                         </w:txbxContent>
                       </wps:txbx>
@@ -31910,7 +31970,7 @@
       <w:r>
         <w:t xml:space="preserve"> Giao diện thêm mới sản phẩm</w:t>
       </w:r>
-      <w:bookmarkEnd w:id="221"/>
+      <w:bookmarkEnd w:id="238"/>
     </w:p>
     <w:p>
       <w:pPr>
@@ -31938,7 +31998,7 @@
           <w:szCs w:val="26"/>
         </w:rPr>
       </w:pPr>
-      <w:bookmarkStart w:id="223" w:name="_Toc214624512"/>
+      <w:bookmarkStart w:id="241" w:name="_Toc214624512"/>
       <w:r>
         <w:rPr>
           <w:rFonts w:cs="Times New Roman"/>
@@ -32070,7 +32130,7 @@
                                 <w:szCs w:val="26"/>
                               </w:rPr>
                             </w:pPr>
-                            <w:bookmarkStart w:id="224" w:name="_Toc214615963"/>
+                            <w:bookmarkStart w:id="242" w:name="_Toc214615963"/>
                             <w:r>
                               <w:rPr>
                                 <w:iCs w:val="0"/>
@@ -32135,7 +32195,7 @@
                               </w:rPr>
                               <w:t xml:space="preserve"> Giao diện xem chi tiết sản phẩm</w:t>
                             </w:r>
-                            <w:bookmarkEnd w:id="224"/>
+                            <w:bookmarkEnd w:id="242"/>
                           </w:p>
                         </w:txbxContent>
                       </wps:txbx>
@@ -32295,7 +32355,7 @@
         </w:rPr>
         <w:t xml:space="preserve"> Giao diện chi tiết sản phẩm</w:t>
       </w:r>
-      <w:bookmarkEnd w:id="223"/>
+      <w:bookmarkEnd w:id="241"/>
     </w:p>
     <w:p>
       <w:pPr>
@@ -32305,21 +32365,19 @@
         <w:t>- Người dùng có thể chọn vào một sản phẩm ở trang chủ để xem các thông tin chi tiết.</w:t>
       </w:r>
     </w:p>
-    <w:bookmarkStart w:id="225" w:name="_Toc214624513"/>
     <w:p>
       <w:pPr>
         <w:pStyle w:val="Heading4"/>
         <w:rPr>
           <w:rFonts w:cs="Times New Roman"/>
-          <w:b w:val="0"/>
           <w:bCs/>
-          <w:i/>
           <w:iCs w:val="0"/>
           <w:color w:val="000000"/>
           <w:spacing w:val="-2"/>
           <w:szCs w:val="26"/>
         </w:rPr>
       </w:pPr>
+      <w:bookmarkStart w:id="244" w:name="_Toc214624513"/>
       <w:r>
         <w:rPr>
           <w:noProof/>
@@ -32328,13 +32386,13 @@
         <mc:AlternateContent>
           <mc:Choice Requires="wps">
             <w:drawing>
-              <wp:anchor distT="0" distB="0" distL="114300" distR="114300" simplePos="0" relativeHeight="251769856" behindDoc="0" locked="0" layoutInCell="1" allowOverlap="1" wp14:anchorId="7958B7E1" wp14:editId="669DA676">
+              <wp:anchor distT="0" distB="0" distL="114300" distR="114300" simplePos="0" relativeHeight="251769856" behindDoc="0" locked="0" layoutInCell="1" allowOverlap="1" wp14:anchorId="7958B7E1" wp14:editId="66C4B262">
                 <wp:simplePos x="0" y="0"/>
                 <wp:positionH relativeFrom="margin">
                   <wp:align>center</wp:align>
                 </wp:positionH>
                 <wp:positionV relativeFrom="paragraph">
-                  <wp:posOffset>3662365</wp:posOffset>
+                  <wp:posOffset>3427736</wp:posOffset>
                 </wp:positionV>
                 <wp:extent cx="3324225" cy="233680"/>
                 <wp:effectExtent l="0" t="0" r="9525" b="0"/>
@@ -32376,7 +32434,7 @@
                                 <w:szCs w:val="26"/>
                               </w:rPr>
                             </w:pPr>
-                            <w:bookmarkStart w:id="226" w:name="_Toc214615964"/>
+                            <w:bookmarkStart w:id="245" w:name="_Toc214615964"/>
                             <w:r>
                               <w:rPr>
                                 <w:iCs w:val="0"/>
@@ -32441,7 +32499,7 @@
                               </w:rPr>
                               <w:t xml:space="preserve"> Giao diện quản lý thông tin đơn hàng</w:t>
                             </w:r>
-                            <w:bookmarkEnd w:id="226"/>
+                            <w:bookmarkEnd w:id="245"/>
                           </w:p>
                         </w:txbxContent>
                       </wps:txbx>
@@ -32465,7 +32523,7 @@
           </mc:Choice>
           <mc:Fallback>
             <w:pict>
-              <v:shape w14:anchorId="7958B7E1" id="_x0000_s1053" type="#_x0000_t202" style="position:absolute;margin-left:0;margin-top:288.4pt;width:261.75pt;height:18.4pt;z-index:251769856;visibility:visible;mso-wrap-style:square;mso-width-percent:0;mso-height-percent:0;mso-wrap-distance-left:9pt;mso-wrap-distance-top:0;mso-wrap-distance-right:9pt;mso-wrap-distance-bottom:0;mso-position-horizontal:center;mso-position-horizontal-relative:margin;mso-position-vertical:absolute;mso-position-vertical-relative:text;mso-width-percent:0;mso-height-percent:0;mso-width-relative:margin;mso-height-relative:margin;v-text-anchor:top" o:gfxdata="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" stroked="f">
+              <v:shape w14:anchorId="7958B7E1" id="_x0000_s1053" type="#_x0000_t202" style="position:absolute;margin-left:0;margin-top:269.9pt;width:261.75pt;height:18.4pt;z-index:251769856;visibility:visible;mso-wrap-style:square;mso-width-percent:0;mso-height-percent:0;mso-wrap-distance-left:9pt;mso-wrap-distance-top:0;mso-wrap-distance-right:9pt;mso-wrap-distance-bottom:0;mso-position-horizontal:center;mso-position-horizontal-relative:margin;mso-position-vertical:absolute;mso-position-vertical-relative:text;mso-width-percent:0;mso-height-percent:0;mso-width-relative:margin;mso-height-relative:margin;v-text-anchor:top" o:gfxdata="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" stroked="f">
                 <v:textbox inset="0,0,0,0">
                   <w:txbxContent>
                     <w:p>
@@ -32570,22 +32628,22 @@
           <w:szCs w:val="26"/>
         </w:rPr>
         <w:drawing>
-          <wp:anchor distT="0" distB="0" distL="114300" distR="114300" simplePos="0" relativeHeight="251668480" behindDoc="1" locked="0" layoutInCell="1" allowOverlap="1" wp14:anchorId="4C97B9A6" wp14:editId="38B71BEA">
+          <wp:anchor distT="0" distB="0" distL="114300" distR="114300" simplePos="0" relativeHeight="251668480" behindDoc="1" locked="0" layoutInCell="1" allowOverlap="1" wp14:anchorId="4C97B9A6" wp14:editId="4AE8A249">
             <wp:simplePos x="0" y="0"/>
             <wp:positionH relativeFrom="margin">
               <wp:align>center</wp:align>
             </wp:positionH>
             <wp:positionV relativeFrom="page">
-              <wp:posOffset>989330</wp:posOffset>
+              <wp:posOffset>1027115</wp:posOffset>
             </wp:positionV>
-            <wp:extent cx="5759450" cy="3238500"/>
+            <wp:extent cx="5400000" cy="3036384"/>
             <wp:effectExtent l="0" t="0" r="0" b="0"/>
             <wp:wrapTight wrapText="bothSides">
               <wp:wrapPolygon edited="0">
                 <wp:start x="0" y="0"/>
-                <wp:lineTo x="0" y="21473"/>
-                <wp:lineTo x="21505" y="21473"/>
-                <wp:lineTo x="21505" y="0"/>
+                <wp:lineTo x="0" y="21415"/>
+                <wp:lineTo x="21491" y="21415"/>
+                <wp:lineTo x="21491" y="0"/>
                 <wp:lineTo x="0" y="0"/>
               </wp:wrapPolygon>
             </wp:wrapTight>
@@ -32615,7 +32673,7 @@
                   <pic:spPr>
                     <a:xfrm>
                       <a:off x="0" y="0"/>
-                      <a:ext cx="5759450" cy="3238500"/>
+                      <a:ext cx="5400000" cy="3036384"/>
                     </a:xfrm>
                     <a:prstGeom prst="rect">
                       <a:avLst/>
@@ -32677,9 +32735,16 @@
         </w:rPr>
         <w:t xml:space="preserve"> Giao diện quản lý thông tin đơn hàng</w:t>
       </w:r>
-      <w:bookmarkEnd w:id="225"/>
-    </w:p>
-    <w:bookmarkStart w:id="227" w:name="_Toc214624514"/>
+      <w:bookmarkEnd w:id="244"/>
+    </w:p>
+    <w:p>
+      <w:pPr>
+        <w:pStyle w:val="BaoCao"/>
+      </w:pPr>
+      <w:r>
+        <w:t>- Admin có thể theo dõi những đơn hàng đã được người dùng tạo để xử lý.</w:t>
+      </w:r>
+    </w:p>
     <w:p>
       <w:pPr>
         <w:pStyle w:val="Heading4"/>
@@ -32692,6 +32757,75 @@
           <w:szCs w:val="26"/>
         </w:rPr>
       </w:pPr>
+      <w:bookmarkStart w:id="247" w:name="_Toc214624514"/>
+      <w:r>
+        <w:rPr>
+          <w:rFonts w:cs="Times New Roman"/>
+          <w:b w:val="0"/>
+          <w:bCs/>
+          <w:i/>
+          <w:iCs w:val="0"/>
+          <w:noProof/>
+          <w:color w:val="000000"/>
+          <w:spacing w:val="-2"/>
+          <w:szCs w:val="26"/>
+        </w:rPr>
+        <w:drawing>
+          <wp:anchor distT="0" distB="0" distL="114300" distR="114300" simplePos="0" relativeHeight="251729920" behindDoc="1" locked="0" layoutInCell="1" allowOverlap="1" wp14:anchorId="14576F3D" wp14:editId="20A3AFC0">
+            <wp:simplePos x="0" y="0"/>
+            <wp:positionH relativeFrom="margin">
+              <wp:align>center</wp:align>
+            </wp:positionH>
+            <wp:positionV relativeFrom="page">
+              <wp:posOffset>5149535</wp:posOffset>
+            </wp:positionV>
+            <wp:extent cx="5400000" cy="3036173"/>
+            <wp:effectExtent l="0" t="0" r="0" b="0"/>
+            <wp:wrapTopAndBottom/>
+            <wp:docPr id="1817454110" name="Picture 1"/>
+            <wp:cNvGraphicFramePr>
+              <a:graphicFrameLocks xmlns:a="http://schemas.openxmlformats.org/drawingml/2006/main" noChangeAspect="1"/>
+            </wp:cNvGraphicFramePr>
+            <a:graphic xmlns:a="http://schemas.openxmlformats.org/drawingml/2006/main">
+              <a:graphicData uri="http://schemas.openxmlformats.org/drawingml/2006/picture">
+                <pic:pic xmlns:pic="http://schemas.openxmlformats.org/drawingml/2006/picture">
+                  <pic:nvPicPr>
+                    <pic:cNvPr id="1817454110" name=""/>
+                    <pic:cNvPicPr/>
+                  </pic:nvPicPr>
+                  <pic:blipFill>
+                    <a:blip r:embed="rId33" cstate="print">
+                      <a:extLst>
+                        <a:ext uri="{28A0092B-C50C-407E-A947-70E740481C1C}">
+                          <a14:useLocalDpi xmlns:a14="http://schemas.microsoft.com/office/drawing/2010/main" val="0"/>
+                        </a:ext>
+                      </a:extLst>
+                    </a:blip>
+                    <a:stretch>
+                      <a:fillRect/>
+                    </a:stretch>
+                  </pic:blipFill>
+                  <pic:spPr>
+                    <a:xfrm>
+                      <a:off x="0" y="0"/>
+                      <a:ext cx="5400000" cy="3036173"/>
+                    </a:xfrm>
+                    <a:prstGeom prst="rect">
+                      <a:avLst/>
+                    </a:prstGeom>
+                  </pic:spPr>
+                </pic:pic>
+              </a:graphicData>
+            </a:graphic>
+            <wp14:sizeRelH relativeFrom="margin">
+              <wp14:pctWidth>0</wp14:pctWidth>
+            </wp14:sizeRelH>
+            <wp14:sizeRelV relativeFrom="margin">
+              <wp14:pctHeight>0</wp14:pctHeight>
+            </wp14:sizeRelV>
+          </wp:anchor>
+        </w:drawing>
+      </w:r>
       <w:r>
         <w:rPr>
           <w:noProof/>
@@ -32699,13 +32833,13 @@
         <mc:AlternateContent>
           <mc:Choice Requires="wps">
             <w:drawing>
-              <wp:anchor distT="0" distB="0" distL="114300" distR="114300" simplePos="0" relativeHeight="251771904" behindDoc="0" locked="0" layoutInCell="1" allowOverlap="1" wp14:anchorId="0ED3A0A4" wp14:editId="14695DD5">
+              <wp:anchor distT="0" distB="0" distL="114300" distR="114300" simplePos="0" relativeHeight="251771904" behindDoc="0" locked="0" layoutInCell="1" allowOverlap="1" wp14:anchorId="0ED3A0A4" wp14:editId="4EBA7233">
                 <wp:simplePos x="0" y="0"/>
-                <wp:positionH relativeFrom="column">
-                  <wp:posOffset>1730947</wp:posOffset>
+                <wp:positionH relativeFrom="margin">
+                  <wp:align>center</wp:align>
                 </wp:positionH>
                 <wp:positionV relativeFrom="paragraph">
-                  <wp:posOffset>7356160</wp:posOffset>
+                  <wp:posOffset>3559621</wp:posOffset>
                 </wp:positionV>
                 <wp:extent cx="2771775" cy="196215"/>
                 <wp:effectExtent l="0" t="0" r="9525" b="0"/>
@@ -32747,7 +32881,7 @@
                                 <w:szCs w:val="26"/>
                               </w:rPr>
                             </w:pPr>
-                            <w:bookmarkStart w:id="228" w:name="_Toc214615965"/>
+                            <w:bookmarkStart w:id="248" w:name="_Toc214615965"/>
                             <w:r>
                               <w:rPr>
                                 <w:iCs w:val="0"/>
@@ -32812,7 +32946,7 @@
                               </w:rPr>
                               <w:t xml:space="preserve"> Giao diện tìm kiếm sản phẩm</w:t>
                             </w:r>
-                            <w:bookmarkEnd w:id="228"/>
+                            <w:bookmarkEnd w:id="248"/>
                           </w:p>
                         </w:txbxContent>
                       </wps:txbx>
@@ -32836,7 +32970,7 @@
           </mc:Choice>
           <mc:Fallback>
             <w:pict>
-              <v:shape w14:anchorId="0ED3A0A4" id="_x0000_s1054" type="#_x0000_t202" style="position:absolute;margin-left:136.3pt;margin-top:579.25pt;width:218.25pt;height:15.45pt;z-index:251771904;visibility:visible;mso-wrap-style:square;mso-width-percent:0;mso-height-percent:0;mso-wrap-distance-left:9pt;mso-wrap-distance-top:0;mso-wrap-distance-right:9pt;mso-wrap-distance-bottom:0;mso-position-horizontal:absolute;mso-position-horizontal-relative:text;mso-position-vertical:absolute;mso-position-vertical-relative:text;mso-width-percent:0;mso-height-percent:0;mso-width-relative:margin;mso-height-relative:margin;v-text-anchor:top" o:gfxdata="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" stroked="f">
+              <v:shape w14:anchorId="0ED3A0A4" id="_x0000_s1054" type="#_x0000_t202" style="position:absolute;margin-left:0;margin-top:280.3pt;width:218.25pt;height:15.45pt;z-index:251771904;visibility:visible;mso-wrap-style:square;mso-width-percent:0;mso-height-percent:0;mso-wrap-distance-left:9pt;mso-wrap-distance-top:0;mso-wrap-distance-right:9pt;mso-wrap-distance-bottom:0;mso-position-horizontal:center;mso-position-horizontal-relative:margin;mso-position-vertical:absolute;mso-position-vertical-relative:text;mso-width-percent:0;mso-height-percent:0;mso-width-relative:margin;mso-height-relative:margin;v-text-anchor:top" o:gfxdata="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" stroked="f">
                 <v:textbox inset="0,0,0,0">
                   <w:txbxContent>
                     <w:p>
@@ -32922,79 +33056,11 @@
                     </w:p>
                   </w:txbxContent>
                 </v:textbox>
-                <w10:wrap type="topAndBottom"/>
+                <w10:wrap type="topAndBottom" anchorx="margin"/>
               </v:shape>
             </w:pict>
           </mc:Fallback>
         </mc:AlternateContent>
-      </w:r>
-      <w:r>
-        <w:rPr>
-          <w:rFonts w:cs="Times New Roman"/>
-          <w:b w:val="0"/>
-          <w:bCs/>
-          <w:i/>
-          <w:iCs w:val="0"/>
-          <w:noProof/>
-          <w:color w:val="000000"/>
-          <w:spacing w:val="-2"/>
-          <w:szCs w:val="26"/>
-        </w:rPr>
-        <w:drawing>
-          <wp:anchor distT="0" distB="0" distL="114300" distR="114300" simplePos="0" relativeHeight="251729920" behindDoc="1" locked="0" layoutInCell="1" allowOverlap="1" wp14:anchorId="14576F3D" wp14:editId="2B7EC0CC">
-            <wp:simplePos x="0" y="0"/>
-            <wp:positionH relativeFrom="margin">
-              <wp:align>center</wp:align>
-            </wp:positionH>
-            <wp:positionV relativeFrom="page">
-              <wp:posOffset>4968371</wp:posOffset>
-            </wp:positionV>
-            <wp:extent cx="5760000" cy="3238584"/>
-            <wp:effectExtent l="0" t="0" r="0" b="0"/>
-            <wp:wrapTopAndBottom/>
-            <wp:docPr id="1817454110" name="Picture 1"/>
-            <wp:cNvGraphicFramePr>
-              <a:graphicFrameLocks xmlns:a="http://schemas.openxmlformats.org/drawingml/2006/main" noChangeAspect="1"/>
-            </wp:cNvGraphicFramePr>
-            <a:graphic xmlns:a="http://schemas.openxmlformats.org/drawingml/2006/main">
-              <a:graphicData uri="http://schemas.openxmlformats.org/drawingml/2006/picture">
-                <pic:pic xmlns:pic="http://schemas.openxmlformats.org/drawingml/2006/picture">
-                  <pic:nvPicPr>
-                    <pic:cNvPr id="1817454110" name=""/>
-                    <pic:cNvPicPr/>
-                  </pic:nvPicPr>
-                  <pic:blipFill>
-                    <a:blip r:embed="rId33" cstate="print">
-                      <a:extLst>
-                        <a:ext uri="{28A0092B-C50C-407E-A947-70E740481C1C}">
-                          <a14:useLocalDpi xmlns:a14="http://schemas.microsoft.com/office/drawing/2010/main" val="0"/>
-                        </a:ext>
-                      </a:extLst>
-                    </a:blip>
-                    <a:stretch>
-                      <a:fillRect/>
-                    </a:stretch>
-                  </pic:blipFill>
-                  <pic:spPr>
-                    <a:xfrm>
-                      <a:off x="0" y="0"/>
-                      <a:ext cx="5760000" cy="3238584"/>
-                    </a:xfrm>
-                    <a:prstGeom prst="rect">
-                      <a:avLst/>
-                    </a:prstGeom>
-                  </pic:spPr>
-                </pic:pic>
-              </a:graphicData>
-            </a:graphic>
-            <wp14:sizeRelH relativeFrom="margin">
-              <wp14:pctWidth>0</wp14:pctWidth>
-            </wp14:sizeRelH>
-            <wp14:sizeRelV relativeFrom="margin">
-              <wp14:pctHeight>0</wp14:pctHeight>
-            </wp14:sizeRelV>
-          </wp:anchor>
-        </w:drawing>
       </w:r>
       <w:r>
         <w:rPr>
@@ -33040,7 +33106,7 @@
         </w:rPr>
         <w:t xml:space="preserve"> Giao diện tìm kiếm sản phẩm</w:t>
       </w:r>
-      <w:bookmarkEnd w:id="227"/>
+      <w:bookmarkEnd w:id="247"/>
     </w:p>
     <w:p>
       <w:pPr>
@@ -33062,7 +33128,7 @@
           <w:szCs w:val="26"/>
         </w:rPr>
       </w:pPr>
-      <w:bookmarkStart w:id="229" w:name="_Toc214624515"/>
+      <w:bookmarkStart w:id="250" w:name="_Toc214624515"/>
       <w:r>
         <w:rPr>
           <w:noProof/>
@@ -33119,7 +33185,7 @@
                                 <w:szCs w:val="26"/>
                               </w:rPr>
                             </w:pPr>
-                            <w:bookmarkStart w:id="230" w:name="_Toc214615966"/>
+                            <w:bookmarkStart w:id="251" w:name="_Toc214615966"/>
                             <w:r>
                               <w:rPr>
                                 <w:iCs w:val="0"/>
@@ -33184,7 +33250,7 @@
                               </w:rPr>
                               <w:t xml:space="preserve"> Giao diện giỏ hàng</w:t>
                             </w:r>
-                            <w:bookmarkEnd w:id="230"/>
+                            <w:bookmarkEnd w:id="251"/>
                           </w:p>
                         </w:txbxContent>
                       </wps:txbx>
@@ -33208,7 +33274,7 @@
           </mc:Choice>
           <mc:Fallback>
             <w:pict>
-              <v:shape w14:anchorId="46502A73" id="_x0000_s1055" type="#_x0000_t202" style="position:absolute;margin-left:0;margin-top:281.25pt;width:165pt;height:17.5pt;z-index:251773952;visibility:visible;mso-wrap-style:square;mso-width-percent:0;mso-height-percent:0;mso-wrap-distance-left:9pt;mso-wrap-distance-top:0;mso-wrap-distance-right:9pt;mso-wrap-distance-bottom:0;mso-position-horizontal:center;mso-position-horizontal-relative:margin;mso-position-vertical:absolute;mso-position-vertical-relative:text;mso-width-percent:0;mso-height-percent:0;mso-width-relative:margin;mso-height-relative:margin;v-text-anchor:top" o:gfxdata="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" stroked="f">
+              <v:shape w14:anchorId="46502A73" id="_x0000_s1055" type="#_x0000_t202" style="position:absolute;margin-left:0;margin-top:281.25pt;width:165pt;height:17.5pt;z-index:251773952;visibility:visible;mso-wrap-style:square;mso-width-percent:0;mso-height-percent:0;mso-wrap-distance-left:9pt;mso-wrap-distance-top:0;mso-wrap-distance-right:9pt;mso-wrap-distance-bottom:0;mso-position-horizontal:center;mso-position-horizontal-relative:margin;mso-position-vertical:absolute;mso-position-vertical-relative:text;mso-width-percent:0;mso-height-percent:0;mso-width-relative:margin;mso-height-relative:margin;v-text-anchor:top" o:gfxdata="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" stroked="f">
                 <v:textbox inset="0,0,0,0">
                   <w:txbxContent>
                     <w:p>
@@ -33225,7 +33291,7 @@
                           <w:szCs w:val="26"/>
                         </w:rPr>
                       </w:pPr>
-                      <w:bookmarkStart w:id="231" w:name="_Toc214615966"/>
+                      <w:bookmarkStart w:id="252" w:name="_Toc214615966"/>
                       <w:r>
                         <w:rPr>
                           <w:iCs w:val="0"/>
@@ -33290,7 +33356,7 @@
                         </w:rPr>
                         <w:t xml:space="preserve"> Giao diện giỏ hàng</w:t>
                       </w:r>
-                      <w:bookmarkEnd w:id="231"/>
+                      <w:bookmarkEnd w:id="252"/>
                     </w:p>
                   </w:txbxContent>
                 </v:textbox>
@@ -33355,7 +33421,7 @@
         </w:rPr>
         <w:t xml:space="preserve"> Giao diện giỏ hàng</w:t>
       </w:r>
-      <w:bookmarkEnd w:id="229"/>
+      <w:bookmarkEnd w:id="250"/>
     </w:p>
     <w:p>
       <w:pPr>
@@ -33379,15 +33445,15 @@
           <w:szCs w:val="26"/>
         </w:rPr>
       </w:pPr>
-      <w:bookmarkStart w:id="232" w:name="_Toc214352010"/>
-      <w:bookmarkStart w:id="233" w:name="_Toc214360115"/>
-      <w:bookmarkStart w:id="234" w:name="_Toc214361050"/>
-      <w:bookmarkStart w:id="235" w:name="_Toc214361303"/>
-      <w:bookmarkStart w:id="236" w:name="_Toc214361965"/>
-      <w:bookmarkStart w:id="237" w:name="_Toc214363077"/>
-      <w:bookmarkStart w:id="238" w:name="_Toc214364288"/>
-      <w:bookmarkStart w:id="239" w:name="_Toc214367152"/>
-      <w:bookmarkStart w:id="240" w:name="_Toc214624516"/>
+      <w:bookmarkStart w:id="253" w:name="_Toc214352010"/>
+      <w:bookmarkStart w:id="254" w:name="_Toc214360115"/>
+      <w:bookmarkStart w:id="255" w:name="_Toc214361050"/>
+      <w:bookmarkStart w:id="256" w:name="_Toc214361303"/>
+      <w:bookmarkStart w:id="257" w:name="_Toc214361965"/>
+      <w:bookmarkStart w:id="258" w:name="_Toc214363077"/>
+      <w:bookmarkStart w:id="259" w:name="_Toc214364288"/>
+      <w:bookmarkStart w:id="260" w:name="_Toc214367152"/>
+      <w:bookmarkStart w:id="261" w:name="_Toc214624516"/>
       <w:r>
         <w:rPr>
           <w:noProof/>
@@ -33443,7 +33509,7 @@
                                 <w:szCs w:val="26"/>
                               </w:rPr>
                             </w:pPr>
-                            <w:bookmarkStart w:id="241" w:name="_Toc214615967"/>
+                            <w:bookmarkStart w:id="262" w:name="_Toc214615967"/>
                             <w:r>
                               <w:rPr>
                                 <w:iCs w:val="0"/>
@@ -33508,7 +33574,7 @@
                               </w:rPr>
                               <w:t xml:space="preserve"> Giao diện trang liên hệ</w:t>
                             </w:r>
-                            <w:bookmarkEnd w:id="241"/>
+                            <w:bookmarkEnd w:id="262"/>
                           </w:p>
                         </w:txbxContent>
                       </wps:txbx>
@@ -33532,7 +33598,7 @@
           </mc:Choice>
           <mc:Fallback>
             <w:pict>
-              <v:shape w14:anchorId="6CEB2866" id="_x0000_s1056" type="#_x0000_t202" style="position:absolute;margin-left:147.85pt;margin-top:274.5pt;width:174pt;height:16.05pt;z-index:-251540480;visibility:visible;mso-wrap-style:square;mso-width-percent:0;mso-height-percent:0;mso-wrap-distance-left:9pt;mso-wrap-distance-top:0;mso-wrap-distance-right:9pt;mso-wrap-distance-bottom:0;mso-position-horizontal:absolute;mso-position-horizontal-relative:margin;mso-position-vertical:absolute;mso-position-vertical-relative:text;mso-width-percent:0;mso-height-percent:0;mso-width-relative:margin;mso-height-relative:margin;v-text-anchor:top" o:gfxdata="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" stroked="f">
+              <v:shape w14:anchorId="6CEB2866" id="_x0000_s1056" type="#_x0000_t202" style="position:absolute;margin-left:147.85pt;margin-top:274.5pt;width:174pt;height:16.05pt;z-index:-251540480;visibility:visible;mso-wrap-style:square;mso-width-percent:0;mso-height-percent:0;mso-wrap-distance-left:9pt;mso-wrap-distance-top:0;mso-wrap-distance-right:9pt;mso-wrap-distance-bottom:0;mso-position-horizontal:absolute;mso-position-horizontal-relative:margin;mso-position-vertical:absolute;mso-position-vertical-relative:text;mso-width-percent:0;mso-height-percent:0;mso-width-relative:margin;mso-height-relative:margin;v-text-anchor:top" o:gfxdata="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" stroked="f">
                 <v:textbox inset="0,0,0,0">
                   <w:txbxContent>
                     <w:p>
@@ -33549,7 +33615,7 @@
                           <w:szCs w:val="26"/>
                         </w:rPr>
                       </w:pPr>
-                      <w:bookmarkStart w:id="242" w:name="_Toc214615967"/>
+                      <w:bookmarkStart w:id="263" w:name="_Toc214615967"/>
                       <w:r>
                         <w:rPr>
                           <w:iCs w:val="0"/>
@@ -33614,7 +33680,7 @@
                         </w:rPr>
                         <w:t xml:space="preserve"> Giao diện trang liên hệ</w:t>
                       </w:r>
-                      <w:bookmarkEnd w:id="242"/>
+                      <w:bookmarkEnd w:id="263"/>
                     </w:p>
                   </w:txbxContent>
                 </v:textbox>
@@ -33760,14 +33826,14 @@
           </wp:anchor>
         </w:drawing>
       </w:r>
-      <w:bookmarkEnd w:id="232"/>
-      <w:bookmarkEnd w:id="233"/>
-      <w:bookmarkEnd w:id="234"/>
-      <w:bookmarkEnd w:id="235"/>
-      <w:bookmarkEnd w:id="236"/>
-      <w:bookmarkEnd w:id="237"/>
-      <w:bookmarkEnd w:id="238"/>
-      <w:bookmarkEnd w:id="239"/>
+      <w:bookmarkEnd w:id="253"/>
+      <w:bookmarkEnd w:id="254"/>
+      <w:bookmarkEnd w:id="255"/>
+      <w:bookmarkEnd w:id="256"/>
+      <w:bookmarkEnd w:id="257"/>
+      <w:bookmarkEnd w:id="258"/>
+      <w:bookmarkEnd w:id="259"/>
+      <w:bookmarkEnd w:id="260"/>
       <w:r>
         <w:rPr>
           <w:rFonts w:cs="Times New Roman"/>
@@ -33823,7 +33889,7 @@
         </w:rPr>
         <w:t xml:space="preserve"> Giao diện trang liên hệ</w:t>
       </w:r>
-      <w:bookmarkEnd w:id="240"/>
+      <w:bookmarkEnd w:id="261"/>
     </w:p>
     <w:p>
       <w:pPr>
@@ -33833,7 +33899,7 @@
           <w:b/>
         </w:rPr>
       </w:pPr>
-      <w:bookmarkStart w:id="243" w:name="_Toc214624517"/>
+      <w:bookmarkStart w:id="264" w:name="_Toc214624517"/>
       <w:r>
         <w:rPr>
           <w:iCs/>
@@ -33844,6 +33910,12 @@
         <w:rPr>
           <w:iCs/>
         </w:rPr>
+        <w:t>,</w:t>
+      </w:r>
+      <w:r>
+        <w:rPr>
+          <w:iCs/>
+        </w:rPr>
         <w:t xml:space="preserve"> cửa hàng.</w:t>
       </w:r>
       <w:r>
@@ -33853,8 +33925,6 @@
         <w:br w:type="page"/>
       </w:r>
     </w:p>
-    <w:bookmarkStart w:id="244" w:name="_Toc214364289"/>
-    <w:bookmarkStart w:id="245" w:name="_Toc214367153"/>
     <w:p>
       <w:pPr>
         <w:pStyle w:val="Heading4"/>
@@ -33869,6 +33939,8 @@
           <w:szCs w:val="26"/>
         </w:rPr>
       </w:pPr>
+      <w:bookmarkStart w:id="265" w:name="_Toc214364289"/>
+      <w:bookmarkStart w:id="266" w:name="_Toc214367153"/>
       <w:r>
         <w:rPr>
           <w:noProof/>
@@ -33925,7 +33997,7 @@
                                 <w:szCs w:val="26"/>
                               </w:rPr>
                             </w:pPr>
-                            <w:bookmarkStart w:id="246" w:name="_Toc214615968"/>
+                            <w:bookmarkStart w:id="267" w:name="_Toc214615968"/>
                             <w:r>
                               <w:rPr>
                                 <w:iCs w:val="0"/>
@@ -33990,7 +34062,7 @@
                               </w:rPr>
                               <w:t xml:space="preserve"> Giao diện trang Profile thông tin người dùng</w:t>
                             </w:r>
-                            <w:bookmarkEnd w:id="246"/>
+                            <w:bookmarkEnd w:id="267"/>
                           </w:p>
                         </w:txbxContent>
                       </wps:txbx>
@@ -34106,8 +34178,8 @@
           </mc:Fallback>
         </mc:AlternateContent>
       </w:r>
-      <w:bookmarkEnd w:id="244"/>
-      <w:bookmarkEnd w:id="245"/>
+      <w:bookmarkEnd w:id="265"/>
+      <w:bookmarkEnd w:id="266"/>
       <w:r>
         <w:rPr>
           <w:i/>
@@ -34209,7 +34281,7 @@
         </w:rPr>
         <w:t>rofile thông tin người dùng</w:t>
       </w:r>
-      <w:bookmarkEnd w:id="243"/>
+      <w:bookmarkEnd w:id="264"/>
     </w:p>
     <w:p>
       <w:pPr>
@@ -34236,7 +34308,7 @@
           <w:rFonts w:cs="Times New Roman"/>
         </w:rPr>
       </w:pPr>
-      <w:bookmarkStart w:id="247" w:name="_Toc214624518"/>
+      <w:bookmarkStart w:id="269" w:name="_Toc214624518"/>
       <w:r>
         <w:rPr>
           <w:rFonts w:cs="Times New Roman"/>
@@ -34270,7 +34342,7 @@
         </w:rPr>
         <w:t>G 5: KẾT LUẬN VÀ HƯỚNG PHÁT TRIỂN</w:t>
       </w:r>
-      <w:bookmarkEnd w:id="247"/>
+      <w:bookmarkEnd w:id="269"/>
     </w:p>
     <w:p>
       <w:pPr>
@@ -34279,7 +34351,7 @@
           <w:rFonts w:cs="Times New Roman"/>
         </w:rPr>
       </w:pPr>
-      <w:bookmarkStart w:id="248" w:name="_Toc214624519"/>
+      <w:bookmarkStart w:id="270" w:name="_Toc214624519"/>
       <w:r>
         <w:rPr>
           <w:rFonts w:cs="Times New Roman"/>
@@ -34314,7 +34386,7 @@
         </w:rPr>
         <w:t>Các kết quả đạt được</w:t>
       </w:r>
-      <w:bookmarkEnd w:id="248"/>
+      <w:bookmarkEnd w:id="270"/>
     </w:p>
     <w:p>
       <w:pPr>
@@ -34715,7 +34787,7 @@
           <w:rFonts w:cs="Times New Roman"/>
         </w:rPr>
       </w:pPr>
-      <w:bookmarkStart w:id="249" w:name="_Toc214624520"/>
+      <w:bookmarkStart w:id="271" w:name="_Toc214624520"/>
       <w:r>
         <w:rPr>
           <w:rFonts w:cs="Times New Roman"/>
@@ -34897,20 +34969,20 @@
         </w:rPr>
         <w:t>iển</w:t>
       </w:r>
-      <w:bookmarkEnd w:id="249"/>
+      <w:bookmarkEnd w:id="271"/>
     </w:p>
     <w:p>
       <w:pPr>
         <w:pStyle w:val="Heading3"/>
       </w:pPr>
-      <w:bookmarkStart w:id="250" w:name="_Toc214624521"/>
+      <w:bookmarkStart w:id="272" w:name="_Toc214624521"/>
       <w:r>
         <w:t xml:space="preserve">5.2.1 </w:t>
       </w:r>
       <w:r>
         <w:t>Hạn chế:</w:t>
       </w:r>
-      <w:bookmarkEnd w:id="250"/>
+      <w:bookmarkEnd w:id="272"/>
     </w:p>
     <w:p>
       <w:pPr>
@@ -34932,7 +35004,7 @@
           <w:ilvl w:val="0"/>
           <w:numId w:val="30"/>
         </w:numPr>
-        <w:ind w:left="567" w:firstLine="0"/>
+        <w:ind w:left="0" w:firstLine="567"/>
       </w:pPr>
       <w:r>
         <w:t>Thiết kế cơ sở dữ liệu chưa được hoàn chỉnh</w:t>
@@ -34960,14 +35032,14 @@
       <w:pPr>
         <w:pStyle w:val="Heading3"/>
       </w:pPr>
-      <w:bookmarkStart w:id="251" w:name="_Toc214624522"/>
+      <w:bookmarkStart w:id="273" w:name="_Toc214624522"/>
       <w:r>
         <w:t xml:space="preserve">5.2.2 </w:t>
       </w:r>
       <w:r>
         <w:t>Hướng phát triển:</w:t>
       </w:r>
-      <w:bookmarkEnd w:id="251"/>
+      <w:bookmarkEnd w:id="273"/>
     </w:p>
     <w:p>
       <w:pPr>
@@ -34976,7 +35048,7 @@
           <w:ilvl w:val="0"/>
           <w:numId w:val="30"/>
         </w:numPr>
-        <w:ind w:left="567" w:firstLine="0"/>
+        <w:ind w:left="0" w:firstLine="567"/>
       </w:pPr>
       <w:r>
         <w:t xml:space="preserve">Sử dụng công nghệ </w:t>
@@ -35007,7 +35079,7 @@
           <w:ilvl w:val="0"/>
           <w:numId w:val="30"/>
         </w:numPr>
-        <w:ind w:left="567" w:firstLine="0"/>
+        <w:ind w:left="0" w:firstLine="567"/>
       </w:pPr>
       <w:r>
         <w:t>Phát triển thêm một số tính năng cho website như:</w:t>
@@ -35020,7 +35092,7 @@
           <w:ilvl w:val="0"/>
           <w:numId w:val="30"/>
         </w:numPr>
-        <w:ind w:left="567" w:firstLine="0"/>
+        <w:ind w:left="0" w:firstLine="567"/>
       </w:pPr>
       <w:r>
         <w:t>Khách hàng có thể trực tiếp hủy đơn hàng khi đã đặt mà không cần thông qua người quản trị.</w:t>
@@ -35033,7 +35105,7 @@
           <w:ilvl w:val="0"/>
           <w:numId w:val="30"/>
         </w:numPr>
-        <w:ind w:left="567" w:firstLine="0"/>
+        <w:ind w:left="0" w:firstLine="567"/>
       </w:pPr>
       <w:r>
         <w:t>Cho phép xem lại các lịch sử đơn hàng.</w:t>
@@ -35046,7 +35118,7 @@
           <w:ilvl w:val="0"/>
           <w:numId w:val="30"/>
         </w:numPr>
-        <w:ind w:left="567" w:firstLine="0"/>
+        <w:ind w:left="0" w:firstLine="567"/>
       </w:pPr>
       <w:r>
         <w:t>Quản lý việc khách hàng gửi email để phản hồi.</w:t>
@@ -35059,7 +35131,7 @@
           <w:ilvl w:val="0"/>
           <w:numId w:val="30"/>
         </w:numPr>
-        <w:ind w:left="567" w:firstLine="0"/>
+        <w:ind w:left="0" w:firstLine="567"/>
       </w:pPr>
       <w:r>
         <w:t>Bảo mật nâng cao cho trang web.</w:t>
@@ -35072,7 +35144,7 @@
           <w:ilvl w:val="0"/>
           <w:numId w:val="30"/>
         </w:numPr>
-        <w:ind w:left="567" w:firstLine="0"/>
+        <w:ind w:left="0" w:firstLine="567"/>
       </w:pPr>
       <w:r>
         <w:t>Hoàn thiện các chức năng nâng cao: xử lý đơn đặt hàng, thanh toán, giao hàng.</w:t>
@@ -35110,7 +35182,7 @@
           <w:bCs w:val="0"/>
         </w:rPr>
       </w:pPr>
-      <w:bookmarkStart w:id="252" w:name="_Toc214624523"/>
+      <w:bookmarkStart w:id="274" w:name="_Toc214624523"/>
       <w:r>
         <w:rPr>
           <w:rFonts w:eastAsia="Times New Roman" w:cs="Times New Roman"/>
@@ -35231,7 +35303,7 @@
         </w:rPr>
         <w:t>O</w:t>
       </w:r>
-      <w:bookmarkEnd w:id="252"/>
+      <w:bookmarkEnd w:id="274"/>
     </w:p>
     <w:p>
       <w:pPr>
@@ -35342,7 +35414,7 @@
 </file>
 
 <file path=word/endnotes.xml><?xml version="1.0" encoding="utf-8"?>
-<w:endnotes xmlns:wpc="http://schemas.microsoft.com/office/word/2010/wordprocessingCanvas" xmlns:cx="http://schemas.microsoft.com/office/drawing/2014/chartex" xmlns:cx1="http://schemas.microsoft.com/office/drawing/2015/9/8/chartex" xmlns:cx2="http://schemas.microsoft.com/office/drawing/2015/10/21/chartex" xmlns:cx3="http://schemas.microsoft.com/office/drawing/2016/5/9/chartex" xmlns:cx4="http://schemas.microsoft.com/office/drawing/2016/5/10/chartex" xmlns:cx5="http://schemas.microsoft.com/office/drawing/2016/5/11/chartex" xmlns:cx6="http://schemas.microsoft.com/office/drawing/2016/5/12/chartex" xmlns:cx7="http://schemas.microsoft.com/office/drawing/2016/5/13/chartex" xmlns:cx8="http://schemas.microsoft.com/office/drawing/2016/5/14/chartex" xmlns:mc="http://schemas.openxmlformats.org/markup-compatibility/2006" xmlns:aink="http://schemas.microsoft.com/office/drawing/2016/ink" xmlns:am3d="http://schemas.microsoft.com/office/drawing/2017/model3d" xmlns:o="urn:schemas-microsoft-com:office:office" xmlns:oel="http://schemas.microsoft.com/office/2019/extlst" xmlns:r="http://schemas.openxmlformats.org/officeDocument/2006/relationships" xmlns:m="http://schemas.openxmlformats.org/officeDocument/2006/math" xmlns:v="urn:schemas-microsoft-com:vml" xmlns:wp14="http://schemas.microsoft.com/office/word/2010/wordprocessingDrawing" xmlns:wp="http://schemas.openxmlformats.org/drawingml/2006/wordprocessingDrawing" xmlns:w10="urn:schemas-microsoft-com:office:word" xmlns:w="http://schemas.openxmlformats.org/wordprocessingml/2006/main" xmlns:w14="http://schemas.microsoft.com/office/word/2010/wordml" xmlns:w15="http://schemas.microsoft.com/office/word/2012/wordml" xmlns:w16cex="http://schemas.microsoft.com/office/word/2018/wordml/cex" xmlns:w16cid="http://schemas.microsoft.com/office/word/2016/wordml/cid" xmlns:w16="http://schemas.microsoft.com/office/word/2018/wordml" xmlns:w16du="http://schemas.microsoft.com/office/word/2023/wordml/word16du" xmlns:w16sdtdh="http://schemas.microsoft.com/office/word/2020/wordml/sdtdatahash" xmlns:w16sdtfl="http://schemas.microsoft.com/office/word/2024/wordml/sdtformatlock" xmlns:w16se="http://schemas.microsoft.com/office/word/2015/wordml/symex" xmlns:wpg="http://schemas.microsoft.com/office/word/2010/wordprocessingGroup" xmlns:wpi="http://schemas.microsoft.com/office/word/2010/wordprocessingInk" xmlns:wne="http://schemas.microsoft.com/office/word/2006/wordml" xmlns:wps="http://schemas.microsoft.com/office/word/2010/wordprocessingShape" mc:Ignorable="w14 w15 w16se w16cid w16 w16cex w16sdtdh w16sdtfl w16du wp14">
+<w:endnotes xmlns:wpc="http://schemas.microsoft.com/office/word/2010/wordprocessingCanvas" xmlns:cx="http://schemas.microsoft.com/office/drawing/2014/chartex" xmlns:mc="http://schemas.openxmlformats.org/markup-compatibility/2006" xmlns:o="urn:schemas-microsoft-com:office:office" xmlns:r="http://schemas.openxmlformats.org/officeDocument/2006/relationships" xmlns:m="http://schemas.openxmlformats.org/officeDocument/2006/math" xmlns:v="urn:schemas-microsoft-com:vml" xmlns:wp14="http://schemas.microsoft.com/office/word/2010/wordprocessingDrawing" xmlns:wp="http://schemas.openxmlformats.org/drawingml/2006/wordprocessingDrawing" xmlns:w10="urn:schemas-microsoft-com:office:word" xmlns:w="http://schemas.openxmlformats.org/wordprocessingml/2006/main" xmlns:w14="http://schemas.microsoft.com/office/word/2010/wordml" xmlns:w15="http://schemas.microsoft.com/office/word/2012/wordml" xmlns:w16se="http://schemas.microsoft.com/office/word/2015/wordml/symex" xmlns:wpg="http://schemas.microsoft.com/office/word/2010/wordprocessingGroup" xmlns:wpi="http://schemas.microsoft.com/office/word/2010/wordprocessingInk" xmlns:wne="http://schemas.microsoft.com/office/word/2006/wordml" xmlns:wps="http://schemas.microsoft.com/office/word/2010/wordprocessingShape" mc:Ignorable="w14 w15 w16se wp14">
   <w:endnote w:type="separator" w:id="-1">
     <w:p>
       <w:r>
@@ -35361,7 +35433,7 @@
 </file>
 
 <file path=word/footer1.xml><?xml version="1.0" encoding="utf-8"?>
-<w:ftr xmlns:wpc="http://schemas.microsoft.com/office/word/2010/wordprocessingCanvas" xmlns:cx="http://schemas.microsoft.com/office/drawing/2014/chartex" xmlns:cx1="http://schemas.microsoft.com/office/drawing/2015/9/8/chartex" xmlns:cx2="http://schemas.microsoft.com/office/drawing/2015/10/21/chartex" xmlns:cx3="http://schemas.microsoft.com/office/drawing/2016/5/9/chartex" xmlns:cx4="http://schemas.microsoft.com/office/drawing/2016/5/10/chartex" xmlns:cx5="http://schemas.microsoft.com/office/drawing/2016/5/11/chartex" xmlns:cx6="http://schemas.microsoft.com/office/drawing/2016/5/12/chartex" xmlns:cx7="http://schemas.microsoft.com/office/drawing/2016/5/13/chartex" xmlns:cx8="http://schemas.microsoft.com/office/drawing/2016/5/14/chartex" xmlns:mc="http://schemas.openxmlformats.org/markup-compatibility/2006" xmlns:aink="http://schemas.microsoft.com/office/drawing/2016/ink" xmlns:am3d="http://schemas.microsoft.com/office/drawing/2017/model3d" xmlns:o="urn:schemas-microsoft-com:office:office" xmlns:oel="http://schemas.microsoft.com/office/2019/extlst" xmlns:r="http://schemas.openxmlformats.org/officeDocument/2006/relationships" xmlns:m="http://schemas.openxmlformats.org/officeDocument/2006/math" xmlns:v="urn:schemas-microsoft-com:vml" xmlns:wp14="http://schemas.microsoft.com/office/word/2010/wordprocessingDrawing" xmlns:wp="http://schemas.openxmlformats.org/drawingml/2006/wordprocessingDrawing" xmlns:w10="urn:schemas-microsoft-com:office:word" xmlns:w="http://schemas.openxmlformats.org/wordprocessingml/2006/main" xmlns:w14="http://schemas.microsoft.com/office/word/2010/wordml" xmlns:w15="http://schemas.microsoft.com/office/word/2012/wordml" xmlns:w16cex="http://schemas.microsoft.com/office/word/2018/wordml/cex" xmlns:w16cid="http://schemas.microsoft.com/office/word/2016/wordml/cid" xmlns:w16="http://schemas.microsoft.com/office/word/2018/wordml" xmlns:w16du="http://schemas.microsoft.com/office/word/2023/wordml/word16du" xmlns:w16sdtdh="http://schemas.microsoft.com/office/word/2020/wordml/sdtdatahash" xmlns:w16sdtfl="http://schemas.microsoft.com/office/word/2024/wordml/sdtformatlock" xmlns:w16se="http://schemas.microsoft.com/office/word/2015/wordml/symex" xmlns:wpg="http://schemas.microsoft.com/office/word/2010/wordprocessingGroup" xmlns:wpi="http://schemas.microsoft.com/office/word/2010/wordprocessingInk" xmlns:wne="http://schemas.microsoft.com/office/word/2006/wordml" xmlns:wps="http://schemas.microsoft.com/office/word/2010/wordprocessingShape" mc:Ignorable="w14 w15 w16se w16cid w16 w16cex w16sdtdh w16sdtfl w16du wp14">
+<w:ftr xmlns:wpc="http://schemas.microsoft.com/office/word/2010/wordprocessingCanvas" xmlns:cx="http://schemas.microsoft.com/office/drawing/2014/chartex" xmlns:mc="http://schemas.openxmlformats.org/markup-compatibility/2006" xmlns:o="urn:schemas-microsoft-com:office:office" xmlns:r="http://schemas.openxmlformats.org/officeDocument/2006/relationships" xmlns:m="http://schemas.openxmlformats.org/officeDocument/2006/math" xmlns:v="urn:schemas-microsoft-com:vml" xmlns:wp14="http://schemas.microsoft.com/office/word/2010/wordprocessingDrawing" xmlns:wp="http://schemas.openxmlformats.org/drawingml/2006/wordprocessingDrawing" xmlns:w10="urn:schemas-microsoft-com:office:word" xmlns:w="http://schemas.openxmlformats.org/wordprocessingml/2006/main" xmlns:w14="http://schemas.microsoft.com/office/word/2010/wordml" xmlns:w15="http://schemas.microsoft.com/office/word/2012/wordml" xmlns:w16se="http://schemas.microsoft.com/office/word/2015/wordml/symex" xmlns:wpg="http://schemas.microsoft.com/office/word/2010/wordprocessingGroup" xmlns:wpi="http://schemas.microsoft.com/office/word/2010/wordprocessingInk" xmlns:wne="http://schemas.microsoft.com/office/word/2006/wordml" xmlns:wps="http://schemas.microsoft.com/office/word/2010/wordprocessingShape" mc:Ignorable="w14 w15 w16se wp14">
   <w:p>
     <w:pPr>
       <w:pStyle w:val="Footer"/>
@@ -35404,7 +35476,7 @@
 </file>
 
 <file path=word/footer2.xml><?xml version="1.0" encoding="utf-8"?>
-<w:ftr xmlns:wpc="http://schemas.microsoft.com/office/word/2010/wordprocessingCanvas" xmlns:cx="http://schemas.microsoft.com/office/drawing/2014/chartex" xmlns:cx1="http://schemas.microsoft.com/office/drawing/2015/9/8/chartex" xmlns:cx2="http://schemas.microsoft.com/office/drawing/2015/10/21/chartex" xmlns:cx3="http://schemas.microsoft.com/office/drawing/2016/5/9/chartex" xmlns:cx4="http://schemas.microsoft.com/office/drawing/2016/5/10/chartex" xmlns:cx5="http://schemas.microsoft.com/office/drawing/2016/5/11/chartex" xmlns:cx6="http://schemas.microsoft.com/office/drawing/2016/5/12/chartex" xmlns:cx7="http://schemas.microsoft.com/office/drawing/2016/5/13/chartex" xmlns:cx8="http://schemas.microsoft.com/office/drawing/2016/5/14/chartex" xmlns:mc="http://schemas.openxmlformats.org/markup-compatibility/2006" xmlns:aink="http://schemas.microsoft.com/office/drawing/2016/ink" xmlns:am3d="http://schemas.microsoft.com/office/drawing/2017/model3d" xmlns:o="urn:schemas-microsoft-com:office:office" xmlns:oel="http://schemas.microsoft.com/office/2019/extlst" xmlns:r="http://schemas.openxmlformats.org/officeDocument/2006/relationships" xmlns:m="http://schemas.openxmlformats.org/officeDocument/2006/math" xmlns:v="urn:schemas-microsoft-com:vml" xmlns:wp14="http://schemas.microsoft.com/office/word/2010/wordprocessingDrawing" xmlns:wp="http://schemas.openxmlformats.org/drawingml/2006/wordprocessingDrawing" xmlns:w10="urn:schemas-microsoft-com:office:word" xmlns:w="http://schemas.openxmlformats.org/wordprocessingml/2006/main" xmlns:w14="http://schemas.microsoft.com/office/word/2010/wordml" xmlns:w15="http://schemas.microsoft.com/office/word/2012/wordml" xmlns:w16cex="http://schemas.microsoft.com/office/word/2018/wordml/cex" xmlns:w16cid="http://schemas.microsoft.com/office/word/2016/wordml/cid" xmlns:w16="http://schemas.microsoft.com/office/word/2018/wordml" xmlns:w16du="http://schemas.microsoft.com/office/word/2023/wordml/word16du" xmlns:w16sdtdh="http://schemas.microsoft.com/office/word/2020/wordml/sdtdatahash" xmlns:w16sdtfl="http://schemas.microsoft.com/office/word/2024/wordml/sdtformatlock" xmlns:w16se="http://schemas.microsoft.com/office/word/2015/wordml/symex" xmlns:wpg="http://schemas.microsoft.com/office/word/2010/wordprocessingGroup" xmlns:wpi="http://schemas.microsoft.com/office/word/2010/wordprocessingInk" xmlns:wne="http://schemas.microsoft.com/office/word/2006/wordml" xmlns:wps="http://schemas.microsoft.com/office/word/2010/wordprocessingShape" mc:Ignorable="w14 w15 w16se w16cid w16 w16cex w16sdtdh w16sdtfl w16du wp14">
+<w:ftr xmlns:wpc="http://schemas.microsoft.com/office/word/2010/wordprocessingCanvas" xmlns:cx="http://schemas.microsoft.com/office/drawing/2014/chartex" xmlns:mc="http://schemas.openxmlformats.org/markup-compatibility/2006" xmlns:o="urn:schemas-microsoft-com:office:office" xmlns:r="http://schemas.openxmlformats.org/officeDocument/2006/relationships" xmlns:m="http://schemas.openxmlformats.org/officeDocument/2006/math" xmlns:v="urn:schemas-microsoft-com:vml" xmlns:wp14="http://schemas.microsoft.com/office/word/2010/wordprocessingDrawing" xmlns:wp="http://schemas.openxmlformats.org/drawingml/2006/wordprocessingDrawing" xmlns:w10="urn:schemas-microsoft-com:office:word" xmlns:w="http://schemas.openxmlformats.org/wordprocessingml/2006/main" xmlns:w14="http://schemas.microsoft.com/office/word/2010/wordml" xmlns:w15="http://schemas.microsoft.com/office/word/2012/wordml" xmlns:w16se="http://schemas.microsoft.com/office/word/2015/wordml/symex" xmlns:wpg="http://schemas.microsoft.com/office/word/2010/wordprocessingGroup" xmlns:wpi="http://schemas.microsoft.com/office/word/2010/wordprocessingInk" xmlns:wne="http://schemas.microsoft.com/office/word/2006/wordml" xmlns:wps="http://schemas.microsoft.com/office/word/2010/wordprocessingShape" mc:Ignorable="w14 w15 w16se wp14">
   <w:p>
     <w:pPr>
       <w:pStyle w:val="Footer"/>
@@ -35451,7 +35523,7 @@
           <w:rPr>
             <w:noProof/>
           </w:rPr>
-          <w:t>29</w:t>
+          <w:t>27</w:t>
         </w:r>
         <w:r>
           <w:rPr>
@@ -35475,7 +35547,7 @@
 </file>
 
 <file path=word/footnotes.xml><?xml version="1.0" encoding="utf-8"?>
-<w:footnotes xmlns:wpc="http://schemas.microsoft.com/office/word/2010/wordprocessingCanvas" xmlns:cx="http://schemas.microsoft.com/office/drawing/2014/chartex" xmlns:cx1="http://schemas.microsoft.com/office/drawing/2015/9/8/chartex" xmlns:cx2="http://schemas.microsoft.com/office/drawing/2015/10/21/chartex" xmlns:cx3="http://schemas.microsoft.com/office/drawing/2016/5/9/chartex" xmlns:cx4="http://schemas.microsoft.com/office/drawing/2016/5/10/chartex" xmlns:cx5="http://schemas.microsoft.com/office/drawing/2016/5/11/chartex" xmlns:cx6="http://schemas.microsoft.com/office/drawing/2016/5/12/chartex" xmlns:cx7="http://schemas.microsoft.com/office/drawing/2016/5/13/chartex" xmlns:cx8="http://schemas.microsoft.com/office/drawing/2016/5/14/chartex" xmlns:mc="http://schemas.openxmlformats.org/markup-compatibility/2006" xmlns:aink="http://schemas.microsoft.com/office/drawing/2016/ink" xmlns:am3d="http://schemas.microsoft.com/office/drawing/2017/model3d" xmlns:o="urn:schemas-microsoft-com:office:office" xmlns:oel="http://schemas.microsoft.com/office/2019/extlst" xmlns:r="http://schemas.openxmlformats.org/officeDocument/2006/relationships" xmlns:m="http://schemas.openxmlformats.org/officeDocument/2006/math" xmlns:v="urn:schemas-microsoft-com:vml" xmlns:wp14="http://schemas.microsoft.com/office/word/2010/wordprocessingDrawing" xmlns:wp="http://schemas.openxmlformats.org/drawingml/2006/wordprocessingDrawing" xmlns:w10="urn:schemas-microsoft-com:office:word" xmlns:w="http://schemas.openxmlformats.org/wordprocessingml/2006/main" xmlns:w14="http://schemas.microsoft.com/office/word/2010/wordml" xmlns:w15="http://schemas.microsoft.com/office/word/2012/wordml" xmlns:w16cex="http://schemas.microsoft.com/office/word/2018/wordml/cex" xmlns:w16cid="http://schemas.microsoft.com/office/word/2016/wordml/cid" xmlns:w16="http://schemas.microsoft.com/office/word/2018/wordml" xmlns:w16du="http://schemas.microsoft.com/office/word/2023/wordml/word16du" xmlns:w16sdtdh="http://schemas.microsoft.com/office/word/2020/wordml/sdtdatahash" xmlns:w16sdtfl="http://schemas.microsoft.com/office/word/2024/wordml/sdtformatlock" xmlns:w16se="http://schemas.microsoft.com/office/word/2015/wordml/symex" xmlns:wpg="http://schemas.microsoft.com/office/word/2010/wordprocessingGroup" xmlns:wpi="http://schemas.microsoft.com/office/word/2010/wordprocessingInk" xmlns:wne="http://schemas.microsoft.com/office/word/2006/wordml" xmlns:wps="http://schemas.microsoft.com/office/word/2010/wordprocessingShape" mc:Ignorable="w14 w15 w16se w16cid w16 w16cex w16sdtdh w16sdtfl w16du wp14">
+<w:footnotes xmlns:wpc="http://schemas.microsoft.com/office/word/2010/wordprocessingCanvas" xmlns:cx="http://schemas.microsoft.com/office/drawing/2014/chartex" xmlns:mc="http://schemas.openxmlformats.org/markup-compatibility/2006" xmlns:o="urn:schemas-microsoft-com:office:office" xmlns:r="http://schemas.openxmlformats.org/officeDocument/2006/relationships" xmlns:m="http://schemas.openxmlformats.org/officeDocument/2006/math" xmlns:v="urn:schemas-microsoft-com:vml" xmlns:wp14="http://schemas.microsoft.com/office/word/2010/wordprocessingDrawing" xmlns:wp="http://schemas.openxmlformats.org/drawingml/2006/wordprocessingDrawing" xmlns:w10="urn:schemas-microsoft-com:office:word" xmlns:w="http://schemas.openxmlformats.org/wordprocessingml/2006/main" xmlns:w14="http://schemas.microsoft.com/office/word/2010/wordml" xmlns:w15="http://schemas.microsoft.com/office/word/2012/wordml" xmlns:w16se="http://schemas.microsoft.com/office/word/2015/wordml/symex" xmlns:wpg="http://schemas.microsoft.com/office/word/2010/wordprocessingGroup" xmlns:wpi="http://schemas.microsoft.com/office/word/2010/wordprocessingInk" xmlns:wne="http://schemas.microsoft.com/office/word/2006/wordml" xmlns:wps="http://schemas.microsoft.com/office/word/2010/wordprocessingShape" mc:Ignorable="w14 w15 w16se wp14">
   <w:footnote w:type="separator" w:id="-1">
     <w:p>
       <w:r>
@@ -35494,7 +35566,7 @@
 </file>
 
 <file path=word/header1.xml><?xml version="1.0" encoding="utf-8"?>
-<w:hdr xmlns:wpc="http://schemas.microsoft.com/office/word/2010/wordprocessingCanvas" xmlns:cx="http://schemas.microsoft.com/office/drawing/2014/chartex" xmlns:cx1="http://schemas.microsoft.com/office/drawing/2015/9/8/chartex" xmlns:cx2="http://schemas.microsoft.com/office/drawing/2015/10/21/chartex" xmlns:cx3="http://schemas.microsoft.com/office/drawing/2016/5/9/chartex" xmlns:cx4="http://schemas.microsoft.com/office/drawing/2016/5/10/chartex" xmlns:cx5="http://schemas.microsoft.com/office/drawing/2016/5/11/chartex" xmlns:cx6="http://schemas.microsoft.com/office/drawing/2016/5/12/chartex" xmlns:cx7="http://schemas.microsoft.com/office/drawing/2016/5/13/chartex" xmlns:cx8="http://schemas.microsoft.com/office/drawing/2016/5/14/chartex" xmlns:mc="http://schemas.openxmlformats.org/markup-compatibility/2006" xmlns:aink="http://schemas.microsoft.com/office/drawing/2016/ink" xmlns:am3d="http://schemas.microsoft.com/office/drawing/2017/model3d" xmlns:o="urn:schemas-microsoft-com:office:office" xmlns:oel="http://schemas.microsoft.com/office/2019/extlst" xmlns:r="http://schemas.openxmlformats.org/officeDocument/2006/relationships" xmlns:m="http://schemas.openxmlformats.org/officeDocument/2006/math" xmlns:v="urn:schemas-microsoft-com:vml" xmlns:wp14="http://schemas.microsoft.com/office/word/2010/wordprocessingDrawing" xmlns:wp="http://schemas.openxmlformats.org/drawingml/2006/wordprocessingDrawing" xmlns:w10="urn:schemas-microsoft-com:office:word" xmlns:w="http://schemas.openxmlformats.org/wordprocessingml/2006/main" xmlns:w14="http://schemas.microsoft.com/office/word/2010/wordml" xmlns:w15="http://schemas.microsoft.com/office/word/2012/wordml" xmlns:w16cex="http://schemas.microsoft.com/office/word/2018/wordml/cex" xmlns:w16cid="http://schemas.microsoft.com/office/word/2016/wordml/cid" xmlns:w16="http://schemas.microsoft.com/office/word/2018/wordml" xmlns:w16du="http://schemas.microsoft.com/office/word/2023/wordml/word16du" xmlns:w16sdtdh="http://schemas.microsoft.com/office/word/2020/wordml/sdtdatahash" xmlns:w16sdtfl="http://schemas.microsoft.com/office/word/2024/wordml/sdtformatlock" xmlns:w16se="http://schemas.microsoft.com/office/word/2015/wordml/symex" xmlns:wpg="http://schemas.microsoft.com/office/word/2010/wordprocessingGroup" xmlns:wpi="http://schemas.microsoft.com/office/word/2010/wordprocessingInk" xmlns:wne="http://schemas.microsoft.com/office/word/2006/wordml" xmlns:wps="http://schemas.microsoft.com/office/word/2010/wordprocessingShape" mc:Ignorable="w14 w15 w16se w16cid w16 w16cex w16sdtdh w16sdtfl w16du wp14">
+<w:hdr xmlns:wpc="http://schemas.microsoft.com/office/word/2010/wordprocessingCanvas" xmlns:cx="http://schemas.microsoft.com/office/drawing/2014/chartex" xmlns:mc="http://schemas.openxmlformats.org/markup-compatibility/2006" xmlns:o="urn:schemas-microsoft-com:office:office" xmlns:r="http://schemas.openxmlformats.org/officeDocument/2006/relationships" xmlns:m="http://schemas.openxmlformats.org/officeDocument/2006/math" xmlns:v="urn:schemas-microsoft-com:vml" xmlns:wp14="http://schemas.microsoft.com/office/word/2010/wordprocessingDrawing" xmlns:wp="http://schemas.openxmlformats.org/drawingml/2006/wordprocessingDrawing" xmlns:w10="urn:schemas-microsoft-com:office:word" xmlns:w="http://schemas.openxmlformats.org/wordprocessingml/2006/main" xmlns:w14="http://schemas.microsoft.com/office/word/2010/wordml" xmlns:w15="http://schemas.microsoft.com/office/word/2012/wordml" xmlns:w16se="http://schemas.microsoft.com/office/word/2015/wordml/symex" xmlns:wpg="http://schemas.microsoft.com/office/word/2010/wordprocessingGroup" xmlns:wpi="http://schemas.microsoft.com/office/word/2010/wordprocessingInk" xmlns:wne="http://schemas.microsoft.com/office/word/2006/wordml" xmlns:wps="http://schemas.microsoft.com/office/word/2010/wordprocessingShape" mc:Ignorable="w14 w15 w16se wp14">
   <w:p>
     <w:pPr>
       <w:pStyle w:val="Header"/>
@@ -35517,7 +35589,7 @@
 </file>
 
 <file path=word/numbering.xml><?xml version="1.0" encoding="utf-8"?>
-<w:numbering xmlns:wpc="http://schemas.microsoft.com/office/word/2010/wordprocessingCanvas" xmlns:cx="http://schemas.microsoft.com/office/drawing/2014/chartex" xmlns:cx1="http://schemas.microsoft.com/office/drawing/2015/9/8/chartex" xmlns:cx2="http://schemas.microsoft.com/office/drawing/2015/10/21/chartex" xmlns:cx3="http://schemas.microsoft.com/office/drawing/2016/5/9/chartex" xmlns:cx4="http://schemas.microsoft.com/office/drawing/2016/5/10/chartex" xmlns:cx5="http://schemas.microsoft.com/office/drawing/2016/5/11/chartex" xmlns:cx6="http://schemas.microsoft.com/office/drawing/2016/5/12/chartex" xmlns:cx7="http://schemas.microsoft.com/office/drawing/2016/5/13/chartex" xmlns:cx8="http://schemas.microsoft.com/office/drawing/2016/5/14/chartex" xmlns:mc="http://schemas.openxmlformats.org/markup-compatibility/2006" xmlns:aink="http://schemas.microsoft.com/office/drawing/2016/ink" xmlns:am3d="http://schemas.microsoft.com/office/drawing/2017/model3d" xmlns:o="urn:schemas-microsoft-com:office:office" xmlns:oel="http://schemas.microsoft.com/office/2019/extlst" xmlns:r="http://schemas.openxmlformats.org/officeDocument/2006/relationships" xmlns:m="http://schemas.openxmlformats.org/officeDocument/2006/math" xmlns:v="urn:schemas-microsoft-com:vml" xmlns:wp14="http://schemas.microsoft.com/office/word/2010/wordprocessingDrawing" xmlns:wp="http://schemas.openxmlformats.org/drawingml/2006/wordprocessingDrawing" xmlns:w10="urn:schemas-microsoft-com:office:word" xmlns:w="http://schemas.openxmlformats.org/wordprocessingml/2006/main" xmlns:w14="http://schemas.microsoft.com/office/word/2010/wordml" xmlns:w15="http://schemas.microsoft.com/office/word/2012/wordml" xmlns:w16cex="http://schemas.microsoft.com/office/word/2018/wordml/cex" xmlns:w16cid="http://schemas.microsoft.com/office/word/2016/wordml/cid" xmlns:w16="http://schemas.microsoft.com/office/word/2018/wordml" xmlns:w16du="http://schemas.microsoft.com/office/word/2023/wordml/word16du" xmlns:w16sdtdh="http://schemas.microsoft.com/office/word/2020/wordml/sdtdatahash" xmlns:w16sdtfl="http://schemas.microsoft.com/office/word/2024/wordml/sdtformatlock" xmlns:w16se="http://schemas.microsoft.com/office/word/2015/wordml/symex" xmlns:wpg="http://schemas.microsoft.com/office/word/2010/wordprocessingGroup" xmlns:wpi="http://schemas.microsoft.com/office/word/2010/wordprocessingInk" xmlns:wne="http://schemas.microsoft.com/office/word/2006/wordml" xmlns:wps="http://schemas.microsoft.com/office/word/2010/wordprocessingShape" mc:Ignorable="w14 w15 w16se w16cid w16 w16cex w16sdtdh w16sdtfl w16du wp14">
+<w:numbering xmlns:wpc="http://schemas.microsoft.com/office/word/2010/wordprocessingCanvas" xmlns:cx="http://schemas.microsoft.com/office/drawing/2014/chartex" xmlns:mc="http://schemas.openxmlformats.org/markup-compatibility/2006" xmlns:o="urn:schemas-microsoft-com:office:office" xmlns:r="http://schemas.openxmlformats.org/officeDocument/2006/relationships" xmlns:m="http://schemas.openxmlformats.org/officeDocument/2006/math" xmlns:v="urn:schemas-microsoft-com:vml" xmlns:wp14="http://schemas.microsoft.com/office/word/2010/wordprocessingDrawing" xmlns:wp="http://schemas.openxmlformats.org/drawingml/2006/wordprocessingDrawing" xmlns:w10="urn:schemas-microsoft-com:office:word" xmlns:w="http://schemas.openxmlformats.org/wordprocessingml/2006/main" xmlns:w14="http://schemas.microsoft.com/office/word/2010/wordml" xmlns:w15="http://schemas.microsoft.com/office/word/2012/wordml" xmlns:w16se="http://schemas.microsoft.com/office/word/2015/wordml/symex" xmlns:wpg="http://schemas.microsoft.com/office/word/2010/wordprocessingGroup" xmlns:wpi="http://schemas.microsoft.com/office/word/2010/wordprocessingInk" xmlns:wne="http://schemas.microsoft.com/office/word/2006/wordml" xmlns:wps="http://schemas.microsoft.com/office/word/2010/wordprocessingShape" mc:Ignorable="w14 w15 w16se wp14">
   <w:abstractNum w:abstractNumId="0" w15:restartNumberingAfterBreak="0">
     <w:nsid w:val="018448E5"/>
     <w:multiLevelType w:val="hybridMultilevel"/>
@@ -39293,107 +39365,107 @@
       </w:rPr>
     </w:lvl>
   </w:abstractNum>
-  <w:num w:numId="1" w16cid:durableId="218252678">
+  <w:num w:numId="1">
     <w:abstractNumId w:val="0"/>
   </w:num>
-  <w:num w:numId="2" w16cid:durableId="222372417">
+  <w:num w:numId="2">
     <w:abstractNumId w:val="16"/>
   </w:num>
-  <w:num w:numId="3" w16cid:durableId="995843715">
+  <w:num w:numId="3">
     <w:abstractNumId w:val="10"/>
   </w:num>
-  <w:num w:numId="4" w16cid:durableId="1121606859">
+  <w:num w:numId="4">
     <w:abstractNumId w:val="25"/>
   </w:num>
-  <w:num w:numId="5" w16cid:durableId="528378664">
+  <w:num w:numId="5">
     <w:abstractNumId w:val="31"/>
   </w:num>
-  <w:num w:numId="6" w16cid:durableId="1754929094">
+  <w:num w:numId="6">
     <w:abstractNumId w:val="17"/>
   </w:num>
-  <w:num w:numId="7" w16cid:durableId="1216621912">
+  <w:num w:numId="7">
     <w:abstractNumId w:val="23"/>
   </w:num>
-  <w:num w:numId="8" w16cid:durableId="959456217">
+  <w:num w:numId="8">
     <w:abstractNumId w:val="24"/>
   </w:num>
-  <w:num w:numId="9" w16cid:durableId="1085540450">
+  <w:num w:numId="9">
     <w:abstractNumId w:val="27"/>
   </w:num>
-  <w:num w:numId="10" w16cid:durableId="1174220743">
+  <w:num w:numId="10">
     <w:abstractNumId w:val="12"/>
   </w:num>
-  <w:num w:numId="11" w16cid:durableId="831457810">
+  <w:num w:numId="11">
     <w:abstractNumId w:val="15"/>
   </w:num>
-  <w:num w:numId="12" w16cid:durableId="1470365788">
+  <w:num w:numId="12">
     <w:abstractNumId w:val="4"/>
   </w:num>
-  <w:num w:numId="13" w16cid:durableId="934554963">
+  <w:num w:numId="13">
     <w:abstractNumId w:val="3"/>
   </w:num>
-  <w:num w:numId="14" w16cid:durableId="1522626279">
+  <w:num w:numId="14">
     <w:abstractNumId w:val="9"/>
   </w:num>
-  <w:num w:numId="15" w16cid:durableId="2092657333">
+  <w:num w:numId="15">
     <w:abstractNumId w:val="22"/>
   </w:num>
-  <w:num w:numId="16" w16cid:durableId="486484173">
+  <w:num w:numId="16">
     <w:abstractNumId w:val="19"/>
   </w:num>
-  <w:num w:numId="17" w16cid:durableId="1288269593">
+  <w:num w:numId="17">
     <w:abstractNumId w:val="14"/>
   </w:num>
-  <w:num w:numId="18" w16cid:durableId="210389366">
+  <w:num w:numId="18">
     <w:abstractNumId w:val="8"/>
   </w:num>
-  <w:num w:numId="19" w16cid:durableId="410780887">
+  <w:num w:numId="19">
     <w:abstractNumId w:val="1"/>
   </w:num>
-  <w:num w:numId="20" w16cid:durableId="640112191">
+  <w:num w:numId="20">
     <w:abstractNumId w:val="28"/>
   </w:num>
-  <w:num w:numId="21" w16cid:durableId="748190005">
+  <w:num w:numId="21">
     <w:abstractNumId w:val="7"/>
   </w:num>
-  <w:num w:numId="22" w16cid:durableId="380633392">
+  <w:num w:numId="22">
     <w:abstractNumId w:val="2"/>
   </w:num>
-  <w:num w:numId="23" w16cid:durableId="1230963912">
+  <w:num w:numId="23">
     <w:abstractNumId w:val="6"/>
   </w:num>
-  <w:num w:numId="24" w16cid:durableId="911430657">
+  <w:num w:numId="24">
     <w:abstractNumId w:val="26"/>
   </w:num>
-  <w:num w:numId="25" w16cid:durableId="2137093217">
+  <w:num w:numId="25">
     <w:abstractNumId w:val="13"/>
   </w:num>
-  <w:num w:numId="26" w16cid:durableId="1008828309">
+  <w:num w:numId="26">
     <w:abstractNumId w:val="18"/>
   </w:num>
-  <w:num w:numId="27" w16cid:durableId="196237770">
+  <w:num w:numId="27">
     <w:abstractNumId w:val="11"/>
   </w:num>
-  <w:num w:numId="28" w16cid:durableId="574778868">
+  <w:num w:numId="28">
     <w:abstractNumId w:val="20"/>
   </w:num>
-  <w:num w:numId="29" w16cid:durableId="1471093166">
+  <w:num w:numId="29">
     <w:abstractNumId w:val="5"/>
   </w:num>
-  <w:num w:numId="30" w16cid:durableId="1530606155">
+  <w:num w:numId="30">
     <w:abstractNumId w:val="21"/>
   </w:num>
-  <w:num w:numId="31" w16cid:durableId="732506441">
+  <w:num w:numId="31">
     <w:abstractNumId w:val="30"/>
   </w:num>
-  <w:num w:numId="32" w16cid:durableId="1950971476">
+  <w:num w:numId="32">
     <w:abstractNumId w:val="29"/>
   </w:num>
 </w:numbering>
 </file>
 
 <file path=word/styles.xml><?xml version="1.0" encoding="utf-8"?>
-<w:styles xmlns:mc="http://schemas.openxmlformats.org/markup-compatibility/2006" xmlns:r="http://schemas.openxmlformats.org/officeDocument/2006/relationships" xmlns:w="http://schemas.openxmlformats.org/wordprocessingml/2006/main" xmlns:w14="http://schemas.microsoft.com/office/word/2010/wordml" xmlns:w15="http://schemas.microsoft.com/office/word/2012/wordml" xmlns:w16cex="http://schemas.microsoft.com/office/word/2018/wordml/cex" xmlns:w16cid="http://schemas.microsoft.com/office/word/2016/wordml/cid" xmlns:w16="http://schemas.microsoft.com/office/word/2018/wordml" xmlns:w16du="http://schemas.microsoft.com/office/word/2023/wordml/word16du" xmlns:w16sdtdh="http://schemas.microsoft.com/office/word/2020/wordml/sdtdatahash" xmlns:w16sdtfl="http://schemas.microsoft.com/office/word/2024/wordml/sdtformatlock" xmlns:w16se="http://schemas.microsoft.com/office/word/2015/wordml/symex" mc:Ignorable="w14 w15 w16se w16cid w16 w16cex w16sdtdh w16sdtfl w16du">
+<w:styles xmlns:mc="http://schemas.openxmlformats.org/markup-compatibility/2006" xmlns:r="http://schemas.openxmlformats.org/officeDocument/2006/relationships" xmlns:w="http://schemas.openxmlformats.org/wordprocessingml/2006/main" xmlns:w14="http://schemas.microsoft.com/office/word/2010/wordml" xmlns:w15="http://schemas.microsoft.com/office/word/2012/wordml" xmlns:w16se="http://schemas.microsoft.com/office/word/2015/wordml/symex" mc:Ignorable="w14 w15 w16se">
   <w:docDefaults>
     <w:rPrDefault>
       <w:rPr>
@@ -39409,7 +39481,7 @@
       </w:pPr>
     </w:pPrDefault>
   </w:docDefaults>
-  <w:latentStyles w:defLockedState="0" w:defUIPriority="99" w:defSemiHidden="0" w:defUnhideWhenUsed="0" w:defQFormat="0" w:count="376">
+  <w:latentStyles w:defLockedState="0" w:defUIPriority="99" w:defSemiHidden="0" w:defUnhideWhenUsed="0" w:defQFormat="0" w:count="371">
     <w:lsdException w:name="Normal" w:uiPriority="0" w:qFormat="1"/>
     <w:lsdException w:name="heading 1" w:uiPriority="9" w:qFormat="1"/>
     <w:lsdException w:name="heading 2" w:semiHidden="1" w:uiPriority="9" w:unhideWhenUsed="1" w:qFormat="1"/>
@@ -39781,11 +39853,6 @@
     <w:lsdException w:name="List Table 5 Dark Accent 6" w:uiPriority="50"/>
     <w:lsdException w:name="List Table 6 Colorful Accent 6" w:uiPriority="51"/>
     <w:lsdException w:name="List Table 7 Colorful Accent 6" w:uiPriority="52"/>
-    <w:lsdException w:name="Mention" w:semiHidden="1" w:unhideWhenUsed="1"/>
-    <w:lsdException w:name="Smart Hyperlink" w:semiHidden="1" w:unhideWhenUsed="1"/>
-    <w:lsdException w:name="Hashtag" w:semiHidden="1" w:unhideWhenUsed="1"/>
-    <w:lsdException w:name="Unresolved Mention" w:semiHidden="1" w:unhideWhenUsed="1"/>
-    <w:lsdException w:name="Smart Link" w:semiHidden="1" w:unhideWhenUsed="1"/>
   </w:latentStyles>
   <w:style w:type="paragraph" w:default="1" w:styleId="Normal">
     <w:name w:val="Normal"/>
@@ -40658,7 +40725,7 @@
 </file>
 
 <file path=customXml/itemProps1.xml><?xml version="1.0" encoding="utf-8"?>
-<ds:datastoreItem xmlns:ds="http://schemas.openxmlformats.org/officeDocument/2006/customXml" ds:itemID="{616753DE-30BE-4414-96CD-D6DA53D1AD69}">
+<ds:datastoreItem xmlns:ds="http://schemas.openxmlformats.org/officeDocument/2006/customXml" ds:itemID="{BB64F32C-2ABF-42A3-AA29-D0D010EE0595}">
   <ds:schemaRefs>
     <ds:schemaRef ds:uri="http://schemas.openxmlformats.org/officeDocument/2006/bibliography"/>
   </ds:schemaRefs>

--- a/progress-report/BC CĐ ASPNET VuVanHoa_170124242_DK24TTC2.docx
+++ b/progress-report/BC CĐ ASPNET VuVanHoa_170124242_DK24TTC2.docx
@@ -18195,6 +18195,29 @@
     </w:p>
     <w:p>
       <w:pPr>
+        <w:spacing w:before="120" w:after="120" w:line="360" w:lineRule="auto"/>
+        <w:rPr>
+          <w:rFonts w:eastAsiaTheme="majorEastAsia" w:cs="Times New Roman"/>
+          <w:b/>
+          <w:bCs/>
+          <w:color w:val="000000"/>
+          <w:spacing w:val="-2"/>
+          <w:szCs w:val="26"/>
+        </w:rPr>
+      </w:pPr>
+      <w:bookmarkStart w:id="131" w:name="_Toc214624450"/>
+      <w:r>
+        <w:rPr>
+          <w:rFonts w:cs="Times New Roman"/>
+          <w:bCs/>
+          <w:color w:val="000000"/>
+          <w:spacing w:val="-2"/>
+        </w:rPr>
+        <w:br w:type="page"/>
+      </w:r>
+    </w:p>
+    <w:p>
+      <w:pPr>
         <w:pStyle w:val="Heading2"/>
         <w:rPr>
           <w:rFonts w:cs="Times New Roman"/>
@@ -18204,7 +18227,6 @@
           <w:spacing w:val="-2"/>
         </w:rPr>
       </w:pPr>
-      <w:bookmarkStart w:id="131" w:name="_Toc214624450"/>
       <w:r>
         <w:rPr>
           <w:rFonts w:cs="Times New Roman"/>
@@ -18212,6 +18234,7 @@
           <w:color w:val="000000"/>
           <w:spacing w:val="-2"/>
         </w:rPr>
+        <w:lastRenderedPageBreak/>
         <w:t>1.5 Phạm vi nghiên cứu</w:t>
       </w:r>
       <w:bookmarkEnd w:id="131"/>
@@ -18221,11 +18244,7 @@
         <w:pStyle w:val="BaoCao"/>
       </w:pPr>
       <w:r>
-        <w:t xml:space="preserve">Đề tài “Xây dựng website bán laptop sử dụng ASP.NET” được thực hiện trong phạm </w:t>
-      </w:r>
-      <w:r>
-        <w:lastRenderedPageBreak/>
-        <w:t>vi nghiên cứu và triển khai như sau:</w:t>
+        <w:t>Đề tài “Xây dựng website bán laptop sử dụng ASP.NET” được thực hiện trong phạm vi nghiên cứu và triển khai như sau:</w:t>
       </w:r>
     </w:p>
     <w:p>
@@ -18417,22 +18436,6 @@
       </w:r>
       <w:r>
         <w:t xml:space="preserve"> thực hiện.</w:t>
-      </w:r>
-    </w:p>
-    <w:p>
-      <w:pPr>
-        <w:spacing w:before="120" w:after="120" w:line="23" w:lineRule="atLeast"/>
-        <w:rPr>
-          <w:rFonts w:cs="Times New Roman"/>
-          <w:szCs w:val="26"/>
-        </w:rPr>
-      </w:pPr>
-      <w:r>
-        <w:rPr>
-          <w:rFonts w:cs="Times New Roman"/>
-          <w:szCs w:val="26"/>
-        </w:rPr>
-        <w:br w:type="page"/>
       </w:r>
     </w:p>
     <w:p>
@@ -22616,10 +22619,24 @@
     </w:p>
     <w:p>
       <w:pPr>
+        <w:spacing w:before="120" w:after="120" w:line="360" w:lineRule="auto"/>
+        <w:rPr>
+          <w:rFonts w:cs="Times New Roman"/>
+          <w:w w:val="99"/>
+          <w:szCs w:val="26"/>
+        </w:rPr>
+      </w:pPr>
+      <w:r>
+        <w:br w:type="page"/>
+      </w:r>
+    </w:p>
+    <w:p>
+      <w:pPr>
         <w:pStyle w:val="Heading3"/>
       </w:pPr>
       <w:bookmarkStart w:id="159" w:name="_Toc214624476"/>
       <w:r>
+        <w:lastRenderedPageBreak/>
         <w:t>2.6.3 Cấu trúc của SQL Server</w:t>
       </w:r>
       <w:bookmarkEnd w:id="159"/>
@@ -22684,7 +22701,6 @@
         <w:rPr>
           <w:b/>
         </w:rPr>
-        <w:lastRenderedPageBreak/>
         <w:t>Database Engine</w:t>
       </w:r>
       <w:r>
@@ -22923,6 +22939,7 @@
         <w:pStyle w:val="BaoCao"/>
       </w:pPr>
       <w:r>
+        <w:lastRenderedPageBreak/>
         <w:t>Tăng tốc quá trình phát triển giao diện web.</w:t>
       </w:r>
     </w:p>
@@ -22939,7 +22956,6 @@
         <w:pStyle w:val="BaoCao"/>
       </w:pPr>
       <w:r>
-        <w:lastRenderedPageBreak/>
         <w:t>Hỗ trợ thiết kế web responsive (giao diện thích ứng với mọi kích thước màn hình).</w:t>
       </w:r>
     </w:p>
@@ -23119,23 +23135,8 @@
     </w:p>
     <w:p>
       <w:pPr>
-        <w:spacing w:before="120" w:after="120" w:line="360" w:lineRule="auto"/>
-        <w:rPr>
-          <w:rFonts w:cs="Times New Roman"/>
-          <w:w w:val="99"/>
-          <w:szCs w:val="26"/>
-        </w:rPr>
-      </w:pPr>
-      <w:r>
-        <w:br w:type="page"/>
-      </w:r>
-    </w:p>
-    <w:p>
-      <w:pPr>
         <w:pStyle w:val="Heading3"/>
       </w:pPr>
-      <w:bookmarkStart w:id="168" w:name="_GoBack"/>
-      <w:bookmarkEnd w:id="168"/>
       <w:r>
         <w:lastRenderedPageBreak/>
         <w:t xml:space="preserve">2.7.4 </w:t>
@@ -23231,7 +23232,7 @@
           <w:spacing w:val="-2"/>
         </w:rPr>
       </w:pPr>
-      <w:bookmarkStart w:id="169" w:name="_Toc214624485"/>
+      <w:bookmarkStart w:id="168" w:name="_Toc214624485"/>
       <w:r>
         <w:rPr>
           <w:rFonts w:cs="Times New Roman"/>
@@ -23241,15 +23242,41 @@
         </w:rPr>
         <w:t>2.8 Giới thiệu về Entity Framework</w:t>
       </w:r>
+      <w:bookmarkEnd w:id="168"/>
+    </w:p>
+    <w:p>
+      <w:pPr>
+        <w:pStyle w:val="Heading3"/>
+      </w:pPr>
+      <w:bookmarkStart w:id="169" w:name="_Toc214624486"/>
+      <w:r>
+        <w:t>2.8.1 Giới thiệu về Entity Framework</w:t>
+      </w:r>
       <w:bookmarkEnd w:id="169"/>
     </w:p>
     <w:p>
       <w:pPr>
+        <w:pStyle w:val="BaoCao"/>
+      </w:pPr>
+      <w:r>
+        <w:t>Entity Framework (EF) là một ORM (Object-Relational Mapping Framework) do Microsoft phát triển, được sử dụng để hỗ trợ các lập trình viên .NET trong việc tương tác với cơ sở dữ liệu. Thay vì phải viết thủ công các câu lệnh SQL, lập trình viên có thể thao tác trực tiếp với các đối tượng (objects) trong ngôn ngữ lập trình C# hoặc VB.NET.</w:t>
+      </w:r>
+    </w:p>
+    <w:p>
+      <w:pPr>
+        <w:pStyle w:val="BaoCao"/>
+      </w:pPr>
+      <w:r>
+        <w:t>Entity Framework giúp chuyển đổi dữ liệu giữa cơ sở dữ liệu quan hệ (Relational Database) và các đối tượng hướng đối tượng (Objects) trong ứng dụng, qua đó giảm thiểu sự phức tạp trong quản lý và truy xuất dữ liệu.</w:t>
+      </w:r>
+    </w:p>
+    <w:p>
+      <w:pPr>
         <w:pStyle w:val="Heading3"/>
       </w:pPr>
-      <w:bookmarkStart w:id="170" w:name="_Toc214624486"/>
-      <w:r>
-        <w:t>2.8.1 Giới thiệu về Entity Framework</w:t>
+      <w:bookmarkStart w:id="170" w:name="_Toc214624487"/>
+      <w:r>
+        <w:t>2.8.2 Mục tiêu và vai trò của Entity Framework</w:t>
       </w:r>
       <w:bookmarkEnd w:id="170"/>
     </w:p>
@@ -23258,7 +23285,13 @@
         <w:pStyle w:val="BaoCao"/>
       </w:pPr>
       <w:r>
-        <w:t>Entity Framework (EF) là một ORM (Object-Relational Mapping Framework) do Microsoft phát triển, được sử dụng để hỗ trợ các lập trình viên .NET trong việc tương tác với cơ sở dữ liệu. Thay vì phải viết thủ công các câu lệnh SQL, lập trình viên có thể thao tác trực tiếp với các đối tượng (objects) trong ngôn ngữ lập trình C# hoặc VB.NET.</w:t>
+        <w:rPr>
+          <w:b/>
+        </w:rPr>
+        <w:t>Entity Framework</w:t>
+      </w:r>
+      <w:r>
+        <w:t>: Công cụ Tối ưu hóa Phát triển Ứng dụng .NET</w:t>
       </w:r>
     </w:p>
     <w:p>
@@ -23266,121 +23299,116 @@
         <w:pStyle w:val="BaoCao"/>
       </w:pPr>
       <w:r>
-        <w:t>Entity Framework giúp chuyển đổi dữ liệu giữa cơ sở dữ liệu quan hệ (Relational Database) và các đối tượng hướng đối tượng (Objects) trong ứng dụng, qua đó giảm thiểu sự phức tạp trong quản lý và truy xuất dữ liệu.</w:t>
-      </w:r>
-    </w:p>
-    <w:p>
-      <w:pPr>
-        <w:pStyle w:val="Heading3"/>
-      </w:pPr>
-      <w:bookmarkStart w:id="171" w:name="_Toc214624487"/>
-      <w:r>
-        <w:t>2.8.2 Mục tiêu và vai trò của Entity Framework</w:t>
-      </w:r>
+        <w:t>Entity Framework (EF), một công nghệ Ánh xạ Đối tượng Quan hệ (ORM) tiên tiến do Microsoft phát triển, được thiết kế để giải quyết những thách thức trong quản lý và truy cập dữ liệu trong các ứng dụng .NET. Mục tiêu chính của EF là:</w:t>
+      </w:r>
+    </w:p>
+    <w:p>
+      <w:pPr>
+        <w:pStyle w:val="BaoCao"/>
+      </w:pPr>
+      <w:r>
+        <w:t xml:space="preserve">- </w:t>
+      </w:r>
+      <w:r>
+        <w:t>Tối ưu hóa mã nguồn: Giảm đáng kể khối lượng mã SQL mà lập trình viên phải viết và quản lý thủ công.</w:t>
+      </w:r>
+    </w:p>
+    <w:p>
+      <w:pPr>
+        <w:pStyle w:val="BaoCao"/>
+      </w:pPr>
+      <w:r>
+        <w:t xml:space="preserve">- </w:t>
+      </w:r>
+      <w:r>
+        <w:t xml:space="preserve">Tự động hóa ánh xạ: Tự động thực hiện quá trình ánh xạ (mapping) hai chiều giữa lược đồ cơ sở dữ liệu (Database Schema) và mô hình đối tượng (Object Model) trong mã </w:t>
+      </w:r>
+      <w:r>
+        <w:lastRenderedPageBreak/>
+        <w:t>ứng dụng (các lớp C#).</w:t>
+      </w:r>
+    </w:p>
+    <w:p>
+      <w:pPr>
+        <w:pStyle w:val="BaoCao"/>
+      </w:pPr>
+      <w:r>
+        <w:t xml:space="preserve">- </w:t>
+      </w:r>
+      <w:r>
+        <w:t>Nâng cao khả năng mở rộng: Tăng tính linh hoạt, khả năng bảo trì và mở rộng của hệ thống thông qua việc trừu tượng hóa lớp dữ liệu.</w:t>
+      </w:r>
+    </w:p>
+    <w:p>
+      <w:pPr>
+        <w:pStyle w:val="BaoCao"/>
+      </w:pPr>
+      <w:r>
+        <w:t xml:space="preserve">- </w:t>
+      </w:r>
+      <w:r>
+        <w:t>Đảm bảo tính nhất quán: Củng cố tính nhất quán của dữ liệu bằng cách áp dụng các nguyên tắc lập trình hướng đối tượng (OOP) vào thao tác với dữ liệu.</w:t>
+      </w:r>
+    </w:p>
+    <w:p>
+      <w:pPr>
+        <w:pStyle w:val="BaoCao"/>
+      </w:pPr>
+      <w:r>
+        <w:t>Với vai trò là một lớp trung gian mạnh mẽ giữa Lớp Ứng dụng (</w:t>
+      </w:r>
+      <w:r>
+        <w:rPr>
+          <w:b/>
+        </w:rPr>
+        <w:t>Application Layer</w:t>
+      </w:r>
+      <w:r>
+        <w:t>) và Lớp Cơ sở dữ liệu (</w:t>
+      </w:r>
+      <w:r>
+        <w:rPr>
+          <w:b/>
+        </w:rPr>
+        <w:t>Database La</w:t>
+      </w:r>
+      <w:bookmarkStart w:id="171" w:name="_GoBack"/>
       <w:bookmarkEnd w:id="171"/>
-    </w:p>
-    <w:p>
-      <w:pPr>
-        <w:pStyle w:val="BaoCao"/>
-      </w:pPr>
-      <w:r>
-        <w:t>Entity Framework được Microsoft phát triển nhằm:</w:t>
-      </w:r>
-    </w:p>
-    <w:p>
-      <w:pPr>
-        <w:pStyle w:val="BaoCao"/>
-        <w:numPr>
-          <w:ilvl w:val="0"/>
-          <w:numId w:val="31"/>
-        </w:numPr>
-        <w:ind w:left="0" w:firstLine="567"/>
-      </w:pPr>
-      <w:r>
-        <w:t>Giảm khối lượng mã SQL mà lập trình viên phải viết thủ công.</w:t>
-      </w:r>
-    </w:p>
-    <w:p>
-      <w:pPr>
-        <w:pStyle w:val="BaoCao"/>
-        <w:numPr>
-          <w:ilvl w:val="0"/>
-          <w:numId w:val="31"/>
-        </w:numPr>
-        <w:ind w:left="0" w:firstLine="567"/>
-      </w:pPr>
-      <w:r>
-        <w:t xml:space="preserve">Tự động hóa quá trình ánh xạ (mapping) giữa </w:t>
-      </w:r>
-      <w:r>
-        <w:t>CSDL</w:t>
-      </w:r>
-      <w:r>
-        <w:t xml:space="preserve"> và các lớp trong ứng dụng.</w:t>
-      </w:r>
-    </w:p>
-    <w:p>
-      <w:pPr>
-        <w:pStyle w:val="BaoCao"/>
-        <w:numPr>
-          <w:ilvl w:val="0"/>
-          <w:numId w:val="31"/>
-        </w:numPr>
-        <w:ind w:left="0" w:firstLine="567"/>
-      </w:pPr>
-      <w:r>
-        <w:t>Tăng tính linh hoạt và khả năng mở rộng trong phát triển phần mềm.</w:t>
-      </w:r>
-    </w:p>
-    <w:p>
-      <w:pPr>
-        <w:pStyle w:val="BaoCao"/>
-        <w:numPr>
-          <w:ilvl w:val="0"/>
-          <w:numId w:val="31"/>
-        </w:numPr>
-        <w:ind w:left="0" w:firstLine="567"/>
-      </w:pPr>
-      <w:r>
-        <w:t>Đảm bảo tính nhất quán dữ liệu thông qua mô hình hướng đối tượng.</w:t>
-      </w:r>
-    </w:p>
-    <w:p>
-      <w:pPr>
-        <w:pStyle w:val="BaoCao"/>
-      </w:pPr>
-      <w:r>
-        <w:t>Entity Framework đóng vai trò trung gian giữa lớp ứng dụng (</w:t>
-      </w:r>
       <w:r>
         <w:rPr>
           <w:b/>
         </w:rPr>
-        <w:t>Application Layer</w:t>
-      </w:r>
-      <w:r>
-        <w:t>) và lớp cơ sở dữ liệu (</w:t>
+        <w:t>yer</w:t>
+      </w:r>
+      <w:r>
+        <w:t>), Entity Framework giúp quá trình truy xuất, thêm, sửa, xóa dữ liệu (</w:t>
       </w:r>
       <w:r>
         <w:rPr>
           <w:b/>
         </w:rPr>
-        <w:t>Database Layer</w:t>
-      </w:r>
-      <w:r>
-        <w:t xml:space="preserve">), giúp việc truy xuất, thêm, sửa, xóa dữ liệu trở nên dễ </w:t>
-      </w:r>
-      <w:r>
-        <w:lastRenderedPageBreak/>
-        <w:t>dàng và an toàn hơn.</w:t>
-      </w:r>
-    </w:p>
-    <w:p>
-      <w:pPr>
-        <w:pStyle w:val="BaoCao"/>
-      </w:pPr>
-      <w:r>
-        <w:t>Framework này đặc biệt hữu ích trong các dự án sử dụng kiến trúc 3 lớp (Three-Tier Architecture) hoặc MVC (Model – View – Controller), giúp tăng khả năng tái sử dụng và bảo trì mã nguồn.</w:t>
+        <w:t>CRUD operations</w:t>
+      </w:r>
+      <w:r>
+        <w:t xml:space="preserve">) trở nên dễ dàng, hiệu quả và an toàn hơn. Framework này đặc biệt có giá trị trong các dự án áp dụng các kiến trúc phân lớp như Kiến trúc 3 Lớp </w:t>
+      </w:r>
+      <w:r>
+        <w:rPr>
+          <w:b/>
+        </w:rPr>
+        <w:t>(Three-Tier Architecture)</w:t>
+      </w:r>
+      <w:r>
+        <w:t xml:space="preserve"> hoặc </w:t>
+      </w:r>
+      <w:r>
+        <w:rPr>
+          <w:b/>
+        </w:rPr>
+        <w:t>MVC (Model – View – Controller)</w:t>
+      </w:r>
+      <w:r>
+        <w:t>, từ đó tăng cường khả năng tái sử dụng và giảm chi phí bảo trì tổng thể.</w:t>
       </w:r>
     </w:p>
     <w:p>
@@ -25582,7 +25610,7 @@
               </wp:anchor>
             </w:drawing>
           </mc:Choice>
-          <mc:Fallback xmlns:w16sdtfl="http://schemas.microsoft.com/office/word/2024/wordml/sdtformatlock" xmlns:w16sdtdh="http://schemas.microsoft.com/office/word/2020/wordml/sdtdatahash" xmlns:w16du="http://schemas.microsoft.com/office/word/2023/wordml/word16du" xmlns:w16="http://schemas.microsoft.com/office/word/2018/wordml" xmlns:w16cid="http://schemas.microsoft.com/office/word/2016/wordml/cid" xmlns:w16cex="http://schemas.microsoft.com/office/word/2018/wordml/cex" xmlns:oel="http://schemas.microsoft.com/office/2019/extlst" xmlns:am3d="http://schemas.microsoft.com/office/drawing/2017/model3d" xmlns:aink="http://schemas.microsoft.com/office/drawing/2016/ink" xmlns:cx8="http://schemas.microsoft.com/office/drawing/2016/5/14/chartex" xmlns:cx7="http://schemas.microsoft.com/office/drawing/2016/5/13/chartex" xmlns:cx6="http://schemas.microsoft.com/office/drawing/2016/5/12/chartex" xmlns:cx5="http://schemas.microsoft.com/office/drawing/2016/5/11/chartex" xmlns:cx4="http://schemas.microsoft.com/office/drawing/2016/5/10/chartex" xmlns:cx3="http://schemas.microsoft.com/office/drawing/2016/5/9/chartex" xmlns:cx2="http://schemas.microsoft.com/office/drawing/2015/10/21/chartex" xmlns:cx1="http://schemas.microsoft.com/office/drawing/2015/9/8/chartex">
+          <mc:Fallback xmlns:cx1="http://schemas.microsoft.com/office/drawing/2015/9/8/chartex" xmlns:cx2="http://schemas.microsoft.com/office/drawing/2015/10/21/chartex" xmlns:cx3="http://schemas.microsoft.com/office/drawing/2016/5/9/chartex" xmlns:cx4="http://schemas.microsoft.com/office/drawing/2016/5/10/chartex" xmlns:cx5="http://schemas.microsoft.com/office/drawing/2016/5/11/chartex" xmlns:cx6="http://schemas.microsoft.com/office/drawing/2016/5/12/chartex" xmlns:cx7="http://schemas.microsoft.com/office/drawing/2016/5/13/chartex" xmlns:cx8="http://schemas.microsoft.com/office/drawing/2016/5/14/chartex" xmlns:aink="http://schemas.microsoft.com/office/drawing/2016/ink" xmlns:am3d="http://schemas.microsoft.com/office/drawing/2017/model3d" xmlns:oel="http://schemas.microsoft.com/office/2019/extlst" xmlns:w16cex="http://schemas.microsoft.com/office/word/2018/wordml/cex" xmlns:w16cid="http://schemas.microsoft.com/office/word/2016/wordml/cid" xmlns:w16="http://schemas.microsoft.com/office/word/2018/wordml" xmlns:w16du="http://schemas.microsoft.com/office/word/2023/wordml/word16du" xmlns:w16sdtdh="http://schemas.microsoft.com/office/word/2020/wordml/sdtdatahash" xmlns:w16sdtfl="http://schemas.microsoft.com/office/word/2024/wordml/sdtformatlock">
             <w:pict>
               <v:shapetype w14:anchorId="408B12FC" id="_x0000_t32" coordsize="21600,21600" o:spt="32" o:oned="t" path="m,l21600,21600e" filled="f">
                 <v:path arrowok="t" fillok="f" o:connecttype="none"/>
@@ -27505,7 +27533,7 @@
               </wp:anchor>
             </w:drawing>
           </mc:Choice>
-          <mc:Fallback xmlns:w16sdtfl="http://schemas.microsoft.com/office/word/2024/wordml/sdtformatlock" xmlns:w16sdtdh="http://schemas.microsoft.com/office/word/2020/wordml/sdtdatahash" xmlns:w16du="http://schemas.microsoft.com/office/word/2023/wordml/word16du" xmlns:w16="http://schemas.microsoft.com/office/word/2018/wordml" xmlns:w16cid="http://schemas.microsoft.com/office/word/2016/wordml/cid" xmlns:w16cex="http://schemas.microsoft.com/office/word/2018/wordml/cex" xmlns:oel="http://schemas.microsoft.com/office/2019/extlst" xmlns:am3d="http://schemas.microsoft.com/office/drawing/2017/model3d" xmlns:aink="http://schemas.microsoft.com/office/drawing/2016/ink" xmlns:cx8="http://schemas.microsoft.com/office/drawing/2016/5/14/chartex" xmlns:cx7="http://schemas.microsoft.com/office/drawing/2016/5/13/chartex" xmlns:cx6="http://schemas.microsoft.com/office/drawing/2016/5/12/chartex" xmlns:cx5="http://schemas.microsoft.com/office/drawing/2016/5/11/chartex" xmlns:cx4="http://schemas.microsoft.com/office/drawing/2016/5/10/chartex" xmlns:cx3="http://schemas.microsoft.com/office/drawing/2016/5/9/chartex" xmlns:cx2="http://schemas.microsoft.com/office/drawing/2015/10/21/chartex" xmlns:cx1="http://schemas.microsoft.com/office/drawing/2015/9/8/chartex">
+          <mc:Fallback xmlns:cx1="http://schemas.microsoft.com/office/drawing/2015/9/8/chartex" xmlns:cx2="http://schemas.microsoft.com/office/drawing/2015/10/21/chartex" xmlns:cx3="http://schemas.microsoft.com/office/drawing/2016/5/9/chartex" xmlns:cx4="http://schemas.microsoft.com/office/drawing/2016/5/10/chartex" xmlns:cx5="http://schemas.microsoft.com/office/drawing/2016/5/11/chartex" xmlns:cx6="http://schemas.microsoft.com/office/drawing/2016/5/12/chartex" xmlns:cx7="http://schemas.microsoft.com/office/drawing/2016/5/13/chartex" xmlns:cx8="http://schemas.microsoft.com/office/drawing/2016/5/14/chartex" xmlns:aink="http://schemas.microsoft.com/office/drawing/2016/ink" xmlns:am3d="http://schemas.microsoft.com/office/drawing/2017/model3d" xmlns:oel="http://schemas.microsoft.com/office/2019/extlst" xmlns:w16cex="http://schemas.microsoft.com/office/word/2018/wordml/cex" xmlns:w16cid="http://schemas.microsoft.com/office/word/2016/wordml/cid" xmlns:w16="http://schemas.microsoft.com/office/word/2018/wordml" xmlns:w16du="http://schemas.microsoft.com/office/word/2023/wordml/word16du" xmlns:w16sdtdh="http://schemas.microsoft.com/office/word/2020/wordml/sdtdatahash" xmlns:w16sdtfl="http://schemas.microsoft.com/office/word/2024/wordml/sdtformatlock">
             <w:pict>
               <v:shapetype w14:anchorId="694721F9" id="_x0000_t32" coordsize="21600,21600" o:spt="32" o:oned="t" path="m,l21600,21600e" filled="f">
                 <v:path arrowok="t" fillok="f" o:connecttype="none"/>
@@ -27575,7 +27603,7 @@
               </wp:anchor>
             </w:drawing>
           </mc:Choice>
-          <mc:Fallback xmlns:w16sdtfl="http://schemas.microsoft.com/office/word/2024/wordml/sdtformatlock" xmlns:w16sdtdh="http://schemas.microsoft.com/office/word/2020/wordml/sdtdatahash" xmlns:w16du="http://schemas.microsoft.com/office/word/2023/wordml/word16du" xmlns:w16="http://schemas.microsoft.com/office/word/2018/wordml" xmlns:w16cid="http://schemas.microsoft.com/office/word/2016/wordml/cid" xmlns:w16cex="http://schemas.microsoft.com/office/word/2018/wordml/cex" xmlns:oel="http://schemas.microsoft.com/office/2019/extlst" xmlns:am3d="http://schemas.microsoft.com/office/drawing/2017/model3d" xmlns:aink="http://schemas.microsoft.com/office/drawing/2016/ink" xmlns:cx8="http://schemas.microsoft.com/office/drawing/2016/5/14/chartex" xmlns:cx7="http://schemas.microsoft.com/office/drawing/2016/5/13/chartex" xmlns:cx6="http://schemas.microsoft.com/office/drawing/2016/5/12/chartex" xmlns:cx5="http://schemas.microsoft.com/office/drawing/2016/5/11/chartex" xmlns:cx4="http://schemas.microsoft.com/office/drawing/2016/5/10/chartex" xmlns:cx3="http://schemas.microsoft.com/office/drawing/2016/5/9/chartex" xmlns:cx2="http://schemas.microsoft.com/office/drawing/2015/10/21/chartex" xmlns:cx1="http://schemas.microsoft.com/office/drawing/2015/9/8/chartex">
+          <mc:Fallback xmlns:cx1="http://schemas.microsoft.com/office/drawing/2015/9/8/chartex" xmlns:cx2="http://schemas.microsoft.com/office/drawing/2015/10/21/chartex" xmlns:cx3="http://schemas.microsoft.com/office/drawing/2016/5/9/chartex" xmlns:cx4="http://schemas.microsoft.com/office/drawing/2016/5/10/chartex" xmlns:cx5="http://schemas.microsoft.com/office/drawing/2016/5/11/chartex" xmlns:cx6="http://schemas.microsoft.com/office/drawing/2016/5/12/chartex" xmlns:cx7="http://schemas.microsoft.com/office/drawing/2016/5/13/chartex" xmlns:cx8="http://schemas.microsoft.com/office/drawing/2016/5/14/chartex" xmlns:aink="http://schemas.microsoft.com/office/drawing/2016/ink" xmlns:am3d="http://schemas.microsoft.com/office/drawing/2017/model3d" xmlns:oel="http://schemas.microsoft.com/office/2019/extlst" xmlns:w16cex="http://schemas.microsoft.com/office/word/2018/wordml/cex" xmlns:w16cid="http://schemas.microsoft.com/office/word/2016/wordml/cid" xmlns:w16="http://schemas.microsoft.com/office/word/2018/wordml" xmlns:w16du="http://schemas.microsoft.com/office/word/2023/wordml/word16du" xmlns:w16sdtdh="http://schemas.microsoft.com/office/word/2020/wordml/sdtdatahash" xmlns:w16sdtfl="http://schemas.microsoft.com/office/word/2024/wordml/sdtformatlock">
             <w:pict>
               <v:shape w14:anchorId="6A539AC1" id="Straight Arrow Connector 20" o:spid="_x0000_s1026" type="#_x0000_t32" style="position:absolute;margin-left:89.25pt;margin-top:13.6pt;width:10.95pt;height:0;z-index:251651072;visibility:visible;mso-wrap-style:square;mso-wrap-distance-left:9pt;mso-wrap-distance-top:0;mso-wrap-distance-right:9pt;mso-wrap-distance-bottom:0;mso-position-horizontal:absolute;mso-position-horizontal-relative:text;mso-position-vertical:absolute;mso-position-vertical-relative:text" o:gfxdata="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" strokecolor="black [3200]" strokeweight=".5pt">
                 <v:stroke endarrow="block" joinstyle="miter"/>
@@ -35523,7 +35551,7 @@
           <w:rPr>
             <w:noProof/>
           </w:rPr>
-          <w:t>27</w:t>
+          <w:t>20</w:t>
         </w:r>
         <w:r>
           <w:rPr>
@@ -40725,7 +40753,7 @@
 </file>
 
 <file path=customXml/itemProps1.xml><?xml version="1.0" encoding="utf-8"?>
-<ds:datastoreItem xmlns:ds="http://schemas.openxmlformats.org/officeDocument/2006/customXml" ds:itemID="{BB64F32C-2ABF-42A3-AA29-D0D010EE0595}">
+<ds:datastoreItem xmlns:ds="http://schemas.openxmlformats.org/officeDocument/2006/customXml" ds:itemID="{532021C3-83DB-41AE-8919-37A82C92D449}">
   <ds:schemaRefs>
     <ds:schemaRef ds:uri="http://schemas.openxmlformats.org/officeDocument/2006/bibliography"/>
   </ds:schemaRefs>

--- a/progress-report/BC CĐ ASPNET VuVanHoa_170124242_DK24TTC2.docx
+++ b/progress-report/BC CĐ ASPNET VuVanHoa_170124242_DK24TTC2.docx
@@ -19872,14 +19872,14 @@
       <w:pPr>
         <w:pStyle w:val="Heading3"/>
       </w:pPr>
-      <w:bookmarkStart w:id="142" w:name="_Toc214624459"/>
+      <w:bookmarkStart w:id="141" w:name="_Toc214624459"/>
       <w:r>
         <w:t>2.2.2 Lịch sử phát tr</w:t>
       </w:r>
       <w:r>
         <w:t>iển</w:t>
       </w:r>
-      <w:bookmarkEnd w:id="142"/>
+      <w:bookmarkEnd w:id="141"/>
     </w:p>
     <w:p>
       <w:pPr>
@@ -19971,11 +19971,11 @@
       <w:pPr>
         <w:pStyle w:val="Heading3"/>
       </w:pPr>
-      <w:bookmarkStart w:id="143" w:name="_Toc214624460"/>
+      <w:bookmarkStart w:id="142" w:name="_Toc214624460"/>
       <w:r>
         <w:t>2.2.3 Tính năng của ASP.NET MVC</w:t>
       </w:r>
-      <w:bookmarkEnd w:id="143"/>
+      <w:bookmarkEnd w:id="142"/>
     </w:p>
     <w:p>
       <w:pPr>
@@ -20033,7 +20033,7 @@
           <w:spacing w:val="-2"/>
         </w:rPr>
       </w:pPr>
-      <w:bookmarkStart w:id="144" w:name="_Toc214624461"/>
+      <w:bookmarkStart w:id="143" w:name="_Toc214624461"/>
       <w:r>
         <w:rPr>
           <w:rFonts w:cs="Times New Roman"/>
@@ -20052,23 +20052,23 @@
         </w:rPr>
         <w:t xml:space="preserve"> (C Sharp)</w:t>
       </w:r>
+      <w:bookmarkEnd w:id="143"/>
+    </w:p>
+    <w:p>
+      <w:pPr>
+        <w:pStyle w:val="Heading3"/>
+      </w:pPr>
+      <w:bookmarkStart w:id="144" w:name="_Toc214624462"/>
+      <w:r>
+        <w:t>2.</w:t>
+      </w:r>
+      <w:r>
+        <w:t>3</w:t>
+      </w:r>
+      <w:r>
+        <w:t>.1 Tổng quan</w:t>
+      </w:r>
       <w:bookmarkEnd w:id="144"/>
-    </w:p>
-    <w:p>
-      <w:pPr>
-        <w:pStyle w:val="Heading3"/>
-      </w:pPr>
-      <w:bookmarkStart w:id="145" w:name="_Toc214624462"/>
-      <w:r>
-        <w:t>2.</w:t>
-      </w:r>
-      <w:r>
-        <w:t>3</w:t>
-      </w:r>
-      <w:r>
-        <w:t>.1 Tổng quan</w:t>
-      </w:r>
-      <w:bookmarkEnd w:id="145"/>
     </w:p>
     <w:p>
       <w:pPr>
@@ -20163,7 +20163,7 @@
           <w:spacing w:val="-2"/>
         </w:rPr>
       </w:pPr>
-      <w:bookmarkStart w:id="146" w:name="_Toc214624463"/>
+      <w:bookmarkStart w:id="145" w:name="_Toc214624463"/>
       <w:r>
         <w:rPr>
           <w:rFonts w:cs="Times New Roman"/>
@@ -20191,18 +20191,39 @@
         </w:rPr>
         <w:t>ác Controls của ASP.NET</w:t>
       </w:r>
+      <w:bookmarkEnd w:id="145"/>
+    </w:p>
+    <w:p>
+      <w:pPr>
+        <w:pStyle w:val="Heading3"/>
+      </w:pPr>
+      <w:bookmarkStart w:id="146" w:name="_Toc214624464"/>
+      <w:r>
+        <w:t xml:space="preserve">2.4.1 </w:t>
+      </w:r>
+      <w:r>
+        <w:t>Tổng quan</w:t>
+      </w:r>
       <w:bookmarkEnd w:id="146"/>
     </w:p>
     <w:p>
       <w:pPr>
+        <w:pStyle w:val="BaoCao"/>
+      </w:pPr>
+      <w:r>
+        <w:t>Trong công nghệ ASP.NET, Control (điều khiển) là các thành phần giao diện được sử dụng để tạo, hiển thị và tương tác với người dùng trên trang web. Các control giúp lập trình viên dễ dàng xây dựng giao diện động mà không cần viết quá nhiều mã HTML hoặc JavaScript thủ công. ASP.NET cung cấp một tập hợp phong phú các server controls, HTML controls và validation controls nhằm đáp ứng đa dạng nhu cầu phát triển web.</w:t>
+      </w:r>
+    </w:p>
+    <w:p>
+      <w:pPr>
         <w:pStyle w:val="Heading3"/>
       </w:pPr>
-      <w:bookmarkStart w:id="147" w:name="_Toc214624464"/>
-      <w:r>
-        <w:t xml:space="preserve">2.4.1 </w:t>
-      </w:r>
-      <w:r>
-        <w:t>Tổng quan</w:t>
+      <w:bookmarkStart w:id="147" w:name="_Toc214624465"/>
+      <w:r>
+        <w:t xml:space="preserve">2.4.2 </w:t>
+      </w:r>
+      <w:r>
+        <w:t>HTML Controls</w:t>
       </w:r>
       <w:bookmarkEnd w:id="147"/>
     </w:p>
@@ -20211,53 +20232,32 @@
         <w:pStyle w:val="BaoCao"/>
       </w:pPr>
       <w:r>
-        <w:t>Trong công nghệ ASP.NET, Control (điều khiển) là các thành phần giao diện được sử dụng để tạo, hiển thị và tương tác với người dùng trên trang web. Các control giúp lập trình viên dễ dàng xây dựng giao diện động mà không cần viết quá nhiều mã HTML hoặc JavaScript thủ công. ASP.NET cung cấp một tập hợp phong phú các server controls, HTML controls và validation controls nhằm đáp ứng đa dạng nhu cầu phát triển web.</w:t>
+        <w:t>HTML Controls là các thẻ HTML thông thường được mở rộng để hoạt động như server controls bằng cách thêm thuộc tính runat="server". Khi đó, ASP.NET có thể truy cập và xử lý các phần tử này trên máy chủ.</w:t>
+      </w:r>
+    </w:p>
+    <w:p>
+      <w:pPr>
+        <w:pStyle w:val="BaoCao"/>
+      </w:pPr>
+      <w:r>
+        <w:t>Giúp lập trình viên điều khiển nội dung và hành vi của thẻ HTML trực tiếp từ mã C# trên server.</w:t>
       </w:r>
     </w:p>
     <w:p>
       <w:pPr>
         <w:pStyle w:val="Heading3"/>
       </w:pPr>
-      <w:bookmarkStart w:id="148" w:name="_Toc214624465"/>
-      <w:r>
-        <w:t xml:space="preserve">2.4.2 </w:t>
-      </w:r>
-      <w:r>
-        <w:t>HTML Controls</w:t>
+      <w:bookmarkStart w:id="148" w:name="_Toc214624466"/>
+      <w:r>
+        <w:t>2.4.</w:t>
+      </w:r>
+      <w:r>
+        <w:t>3</w:t>
+      </w:r>
+      <w:r>
+        <w:t xml:space="preserve"> Web Server Controls</w:t>
       </w:r>
       <w:bookmarkEnd w:id="148"/>
-    </w:p>
-    <w:p>
-      <w:pPr>
-        <w:pStyle w:val="BaoCao"/>
-      </w:pPr>
-      <w:r>
-        <w:t>HTML Controls là các thẻ HTML thông thường được mở rộng để hoạt động như server controls bằng cách thêm thuộc tính runat="server". Khi đó, ASP.NET có thể truy cập và xử lý các phần tử này trên máy chủ.</w:t>
-      </w:r>
-    </w:p>
-    <w:p>
-      <w:pPr>
-        <w:pStyle w:val="BaoCao"/>
-      </w:pPr>
-      <w:r>
-        <w:t>Giúp lập trình viên điều khiển nội dung và hành vi của thẻ HTML trực tiếp từ mã C# trên server.</w:t>
-      </w:r>
-    </w:p>
-    <w:p>
-      <w:pPr>
-        <w:pStyle w:val="Heading3"/>
-      </w:pPr>
-      <w:bookmarkStart w:id="149" w:name="_Toc214624466"/>
-      <w:r>
-        <w:t>2.4.</w:t>
-      </w:r>
-      <w:r>
-        <w:t>3</w:t>
-      </w:r>
-      <w:r>
-        <w:t xml:space="preserve"> Web Server Controls</w:t>
-      </w:r>
-      <w:bookmarkEnd w:id="149"/>
     </w:p>
     <w:p>
       <w:pPr>
@@ -20837,7 +20837,7 @@
       <w:pPr>
         <w:pStyle w:val="Heading3"/>
       </w:pPr>
-      <w:bookmarkStart w:id="150" w:name="_Toc214624467"/>
+      <w:bookmarkStart w:id="149" w:name="_Toc214624467"/>
       <w:r>
         <w:t>2.4.</w:t>
       </w:r>
@@ -20847,7 +20847,7 @@
       <w:r>
         <w:t xml:space="preserve"> Validation Controls</w:t>
       </w:r>
-      <w:bookmarkEnd w:id="150"/>
+      <w:bookmarkEnd w:id="149"/>
     </w:p>
     <w:p>
       <w:pPr>
@@ -21250,7 +21250,7 @@
           <w:spacing w:val="-2"/>
         </w:rPr>
       </w:pPr>
-      <w:bookmarkStart w:id="151" w:name="_Toc214624468"/>
+      <w:bookmarkStart w:id="150" w:name="_Toc214624468"/>
       <w:r>
         <w:rPr>
           <w:rFonts w:cs="Times New Roman"/>
@@ -21261,17 +21261,17 @@
         <w:lastRenderedPageBreak/>
         <w:t>2.5 Giới thiệu ADO.NET và các đối tượng truy cập CSDL</w:t>
       </w:r>
+      <w:bookmarkEnd w:id="150"/>
+    </w:p>
+    <w:p>
+      <w:pPr>
+        <w:pStyle w:val="Heading3"/>
+      </w:pPr>
+      <w:bookmarkStart w:id="151" w:name="_Toc214624469"/>
+      <w:r>
+        <w:t>2.5.1 Khái niệm về ADO.NET</w:t>
+      </w:r>
       <w:bookmarkEnd w:id="151"/>
-    </w:p>
-    <w:p>
-      <w:pPr>
-        <w:pStyle w:val="Heading3"/>
-      </w:pPr>
-      <w:bookmarkStart w:id="152" w:name="_Toc214624469"/>
-      <w:r>
-        <w:t>2.5.1 Khái niệm về ADO.NET</w:t>
-      </w:r>
-      <w:bookmarkEnd w:id="152"/>
     </w:p>
     <w:p>
       <w:pPr>
@@ -21370,7 +21370,7 @@
       <w:pPr>
         <w:pStyle w:val="Heading3"/>
       </w:pPr>
-      <w:bookmarkStart w:id="153" w:name="_Toc214624470"/>
+      <w:bookmarkStart w:id="152" w:name="_Toc214624470"/>
       <w:r>
         <w:t>2.5.</w:t>
       </w:r>
@@ -21380,7 +21380,7 @@
       <w:r>
         <w:t xml:space="preserve"> Mô hình hoạt động của ADO.NET</w:t>
       </w:r>
-      <w:bookmarkEnd w:id="153"/>
+      <w:bookmarkEnd w:id="152"/>
     </w:p>
     <w:p>
       <w:pPr>
@@ -21453,7 +21453,7 @@
       <w:pPr>
         <w:pStyle w:val="Heading3"/>
       </w:pPr>
-      <w:bookmarkStart w:id="154" w:name="_Toc214624471"/>
+      <w:bookmarkStart w:id="153" w:name="_Toc214624471"/>
       <w:r>
         <w:t>2.5.</w:t>
       </w:r>
@@ -21466,7 +21466,7 @@
       <w:r>
         <w:t>Các đối tượng chính trong ADO.NET</w:t>
       </w:r>
-      <w:bookmarkEnd w:id="154"/>
+      <w:bookmarkEnd w:id="153"/>
     </w:p>
     <w:tbl>
       <w:tblPr>
@@ -22226,11 +22226,11 @@
       <w:pPr>
         <w:pStyle w:val="Heading3"/>
       </w:pPr>
-      <w:bookmarkStart w:id="155" w:name="_Toc214624472"/>
+      <w:bookmarkStart w:id="154" w:name="_Toc214624472"/>
       <w:r>
         <w:t>2.5.4 Quy trình truy cập dữ liệu với ADO.NET</w:t>
       </w:r>
-      <w:bookmarkEnd w:id="155"/>
+      <w:bookmarkEnd w:id="154"/>
     </w:p>
     <w:p>
       <w:pPr>
@@ -22316,7 +22316,7 @@
           <w:color w:val="000000"/>
         </w:rPr>
       </w:pPr>
-      <w:bookmarkStart w:id="156" w:name="_Toc214624473"/>
+      <w:bookmarkStart w:id="155" w:name="_Toc214624473"/>
       <w:r>
         <w:rPr>
           <w:rFonts w:cs="Times New Roman"/>
@@ -22455,17 +22455,17 @@
         </w:rPr>
         <w:t>erver</w:t>
       </w:r>
+      <w:bookmarkEnd w:id="155"/>
+    </w:p>
+    <w:p>
+      <w:pPr>
+        <w:pStyle w:val="Heading3"/>
+      </w:pPr>
+      <w:bookmarkStart w:id="156" w:name="_Toc214624474"/>
+      <w:r>
+        <w:t>2.6.1 Tổng quan</w:t>
+      </w:r>
       <w:bookmarkEnd w:id="156"/>
-    </w:p>
-    <w:p>
-      <w:pPr>
-        <w:pStyle w:val="Heading3"/>
-      </w:pPr>
-      <w:bookmarkStart w:id="157" w:name="_Toc214624474"/>
-      <w:r>
-        <w:t>2.6.1 Tổng quan</w:t>
-      </w:r>
-      <w:bookmarkEnd w:id="157"/>
     </w:p>
     <w:p>
       <w:pPr>
@@ -22509,11 +22509,11 @@
       <w:pPr>
         <w:pStyle w:val="Heading3"/>
       </w:pPr>
-      <w:bookmarkStart w:id="158" w:name="_Toc214624475"/>
+      <w:bookmarkStart w:id="157" w:name="_Toc214624475"/>
       <w:r>
         <w:t>2.6.2 Lịch sử phát triển</w:t>
       </w:r>
-      <w:bookmarkEnd w:id="158"/>
+      <w:bookmarkEnd w:id="157"/>
     </w:p>
     <w:p>
       <w:pPr>
@@ -22634,12 +22634,12 @@
       <w:pPr>
         <w:pStyle w:val="Heading3"/>
       </w:pPr>
-      <w:bookmarkStart w:id="159" w:name="_Toc214624476"/>
+      <w:bookmarkStart w:id="158" w:name="_Toc214624476"/>
       <w:r>
         <w:lastRenderedPageBreak/>
         <w:t>2.6.3 Cấu trúc của SQL Server</w:t>
       </w:r>
-      <w:bookmarkEnd w:id="159"/>
+      <w:bookmarkEnd w:id="158"/>
     </w:p>
     <w:p>
       <w:pPr>
@@ -22744,11 +22744,11 @@
       <w:pPr>
         <w:pStyle w:val="Heading3"/>
       </w:pPr>
-      <w:bookmarkStart w:id="160" w:name="_Toc214624477"/>
+      <w:bookmarkStart w:id="159" w:name="_Toc214624477"/>
       <w:r>
         <w:t>2.6.4 Kết luận</w:t>
       </w:r>
-      <w:bookmarkEnd w:id="160"/>
+      <w:bookmarkEnd w:id="159"/>
     </w:p>
     <w:p>
       <w:pPr>
@@ -22777,7 +22777,7 @@
           <w:spacing w:val="-2"/>
         </w:rPr>
       </w:pPr>
-      <w:bookmarkStart w:id="161" w:name="_Toc214624478"/>
+      <w:bookmarkStart w:id="160" w:name="_Toc214624478"/>
       <w:r>
         <w:rPr>
           <w:rFonts w:cs="Times New Roman"/>
@@ -22787,17 +22787,17 @@
         </w:rPr>
         <w:t>2.7 Giới thiệu về Bootstrap</w:t>
       </w:r>
+      <w:bookmarkEnd w:id="160"/>
+    </w:p>
+    <w:p>
+      <w:pPr>
+        <w:pStyle w:val="Heading3"/>
+      </w:pPr>
+      <w:bookmarkStart w:id="161" w:name="_Toc214624479"/>
+      <w:r>
+        <w:t>2.7.1 Khái niệm về Bootstrap</w:t>
+      </w:r>
       <w:bookmarkEnd w:id="161"/>
-    </w:p>
-    <w:p>
-      <w:pPr>
-        <w:pStyle w:val="Heading3"/>
-      </w:pPr>
-      <w:bookmarkStart w:id="162" w:name="_Toc214624479"/>
-      <w:r>
-        <w:t>2.7.1 Khái niệm về Bootstrap</w:t>
-      </w:r>
-      <w:bookmarkEnd w:id="162"/>
     </w:p>
     <w:p>
       <w:pPr>
@@ -22891,11 +22891,11 @@
       <w:pPr>
         <w:pStyle w:val="Heading3"/>
       </w:pPr>
-      <w:bookmarkStart w:id="163" w:name="_Toc214624480"/>
+      <w:bookmarkStart w:id="162" w:name="_Toc214624480"/>
       <w:r>
         <w:t>2.7.2 Mục tiêu và ưu điểm của Bootstrap</w:t>
       </w:r>
-      <w:bookmarkEnd w:id="163"/>
+      <w:bookmarkEnd w:id="162"/>
     </w:p>
     <w:p>
       <w:pPr>
@@ -22912,7 +22912,7 @@
           <w:szCs w:val="26"/>
         </w:rPr>
       </w:pPr>
-      <w:bookmarkStart w:id="164" w:name="_Toc214624481"/>
+      <w:bookmarkStart w:id="163" w:name="_Toc214624481"/>
       <w:r>
         <w:rPr>
           <w:rFonts w:cs="Times New Roman"/>
@@ -22924,7 +22924,7 @@
         </w:rPr>
         <w:t>2.7.2.1. Mục tiêu phát triển</w:t>
       </w:r>
-      <w:bookmarkEnd w:id="164"/>
+      <w:bookmarkEnd w:id="163"/>
     </w:p>
     <w:p>
       <w:pPr>
@@ -22982,7 +22982,7 @@
           <w:szCs w:val="26"/>
         </w:rPr>
       </w:pPr>
-      <w:bookmarkStart w:id="165" w:name="_Toc214624482"/>
+      <w:bookmarkStart w:id="164" w:name="_Toc214624482"/>
       <w:r>
         <w:rPr>
           <w:rFonts w:cs="Times New Roman"/>
@@ -22994,57 +22994,57 @@
         </w:rPr>
         <w:t>2.7.2.2. Ưu điểm nổi bật</w:t>
       </w:r>
+      <w:bookmarkEnd w:id="164"/>
+    </w:p>
+    <w:p>
+      <w:pPr>
+        <w:pStyle w:val="BaoCao"/>
+      </w:pPr>
+      <w:r>
+        <w:t>Dễ sử dụng: chỉ cần nắm vững HTML và CSS cơ bản là có thể áp dụng.</w:t>
+      </w:r>
+    </w:p>
+    <w:p>
+      <w:pPr>
+        <w:pStyle w:val="BaoCao"/>
+      </w:pPr>
+      <w:r>
+        <w:t>Responsive Design: tự động điều chỉnh bố cục phù hợp với các kích thước màn hình (máy tính, máy tính bảng, điện thoại).</w:t>
+      </w:r>
+    </w:p>
+    <w:p>
+      <w:pPr>
+        <w:pStyle w:val="BaoCao"/>
+      </w:pPr>
+      <w:r>
+        <w:t>Tính nhất quán cao: các thành phần giao diện được định nghĩa sẵn theo cùng một chuẩn thiết kế.</w:t>
+      </w:r>
+    </w:p>
+    <w:p>
+      <w:pPr>
+        <w:pStyle w:val="BaoCao"/>
+      </w:pPr>
+      <w:r>
+        <w:t>Tích hợp dễ dàng: tương thích với hầu hết các framework front-end và thư viện JavaScript khác.</w:t>
+      </w:r>
+    </w:p>
+    <w:p>
+      <w:pPr>
+        <w:pStyle w:val="BaoCao"/>
+      </w:pPr>
+      <w:r>
+        <w:t>Cộng đồng lớn: tài liệu phong phú, nhiều ví dụ và hỗ trợ từ cộng đồng lập trình viên toàn cầu.</w:t>
+      </w:r>
+    </w:p>
+    <w:p>
+      <w:pPr>
+        <w:pStyle w:val="Heading3"/>
+      </w:pPr>
+      <w:bookmarkStart w:id="165" w:name="_Toc214624483"/>
+      <w:r>
+        <w:t>2.7.3 Cấu trúc và thành phần của Bootstrap</w:t>
+      </w:r>
       <w:bookmarkEnd w:id="165"/>
-    </w:p>
-    <w:p>
-      <w:pPr>
-        <w:pStyle w:val="BaoCao"/>
-      </w:pPr>
-      <w:r>
-        <w:t>Dễ sử dụng: chỉ cần nắm vững HTML và CSS cơ bản là có thể áp dụng.</w:t>
-      </w:r>
-    </w:p>
-    <w:p>
-      <w:pPr>
-        <w:pStyle w:val="BaoCao"/>
-      </w:pPr>
-      <w:r>
-        <w:t>Responsive Design: tự động điều chỉnh bố cục phù hợp với các kích thước màn hình (máy tính, máy tính bảng, điện thoại).</w:t>
-      </w:r>
-    </w:p>
-    <w:p>
-      <w:pPr>
-        <w:pStyle w:val="BaoCao"/>
-      </w:pPr>
-      <w:r>
-        <w:t>Tính nhất quán cao: các thành phần giao diện được định nghĩa sẵn theo cùng một chuẩn thiết kế.</w:t>
-      </w:r>
-    </w:p>
-    <w:p>
-      <w:pPr>
-        <w:pStyle w:val="BaoCao"/>
-      </w:pPr>
-      <w:r>
-        <w:t>Tích hợp dễ dàng: tương thích với hầu hết các framework front-end và thư viện JavaScript khác.</w:t>
-      </w:r>
-    </w:p>
-    <w:p>
-      <w:pPr>
-        <w:pStyle w:val="BaoCao"/>
-      </w:pPr>
-      <w:r>
-        <w:t>Cộng đồng lớn: tài liệu phong phú, nhiều ví dụ và hỗ trợ từ cộng đồng lập trình viên toàn cầu.</w:t>
-      </w:r>
-    </w:p>
-    <w:p>
-      <w:pPr>
-        <w:pStyle w:val="Heading3"/>
-      </w:pPr>
-      <w:bookmarkStart w:id="166" w:name="_Toc214624483"/>
-      <w:r>
-        <w:t>2.7.3 Cấu trúc và thành phần của Bootstrap</w:t>
-      </w:r>
-      <w:bookmarkEnd w:id="166"/>
     </w:p>
     <w:p>
       <w:pPr>
@@ -23128,7 +23128,7 @@
       <w:r>
         <w:t xml:space="preserve"> Cung cấp các hiệu ứng động như Tooltip, Collapse, Modal, và các thành phầ</w:t>
       </w:r>
-      <w:bookmarkStart w:id="167" w:name="_Toc214624484"/>
+      <w:bookmarkStart w:id="166" w:name="_Toc214624484"/>
       <w:r>
         <w:t>n tương tác khác.</w:t>
       </w:r>
@@ -23147,7 +23147,7 @@
       <w:r>
         <w:t xml:space="preserve"> của Bootstrap</w:t>
       </w:r>
-      <w:bookmarkEnd w:id="167"/>
+      <w:bookmarkEnd w:id="166"/>
     </w:p>
     <w:p>
       <w:pPr>
@@ -23232,7 +23232,7 @@
           <w:spacing w:val="-2"/>
         </w:rPr>
       </w:pPr>
-      <w:bookmarkStart w:id="168" w:name="_Toc214624485"/>
+      <w:bookmarkStart w:id="167" w:name="_Toc214624485"/>
       <w:r>
         <w:rPr>
           <w:rFonts w:cs="Times New Roman"/>
@@ -23242,43 +23242,43 @@
         </w:rPr>
         <w:t>2.8 Giới thiệu về Entity Framework</w:t>
       </w:r>
+      <w:bookmarkEnd w:id="167"/>
+    </w:p>
+    <w:p>
+      <w:pPr>
+        <w:pStyle w:val="Heading3"/>
+      </w:pPr>
+      <w:bookmarkStart w:id="168" w:name="_Toc214624486"/>
+      <w:r>
+        <w:t>2.8.1 Giới thiệu về Entity Framework</w:t>
+      </w:r>
       <w:bookmarkEnd w:id="168"/>
     </w:p>
     <w:p>
       <w:pPr>
+        <w:pStyle w:val="BaoCao"/>
+      </w:pPr>
+      <w:r>
+        <w:t>Entity Framework (EF) là một ORM (Object-Relational Mapping Framework) do Microsoft phát triển, được sử dụng để hỗ trợ các lập trình viên .NET trong việc tương tác với cơ sở dữ liệu. Thay vì phải viết thủ công các câu lệnh SQL, lập trình viên có thể thao tác trực tiếp với các đối tượng (objects) trong ngôn ngữ lập trình C# hoặc VB.NET.</w:t>
+      </w:r>
+    </w:p>
+    <w:p>
+      <w:pPr>
+        <w:pStyle w:val="BaoCao"/>
+      </w:pPr>
+      <w:r>
+        <w:t>Entity Framework giúp chuyển đổi dữ liệu giữa cơ sở dữ liệu quan hệ (Relational Database) và các đối tượng hướng đối tượng (Objects) trong ứng dụng, qua đó giảm thiểu sự phức tạp trong quản lý và truy xuất dữ liệu.</w:t>
+      </w:r>
+    </w:p>
+    <w:p>
+      <w:pPr>
         <w:pStyle w:val="Heading3"/>
       </w:pPr>
-      <w:bookmarkStart w:id="169" w:name="_Toc214624486"/>
-      <w:r>
-        <w:t>2.8.1 Giới thiệu về Entity Framework</w:t>
+      <w:bookmarkStart w:id="169" w:name="_Toc214624487"/>
+      <w:r>
+        <w:t>2.8.2 Mục tiêu và vai trò của Entity Framework</w:t>
       </w:r>
       <w:bookmarkEnd w:id="169"/>
-    </w:p>
-    <w:p>
-      <w:pPr>
-        <w:pStyle w:val="BaoCao"/>
-      </w:pPr>
-      <w:r>
-        <w:t>Entity Framework (EF) là một ORM (Object-Relational Mapping Framework) do Microsoft phát triển, được sử dụng để hỗ trợ các lập trình viên .NET trong việc tương tác với cơ sở dữ liệu. Thay vì phải viết thủ công các câu lệnh SQL, lập trình viên có thể thao tác trực tiếp với các đối tượng (objects) trong ngôn ngữ lập trình C# hoặc VB.NET.</w:t>
-      </w:r>
-    </w:p>
-    <w:p>
-      <w:pPr>
-        <w:pStyle w:val="BaoCao"/>
-      </w:pPr>
-      <w:r>
-        <w:t>Entity Framework giúp chuyển đổi dữ liệu giữa cơ sở dữ liệu quan hệ (Relational Database) và các đối tượng hướng đối tượng (Objects) trong ứng dụng, qua đó giảm thiểu sự phức tạp trong quản lý và truy xuất dữ liệu.</w:t>
-      </w:r>
-    </w:p>
-    <w:p>
-      <w:pPr>
-        <w:pStyle w:val="Heading3"/>
-      </w:pPr>
-      <w:bookmarkStart w:id="170" w:name="_Toc214624487"/>
-      <w:r>
-        <w:t>2.8.2 Mục tiêu và vai trò của Entity Framework</w:t>
-      </w:r>
-      <w:bookmarkEnd w:id="170"/>
     </w:p>
     <w:p>
       <w:pPr>
@@ -23370,15 +23370,7 @@
         <w:rPr>
           <w:b/>
         </w:rPr>
-        <w:t>Database La</w:t>
-      </w:r>
-      <w:bookmarkStart w:id="171" w:name="_GoBack"/>
-      <w:bookmarkEnd w:id="171"/>
-      <w:r>
-        <w:rPr>
-          <w:b/>
-        </w:rPr>
-        <w:t>yer</w:t>
+        <w:t>Database Layer</w:t>
       </w:r>
       <w:r>
         <w:t>), Entity Framework giúp quá trình truy xuất, thêm, sửa, xóa dữ liệu (</w:t>
@@ -23437,7 +23429,7 @@
           <w:rFonts w:cs="Times New Roman"/>
         </w:rPr>
       </w:pPr>
-      <w:bookmarkStart w:id="172" w:name="_Toc214624488"/>
+      <w:bookmarkStart w:id="170" w:name="_Toc214624488"/>
       <w:r>
         <w:rPr>
           <w:rFonts w:cs="Times New Roman"/>
@@ -23483,7 +23475,7 @@
         </w:rPr>
         <w:t>: CÀI ĐẶT VÀ THỬ NGHIỆM</w:t>
       </w:r>
-      <w:bookmarkEnd w:id="172"/>
+      <w:bookmarkEnd w:id="170"/>
     </w:p>
     <w:p>
       <w:pPr>
@@ -23496,7 +23488,7 @@
           <w:w w:val="99"/>
         </w:rPr>
       </w:pPr>
-      <w:bookmarkStart w:id="173" w:name="_Toc214624489"/>
+      <w:bookmarkStart w:id="171" w:name="_Toc214624489"/>
       <w:r>
         <w:rPr>
           <w:rFonts w:cs="Times New Roman"/>
@@ -23531,7 +23523,7 @@
         </w:rPr>
         <w:t>Cài đặt</w:t>
       </w:r>
-      <w:bookmarkEnd w:id="173"/>
+      <w:bookmarkEnd w:id="171"/>
     </w:p>
     <w:p>
       <w:pPr>
@@ -23617,7 +23609,7 @@
           <w:color w:val="000000"/>
         </w:rPr>
       </w:pPr>
-      <w:bookmarkStart w:id="174" w:name="_Toc214624490"/>
+      <w:bookmarkStart w:id="172" w:name="_Toc214624490"/>
       <w:r>
         <w:rPr>
           <w:rFonts w:cs="Times New Roman"/>
@@ -23652,7 +23644,7 @@
         </w:rPr>
         <w:t>Thử nghiệm</w:t>
       </w:r>
-      <w:bookmarkEnd w:id="174"/>
+      <w:bookmarkEnd w:id="172"/>
     </w:p>
     <w:p>
       <w:pPr>
@@ -23806,7 +23798,7 @@
                                 <w:szCs w:val="26"/>
                               </w:rPr>
                             </w:pPr>
-                            <w:bookmarkStart w:id="175" w:name="_Toc214615944"/>
+                            <w:bookmarkStart w:id="173" w:name="_Toc214615944"/>
                             <w:r>
                               <w:rPr>
                                 <w:iCs w:val="0"/>
@@ -23871,7 +23863,7 @@
                               </w:rPr>
                               <w:t xml:space="preserve"> Bảng dữ liệu tài khoản người dùng</w:t>
                             </w:r>
-                            <w:bookmarkEnd w:id="175"/>
+                            <w:bookmarkEnd w:id="173"/>
                           </w:p>
                         </w:txbxContent>
                       </wps:txbx>
@@ -24049,7 +24041,7 @@
                                 <w:szCs w:val="26"/>
                               </w:rPr>
                             </w:pPr>
-                            <w:bookmarkStart w:id="177" w:name="_Toc214615945"/>
+                            <w:bookmarkStart w:id="174" w:name="_Toc214615945"/>
                             <w:r>
                               <w:rPr>
                                 <w:iCs w:val="0"/>
@@ -24114,7 +24106,7 @@
                               </w:rPr>
                               <w:t xml:space="preserve"> Bảng dữ liệu sản phẩm</w:t>
                             </w:r>
-                            <w:bookmarkEnd w:id="177"/>
+                            <w:bookmarkEnd w:id="174"/>
                           </w:p>
                         </w:txbxContent>
                       </wps:txbx>
@@ -24336,7 +24328,7 @@
                                 <w:szCs w:val="26"/>
                               </w:rPr>
                             </w:pPr>
-                            <w:bookmarkStart w:id="179" w:name="_Toc214615946"/>
+                            <w:bookmarkStart w:id="175" w:name="_Toc214615946"/>
                             <w:r>
                               <w:rPr>
                                 <w:iCs w:val="0"/>
@@ -24401,7 +24393,7 @@
                               </w:rPr>
                               <w:t xml:space="preserve"> Bảng dữ liệu đơn hàng</w:t>
                             </w:r>
-                            <w:bookmarkEnd w:id="179"/>
+                            <w:bookmarkEnd w:id="175"/>
                           </w:p>
                         </w:txbxContent>
                       </wps:txbx>
@@ -24633,7 +24625,7 @@
           <w:rFonts w:cs="Times New Roman"/>
         </w:rPr>
       </w:pPr>
-      <w:bookmarkStart w:id="181" w:name="_Toc214624491"/>
+      <w:bookmarkStart w:id="176" w:name="_Toc214624491"/>
       <w:r>
         <w:rPr>
           <w:rFonts w:cs="Times New Roman"/>
@@ -24753,7 +24745,7 @@
         </w:rPr>
         <w:t>CỨU</w:t>
       </w:r>
-      <w:bookmarkEnd w:id="181"/>
+      <w:bookmarkEnd w:id="176"/>
     </w:p>
     <w:p>
       <w:pPr>
@@ -24765,7 +24757,7 @@
           <w:color w:val="000000"/>
         </w:rPr>
       </w:pPr>
-      <w:bookmarkStart w:id="182" w:name="_Toc214624492"/>
+      <w:bookmarkStart w:id="177" w:name="_Toc214624492"/>
       <w:r>
         <w:rPr>
           <w:rFonts w:cs="Times New Roman"/>
@@ -25008,13 +25000,13 @@
         </w:rPr>
         <w:t>ề tài</w:t>
       </w:r>
-      <w:bookmarkEnd w:id="182"/>
+      <w:bookmarkEnd w:id="177"/>
     </w:p>
     <w:p>
       <w:pPr>
         <w:pStyle w:val="Heading3"/>
       </w:pPr>
-      <w:bookmarkStart w:id="183" w:name="_Toc214624493"/>
+      <w:bookmarkStart w:id="178" w:name="_Toc214624493"/>
       <w:r>
         <w:rPr>
           <w:spacing w:val="-2"/>
@@ -25049,7 +25041,7 @@
       <w:r>
         <w:t>.NET MVC</w:t>
       </w:r>
-      <w:bookmarkEnd w:id="183"/>
+      <w:bookmarkEnd w:id="178"/>
     </w:p>
     <w:p>
       <w:pPr>
@@ -25066,7 +25058,7 @@
           <w:szCs w:val="26"/>
         </w:rPr>
       </w:pPr>
-      <w:bookmarkStart w:id="184" w:name="_Toc214624494"/>
+      <w:bookmarkStart w:id="179" w:name="_Toc214624494"/>
       <w:r>
         <w:rPr>
           <w:rFonts w:cs="Times New Roman"/>
@@ -25313,7 +25305,7 @@
         </w:rPr>
         <w:t>VC</w:t>
       </w:r>
-      <w:bookmarkEnd w:id="184"/>
+      <w:bookmarkEnd w:id="179"/>
     </w:p>
     <w:p>
       <w:pPr>
@@ -25373,7 +25365,7 @@
                                 <w:szCs w:val="26"/>
                               </w:rPr>
                             </w:pPr>
-                            <w:bookmarkStart w:id="185" w:name="_Toc214615947"/>
+                            <w:bookmarkStart w:id="180" w:name="_Toc214615947"/>
                             <w:r>
                               <w:rPr>
                                 <w:iCs w:val="0"/>
@@ -25438,7 +25430,7 @@
                               </w:rPr>
                               <w:t xml:space="preserve"> Bước 1 - Tạo Project mới trên Visual Studio</w:t>
                             </w:r>
-                            <w:bookmarkEnd w:id="185"/>
+                            <w:bookmarkEnd w:id="180"/>
                           </w:p>
                         </w:txbxContent>
                       </wps:txbx>
@@ -25610,7 +25602,7 @@
               </wp:anchor>
             </w:drawing>
           </mc:Choice>
-          <mc:Fallback xmlns:cx1="http://schemas.microsoft.com/office/drawing/2015/9/8/chartex" xmlns:cx2="http://schemas.microsoft.com/office/drawing/2015/10/21/chartex" xmlns:cx3="http://schemas.microsoft.com/office/drawing/2016/5/9/chartex" xmlns:cx4="http://schemas.microsoft.com/office/drawing/2016/5/10/chartex" xmlns:cx5="http://schemas.microsoft.com/office/drawing/2016/5/11/chartex" xmlns:cx6="http://schemas.microsoft.com/office/drawing/2016/5/12/chartex" xmlns:cx7="http://schemas.microsoft.com/office/drawing/2016/5/13/chartex" xmlns:cx8="http://schemas.microsoft.com/office/drawing/2016/5/14/chartex" xmlns:aink="http://schemas.microsoft.com/office/drawing/2016/ink" xmlns:am3d="http://schemas.microsoft.com/office/drawing/2017/model3d" xmlns:oel="http://schemas.microsoft.com/office/2019/extlst" xmlns:w16cex="http://schemas.microsoft.com/office/word/2018/wordml/cex" xmlns:w16cid="http://schemas.microsoft.com/office/word/2016/wordml/cid" xmlns:w16="http://schemas.microsoft.com/office/word/2018/wordml" xmlns:w16du="http://schemas.microsoft.com/office/word/2023/wordml/word16du" xmlns:w16sdtdh="http://schemas.microsoft.com/office/word/2020/wordml/sdtdatahash" xmlns:w16sdtfl="http://schemas.microsoft.com/office/word/2024/wordml/sdtformatlock">
+          <mc:Fallback xmlns:w16sdtfl="http://schemas.microsoft.com/office/word/2024/wordml/sdtformatlock" xmlns:w16sdtdh="http://schemas.microsoft.com/office/word/2020/wordml/sdtdatahash" xmlns:w16du="http://schemas.microsoft.com/office/word/2023/wordml/word16du" xmlns:w16="http://schemas.microsoft.com/office/word/2018/wordml" xmlns:w16cid="http://schemas.microsoft.com/office/word/2016/wordml/cid" xmlns:w16cex="http://schemas.microsoft.com/office/word/2018/wordml/cex" xmlns:oel="http://schemas.microsoft.com/office/2019/extlst" xmlns:am3d="http://schemas.microsoft.com/office/drawing/2017/model3d" xmlns:aink="http://schemas.microsoft.com/office/drawing/2016/ink" xmlns:cx8="http://schemas.microsoft.com/office/drawing/2016/5/14/chartex" xmlns:cx7="http://schemas.microsoft.com/office/drawing/2016/5/13/chartex" xmlns:cx6="http://schemas.microsoft.com/office/drawing/2016/5/12/chartex" xmlns:cx5="http://schemas.microsoft.com/office/drawing/2016/5/11/chartex" xmlns:cx4="http://schemas.microsoft.com/office/drawing/2016/5/10/chartex" xmlns:cx3="http://schemas.microsoft.com/office/drawing/2016/5/9/chartex" xmlns:cx2="http://schemas.microsoft.com/office/drawing/2015/10/21/chartex" xmlns:cx1="http://schemas.microsoft.com/office/drawing/2015/9/8/chartex">
             <w:pict>
               <v:shapetype w14:anchorId="408B12FC" id="_x0000_t32" coordsize="21600,21600" o:spt="32" o:oned="t" path="m,l21600,21600e" filled="f">
                 <v:path arrowok="t" fillok="f" o:connecttype="none"/>
@@ -25780,7 +25772,7 @@
                                 <w:szCs w:val="26"/>
                               </w:rPr>
                             </w:pPr>
-                            <w:bookmarkStart w:id="187" w:name="_Toc214615948"/>
+                            <w:bookmarkStart w:id="181" w:name="_Toc214615948"/>
                             <w:r>
                               <w:rPr>
                                 <w:iCs w:val="0"/>
@@ -25845,7 +25837,7 @@
                               </w:rPr>
                               <w:t xml:space="preserve"> Bước 2 – Chọn ASP.NET Core Web App (Model-View-Controller)</w:t>
                             </w:r>
-                            <w:bookmarkEnd w:id="187"/>
+                            <w:bookmarkEnd w:id="181"/>
                           </w:p>
                         </w:txbxContent>
                       </wps:txbx>
@@ -26194,7 +26186,7 @@
                                 <w:szCs w:val="26"/>
                               </w:rPr>
                             </w:pPr>
-                            <w:bookmarkStart w:id="189" w:name="_Toc214615949"/>
+                            <w:bookmarkStart w:id="182" w:name="_Toc214615949"/>
                             <w:r>
                               <w:rPr>
                                 <w:iCs w:val="0"/>
@@ -26259,7 +26251,7 @@
                               </w:rPr>
                               <w:t xml:space="preserve"> Bước 3 – Đặt tên cho Project và đường dẫn lưu</w:t>
                             </w:r>
-                            <w:bookmarkEnd w:id="189"/>
+                            <w:bookmarkEnd w:id="182"/>
                           </w:p>
                         </w:txbxContent>
                       </wps:txbx>
@@ -26372,6 +26364,9 @@
         <w:t>Bước 4: Nhấn “Create” để tiếp tục</w:t>
       </w:r>
     </w:p>
+    <w:bookmarkStart w:id="183" w:name="_Toc214361029"/>
+    <w:bookmarkStart w:id="184" w:name="_Toc214361282"/>
+    <w:bookmarkStart w:id="185" w:name="_Toc214361943"/>
     <w:p>
       <w:pPr>
         <w:spacing w:before="120" w:after="120" w:line="23" w:lineRule="atLeast"/>
@@ -26380,9 +26375,6 @@
           <w:szCs w:val="26"/>
         </w:rPr>
       </w:pPr>
-      <w:bookmarkStart w:id="191" w:name="_Toc214361029"/>
-      <w:bookmarkStart w:id="192" w:name="_Toc214361282"/>
-      <w:bookmarkStart w:id="193" w:name="_Toc214361943"/>
       <w:r>
         <w:rPr>
           <w:rFonts w:cs="Times New Roman"/>
@@ -26439,7 +26431,7 @@
                                 <w:szCs w:val="26"/>
                               </w:rPr>
                             </w:pPr>
-                            <w:bookmarkStart w:id="194" w:name="_Toc214615950"/>
+                            <w:bookmarkStart w:id="186" w:name="_Toc214615950"/>
                             <w:r>
                               <w:rPr>
                                 <w:iCs w:val="0"/>
@@ -26504,7 +26496,7 @@
                               </w:rPr>
                               <w:t xml:space="preserve"> Bước 4 – nhấn chọn Create</w:t>
                             </w:r>
-                            <w:bookmarkEnd w:id="194"/>
+                            <w:bookmarkEnd w:id="186"/>
                           </w:p>
                         </w:txbxContent>
                       </wps:txbx>
@@ -26619,9 +26611,9 @@
           </mc:Fallback>
         </mc:AlternateContent>
       </w:r>
-      <w:bookmarkEnd w:id="191"/>
-      <w:bookmarkEnd w:id="192"/>
-      <w:bookmarkEnd w:id="193"/>
+      <w:bookmarkEnd w:id="183"/>
+      <w:bookmarkEnd w:id="184"/>
+      <w:bookmarkEnd w:id="185"/>
     </w:p>
     <w:p>
       <w:pPr>
@@ -26632,6 +26624,7 @@
         </w:rPr>
       </w:pPr>
     </w:p>
+    <w:bookmarkStart w:id="187" w:name="_Toc214624495"/>
     <w:p>
       <w:pPr>
         <w:pStyle w:val="Heading4"/>
@@ -26643,7 +26636,6 @@
           <w:szCs w:val="26"/>
         </w:rPr>
       </w:pPr>
-      <w:bookmarkStart w:id="196" w:name="_Toc214624495"/>
       <w:r>
         <w:rPr>
           <w:rFonts w:cs="Times New Roman"/>
@@ -26701,7 +26693,7 @@
                                 <w:szCs w:val="26"/>
                               </w:rPr>
                             </w:pPr>
-                            <w:bookmarkStart w:id="197" w:name="_Toc214615951"/>
+                            <w:bookmarkStart w:id="188" w:name="_Toc214615951"/>
                             <w:r>
                               <w:rPr>
                                 <w:iCs w:val="0"/>
@@ -26766,7 +26758,7 @@
                               </w:rPr>
                               <w:t xml:space="preserve"> Giao diện làm việc và cấu trúc cây thư mục của ASP.NET MVC</w:t>
                             </w:r>
-                            <w:bookmarkEnd w:id="197"/>
+                            <w:bookmarkEnd w:id="188"/>
                           </w:p>
                         </w:txbxContent>
                       </wps:txbx>
@@ -27105,13 +27097,13 @@
         </w:rPr>
         <w:t>VC</w:t>
       </w:r>
-      <w:bookmarkEnd w:id="196"/>
+      <w:bookmarkEnd w:id="187"/>
     </w:p>
     <w:p>
       <w:pPr>
         <w:pStyle w:val="Heading3"/>
       </w:pPr>
-      <w:bookmarkStart w:id="199" w:name="_Toc214624496"/>
+      <w:bookmarkStart w:id="189" w:name="_Toc214624496"/>
       <w:r>
         <w:t>4</w:t>
       </w:r>
@@ -27136,13 +27128,13 @@
       <w:r>
         <w:t>Entity Framework</w:t>
       </w:r>
-      <w:bookmarkEnd w:id="199"/>
+      <w:bookmarkEnd w:id="189"/>
     </w:p>
     <w:p>
       <w:pPr>
         <w:pStyle w:val="Heading4"/>
       </w:pPr>
-      <w:bookmarkStart w:id="200" w:name="_Toc214624497"/>
+      <w:bookmarkStart w:id="190" w:name="_Toc214624497"/>
       <w:r>
         <w:t>4</w:t>
       </w:r>
@@ -27170,7 +27162,7 @@
       <w:r>
         <w:t xml:space="preserve"> Cài đặt Entity Framework cho dự án</w:t>
       </w:r>
-      <w:bookmarkEnd w:id="200"/>
+      <w:bookmarkEnd w:id="190"/>
     </w:p>
     <w:p>
       <w:pPr>
@@ -27230,7 +27222,7 @@
                                 <w:szCs w:val="26"/>
                               </w:rPr>
                             </w:pPr>
-                            <w:bookmarkStart w:id="201" w:name="_Toc214615952"/>
+                            <w:bookmarkStart w:id="191" w:name="_Toc214615952"/>
                             <w:r>
                               <w:rPr>
                                 <w:iCs w:val="0"/>
@@ -27295,7 +27287,7 @@
                               </w:rPr>
                               <w:t xml:space="preserve"> Package Manager Console sử dụng dòng lệnh</w:t>
                             </w:r>
-                            <w:bookmarkEnd w:id="201"/>
+                            <w:bookmarkEnd w:id="191"/>
                           </w:p>
                         </w:txbxContent>
                       </wps:txbx>
@@ -27533,7 +27525,7 @@
               </wp:anchor>
             </w:drawing>
           </mc:Choice>
-          <mc:Fallback xmlns:cx1="http://schemas.microsoft.com/office/drawing/2015/9/8/chartex" xmlns:cx2="http://schemas.microsoft.com/office/drawing/2015/10/21/chartex" xmlns:cx3="http://schemas.microsoft.com/office/drawing/2016/5/9/chartex" xmlns:cx4="http://schemas.microsoft.com/office/drawing/2016/5/10/chartex" xmlns:cx5="http://schemas.microsoft.com/office/drawing/2016/5/11/chartex" xmlns:cx6="http://schemas.microsoft.com/office/drawing/2016/5/12/chartex" xmlns:cx7="http://schemas.microsoft.com/office/drawing/2016/5/13/chartex" xmlns:cx8="http://schemas.microsoft.com/office/drawing/2016/5/14/chartex" xmlns:aink="http://schemas.microsoft.com/office/drawing/2016/ink" xmlns:am3d="http://schemas.microsoft.com/office/drawing/2017/model3d" xmlns:oel="http://schemas.microsoft.com/office/2019/extlst" xmlns:w16cex="http://schemas.microsoft.com/office/word/2018/wordml/cex" xmlns:w16cid="http://schemas.microsoft.com/office/word/2016/wordml/cid" xmlns:w16="http://schemas.microsoft.com/office/word/2018/wordml" xmlns:w16du="http://schemas.microsoft.com/office/word/2023/wordml/word16du" xmlns:w16sdtdh="http://schemas.microsoft.com/office/word/2020/wordml/sdtdatahash" xmlns:w16sdtfl="http://schemas.microsoft.com/office/word/2024/wordml/sdtformatlock">
+          <mc:Fallback xmlns:w16sdtfl="http://schemas.microsoft.com/office/word/2024/wordml/sdtformatlock" xmlns:w16sdtdh="http://schemas.microsoft.com/office/word/2020/wordml/sdtdatahash" xmlns:w16du="http://schemas.microsoft.com/office/word/2023/wordml/word16du" xmlns:w16="http://schemas.microsoft.com/office/word/2018/wordml" xmlns:w16cid="http://schemas.microsoft.com/office/word/2016/wordml/cid" xmlns:w16cex="http://schemas.microsoft.com/office/word/2018/wordml/cex" xmlns:oel="http://schemas.microsoft.com/office/2019/extlst" xmlns:am3d="http://schemas.microsoft.com/office/drawing/2017/model3d" xmlns:aink="http://schemas.microsoft.com/office/drawing/2016/ink" xmlns:cx8="http://schemas.microsoft.com/office/drawing/2016/5/14/chartex" xmlns:cx7="http://schemas.microsoft.com/office/drawing/2016/5/13/chartex" xmlns:cx6="http://schemas.microsoft.com/office/drawing/2016/5/12/chartex" xmlns:cx5="http://schemas.microsoft.com/office/drawing/2016/5/11/chartex" xmlns:cx4="http://schemas.microsoft.com/office/drawing/2016/5/10/chartex" xmlns:cx3="http://schemas.microsoft.com/office/drawing/2016/5/9/chartex" xmlns:cx2="http://schemas.microsoft.com/office/drawing/2015/10/21/chartex" xmlns:cx1="http://schemas.microsoft.com/office/drawing/2015/9/8/chartex">
             <w:pict>
               <v:shapetype w14:anchorId="694721F9" id="_x0000_t32" coordsize="21600,21600" o:spt="32" o:oned="t" path="m,l21600,21600e" filled="f">
                 <v:path arrowok="t" fillok="f" o:connecttype="none"/>
@@ -27603,7 +27595,7 @@
               </wp:anchor>
             </w:drawing>
           </mc:Choice>
-          <mc:Fallback xmlns:cx1="http://schemas.microsoft.com/office/drawing/2015/9/8/chartex" xmlns:cx2="http://schemas.microsoft.com/office/drawing/2015/10/21/chartex" xmlns:cx3="http://schemas.microsoft.com/office/drawing/2016/5/9/chartex" xmlns:cx4="http://schemas.microsoft.com/office/drawing/2016/5/10/chartex" xmlns:cx5="http://schemas.microsoft.com/office/drawing/2016/5/11/chartex" xmlns:cx6="http://schemas.microsoft.com/office/drawing/2016/5/12/chartex" xmlns:cx7="http://schemas.microsoft.com/office/drawing/2016/5/13/chartex" xmlns:cx8="http://schemas.microsoft.com/office/drawing/2016/5/14/chartex" xmlns:aink="http://schemas.microsoft.com/office/drawing/2016/ink" xmlns:am3d="http://schemas.microsoft.com/office/drawing/2017/model3d" xmlns:oel="http://schemas.microsoft.com/office/2019/extlst" xmlns:w16cex="http://schemas.microsoft.com/office/word/2018/wordml/cex" xmlns:w16cid="http://schemas.microsoft.com/office/word/2016/wordml/cid" xmlns:w16="http://schemas.microsoft.com/office/word/2018/wordml" xmlns:w16du="http://schemas.microsoft.com/office/word/2023/wordml/word16du" xmlns:w16sdtdh="http://schemas.microsoft.com/office/word/2020/wordml/sdtdatahash" xmlns:w16sdtfl="http://schemas.microsoft.com/office/word/2024/wordml/sdtformatlock">
+          <mc:Fallback xmlns:w16sdtfl="http://schemas.microsoft.com/office/word/2024/wordml/sdtformatlock" xmlns:w16sdtdh="http://schemas.microsoft.com/office/word/2020/wordml/sdtdatahash" xmlns:w16du="http://schemas.microsoft.com/office/word/2023/wordml/word16du" xmlns:w16="http://schemas.microsoft.com/office/word/2018/wordml" xmlns:w16cid="http://schemas.microsoft.com/office/word/2016/wordml/cid" xmlns:w16cex="http://schemas.microsoft.com/office/word/2018/wordml/cex" xmlns:oel="http://schemas.microsoft.com/office/2019/extlst" xmlns:am3d="http://schemas.microsoft.com/office/drawing/2017/model3d" xmlns:aink="http://schemas.microsoft.com/office/drawing/2016/ink" xmlns:cx8="http://schemas.microsoft.com/office/drawing/2016/5/14/chartex" xmlns:cx7="http://schemas.microsoft.com/office/drawing/2016/5/13/chartex" xmlns:cx6="http://schemas.microsoft.com/office/drawing/2016/5/12/chartex" xmlns:cx5="http://schemas.microsoft.com/office/drawing/2016/5/11/chartex" xmlns:cx4="http://schemas.microsoft.com/office/drawing/2016/5/10/chartex" xmlns:cx3="http://schemas.microsoft.com/office/drawing/2016/5/9/chartex" xmlns:cx2="http://schemas.microsoft.com/office/drawing/2015/10/21/chartex" xmlns:cx1="http://schemas.microsoft.com/office/drawing/2015/9/8/chartex">
             <w:pict>
               <v:shape w14:anchorId="6A539AC1" id="Straight Arrow Connector 20" o:spid="_x0000_s1026" type="#_x0000_t32" style="position:absolute;margin-left:89.25pt;margin-top:13.6pt;width:10.95pt;height:0;z-index:251651072;visibility:visible;mso-wrap-style:square;mso-wrap-distance-left:9pt;mso-wrap-distance-top:0;mso-wrap-distance-right:9pt;mso-wrap-distance-bottom:0;mso-position-horizontal:absolute;mso-position-horizontal-relative:text;mso-position-vertical:absolute;mso-position-vertical-relative:text" o:gfxdata="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" strokecolor="black [3200]" strokeweight=".5pt">
                 <v:stroke endarrow="block" joinstyle="miter"/>
@@ -27651,7 +27643,7 @@
           <w:rFonts w:cs="Times New Roman"/>
         </w:rPr>
       </w:pPr>
-      <w:bookmarkStart w:id="203" w:name="_Toc214624498"/>
+      <w:bookmarkStart w:id="192" w:name="_Toc214624498"/>
       <w:r>
         <w:rPr>
           <w:rFonts w:cs="Times New Roman"/>
@@ -27671,20 +27663,20 @@
         </w:rPr>
         <w:t>.2 Ứng dụng minh họa</w:t>
       </w:r>
-      <w:bookmarkEnd w:id="203"/>
+      <w:bookmarkEnd w:id="192"/>
     </w:p>
     <w:p>
       <w:pPr>
         <w:pStyle w:val="Heading3"/>
       </w:pPr>
-      <w:bookmarkStart w:id="204" w:name="_Toc214624499"/>
+      <w:bookmarkStart w:id="193" w:name="_Toc214624499"/>
       <w:r>
         <w:t>4</w:t>
       </w:r>
       <w:r>
         <w:t>.2.1 Mô tả bài toán</w:t>
       </w:r>
-      <w:bookmarkEnd w:id="204"/>
+      <w:bookmarkEnd w:id="193"/>
     </w:p>
     <w:p>
       <w:pPr>
@@ -27901,7 +27893,7 @@
       <w:pPr>
         <w:pStyle w:val="Heading3"/>
       </w:pPr>
-      <w:bookmarkStart w:id="205" w:name="_Toc214624500"/>
+      <w:bookmarkStart w:id="194" w:name="_Toc214624500"/>
       <w:r>
         <w:t>4</w:t>
       </w:r>
@@ -27914,16 +27906,16 @@
       <w:r>
         <w:t xml:space="preserve"> Thiết kế hệ thống</w:t>
       </w:r>
-      <w:bookmarkEnd w:id="205"/>
-    </w:p>
+      <w:bookmarkEnd w:id="194"/>
+    </w:p>
+    <w:bookmarkStart w:id="195" w:name="_Toc214360101"/>
+    <w:bookmarkStart w:id="196" w:name="_Toc214361034"/>
+    <w:bookmarkStart w:id="197" w:name="_Toc214361287"/>
+    <w:bookmarkStart w:id="198" w:name="_Toc214361948"/>
     <w:p>
       <w:pPr>
         <w:pStyle w:val="BaoCao"/>
       </w:pPr>
-      <w:bookmarkStart w:id="206" w:name="_Toc214360101"/>
-      <w:bookmarkStart w:id="207" w:name="_Toc214361034"/>
-      <w:bookmarkStart w:id="208" w:name="_Toc214361287"/>
-      <w:bookmarkStart w:id="209" w:name="_Toc214361948"/>
       <w:r>
         <w:rPr>
           <w:noProof/>
@@ -27978,7 +27970,7 @@
                                 <w:szCs w:val="26"/>
                               </w:rPr>
                             </w:pPr>
-                            <w:bookmarkStart w:id="210" w:name="_Toc214615953"/>
+                            <w:bookmarkStart w:id="199" w:name="_Toc214615953"/>
                             <w:r>
                               <w:rPr>
                                 <w:iCs w:val="0"/>
@@ -28043,7 +28035,7 @@
                               </w:rPr>
                               <w:t xml:space="preserve"> Mô hình ERD</w:t>
                             </w:r>
-                            <w:bookmarkEnd w:id="210"/>
+                            <w:bookmarkEnd w:id="199"/>
                           </w:p>
                         </w:txbxContent>
                       </wps:txbx>
@@ -28218,10 +28210,10 @@
           </wp:anchor>
         </w:drawing>
       </w:r>
-      <w:bookmarkEnd w:id="206"/>
-      <w:bookmarkEnd w:id="207"/>
-      <w:bookmarkEnd w:id="208"/>
-      <w:bookmarkEnd w:id="209"/>
+      <w:bookmarkEnd w:id="195"/>
+      <w:bookmarkEnd w:id="196"/>
+      <w:bookmarkEnd w:id="197"/>
+      <w:bookmarkEnd w:id="198"/>
       <w:r>
         <w:rPr>
           <w:spacing w:val="-1"/>
@@ -28275,14 +28267,14 @@
       <w:pPr>
         <w:pStyle w:val="Heading3"/>
       </w:pPr>
-      <w:bookmarkStart w:id="212" w:name="_Toc214624501"/>
+      <w:bookmarkStart w:id="200" w:name="_Toc214624501"/>
       <w:r>
         <w:t>4</w:t>
       </w:r>
       <w:r>
         <w:t>.2.3 Yêu cầu chức năng</w:t>
       </w:r>
-      <w:bookmarkEnd w:id="212"/>
+      <w:bookmarkEnd w:id="200"/>
     </w:p>
     <w:p>
       <w:pPr>
@@ -28299,7 +28291,7 @@
           <w:szCs w:val="26"/>
         </w:rPr>
       </w:pPr>
-      <w:bookmarkStart w:id="213" w:name="_Toc214624502"/>
+      <w:bookmarkStart w:id="201" w:name="_Toc214624502"/>
       <w:r>
         <w:rPr>
           <w:rFonts w:cs="Times New Roman"/>
@@ -28322,7 +28314,7 @@
         </w:rPr>
         <w:t>.2.3.1 Chức năng nghiệp vụ</w:t>
       </w:r>
-      <w:bookmarkEnd w:id="213"/>
+      <w:bookmarkEnd w:id="201"/>
     </w:p>
     <w:p>
       <w:pPr>
@@ -28685,7 +28677,7 @@
           <w:szCs w:val="26"/>
         </w:rPr>
       </w:pPr>
-      <w:bookmarkStart w:id="214" w:name="_Toc214624503"/>
+      <w:bookmarkStart w:id="202" w:name="_Toc214624503"/>
       <w:r>
         <w:rPr>
           <w:rFonts w:cs="Times New Roman"/>
@@ -28708,7 +28700,7 @@
         </w:rPr>
         <w:t>.2.3.2 Chức năng hệ thống</w:t>
       </w:r>
-      <w:bookmarkEnd w:id="214"/>
+      <w:bookmarkEnd w:id="202"/>
     </w:p>
     <w:p>
       <w:pPr>
@@ -28856,7 +28848,7 @@
                                 <w:szCs w:val="26"/>
                               </w:rPr>
                             </w:pPr>
-                            <w:bookmarkStart w:id="215" w:name="_Toc214615954"/>
+                            <w:bookmarkStart w:id="203" w:name="_Toc214615954"/>
                             <w:r>
                               <w:rPr>
                                 <w:iCs w:val="0"/>
@@ -28919,9 +28911,27 @@
                                 <w:sz w:val="26"/>
                                 <w:szCs w:val="26"/>
                               </w:rPr>
-                              <w:t xml:space="preserve"> Sơ đồ User Case tổng quan</w:t>
+                              <w:t xml:space="preserve"> Sơ đồ</w:t>
                             </w:r>
-                            <w:bookmarkEnd w:id="215"/>
+                            <w:r>
+                              <w:rPr>
+                                <w:iCs w:val="0"/>
+                                <w:color w:val="000000" w:themeColor="text1"/>
+                                <w:sz w:val="26"/>
+                                <w:szCs w:val="26"/>
+                              </w:rPr>
+                              <w:t xml:space="preserve"> Use</w:t>
+                            </w:r>
+                            <w:r>
+                              <w:rPr>
+                                <w:iCs w:val="0"/>
+                                <w:color w:val="000000" w:themeColor="text1"/>
+                                <w:sz w:val="26"/>
+                                <w:szCs w:val="26"/>
+                              </w:rPr>
+                              <w:t xml:space="preserve"> Case tổng quan</w:t>
+                            </w:r>
+                            <w:bookmarkEnd w:id="203"/>
                           </w:p>
                         </w:txbxContent>
                       </wps:txbx>
@@ -28945,7 +28955,11 @@
           </mc:Choice>
           <mc:Fallback>
             <w:pict>
-              <v:shape w14:anchorId="76F46115" id="_x0000_s1043" type="#_x0000_t202" style="position:absolute;left:0;text-align:left;margin-left:0;margin-top:300.7pt;width:197.65pt;height:19.6pt;z-index:251748352;visibility:visible;mso-wrap-style:square;mso-width-percent:0;mso-height-percent:0;mso-wrap-distance-left:9pt;mso-wrap-distance-top:0;mso-wrap-distance-right:9pt;mso-wrap-distance-bottom:0;mso-position-horizontal:center;mso-position-horizontal-relative:margin;mso-position-vertical:absolute;mso-position-vertical-relative:text;mso-width-percent:0;mso-height-percent:0;mso-width-relative:margin;mso-height-relative:margin;v-text-anchor:top" o:gfxdata="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" stroked="f">
+              <v:shapetype w14:anchorId="76F46115" id="_x0000_t202" coordsize="21600,21600" o:spt="202" path="m,l,21600r21600,l21600,xe">
+                <v:stroke joinstyle="miter"/>
+                <v:path gradientshapeok="t" o:connecttype="rect"/>
+              </v:shapetype>
+              <v:shape id="_x0000_s1043" type="#_x0000_t202" style="position:absolute;left:0;text-align:left;margin-left:0;margin-top:300.7pt;width:197.65pt;height:19.6pt;z-index:251748352;visibility:visible;mso-wrap-style:square;mso-width-percent:0;mso-height-percent:0;mso-wrap-distance-left:9pt;mso-wrap-distance-top:0;mso-wrap-distance-right:9pt;mso-wrap-distance-bottom:0;mso-position-horizontal:center;mso-position-horizontal-relative:margin;mso-position-vertical:absolute;mso-position-vertical-relative:text;mso-width-percent:0;mso-height-percent:0;mso-width-relative:margin;mso-height-relative:margin;v-text-anchor:top" o:gfxdata="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" stroked="f">
                 <v:textbox inset="0,0,0,0">
                   <w:txbxContent>
                     <w:p>
@@ -28961,7 +28975,7 @@
                           <w:szCs w:val="26"/>
                         </w:rPr>
                       </w:pPr>
-                      <w:bookmarkStart w:id="216" w:name="_Toc214615954"/>
+                      <w:bookmarkStart w:id="204" w:name="_Toc214615954"/>
                       <w:r>
                         <w:rPr>
                           <w:iCs w:val="0"/>
@@ -29024,9 +29038,27 @@
                           <w:sz w:val="26"/>
                           <w:szCs w:val="26"/>
                         </w:rPr>
-                        <w:t xml:space="preserve"> Sơ đồ User Case tổng quan</w:t>
+                        <w:t xml:space="preserve"> Sơ đồ</w:t>
                       </w:r>
-                      <w:bookmarkEnd w:id="216"/>
+                      <w:r>
+                        <w:rPr>
+                          <w:iCs w:val="0"/>
+                          <w:color w:val="000000" w:themeColor="text1"/>
+                          <w:sz w:val="26"/>
+                          <w:szCs w:val="26"/>
+                        </w:rPr>
+                        <w:t xml:space="preserve"> Use</w:t>
+                      </w:r>
+                      <w:r>
+                        <w:rPr>
+                          <w:iCs w:val="0"/>
+                          <w:color w:val="000000" w:themeColor="text1"/>
+                          <w:sz w:val="26"/>
+                          <w:szCs w:val="26"/>
+                        </w:rPr>
+                        <w:t xml:space="preserve"> Case tổng quan</w:t>
+                      </w:r>
+                      <w:bookmarkEnd w:id="204"/>
                     </w:p>
                   </w:txbxContent>
                 </v:textbox>
@@ -29103,7 +29135,18 @@
           <w:i/>
           <w:iCs/>
         </w:rPr>
-        <w:t>Sơ đồ User Case:</w:t>
+        <w:t>Sơ đồ Use</w:t>
+      </w:r>
+      <w:bookmarkStart w:id="205" w:name="_GoBack"/>
+      <w:bookmarkEnd w:id="205"/>
+      <w:r>
+        <w:rPr>
+          <w:b/>
+          <w:bCs/>
+          <w:i/>
+          <w:iCs/>
+        </w:rPr>
+        <w:t xml:space="preserve"> Case:</w:t>
       </w:r>
     </w:p>
     <w:p>
@@ -29187,7 +29230,7 @@
       <w:r>
         <w:t>sau khi người dùng đăng nhập.</w:t>
       </w:r>
-      <w:bookmarkStart w:id="217" w:name="_Toc214624504"/>
+      <w:bookmarkStart w:id="206" w:name="_Toc214624504"/>
     </w:p>
     <w:p>
       <w:pPr>
@@ -29285,7 +29328,7 @@
         </w:rPr>
         <w:t>n</w:t>
       </w:r>
-      <w:bookmarkEnd w:id="217"/>
+      <w:bookmarkEnd w:id="206"/>
     </w:p>
     <w:p>
       <w:pPr>
@@ -29301,7 +29344,7 @@
           <w:szCs w:val="26"/>
         </w:rPr>
       </w:pPr>
-      <w:bookmarkStart w:id="218" w:name="_Toc214624505"/>
+      <w:bookmarkStart w:id="207" w:name="_Toc214624505"/>
       <w:r>
         <w:rPr>
           <w:rFonts w:cs="Times New Roman"/>
@@ -29324,7 +29367,7 @@
         </w:rPr>
         <w:t>.2.4.1 Giao diện đăng nhập và đăng ký</w:t>
       </w:r>
-      <w:bookmarkEnd w:id="218"/>
+      <w:bookmarkEnd w:id="207"/>
     </w:p>
     <w:p>
       <w:pPr>
@@ -29409,7 +29452,7 @@
                                 <w:szCs w:val="26"/>
                               </w:rPr>
                             </w:pPr>
-                            <w:bookmarkStart w:id="219" w:name="_Toc214615955"/>
+                            <w:bookmarkStart w:id="208" w:name="_Toc214615955"/>
                             <w:r>
                               <w:rPr>
                                 <w:iCs w:val="0"/>
@@ -29474,7 +29517,7 @@
                               </w:rPr>
                               <w:t xml:space="preserve"> Giao diện đăng ký tài khoản</w:t>
                             </w:r>
-                            <w:bookmarkEnd w:id="219"/>
+                            <w:bookmarkEnd w:id="208"/>
                           </w:p>
                         </w:txbxContent>
                       </wps:txbx>
@@ -29673,6 +29716,7 @@
         <w:t xml:space="preserve"> Người dùng cần đăng ký tài khoản trước khi thực hiện mua sắm, các thông tin cần nhập vào form như: họ tên, tên đăng nhập, địa chỉ email, mật khẩu và xác nhận lại đúng mật khẩu.</w:t>
       </w:r>
     </w:p>
+    <w:bookmarkStart w:id="209" w:name="_Toc214624506"/>
     <w:p>
       <w:pPr>
         <w:pStyle w:val="Heading4"/>
@@ -29680,7 +29724,6 @@
           <w:i/>
         </w:rPr>
       </w:pPr>
-      <w:bookmarkStart w:id="221" w:name="_Toc214624506"/>
       <w:r>
         <w:rPr>
           <w:noProof/>
@@ -29735,7 +29778,7 @@
                                 <w:szCs w:val="26"/>
                               </w:rPr>
                             </w:pPr>
-                            <w:bookmarkStart w:id="222" w:name="_Toc214615956"/>
+                            <w:bookmarkStart w:id="210" w:name="_Toc214615956"/>
                             <w:r>
                               <w:rPr>
                                 <w:iCs w:val="0"/>
@@ -29800,7 +29843,7 @@
                               </w:rPr>
                               <w:t xml:space="preserve"> Giao diện trang quản trị</w:t>
                             </w:r>
-                            <w:bookmarkEnd w:id="222"/>
+                            <w:bookmarkEnd w:id="210"/>
                           </w:p>
                         </w:txbxContent>
                       </wps:txbx>
@@ -30084,7 +30127,7 @@
                                 <w:szCs w:val="26"/>
                               </w:rPr>
                             </w:pPr>
-                            <w:bookmarkStart w:id="224" w:name="_Toc214615957"/>
+                            <w:bookmarkStart w:id="211" w:name="_Toc214615957"/>
                             <w:r>
                               <w:rPr>
                                 <w:color w:val="000000" w:themeColor="text1"/>
@@ -30142,7 +30185,7 @@
                               </w:rPr>
                               <w:t xml:space="preserve"> Giao diện đăng nhập tài khoản</w:t>
                             </w:r>
-                            <w:bookmarkEnd w:id="224"/>
+                            <w:bookmarkEnd w:id="211"/>
                           </w:p>
                         </w:txbxContent>
                       </wps:txbx>
@@ -30252,7 +30295,7 @@
       <w:r>
         <w:t>.2.4.2 Giao diện trang quản trị</w:t>
       </w:r>
-      <w:bookmarkEnd w:id="221"/>
+      <w:bookmarkEnd w:id="209"/>
     </w:p>
     <w:p>
       <w:pPr>
@@ -30265,6 +30308,7 @@
         <w:t>Trang quản trị: Hiển thị các chức năng quản lý của Admin về tài khoản người dùng, sản phẩm, đơn hàng.</w:t>
       </w:r>
     </w:p>
+    <w:bookmarkStart w:id="212" w:name="_Toc214624507"/>
     <w:p>
       <w:pPr>
         <w:pStyle w:val="Heading4"/>
@@ -30279,7 +30323,6 @@
           <w:szCs w:val="26"/>
         </w:rPr>
       </w:pPr>
-      <w:bookmarkStart w:id="226" w:name="_Toc214624507"/>
       <w:r>
         <w:rPr>
           <w:noProof/>
@@ -30336,7 +30379,7 @@
                                 <w:szCs w:val="26"/>
                               </w:rPr>
                             </w:pPr>
-                            <w:bookmarkStart w:id="227" w:name="_Toc214615958"/>
+                            <w:bookmarkStart w:id="213" w:name="_Toc214615958"/>
                             <w:r>
                               <w:rPr>
                                 <w:iCs w:val="0"/>
@@ -30401,7 +30444,7 @@
                               </w:rPr>
                               <w:t xml:space="preserve"> Giao diện trang chủ</w:t>
                             </w:r>
-                            <w:bookmarkEnd w:id="227"/>
+                            <w:bookmarkEnd w:id="213"/>
                           </w:p>
                         </w:txbxContent>
                       </wps:txbx>
@@ -30601,8 +30644,9 @@
         </w:rPr>
         <w:t>.2.4.3 Giao diện trang chủ</w:t>
       </w:r>
-      <w:bookmarkEnd w:id="226"/>
-    </w:p>
+      <w:bookmarkEnd w:id="212"/>
+    </w:p>
+    <w:bookmarkStart w:id="214" w:name="_Toc214624508"/>
     <w:p>
       <w:pPr>
         <w:pStyle w:val="Heading4"/>
@@ -30615,7 +30659,6 @@
           <w:szCs w:val="26"/>
         </w:rPr>
       </w:pPr>
-      <w:bookmarkStart w:id="229" w:name="_Toc214624508"/>
       <w:r>
         <w:rPr>
           <w:noProof/>
@@ -30671,7 +30714,7 @@
                                 <w:szCs w:val="26"/>
                               </w:rPr>
                             </w:pPr>
-                            <w:bookmarkStart w:id="230" w:name="_Toc214615959"/>
+                            <w:bookmarkStart w:id="215" w:name="_Toc214615959"/>
                             <w:r>
                               <w:rPr>
                                 <w:iCs w:val="0"/>
@@ -30736,7 +30779,7 @@
                               </w:rPr>
                               <w:t xml:space="preserve"> Giao diện trang chỉnh sửa thông tin người dùng</w:t>
                             </w:r>
-                            <w:bookmarkEnd w:id="230"/>
+                            <w:bookmarkEnd w:id="215"/>
                           </w:p>
                         </w:txbxContent>
                       </wps:txbx>
@@ -30958,7 +31001,7 @@
         </w:rPr>
         <w:t xml:space="preserve"> Giao diện trang chỉnh sửa thông tin người dùng</w:t>
       </w:r>
-      <w:bookmarkEnd w:id="229"/>
+      <w:bookmarkEnd w:id="214"/>
     </w:p>
     <w:p>
       <w:pPr>
@@ -30980,11 +31023,11 @@
         <w:t>người dùng.</w:t>
       </w:r>
     </w:p>
+    <w:bookmarkStart w:id="216" w:name="_Toc214624509"/>
     <w:p>
       <w:pPr>
         <w:pStyle w:val="Heading4"/>
       </w:pPr>
-      <w:bookmarkStart w:id="232" w:name="_Toc214624509"/>
       <w:r>
         <w:rPr>
           <w:noProof/>
@@ -31039,7 +31082,7 @@
                                 <w:szCs w:val="26"/>
                               </w:rPr>
                             </w:pPr>
-                            <w:bookmarkStart w:id="233" w:name="_Toc214615960"/>
+                            <w:bookmarkStart w:id="217" w:name="_Toc214615960"/>
                             <w:r>
                               <w:rPr>
                                 <w:iCs w:val="0"/>
@@ -31104,7 +31147,7 @@
                               </w:rPr>
                               <w:t xml:space="preserve"> Giao diện quản lý sản phẩm</w:t>
                             </w:r>
-                            <w:bookmarkEnd w:id="233"/>
+                            <w:bookmarkEnd w:id="217"/>
                           </w:p>
                         </w:txbxContent>
                       </wps:txbx>
@@ -31290,7 +31333,7 @@
       <w:r>
         <w:t xml:space="preserve"> Giao diện quản lý thông tin sản phẩm</w:t>
       </w:r>
-      <w:bookmarkEnd w:id="232"/>
+      <w:bookmarkEnd w:id="216"/>
     </w:p>
     <w:p>
       <w:pPr>
@@ -31300,6 +31343,7 @@
         <w:t>- Quản trị viên quản lý danh sách sản phẩm thông qua giao diện quản lý sản phẩm và chọn thao tác xóa/chỉnh sửa, cập nhật các thông tin hiển thị của sản phẩm.</w:t>
       </w:r>
     </w:p>
+    <w:bookmarkStart w:id="218" w:name="_Toc214624510"/>
     <w:p>
       <w:pPr>
         <w:pStyle w:val="Heading4"/>
@@ -31314,7 +31358,6 @@
           <w:szCs w:val="26"/>
         </w:rPr>
       </w:pPr>
-      <w:bookmarkStart w:id="235" w:name="_Toc214624510"/>
       <w:r>
         <w:rPr>
           <w:noProof/>
@@ -31370,7 +31413,7 @@
                                 <w:szCs w:val="26"/>
                               </w:rPr>
                             </w:pPr>
-                            <w:bookmarkStart w:id="236" w:name="_Toc214615961"/>
+                            <w:bookmarkStart w:id="219" w:name="_Toc214615961"/>
                             <w:r>
                               <w:rPr>
                                 <w:iCs w:val="0"/>
@@ -31435,7 +31478,7 @@
                               </w:rPr>
                               <w:t xml:space="preserve"> Giao diện sửa thông tin sản phẩm</w:t>
                             </w:r>
-                            <w:bookmarkEnd w:id="236"/>
+                            <w:bookmarkEnd w:id="219"/>
                           </w:p>
                         </w:txbxContent>
                       </wps:txbx>
@@ -31663,7 +31706,7 @@
         </w:rPr>
         <w:t xml:space="preserve"> Giao diện sửa thông tin sản phẩm</w:t>
       </w:r>
-      <w:bookmarkEnd w:id="235"/>
+      <w:bookmarkEnd w:id="218"/>
     </w:p>
     <w:p>
       <w:pPr>
@@ -31688,11 +31731,11 @@
         <w:br w:type="page"/>
       </w:r>
     </w:p>
+    <w:bookmarkStart w:id="220" w:name="_Toc214624511"/>
     <w:p>
       <w:pPr>
         <w:pStyle w:val="Heading4"/>
       </w:pPr>
-      <w:bookmarkStart w:id="238" w:name="_Toc214624511"/>
       <w:r>
         <w:rPr>
           <w:noProof/>
@@ -31747,7 +31790,7 @@
                                 <w:szCs w:val="26"/>
                               </w:rPr>
                             </w:pPr>
-                            <w:bookmarkStart w:id="239" w:name="_Toc214615962"/>
+                            <w:bookmarkStart w:id="221" w:name="_Toc214615962"/>
                             <w:r>
                               <w:rPr>
                                 <w:iCs w:val="0"/>
@@ -31812,7 +31855,7 @@
                               </w:rPr>
                               <w:t xml:space="preserve"> Giao diện thêm mới sản phẩm</w:t>
                             </w:r>
-                            <w:bookmarkEnd w:id="239"/>
+                            <w:bookmarkEnd w:id="221"/>
                           </w:p>
                         </w:txbxContent>
                       </wps:txbx>
@@ -31998,7 +32041,7 @@
       <w:r>
         <w:t xml:space="preserve"> Giao diện thêm mới sản phẩm</w:t>
       </w:r>
-      <w:bookmarkEnd w:id="238"/>
+      <w:bookmarkEnd w:id="220"/>
     </w:p>
     <w:p>
       <w:pPr>
@@ -32026,7 +32069,7 @@
           <w:szCs w:val="26"/>
         </w:rPr>
       </w:pPr>
-      <w:bookmarkStart w:id="241" w:name="_Toc214624512"/>
+      <w:bookmarkStart w:id="222" w:name="_Toc214624512"/>
       <w:r>
         <w:rPr>
           <w:rFonts w:cs="Times New Roman"/>
@@ -32158,7 +32201,7 @@
                                 <w:szCs w:val="26"/>
                               </w:rPr>
                             </w:pPr>
-                            <w:bookmarkStart w:id="242" w:name="_Toc214615963"/>
+                            <w:bookmarkStart w:id="223" w:name="_Toc214615963"/>
                             <w:r>
                               <w:rPr>
                                 <w:iCs w:val="0"/>
@@ -32223,7 +32266,7 @@
                               </w:rPr>
                               <w:t xml:space="preserve"> Giao diện xem chi tiết sản phẩm</w:t>
                             </w:r>
-                            <w:bookmarkEnd w:id="242"/>
+                            <w:bookmarkEnd w:id="223"/>
                           </w:p>
                         </w:txbxContent>
                       </wps:txbx>
@@ -32383,7 +32426,7 @@
         </w:rPr>
         <w:t xml:space="preserve"> Giao diện chi tiết sản phẩm</w:t>
       </w:r>
-      <w:bookmarkEnd w:id="241"/>
+      <w:bookmarkEnd w:id="222"/>
     </w:p>
     <w:p>
       <w:pPr>
@@ -32393,6 +32436,7 @@
         <w:t>- Người dùng có thể chọn vào một sản phẩm ở trang chủ để xem các thông tin chi tiết.</w:t>
       </w:r>
     </w:p>
+    <w:bookmarkStart w:id="224" w:name="_Toc214624513"/>
     <w:p>
       <w:pPr>
         <w:pStyle w:val="Heading4"/>
@@ -32405,7 +32449,6 @@
           <w:szCs w:val="26"/>
         </w:rPr>
       </w:pPr>
-      <w:bookmarkStart w:id="244" w:name="_Toc214624513"/>
       <w:r>
         <w:rPr>
           <w:noProof/>
@@ -32462,7 +32505,7 @@
                                 <w:szCs w:val="26"/>
                               </w:rPr>
                             </w:pPr>
-                            <w:bookmarkStart w:id="245" w:name="_Toc214615964"/>
+                            <w:bookmarkStart w:id="225" w:name="_Toc214615964"/>
                             <w:r>
                               <w:rPr>
                                 <w:iCs w:val="0"/>
@@ -32527,7 +32570,7 @@
                               </w:rPr>
                               <w:t xml:space="preserve"> Giao diện quản lý thông tin đơn hàng</w:t>
                             </w:r>
-                            <w:bookmarkEnd w:id="245"/>
+                            <w:bookmarkEnd w:id="225"/>
                           </w:p>
                         </w:txbxContent>
                       </wps:txbx>
@@ -32763,7 +32806,7 @@
         </w:rPr>
         <w:t xml:space="preserve"> Giao diện quản lý thông tin đơn hàng</w:t>
       </w:r>
-      <w:bookmarkEnd w:id="244"/>
+      <w:bookmarkEnd w:id="224"/>
     </w:p>
     <w:p>
       <w:pPr>
@@ -32785,7 +32828,7 @@
           <w:szCs w:val="26"/>
         </w:rPr>
       </w:pPr>
-      <w:bookmarkStart w:id="247" w:name="_Toc214624514"/>
+      <w:bookmarkStart w:id="226" w:name="_Toc214624514"/>
       <w:r>
         <w:rPr>
           <w:rFonts w:cs="Times New Roman"/>
@@ -32909,7 +32952,7 @@
                                 <w:szCs w:val="26"/>
                               </w:rPr>
                             </w:pPr>
-                            <w:bookmarkStart w:id="248" w:name="_Toc214615965"/>
+                            <w:bookmarkStart w:id="227" w:name="_Toc214615965"/>
                             <w:r>
                               <w:rPr>
                                 <w:iCs w:val="0"/>
@@ -32974,7 +33017,7 @@
                               </w:rPr>
                               <w:t xml:space="preserve"> Giao diện tìm kiếm sản phẩm</w:t>
                             </w:r>
-                            <w:bookmarkEnd w:id="248"/>
+                            <w:bookmarkEnd w:id="227"/>
                           </w:p>
                         </w:txbxContent>
                       </wps:txbx>
@@ -33134,7 +33177,7 @@
         </w:rPr>
         <w:t xml:space="preserve"> Giao diện tìm kiếm sản phẩm</w:t>
       </w:r>
-      <w:bookmarkEnd w:id="247"/>
+      <w:bookmarkEnd w:id="226"/>
     </w:p>
     <w:p>
       <w:pPr>
@@ -33144,6 +33187,7 @@
         <w:t>- Khách hàng có thể nhập từ khóa vào ô tìm kiếm và tìm kiếm các sản phẩm có liên quan để dễ dàng chọn lọc các sản phẩm theo nhu cầu.</w:t>
       </w:r>
     </w:p>
+    <w:bookmarkStart w:id="228" w:name="_Toc214624515"/>
     <w:p>
       <w:pPr>
         <w:pStyle w:val="Heading4"/>
@@ -33156,7 +33200,6 @@
           <w:szCs w:val="26"/>
         </w:rPr>
       </w:pPr>
-      <w:bookmarkStart w:id="250" w:name="_Toc214624515"/>
       <w:r>
         <w:rPr>
           <w:noProof/>
@@ -33213,7 +33256,7 @@
                                 <w:szCs w:val="26"/>
                               </w:rPr>
                             </w:pPr>
-                            <w:bookmarkStart w:id="251" w:name="_Toc214615966"/>
+                            <w:bookmarkStart w:id="229" w:name="_Toc214615966"/>
                             <w:r>
                               <w:rPr>
                                 <w:iCs w:val="0"/>
@@ -33278,7 +33321,7 @@
                               </w:rPr>
                               <w:t xml:space="preserve"> Giao diện giỏ hàng</w:t>
                             </w:r>
-                            <w:bookmarkEnd w:id="251"/>
+                            <w:bookmarkEnd w:id="229"/>
                           </w:p>
                         </w:txbxContent>
                       </wps:txbx>
@@ -33449,7 +33492,7 @@
         </w:rPr>
         <w:t xml:space="preserve"> Giao diện giỏ hàng</w:t>
       </w:r>
-      <w:bookmarkEnd w:id="250"/>
+      <w:bookmarkEnd w:id="228"/>
     </w:p>
     <w:p>
       <w:pPr>
@@ -33459,6 +33502,15 @@
         <w:t>- Sau khi đặt hàng thành công, khách hàng có thể xem giỏ hàng của mình và tiếp tục mua sắm hoặc chuyển qua thanh toán đơn hàng.</w:t>
       </w:r>
     </w:p>
+    <w:bookmarkStart w:id="230" w:name="_Toc214352010"/>
+    <w:bookmarkStart w:id="231" w:name="_Toc214360115"/>
+    <w:bookmarkStart w:id="232" w:name="_Toc214361050"/>
+    <w:bookmarkStart w:id="233" w:name="_Toc214361303"/>
+    <w:bookmarkStart w:id="234" w:name="_Toc214361965"/>
+    <w:bookmarkStart w:id="235" w:name="_Toc214363077"/>
+    <w:bookmarkStart w:id="236" w:name="_Toc214364288"/>
+    <w:bookmarkStart w:id="237" w:name="_Toc214367152"/>
+    <w:bookmarkStart w:id="238" w:name="_Toc214624516"/>
     <w:p>
       <w:pPr>
         <w:pStyle w:val="Heading4"/>
@@ -33473,15 +33525,6 @@
           <w:szCs w:val="26"/>
         </w:rPr>
       </w:pPr>
-      <w:bookmarkStart w:id="253" w:name="_Toc214352010"/>
-      <w:bookmarkStart w:id="254" w:name="_Toc214360115"/>
-      <w:bookmarkStart w:id="255" w:name="_Toc214361050"/>
-      <w:bookmarkStart w:id="256" w:name="_Toc214361303"/>
-      <w:bookmarkStart w:id="257" w:name="_Toc214361965"/>
-      <w:bookmarkStart w:id="258" w:name="_Toc214363077"/>
-      <w:bookmarkStart w:id="259" w:name="_Toc214364288"/>
-      <w:bookmarkStart w:id="260" w:name="_Toc214367152"/>
-      <w:bookmarkStart w:id="261" w:name="_Toc214624516"/>
       <w:r>
         <w:rPr>
           <w:noProof/>
@@ -33537,7 +33580,7 @@
                                 <w:szCs w:val="26"/>
                               </w:rPr>
                             </w:pPr>
-                            <w:bookmarkStart w:id="262" w:name="_Toc214615967"/>
+                            <w:bookmarkStart w:id="239" w:name="_Toc214615967"/>
                             <w:r>
                               <w:rPr>
                                 <w:iCs w:val="0"/>
@@ -33602,7 +33645,7 @@
                               </w:rPr>
                               <w:t xml:space="preserve"> Giao diện trang liên hệ</w:t>
                             </w:r>
-                            <w:bookmarkEnd w:id="262"/>
+                            <w:bookmarkEnd w:id="239"/>
                           </w:p>
                         </w:txbxContent>
                       </wps:txbx>
@@ -33854,14 +33897,14 @@
           </wp:anchor>
         </w:drawing>
       </w:r>
-      <w:bookmarkEnd w:id="253"/>
-      <w:bookmarkEnd w:id="254"/>
-      <w:bookmarkEnd w:id="255"/>
-      <w:bookmarkEnd w:id="256"/>
-      <w:bookmarkEnd w:id="257"/>
-      <w:bookmarkEnd w:id="258"/>
-      <w:bookmarkEnd w:id="259"/>
-      <w:bookmarkEnd w:id="260"/>
+      <w:bookmarkEnd w:id="230"/>
+      <w:bookmarkEnd w:id="231"/>
+      <w:bookmarkEnd w:id="232"/>
+      <w:bookmarkEnd w:id="233"/>
+      <w:bookmarkEnd w:id="234"/>
+      <w:bookmarkEnd w:id="235"/>
+      <w:bookmarkEnd w:id="236"/>
+      <w:bookmarkEnd w:id="237"/>
       <w:r>
         <w:rPr>
           <w:rFonts w:cs="Times New Roman"/>
@@ -33917,7 +33960,7 @@
         </w:rPr>
         <w:t xml:space="preserve"> Giao diện trang liên hệ</w:t>
       </w:r>
-      <w:bookmarkEnd w:id="261"/>
+      <w:bookmarkEnd w:id="238"/>
     </w:p>
     <w:p>
       <w:pPr>
@@ -33927,7 +33970,7 @@
           <w:b/>
         </w:rPr>
       </w:pPr>
-      <w:bookmarkStart w:id="264" w:name="_Toc214624517"/>
+      <w:bookmarkStart w:id="240" w:name="_Toc214624517"/>
       <w:r>
         <w:rPr>
           <w:iCs/>
@@ -33953,6 +33996,8 @@
         <w:br w:type="page"/>
       </w:r>
     </w:p>
+    <w:bookmarkStart w:id="241" w:name="_Toc214364289"/>
+    <w:bookmarkStart w:id="242" w:name="_Toc214367153"/>
     <w:p>
       <w:pPr>
         <w:pStyle w:val="Heading4"/>
@@ -33967,8 +34012,6 @@
           <w:szCs w:val="26"/>
         </w:rPr>
       </w:pPr>
-      <w:bookmarkStart w:id="265" w:name="_Toc214364289"/>
-      <w:bookmarkStart w:id="266" w:name="_Toc214367153"/>
       <w:r>
         <w:rPr>
           <w:noProof/>
@@ -34025,7 +34068,7 @@
                                 <w:szCs w:val="26"/>
                               </w:rPr>
                             </w:pPr>
-                            <w:bookmarkStart w:id="267" w:name="_Toc214615968"/>
+                            <w:bookmarkStart w:id="243" w:name="_Toc214615968"/>
                             <w:r>
                               <w:rPr>
                                 <w:iCs w:val="0"/>
@@ -34090,7 +34133,7 @@
                               </w:rPr>
                               <w:t xml:space="preserve"> Giao diện trang Profile thông tin người dùng</w:t>
                             </w:r>
-                            <w:bookmarkEnd w:id="267"/>
+                            <w:bookmarkEnd w:id="243"/>
                           </w:p>
                         </w:txbxContent>
                       </wps:txbx>
@@ -34206,8 +34249,8 @@
           </mc:Fallback>
         </mc:AlternateContent>
       </w:r>
-      <w:bookmarkEnd w:id="265"/>
-      <w:bookmarkEnd w:id="266"/>
+      <w:bookmarkEnd w:id="241"/>
+      <w:bookmarkEnd w:id="242"/>
       <w:r>
         <w:rPr>
           <w:i/>
@@ -34309,7 +34352,7 @@
         </w:rPr>
         <w:t>rofile thông tin người dùng</w:t>
       </w:r>
-      <w:bookmarkEnd w:id="264"/>
+      <w:bookmarkEnd w:id="240"/>
     </w:p>
     <w:p>
       <w:pPr>
@@ -34336,7 +34379,7 @@
           <w:rFonts w:cs="Times New Roman"/>
         </w:rPr>
       </w:pPr>
-      <w:bookmarkStart w:id="269" w:name="_Toc214624518"/>
+      <w:bookmarkStart w:id="244" w:name="_Toc214624518"/>
       <w:r>
         <w:rPr>
           <w:rFonts w:cs="Times New Roman"/>
@@ -34370,7 +34413,7 @@
         </w:rPr>
         <w:t>G 5: KẾT LUẬN VÀ HƯỚNG PHÁT TRIỂN</w:t>
       </w:r>
-      <w:bookmarkEnd w:id="269"/>
+      <w:bookmarkEnd w:id="244"/>
     </w:p>
     <w:p>
       <w:pPr>
@@ -34379,7 +34422,7 @@
           <w:rFonts w:cs="Times New Roman"/>
         </w:rPr>
       </w:pPr>
-      <w:bookmarkStart w:id="270" w:name="_Toc214624519"/>
+      <w:bookmarkStart w:id="245" w:name="_Toc214624519"/>
       <w:r>
         <w:rPr>
           <w:rFonts w:cs="Times New Roman"/>
@@ -34414,7 +34457,7 @@
         </w:rPr>
         <w:t>Các kết quả đạt được</w:t>
       </w:r>
-      <w:bookmarkEnd w:id="270"/>
+      <w:bookmarkEnd w:id="245"/>
     </w:p>
     <w:p>
       <w:pPr>
@@ -34815,7 +34858,7 @@
           <w:rFonts w:cs="Times New Roman"/>
         </w:rPr>
       </w:pPr>
-      <w:bookmarkStart w:id="271" w:name="_Toc214624520"/>
+      <w:bookmarkStart w:id="246" w:name="_Toc214624520"/>
       <w:r>
         <w:rPr>
           <w:rFonts w:cs="Times New Roman"/>
@@ -34997,20 +35040,20 @@
         </w:rPr>
         <w:t>iển</w:t>
       </w:r>
-      <w:bookmarkEnd w:id="271"/>
+      <w:bookmarkEnd w:id="246"/>
     </w:p>
     <w:p>
       <w:pPr>
         <w:pStyle w:val="Heading3"/>
       </w:pPr>
-      <w:bookmarkStart w:id="272" w:name="_Toc214624521"/>
+      <w:bookmarkStart w:id="247" w:name="_Toc214624521"/>
       <w:r>
         <w:t xml:space="preserve">5.2.1 </w:t>
       </w:r>
       <w:r>
         <w:t>Hạn chế:</w:t>
       </w:r>
-      <w:bookmarkEnd w:id="272"/>
+      <w:bookmarkEnd w:id="247"/>
     </w:p>
     <w:p>
       <w:pPr>
@@ -35060,14 +35103,14 @@
       <w:pPr>
         <w:pStyle w:val="Heading3"/>
       </w:pPr>
-      <w:bookmarkStart w:id="273" w:name="_Toc214624522"/>
+      <w:bookmarkStart w:id="248" w:name="_Toc214624522"/>
       <w:r>
         <w:t xml:space="preserve">5.2.2 </w:t>
       </w:r>
       <w:r>
         <w:t>Hướng phát triển:</w:t>
       </w:r>
-      <w:bookmarkEnd w:id="273"/>
+      <w:bookmarkEnd w:id="248"/>
     </w:p>
     <w:p>
       <w:pPr>
@@ -35210,7 +35253,7 @@
           <w:bCs w:val="0"/>
         </w:rPr>
       </w:pPr>
-      <w:bookmarkStart w:id="274" w:name="_Toc214624523"/>
+      <w:bookmarkStart w:id="249" w:name="_Toc214624523"/>
       <w:r>
         <w:rPr>
           <w:rFonts w:eastAsia="Times New Roman" w:cs="Times New Roman"/>
@@ -35331,7 +35374,7 @@
         </w:rPr>
         <w:t>O</w:t>
       </w:r>
-      <w:bookmarkEnd w:id="274"/>
+      <w:bookmarkEnd w:id="249"/>
     </w:p>
     <w:p>
       <w:pPr>
@@ -35491,7 +35534,7 @@
       <w:rPr>
         <w:noProof/>
       </w:rPr>
-      <w:t>viii</w:t>
+      <w:t>vii</w:t>
     </w:r>
     <w:r>
       <w:rPr>
@@ -35551,7 +35594,7 @@
           <w:rPr>
             <w:noProof/>
           </w:rPr>
-          <w:t>20</w:t>
+          <w:t>29</w:t>
         </w:r>
         <w:r>
           <w:rPr>
@@ -40753,7 +40796,7 @@
 </file>
 
 <file path=customXml/itemProps1.xml><?xml version="1.0" encoding="utf-8"?>
-<ds:datastoreItem xmlns:ds="http://schemas.openxmlformats.org/officeDocument/2006/customXml" ds:itemID="{532021C3-83DB-41AE-8919-37A82C92D449}">
+<ds:datastoreItem xmlns:ds="http://schemas.openxmlformats.org/officeDocument/2006/customXml" ds:itemID="{C1D1C528-5A07-42CF-AF2B-09F01DFB4722}">
   <ds:schemaRefs>
     <ds:schemaRef ds:uri="http://schemas.openxmlformats.org/officeDocument/2006/bibliography"/>
   </ds:schemaRefs>

--- a/progress-report/BC CĐ ASPNET VuVanHoa_170124242_DK24TTC2.docx
+++ b/progress-report/BC CĐ ASPNET VuVanHoa_170124242_DK24TTC2.docx
@@ -1,6 +1,6 @@
 
 <file path=word/document.xml><?xml version="1.0" encoding="utf-8"?>
-<w:document xmlns:wpc="http://schemas.microsoft.com/office/word/2010/wordprocessingCanvas" xmlns:cx="http://schemas.microsoft.com/office/drawing/2014/chartex" xmlns:mc="http://schemas.openxmlformats.org/markup-compatibility/2006" xmlns:o="urn:schemas-microsoft-com:office:office" xmlns:r="http://schemas.openxmlformats.org/officeDocument/2006/relationships" xmlns:m="http://schemas.openxmlformats.org/officeDocument/2006/math" xmlns:v="urn:schemas-microsoft-com:vml" xmlns:wp14="http://schemas.microsoft.com/office/word/2010/wordprocessingDrawing" xmlns:wp="http://schemas.openxmlformats.org/drawingml/2006/wordprocessingDrawing" xmlns:w10="urn:schemas-microsoft-com:office:word" xmlns:w="http://schemas.openxmlformats.org/wordprocessingml/2006/main" xmlns:w14="http://schemas.microsoft.com/office/word/2010/wordml" xmlns:w15="http://schemas.microsoft.com/office/word/2012/wordml" xmlns:w16se="http://schemas.microsoft.com/office/word/2015/wordml/symex" xmlns:wpg="http://schemas.microsoft.com/office/word/2010/wordprocessingGroup" xmlns:wpi="http://schemas.microsoft.com/office/word/2010/wordprocessingInk" xmlns:wne="http://schemas.microsoft.com/office/word/2006/wordml" xmlns:wps="http://schemas.microsoft.com/office/word/2010/wordprocessingShape" mc:Ignorable="w14 w15 w16se wp14">
+<w:document xmlns:wpc="http://schemas.microsoft.com/office/word/2010/wordprocessingCanvas" xmlns:cx="http://schemas.microsoft.com/office/drawing/2014/chartex" xmlns:cx1="http://schemas.microsoft.com/office/drawing/2015/9/8/chartex" xmlns:cx2="http://schemas.microsoft.com/office/drawing/2015/10/21/chartex" xmlns:cx3="http://schemas.microsoft.com/office/drawing/2016/5/9/chartex" xmlns:cx4="http://schemas.microsoft.com/office/drawing/2016/5/10/chartex" xmlns:cx5="http://schemas.microsoft.com/office/drawing/2016/5/11/chartex" xmlns:cx6="http://schemas.microsoft.com/office/drawing/2016/5/12/chartex" xmlns:cx7="http://schemas.microsoft.com/office/drawing/2016/5/13/chartex" xmlns:cx8="http://schemas.microsoft.com/office/drawing/2016/5/14/chartex" xmlns:mc="http://schemas.openxmlformats.org/markup-compatibility/2006" xmlns:aink="http://schemas.microsoft.com/office/drawing/2016/ink" xmlns:am3d="http://schemas.microsoft.com/office/drawing/2017/model3d" xmlns:o="urn:schemas-microsoft-com:office:office" xmlns:oel="http://schemas.microsoft.com/office/2019/extlst" xmlns:r="http://schemas.openxmlformats.org/officeDocument/2006/relationships" xmlns:m="http://schemas.openxmlformats.org/officeDocument/2006/math" xmlns:v="urn:schemas-microsoft-com:vml" xmlns:wp14="http://schemas.microsoft.com/office/word/2010/wordprocessingDrawing" xmlns:wp="http://schemas.openxmlformats.org/drawingml/2006/wordprocessingDrawing" xmlns:w10="urn:schemas-microsoft-com:office:word" xmlns:w="http://schemas.openxmlformats.org/wordprocessingml/2006/main" xmlns:w14="http://schemas.microsoft.com/office/word/2010/wordml" xmlns:w15="http://schemas.microsoft.com/office/word/2012/wordml" xmlns:w16cex="http://schemas.microsoft.com/office/word/2018/wordml/cex" xmlns:w16cid="http://schemas.microsoft.com/office/word/2016/wordml/cid" xmlns:w16="http://schemas.microsoft.com/office/word/2018/wordml" xmlns:w16du="http://schemas.microsoft.com/office/word/2023/wordml/word16du" xmlns:w16sdtdh="http://schemas.microsoft.com/office/word/2020/wordml/sdtdatahash" xmlns:w16sdtfl="http://schemas.microsoft.com/office/word/2024/wordml/sdtformatlock" xmlns:w16se="http://schemas.microsoft.com/office/word/2015/wordml/symex" xmlns:wpg="http://schemas.microsoft.com/office/word/2010/wordprocessingGroup" xmlns:wpi="http://schemas.microsoft.com/office/word/2010/wordprocessingInk" xmlns:wne="http://schemas.microsoft.com/office/word/2006/wordml" xmlns:wps="http://schemas.microsoft.com/office/word/2010/wordprocessingShape" mc:Ignorable="w14 w15 w16se w16cid w16 w16cex w16sdtdh w16sdtfl w16du wp14">
   <w:body>
     <w:p>
       <w:pPr>
@@ -183,7 +183,7 @@
           <w:szCs w:val="26"/>
         </w:rPr>
         <w:drawing>
-          <wp:inline distT="0" distB="0" distL="0" distR="0" wp14:anchorId="009F6C81" wp14:editId="6FE9EABB">
+          <wp:inline distT="0" distB="0" distL="0" distR="0" wp14:anchorId="009F6C81" wp14:editId="7C7823E0">
             <wp:extent cx="914400" cy="899160"/>
             <wp:effectExtent l="0" t="0" r="0" b="0"/>
             <wp:docPr id="13" name="Picture 13" descr="images"/>
@@ -549,7 +549,7 @@
                 <v:stroke joinstyle="miter"/>
                 <v:path gradientshapeok="t" o:connecttype="rect"/>
               </v:shapetype>
-              <v:shape id="Text Box 15" o:spid="_x0000_s1026" type="#_x0000_t202" style="position:absolute;left:0;text-align:left;margin-left:44.7pt;margin-top:1.55pt;width:142.65pt;height:54pt;z-index:251643904;visibility:visible;mso-wrap-style:square;mso-width-percent:0;mso-height-percent:0;mso-wrap-distance-left:9pt;mso-wrap-distance-top:0;mso-wrap-distance-right:9pt;mso-wrap-distance-bottom:0;mso-position-horizontal:absolute;mso-position-horizontal-relative:text;mso-position-vertical:absolute;mso-position-vertical-relative:text;mso-width-percent:0;mso-height-percent:0;mso-width-relative:page;mso-height-relative:page;v-text-anchor:top" o:gfxdata="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" stroked="f">
+              <v:shape id="Text Box 15" o:spid="_x0000_s1026" type="#_x0000_t202" style="position:absolute;left:0;text-align:left;margin-left:44.7pt;margin-top:1.55pt;width:142.65pt;height:54pt;z-index:251643904;visibility:visible;mso-wrap-style:square;mso-width-percent:0;mso-height-percent:0;mso-wrap-distance-left:9pt;mso-wrap-distance-top:0;mso-wrap-distance-right:9pt;mso-wrap-distance-bottom:0;mso-position-horizontal:absolute;mso-position-horizontal-relative:text;mso-position-vertical:absolute;mso-position-vertical-relative:text;mso-width-percent:0;mso-height-percent:0;mso-width-relative:page;mso-height-relative:page;v-text-anchor:top" o:gfxdata="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" stroked="f">
                 <v:textbox>
                   <w:txbxContent>
                     <w:p>
@@ -693,7 +693,7 @@
           </mc:Choice>
           <mc:Fallback>
             <w:pict>
-              <v:shape w14:anchorId="142616AD" id="Text Box 14" o:spid="_x0000_s1027" type="#_x0000_t202" style="position:absolute;left:0;text-align:left;margin-left:270.2pt;margin-top:.75pt;width:2in;height:69.95pt;z-index:251644928;visibility:visible;mso-wrap-style:square;mso-width-percent:0;mso-height-percent:0;mso-wrap-distance-left:9pt;mso-wrap-distance-top:0;mso-wrap-distance-right:9pt;mso-wrap-distance-bottom:0;mso-position-horizontal:absolute;mso-position-horizontal-relative:text;mso-position-vertical:absolute;mso-position-vertical-relative:text;mso-width-percent:0;mso-height-percent:0;mso-width-relative:page;mso-height-relative:page;v-text-anchor:top" o:gfxdata="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" stroked="f">
+              <v:shape w14:anchorId="142616AD" id="Text Box 14" o:spid="_x0000_s1027" type="#_x0000_t202" style="position:absolute;left:0;text-align:left;margin-left:270.2pt;margin-top:.75pt;width:2in;height:69.95pt;z-index:251644928;visibility:visible;mso-wrap-style:square;mso-width-percent:0;mso-height-percent:0;mso-wrap-distance-left:9pt;mso-wrap-distance-top:0;mso-wrap-distance-right:9pt;mso-wrap-distance-bottom:0;mso-position-horizontal:absolute;mso-position-horizontal-relative:text;mso-position-vertical:absolute;mso-position-vertical-relative:text;mso-width-percent:0;mso-height-percent:0;mso-width-relative:page;mso-height-relative:page;v-text-anchor:top" o:gfxdata="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" stroked="f">
                 <v:textbox>
                   <w:txbxContent>
                     <w:p>
@@ -1044,7 +1044,7 @@
           <w:szCs w:val="26"/>
         </w:rPr>
         <w:drawing>
-          <wp:inline distT="0" distB="0" distL="0" distR="0" wp14:anchorId="122B581B" wp14:editId="55F9EC45">
+          <wp:inline distT="0" distB="0" distL="0" distR="0" wp14:anchorId="122B581B" wp14:editId="3669308B">
             <wp:extent cx="914400" cy="899160"/>
             <wp:effectExtent l="0" t="0" r="0" b="0"/>
             <wp:docPr id="4" name="Picture 4" descr="images"/>
@@ -1406,7 +1406,7 @@
           </mc:Choice>
           <mc:Fallback>
             <w:pict>
-              <v:shape w14:anchorId="5A89C60A" id="Text Box 2" o:spid="_x0000_s1028" type="#_x0000_t202" style="position:absolute;left:0;text-align:left;margin-left:44.7pt;margin-top:1.35pt;width:147.4pt;height:54pt;z-index:251648000;visibility:visible;mso-wrap-style:square;mso-width-percent:0;mso-height-percent:0;mso-wrap-distance-left:9pt;mso-wrap-distance-top:0;mso-wrap-distance-right:9pt;mso-wrap-distance-bottom:0;mso-position-horizontal:absolute;mso-position-horizontal-relative:text;mso-position-vertical:absolute;mso-position-vertical-relative:text;mso-width-percent:0;mso-height-percent:0;mso-width-relative:page;mso-height-relative:page;v-text-anchor:top" o:gfxdata="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" stroked="f">
+              <v:shape w14:anchorId="5A89C60A" id="Text Box 2" o:spid="_x0000_s1028" type="#_x0000_t202" style="position:absolute;left:0;text-align:left;margin-left:44.7pt;margin-top:1.35pt;width:147.4pt;height:54pt;z-index:251648000;visibility:visible;mso-wrap-style:square;mso-width-percent:0;mso-height-percent:0;mso-wrap-distance-left:9pt;mso-wrap-distance-top:0;mso-wrap-distance-right:9pt;mso-wrap-distance-bottom:0;mso-position-horizontal:absolute;mso-position-horizontal-relative:text;mso-position-vertical:absolute;mso-position-vertical-relative:text;mso-width-percent:0;mso-height-percent:0;mso-width-relative:page;mso-height-relative:page;v-text-anchor:top" o:gfxdata="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" stroked="f">
                 <v:textbox>
                   <w:txbxContent>
                     <w:p>
@@ -1550,7 +1550,7 @@
           </mc:Choice>
           <mc:Fallback>
             <w:pict>
-              <v:shape w14:anchorId="1C43EC53" id="Text Box 3" o:spid="_x0000_s1029" type="#_x0000_t202" style="position:absolute;left:0;text-align:left;margin-left:270.2pt;margin-top:.55pt;width:2in;height:72.7pt;z-index:251649024;visibility:visible;mso-wrap-style:square;mso-width-percent:0;mso-height-percent:0;mso-wrap-distance-left:9pt;mso-wrap-distance-top:0;mso-wrap-distance-right:9pt;mso-wrap-distance-bottom:0;mso-position-horizontal:absolute;mso-position-horizontal-relative:text;mso-position-vertical:absolute;mso-position-vertical-relative:text;mso-width-percent:0;mso-height-percent:0;mso-width-relative:page;mso-height-relative:page;v-text-anchor:top" o:gfxdata="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" stroked="f">
+              <v:shape w14:anchorId="1C43EC53" id="Text Box 3" o:spid="_x0000_s1029" type="#_x0000_t202" style="position:absolute;left:0;text-align:left;margin-left:270.2pt;margin-top:.55pt;width:2in;height:72.7pt;z-index:251649024;visibility:visible;mso-wrap-style:square;mso-width-percent:0;mso-height-percent:0;mso-wrap-distance-left:9pt;mso-wrap-distance-top:0;mso-wrap-distance-right:9pt;mso-wrap-distance-bottom:0;mso-position-horizontal:absolute;mso-position-horizontal-relative:text;mso-position-vertical:absolute;mso-position-vertical-relative:text;mso-width-percent:0;mso-height-percent:0;mso-width-relative:page;mso-height-relative:page;v-text-anchor:top" o:gfxdata="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" stroked="f">
                 <v:textbox>
                   <w:txbxContent>
                     <w:p>
@@ -2396,7 +2396,7 @@
           </mc:Choice>
           <mc:Fallback>
             <w:pict>
-              <v:rect w14:anchorId="1A33E7B6" id="Rectangle 16" o:spid="_x0000_s1030" style="position:absolute;margin-left:22.95pt;margin-top:-11.85pt;width:423pt;height:640.4pt;z-index:251645952;visibility:visible;mso-wrap-style:square;mso-width-percent:0;mso-height-percent:0;mso-wrap-distance-left:9pt;mso-wrap-distance-top:0;mso-wrap-distance-right:9pt;mso-wrap-distance-bottom:0;mso-position-horizontal:absolute;mso-position-horizontal-relative:margin;mso-position-vertical:absolute;mso-position-vertical-relative:text;mso-width-percent:0;mso-height-percent:0;mso-width-relative:page;mso-height-relative:page;v-text-anchor:top" o:gfxdata="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">
+              <v:rect w14:anchorId="1A33E7B6" id="Rectangle 16" o:spid="_x0000_s1030" style="position:absolute;margin-left:22.95pt;margin-top:-11.85pt;width:423pt;height:640.4pt;z-index:251645952;visibility:visible;mso-wrap-style:square;mso-width-percent:0;mso-height-percent:0;mso-wrap-distance-left:9pt;mso-wrap-distance-top:0;mso-wrap-distance-right:9pt;mso-wrap-distance-bottom:0;mso-position-horizontal:absolute;mso-position-horizontal-relative:margin;mso-position-vertical:absolute;mso-position-vertical-relative:text;mso-width-percent:0;mso-height-percent:0;mso-width-relative:page;mso-height-relative:page;v-text-anchor:top" o:gfxdata="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">
                 <v:textbox>
                   <w:txbxContent>
                     <w:p>
@@ -3708,7 +3708,7 @@
           </mc:Choice>
           <mc:Fallback>
             <w:pict>
-              <v:rect w14:anchorId="29A1B693" id="Rectangle 1" o:spid="_x0000_s1031" style="position:absolute;margin-left:23.25pt;margin-top:-17.2pt;width:423pt;height:674.75pt;z-index:251646976;visibility:visible;mso-wrap-style:square;mso-width-percent:0;mso-height-percent:0;mso-wrap-distance-left:9pt;mso-wrap-distance-top:0;mso-wrap-distance-right:9pt;mso-wrap-distance-bottom:0;mso-position-horizontal:absolute;mso-position-horizontal-relative:margin;mso-position-vertical:absolute;mso-position-vertical-relative:text;mso-width-percent:0;mso-height-percent:0;mso-width-relative:page;mso-height-relative:page;v-text-anchor:top" o:gfxdata="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">
+              <v:rect w14:anchorId="29A1B693" id="Rectangle 1" o:spid="_x0000_s1031" style="position:absolute;margin-left:23.25pt;margin-top:-17.2pt;width:423pt;height:674.75pt;z-index:251646976;visibility:visible;mso-wrap-style:square;mso-width-percent:0;mso-height-percent:0;mso-wrap-distance-left:9pt;mso-wrap-distance-top:0;mso-wrap-distance-right:9pt;mso-wrap-distance-bottom:0;mso-position-horizontal:absolute;mso-position-horizontal-relative:margin;mso-position-vertical:absolute;mso-position-vertical-relative:text;mso-width-percent:0;mso-height-percent:0;mso-width-relative:page;mso-height-relative:page;v-text-anchor:top" o:gfxdata="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">
                 <v:textbox>
                   <w:txbxContent>
                     <w:p>
@@ -14393,7 +14393,7 @@
         </w:rPr>
         <w:fldChar w:fldCharType="separate"/>
       </w:r>
-      <w:hyperlink w:anchor="_Toc214615943" w:history="1">
+      <w:hyperlink w:anchor="_Toc215032906" w:history="1">
         <w:r>
           <w:rPr>
             <w:rStyle w:val="Hyperlink"/>
@@ -14420,7 +14420,7 @@
             <w:noProof/>
             <w:webHidden/>
           </w:rPr>
-          <w:instrText xml:space="preserve"> PAGEREF _Toc214615943 \h </w:instrText>
+          <w:instrText xml:space="preserve"> PAGEREF _Toc215032906 \h </w:instrText>
         </w:r>
         <w:r>
           <w:rPr>
@@ -14467,7 +14467,7 @@
           <w14:ligatures w14:val="standardContextual"/>
         </w:rPr>
       </w:pPr>
-      <w:hyperlink w:anchor="_Toc214615944" w:history="1">
+      <w:hyperlink w:anchor="_Toc215032907" w:history="1">
         <w:r>
           <w:rPr>
             <w:rStyle w:val="Hyperlink"/>
@@ -14494,7 +14494,7 @@
             <w:noProof/>
             <w:webHidden/>
           </w:rPr>
-          <w:instrText xml:space="preserve"> PAGEREF _Toc214615944 \h </w:instrText>
+          <w:instrText xml:space="preserve"> PAGEREF _Toc215032907 \h </w:instrText>
         </w:r>
         <w:r>
           <w:rPr>
@@ -14541,7 +14541,7 @@
           <w14:ligatures w14:val="standardContextual"/>
         </w:rPr>
       </w:pPr>
-      <w:hyperlink w:anchor="_Toc214615945" w:history="1">
+      <w:hyperlink w:anchor="_Toc215032908" w:history="1">
         <w:r>
           <w:rPr>
             <w:rStyle w:val="Hyperlink"/>
@@ -14568,7 +14568,7 @@
             <w:noProof/>
             <w:webHidden/>
           </w:rPr>
-          <w:instrText xml:space="preserve"> PAGEREF _Toc214615945 \h </w:instrText>
+          <w:instrText xml:space="preserve"> PAGEREF _Toc215032908 \h </w:instrText>
         </w:r>
         <w:r>
           <w:rPr>
@@ -14615,7 +14615,7 @@
           <w14:ligatures w14:val="standardContextual"/>
         </w:rPr>
       </w:pPr>
-      <w:hyperlink w:anchor="_Toc214615946" w:history="1">
+      <w:hyperlink w:anchor="_Toc215032909" w:history="1">
         <w:r>
           <w:rPr>
             <w:rStyle w:val="Hyperlink"/>
@@ -14642,7 +14642,7 @@
             <w:noProof/>
             <w:webHidden/>
           </w:rPr>
-          <w:instrText xml:space="preserve"> PAGEREF _Toc214615946 \h </w:instrText>
+          <w:instrText xml:space="preserve"> PAGEREF _Toc215032909 \h </w:instrText>
         </w:r>
         <w:r>
           <w:rPr>
@@ -14689,7 +14689,7 @@
           <w14:ligatures w14:val="standardContextual"/>
         </w:rPr>
       </w:pPr>
-      <w:hyperlink w:anchor="_Toc214615947" w:history="1">
+      <w:hyperlink w:anchor="_Toc215032910" w:history="1">
         <w:r>
           <w:rPr>
             <w:rStyle w:val="Hyperlink"/>
@@ -14716,7 +14716,7 @@
             <w:noProof/>
             <w:webHidden/>
           </w:rPr>
-          <w:instrText xml:space="preserve"> PAGEREF _Toc214615947 \h </w:instrText>
+          <w:instrText xml:space="preserve"> PAGEREF _Toc215032910 \h </w:instrText>
         </w:r>
         <w:r>
           <w:rPr>
@@ -14763,7 +14763,7 @@
           <w14:ligatures w14:val="standardContextual"/>
         </w:rPr>
       </w:pPr>
-      <w:hyperlink w:anchor="_Toc214615948" w:history="1">
+      <w:hyperlink w:anchor="_Toc215032911" w:history="1">
         <w:r>
           <w:rPr>
             <w:rStyle w:val="Hyperlink"/>
@@ -14790,7 +14790,7 @@
             <w:noProof/>
             <w:webHidden/>
           </w:rPr>
-          <w:instrText xml:space="preserve"> PAGEREF _Toc214615948 \h </w:instrText>
+          <w:instrText xml:space="preserve"> PAGEREF _Toc215032911 \h </w:instrText>
         </w:r>
         <w:r>
           <w:rPr>
@@ -14837,7 +14837,7 @@
           <w14:ligatures w14:val="standardContextual"/>
         </w:rPr>
       </w:pPr>
-      <w:hyperlink w:anchor="_Toc214615949" w:history="1">
+      <w:hyperlink w:anchor="_Toc215032912" w:history="1">
         <w:r>
           <w:rPr>
             <w:rStyle w:val="Hyperlink"/>
@@ -14864,7 +14864,7 @@
             <w:noProof/>
             <w:webHidden/>
           </w:rPr>
-          <w:instrText xml:space="preserve"> PAGEREF _Toc214615949 \h </w:instrText>
+          <w:instrText xml:space="preserve"> PAGEREF _Toc215032912 \h </w:instrText>
         </w:r>
         <w:r>
           <w:rPr>
@@ -14911,7 +14911,7 @@
           <w14:ligatures w14:val="standardContextual"/>
         </w:rPr>
       </w:pPr>
-      <w:hyperlink w:anchor="_Toc214615950" w:history="1">
+      <w:hyperlink w:anchor="_Toc215032913" w:history="1">
         <w:r>
           <w:rPr>
             <w:rStyle w:val="Hyperlink"/>
@@ -14938,7 +14938,7 @@
             <w:noProof/>
             <w:webHidden/>
           </w:rPr>
-          <w:instrText xml:space="preserve"> PAGEREF _Toc214615950 \h </w:instrText>
+          <w:instrText xml:space="preserve"> PAGEREF _Toc215032913 \h </w:instrText>
         </w:r>
         <w:r>
           <w:rPr>
@@ -14985,7 +14985,7 @@
           <w14:ligatures w14:val="standardContextual"/>
         </w:rPr>
       </w:pPr>
-      <w:hyperlink w:anchor="_Toc214615951" w:history="1">
+      <w:hyperlink w:anchor="_Toc215032914" w:history="1">
         <w:r>
           <w:rPr>
             <w:rStyle w:val="Hyperlink"/>
@@ -15012,7 +15012,7 @@
             <w:noProof/>
             <w:webHidden/>
           </w:rPr>
-          <w:instrText xml:space="preserve"> PAGEREF _Toc214615951 \h </w:instrText>
+          <w:instrText xml:space="preserve"> PAGEREF _Toc215032914 \h </w:instrText>
         </w:r>
         <w:r>
           <w:rPr>
@@ -15059,7 +15059,7 @@
           <w14:ligatures w14:val="standardContextual"/>
         </w:rPr>
       </w:pPr>
-      <w:hyperlink w:anchor="_Toc214615952" w:history="1">
+      <w:hyperlink w:anchor="_Toc215032915" w:history="1">
         <w:r>
           <w:rPr>
             <w:rStyle w:val="Hyperlink"/>
@@ -15086,7 +15086,7 @@
             <w:noProof/>
             <w:webHidden/>
           </w:rPr>
-          <w:instrText xml:space="preserve"> PAGEREF _Toc214615952 \h </w:instrText>
+          <w:instrText xml:space="preserve"> PAGEREF _Toc215032915 \h </w:instrText>
         </w:r>
         <w:r>
           <w:rPr>
@@ -15133,7 +15133,7 @@
           <w14:ligatures w14:val="standardContextual"/>
         </w:rPr>
       </w:pPr>
-      <w:hyperlink w:anchor="_Toc214615953" w:history="1">
+      <w:hyperlink w:anchor="_Toc215032916" w:history="1">
         <w:r>
           <w:rPr>
             <w:rStyle w:val="Hyperlink"/>
@@ -15160,7 +15160,7 @@
             <w:noProof/>
             <w:webHidden/>
           </w:rPr>
-          <w:instrText xml:space="preserve"> PAGEREF _Toc214615953 \h </w:instrText>
+          <w:instrText xml:space="preserve"> PAGEREF _Toc215032916 \h </w:instrText>
         </w:r>
         <w:r>
           <w:rPr>
@@ -15207,13 +15207,27 @@
           <w14:ligatures w14:val="standardContextual"/>
         </w:rPr>
       </w:pPr>
-      <w:hyperlink w:anchor="_Toc214615954" w:history="1">
+      <w:hyperlink w:anchor="_Toc215032917" w:history="1">
         <w:r>
           <w:rPr>
             <w:rStyle w:val="Hyperlink"/>
             <w:noProof/>
           </w:rPr>
-          <w:t>Hình 12 Sơ đồ User Case tổng quan</w:t>
+          <w:t xml:space="preserve">Hình 12 Sơ đồ </w:t>
+        </w:r>
+        <w:r>
+          <w:rPr>
+            <w:rStyle w:val="Hyperlink"/>
+            <w:noProof/>
+          </w:rPr>
+          <w:t>U</w:t>
+        </w:r>
+        <w:r>
+          <w:rPr>
+            <w:rStyle w:val="Hyperlink"/>
+            <w:noProof/>
+          </w:rPr>
+          <w:t>se Case tổng quan</w:t>
         </w:r>
         <w:r>
           <w:rPr>
@@ -15234,7 +15248,7 @@
             <w:noProof/>
             <w:webHidden/>
           </w:rPr>
-          <w:instrText xml:space="preserve"> PAGEREF _Toc214615954 \h </w:instrText>
+          <w:instrText xml:space="preserve"> PAGEREF _Toc215032917 \h </w:instrText>
         </w:r>
         <w:r>
           <w:rPr>
@@ -15281,7 +15295,7 @@
           <w14:ligatures w14:val="standardContextual"/>
         </w:rPr>
       </w:pPr>
-      <w:hyperlink w:anchor="_Toc214615955" w:history="1">
+      <w:hyperlink w:anchor="_Toc215032918" w:history="1">
         <w:r>
           <w:rPr>
             <w:rStyle w:val="Hyperlink"/>
@@ -15308,7 +15322,7 @@
             <w:noProof/>
             <w:webHidden/>
           </w:rPr>
-          <w:instrText xml:space="preserve"> PAGEREF _Toc214615955 \h </w:instrText>
+          <w:instrText xml:space="preserve"> PAGEREF _Toc215032918 \h </w:instrText>
         </w:r>
         <w:r>
           <w:rPr>
@@ -15355,7 +15369,7 @@
           <w14:ligatures w14:val="standardContextual"/>
         </w:rPr>
       </w:pPr>
-      <w:hyperlink w:anchor="_Toc214615956" w:history="1">
+      <w:hyperlink w:anchor="_Toc215032919" w:history="1">
         <w:r>
           <w:rPr>
             <w:rStyle w:val="Hyperlink"/>
@@ -15382,7 +15396,7 @@
             <w:noProof/>
             <w:webHidden/>
           </w:rPr>
-          <w:instrText xml:space="preserve"> PAGEREF _Toc214615956 \h </w:instrText>
+          <w:instrText xml:space="preserve"> PAGEREF _Toc215032919 \h </w:instrText>
         </w:r>
         <w:r>
           <w:rPr>
@@ -15429,7 +15443,7 @@
           <w14:ligatures w14:val="standardContextual"/>
         </w:rPr>
       </w:pPr>
-      <w:hyperlink w:anchor="_Toc214615957" w:history="1">
+      <w:hyperlink w:anchor="_Toc215032920" w:history="1">
         <w:r>
           <w:rPr>
             <w:rStyle w:val="Hyperlink"/>
@@ -15456,7 +15470,7 @@
             <w:noProof/>
             <w:webHidden/>
           </w:rPr>
-          <w:instrText xml:space="preserve"> PAGEREF _Toc214615957 \h </w:instrText>
+          <w:instrText xml:space="preserve"> PAGEREF _Toc215032920 \h </w:instrText>
         </w:r>
         <w:r>
           <w:rPr>
@@ -15503,7 +15517,7 @@
           <w14:ligatures w14:val="standardContextual"/>
         </w:rPr>
       </w:pPr>
-      <w:hyperlink w:anchor="_Toc214615958" w:history="1">
+      <w:hyperlink w:anchor="_Toc215032921" w:history="1">
         <w:r>
           <w:rPr>
             <w:rStyle w:val="Hyperlink"/>
@@ -15530,7 +15544,7 @@
             <w:noProof/>
             <w:webHidden/>
           </w:rPr>
-          <w:instrText xml:space="preserve"> PAGEREF _Toc214615958 \h </w:instrText>
+          <w:instrText xml:space="preserve"> PAGEREF _Toc215032921 \h </w:instrText>
         </w:r>
         <w:r>
           <w:rPr>
@@ -15577,7 +15591,7 @@
           <w14:ligatures w14:val="standardContextual"/>
         </w:rPr>
       </w:pPr>
-      <w:hyperlink w:anchor="_Toc214615959" w:history="1">
+      <w:hyperlink w:anchor="_Toc215032922" w:history="1">
         <w:r>
           <w:rPr>
             <w:rStyle w:val="Hyperlink"/>
@@ -15604,7 +15618,7 @@
             <w:noProof/>
             <w:webHidden/>
           </w:rPr>
-          <w:instrText xml:space="preserve"> PAGEREF _Toc214615959 \h </w:instrText>
+          <w:instrText xml:space="preserve"> PAGEREF _Toc215032922 \h </w:instrText>
         </w:r>
         <w:r>
           <w:rPr>
@@ -15651,7 +15665,7 @@
           <w14:ligatures w14:val="standardContextual"/>
         </w:rPr>
       </w:pPr>
-      <w:hyperlink w:anchor="_Toc214615960" w:history="1">
+      <w:hyperlink w:anchor="_Toc215032923" w:history="1">
         <w:r>
           <w:rPr>
             <w:rStyle w:val="Hyperlink"/>
@@ -15678,7 +15692,7 @@
             <w:noProof/>
             <w:webHidden/>
           </w:rPr>
-          <w:instrText xml:space="preserve"> PAGEREF _Toc214615960 \h </w:instrText>
+          <w:instrText xml:space="preserve"> PAGEREF _Toc215032923 \h </w:instrText>
         </w:r>
         <w:r>
           <w:rPr>
@@ -15725,7 +15739,7 @@
           <w14:ligatures w14:val="standardContextual"/>
         </w:rPr>
       </w:pPr>
-      <w:hyperlink w:anchor="_Toc214615961" w:history="1">
+      <w:hyperlink w:anchor="_Toc215032924" w:history="1">
         <w:r>
           <w:rPr>
             <w:rStyle w:val="Hyperlink"/>
@@ -15752,7 +15766,7 @@
             <w:noProof/>
             <w:webHidden/>
           </w:rPr>
-          <w:instrText xml:space="preserve"> PAGEREF _Toc214615961 \h </w:instrText>
+          <w:instrText xml:space="preserve"> PAGEREF _Toc215032924 \h </w:instrText>
         </w:r>
         <w:r>
           <w:rPr>
@@ -15799,7 +15813,7 @@
           <w14:ligatures w14:val="standardContextual"/>
         </w:rPr>
       </w:pPr>
-      <w:hyperlink w:anchor="_Toc214615962" w:history="1">
+      <w:hyperlink w:anchor="_Toc215032925" w:history="1">
         <w:r>
           <w:rPr>
             <w:rStyle w:val="Hyperlink"/>
@@ -15826,7 +15840,7 @@
             <w:noProof/>
             <w:webHidden/>
           </w:rPr>
-          <w:instrText xml:space="preserve"> PAGEREF _Toc214615962 \h </w:instrText>
+          <w:instrText xml:space="preserve"> PAGEREF _Toc215032925 \h </w:instrText>
         </w:r>
         <w:r>
           <w:rPr>
@@ -15873,7 +15887,7 @@
           <w14:ligatures w14:val="standardContextual"/>
         </w:rPr>
       </w:pPr>
-      <w:hyperlink w:anchor="_Toc214615963" w:history="1">
+      <w:hyperlink w:anchor="_Toc215032926" w:history="1">
         <w:r>
           <w:rPr>
             <w:rStyle w:val="Hyperlink"/>
@@ -15900,7 +15914,7 @@
             <w:noProof/>
             <w:webHidden/>
           </w:rPr>
-          <w:instrText xml:space="preserve"> PAGEREF _Toc214615963 \h </w:instrText>
+          <w:instrText xml:space="preserve"> PAGEREF _Toc215032926 \h </w:instrText>
         </w:r>
         <w:r>
           <w:rPr>
@@ -15947,7 +15961,7 @@
           <w14:ligatures w14:val="standardContextual"/>
         </w:rPr>
       </w:pPr>
-      <w:hyperlink w:anchor="_Toc214615964" w:history="1">
+      <w:hyperlink w:anchor="_Toc215032927" w:history="1">
         <w:r>
           <w:rPr>
             <w:rStyle w:val="Hyperlink"/>
@@ -15974,7 +15988,7 @@
             <w:noProof/>
             <w:webHidden/>
           </w:rPr>
-          <w:instrText xml:space="preserve"> PAGEREF _Toc214615964 \h </w:instrText>
+          <w:instrText xml:space="preserve"> PAGEREF _Toc215032927 \h </w:instrText>
         </w:r>
         <w:r>
           <w:rPr>
@@ -16021,7 +16035,7 @@
           <w14:ligatures w14:val="standardContextual"/>
         </w:rPr>
       </w:pPr>
-      <w:hyperlink w:anchor="_Toc214615965" w:history="1">
+      <w:hyperlink w:anchor="_Toc215032928" w:history="1">
         <w:r>
           <w:rPr>
             <w:rStyle w:val="Hyperlink"/>
@@ -16048,7 +16062,7 @@
             <w:noProof/>
             <w:webHidden/>
           </w:rPr>
-          <w:instrText xml:space="preserve"> PAGEREF _Toc214615965 \h </w:instrText>
+          <w:instrText xml:space="preserve"> PAGEREF _Toc215032928 \h </w:instrText>
         </w:r>
         <w:r>
           <w:rPr>
@@ -16095,7 +16109,7 @@
           <w14:ligatures w14:val="standardContextual"/>
         </w:rPr>
       </w:pPr>
-      <w:hyperlink w:anchor="_Toc214615966" w:history="1">
+      <w:hyperlink w:anchor="_Toc215032929" w:history="1">
         <w:r>
           <w:rPr>
             <w:rStyle w:val="Hyperlink"/>
@@ -16122,7 +16136,7 @@
             <w:noProof/>
             <w:webHidden/>
           </w:rPr>
-          <w:instrText xml:space="preserve"> PAGEREF _Toc214615966 \h </w:instrText>
+          <w:instrText xml:space="preserve"> PAGEREF _Toc215032929 \h </w:instrText>
         </w:r>
         <w:r>
           <w:rPr>
@@ -16169,7 +16183,7 @@
           <w14:ligatures w14:val="standardContextual"/>
         </w:rPr>
       </w:pPr>
-      <w:hyperlink w:anchor="_Toc214615967" w:history="1">
+      <w:hyperlink w:anchor="_Toc215032930" w:history="1">
         <w:r>
           <w:rPr>
             <w:rStyle w:val="Hyperlink"/>
@@ -16196,7 +16210,7 @@
             <w:noProof/>
             <w:webHidden/>
           </w:rPr>
-          <w:instrText xml:space="preserve"> PAGEREF _Toc214615967 \h </w:instrText>
+          <w:instrText xml:space="preserve"> PAGEREF _Toc215032930 \h </w:instrText>
         </w:r>
         <w:r>
           <w:rPr>
@@ -16243,7 +16257,7 @@
           <w14:ligatures w14:val="standardContextual"/>
         </w:rPr>
       </w:pPr>
-      <w:hyperlink w:anchor="_Toc214615968" w:history="1">
+      <w:hyperlink w:anchor="_Toc215032931" w:history="1">
         <w:r>
           <w:rPr>
             <w:rStyle w:val="Hyperlink"/>
@@ -16270,7 +16284,7 @@
             <w:noProof/>
             <w:webHidden/>
           </w:rPr>
-          <w:instrText xml:space="preserve"> PAGEREF _Toc214615968 \h </w:instrText>
+          <w:instrText xml:space="preserve"> PAGEREF _Toc215032931 \h </w:instrText>
         </w:r>
         <w:r>
           <w:rPr>
@@ -19537,7 +19551,7 @@
                                 <w:szCs w:val="26"/>
                               </w:rPr>
                             </w:pPr>
-                            <w:bookmarkStart w:id="140" w:name="_Toc214615943"/>
+                            <w:bookmarkStart w:id="140" w:name="_Toc215032906"/>
                             <w:r>
                               <w:rPr>
                                 <w:iCs w:val="0"/>
@@ -19626,7 +19640,7 @@
           </mc:Choice>
           <mc:Fallback>
             <w:pict>
-              <v:shape w14:anchorId="0DA29AA4" id="Text Box 1" o:spid="_x0000_s1032" type="#_x0000_t202" style="position:absolute;left:0;text-align:left;margin-left:0;margin-top:338.8pt;width:199.65pt;height:20.8pt;z-index:-251628544;visibility:visible;mso-wrap-style:square;mso-width-percent:0;mso-height-percent:0;mso-wrap-distance-left:9pt;mso-wrap-distance-top:0;mso-wrap-distance-right:9pt;mso-wrap-distance-bottom:0;mso-position-horizontal:center;mso-position-horizontal-relative:margin;mso-position-vertical:absolute;mso-position-vertical-relative:text;mso-width-percent:0;mso-height-percent:0;mso-width-relative:margin;mso-height-relative:margin;v-text-anchor:top" o:gfxdata="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" stroked="f">
+              <v:shape w14:anchorId="0DA29AA4" id="Text Box 1" o:spid="_x0000_s1032" type="#_x0000_t202" style="position:absolute;left:0;text-align:left;margin-left:0;margin-top:338.8pt;width:199.65pt;height:20.8pt;z-index:-251628544;visibility:visible;mso-wrap-style:square;mso-width-percent:0;mso-height-percent:0;mso-wrap-distance-left:9pt;mso-wrap-distance-top:0;mso-wrap-distance-right:9pt;mso-wrap-distance-bottom:0;mso-position-horizontal:center;mso-position-horizontal-relative:margin;mso-position-vertical:absolute;mso-position-vertical-relative:text;mso-width-percent:0;mso-height-percent:0;mso-width-relative:margin;mso-height-relative:margin;v-text-anchor:top" o:gfxdata="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" stroked="f">
                 <v:textbox inset="0,0,0,0">
                   <w:txbxContent>
                     <w:p>
@@ -19642,7 +19656,7 @@
                           <w:szCs w:val="26"/>
                         </w:rPr>
                       </w:pPr>
-                      <w:bookmarkStart w:id="141" w:name="_Toc214615943"/>
+                      <w:bookmarkStart w:id="141" w:name="_Toc215032906"/>
                       <w:r>
                         <w:rPr>
                           <w:iCs w:val="0"/>
@@ -19872,14 +19886,14 @@
       <w:pPr>
         <w:pStyle w:val="Heading3"/>
       </w:pPr>
-      <w:bookmarkStart w:id="141" w:name="_Toc214624459"/>
+      <w:bookmarkStart w:id="142" w:name="_Toc214624459"/>
       <w:r>
         <w:t>2.2.2 Lịch sử phát tr</w:t>
       </w:r>
       <w:r>
         <w:t>iển</w:t>
       </w:r>
-      <w:bookmarkEnd w:id="141"/>
+      <w:bookmarkEnd w:id="142"/>
     </w:p>
     <w:p>
       <w:pPr>
@@ -19971,11 +19985,11 @@
       <w:pPr>
         <w:pStyle w:val="Heading3"/>
       </w:pPr>
-      <w:bookmarkStart w:id="142" w:name="_Toc214624460"/>
+      <w:bookmarkStart w:id="143" w:name="_Toc214624460"/>
       <w:r>
         <w:t>2.2.3 Tính năng của ASP.NET MVC</w:t>
       </w:r>
-      <w:bookmarkEnd w:id="142"/>
+      <w:bookmarkEnd w:id="143"/>
     </w:p>
     <w:p>
       <w:pPr>
@@ -20033,7 +20047,7 @@
           <w:spacing w:val="-2"/>
         </w:rPr>
       </w:pPr>
-      <w:bookmarkStart w:id="143" w:name="_Toc214624461"/>
+      <w:bookmarkStart w:id="144" w:name="_Toc214624461"/>
       <w:r>
         <w:rPr>
           <w:rFonts w:cs="Times New Roman"/>
@@ -20052,13 +20066,13 @@
         </w:rPr>
         <w:t xml:space="preserve"> (C Sharp)</w:t>
       </w:r>
-      <w:bookmarkEnd w:id="143"/>
+      <w:bookmarkEnd w:id="144"/>
     </w:p>
     <w:p>
       <w:pPr>
         <w:pStyle w:val="Heading3"/>
       </w:pPr>
-      <w:bookmarkStart w:id="144" w:name="_Toc214624462"/>
+      <w:bookmarkStart w:id="145" w:name="_Toc214624462"/>
       <w:r>
         <w:t>2.</w:t>
       </w:r>
@@ -20068,7 +20082,7 @@
       <w:r>
         <w:t>.1 Tổng quan</w:t>
       </w:r>
-      <w:bookmarkEnd w:id="144"/>
+      <w:bookmarkEnd w:id="145"/>
     </w:p>
     <w:p>
       <w:pPr>
@@ -20163,7 +20177,7 @@
           <w:spacing w:val="-2"/>
         </w:rPr>
       </w:pPr>
-      <w:bookmarkStart w:id="145" w:name="_Toc214624463"/>
+      <w:bookmarkStart w:id="146" w:name="_Toc214624463"/>
       <w:r>
         <w:rPr>
           <w:rFonts w:cs="Times New Roman"/>
@@ -20191,20 +20205,20 @@
         </w:rPr>
         <w:t>ác Controls của ASP.NET</w:t>
       </w:r>
-      <w:bookmarkEnd w:id="145"/>
+      <w:bookmarkEnd w:id="146"/>
     </w:p>
     <w:p>
       <w:pPr>
         <w:pStyle w:val="Heading3"/>
       </w:pPr>
-      <w:bookmarkStart w:id="146" w:name="_Toc214624464"/>
+      <w:bookmarkStart w:id="147" w:name="_Toc214624464"/>
       <w:r>
         <w:t xml:space="preserve">2.4.1 </w:t>
       </w:r>
       <w:r>
         <w:t>Tổng quan</w:t>
       </w:r>
-      <w:bookmarkEnd w:id="146"/>
+      <w:bookmarkEnd w:id="147"/>
     </w:p>
     <w:p>
       <w:pPr>
@@ -20218,14 +20232,14 @@
       <w:pPr>
         <w:pStyle w:val="Heading3"/>
       </w:pPr>
-      <w:bookmarkStart w:id="147" w:name="_Toc214624465"/>
+      <w:bookmarkStart w:id="148" w:name="_Toc214624465"/>
       <w:r>
         <w:t xml:space="preserve">2.4.2 </w:t>
       </w:r>
       <w:r>
         <w:t>HTML Controls</w:t>
       </w:r>
-      <w:bookmarkEnd w:id="147"/>
+      <w:bookmarkEnd w:id="148"/>
     </w:p>
     <w:p>
       <w:pPr>
@@ -20247,7 +20261,7 @@
       <w:pPr>
         <w:pStyle w:val="Heading3"/>
       </w:pPr>
-      <w:bookmarkStart w:id="148" w:name="_Toc214624466"/>
+      <w:bookmarkStart w:id="149" w:name="_Toc214624466"/>
       <w:r>
         <w:t>2.4.</w:t>
       </w:r>
@@ -20257,7 +20271,7 @@
       <w:r>
         <w:t xml:space="preserve"> Web Server Controls</w:t>
       </w:r>
-      <w:bookmarkEnd w:id="148"/>
+      <w:bookmarkEnd w:id="149"/>
     </w:p>
     <w:p>
       <w:pPr>
@@ -20837,7 +20851,7 @@
       <w:pPr>
         <w:pStyle w:val="Heading3"/>
       </w:pPr>
-      <w:bookmarkStart w:id="149" w:name="_Toc214624467"/>
+      <w:bookmarkStart w:id="150" w:name="_Toc214624467"/>
       <w:r>
         <w:t>2.4.</w:t>
       </w:r>
@@ -20847,7 +20861,7 @@
       <w:r>
         <w:t xml:space="preserve"> Validation Controls</w:t>
       </w:r>
-      <w:bookmarkEnd w:id="149"/>
+      <w:bookmarkEnd w:id="150"/>
     </w:p>
     <w:p>
       <w:pPr>
@@ -21250,7 +21264,7 @@
           <w:spacing w:val="-2"/>
         </w:rPr>
       </w:pPr>
-      <w:bookmarkStart w:id="150" w:name="_Toc214624468"/>
+      <w:bookmarkStart w:id="151" w:name="_Toc214624468"/>
       <w:r>
         <w:rPr>
           <w:rFonts w:cs="Times New Roman"/>
@@ -21261,17 +21275,17 @@
         <w:lastRenderedPageBreak/>
         <w:t>2.5 Giới thiệu ADO.NET và các đối tượng truy cập CSDL</w:t>
       </w:r>
-      <w:bookmarkEnd w:id="150"/>
+      <w:bookmarkEnd w:id="151"/>
     </w:p>
     <w:p>
       <w:pPr>
         <w:pStyle w:val="Heading3"/>
       </w:pPr>
-      <w:bookmarkStart w:id="151" w:name="_Toc214624469"/>
+      <w:bookmarkStart w:id="152" w:name="_Toc214624469"/>
       <w:r>
         <w:t>2.5.1 Khái niệm về ADO.NET</w:t>
       </w:r>
-      <w:bookmarkEnd w:id="151"/>
+      <w:bookmarkEnd w:id="152"/>
     </w:p>
     <w:p>
       <w:pPr>
@@ -21370,7 +21384,7 @@
       <w:pPr>
         <w:pStyle w:val="Heading3"/>
       </w:pPr>
-      <w:bookmarkStart w:id="152" w:name="_Toc214624470"/>
+      <w:bookmarkStart w:id="153" w:name="_Toc214624470"/>
       <w:r>
         <w:t>2.5.</w:t>
       </w:r>
@@ -21380,7 +21394,7 @@
       <w:r>
         <w:t xml:space="preserve"> Mô hình hoạt động của ADO.NET</w:t>
       </w:r>
-      <w:bookmarkEnd w:id="152"/>
+      <w:bookmarkEnd w:id="153"/>
     </w:p>
     <w:p>
       <w:pPr>
@@ -21453,7 +21467,7 @@
       <w:pPr>
         <w:pStyle w:val="Heading3"/>
       </w:pPr>
-      <w:bookmarkStart w:id="153" w:name="_Toc214624471"/>
+      <w:bookmarkStart w:id="154" w:name="_Toc214624471"/>
       <w:r>
         <w:t>2.5.</w:t>
       </w:r>
@@ -21466,7 +21480,7 @@
       <w:r>
         <w:t>Các đối tượng chính trong ADO.NET</w:t>
       </w:r>
-      <w:bookmarkEnd w:id="153"/>
+      <w:bookmarkEnd w:id="154"/>
     </w:p>
     <w:tbl>
       <w:tblPr>
@@ -22226,11 +22240,11 @@
       <w:pPr>
         <w:pStyle w:val="Heading3"/>
       </w:pPr>
-      <w:bookmarkStart w:id="154" w:name="_Toc214624472"/>
+      <w:bookmarkStart w:id="155" w:name="_Toc214624472"/>
       <w:r>
         <w:t>2.5.4 Quy trình truy cập dữ liệu với ADO.NET</w:t>
       </w:r>
-      <w:bookmarkEnd w:id="154"/>
+      <w:bookmarkEnd w:id="155"/>
     </w:p>
     <w:p>
       <w:pPr>
@@ -22316,7 +22330,7 @@
           <w:color w:val="000000"/>
         </w:rPr>
       </w:pPr>
-      <w:bookmarkStart w:id="155" w:name="_Toc214624473"/>
+      <w:bookmarkStart w:id="156" w:name="_Toc214624473"/>
       <w:r>
         <w:rPr>
           <w:rFonts w:cs="Times New Roman"/>
@@ -22455,17 +22469,17 @@
         </w:rPr>
         <w:t>erver</w:t>
       </w:r>
-      <w:bookmarkEnd w:id="155"/>
+      <w:bookmarkEnd w:id="156"/>
     </w:p>
     <w:p>
       <w:pPr>
         <w:pStyle w:val="Heading3"/>
       </w:pPr>
-      <w:bookmarkStart w:id="156" w:name="_Toc214624474"/>
+      <w:bookmarkStart w:id="157" w:name="_Toc214624474"/>
       <w:r>
         <w:t>2.6.1 Tổng quan</w:t>
       </w:r>
-      <w:bookmarkEnd w:id="156"/>
+      <w:bookmarkEnd w:id="157"/>
     </w:p>
     <w:p>
       <w:pPr>
@@ -22509,11 +22523,11 @@
       <w:pPr>
         <w:pStyle w:val="Heading3"/>
       </w:pPr>
-      <w:bookmarkStart w:id="157" w:name="_Toc214624475"/>
+      <w:bookmarkStart w:id="158" w:name="_Toc214624475"/>
       <w:r>
         <w:t>2.6.2 Lịch sử phát triển</w:t>
       </w:r>
-      <w:bookmarkEnd w:id="157"/>
+      <w:bookmarkEnd w:id="158"/>
     </w:p>
     <w:p>
       <w:pPr>
@@ -22634,12 +22648,12 @@
       <w:pPr>
         <w:pStyle w:val="Heading3"/>
       </w:pPr>
-      <w:bookmarkStart w:id="158" w:name="_Toc214624476"/>
+      <w:bookmarkStart w:id="159" w:name="_Toc214624476"/>
       <w:r>
         <w:lastRenderedPageBreak/>
         <w:t>2.6.3 Cấu trúc của SQL Server</w:t>
       </w:r>
-      <w:bookmarkEnd w:id="158"/>
+      <w:bookmarkEnd w:id="159"/>
     </w:p>
     <w:p>
       <w:pPr>
@@ -22744,11 +22758,11 @@
       <w:pPr>
         <w:pStyle w:val="Heading3"/>
       </w:pPr>
-      <w:bookmarkStart w:id="159" w:name="_Toc214624477"/>
+      <w:bookmarkStart w:id="160" w:name="_Toc214624477"/>
       <w:r>
         <w:t>2.6.4 Kết luận</w:t>
       </w:r>
-      <w:bookmarkEnd w:id="159"/>
+      <w:bookmarkEnd w:id="160"/>
     </w:p>
     <w:p>
       <w:pPr>
@@ -22777,7 +22791,7 @@
           <w:spacing w:val="-2"/>
         </w:rPr>
       </w:pPr>
-      <w:bookmarkStart w:id="160" w:name="_Toc214624478"/>
+      <w:bookmarkStart w:id="161" w:name="_Toc214624478"/>
       <w:r>
         <w:rPr>
           <w:rFonts w:cs="Times New Roman"/>
@@ -22787,17 +22801,17 @@
         </w:rPr>
         <w:t>2.7 Giới thiệu về Bootstrap</w:t>
       </w:r>
-      <w:bookmarkEnd w:id="160"/>
+      <w:bookmarkEnd w:id="161"/>
     </w:p>
     <w:p>
       <w:pPr>
         <w:pStyle w:val="Heading3"/>
       </w:pPr>
-      <w:bookmarkStart w:id="161" w:name="_Toc214624479"/>
+      <w:bookmarkStart w:id="162" w:name="_Toc214624479"/>
       <w:r>
         <w:t>2.7.1 Khái niệm về Bootstrap</w:t>
       </w:r>
-      <w:bookmarkEnd w:id="161"/>
+      <w:bookmarkEnd w:id="162"/>
     </w:p>
     <w:p>
       <w:pPr>
@@ -22891,11 +22905,11 @@
       <w:pPr>
         <w:pStyle w:val="Heading3"/>
       </w:pPr>
-      <w:bookmarkStart w:id="162" w:name="_Toc214624480"/>
+      <w:bookmarkStart w:id="163" w:name="_Toc214624480"/>
       <w:r>
         <w:t>2.7.2 Mục tiêu và ưu điểm của Bootstrap</w:t>
       </w:r>
-      <w:bookmarkEnd w:id="162"/>
+      <w:bookmarkEnd w:id="163"/>
     </w:p>
     <w:p>
       <w:pPr>
@@ -22912,7 +22926,7 @@
           <w:szCs w:val="26"/>
         </w:rPr>
       </w:pPr>
-      <w:bookmarkStart w:id="163" w:name="_Toc214624481"/>
+      <w:bookmarkStart w:id="164" w:name="_Toc214624481"/>
       <w:r>
         <w:rPr>
           <w:rFonts w:cs="Times New Roman"/>
@@ -22924,7 +22938,7 @@
         </w:rPr>
         <w:t>2.7.2.1. Mục tiêu phát triển</w:t>
       </w:r>
-      <w:bookmarkEnd w:id="163"/>
+      <w:bookmarkEnd w:id="164"/>
     </w:p>
     <w:p>
       <w:pPr>
@@ -22982,7 +22996,7 @@
           <w:szCs w:val="26"/>
         </w:rPr>
       </w:pPr>
-      <w:bookmarkStart w:id="164" w:name="_Toc214624482"/>
+      <w:bookmarkStart w:id="165" w:name="_Toc214624482"/>
       <w:r>
         <w:rPr>
           <w:rFonts w:cs="Times New Roman"/>
@@ -22994,7 +23008,7 @@
         </w:rPr>
         <w:t>2.7.2.2. Ưu điểm nổi bật</w:t>
       </w:r>
-      <w:bookmarkEnd w:id="164"/>
+      <w:bookmarkEnd w:id="165"/>
     </w:p>
     <w:p>
       <w:pPr>
@@ -23040,11 +23054,11 @@
       <w:pPr>
         <w:pStyle w:val="Heading3"/>
       </w:pPr>
-      <w:bookmarkStart w:id="165" w:name="_Toc214624483"/>
+      <w:bookmarkStart w:id="166" w:name="_Toc214624483"/>
       <w:r>
         <w:t>2.7.3 Cấu trúc và thành phần của Bootstrap</w:t>
       </w:r>
-      <w:bookmarkEnd w:id="165"/>
+      <w:bookmarkEnd w:id="166"/>
     </w:p>
     <w:p>
       <w:pPr>
@@ -23128,7 +23142,7 @@
       <w:r>
         <w:t xml:space="preserve"> Cung cấp các hiệu ứng động như Tooltip, Collapse, Modal, và các thành phầ</w:t>
       </w:r>
-      <w:bookmarkStart w:id="166" w:name="_Toc214624484"/>
+      <w:bookmarkStart w:id="167" w:name="_Toc214624484"/>
       <w:r>
         <w:t>n tương tác khác.</w:t>
       </w:r>
@@ -23147,7 +23161,7 @@
       <w:r>
         <w:t xml:space="preserve"> của Bootstrap</w:t>
       </w:r>
-      <w:bookmarkEnd w:id="166"/>
+      <w:bookmarkEnd w:id="167"/>
     </w:p>
     <w:p>
       <w:pPr>
@@ -23232,7 +23246,7 @@
           <w:spacing w:val="-2"/>
         </w:rPr>
       </w:pPr>
-      <w:bookmarkStart w:id="167" w:name="_Toc214624485"/>
+      <w:bookmarkStart w:id="168" w:name="_Toc214624485"/>
       <w:r>
         <w:rPr>
           <w:rFonts w:cs="Times New Roman"/>
@@ -23242,17 +23256,17 @@
         </w:rPr>
         <w:t>2.8 Giới thiệu về Entity Framework</w:t>
       </w:r>
-      <w:bookmarkEnd w:id="167"/>
+      <w:bookmarkEnd w:id="168"/>
     </w:p>
     <w:p>
       <w:pPr>
         <w:pStyle w:val="Heading3"/>
       </w:pPr>
-      <w:bookmarkStart w:id="168" w:name="_Toc214624486"/>
+      <w:bookmarkStart w:id="169" w:name="_Toc214624486"/>
       <w:r>
         <w:t>2.8.1 Giới thiệu về Entity Framework</w:t>
       </w:r>
-      <w:bookmarkEnd w:id="168"/>
+      <w:bookmarkEnd w:id="169"/>
     </w:p>
     <w:p>
       <w:pPr>
@@ -23274,24 +23288,60 @@
       <w:pPr>
         <w:pStyle w:val="Heading3"/>
       </w:pPr>
-      <w:bookmarkStart w:id="169" w:name="_Toc214624487"/>
+      <w:bookmarkStart w:id="170" w:name="_Toc214624487"/>
       <w:r>
         <w:t>2.8.2 Mục tiêu và vai trò của Entity Framework</w:t>
       </w:r>
-      <w:bookmarkEnd w:id="169"/>
+      <w:bookmarkEnd w:id="170"/>
     </w:p>
     <w:p>
       <w:pPr>
         <w:pStyle w:val="BaoCao"/>
       </w:pPr>
       <w:r>
+        <w:t>Mục tiêu chính của EF là:</w:t>
+      </w:r>
+    </w:p>
+    <w:p>
+      <w:pPr>
+        <w:pStyle w:val="BaoCao"/>
+      </w:pPr>
+      <w:r>
+        <w:t xml:space="preserve">- </w:t>
+      </w:r>
+      <w:r>
+        <w:t>Tối ưu hóa mã nguồn: Giảm đáng kể khối lượng mã SQL mà lập trình viên phải viết và quản lý thủ công.</w:t>
+      </w:r>
+    </w:p>
+    <w:p>
+      <w:pPr>
+        <w:pStyle w:val="BaoCao"/>
+      </w:pPr>
+      <w:r>
+        <w:t xml:space="preserve">- </w:t>
+      </w:r>
+      <w:r>
+        <w:t>Tự động hóa ánh xạ: Tự động thực hiện quá trình ánh xạ (mapping) hai chiều giữa lược đồ cơ sở dữ liệu (</w:t>
+      </w:r>
+      <w:r>
         <w:rPr>
           <w:b/>
-        </w:rPr>
-        <w:t>Entity Framework</w:t>
-      </w:r>
-      <w:r>
-        <w:t>: Công cụ Tối ưu hóa Phát triển Ứng dụng .NET</w:t>
+          <w:bCs/>
+        </w:rPr>
+        <w:t>Database Schema</w:t>
+      </w:r>
+      <w:r>
+        <w:t>) và mô hình đối tượng (</w:t>
+      </w:r>
+      <w:r>
+        <w:rPr>
+          <w:b/>
+          <w:bCs/>
+        </w:rPr>
+        <w:t>Object Model</w:t>
+      </w:r>
+      <w:r>
+        <w:t>) trong mã ứng dụng (các lớp C#).</w:t>
       </w:r>
     </w:p>
     <w:p>
@@ -23299,7 +23349,10 @@
         <w:pStyle w:val="BaoCao"/>
       </w:pPr>
       <w:r>
-        <w:t>Entity Framework (EF), một công nghệ Ánh xạ Đối tượng Quan hệ (ORM) tiên tiến do Microsoft phát triển, được thiết kế để giải quyết những thách thức trong quản lý và truy cập dữ liệu trong các ứng dụng .NET. Mục tiêu chính của EF là:</w:t>
+        <w:t xml:space="preserve">- </w:t>
+      </w:r>
+      <w:r>
+        <w:t>Nâng cao khả năng mở rộng: Tăng tính linh hoạt, khả năng bảo trì và mở rộng của hệ thống thông qua việc trừu tượng hóa lớp dữ liệu.</w:t>
       </w:r>
     </w:p>
     <w:p>
@@ -23307,43 +23360,7 @@
         <w:pStyle w:val="BaoCao"/>
       </w:pPr>
       <w:r>
-        <w:t xml:space="preserve">- </w:t>
-      </w:r>
-      <w:r>
-        <w:t>Tối ưu hóa mã nguồn: Giảm đáng kể khối lượng mã SQL mà lập trình viên phải viết và quản lý thủ công.</w:t>
-      </w:r>
-    </w:p>
-    <w:p>
-      <w:pPr>
-        <w:pStyle w:val="BaoCao"/>
-      </w:pPr>
-      <w:r>
-        <w:t xml:space="preserve">- </w:t>
-      </w:r>
-      <w:r>
-        <w:t xml:space="preserve">Tự động hóa ánh xạ: Tự động thực hiện quá trình ánh xạ (mapping) hai chiều giữa lược đồ cơ sở dữ liệu (Database Schema) và mô hình đối tượng (Object Model) trong mã </w:t>
-      </w:r>
-      <w:r>
         <w:lastRenderedPageBreak/>
-        <w:t>ứng dụng (các lớp C#).</w:t>
-      </w:r>
-    </w:p>
-    <w:p>
-      <w:pPr>
-        <w:pStyle w:val="BaoCao"/>
-      </w:pPr>
-      <w:r>
-        <w:t xml:space="preserve">- </w:t>
-      </w:r>
-      <w:r>
-        <w:t>Nâng cao khả năng mở rộng: Tăng tính linh hoạt, khả năng bảo trì và mở rộng của hệ thống thông qua việc trừu tượng hóa lớp dữ liệu.</w:t>
-      </w:r>
-    </w:p>
-    <w:p>
-      <w:pPr>
-        <w:pStyle w:val="BaoCao"/>
-      </w:pPr>
-      <w:r>
         <w:t xml:space="preserve">- </w:t>
       </w:r>
       <w:r>
@@ -23429,7 +23446,7 @@
           <w:rFonts w:cs="Times New Roman"/>
         </w:rPr>
       </w:pPr>
-      <w:bookmarkStart w:id="170" w:name="_Toc214624488"/>
+      <w:bookmarkStart w:id="171" w:name="_Toc214624488"/>
       <w:r>
         <w:rPr>
           <w:rFonts w:cs="Times New Roman"/>
@@ -23475,7 +23492,7 @@
         </w:rPr>
         <w:t>: CÀI ĐẶT VÀ THỬ NGHIỆM</w:t>
       </w:r>
-      <w:bookmarkEnd w:id="170"/>
+      <w:bookmarkEnd w:id="171"/>
     </w:p>
     <w:p>
       <w:pPr>
@@ -23488,7 +23505,7 @@
           <w:w w:val="99"/>
         </w:rPr>
       </w:pPr>
-      <w:bookmarkStart w:id="171" w:name="_Toc214624489"/>
+      <w:bookmarkStart w:id="172" w:name="_Toc214624489"/>
       <w:r>
         <w:rPr>
           <w:rFonts w:cs="Times New Roman"/>
@@ -23523,7 +23540,7 @@
         </w:rPr>
         <w:t>Cài đặt</w:t>
       </w:r>
-      <w:bookmarkEnd w:id="171"/>
+      <w:bookmarkEnd w:id="172"/>
     </w:p>
     <w:p>
       <w:pPr>
@@ -23609,7 +23626,7 @@
           <w:color w:val="000000"/>
         </w:rPr>
       </w:pPr>
-      <w:bookmarkStart w:id="172" w:name="_Toc214624490"/>
+      <w:bookmarkStart w:id="173" w:name="_Toc214624490"/>
       <w:r>
         <w:rPr>
           <w:rFonts w:cs="Times New Roman"/>
@@ -23644,7 +23661,7 @@
         </w:rPr>
         <w:t>Thử nghiệm</w:t>
       </w:r>
-      <w:bookmarkEnd w:id="172"/>
+      <w:bookmarkEnd w:id="173"/>
     </w:p>
     <w:p>
       <w:pPr>
@@ -23798,7 +23815,7 @@
                                 <w:szCs w:val="26"/>
                               </w:rPr>
                             </w:pPr>
-                            <w:bookmarkStart w:id="173" w:name="_Toc214615944"/>
+                            <w:bookmarkStart w:id="174" w:name="_Toc215032907"/>
                             <w:r>
                               <w:rPr>
                                 <w:iCs w:val="0"/>
@@ -23863,7 +23880,7 @@
                               </w:rPr>
                               <w:t xml:space="preserve"> Bảng dữ liệu tài khoản người dùng</w:t>
                             </w:r>
-                            <w:bookmarkEnd w:id="173"/>
+                            <w:bookmarkEnd w:id="174"/>
                           </w:p>
                         </w:txbxContent>
                       </wps:txbx>
@@ -23887,7 +23904,7 @@
           </mc:Choice>
           <mc:Fallback>
             <w:pict>
-              <v:shape w14:anchorId="4925A4A4" id="_x0000_s1033" type="#_x0000_t202" style="position:absolute;left:0;text-align:left;margin-left:122.45pt;margin-top:174.5pt;width:226.5pt;height:19pt;z-index:251784192;visibility:visible;mso-wrap-style:square;mso-width-percent:0;mso-height-percent:0;mso-wrap-distance-left:9pt;mso-wrap-distance-top:0;mso-wrap-distance-right:9pt;mso-wrap-distance-bottom:0;mso-position-horizontal:absolute;mso-position-horizontal-relative:margin;mso-position-vertical:absolute;mso-position-vertical-relative:text;mso-width-percent:0;mso-height-percent:0;mso-width-relative:margin;mso-height-relative:margin;v-text-anchor:top" o:gfxdata="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" stroked="f">
+              <v:shape w14:anchorId="4925A4A4" id="_x0000_s1033" type="#_x0000_t202" style="position:absolute;left:0;text-align:left;margin-left:122.45pt;margin-top:174.5pt;width:226.5pt;height:19pt;z-index:251784192;visibility:visible;mso-wrap-style:square;mso-width-percent:0;mso-height-percent:0;mso-wrap-distance-left:9pt;mso-wrap-distance-top:0;mso-wrap-distance-right:9pt;mso-wrap-distance-bottom:0;mso-position-horizontal:absolute;mso-position-horizontal-relative:margin;mso-position-vertical:absolute;mso-position-vertical-relative:text;mso-width-percent:0;mso-height-percent:0;mso-width-relative:margin;mso-height-relative:margin;v-text-anchor:top" o:gfxdata="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" stroked="f">
                 <v:textbox inset="0,0,0,0">
                   <w:txbxContent>
                     <w:p>
@@ -23905,7 +23922,7 @@
                           <w:szCs w:val="26"/>
                         </w:rPr>
                       </w:pPr>
-                      <w:bookmarkStart w:id="176" w:name="_Toc214615944"/>
+                      <w:bookmarkStart w:id="175" w:name="_Toc215032907"/>
                       <w:r>
                         <w:rPr>
                           <w:iCs w:val="0"/>
@@ -23970,7 +23987,7 @@
                         </w:rPr>
                         <w:t xml:space="preserve"> Bảng dữ liệu tài khoản người dùng</w:t>
                       </w:r>
-                      <w:bookmarkEnd w:id="176"/>
+                      <w:bookmarkEnd w:id="175"/>
                     </w:p>
                   </w:txbxContent>
                 </v:textbox>
@@ -24041,7 +24058,7 @@
                                 <w:szCs w:val="26"/>
                               </w:rPr>
                             </w:pPr>
-                            <w:bookmarkStart w:id="174" w:name="_Toc214615945"/>
+                            <w:bookmarkStart w:id="176" w:name="_Toc215032908"/>
                             <w:r>
                               <w:rPr>
                                 <w:iCs w:val="0"/>
@@ -24106,7 +24123,7 @@
                               </w:rPr>
                               <w:t xml:space="preserve"> Bảng dữ liệu sản phẩm</w:t>
                             </w:r>
-                            <w:bookmarkEnd w:id="174"/>
+                            <w:bookmarkEnd w:id="176"/>
                           </w:p>
                         </w:txbxContent>
                       </wps:txbx>
@@ -24130,7 +24147,7 @@
           </mc:Choice>
           <mc:Fallback>
             <w:pict>
-              <v:shape w14:anchorId="2D98B56A" id="_x0000_s1034" type="#_x0000_t202" style="position:absolute;left:0;text-align:left;margin-left:144.5pt;margin-top:387.5pt;width:181.5pt;height:21.05pt;z-index:251788288;visibility:visible;mso-wrap-style:square;mso-width-percent:0;mso-height-percent:0;mso-wrap-distance-left:9pt;mso-wrap-distance-top:0;mso-wrap-distance-right:9pt;mso-wrap-distance-bottom:0;mso-position-horizontal:absolute;mso-position-horizontal-relative:margin;mso-position-vertical:absolute;mso-position-vertical-relative:text;mso-width-percent:0;mso-height-percent:0;mso-width-relative:margin;mso-height-relative:margin;v-text-anchor:top" o:gfxdata="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" stroked="f">
+              <v:shape w14:anchorId="2D98B56A" id="_x0000_s1034" type="#_x0000_t202" style="position:absolute;left:0;text-align:left;margin-left:144.5pt;margin-top:387.5pt;width:181.5pt;height:21.05pt;z-index:251788288;visibility:visible;mso-wrap-style:square;mso-width-percent:0;mso-height-percent:0;mso-wrap-distance-left:9pt;mso-wrap-distance-top:0;mso-wrap-distance-right:9pt;mso-wrap-distance-bottom:0;mso-position-horizontal:absolute;mso-position-horizontal-relative:margin;mso-position-vertical:absolute;mso-position-vertical-relative:text;mso-width-percent:0;mso-height-percent:0;mso-width-relative:margin;mso-height-relative:margin;v-text-anchor:top" o:gfxdata="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" stroked="f">
                 <v:textbox inset="0,0,0,0">
                   <w:txbxContent>
                     <w:p>
@@ -24144,7 +24161,7 @@
                           <w:szCs w:val="26"/>
                         </w:rPr>
                       </w:pPr>
-                      <w:bookmarkStart w:id="178" w:name="_Toc214615945"/>
+                      <w:bookmarkStart w:id="177" w:name="_Toc215032908"/>
                       <w:r>
                         <w:rPr>
                           <w:iCs w:val="0"/>
@@ -24209,7 +24226,7 @@
                         </w:rPr>
                         <w:t xml:space="preserve"> Bảng dữ liệu sản phẩm</w:t>
                       </w:r>
-                      <w:bookmarkEnd w:id="178"/>
+                      <w:bookmarkEnd w:id="177"/>
                     </w:p>
                   </w:txbxContent>
                 </v:textbox>
@@ -24328,7 +24345,7 @@
                                 <w:szCs w:val="26"/>
                               </w:rPr>
                             </w:pPr>
-                            <w:bookmarkStart w:id="175" w:name="_Toc214615946"/>
+                            <w:bookmarkStart w:id="178" w:name="_Toc215032909"/>
                             <w:r>
                               <w:rPr>
                                 <w:iCs w:val="0"/>
@@ -24393,7 +24410,7 @@
                               </w:rPr>
                               <w:t xml:space="preserve"> Bảng dữ liệu đơn hàng</w:t>
                             </w:r>
-                            <w:bookmarkEnd w:id="175"/>
+                            <w:bookmarkEnd w:id="178"/>
                           </w:p>
                         </w:txbxContent>
                       </wps:txbx>
@@ -24417,7 +24434,7 @@
           </mc:Choice>
           <mc:Fallback>
             <w:pict>
-              <v:shape w14:anchorId="25942154" id="_x0000_s1035" type="#_x0000_t202" style="position:absolute;left:0;text-align:left;margin-left:0;margin-top:165.2pt;width:164.25pt;height:22.6pt;z-index:251786240;visibility:visible;mso-wrap-style:square;mso-width-percent:0;mso-height-percent:0;mso-wrap-distance-left:9pt;mso-wrap-distance-top:0;mso-wrap-distance-right:9pt;mso-wrap-distance-bottom:0;mso-position-horizontal:center;mso-position-horizontal-relative:margin;mso-position-vertical:absolute;mso-position-vertical-relative:text;mso-width-percent:0;mso-height-percent:0;mso-width-relative:margin;mso-height-relative:margin;v-text-anchor:top" o:gfxdata="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" stroked="f">
+              <v:shape w14:anchorId="25942154" id="_x0000_s1035" type="#_x0000_t202" style="position:absolute;left:0;text-align:left;margin-left:0;margin-top:165.2pt;width:164.25pt;height:22.6pt;z-index:251786240;visibility:visible;mso-wrap-style:square;mso-width-percent:0;mso-height-percent:0;mso-wrap-distance-left:9pt;mso-wrap-distance-top:0;mso-wrap-distance-right:9pt;mso-wrap-distance-bottom:0;mso-position-horizontal:center;mso-position-horizontal-relative:margin;mso-position-vertical:absolute;mso-position-vertical-relative:text;mso-width-percent:0;mso-height-percent:0;mso-width-relative:margin;mso-height-relative:margin;v-text-anchor:top" o:gfxdata="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" stroked="f">
                 <v:textbox inset="0,0,0,0">
                   <w:txbxContent>
                     <w:p>
@@ -24431,7 +24448,7 @@
                           <w:szCs w:val="26"/>
                         </w:rPr>
                       </w:pPr>
-                      <w:bookmarkStart w:id="180" w:name="_Toc214615946"/>
+                      <w:bookmarkStart w:id="179" w:name="_Toc215032909"/>
                       <w:r>
                         <w:rPr>
                           <w:iCs w:val="0"/>
@@ -24496,7 +24513,7 @@
                         </w:rPr>
                         <w:t xml:space="preserve"> Bảng dữ liệu đơn hàng</w:t>
                       </w:r>
-                      <w:bookmarkEnd w:id="180"/>
+                      <w:bookmarkEnd w:id="179"/>
                     </w:p>
                   </w:txbxContent>
                 </v:textbox>
@@ -24625,7 +24642,7 @@
           <w:rFonts w:cs="Times New Roman"/>
         </w:rPr>
       </w:pPr>
-      <w:bookmarkStart w:id="176" w:name="_Toc214624491"/>
+      <w:bookmarkStart w:id="180" w:name="_Toc214624491"/>
       <w:r>
         <w:rPr>
           <w:rFonts w:cs="Times New Roman"/>
@@ -24745,7 +24762,7 @@
         </w:rPr>
         <w:t>CỨU</w:t>
       </w:r>
-      <w:bookmarkEnd w:id="176"/>
+      <w:bookmarkEnd w:id="180"/>
     </w:p>
     <w:p>
       <w:pPr>
@@ -24757,7 +24774,7 @@
           <w:color w:val="000000"/>
         </w:rPr>
       </w:pPr>
-      <w:bookmarkStart w:id="177" w:name="_Toc214624492"/>
+      <w:bookmarkStart w:id="181" w:name="_Toc214624492"/>
       <w:r>
         <w:rPr>
           <w:rFonts w:cs="Times New Roman"/>
@@ -25000,13 +25017,13 @@
         </w:rPr>
         <w:t>ề tài</w:t>
       </w:r>
-      <w:bookmarkEnd w:id="177"/>
+      <w:bookmarkEnd w:id="181"/>
     </w:p>
     <w:p>
       <w:pPr>
         <w:pStyle w:val="Heading3"/>
       </w:pPr>
-      <w:bookmarkStart w:id="178" w:name="_Toc214624493"/>
+      <w:bookmarkStart w:id="182" w:name="_Toc214624493"/>
       <w:r>
         <w:rPr>
           <w:spacing w:val="-2"/>
@@ -25041,7 +25058,7 @@
       <w:r>
         <w:t>.NET MVC</w:t>
       </w:r>
-      <w:bookmarkEnd w:id="178"/>
+      <w:bookmarkEnd w:id="182"/>
     </w:p>
     <w:p>
       <w:pPr>
@@ -25058,7 +25075,7 @@
           <w:szCs w:val="26"/>
         </w:rPr>
       </w:pPr>
-      <w:bookmarkStart w:id="179" w:name="_Toc214624494"/>
+      <w:bookmarkStart w:id="183" w:name="_Toc214624494"/>
       <w:r>
         <w:rPr>
           <w:rFonts w:cs="Times New Roman"/>
@@ -25305,7 +25322,7 @@
         </w:rPr>
         <w:t>VC</w:t>
       </w:r>
-      <w:bookmarkEnd w:id="179"/>
+      <w:bookmarkEnd w:id="183"/>
     </w:p>
     <w:p>
       <w:pPr>
@@ -25365,7 +25382,7 @@
                                 <w:szCs w:val="26"/>
                               </w:rPr>
                             </w:pPr>
-                            <w:bookmarkStart w:id="180" w:name="_Toc214615947"/>
+                            <w:bookmarkStart w:id="184" w:name="_Toc215032910"/>
                             <w:r>
                               <w:rPr>
                                 <w:iCs w:val="0"/>
@@ -25430,7 +25447,7 @@
                               </w:rPr>
                               <w:t xml:space="preserve"> Bước 1 - Tạo Project mới trên Visual Studio</w:t>
                             </w:r>
-                            <w:bookmarkEnd w:id="180"/>
+                            <w:bookmarkEnd w:id="184"/>
                           </w:p>
                         </w:txbxContent>
                       </wps:txbx>
@@ -25454,7 +25471,7 @@
           </mc:Choice>
           <mc:Fallback>
             <w:pict>
-              <v:shape w14:anchorId="208A822A" id="_x0000_s1036" type="#_x0000_t202" style="position:absolute;left:0;text-align:left;margin-left:0;margin-top:263.75pt;width:282pt;height:21.4pt;z-index:-251626496;visibility:visible;mso-wrap-style:square;mso-width-percent:0;mso-height-percent:0;mso-wrap-distance-left:9pt;mso-wrap-distance-top:0;mso-wrap-distance-right:9pt;mso-wrap-distance-bottom:0;mso-position-horizontal:center;mso-position-horizontal-relative:margin;mso-position-vertical:absolute;mso-position-vertical-relative:text;mso-width-percent:0;mso-height-percent:0;mso-width-relative:margin;mso-height-relative:margin;v-text-anchor:top" o:gfxdata="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" stroked="f">
+              <v:shape w14:anchorId="208A822A" id="_x0000_s1036" type="#_x0000_t202" style="position:absolute;left:0;text-align:left;margin-left:0;margin-top:263.75pt;width:282pt;height:21.4pt;z-index:-251626496;visibility:visible;mso-wrap-style:square;mso-width-percent:0;mso-height-percent:0;mso-wrap-distance-left:9pt;mso-wrap-distance-top:0;mso-wrap-distance-right:9pt;mso-wrap-distance-bottom:0;mso-position-horizontal:center;mso-position-horizontal-relative:margin;mso-position-vertical:absolute;mso-position-vertical-relative:text;mso-width-percent:0;mso-height-percent:0;mso-width-relative:margin;mso-height-relative:margin;v-text-anchor:top" o:gfxdata="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" stroked="f">
                 <v:textbox inset="0,0,0,0">
                   <w:txbxContent>
                     <w:p>
@@ -25470,7 +25487,7 @@
                           <w:szCs w:val="26"/>
                         </w:rPr>
                       </w:pPr>
-                      <w:bookmarkStart w:id="186" w:name="_Toc214615947"/>
+                      <w:bookmarkStart w:id="185" w:name="_Toc215032910"/>
                       <w:r>
                         <w:rPr>
                           <w:iCs w:val="0"/>
@@ -25535,7 +25552,7 @@
                         </w:rPr>
                         <w:t xml:space="preserve"> Bước 1 - Tạo Project mới trên Visual Studio</w:t>
                       </w:r>
-                      <w:bookmarkEnd w:id="186"/>
+                      <w:bookmarkEnd w:id="185"/>
                     </w:p>
                   </w:txbxContent>
                 </v:textbox>
@@ -25602,7 +25619,7 @@
               </wp:anchor>
             </w:drawing>
           </mc:Choice>
-          <mc:Fallback xmlns:w16sdtfl="http://schemas.microsoft.com/office/word/2024/wordml/sdtformatlock" xmlns:w16sdtdh="http://schemas.microsoft.com/office/word/2020/wordml/sdtdatahash" xmlns:w16du="http://schemas.microsoft.com/office/word/2023/wordml/word16du" xmlns:w16="http://schemas.microsoft.com/office/word/2018/wordml" xmlns:w16cid="http://schemas.microsoft.com/office/word/2016/wordml/cid" xmlns:w16cex="http://schemas.microsoft.com/office/word/2018/wordml/cex" xmlns:oel="http://schemas.microsoft.com/office/2019/extlst" xmlns:am3d="http://schemas.microsoft.com/office/drawing/2017/model3d" xmlns:aink="http://schemas.microsoft.com/office/drawing/2016/ink" xmlns:cx8="http://schemas.microsoft.com/office/drawing/2016/5/14/chartex" xmlns:cx7="http://schemas.microsoft.com/office/drawing/2016/5/13/chartex" xmlns:cx6="http://schemas.microsoft.com/office/drawing/2016/5/12/chartex" xmlns:cx5="http://schemas.microsoft.com/office/drawing/2016/5/11/chartex" xmlns:cx4="http://schemas.microsoft.com/office/drawing/2016/5/10/chartex" xmlns:cx3="http://schemas.microsoft.com/office/drawing/2016/5/9/chartex" xmlns:cx2="http://schemas.microsoft.com/office/drawing/2015/10/21/chartex" xmlns:cx1="http://schemas.microsoft.com/office/drawing/2015/9/8/chartex">
+          <mc:Fallback>
             <w:pict>
               <v:shapetype w14:anchorId="408B12FC" id="_x0000_t32" coordsize="21600,21600" o:spt="32" o:oned="t" path="m,l21600,21600e" filled="f">
                 <v:path arrowok="t" fillok="f" o:connecttype="none"/>
@@ -25772,7 +25789,7 @@
                                 <w:szCs w:val="26"/>
                               </w:rPr>
                             </w:pPr>
-                            <w:bookmarkStart w:id="181" w:name="_Toc214615948"/>
+                            <w:bookmarkStart w:id="186" w:name="_Toc215032911"/>
                             <w:r>
                               <w:rPr>
                                 <w:iCs w:val="0"/>
@@ -25837,7 +25854,7 @@
                               </w:rPr>
                               <w:t xml:space="preserve"> Bước 2 – Chọn ASP.NET Core Web App (Model-View-Controller)</w:t>
                             </w:r>
-                            <w:bookmarkEnd w:id="181"/>
+                            <w:bookmarkEnd w:id="186"/>
                           </w:p>
                         </w:txbxContent>
                       </wps:txbx>
@@ -25861,7 +25878,7 @@
           </mc:Choice>
           <mc:Fallback>
             <w:pict>
-              <v:shape w14:anchorId="2F342C01" id="_x0000_s1037" type="#_x0000_t202" style="position:absolute;left:0;text-align:left;margin-left:35.45pt;margin-top:228.75pt;width:400.3pt;height:16.65pt;z-index:-251624448;visibility:visible;mso-wrap-style:square;mso-width-percent:0;mso-height-percent:0;mso-wrap-distance-left:9pt;mso-wrap-distance-top:0;mso-wrap-distance-right:9pt;mso-wrap-distance-bottom:0;mso-position-horizontal:absolute;mso-position-horizontal-relative:margin;mso-position-vertical:absolute;mso-position-vertical-relative:text;mso-width-percent:0;mso-height-percent:0;mso-width-relative:margin;mso-height-relative:margin;v-text-anchor:top" o:gfxdata="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" stroked="f">
+              <v:shape w14:anchorId="2F342C01" id="_x0000_s1037" type="#_x0000_t202" style="position:absolute;left:0;text-align:left;margin-left:35.45pt;margin-top:228.75pt;width:400.3pt;height:16.65pt;z-index:-251624448;visibility:visible;mso-wrap-style:square;mso-width-percent:0;mso-height-percent:0;mso-wrap-distance-left:9pt;mso-wrap-distance-top:0;mso-wrap-distance-right:9pt;mso-wrap-distance-bottom:0;mso-position-horizontal:absolute;mso-position-horizontal-relative:margin;mso-position-vertical:absolute;mso-position-vertical-relative:text;mso-width-percent:0;mso-height-percent:0;mso-width-relative:margin;mso-height-relative:margin;v-text-anchor:top" o:gfxdata="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" stroked="f">
                 <v:textbox inset="0,0,0,0">
                   <w:txbxContent>
                     <w:p>
@@ -25877,7 +25894,7 @@
                           <w:szCs w:val="26"/>
                         </w:rPr>
                       </w:pPr>
-                      <w:bookmarkStart w:id="188" w:name="_Toc214615948"/>
+                      <w:bookmarkStart w:id="187" w:name="_Toc215032911"/>
                       <w:r>
                         <w:rPr>
                           <w:iCs w:val="0"/>
@@ -25942,7 +25959,7 @@
                         </w:rPr>
                         <w:t xml:space="preserve"> Bước 2 – Chọn ASP.NET Core Web App (Model-View-Controller)</w:t>
                       </w:r>
-                      <w:bookmarkEnd w:id="188"/>
+                      <w:bookmarkEnd w:id="187"/>
                     </w:p>
                   </w:txbxContent>
                 </v:textbox>
@@ -26186,7 +26203,7 @@
                                 <w:szCs w:val="26"/>
                               </w:rPr>
                             </w:pPr>
-                            <w:bookmarkStart w:id="182" w:name="_Toc214615949"/>
+                            <w:bookmarkStart w:id="188" w:name="_Toc215032912"/>
                             <w:r>
                               <w:rPr>
                                 <w:iCs w:val="0"/>
@@ -26251,7 +26268,7 @@
                               </w:rPr>
                               <w:t xml:space="preserve"> Bước 3 – Đặt tên cho Project và đường dẫn lưu</w:t>
                             </w:r>
-                            <w:bookmarkEnd w:id="182"/>
+                            <w:bookmarkEnd w:id="188"/>
                           </w:p>
                         </w:txbxContent>
                       </wps:txbx>
@@ -26269,7 +26286,7 @@
           </mc:Choice>
           <mc:Fallback>
             <w:pict>
-              <v:shape w14:anchorId="4659A3CF" id="_x0000_s1038" type="#_x0000_t202" style="position:absolute;left:0;text-align:left;margin-left:-.15pt;margin-top:268.8pt;width:470.25pt;height:.05pt;z-index:-251622400;visibility:visible;mso-wrap-style:square;mso-wrap-distance-left:9pt;mso-wrap-distance-top:0;mso-wrap-distance-right:9pt;mso-wrap-distance-bottom:0;mso-position-horizontal:absolute;mso-position-horizontal-relative:text;mso-position-vertical:absolute;mso-position-vertical-relative:text;v-text-anchor:top" o:gfxdata="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" stroked="f">
+              <v:shape w14:anchorId="4659A3CF" id="_x0000_s1038" type="#_x0000_t202" style="position:absolute;left:0;text-align:left;margin-left:-.15pt;margin-top:268.8pt;width:470.25pt;height:.05pt;z-index:-251622400;visibility:visible;mso-wrap-style:square;mso-wrap-distance-left:9pt;mso-wrap-distance-top:0;mso-wrap-distance-right:9pt;mso-wrap-distance-bottom:0;mso-position-horizontal:absolute;mso-position-horizontal-relative:text;mso-position-vertical:absolute;mso-position-vertical-relative:text;v-text-anchor:top" o:gfxdata="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" stroked="f">
                 <v:textbox style="mso-fit-shape-to-text:t" inset="0,0,0,0">
                   <w:txbxContent>
                     <w:p>
@@ -26285,7 +26302,7 @@
                           <w:szCs w:val="26"/>
                         </w:rPr>
                       </w:pPr>
-                      <w:bookmarkStart w:id="190" w:name="_Toc214615949"/>
+                      <w:bookmarkStart w:id="189" w:name="_Toc215032912"/>
                       <w:r>
                         <w:rPr>
                           <w:iCs w:val="0"/>
@@ -26350,7 +26367,7 @@
                         </w:rPr>
                         <w:t xml:space="preserve"> Bước 3 – Đặt tên cho Project và đường dẫn lưu</w:t>
                       </w:r>
-                      <w:bookmarkEnd w:id="190"/>
+                      <w:bookmarkEnd w:id="189"/>
                     </w:p>
                   </w:txbxContent>
                 </v:textbox>
@@ -26364,9 +26381,6 @@
         <w:t>Bước 4: Nhấn “Create” để tiếp tục</w:t>
       </w:r>
     </w:p>
-    <w:bookmarkStart w:id="183" w:name="_Toc214361029"/>
-    <w:bookmarkStart w:id="184" w:name="_Toc214361282"/>
-    <w:bookmarkStart w:id="185" w:name="_Toc214361943"/>
     <w:p>
       <w:pPr>
         <w:spacing w:before="120" w:after="120" w:line="23" w:lineRule="atLeast"/>
@@ -26375,6 +26389,9 @@
           <w:szCs w:val="26"/>
         </w:rPr>
       </w:pPr>
+      <w:bookmarkStart w:id="190" w:name="_Toc214361029"/>
+      <w:bookmarkStart w:id="191" w:name="_Toc214361282"/>
+      <w:bookmarkStart w:id="192" w:name="_Toc214361943"/>
       <w:r>
         <w:rPr>
           <w:rFonts w:cs="Times New Roman"/>
@@ -26431,7 +26448,7 @@
                                 <w:szCs w:val="26"/>
                               </w:rPr>
                             </w:pPr>
-                            <w:bookmarkStart w:id="186" w:name="_Toc214615950"/>
+                            <w:bookmarkStart w:id="193" w:name="_Toc215032913"/>
                             <w:r>
                               <w:rPr>
                                 <w:iCs w:val="0"/>
@@ -26496,7 +26513,7 @@
                               </w:rPr>
                               <w:t xml:space="preserve"> Bước 4 – nhấn chọn Create</w:t>
                             </w:r>
-                            <w:bookmarkEnd w:id="186"/>
+                            <w:bookmarkEnd w:id="193"/>
                           </w:p>
                         </w:txbxContent>
                       </wps:txbx>
@@ -26520,7 +26537,7 @@
           </mc:Choice>
           <mc:Fallback>
             <w:pict>
-              <v:shape w14:anchorId="7CE84A72" id="_x0000_s1039" type="#_x0000_t202" style="position:absolute;margin-left:0;margin-top:271.75pt;width:204.5pt;height:17.25pt;z-index:-251620352;visibility:visible;mso-wrap-style:square;mso-width-percent:0;mso-height-percent:0;mso-wrap-distance-left:9pt;mso-wrap-distance-top:0;mso-wrap-distance-right:9pt;mso-wrap-distance-bottom:0;mso-position-horizontal:center;mso-position-horizontal-relative:margin;mso-position-vertical:absolute;mso-position-vertical-relative:text;mso-width-percent:0;mso-height-percent:0;mso-width-relative:margin;mso-height-relative:margin;v-text-anchor:top" o:gfxdata="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" stroked="f">
+              <v:shape w14:anchorId="7CE84A72" id="_x0000_s1039" type="#_x0000_t202" style="position:absolute;margin-left:0;margin-top:271.75pt;width:204.5pt;height:17.25pt;z-index:-251620352;visibility:visible;mso-wrap-style:square;mso-width-percent:0;mso-height-percent:0;mso-wrap-distance-left:9pt;mso-wrap-distance-top:0;mso-wrap-distance-right:9pt;mso-wrap-distance-bottom:0;mso-position-horizontal:center;mso-position-horizontal-relative:margin;mso-position-vertical:absolute;mso-position-vertical-relative:text;mso-width-percent:0;mso-height-percent:0;mso-width-relative:margin;mso-height-relative:margin;v-text-anchor:top" o:gfxdata="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" stroked="f">
                 <v:textbox inset="0,0,0,0">
                   <w:txbxContent>
                     <w:p>
@@ -26536,7 +26553,7 @@
                           <w:szCs w:val="26"/>
                         </w:rPr>
                       </w:pPr>
-                      <w:bookmarkStart w:id="195" w:name="_Toc214615950"/>
+                      <w:bookmarkStart w:id="194" w:name="_Toc215032913"/>
                       <w:r>
                         <w:rPr>
                           <w:iCs w:val="0"/>
@@ -26601,7 +26618,7 @@
                         </w:rPr>
                         <w:t xml:space="preserve"> Bước 4 – nhấn chọn Create</w:t>
                       </w:r>
-                      <w:bookmarkEnd w:id="195"/>
+                      <w:bookmarkEnd w:id="194"/>
                     </w:p>
                   </w:txbxContent>
                 </v:textbox>
@@ -26611,9 +26628,9 @@
           </mc:Fallback>
         </mc:AlternateContent>
       </w:r>
-      <w:bookmarkEnd w:id="183"/>
-      <w:bookmarkEnd w:id="184"/>
-      <w:bookmarkEnd w:id="185"/>
+      <w:bookmarkEnd w:id="190"/>
+      <w:bookmarkEnd w:id="191"/>
+      <w:bookmarkEnd w:id="192"/>
     </w:p>
     <w:p>
       <w:pPr>
@@ -26624,7 +26641,6 @@
         </w:rPr>
       </w:pPr>
     </w:p>
-    <w:bookmarkStart w:id="187" w:name="_Toc214624495"/>
     <w:p>
       <w:pPr>
         <w:pStyle w:val="Heading4"/>
@@ -26636,6 +26652,7 @@
           <w:szCs w:val="26"/>
         </w:rPr>
       </w:pPr>
+      <w:bookmarkStart w:id="195" w:name="_Toc214624495"/>
       <w:r>
         <w:rPr>
           <w:rFonts w:cs="Times New Roman"/>
@@ -26693,7 +26710,7 @@
                                 <w:szCs w:val="26"/>
                               </w:rPr>
                             </w:pPr>
-                            <w:bookmarkStart w:id="188" w:name="_Toc214615951"/>
+                            <w:bookmarkStart w:id="196" w:name="_Toc215032914"/>
                             <w:r>
                               <w:rPr>
                                 <w:iCs w:val="0"/>
@@ -26758,7 +26775,7 @@
                               </w:rPr>
                               <w:t xml:space="preserve"> Giao diện làm việc và cấu trúc cây thư mục của ASP.NET MVC</w:t>
                             </w:r>
-                            <w:bookmarkEnd w:id="188"/>
+                            <w:bookmarkEnd w:id="196"/>
                           </w:p>
                         </w:txbxContent>
                       </wps:txbx>
@@ -26782,7 +26799,7 @@
           </mc:Choice>
           <mc:Fallback>
             <w:pict>
-              <v:shape w14:anchorId="0081C590" id="_x0000_s1040" type="#_x0000_t202" style="position:absolute;margin-left:0;margin-top:284.25pt;width:377.85pt;height:19.6pt;z-index:-251618304;visibility:visible;mso-wrap-style:square;mso-width-percent:0;mso-height-percent:0;mso-wrap-distance-left:9pt;mso-wrap-distance-top:0;mso-wrap-distance-right:9pt;mso-wrap-distance-bottom:0;mso-position-horizontal:center;mso-position-horizontal-relative:margin;mso-position-vertical:absolute;mso-position-vertical-relative:text;mso-width-percent:0;mso-height-percent:0;mso-width-relative:margin;mso-height-relative:margin;v-text-anchor:top" o:gfxdata="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" stroked="f">
+              <v:shape w14:anchorId="0081C590" id="_x0000_s1040" type="#_x0000_t202" style="position:absolute;margin-left:0;margin-top:284.25pt;width:377.85pt;height:19.6pt;z-index:-251618304;visibility:visible;mso-wrap-style:square;mso-width-percent:0;mso-height-percent:0;mso-wrap-distance-left:9pt;mso-wrap-distance-top:0;mso-wrap-distance-right:9pt;mso-wrap-distance-bottom:0;mso-position-horizontal:center;mso-position-horizontal-relative:margin;mso-position-vertical:absolute;mso-position-vertical-relative:text;mso-width-percent:0;mso-height-percent:0;mso-width-relative:margin;mso-height-relative:margin;v-text-anchor:top" o:gfxdata="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" stroked="f">
                 <v:textbox inset="0,0,0,0">
                   <w:txbxContent>
                     <w:p>
@@ -26798,7 +26815,7 @@
                           <w:szCs w:val="26"/>
                         </w:rPr>
                       </w:pPr>
-                      <w:bookmarkStart w:id="198" w:name="_Toc214615951"/>
+                      <w:bookmarkStart w:id="197" w:name="_Toc215032914"/>
                       <w:r>
                         <w:rPr>
                           <w:iCs w:val="0"/>
@@ -26863,7 +26880,7 @@
                         </w:rPr>
                         <w:t xml:space="preserve"> Giao diện làm việc và cấu trúc cây thư mục của ASP.NET MVC</w:t>
                       </w:r>
-                      <w:bookmarkEnd w:id="198"/>
+                      <w:bookmarkEnd w:id="197"/>
                     </w:p>
                   </w:txbxContent>
                 </v:textbox>
@@ -27097,13 +27114,13 @@
         </w:rPr>
         <w:t>VC</w:t>
       </w:r>
-      <w:bookmarkEnd w:id="187"/>
+      <w:bookmarkEnd w:id="195"/>
     </w:p>
     <w:p>
       <w:pPr>
         <w:pStyle w:val="Heading3"/>
       </w:pPr>
-      <w:bookmarkStart w:id="189" w:name="_Toc214624496"/>
+      <w:bookmarkStart w:id="198" w:name="_Toc214624496"/>
       <w:r>
         <w:t>4</w:t>
       </w:r>
@@ -27128,13 +27145,13 @@
       <w:r>
         <w:t>Entity Framework</w:t>
       </w:r>
-      <w:bookmarkEnd w:id="189"/>
+      <w:bookmarkEnd w:id="198"/>
     </w:p>
     <w:p>
       <w:pPr>
         <w:pStyle w:val="Heading4"/>
       </w:pPr>
-      <w:bookmarkStart w:id="190" w:name="_Toc214624497"/>
+      <w:bookmarkStart w:id="199" w:name="_Toc214624497"/>
       <w:r>
         <w:t>4</w:t>
       </w:r>
@@ -27162,7 +27179,7 @@
       <w:r>
         <w:t xml:space="preserve"> Cài đặt Entity Framework cho dự án</w:t>
       </w:r>
-      <w:bookmarkEnd w:id="190"/>
+      <w:bookmarkEnd w:id="199"/>
     </w:p>
     <w:p>
       <w:pPr>
@@ -27222,7 +27239,7 @@
                                 <w:szCs w:val="26"/>
                               </w:rPr>
                             </w:pPr>
-                            <w:bookmarkStart w:id="191" w:name="_Toc214615952"/>
+                            <w:bookmarkStart w:id="200" w:name="_Toc215032915"/>
                             <w:r>
                               <w:rPr>
                                 <w:iCs w:val="0"/>
@@ -27287,7 +27304,7 @@
                               </w:rPr>
                               <w:t xml:space="preserve"> Package Manager Console sử dụng dòng lệnh</w:t>
                             </w:r>
-                            <w:bookmarkEnd w:id="191"/>
+                            <w:bookmarkEnd w:id="200"/>
                           </w:p>
                         </w:txbxContent>
                       </wps:txbx>
@@ -27311,7 +27328,7 @@
           </mc:Choice>
           <mc:Fallback>
             <w:pict>
-              <v:shape w14:anchorId="31389CFD" id="_x0000_s1041" type="#_x0000_t202" style="position:absolute;left:0;text-align:left;margin-left:0;margin-top:295.7pt;width:292.75pt;height:16.65pt;z-index:-251616256;visibility:visible;mso-wrap-style:square;mso-width-percent:0;mso-height-percent:0;mso-wrap-distance-left:9pt;mso-wrap-distance-top:0;mso-wrap-distance-right:9pt;mso-wrap-distance-bottom:0;mso-position-horizontal:center;mso-position-horizontal-relative:margin;mso-position-vertical:absolute;mso-position-vertical-relative:text;mso-width-percent:0;mso-height-percent:0;mso-width-relative:margin;mso-height-relative:margin;v-text-anchor:top" o:gfxdata="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" stroked="f">
+              <v:shape w14:anchorId="31389CFD" id="_x0000_s1041" type="#_x0000_t202" style="position:absolute;left:0;text-align:left;margin-left:0;margin-top:295.7pt;width:292.75pt;height:16.65pt;z-index:-251616256;visibility:visible;mso-wrap-style:square;mso-width-percent:0;mso-height-percent:0;mso-wrap-distance-left:9pt;mso-wrap-distance-top:0;mso-wrap-distance-right:9pt;mso-wrap-distance-bottom:0;mso-position-horizontal:center;mso-position-horizontal-relative:margin;mso-position-vertical:absolute;mso-position-vertical-relative:text;mso-width-percent:0;mso-height-percent:0;mso-width-relative:margin;mso-height-relative:margin;v-text-anchor:top" o:gfxdata="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" stroked="f">
                 <v:textbox inset="0,0,0,0">
                   <w:txbxContent>
                     <w:p>
@@ -27327,7 +27344,7 @@
                           <w:szCs w:val="26"/>
                         </w:rPr>
                       </w:pPr>
-                      <w:bookmarkStart w:id="202" w:name="_Toc214615952"/>
+                      <w:bookmarkStart w:id="201" w:name="_Toc215032915"/>
                       <w:r>
                         <w:rPr>
                           <w:iCs w:val="0"/>
@@ -27392,7 +27409,7 @@
                         </w:rPr>
                         <w:t xml:space="preserve"> Package Manager Console sử dụng dòng lệnh</w:t>
                       </w:r>
-                      <w:bookmarkEnd w:id="202"/>
+                      <w:bookmarkEnd w:id="201"/>
                     </w:p>
                   </w:txbxContent>
                 </v:textbox>
@@ -27525,7 +27542,7 @@
               </wp:anchor>
             </w:drawing>
           </mc:Choice>
-          <mc:Fallback xmlns:w16sdtfl="http://schemas.microsoft.com/office/word/2024/wordml/sdtformatlock" xmlns:w16sdtdh="http://schemas.microsoft.com/office/word/2020/wordml/sdtdatahash" xmlns:w16du="http://schemas.microsoft.com/office/word/2023/wordml/word16du" xmlns:w16="http://schemas.microsoft.com/office/word/2018/wordml" xmlns:w16cid="http://schemas.microsoft.com/office/word/2016/wordml/cid" xmlns:w16cex="http://schemas.microsoft.com/office/word/2018/wordml/cex" xmlns:oel="http://schemas.microsoft.com/office/2019/extlst" xmlns:am3d="http://schemas.microsoft.com/office/drawing/2017/model3d" xmlns:aink="http://schemas.microsoft.com/office/drawing/2016/ink" xmlns:cx8="http://schemas.microsoft.com/office/drawing/2016/5/14/chartex" xmlns:cx7="http://schemas.microsoft.com/office/drawing/2016/5/13/chartex" xmlns:cx6="http://schemas.microsoft.com/office/drawing/2016/5/12/chartex" xmlns:cx5="http://schemas.microsoft.com/office/drawing/2016/5/11/chartex" xmlns:cx4="http://schemas.microsoft.com/office/drawing/2016/5/10/chartex" xmlns:cx3="http://schemas.microsoft.com/office/drawing/2016/5/9/chartex" xmlns:cx2="http://schemas.microsoft.com/office/drawing/2015/10/21/chartex" xmlns:cx1="http://schemas.microsoft.com/office/drawing/2015/9/8/chartex">
+          <mc:Fallback>
             <w:pict>
               <v:shapetype w14:anchorId="694721F9" id="_x0000_t32" coordsize="21600,21600" o:spt="32" o:oned="t" path="m,l21600,21600e" filled="f">
                 <v:path arrowok="t" fillok="f" o:connecttype="none"/>
@@ -27595,7 +27612,7 @@
               </wp:anchor>
             </w:drawing>
           </mc:Choice>
-          <mc:Fallback xmlns:w16sdtfl="http://schemas.microsoft.com/office/word/2024/wordml/sdtformatlock" xmlns:w16sdtdh="http://schemas.microsoft.com/office/word/2020/wordml/sdtdatahash" xmlns:w16du="http://schemas.microsoft.com/office/word/2023/wordml/word16du" xmlns:w16="http://schemas.microsoft.com/office/word/2018/wordml" xmlns:w16cid="http://schemas.microsoft.com/office/word/2016/wordml/cid" xmlns:w16cex="http://schemas.microsoft.com/office/word/2018/wordml/cex" xmlns:oel="http://schemas.microsoft.com/office/2019/extlst" xmlns:am3d="http://schemas.microsoft.com/office/drawing/2017/model3d" xmlns:aink="http://schemas.microsoft.com/office/drawing/2016/ink" xmlns:cx8="http://schemas.microsoft.com/office/drawing/2016/5/14/chartex" xmlns:cx7="http://schemas.microsoft.com/office/drawing/2016/5/13/chartex" xmlns:cx6="http://schemas.microsoft.com/office/drawing/2016/5/12/chartex" xmlns:cx5="http://schemas.microsoft.com/office/drawing/2016/5/11/chartex" xmlns:cx4="http://schemas.microsoft.com/office/drawing/2016/5/10/chartex" xmlns:cx3="http://schemas.microsoft.com/office/drawing/2016/5/9/chartex" xmlns:cx2="http://schemas.microsoft.com/office/drawing/2015/10/21/chartex" xmlns:cx1="http://schemas.microsoft.com/office/drawing/2015/9/8/chartex">
+          <mc:Fallback>
             <w:pict>
               <v:shape w14:anchorId="6A539AC1" id="Straight Arrow Connector 20" o:spid="_x0000_s1026" type="#_x0000_t32" style="position:absolute;margin-left:89.25pt;margin-top:13.6pt;width:10.95pt;height:0;z-index:251651072;visibility:visible;mso-wrap-style:square;mso-wrap-distance-left:9pt;mso-wrap-distance-top:0;mso-wrap-distance-right:9pt;mso-wrap-distance-bottom:0;mso-position-horizontal:absolute;mso-position-horizontal-relative:text;mso-position-vertical:absolute;mso-position-vertical-relative:text" o:gfxdata="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" strokecolor="black [3200]" strokeweight=".5pt">
                 <v:stroke endarrow="block" joinstyle="miter"/>
@@ -27643,7 +27660,7 @@
           <w:rFonts w:cs="Times New Roman"/>
         </w:rPr>
       </w:pPr>
-      <w:bookmarkStart w:id="192" w:name="_Toc214624498"/>
+      <w:bookmarkStart w:id="202" w:name="_Toc214624498"/>
       <w:r>
         <w:rPr>
           <w:rFonts w:cs="Times New Roman"/>
@@ -27663,20 +27680,20 @@
         </w:rPr>
         <w:t>.2 Ứng dụng minh họa</w:t>
       </w:r>
-      <w:bookmarkEnd w:id="192"/>
+      <w:bookmarkEnd w:id="202"/>
     </w:p>
     <w:p>
       <w:pPr>
         <w:pStyle w:val="Heading3"/>
       </w:pPr>
-      <w:bookmarkStart w:id="193" w:name="_Toc214624499"/>
+      <w:bookmarkStart w:id="203" w:name="_Toc214624499"/>
       <w:r>
         <w:t>4</w:t>
       </w:r>
       <w:r>
         <w:t>.2.1 Mô tả bài toán</w:t>
       </w:r>
-      <w:bookmarkEnd w:id="193"/>
+      <w:bookmarkEnd w:id="203"/>
     </w:p>
     <w:p>
       <w:pPr>
@@ -27893,29 +27910,71 @@
       <w:pPr>
         <w:pStyle w:val="Heading3"/>
       </w:pPr>
-      <w:bookmarkStart w:id="194" w:name="_Toc214624500"/>
-      <w:r>
-        <w:t>4</w:t>
-      </w:r>
-      <w:r>
-        <w:t>.2.</w:t>
-      </w:r>
-      <w:r>
-        <w:t>2</w:t>
-      </w:r>
-      <w:r>
-        <w:t xml:space="preserve"> Thiết kế hệ thống</w:t>
-      </w:r>
-      <w:bookmarkEnd w:id="194"/>
-    </w:p>
-    <w:bookmarkStart w:id="195" w:name="_Toc214360101"/>
-    <w:bookmarkStart w:id="196" w:name="_Toc214361034"/>
-    <w:bookmarkStart w:id="197" w:name="_Toc214361287"/>
-    <w:bookmarkStart w:id="198" w:name="_Toc214361948"/>
-    <w:p>
-      <w:pPr>
-        <w:pStyle w:val="BaoCao"/>
-      </w:pPr>
+      <w:bookmarkStart w:id="204" w:name="_Toc214624500"/>
+      <w:bookmarkStart w:id="205" w:name="_Toc214360101"/>
+      <w:bookmarkStart w:id="206" w:name="_Toc214361034"/>
+      <w:bookmarkStart w:id="207" w:name="_Toc214361287"/>
+      <w:bookmarkStart w:id="208" w:name="_Toc214361948"/>
+      <w:r>
+        <w:rPr>
+          <w:noProof/>
+        </w:rPr>
+        <w:drawing>
+          <wp:anchor distT="0" distB="0" distL="114300" distR="114300" simplePos="0" relativeHeight="251745280" behindDoc="0" locked="0" layoutInCell="1" allowOverlap="1" wp14:anchorId="4CB38A94" wp14:editId="0F29C70E">
+            <wp:simplePos x="0" y="0"/>
+            <wp:positionH relativeFrom="margin">
+              <wp:align>center</wp:align>
+            </wp:positionH>
+            <wp:positionV relativeFrom="paragraph">
+              <wp:posOffset>287655</wp:posOffset>
+            </wp:positionV>
+            <wp:extent cx="5759450" cy="3238500"/>
+            <wp:effectExtent l="0" t="0" r="0" b="0"/>
+            <wp:wrapTopAndBottom/>
+            <wp:docPr id="1274150311" name="Picture 1"/>
+            <wp:cNvGraphicFramePr>
+              <a:graphicFrameLocks xmlns:a="http://schemas.openxmlformats.org/drawingml/2006/main" noChangeAspect="1"/>
+            </wp:cNvGraphicFramePr>
+            <a:graphic xmlns:a="http://schemas.openxmlformats.org/drawingml/2006/main">
+              <a:graphicData uri="http://schemas.openxmlformats.org/drawingml/2006/picture">
+                <pic:pic xmlns:pic="http://schemas.openxmlformats.org/drawingml/2006/picture">
+                  <pic:nvPicPr>
+                    <pic:cNvPr id="1274150311" name=""/>
+                    <pic:cNvPicPr/>
+                  </pic:nvPicPr>
+                  <pic:blipFill>
+                    <a:blip r:embed="rId21" cstate="print">
+                      <a:extLst>
+                        <a:ext uri="{28A0092B-C50C-407E-A947-70E740481C1C}">
+                          <a14:useLocalDpi xmlns:a14="http://schemas.microsoft.com/office/drawing/2010/main" val="0"/>
+                        </a:ext>
+                      </a:extLst>
+                    </a:blip>
+                    <a:stretch>
+                      <a:fillRect/>
+                    </a:stretch>
+                  </pic:blipFill>
+                  <pic:spPr>
+                    <a:xfrm>
+                      <a:off x="0" y="0"/>
+                      <a:ext cx="5759450" cy="3238500"/>
+                    </a:xfrm>
+                    <a:prstGeom prst="rect">
+                      <a:avLst/>
+                    </a:prstGeom>
+                  </pic:spPr>
+                </pic:pic>
+              </a:graphicData>
+            </a:graphic>
+            <wp14:sizeRelH relativeFrom="margin">
+              <wp14:pctWidth>0</wp14:pctWidth>
+            </wp14:sizeRelH>
+            <wp14:sizeRelV relativeFrom="margin">
+              <wp14:pctHeight>0</wp14:pctHeight>
+            </wp14:sizeRelV>
+          </wp:anchor>
+        </w:drawing>
+      </w:r>
       <w:r>
         <w:rPr>
           <w:noProof/>
@@ -27923,16 +27982,16 @@
         <mc:AlternateContent>
           <mc:Choice Requires="wps">
             <w:drawing>
-              <wp:anchor distT="0" distB="0" distL="114300" distR="114300" simplePos="0" relativeHeight="251702272" behindDoc="1" locked="0" layoutInCell="1" allowOverlap="1" wp14:anchorId="22020964" wp14:editId="26834F51">
+              <wp:anchor distT="0" distB="0" distL="114300" distR="114300" simplePos="0" relativeHeight="251702272" behindDoc="1" locked="0" layoutInCell="1" allowOverlap="1" wp14:anchorId="22020964" wp14:editId="50C62400">
                 <wp:simplePos x="0" y="0"/>
                 <wp:positionH relativeFrom="margin">
-                  <wp:posOffset>1973643</wp:posOffset>
+                  <wp:align>center</wp:align>
                 </wp:positionH>
                 <wp:positionV relativeFrom="paragraph">
-                  <wp:posOffset>3906777</wp:posOffset>
+                  <wp:posOffset>3585679</wp:posOffset>
                 </wp:positionV>
-                <wp:extent cx="1949450" cy="219075"/>
-                <wp:effectExtent l="0" t="0" r="0" b="9525"/>
+                <wp:extent cx="1949450" cy="294005"/>
+                <wp:effectExtent l="0" t="0" r="0" b="0"/>
                 <wp:wrapTopAndBottom/>
                 <wp:docPr id="589432014" name="Text Box 1"/>
                 <wp:cNvGraphicFramePr/>
@@ -27943,7 +28002,7 @@
                       <wps:spPr>
                         <a:xfrm>
                           <a:off x="0" y="0"/>
-                          <a:ext cx="1949450" cy="219075"/>
+                          <a:ext cx="1949450" cy="294005"/>
                         </a:xfrm>
                         <a:prstGeom prst="rect">
                           <a:avLst/>
@@ -27970,7 +28029,7 @@
                                 <w:szCs w:val="26"/>
                               </w:rPr>
                             </w:pPr>
-                            <w:bookmarkStart w:id="199" w:name="_Toc214615953"/>
+                            <w:bookmarkStart w:id="209" w:name="_Toc215032916"/>
                             <w:r>
                               <w:rPr>
                                 <w:iCs w:val="0"/>
@@ -28035,7 +28094,7 @@
                               </w:rPr>
                               <w:t xml:space="preserve"> Mô hình ERD</w:t>
                             </w:r>
-                            <w:bookmarkEnd w:id="199"/>
+                            <w:bookmarkEnd w:id="209"/>
                           </w:p>
                         </w:txbxContent>
                       </wps:txbx>
@@ -28059,7 +28118,7 @@
           </mc:Choice>
           <mc:Fallback>
             <w:pict>
-              <v:shape w14:anchorId="22020964" id="_x0000_s1042" type="#_x0000_t202" style="position:absolute;left:0;text-align:left;margin-left:155.4pt;margin-top:307.6pt;width:153.5pt;height:17.25pt;z-index:-251614208;visibility:visible;mso-wrap-style:square;mso-width-percent:0;mso-height-percent:0;mso-wrap-distance-left:9pt;mso-wrap-distance-top:0;mso-wrap-distance-right:9pt;mso-wrap-distance-bottom:0;mso-position-horizontal:absolute;mso-position-horizontal-relative:margin;mso-position-vertical:absolute;mso-position-vertical-relative:text;mso-width-percent:0;mso-height-percent:0;mso-width-relative:margin;mso-height-relative:margin;v-text-anchor:top" o:gfxdata="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" stroked="f">
+              <v:shape w14:anchorId="22020964" id="_x0000_s1042" type="#_x0000_t202" style="position:absolute;margin-left:0;margin-top:282.35pt;width:153.5pt;height:23.15pt;z-index:-251614208;visibility:visible;mso-wrap-style:square;mso-width-percent:0;mso-height-percent:0;mso-wrap-distance-left:9pt;mso-wrap-distance-top:0;mso-wrap-distance-right:9pt;mso-wrap-distance-bottom:0;mso-position-horizontal:center;mso-position-horizontal-relative:margin;mso-position-vertical:absolute;mso-position-vertical-relative:text;mso-width-percent:0;mso-height-percent:0;mso-width-relative:margin;mso-height-relative:margin;v-text-anchor:top" o:gfxdata="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" stroked="f">
                 <v:textbox inset="0,0,0,0">
                   <w:txbxContent>
                     <w:p>
@@ -28075,7 +28134,7 @@
                           <w:szCs w:val="26"/>
                         </w:rPr>
                       </w:pPr>
-                      <w:bookmarkStart w:id="211" w:name="_Toc214615953"/>
+                      <w:bookmarkStart w:id="210" w:name="_Toc215032916"/>
                       <w:r>
                         <w:rPr>
                           <w:iCs w:val="0"/>
@@ -28140,7 +28199,7 @@
                         </w:rPr>
                         <w:t xml:space="preserve"> Mô hình ERD</w:t>
                       </w:r>
-                      <w:bookmarkEnd w:id="211"/>
+                      <w:bookmarkEnd w:id="210"/>
                     </w:p>
                   </w:txbxContent>
                 </v:textbox>
@@ -28150,74 +28209,38 @@
           </mc:Fallback>
         </mc:AlternateContent>
       </w:r>
-      <w:r>
-        <w:rPr>
-          <w:noProof/>
-        </w:rPr>
-        <w:drawing>
-          <wp:anchor distT="0" distB="0" distL="114300" distR="114300" simplePos="0" relativeHeight="251745280" behindDoc="0" locked="0" layoutInCell="1" allowOverlap="1" wp14:anchorId="4CB38A94" wp14:editId="6794E3F4">
-            <wp:simplePos x="0" y="0"/>
-            <wp:positionH relativeFrom="margin">
-              <wp:align>center</wp:align>
-            </wp:positionH>
-            <wp:positionV relativeFrom="paragraph">
-              <wp:posOffset>563565</wp:posOffset>
-            </wp:positionV>
-            <wp:extent cx="5759450" cy="3238500"/>
-            <wp:effectExtent l="0" t="0" r="0" b="0"/>
-            <wp:wrapTopAndBottom/>
-            <wp:docPr id="1274150311" name="Picture 1"/>
-            <wp:cNvGraphicFramePr>
-              <a:graphicFrameLocks xmlns:a="http://schemas.openxmlformats.org/drawingml/2006/main" noChangeAspect="1"/>
-            </wp:cNvGraphicFramePr>
-            <a:graphic xmlns:a="http://schemas.openxmlformats.org/drawingml/2006/main">
-              <a:graphicData uri="http://schemas.openxmlformats.org/drawingml/2006/picture">
-                <pic:pic xmlns:pic="http://schemas.openxmlformats.org/drawingml/2006/picture">
-                  <pic:nvPicPr>
-                    <pic:cNvPr id="1274150311" name=""/>
-                    <pic:cNvPicPr/>
-                  </pic:nvPicPr>
-                  <pic:blipFill>
-                    <a:blip r:embed="rId21" cstate="print">
-                      <a:extLst>
-                        <a:ext uri="{28A0092B-C50C-407E-A947-70E740481C1C}">
-                          <a14:useLocalDpi xmlns:a14="http://schemas.microsoft.com/office/drawing/2010/main" val="0"/>
-                        </a:ext>
-                      </a:extLst>
-                    </a:blip>
-                    <a:stretch>
-                      <a:fillRect/>
-                    </a:stretch>
-                  </pic:blipFill>
-                  <pic:spPr>
-                    <a:xfrm>
-                      <a:off x="0" y="0"/>
-                      <a:ext cx="5759450" cy="3238500"/>
-                    </a:xfrm>
-                    <a:prstGeom prst="rect">
-                      <a:avLst/>
-                    </a:prstGeom>
-                  </pic:spPr>
-                </pic:pic>
-              </a:graphicData>
-            </a:graphic>
-            <wp14:sizeRelH relativeFrom="margin">
-              <wp14:pctWidth>0</wp14:pctWidth>
-            </wp14:sizeRelH>
-            <wp14:sizeRelV relativeFrom="margin">
-              <wp14:pctHeight>0</wp14:pctHeight>
-            </wp14:sizeRelV>
-          </wp:anchor>
-        </w:drawing>
-      </w:r>
-      <w:bookmarkEnd w:id="195"/>
-      <w:bookmarkEnd w:id="196"/>
-      <w:bookmarkEnd w:id="197"/>
-      <w:bookmarkEnd w:id="198"/>
+      <w:bookmarkEnd w:id="205"/>
+      <w:bookmarkEnd w:id="206"/>
+      <w:bookmarkEnd w:id="207"/>
+      <w:bookmarkEnd w:id="208"/>
+      <w:r>
+        <w:t>4</w:t>
+      </w:r>
+      <w:r>
+        <w:t>.2.</w:t>
+      </w:r>
+      <w:r>
+        <w:t>2</w:t>
+      </w:r>
+      <w:r>
+        <w:t xml:space="preserve"> Thiết kế hệ thống</w:t>
+      </w:r>
+      <w:bookmarkEnd w:id="204"/>
+    </w:p>
+    <w:p>
+      <w:pPr>
+        <w:pStyle w:val="BaoCao"/>
+      </w:pPr>
       <w:r>
         <w:rPr>
           <w:spacing w:val="-1"/>
         </w:rPr>
+        <w:t xml:space="preserve">- </w:t>
+      </w:r>
+      <w:r>
+        <w:rPr>
+          <w:spacing w:val="-1"/>
+        </w:rPr>
         <w:t>M</w:t>
       </w:r>
       <w:r>
@@ -28245,6 +28268,10 @@
         <w:t xml:space="preserve">thể quan hệ </w:t>
       </w:r>
       <w:r>
+        <w:rPr>
+          <w:b/>
+          <w:bCs/>
+        </w:rPr>
         <w:t>ERD</w:t>
       </w:r>
       <w:r>
@@ -28267,14 +28294,14 @@
       <w:pPr>
         <w:pStyle w:val="Heading3"/>
       </w:pPr>
-      <w:bookmarkStart w:id="200" w:name="_Toc214624501"/>
+      <w:bookmarkStart w:id="211" w:name="_Toc214624501"/>
       <w:r>
         <w:t>4</w:t>
       </w:r>
       <w:r>
         <w:t>.2.3 Yêu cầu chức năng</w:t>
       </w:r>
-      <w:bookmarkEnd w:id="200"/>
+      <w:bookmarkEnd w:id="211"/>
     </w:p>
     <w:p>
       <w:pPr>
@@ -28291,7 +28318,7 @@
           <w:szCs w:val="26"/>
         </w:rPr>
       </w:pPr>
-      <w:bookmarkStart w:id="201" w:name="_Toc214624502"/>
+      <w:bookmarkStart w:id="212" w:name="_Toc214624502"/>
       <w:r>
         <w:rPr>
           <w:rFonts w:cs="Times New Roman"/>
@@ -28314,7 +28341,7 @@
         </w:rPr>
         <w:t>.2.3.1 Chức năng nghiệp vụ</w:t>
       </w:r>
-      <w:bookmarkEnd w:id="201"/>
+      <w:bookmarkEnd w:id="212"/>
     </w:p>
     <w:p>
       <w:pPr>
@@ -28677,7 +28704,7 @@
           <w:szCs w:val="26"/>
         </w:rPr>
       </w:pPr>
-      <w:bookmarkStart w:id="202" w:name="_Toc214624503"/>
+      <w:bookmarkStart w:id="213" w:name="_Toc214624503"/>
       <w:r>
         <w:rPr>
           <w:rFonts w:cs="Times New Roman"/>
@@ -28700,7 +28727,7 @@
         </w:rPr>
         <w:t>.2.3.2 Chức năng hệ thống</w:t>
       </w:r>
-      <w:bookmarkEnd w:id="202"/>
+      <w:bookmarkEnd w:id="213"/>
     </w:p>
     <w:p>
       <w:pPr>
@@ -28848,7 +28875,7 @@
                                 <w:szCs w:val="26"/>
                               </w:rPr>
                             </w:pPr>
-                            <w:bookmarkStart w:id="203" w:name="_Toc214615954"/>
+                            <w:bookmarkStart w:id="214" w:name="_Toc215032917"/>
                             <w:r>
                               <w:rPr>
                                 <w:iCs w:val="0"/>
@@ -28931,7 +28958,7 @@
                               </w:rPr>
                               <w:t xml:space="preserve"> Case tổng quan</w:t>
                             </w:r>
-                            <w:bookmarkEnd w:id="203"/>
+                            <w:bookmarkEnd w:id="214"/>
                           </w:p>
                         </w:txbxContent>
                       </wps:txbx>
@@ -28955,11 +28982,7 @@
           </mc:Choice>
           <mc:Fallback>
             <w:pict>
-              <v:shapetype w14:anchorId="76F46115" id="_x0000_t202" coordsize="21600,21600" o:spt="202" path="m,l,21600r21600,l21600,xe">
-                <v:stroke joinstyle="miter"/>
-                <v:path gradientshapeok="t" o:connecttype="rect"/>
-              </v:shapetype>
-              <v:shape id="_x0000_s1043" type="#_x0000_t202" style="position:absolute;left:0;text-align:left;margin-left:0;margin-top:300.7pt;width:197.65pt;height:19.6pt;z-index:251748352;visibility:visible;mso-wrap-style:square;mso-width-percent:0;mso-height-percent:0;mso-wrap-distance-left:9pt;mso-wrap-distance-top:0;mso-wrap-distance-right:9pt;mso-wrap-distance-bottom:0;mso-position-horizontal:center;mso-position-horizontal-relative:margin;mso-position-vertical:absolute;mso-position-vertical-relative:text;mso-width-percent:0;mso-height-percent:0;mso-width-relative:margin;mso-height-relative:margin;v-text-anchor:top" o:gfxdata="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" stroked="f">
+              <v:shape w14:anchorId="76F46115" id="_x0000_s1043" type="#_x0000_t202" style="position:absolute;left:0;text-align:left;margin-left:0;margin-top:300.7pt;width:197.65pt;height:19.6pt;z-index:251748352;visibility:visible;mso-wrap-style:square;mso-width-percent:0;mso-height-percent:0;mso-wrap-distance-left:9pt;mso-wrap-distance-top:0;mso-wrap-distance-right:9pt;mso-wrap-distance-bottom:0;mso-position-horizontal:center;mso-position-horizontal-relative:margin;mso-position-vertical:absolute;mso-position-vertical-relative:text;mso-width-percent:0;mso-height-percent:0;mso-width-relative:margin;mso-height-relative:margin;v-text-anchor:top" o:gfxdata="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" stroked="f">
                 <v:textbox inset="0,0,0,0">
                   <w:txbxContent>
                     <w:p>
@@ -28975,7 +28998,7 @@
                           <w:szCs w:val="26"/>
                         </w:rPr>
                       </w:pPr>
-                      <w:bookmarkStart w:id="204" w:name="_Toc214615954"/>
+                      <w:bookmarkStart w:id="215" w:name="_Toc215032917"/>
                       <w:r>
                         <w:rPr>
                           <w:iCs w:val="0"/>
@@ -29058,7 +29081,7 @@
                         </w:rPr>
                         <w:t xml:space="preserve"> Case tổng quan</w:t>
                       </w:r>
-                      <w:bookmarkEnd w:id="204"/>
+                      <w:bookmarkEnd w:id="215"/>
                     </w:p>
                   </w:txbxContent>
                 </v:textbox>
@@ -29135,18 +29158,7 @@
           <w:i/>
           <w:iCs/>
         </w:rPr>
-        <w:t>Sơ đồ Use</w:t>
-      </w:r>
-      <w:bookmarkStart w:id="205" w:name="_GoBack"/>
-      <w:bookmarkEnd w:id="205"/>
-      <w:r>
-        <w:rPr>
-          <w:b/>
-          <w:bCs/>
-          <w:i/>
-          <w:iCs/>
-        </w:rPr>
-        <w:t xml:space="preserve"> Case:</w:t>
+        <w:t>Sơ đồ Use Case:</w:t>
       </w:r>
     </w:p>
     <w:p>
@@ -29230,7 +29242,7 @@
       <w:r>
         <w:t>sau khi người dùng đăng nhập.</w:t>
       </w:r>
-      <w:bookmarkStart w:id="206" w:name="_Toc214624504"/>
+      <w:bookmarkStart w:id="216" w:name="_Toc214624504"/>
     </w:p>
     <w:p>
       <w:pPr>
@@ -29328,7 +29340,7 @@
         </w:rPr>
         <w:t>n</w:t>
       </w:r>
-      <w:bookmarkEnd w:id="206"/>
+      <w:bookmarkEnd w:id="216"/>
     </w:p>
     <w:p>
       <w:pPr>
@@ -29344,7 +29356,7 @@
           <w:szCs w:val="26"/>
         </w:rPr>
       </w:pPr>
-      <w:bookmarkStart w:id="207" w:name="_Toc214624505"/>
+      <w:bookmarkStart w:id="217" w:name="_Toc214624505"/>
       <w:r>
         <w:rPr>
           <w:rFonts w:cs="Times New Roman"/>
@@ -29367,7 +29379,7 @@
         </w:rPr>
         <w:t>.2.4.1 Giao diện đăng nhập và đăng ký</w:t>
       </w:r>
-      <w:bookmarkEnd w:id="207"/>
+      <w:bookmarkEnd w:id="217"/>
     </w:p>
     <w:p>
       <w:pPr>
@@ -29405,16 +29417,16 @@
         <mc:AlternateContent>
           <mc:Choice Requires="wps">
             <w:drawing>
-              <wp:anchor distT="0" distB="0" distL="114300" distR="114300" simplePos="0" relativeHeight="251751424" behindDoc="1" locked="0" layoutInCell="1" allowOverlap="1" wp14:anchorId="04014837" wp14:editId="6C0E4052">
+              <wp:anchor distT="0" distB="0" distL="114300" distR="114300" simplePos="0" relativeHeight="251751424" behindDoc="1" locked="0" layoutInCell="1" allowOverlap="1" wp14:anchorId="04014837" wp14:editId="14DC5483">
                 <wp:simplePos x="0" y="0"/>
                 <wp:positionH relativeFrom="margin">
-                  <wp:align>center</wp:align>
+                  <wp:posOffset>1750060</wp:posOffset>
                 </wp:positionH>
                 <wp:positionV relativeFrom="paragraph">
-                  <wp:posOffset>4094480</wp:posOffset>
+                  <wp:posOffset>4063945</wp:posOffset>
                 </wp:positionV>
-                <wp:extent cx="2466975" cy="294640"/>
-                <wp:effectExtent l="0" t="0" r="9525" b="0"/>
+                <wp:extent cx="2552065" cy="206375"/>
+                <wp:effectExtent l="0" t="0" r="635" b="3175"/>
                 <wp:wrapTopAndBottom/>
                 <wp:docPr id="1651845233" name="Text Box 1"/>
                 <wp:cNvGraphicFramePr/>
@@ -29425,7 +29437,7 @@
                       <wps:spPr>
                         <a:xfrm>
                           <a:off x="0" y="0"/>
-                          <a:ext cx="2466975" cy="294640"/>
+                          <a:ext cx="2552065" cy="206375"/>
                         </a:xfrm>
                         <a:prstGeom prst="rect">
                           <a:avLst/>
@@ -29452,7 +29464,7 @@
                                 <w:szCs w:val="26"/>
                               </w:rPr>
                             </w:pPr>
-                            <w:bookmarkStart w:id="208" w:name="_Toc214615955"/>
+                            <w:bookmarkStart w:id="218" w:name="_Toc215032918"/>
                             <w:r>
                               <w:rPr>
                                 <w:iCs w:val="0"/>
@@ -29517,7 +29529,7 @@
                               </w:rPr>
                               <w:t xml:space="preserve"> Giao diện đăng ký tài khoản</w:t>
                             </w:r>
-                            <w:bookmarkEnd w:id="208"/>
+                            <w:bookmarkEnd w:id="218"/>
                           </w:p>
                         </w:txbxContent>
                       </wps:txbx>
@@ -29541,7 +29553,7 @@
           </mc:Choice>
           <mc:Fallback>
             <w:pict>
-              <v:shape w14:anchorId="04014837" id="_x0000_s1044" type="#_x0000_t202" style="position:absolute;left:0;text-align:left;margin-left:0;margin-top:322.4pt;width:194.25pt;height:23.2pt;z-index:-251565056;visibility:visible;mso-wrap-style:square;mso-width-percent:0;mso-height-percent:0;mso-wrap-distance-left:9pt;mso-wrap-distance-top:0;mso-wrap-distance-right:9pt;mso-wrap-distance-bottom:0;mso-position-horizontal:center;mso-position-horizontal-relative:margin;mso-position-vertical:absolute;mso-position-vertical-relative:text;mso-width-percent:0;mso-height-percent:0;mso-width-relative:margin;mso-height-relative:margin;v-text-anchor:top" o:gfxdata="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" stroked="f">
+              <v:shape w14:anchorId="04014837" id="_x0000_s1044" type="#_x0000_t202" style="position:absolute;left:0;text-align:left;margin-left:137.8pt;margin-top:320pt;width:200.95pt;height:16.25pt;z-index:-251565056;visibility:visible;mso-wrap-style:square;mso-width-percent:0;mso-height-percent:0;mso-wrap-distance-left:9pt;mso-wrap-distance-top:0;mso-wrap-distance-right:9pt;mso-wrap-distance-bottom:0;mso-position-horizontal:absolute;mso-position-horizontal-relative:margin;mso-position-vertical:absolute;mso-position-vertical-relative:text;mso-width-percent:0;mso-height-percent:0;mso-width-relative:margin;mso-height-relative:margin;v-text-anchor:top" o:gfxdata="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" stroked="f">
                 <v:textbox inset="0,0,0,0">
                   <w:txbxContent>
                     <w:p>
@@ -29557,7 +29569,7 @@
                           <w:szCs w:val="26"/>
                         </w:rPr>
                       </w:pPr>
-                      <w:bookmarkStart w:id="220" w:name="_Toc214615955"/>
+                      <w:bookmarkStart w:id="219" w:name="_Toc215032918"/>
                       <w:r>
                         <w:rPr>
                           <w:iCs w:val="0"/>
@@ -29622,7 +29634,7 @@
                         </w:rPr>
                         <w:t xml:space="preserve"> Giao diện đăng ký tài khoản</w:t>
                       </w:r>
-                      <w:bookmarkEnd w:id="220"/>
+                      <w:bookmarkEnd w:id="219"/>
                     </w:p>
                   </w:txbxContent>
                 </v:textbox>
@@ -29716,13 +29728,9 @@
         <w:t xml:space="preserve"> Người dùng cần đăng ký tài khoản trước khi thực hiện mua sắm, các thông tin cần nhập vào form như: họ tên, tên đăng nhập, địa chỉ email, mật khẩu và xác nhận lại đúng mật khẩu.</w:t>
       </w:r>
     </w:p>
-    <w:bookmarkStart w:id="209" w:name="_Toc214624506"/>
-    <w:p>
-      <w:pPr>
-        <w:pStyle w:val="Heading4"/>
-        <w:rPr>
-          <w:i/>
-        </w:rPr>
+    <w:p>
+      <w:pPr>
+        <w:pStyle w:val="BaoCao"/>
       </w:pPr>
       <w:r>
         <w:rPr>
@@ -29732,13 +29740,378 @@
         <mc:AlternateContent>
           <mc:Choice Requires="wps">
             <w:drawing>
-              <wp:anchor distT="0" distB="0" distL="114300" distR="114300" simplePos="0" relativeHeight="251755520" behindDoc="0" locked="0" layoutInCell="1" allowOverlap="1" wp14:anchorId="767C26D4" wp14:editId="66603107">
+              <wp:anchor distT="0" distB="0" distL="114300" distR="114300" simplePos="0" relativeHeight="251753472" behindDoc="0" locked="0" layoutInCell="1" allowOverlap="1" wp14:anchorId="0AF9FFBE" wp14:editId="7FE3AFB4">
                 <wp:simplePos x="0" y="0"/>
                 <wp:positionH relativeFrom="margin">
-                  <wp:align>center</wp:align>
+                  <wp:posOffset>1623060</wp:posOffset>
                 </wp:positionH>
                 <wp:positionV relativeFrom="paragraph">
-                  <wp:posOffset>7607552</wp:posOffset>
+                  <wp:posOffset>3079502</wp:posOffset>
+                </wp:positionV>
+                <wp:extent cx="2725420" cy="206375"/>
+                <wp:effectExtent l="0" t="0" r="0" b="3175"/>
+                <wp:wrapTopAndBottom/>
+                <wp:docPr id="101318224" name="Text Box 1"/>
+                <wp:cNvGraphicFramePr/>
+                <a:graphic xmlns:a="http://schemas.openxmlformats.org/drawingml/2006/main">
+                  <a:graphicData uri="http://schemas.microsoft.com/office/word/2010/wordprocessingShape">
+                    <wps:wsp>
+                      <wps:cNvSpPr txBox="1"/>
+                      <wps:spPr>
+                        <a:xfrm>
+                          <a:off x="0" y="0"/>
+                          <a:ext cx="2725420" cy="206375"/>
+                        </a:xfrm>
+                        <a:prstGeom prst="rect">
+                          <a:avLst/>
+                        </a:prstGeom>
+                        <a:solidFill>
+                          <a:prstClr val="white"/>
+                        </a:solidFill>
+                        <a:ln>
+                          <a:noFill/>
+                        </a:ln>
+                      </wps:spPr>
+                      <wps:txbx>
+                        <w:txbxContent>
+                          <w:p>
+                            <w:pPr>
+                              <w:pStyle w:val="Caption"/>
+                              <w:rPr>
+                                <w:b/>
+                                <w:i w:val="0"/>
+                                <w:noProof/>
+                                <w:color w:val="000000" w:themeColor="text1"/>
+                                <w:sz w:val="26"/>
+                                <w:szCs w:val="26"/>
+                              </w:rPr>
+                            </w:pPr>
+                            <w:bookmarkStart w:id="220" w:name="_Toc215032920"/>
+                            <w:r>
+                              <w:rPr>
+                                <w:color w:val="000000" w:themeColor="text1"/>
+                                <w:sz w:val="26"/>
+                                <w:szCs w:val="26"/>
+                              </w:rPr>
+                              <w:t xml:space="preserve">Hình </w:t>
+                            </w:r>
+                            <w:r>
+                              <w:rPr>
+                                <w:color w:val="000000" w:themeColor="text1"/>
+                                <w:sz w:val="26"/>
+                                <w:szCs w:val="26"/>
+                              </w:rPr>
+                              <w:fldChar w:fldCharType="begin"/>
+                            </w:r>
+                            <w:r>
+                              <w:rPr>
+                                <w:color w:val="000000" w:themeColor="text1"/>
+                                <w:sz w:val="26"/>
+                                <w:szCs w:val="26"/>
+                              </w:rPr>
+                              <w:instrText xml:space="preserve"> SEQ Hình \* ARABIC </w:instrText>
+                            </w:r>
+                            <w:r>
+                              <w:rPr>
+                                <w:color w:val="000000" w:themeColor="text1"/>
+                                <w:sz w:val="26"/>
+                                <w:szCs w:val="26"/>
+                              </w:rPr>
+                              <w:fldChar w:fldCharType="separate"/>
+                            </w:r>
+                            <w:r>
+                              <w:rPr>
+                                <w:noProof/>
+                                <w:color w:val="000000" w:themeColor="text1"/>
+                                <w:sz w:val="26"/>
+                                <w:szCs w:val="26"/>
+                              </w:rPr>
+                              <w:t>15</w:t>
+                            </w:r>
+                            <w:r>
+                              <w:rPr>
+                                <w:color w:val="000000" w:themeColor="text1"/>
+                                <w:sz w:val="26"/>
+                                <w:szCs w:val="26"/>
+                              </w:rPr>
+                              <w:fldChar w:fldCharType="end"/>
+                            </w:r>
+                            <w:r>
+                              <w:rPr>
+                                <w:color w:val="000000" w:themeColor="text1"/>
+                                <w:sz w:val="26"/>
+                                <w:szCs w:val="26"/>
+                              </w:rPr>
+                              <w:t xml:space="preserve"> Giao diện đăng nhập tài khoản</w:t>
+                            </w:r>
+                            <w:bookmarkEnd w:id="220"/>
+                          </w:p>
+                        </w:txbxContent>
+                      </wps:txbx>
+                      <wps:bodyPr rot="0" spcFirstLastPara="0" vertOverflow="overflow" horzOverflow="overflow" vert="horz" wrap="square" lIns="0" tIns="0" rIns="0" bIns="0" numCol="1" spcCol="0" rtlCol="0" fromWordArt="0" anchor="t" anchorCtr="0" forceAA="0" compatLnSpc="1">
+                        <a:prstTxWarp prst="textNoShape">
+                          <a:avLst/>
+                        </a:prstTxWarp>
+                        <a:noAutofit/>
+                      </wps:bodyPr>
+                    </wps:wsp>
+                  </a:graphicData>
+                </a:graphic>
+                <wp14:sizeRelH relativeFrom="margin">
+                  <wp14:pctWidth>0</wp14:pctWidth>
+                </wp14:sizeRelH>
+                <wp14:sizeRelV relativeFrom="margin">
+                  <wp14:pctHeight>0</wp14:pctHeight>
+                </wp14:sizeRelV>
+              </wp:anchor>
+            </w:drawing>
+          </mc:Choice>
+          <mc:Fallback>
+            <w:pict>
+              <v:shape w14:anchorId="0AF9FFBE" id="_x0000_s1045" type="#_x0000_t202" style="position:absolute;left:0;text-align:left;margin-left:127.8pt;margin-top:242.5pt;width:214.6pt;height:16.25pt;z-index:251753472;visibility:visible;mso-wrap-style:square;mso-width-percent:0;mso-height-percent:0;mso-wrap-distance-left:9pt;mso-wrap-distance-top:0;mso-wrap-distance-right:9pt;mso-wrap-distance-bottom:0;mso-position-horizontal:absolute;mso-position-horizontal-relative:margin;mso-position-vertical:absolute;mso-position-vertical-relative:text;mso-width-percent:0;mso-height-percent:0;mso-width-relative:margin;mso-height-relative:margin;v-text-anchor:top" o:gfxdata="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" stroked="f">
+                <v:textbox inset="0,0,0,0">
+                  <w:txbxContent>
+                    <w:p>
+                      <w:pPr>
+                        <w:pStyle w:val="Caption"/>
+                        <w:rPr>
+                          <w:b/>
+                          <w:i w:val="0"/>
+                          <w:noProof/>
+                          <w:color w:val="000000" w:themeColor="text1"/>
+                          <w:sz w:val="26"/>
+                          <w:szCs w:val="26"/>
+                        </w:rPr>
+                      </w:pPr>
+                      <w:bookmarkStart w:id="221" w:name="_Toc215032920"/>
+                      <w:r>
+                        <w:rPr>
+                          <w:color w:val="000000" w:themeColor="text1"/>
+                          <w:sz w:val="26"/>
+                          <w:szCs w:val="26"/>
+                        </w:rPr>
+                        <w:t xml:space="preserve">Hình </w:t>
+                      </w:r>
+                      <w:r>
+                        <w:rPr>
+                          <w:color w:val="000000" w:themeColor="text1"/>
+                          <w:sz w:val="26"/>
+                          <w:szCs w:val="26"/>
+                        </w:rPr>
+                        <w:fldChar w:fldCharType="begin"/>
+                      </w:r>
+                      <w:r>
+                        <w:rPr>
+                          <w:color w:val="000000" w:themeColor="text1"/>
+                          <w:sz w:val="26"/>
+                          <w:szCs w:val="26"/>
+                        </w:rPr>
+                        <w:instrText xml:space="preserve"> SEQ Hình \* ARABIC </w:instrText>
+                      </w:r>
+                      <w:r>
+                        <w:rPr>
+                          <w:color w:val="000000" w:themeColor="text1"/>
+                          <w:sz w:val="26"/>
+                          <w:szCs w:val="26"/>
+                        </w:rPr>
+                        <w:fldChar w:fldCharType="separate"/>
+                      </w:r>
+                      <w:r>
+                        <w:rPr>
+                          <w:noProof/>
+                          <w:color w:val="000000" w:themeColor="text1"/>
+                          <w:sz w:val="26"/>
+                          <w:szCs w:val="26"/>
+                        </w:rPr>
+                        <w:t>15</w:t>
+                      </w:r>
+                      <w:r>
+                        <w:rPr>
+                          <w:color w:val="000000" w:themeColor="text1"/>
+                          <w:sz w:val="26"/>
+                          <w:szCs w:val="26"/>
+                        </w:rPr>
+                        <w:fldChar w:fldCharType="end"/>
+                      </w:r>
+                      <w:r>
+                        <w:rPr>
+                          <w:color w:val="000000" w:themeColor="text1"/>
+                          <w:sz w:val="26"/>
+                          <w:szCs w:val="26"/>
+                        </w:rPr>
+                        <w:t xml:space="preserve"> Giao diện đăng nhập tài khoản</w:t>
+                      </w:r>
+                      <w:bookmarkEnd w:id="221"/>
+                    </w:p>
+                  </w:txbxContent>
+                </v:textbox>
+                <w10:wrap type="topAndBottom" anchorx="margin"/>
+              </v:shape>
+            </w:pict>
+          </mc:Fallback>
+        </mc:AlternateContent>
+      </w:r>
+      <w:r>
+        <w:rPr>
+          <w:noProof/>
+        </w:rPr>
+        <w:drawing>
+          <wp:anchor distT="0" distB="0" distL="114300" distR="114300" simplePos="0" relativeHeight="251660288" behindDoc="1" locked="0" layoutInCell="1" allowOverlap="1" wp14:anchorId="3CA76B44" wp14:editId="582C5B23">
+            <wp:simplePos x="0" y="0"/>
+            <wp:positionH relativeFrom="margin">
+              <wp:posOffset>106680</wp:posOffset>
+            </wp:positionH>
+            <wp:positionV relativeFrom="margin">
+              <wp:posOffset>-235061</wp:posOffset>
+            </wp:positionV>
+            <wp:extent cx="5760000" cy="3237971"/>
+            <wp:effectExtent l="0" t="0" r="0" b="635"/>
+            <wp:wrapTopAndBottom/>
+            <wp:docPr id="1835671490" name="Picture 1"/>
+            <wp:cNvGraphicFramePr>
+              <a:graphicFrameLocks xmlns:a="http://schemas.openxmlformats.org/drawingml/2006/main" noChangeAspect="1"/>
+            </wp:cNvGraphicFramePr>
+            <a:graphic xmlns:a="http://schemas.openxmlformats.org/drawingml/2006/main">
+              <a:graphicData uri="http://schemas.openxmlformats.org/drawingml/2006/picture">
+                <pic:pic xmlns:pic="http://schemas.openxmlformats.org/drawingml/2006/picture">
+                  <pic:nvPicPr>
+                    <pic:cNvPr id="1835671490" name=""/>
+                    <pic:cNvPicPr/>
+                  </pic:nvPicPr>
+                  <pic:blipFill>
+                    <a:blip r:embed="rId24" cstate="print">
+                      <a:extLst>
+                        <a:ext uri="{28A0092B-C50C-407E-A947-70E740481C1C}">
+                          <a14:useLocalDpi xmlns:a14="http://schemas.microsoft.com/office/drawing/2010/main" val="0"/>
+                        </a:ext>
+                      </a:extLst>
+                    </a:blip>
+                    <a:stretch>
+                      <a:fillRect/>
+                    </a:stretch>
+                  </pic:blipFill>
+                  <pic:spPr>
+                    <a:xfrm>
+                      <a:off x="0" y="0"/>
+                      <a:ext cx="5760000" cy="3237971"/>
+                    </a:xfrm>
+                    <a:prstGeom prst="rect">
+                      <a:avLst/>
+                    </a:prstGeom>
+                  </pic:spPr>
+                </pic:pic>
+              </a:graphicData>
+            </a:graphic>
+            <wp14:sizeRelH relativeFrom="margin">
+              <wp14:pctWidth>0</wp14:pctWidth>
+            </wp14:sizeRelH>
+            <wp14:sizeRelV relativeFrom="margin">
+              <wp14:pctHeight>0</wp14:pctHeight>
+            </wp14:sizeRelV>
+          </wp:anchor>
+        </w:drawing>
+      </w:r>
+      <w:r>
+        <w:t xml:space="preserve">- </w:t>
+      </w:r>
+      <w:r>
+        <w:t>Khi có nhu cầu mua hàng, khách hàng cần đăng nhập vào hệ thống</w:t>
+      </w:r>
+      <w:r>
+        <w:t xml:space="preserve"> bằng</w:t>
+      </w:r>
+      <w:r>
+        <w:t xml:space="preserve"> </w:t>
+      </w:r>
+      <w:r>
+        <w:t>tên đăng nhập và mật khẩu đã đăng ký.</w:t>
+      </w:r>
+    </w:p>
+    <w:p>
+      <w:pPr>
+        <w:pStyle w:val="Heading4"/>
+        <w:rPr>
+          <w:i/>
+        </w:rPr>
+      </w:pPr>
+      <w:bookmarkStart w:id="222" w:name="_Toc214624506"/>
+      <w:r>
+        <w:rPr>
+          <w:b w:val="0"/>
+          <w:i/>
+          <w:iCs w:val="0"/>
+          <w:noProof/>
+        </w:rPr>
+        <w:drawing>
+          <wp:anchor distT="0" distB="0" distL="114300" distR="114300" simplePos="0" relativeHeight="251661312" behindDoc="1" locked="0" layoutInCell="1" allowOverlap="1" wp14:anchorId="02EA86BB" wp14:editId="772723EE">
+            <wp:simplePos x="0" y="0"/>
+            <wp:positionH relativeFrom="margin">
+              <wp:posOffset>106680</wp:posOffset>
+            </wp:positionH>
+            <wp:positionV relativeFrom="page">
+              <wp:posOffset>4966418</wp:posOffset>
+            </wp:positionV>
+            <wp:extent cx="5760000" cy="3238584"/>
+            <wp:effectExtent l="0" t="0" r="0" b="0"/>
+            <wp:wrapTopAndBottom/>
+            <wp:docPr id="1324905736" name="Picture 1"/>
+            <wp:cNvGraphicFramePr>
+              <a:graphicFrameLocks xmlns:a="http://schemas.openxmlformats.org/drawingml/2006/main" noChangeAspect="1"/>
+            </wp:cNvGraphicFramePr>
+            <a:graphic xmlns:a="http://schemas.openxmlformats.org/drawingml/2006/main">
+              <a:graphicData uri="http://schemas.openxmlformats.org/drawingml/2006/picture">
+                <pic:pic xmlns:pic="http://schemas.openxmlformats.org/drawingml/2006/picture">
+                  <pic:nvPicPr>
+                    <pic:cNvPr id="1324905736" name=""/>
+                    <pic:cNvPicPr/>
+                  </pic:nvPicPr>
+                  <pic:blipFill>
+                    <a:blip r:embed="rId25" cstate="print">
+                      <a:extLst>
+                        <a:ext uri="{28A0092B-C50C-407E-A947-70E740481C1C}">
+                          <a14:useLocalDpi xmlns:a14="http://schemas.microsoft.com/office/drawing/2010/main" val="0"/>
+                        </a:ext>
+                      </a:extLst>
+                    </a:blip>
+                    <a:stretch>
+                      <a:fillRect/>
+                    </a:stretch>
+                  </pic:blipFill>
+                  <pic:spPr>
+                    <a:xfrm>
+                      <a:off x="0" y="0"/>
+                      <a:ext cx="5760000" cy="3238584"/>
+                    </a:xfrm>
+                    <a:prstGeom prst="rect">
+                      <a:avLst/>
+                    </a:prstGeom>
+                  </pic:spPr>
+                </pic:pic>
+              </a:graphicData>
+            </a:graphic>
+            <wp14:sizeRelH relativeFrom="margin">
+              <wp14:pctWidth>0</wp14:pctWidth>
+            </wp14:sizeRelH>
+            <wp14:sizeRelV relativeFrom="margin">
+              <wp14:pctHeight>0</wp14:pctHeight>
+            </wp14:sizeRelV>
+          </wp:anchor>
+        </w:drawing>
+      </w:r>
+      <w:r>
+        <w:rPr>
+          <w:noProof/>
+        </w:rPr>
+        <mc:AlternateContent>
+          <mc:Choice Requires="wps">
+            <w:drawing>
+              <wp:anchor distT="0" distB="0" distL="114300" distR="114300" simplePos="0" relativeHeight="251755520" behindDoc="0" locked="0" layoutInCell="1" allowOverlap="1" wp14:anchorId="767C26D4" wp14:editId="56CB2C05">
+                <wp:simplePos x="0" y="0"/>
+                <wp:positionH relativeFrom="margin">
+                  <wp:posOffset>1824355</wp:posOffset>
+                </wp:positionH>
+                <wp:positionV relativeFrom="paragraph">
+                  <wp:posOffset>3648627</wp:posOffset>
                 </wp:positionV>
                 <wp:extent cx="2320290" cy="211455"/>
                 <wp:effectExtent l="0" t="0" r="3810" b="0"/>
@@ -29778,7 +30151,7 @@
                                 <w:szCs w:val="26"/>
                               </w:rPr>
                             </w:pPr>
-                            <w:bookmarkStart w:id="210" w:name="_Toc214615956"/>
+                            <w:bookmarkStart w:id="223" w:name="_Toc215032919"/>
                             <w:r>
                               <w:rPr>
                                 <w:iCs w:val="0"/>
@@ -29843,7 +30216,7 @@
                               </w:rPr>
                               <w:t xml:space="preserve"> Giao diện trang quản trị</w:t>
                             </w:r>
-                            <w:bookmarkEnd w:id="210"/>
+                            <w:bookmarkEnd w:id="223"/>
                           </w:p>
                         </w:txbxContent>
                       </wps:txbx>
@@ -29867,7 +30240,7 @@
           </mc:Choice>
           <mc:Fallback>
             <w:pict>
-              <v:shape w14:anchorId="767C26D4" id="_x0000_s1045" type="#_x0000_t202" style="position:absolute;margin-left:0;margin-top:599pt;width:182.7pt;height:16.65pt;z-index:251755520;visibility:visible;mso-wrap-style:square;mso-width-percent:0;mso-height-percent:0;mso-wrap-distance-left:9pt;mso-wrap-distance-top:0;mso-wrap-distance-right:9pt;mso-wrap-distance-bottom:0;mso-position-horizontal:center;mso-position-horizontal-relative:margin;mso-position-vertical:absolute;mso-position-vertical-relative:text;mso-width-percent:0;mso-height-percent:0;mso-width-relative:margin;mso-height-relative:margin;v-text-anchor:top" o:gfxdata="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" stroked="f">
+              <v:shape w14:anchorId="767C26D4" id="_x0000_s1046" type="#_x0000_t202" style="position:absolute;margin-left:143.65pt;margin-top:287.3pt;width:182.7pt;height:16.65pt;z-index:251755520;visibility:visible;mso-wrap-style:square;mso-width-percent:0;mso-height-percent:0;mso-wrap-distance-left:9pt;mso-wrap-distance-top:0;mso-wrap-distance-right:9pt;mso-wrap-distance-bottom:0;mso-position-horizontal:absolute;mso-position-horizontal-relative:margin;mso-position-vertical:absolute;mso-position-vertical-relative:text;mso-width-percent:0;mso-height-percent:0;mso-width-relative:margin;mso-height-relative:margin;v-text-anchor:top" o:gfxdata="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" stroked="f">
                 <v:textbox inset="0,0,0,0">
                   <w:txbxContent>
                     <w:p>
@@ -29882,7 +30255,7 @@
                           <w:szCs w:val="26"/>
                         </w:rPr>
                       </w:pPr>
-                      <w:bookmarkStart w:id="223" w:name="_Toc214615956"/>
+                      <w:bookmarkStart w:id="224" w:name="_Toc215032919"/>
                       <w:r>
                         <w:rPr>
                           <w:iCs w:val="0"/>
@@ -29947,7 +30320,7 @@
                         </w:rPr>
                         <w:t xml:space="preserve"> Giao diện trang quản trị</w:t>
                       </w:r>
-                      <w:bookmarkEnd w:id="223"/>
+                      <w:bookmarkEnd w:id="224"/>
                     </w:p>
                   </w:txbxContent>
                 </v:textbox>
@@ -29958,344 +30331,12 @@
         </mc:AlternateContent>
       </w:r>
       <w:r>
-        <w:rPr>
-          <w:b w:val="0"/>
-          <w:i/>
-          <w:iCs w:val="0"/>
-          <w:noProof/>
-        </w:rPr>
-        <w:drawing>
-          <wp:anchor distT="0" distB="0" distL="114300" distR="114300" simplePos="0" relativeHeight="251661312" behindDoc="1" locked="0" layoutInCell="1" allowOverlap="1" wp14:anchorId="02EA86BB" wp14:editId="5FB02691">
-            <wp:simplePos x="0" y="0"/>
-            <wp:positionH relativeFrom="margin">
-              <wp:align>center</wp:align>
-            </wp:positionH>
-            <wp:positionV relativeFrom="page">
-              <wp:posOffset>4816470</wp:posOffset>
-            </wp:positionV>
-            <wp:extent cx="5972175" cy="3357880"/>
-            <wp:effectExtent l="0" t="0" r="9525" b="0"/>
-            <wp:wrapTopAndBottom/>
-            <wp:docPr id="1324905736" name="Picture 1"/>
-            <wp:cNvGraphicFramePr>
-              <a:graphicFrameLocks xmlns:a="http://schemas.openxmlformats.org/drawingml/2006/main" noChangeAspect="1"/>
-            </wp:cNvGraphicFramePr>
-            <a:graphic xmlns:a="http://schemas.openxmlformats.org/drawingml/2006/main">
-              <a:graphicData uri="http://schemas.openxmlformats.org/drawingml/2006/picture">
-                <pic:pic xmlns:pic="http://schemas.openxmlformats.org/drawingml/2006/picture">
-                  <pic:nvPicPr>
-                    <pic:cNvPr id="1324905736" name=""/>
-                    <pic:cNvPicPr/>
-                  </pic:nvPicPr>
-                  <pic:blipFill>
-                    <a:blip r:embed="rId24" cstate="print">
-                      <a:extLst>
-                        <a:ext uri="{28A0092B-C50C-407E-A947-70E740481C1C}">
-                          <a14:useLocalDpi xmlns:a14="http://schemas.microsoft.com/office/drawing/2010/main" val="0"/>
-                        </a:ext>
-                      </a:extLst>
-                    </a:blip>
-                    <a:stretch>
-                      <a:fillRect/>
-                    </a:stretch>
-                  </pic:blipFill>
-                  <pic:spPr>
-                    <a:xfrm>
-                      <a:off x="0" y="0"/>
-                      <a:ext cx="5972175" cy="3357880"/>
-                    </a:xfrm>
-                    <a:prstGeom prst="rect">
-                      <a:avLst/>
-                    </a:prstGeom>
-                  </pic:spPr>
-                </pic:pic>
-              </a:graphicData>
-            </a:graphic>
-          </wp:anchor>
-        </w:drawing>
-      </w:r>
-      <w:r>
-        <w:rPr>
-          <w:noProof/>
-        </w:rPr>
-        <w:drawing>
-          <wp:anchor distT="0" distB="0" distL="114300" distR="114300" simplePos="0" relativeHeight="251660288" behindDoc="1" locked="0" layoutInCell="1" allowOverlap="1" wp14:anchorId="3CA76B44" wp14:editId="1250CD21">
-            <wp:simplePos x="0" y="0"/>
-            <wp:positionH relativeFrom="margin">
-              <wp:posOffset>-4445</wp:posOffset>
-            </wp:positionH>
-            <wp:positionV relativeFrom="margin">
-              <wp:posOffset>-60325</wp:posOffset>
-            </wp:positionV>
-            <wp:extent cx="5972175" cy="3357245"/>
-            <wp:effectExtent l="0" t="0" r="9525" b="0"/>
-            <wp:wrapTopAndBottom/>
-            <wp:docPr id="1835671490" name="Picture 1"/>
-            <wp:cNvGraphicFramePr>
-              <a:graphicFrameLocks xmlns:a="http://schemas.openxmlformats.org/drawingml/2006/main" noChangeAspect="1"/>
-            </wp:cNvGraphicFramePr>
-            <a:graphic xmlns:a="http://schemas.openxmlformats.org/drawingml/2006/main">
-              <a:graphicData uri="http://schemas.openxmlformats.org/drawingml/2006/picture">
-                <pic:pic xmlns:pic="http://schemas.openxmlformats.org/drawingml/2006/picture">
-                  <pic:nvPicPr>
-                    <pic:cNvPr id="1835671490" name=""/>
-                    <pic:cNvPicPr/>
-                  </pic:nvPicPr>
-                  <pic:blipFill>
-                    <a:blip r:embed="rId25" cstate="print">
-                      <a:extLst>
-                        <a:ext uri="{28A0092B-C50C-407E-A947-70E740481C1C}">
-                          <a14:useLocalDpi xmlns:a14="http://schemas.microsoft.com/office/drawing/2010/main" val="0"/>
-                        </a:ext>
-                      </a:extLst>
-                    </a:blip>
-                    <a:stretch>
-                      <a:fillRect/>
-                    </a:stretch>
-                  </pic:blipFill>
-                  <pic:spPr>
-                    <a:xfrm>
-                      <a:off x="0" y="0"/>
-                      <a:ext cx="5972175" cy="3357245"/>
-                    </a:xfrm>
-                    <a:prstGeom prst="rect">
-                      <a:avLst/>
-                    </a:prstGeom>
-                  </pic:spPr>
-                </pic:pic>
-              </a:graphicData>
-            </a:graphic>
-            <wp14:sizeRelH relativeFrom="margin">
-              <wp14:pctWidth>0</wp14:pctWidth>
-            </wp14:sizeRelH>
-            <wp14:sizeRelV relativeFrom="margin">
-              <wp14:pctHeight>0</wp14:pctHeight>
-            </wp14:sizeRelV>
-          </wp:anchor>
-        </w:drawing>
-      </w:r>
-      <w:r>
-        <w:rPr>
-          <w:noProof/>
-        </w:rPr>
-        <mc:AlternateContent>
-          <mc:Choice Requires="wps">
-            <w:drawing>
-              <wp:anchor distT="0" distB="0" distL="114300" distR="114300" simplePos="0" relativeHeight="251753472" behindDoc="0" locked="0" layoutInCell="1" allowOverlap="1" wp14:anchorId="0AF9FFBE" wp14:editId="05A66D19">
-                <wp:simplePos x="0" y="0"/>
-                <wp:positionH relativeFrom="margin">
-                  <wp:posOffset>1623695</wp:posOffset>
-                </wp:positionH>
-                <wp:positionV relativeFrom="paragraph">
-                  <wp:posOffset>3475355</wp:posOffset>
-                </wp:positionV>
-                <wp:extent cx="2725420" cy="316865"/>
-                <wp:effectExtent l="0" t="0" r="0" b="6985"/>
-                <wp:wrapTopAndBottom/>
-                <wp:docPr id="101318224" name="Text Box 1"/>
-                <wp:cNvGraphicFramePr/>
-                <a:graphic xmlns:a="http://schemas.openxmlformats.org/drawingml/2006/main">
-                  <a:graphicData uri="http://schemas.microsoft.com/office/word/2010/wordprocessingShape">
-                    <wps:wsp>
-                      <wps:cNvSpPr txBox="1"/>
-                      <wps:spPr>
-                        <a:xfrm>
-                          <a:off x="0" y="0"/>
-                          <a:ext cx="2725420" cy="316865"/>
-                        </a:xfrm>
-                        <a:prstGeom prst="rect">
-                          <a:avLst/>
-                        </a:prstGeom>
-                        <a:solidFill>
-                          <a:prstClr val="white"/>
-                        </a:solidFill>
-                        <a:ln>
-                          <a:noFill/>
-                        </a:ln>
-                      </wps:spPr>
-                      <wps:txbx>
-                        <w:txbxContent>
-                          <w:p>
-                            <w:pPr>
-                              <w:pStyle w:val="Caption"/>
-                              <w:rPr>
-                                <w:b/>
-                                <w:i w:val="0"/>
-                                <w:noProof/>
-                                <w:color w:val="000000" w:themeColor="text1"/>
-                                <w:sz w:val="26"/>
-                                <w:szCs w:val="26"/>
-                              </w:rPr>
-                            </w:pPr>
-                            <w:bookmarkStart w:id="211" w:name="_Toc214615957"/>
-                            <w:r>
-                              <w:rPr>
-                                <w:color w:val="000000" w:themeColor="text1"/>
-                                <w:sz w:val="26"/>
-                                <w:szCs w:val="26"/>
-                              </w:rPr>
-                              <w:t xml:space="preserve">Hình </w:t>
-                            </w:r>
-                            <w:r>
-                              <w:rPr>
-                                <w:color w:val="000000" w:themeColor="text1"/>
-                                <w:sz w:val="26"/>
-                                <w:szCs w:val="26"/>
-                              </w:rPr>
-                              <w:fldChar w:fldCharType="begin"/>
-                            </w:r>
-                            <w:r>
-                              <w:rPr>
-                                <w:color w:val="000000" w:themeColor="text1"/>
-                                <w:sz w:val="26"/>
-                                <w:szCs w:val="26"/>
-                              </w:rPr>
-                              <w:instrText xml:space="preserve"> SEQ Hình \* ARABIC </w:instrText>
-                            </w:r>
-                            <w:r>
-                              <w:rPr>
-                                <w:color w:val="000000" w:themeColor="text1"/>
-                                <w:sz w:val="26"/>
-                                <w:szCs w:val="26"/>
-                              </w:rPr>
-                              <w:fldChar w:fldCharType="separate"/>
-                            </w:r>
-                            <w:r>
-                              <w:rPr>
-                                <w:noProof/>
-                                <w:color w:val="000000" w:themeColor="text1"/>
-                                <w:sz w:val="26"/>
-                                <w:szCs w:val="26"/>
-                              </w:rPr>
-                              <w:t>15</w:t>
-                            </w:r>
-                            <w:r>
-                              <w:rPr>
-                                <w:color w:val="000000" w:themeColor="text1"/>
-                                <w:sz w:val="26"/>
-                                <w:szCs w:val="26"/>
-                              </w:rPr>
-                              <w:fldChar w:fldCharType="end"/>
-                            </w:r>
-                            <w:r>
-                              <w:rPr>
-                                <w:color w:val="000000" w:themeColor="text1"/>
-                                <w:sz w:val="26"/>
-                                <w:szCs w:val="26"/>
-                              </w:rPr>
-                              <w:t xml:space="preserve"> Giao diện đăng nhập tài khoản</w:t>
-                            </w:r>
-                            <w:bookmarkEnd w:id="211"/>
-                          </w:p>
-                        </w:txbxContent>
-                      </wps:txbx>
-                      <wps:bodyPr rot="0" spcFirstLastPara="0" vertOverflow="overflow" horzOverflow="overflow" vert="horz" wrap="square" lIns="0" tIns="0" rIns="0" bIns="0" numCol="1" spcCol="0" rtlCol="0" fromWordArt="0" anchor="t" anchorCtr="0" forceAA="0" compatLnSpc="1">
-                        <a:prstTxWarp prst="textNoShape">
-                          <a:avLst/>
-                        </a:prstTxWarp>
-                        <a:spAutoFit/>
-                      </wps:bodyPr>
-                    </wps:wsp>
-                  </a:graphicData>
-                </a:graphic>
-                <wp14:sizeRelH relativeFrom="margin">
-                  <wp14:pctWidth>0</wp14:pctWidth>
-                </wp14:sizeRelH>
-              </wp:anchor>
-            </w:drawing>
-          </mc:Choice>
-          <mc:Fallback>
-            <w:pict>
-              <v:shape w14:anchorId="0AF9FFBE" id="_x0000_s1046" type="#_x0000_t202" style="position:absolute;margin-left:127.85pt;margin-top:273.65pt;width:214.6pt;height:24.95pt;z-index:251753472;visibility:visible;mso-wrap-style:square;mso-width-percent:0;mso-wrap-distance-left:9pt;mso-wrap-distance-top:0;mso-wrap-distance-right:9pt;mso-wrap-distance-bottom:0;mso-position-horizontal:absolute;mso-position-horizontal-relative:margin;mso-position-vertical:absolute;mso-position-vertical-relative:text;mso-width-percent:0;mso-width-relative:margin;v-text-anchor:top" o:gfxdata="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" stroked="f">
-                <v:textbox style="mso-fit-shape-to-text:t" inset="0,0,0,0">
-                  <w:txbxContent>
-                    <w:p>
-                      <w:pPr>
-                        <w:pStyle w:val="Caption"/>
-                        <w:rPr>
-                          <w:b/>
-                          <w:i w:val="0"/>
-                          <w:noProof/>
-                          <w:color w:val="000000" w:themeColor="text1"/>
-                          <w:sz w:val="26"/>
-                          <w:szCs w:val="26"/>
-                        </w:rPr>
-                      </w:pPr>
-                      <w:bookmarkStart w:id="225" w:name="_Toc214615957"/>
-                      <w:r>
-                        <w:rPr>
-                          <w:color w:val="000000" w:themeColor="text1"/>
-                          <w:sz w:val="26"/>
-                          <w:szCs w:val="26"/>
-                        </w:rPr>
-                        <w:t xml:space="preserve">Hình </w:t>
-                      </w:r>
-                      <w:r>
-                        <w:rPr>
-                          <w:color w:val="000000" w:themeColor="text1"/>
-                          <w:sz w:val="26"/>
-                          <w:szCs w:val="26"/>
-                        </w:rPr>
-                        <w:fldChar w:fldCharType="begin"/>
-                      </w:r>
-                      <w:r>
-                        <w:rPr>
-                          <w:color w:val="000000" w:themeColor="text1"/>
-                          <w:sz w:val="26"/>
-                          <w:szCs w:val="26"/>
-                        </w:rPr>
-                        <w:instrText xml:space="preserve"> SEQ Hình \* ARABIC </w:instrText>
-                      </w:r>
-                      <w:r>
-                        <w:rPr>
-                          <w:color w:val="000000" w:themeColor="text1"/>
-                          <w:sz w:val="26"/>
-                          <w:szCs w:val="26"/>
-                        </w:rPr>
-                        <w:fldChar w:fldCharType="separate"/>
-                      </w:r>
-                      <w:r>
-                        <w:rPr>
-                          <w:noProof/>
-                          <w:color w:val="000000" w:themeColor="text1"/>
-                          <w:sz w:val="26"/>
-                          <w:szCs w:val="26"/>
-                        </w:rPr>
-                        <w:t>15</w:t>
-                      </w:r>
-                      <w:r>
-                        <w:rPr>
-                          <w:color w:val="000000" w:themeColor="text1"/>
-                          <w:sz w:val="26"/>
-                          <w:szCs w:val="26"/>
-                        </w:rPr>
-                        <w:fldChar w:fldCharType="end"/>
-                      </w:r>
-                      <w:r>
-                        <w:rPr>
-                          <w:color w:val="000000" w:themeColor="text1"/>
-                          <w:sz w:val="26"/>
-                          <w:szCs w:val="26"/>
-                        </w:rPr>
-                        <w:t xml:space="preserve"> Giao diện đăng nhập tài khoản</w:t>
-                      </w:r>
-                      <w:bookmarkEnd w:id="225"/>
-                    </w:p>
-                  </w:txbxContent>
-                </v:textbox>
-                <w10:wrap type="topAndBottom" anchorx="margin"/>
-              </v:shape>
-            </w:pict>
-          </mc:Fallback>
-        </mc:AlternateContent>
-      </w:r>
-      <w:r>
         <w:t>4</w:t>
       </w:r>
       <w:r>
         <w:t>.2.4.2 Giao diện trang quản trị</w:t>
       </w:r>
-      <w:bookmarkEnd w:id="209"/>
+      <w:bookmarkEnd w:id="222"/>
     </w:p>
     <w:p>
       <w:pPr>
@@ -30308,7 +30349,6 @@
         <w:t>Trang quản trị: Hiển thị các chức năng quản lý của Admin về tài khoản người dùng, sản phẩm, đơn hàng.</w:t>
       </w:r>
     </w:p>
-    <w:bookmarkStart w:id="212" w:name="_Toc214624507"/>
     <w:p>
       <w:pPr>
         <w:pStyle w:val="Heading4"/>
@@ -30323,6 +30363,7 @@
           <w:szCs w:val="26"/>
         </w:rPr>
       </w:pPr>
+      <w:bookmarkStart w:id="225" w:name="_Toc214624507"/>
       <w:r>
         <w:rPr>
           <w:noProof/>
@@ -30379,7 +30420,7 @@
                                 <w:szCs w:val="26"/>
                               </w:rPr>
                             </w:pPr>
-                            <w:bookmarkStart w:id="213" w:name="_Toc214615958"/>
+                            <w:bookmarkStart w:id="226" w:name="_Toc215032921"/>
                             <w:r>
                               <w:rPr>
                                 <w:iCs w:val="0"/>
@@ -30444,7 +30485,7 @@
                               </w:rPr>
                               <w:t xml:space="preserve"> Giao diện trang chủ</w:t>
                             </w:r>
-                            <w:bookmarkEnd w:id="213"/>
+                            <w:bookmarkEnd w:id="226"/>
                           </w:p>
                         </w:txbxContent>
                       </wps:txbx>
@@ -30468,7 +30509,7 @@
           </mc:Choice>
           <mc:Fallback>
             <w:pict>
-              <v:shape w14:anchorId="3B1AEA76" id="_x0000_s1047" type="#_x0000_t202" style="position:absolute;margin-left:160.7pt;margin-top:296.3pt;width:157.05pt;height:19.6pt;z-index:251757568;visibility:visible;mso-wrap-style:square;mso-width-percent:0;mso-height-percent:0;mso-wrap-distance-left:9pt;mso-wrap-distance-top:0;mso-wrap-distance-right:9pt;mso-wrap-distance-bottom:0;mso-position-horizontal:absolute;mso-position-horizontal-relative:margin;mso-position-vertical:absolute;mso-position-vertical-relative:text;mso-width-percent:0;mso-height-percent:0;mso-width-relative:margin;mso-height-relative:margin;v-text-anchor:top" o:gfxdata="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" stroked="f">
+              <v:shape w14:anchorId="3B1AEA76" id="_x0000_s1047" type="#_x0000_t202" style="position:absolute;margin-left:160.7pt;margin-top:296.3pt;width:157.05pt;height:19.6pt;z-index:251757568;visibility:visible;mso-wrap-style:square;mso-width-percent:0;mso-height-percent:0;mso-wrap-distance-left:9pt;mso-wrap-distance-top:0;mso-wrap-distance-right:9pt;mso-wrap-distance-bottom:0;mso-position-horizontal:absolute;mso-position-horizontal-relative:margin;mso-position-vertical:absolute;mso-position-vertical-relative:text;mso-width-percent:0;mso-height-percent:0;mso-width-relative:margin;mso-height-relative:margin;v-text-anchor:top" o:gfxdata="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" stroked="f">
                 <v:textbox inset="0,0,0,0">
                   <w:txbxContent>
                     <w:p>
@@ -30485,7 +30526,7 @@
                           <w:szCs w:val="26"/>
                         </w:rPr>
                       </w:pPr>
-                      <w:bookmarkStart w:id="228" w:name="_Toc214615958"/>
+                      <w:bookmarkStart w:id="227" w:name="_Toc215032921"/>
                       <w:r>
                         <w:rPr>
                           <w:iCs w:val="0"/>
@@ -30550,7 +30591,7 @@
                         </w:rPr>
                         <w:t xml:space="preserve"> Giao diện trang chủ</w:t>
                       </w:r>
-                      <w:bookmarkEnd w:id="228"/>
+                      <w:bookmarkEnd w:id="227"/>
                     </w:p>
                   </w:txbxContent>
                 </v:textbox>
@@ -30644,9 +30685,8 @@
         </w:rPr>
         <w:t>.2.4.3 Giao diện trang chủ</w:t>
       </w:r>
-      <w:bookmarkEnd w:id="212"/>
-    </w:p>
-    <w:bookmarkStart w:id="214" w:name="_Toc214624508"/>
+      <w:bookmarkEnd w:id="225"/>
+    </w:p>
     <w:p>
       <w:pPr>
         <w:pStyle w:val="Heading4"/>
@@ -30659,6 +30699,7 @@
           <w:szCs w:val="26"/>
         </w:rPr>
       </w:pPr>
+      <w:bookmarkStart w:id="228" w:name="_Toc214624508"/>
       <w:r>
         <w:rPr>
           <w:noProof/>
@@ -30714,7 +30755,7 @@
                                 <w:szCs w:val="26"/>
                               </w:rPr>
                             </w:pPr>
-                            <w:bookmarkStart w:id="215" w:name="_Toc214615959"/>
+                            <w:bookmarkStart w:id="229" w:name="_Toc215032922"/>
                             <w:r>
                               <w:rPr>
                                 <w:iCs w:val="0"/>
@@ -30779,7 +30820,7 @@
                               </w:rPr>
                               <w:t xml:space="preserve"> Giao diện trang chỉnh sửa thông tin người dùng</w:t>
                             </w:r>
-                            <w:bookmarkEnd w:id="215"/>
+                            <w:bookmarkEnd w:id="229"/>
                           </w:p>
                         </w:txbxContent>
                       </wps:txbx>
@@ -30803,7 +30844,7 @@
           </mc:Choice>
           <mc:Fallback>
             <w:pict>
-              <v:shape w14:anchorId="4D6D0507" id="_x0000_s1048" type="#_x0000_t202" style="position:absolute;margin-left:80.35pt;margin-top:597.6pt;width:299.9pt;height:16.05pt;z-index:-251556864;visibility:visible;mso-wrap-style:square;mso-width-percent:0;mso-height-percent:0;mso-wrap-distance-left:9pt;mso-wrap-distance-top:0;mso-wrap-distance-right:9pt;mso-wrap-distance-bottom:0;mso-position-horizontal:absolute;mso-position-horizontal-relative:margin;mso-position-vertical:absolute;mso-position-vertical-relative:text;mso-width-percent:0;mso-height-percent:0;mso-width-relative:margin;mso-height-relative:margin;v-text-anchor:top" o:gfxdata="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" stroked="f">
+              <v:shape w14:anchorId="4D6D0507" id="_x0000_s1048" type="#_x0000_t202" style="position:absolute;margin-left:80.35pt;margin-top:597.6pt;width:299.9pt;height:16.05pt;z-index:-251556864;visibility:visible;mso-wrap-style:square;mso-width-percent:0;mso-height-percent:0;mso-wrap-distance-left:9pt;mso-wrap-distance-top:0;mso-wrap-distance-right:9pt;mso-wrap-distance-bottom:0;mso-position-horizontal:absolute;mso-position-horizontal-relative:margin;mso-position-vertical:absolute;mso-position-vertical-relative:text;mso-width-percent:0;mso-height-percent:0;mso-width-relative:margin;mso-height-relative:margin;v-text-anchor:top" o:gfxdata="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" stroked="f">
                 <v:textbox inset="0,0,0,0">
                   <w:txbxContent>
                     <w:p>
@@ -30820,7 +30861,7 @@
                           <w:szCs w:val="26"/>
                         </w:rPr>
                       </w:pPr>
-                      <w:bookmarkStart w:id="231" w:name="_Toc214615959"/>
+                      <w:bookmarkStart w:id="230" w:name="_Toc215032922"/>
                       <w:r>
                         <w:rPr>
                           <w:iCs w:val="0"/>
@@ -30885,7 +30926,7 @@
                         </w:rPr>
                         <w:t xml:space="preserve"> Giao diện trang chỉnh sửa thông tin người dùng</w:t>
                       </w:r>
-                      <w:bookmarkEnd w:id="231"/>
+                      <w:bookmarkEnd w:id="230"/>
                     </w:p>
                   </w:txbxContent>
                 </v:textbox>
@@ -31001,7 +31042,7 @@
         </w:rPr>
         <w:t xml:space="preserve"> Giao diện trang chỉnh sửa thông tin người dùng</w:t>
       </w:r>
-      <w:bookmarkEnd w:id="214"/>
+      <w:bookmarkEnd w:id="228"/>
     </w:p>
     <w:p>
       <w:pPr>
@@ -31023,11 +31064,11 @@
         <w:t>người dùng.</w:t>
       </w:r>
     </w:p>
-    <w:bookmarkStart w:id="216" w:name="_Toc214624509"/>
     <w:p>
       <w:pPr>
         <w:pStyle w:val="Heading4"/>
       </w:pPr>
+      <w:bookmarkStart w:id="231" w:name="_Toc214624509"/>
       <w:r>
         <w:rPr>
           <w:noProof/>
@@ -31082,7 +31123,7 @@
                                 <w:szCs w:val="26"/>
                               </w:rPr>
                             </w:pPr>
-                            <w:bookmarkStart w:id="217" w:name="_Toc214615960"/>
+                            <w:bookmarkStart w:id="232" w:name="_Toc215032923"/>
                             <w:r>
                               <w:rPr>
                                 <w:iCs w:val="0"/>
@@ -31147,7 +31188,7 @@
                               </w:rPr>
                               <w:t xml:space="preserve"> Giao diện quản lý sản phẩm</w:t>
                             </w:r>
-                            <w:bookmarkEnd w:id="217"/>
+                            <w:bookmarkEnd w:id="232"/>
                           </w:p>
                         </w:txbxContent>
                       </wps:txbx>
@@ -31171,7 +31212,7 @@
           </mc:Choice>
           <mc:Fallback>
             <w:pict>
-              <v:shape w14:anchorId="524E43BE" id="_x0000_s1049" type="#_x0000_t202" style="position:absolute;margin-left:134.65pt;margin-top:278.95pt;width:201pt;height:18.4pt;z-index:251761664;visibility:visible;mso-wrap-style:square;mso-width-percent:0;mso-height-percent:0;mso-wrap-distance-left:9pt;mso-wrap-distance-top:0;mso-wrap-distance-right:9pt;mso-wrap-distance-bottom:0;mso-position-horizontal:absolute;mso-position-horizontal-relative:margin;mso-position-vertical:absolute;mso-position-vertical-relative:text;mso-width-percent:0;mso-height-percent:0;mso-width-relative:margin;mso-height-relative:margin;v-text-anchor:top" o:gfxdata="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" stroked="f">
+              <v:shape w14:anchorId="524E43BE" id="_x0000_s1049" type="#_x0000_t202" style="position:absolute;margin-left:134.65pt;margin-top:278.95pt;width:201pt;height:18.4pt;z-index:251761664;visibility:visible;mso-wrap-style:square;mso-width-percent:0;mso-height-percent:0;mso-wrap-distance-left:9pt;mso-wrap-distance-top:0;mso-wrap-distance-right:9pt;mso-wrap-distance-bottom:0;mso-position-horizontal:absolute;mso-position-horizontal-relative:margin;mso-position-vertical:absolute;mso-position-vertical-relative:text;mso-width-percent:0;mso-height-percent:0;mso-width-relative:margin;mso-height-relative:margin;v-text-anchor:top" o:gfxdata="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" stroked="f">
                 <v:textbox inset="0,0,0,0">
                   <w:txbxContent>
                     <w:p>
@@ -31186,7 +31227,7 @@
                           <w:szCs w:val="26"/>
                         </w:rPr>
                       </w:pPr>
-                      <w:bookmarkStart w:id="234" w:name="_Toc214615960"/>
+                      <w:bookmarkStart w:id="233" w:name="_Toc215032923"/>
                       <w:r>
                         <w:rPr>
                           <w:iCs w:val="0"/>
@@ -31251,7 +31292,7 @@
                         </w:rPr>
                         <w:t xml:space="preserve"> Giao diện quản lý sản phẩm</w:t>
                       </w:r>
-                      <w:bookmarkEnd w:id="234"/>
+                      <w:bookmarkEnd w:id="233"/>
                     </w:p>
                   </w:txbxContent>
                 </v:textbox>
@@ -31266,7 +31307,7 @@
           <w:noProof/>
         </w:rPr>
         <w:drawing>
-          <wp:anchor distT="0" distB="0" distL="114300" distR="114300" simplePos="0" relativeHeight="251664384" behindDoc="1" locked="0" layoutInCell="1" allowOverlap="1" wp14:anchorId="542D32D5" wp14:editId="409641D9">
+          <wp:anchor distT="0" distB="0" distL="114300" distR="114300" simplePos="0" relativeHeight="251664384" behindDoc="1" locked="0" layoutInCell="1" allowOverlap="1" wp14:anchorId="542D32D5" wp14:editId="0A8E8A98">
             <wp:simplePos x="0" y="0"/>
             <wp:positionH relativeFrom="margin">
               <wp:posOffset>106680</wp:posOffset>
@@ -31333,7 +31374,7 @@
       <w:r>
         <w:t xml:space="preserve"> Giao diện quản lý thông tin sản phẩm</w:t>
       </w:r>
-      <w:bookmarkEnd w:id="216"/>
+      <w:bookmarkEnd w:id="231"/>
     </w:p>
     <w:p>
       <w:pPr>
@@ -31343,7 +31384,6 @@
         <w:t>- Quản trị viên quản lý danh sách sản phẩm thông qua giao diện quản lý sản phẩm và chọn thao tác xóa/chỉnh sửa, cập nhật các thông tin hiển thị của sản phẩm.</w:t>
       </w:r>
     </w:p>
-    <w:bookmarkStart w:id="218" w:name="_Toc214624510"/>
     <w:p>
       <w:pPr>
         <w:pStyle w:val="Heading4"/>
@@ -31358,6 +31398,7 @@
           <w:szCs w:val="26"/>
         </w:rPr>
       </w:pPr>
+      <w:bookmarkStart w:id="234" w:name="_Toc214624510"/>
       <w:r>
         <w:rPr>
           <w:noProof/>
@@ -31413,7 +31454,7 @@
                                 <w:szCs w:val="26"/>
                               </w:rPr>
                             </w:pPr>
-                            <w:bookmarkStart w:id="219" w:name="_Toc214615961"/>
+                            <w:bookmarkStart w:id="235" w:name="_Toc215032924"/>
                             <w:r>
                               <w:rPr>
                                 <w:iCs w:val="0"/>
@@ -31478,7 +31519,7 @@
                               </w:rPr>
                               <w:t xml:space="preserve"> Giao diện sửa thông tin sản phẩm</w:t>
                             </w:r>
-                            <w:bookmarkEnd w:id="219"/>
+                            <w:bookmarkEnd w:id="235"/>
                           </w:p>
                         </w:txbxContent>
                       </wps:txbx>
@@ -31502,7 +31543,7 @@
           </mc:Choice>
           <mc:Fallback>
             <w:pict>
-              <v:shape w14:anchorId="43240D5C" id="_x0000_s1050" type="#_x0000_t202" style="position:absolute;margin-left:121.75pt;margin-top:272.5pt;width:226.7pt;height:16.05pt;z-index:251763712;visibility:visible;mso-wrap-style:square;mso-width-percent:0;mso-height-percent:0;mso-wrap-distance-left:9pt;mso-wrap-distance-top:0;mso-wrap-distance-right:9pt;mso-wrap-distance-bottom:0;mso-position-horizontal:absolute;mso-position-horizontal-relative:margin;mso-position-vertical:absolute;mso-position-vertical-relative:text;mso-width-percent:0;mso-height-percent:0;mso-width-relative:margin;mso-height-relative:margin;v-text-anchor:top" o:gfxdata="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" stroked="f">
+              <v:shape w14:anchorId="43240D5C" id="_x0000_s1050" type="#_x0000_t202" style="position:absolute;margin-left:121.75pt;margin-top:272.5pt;width:226.7pt;height:16.05pt;z-index:251763712;visibility:visible;mso-wrap-style:square;mso-width-percent:0;mso-height-percent:0;mso-wrap-distance-left:9pt;mso-wrap-distance-top:0;mso-wrap-distance-right:9pt;mso-wrap-distance-bottom:0;mso-position-horizontal:absolute;mso-position-horizontal-relative:margin;mso-position-vertical:absolute;mso-position-vertical-relative:text;mso-width-percent:0;mso-height-percent:0;mso-width-relative:margin;mso-height-relative:margin;v-text-anchor:top" o:gfxdata="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" stroked="f">
                 <v:textbox inset="0,0,0,0">
                   <w:txbxContent>
                     <w:p>
@@ -31519,7 +31560,7 @@
                           <w:szCs w:val="26"/>
                         </w:rPr>
                       </w:pPr>
-                      <w:bookmarkStart w:id="237" w:name="_Toc214615961"/>
+                      <w:bookmarkStart w:id="236" w:name="_Toc215032924"/>
                       <w:r>
                         <w:rPr>
                           <w:iCs w:val="0"/>
@@ -31584,7 +31625,7 @@
                         </w:rPr>
                         <w:t xml:space="preserve"> Giao diện sửa thông tin sản phẩm</w:t>
                       </w:r>
-                      <w:bookmarkEnd w:id="237"/>
+                      <w:bookmarkEnd w:id="236"/>
                     </w:p>
                   </w:txbxContent>
                 </v:textbox>
@@ -31607,7 +31648,7 @@
           <w:szCs w:val="26"/>
         </w:rPr>
         <w:drawing>
-          <wp:anchor distT="0" distB="0" distL="114300" distR="114300" simplePos="0" relativeHeight="251665408" behindDoc="1" locked="0" layoutInCell="1" allowOverlap="1" wp14:anchorId="5A8FFDB7" wp14:editId="352EE63F">
+          <wp:anchor distT="0" distB="0" distL="114300" distR="114300" simplePos="0" relativeHeight="251665408" behindDoc="1" locked="0" layoutInCell="1" allowOverlap="1" wp14:anchorId="5A8FFDB7" wp14:editId="267250B2">
             <wp:simplePos x="0" y="0"/>
             <wp:positionH relativeFrom="margin">
               <wp:posOffset>106680</wp:posOffset>
@@ -31706,7 +31747,7 @@
         </w:rPr>
         <w:t xml:space="preserve"> Giao diện sửa thông tin sản phẩm</w:t>
       </w:r>
-      <w:bookmarkEnd w:id="218"/>
+      <w:bookmarkEnd w:id="234"/>
     </w:p>
     <w:p>
       <w:pPr>
@@ -31731,11 +31772,11 @@
         <w:br w:type="page"/>
       </w:r>
     </w:p>
-    <w:bookmarkStart w:id="220" w:name="_Toc214624511"/>
     <w:p>
       <w:pPr>
         <w:pStyle w:val="Heading4"/>
       </w:pPr>
+      <w:bookmarkStart w:id="237" w:name="_Toc214624511"/>
       <w:r>
         <w:rPr>
           <w:noProof/>
@@ -31790,7 +31831,7 @@
                                 <w:szCs w:val="26"/>
                               </w:rPr>
                             </w:pPr>
-                            <w:bookmarkStart w:id="221" w:name="_Toc214615962"/>
+                            <w:bookmarkStart w:id="238" w:name="_Toc215032925"/>
                             <w:r>
                               <w:rPr>
                                 <w:iCs w:val="0"/>
@@ -31855,7 +31896,7 @@
                               </w:rPr>
                               <w:t xml:space="preserve"> Giao diện thêm mới sản phẩm</w:t>
                             </w:r>
-                            <w:bookmarkEnd w:id="221"/>
+                            <w:bookmarkEnd w:id="238"/>
                           </w:p>
                         </w:txbxContent>
                       </wps:txbx>
@@ -31879,7 +31920,7 @@
           </mc:Choice>
           <mc:Fallback>
             <w:pict>
-              <v:shape w14:anchorId="23C5421D" id="_x0000_s1051" type="#_x0000_t202" style="position:absolute;margin-left:113.05pt;margin-top:265.2pt;width:211.2pt;height:17.25pt;z-index:251765760;visibility:visible;mso-wrap-style:square;mso-width-percent:0;mso-height-percent:0;mso-wrap-distance-left:9pt;mso-wrap-distance-top:0;mso-wrap-distance-right:9pt;mso-wrap-distance-bottom:0;mso-position-horizontal:absolute;mso-position-horizontal-relative:margin;mso-position-vertical:absolute;mso-position-vertical-relative:text;mso-width-percent:0;mso-height-percent:0;mso-width-relative:margin;mso-height-relative:margin;v-text-anchor:top" o:gfxdata="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" stroked="f">
+              <v:shape w14:anchorId="23C5421D" id="_x0000_s1051" type="#_x0000_t202" style="position:absolute;margin-left:113.05pt;margin-top:265.2pt;width:211.2pt;height:17.25pt;z-index:251765760;visibility:visible;mso-wrap-style:square;mso-width-percent:0;mso-height-percent:0;mso-wrap-distance-left:9pt;mso-wrap-distance-top:0;mso-wrap-distance-right:9pt;mso-wrap-distance-bottom:0;mso-position-horizontal:absolute;mso-position-horizontal-relative:margin;mso-position-vertical:absolute;mso-position-vertical-relative:text;mso-width-percent:0;mso-height-percent:0;mso-width-relative:margin;mso-height-relative:margin;v-text-anchor:top" o:gfxdata="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" stroked="f">
                 <v:textbox inset="0,0,0,0">
                   <w:txbxContent>
                     <w:p>
@@ -31894,7 +31935,7 @@
                           <w:szCs w:val="26"/>
                         </w:rPr>
                       </w:pPr>
-                      <w:bookmarkStart w:id="240" w:name="_Toc214615962"/>
+                      <w:bookmarkStart w:id="239" w:name="_Toc215032925"/>
                       <w:r>
                         <w:rPr>
                           <w:iCs w:val="0"/>
@@ -31959,7 +32000,7 @@
                         </w:rPr>
                         <w:t xml:space="preserve"> Giao diện thêm mới sản phẩm</w:t>
                       </w:r>
-                      <w:bookmarkEnd w:id="240"/>
+                      <w:bookmarkEnd w:id="239"/>
                     </w:p>
                   </w:txbxContent>
                 </v:textbox>
@@ -32041,7 +32082,7 @@
       <w:r>
         <w:t xml:space="preserve"> Giao diện thêm mới sản phẩm</w:t>
       </w:r>
-      <w:bookmarkEnd w:id="220"/>
+      <w:bookmarkEnd w:id="237"/>
     </w:p>
     <w:p>
       <w:pPr>
@@ -32069,7 +32110,7 @@
           <w:szCs w:val="26"/>
         </w:rPr>
       </w:pPr>
-      <w:bookmarkStart w:id="222" w:name="_Toc214624512"/>
+      <w:bookmarkStart w:id="240" w:name="_Toc214624512"/>
       <w:r>
         <w:rPr>
           <w:rFonts w:cs="Times New Roman"/>
@@ -32201,7 +32242,7 @@
                                 <w:szCs w:val="26"/>
                               </w:rPr>
                             </w:pPr>
-                            <w:bookmarkStart w:id="223" w:name="_Toc214615963"/>
+                            <w:bookmarkStart w:id="241" w:name="_Toc215032926"/>
                             <w:r>
                               <w:rPr>
                                 <w:iCs w:val="0"/>
@@ -32266,7 +32307,7 @@
                               </w:rPr>
                               <w:t xml:space="preserve"> Giao diện xem chi tiết sản phẩm</w:t>
                             </w:r>
-                            <w:bookmarkEnd w:id="223"/>
+                            <w:bookmarkEnd w:id="241"/>
                           </w:p>
                         </w:txbxContent>
                       </wps:txbx>
@@ -32290,7 +32331,7 @@
           </mc:Choice>
           <mc:Fallback>
             <w:pict>
-              <v:shape w14:anchorId="00F8BB5C" id="_x0000_s1052" type="#_x0000_t202" style="position:absolute;margin-left:0;margin-top:279.2pt;width:224.25pt;height:17.25pt;z-index:-251548672;visibility:visible;mso-wrap-style:square;mso-width-percent:0;mso-height-percent:0;mso-wrap-distance-left:9pt;mso-wrap-distance-top:0;mso-wrap-distance-right:9pt;mso-wrap-distance-bottom:0;mso-position-horizontal:center;mso-position-horizontal-relative:margin;mso-position-vertical:absolute;mso-position-vertical-relative:text;mso-width-percent:0;mso-height-percent:0;mso-width-relative:margin;mso-height-relative:margin;v-text-anchor:top" o:gfxdata="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" stroked="f">
+              <v:shape w14:anchorId="00F8BB5C" id="_x0000_s1052" type="#_x0000_t202" style="position:absolute;margin-left:0;margin-top:279.2pt;width:224.25pt;height:17.25pt;z-index:-251548672;visibility:visible;mso-wrap-style:square;mso-width-percent:0;mso-height-percent:0;mso-wrap-distance-left:9pt;mso-wrap-distance-top:0;mso-wrap-distance-right:9pt;mso-wrap-distance-bottom:0;mso-position-horizontal:center;mso-position-horizontal-relative:margin;mso-position-vertical:absolute;mso-position-vertical-relative:text;mso-width-percent:0;mso-height-percent:0;mso-width-relative:margin;mso-height-relative:margin;v-text-anchor:top" o:gfxdata="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" stroked="f">
                 <v:textbox inset="0,0,0,0">
                   <w:txbxContent>
                     <w:p>
@@ -32307,7 +32348,7 @@
                           <w:szCs w:val="26"/>
                         </w:rPr>
                       </w:pPr>
-                      <w:bookmarkStart w:id="243" w:name="_Toc214615963"/>
+                      <w:bookmarkStart w:id="242" w:name="_Toc215032926"/>
                       <w:r>
                         <w:rPr>
                           <w:iCs w:val="0"/>
@@ -32372,7 +32413,7 @@
                         </w:rPr>
                         <w:t xml:space="preserve"> Giao diện xem chi tiết sản phẩm</w:t>
                       </w:r>
-                      <w:bookmarkEnd w:id="243"/>
+                      <w:bookmarkEnd w:id="242"/>
                     </w:p>
                   </w:txbxContent>
                 </v:textbox>
@@ -32426,7 +32467,7 @@
         </w:rPr>
         <w:t xml:space="preserve"> Giao diện chi tiết sản phẩm</w:t>
       </w:r>
-      <w:bookmarkEnd w:id="222"/>
+      <w:bookmarkEnd w:id="240"/>
     </w:p>
     <w:p>
       <w:pPr>
@@ -32436,7 +32477,6 @@
         <w:t>- Người dùng có thể chọn vào một sản phẩm ở trang chủ để xem các thông tin chi tiết.</w:t>
       </w:r>
     </w:p>
-    <w:bookmarkStart w:id="224" w:name="_Toc214624513"/>
     <w:p>
       <w:pPr>
         <w:pStyle w:val="Heading4"/>
@@ -32449,6 +32489,7 @@
           <w:szCs w:val="26"/>
         </w:rPr>
       </w:pPr>
+      <w:bookmarkStart w:id="243" w:name="_Toc214624513"/>
       <w:r>
         <w:rPr>
           <w:noProof/>
@@ -32505,7 +32546,7 @@
                                 <w:szCs w:val="26"/>
                               </w:rPr>
                             </w:pPr>
-                            <w:bookmarkStart w:id="225" w:name="_Toc214615964"/>
+                            <w:bookmarkStart w:id="244" w:name="_Toc215032927"/>
                             <w:r>
                               <w:rPr>
                                 <w:iCs w:val="0"/>
@@ -32570,7 +32611,7 @@
                               </w:rPr>
                               <w:t xml:space="preserve"> Giao diện quản lý thông tin đơn hàng</w:t>
                             </w:r>
-                            <w:bookmarkEnd w:id="225"/>
+                            <w:bookmarkEnd w:id="244"/>
                           </w:p>
                         </w:txbxContent>
                       </wps:txbx>
@@ -32594,7 +32635,7 @@
           </mc:Choice>
           <mc:Fallback>
             <w:pict>
-              <v:shape w14:anchorId="7958B7E1" id="_x0000_s1053" type="#_x0000_t202" style="position:absolute;margin-left:0;margin-top:269.9pt;width:261.75pt;height:18.4pt;z-index:251769856;visibility:visible;mso-wrap-style:square;mso-width-percent:0;mso-height-percent:0;mso-wrap-distance-left:9pt;mso-wrap-distance-top:0;mso-wrap-distance-right:9pt;mso-wrap-distance-bottom:0;mso-position-horizontal:center;mso-position-horizontal-relative:margin;mso-position-vertical:absolute;mso-position-vertical-relative:text;mso-width-percent:0;mso-height-percent:0;mso-width-relative:margin;mso-height-relative:margin;v-text-anchor:top" o:gfxdata="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" stroked="f">
+              <v:shape w14:anchorId="7958B7E1" id="_x0000_s1053" type="#_x0000_t202" style="position:absolute;margin-left:0;margin-top:269.9pt;width:261.75pt;height:18.4pt;z-index:251769856;visibility:visible;mso-wrap-style:square;mso-width-percent:0;mso-height-percent:0;mso-wrap-distance-left:9pt;mso-wrap-distance-top:0;mso-wrap-distance-right:9pt;mso-wrap-distance-bottom:0;mso-position-horizontal:center;mso-position-horizontal-relative:margin;mso-position-vertical:absolute;mso-position-vertical-relative:text;mso-width-percent:0;mso-height-percent:0;mso-width-relative:margin;mso-height-relative:margin;v-text-anchor:top" o:gfxdata="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" stroked="f">
                 <v:textbox inset="0,0,0,0">
                   <w:txbxContent>
                     <w:p>
@@ -32611,7 +32652,7 @@
                           <w:szCs w:val="26"/>
                         </w:rPr>
                       </w:pPr>
-                      <w:bookmarkStart w:id="246" w:name="_Toc214615964"/>
+                      <w:bookmarkStart w:id="245" w:name="_Toc215032927"/>
                       <w:r>
                         <w:rPr>
                           <w:iCs w:val="0"/>
@@ -32676,7 +32717,7 @@
                         </w:rPr>
                         <w:t xml:space="preserve"> Giao diện quản lý thông tin đơn hàng</w:t>
                       </w:r>
-                      <w:bookmarkEnd w:id="246"/>
+                      <w:bookmarkEnd w:id="245"/>
                     </w:p>
                   </w:txbxContent>
                 </v:textbox>
@@ -32699,7 +32740,7 @@
           <w:szCs w:val="26"/>
         </w:rPr>
         <w:drawing>
-          <wp:anchor distT="0" distB="0" distL="114300" distR="114300" simplePos="0" relativeHeight="251668480" behindDoc="1" locked="0" layoutInCell="1" allowOverlap="1" wp14:anchorId="4C97B9A6" wp14:editId="4AE8A249">
+          <wp:anchor distT="0" distB="0" distL="114300" distR="114300" simplePos="0" relativeHeight="251668480" behindDoc="1" locked="0" layoutInCell="1" allowOverlap="1" wp14:anchorId="4C97B9A6" wp14:editId="18FFBFEB">
             <wp:simplePos x="0" y="0"/>
             <wp:positionH relativeFrom="margin">
               <wp:align>center</wp:align>
@@ -32806,14 +32847,20 @@
         </w:rPr>
         <w:t xml:space="preserve"> Giao diện quản lý thông tin đơn hàng</w:t>
       </w:r>
-      <w:bookmarkEnd w:id="224"/>
+      <w:bookmarkEnd w:id="243"/>
     </w:p>
     <w:p>
       <w:pPr>
         <w:pStyle w:val="BaoCao"/>
       </w:pPr>
       <w:r>
-        <w:t>- Admin có thể theo dõi những đơn hàng đã được người dùng tạo để xử lý.</w:t>
+        <w:t xml:space="preserve">- </w:t>
+      </w:r>
+      <w:r>
+        <w:t>Quản trị viên</w:t>
+      </w:r>
+      <w:r>
+        <w:t xml:space="preserve"> có thể theo dõi những đơn hàng đã được người dùng tạo để xử lý.</w:t>
       </w:r>
     </w:p>
     <w:p>
@@ -32828,7 +32875,7 @@
           <w:szCs w:val="26"/>
         </w:rPr>
       </w:pPr>
-      <w:bookmarkStart w:id="226" w:name="_Toc214624514"/>
+      <w:bookmarkStart w:id="246" w:name="_Toc214624514"/>
       <w:r>
         <w:rPr>
           <w:rFonts w:cs="Times New Roman"/>
@@ -32842,7 +32889,7 @@
           <w:szCs w:val="26"/>
         </w:rPr>
         <w:drawing>
-          <wp:anchor distT="0" distB="0" distL="114300" distR="114300" simplePos="0" relativeHeight="251729920" behindDoc="1" locked="0" layoutInCell="1" allowOverlap="1" wp14:anchorId="14576F3D" wp14:editId="20A3AFC0">
+          <wp:anchor distT="0" distB="0" distL="114300" distR="114300" simplePos="0" relativeHeight="251729920" behindDoc="1" locked="0" layoutInCell="1" allowOverlap="1" wp14:anchorId="14576F3D" wp14:editId="4ADCF069">
             <wp:simplePos x="0" y="0"/>
             <wp:positionH relativeFrom="margin">
               <wp:align>center</wp:align>
@@ -32952,7 +32999,7 @@
                                 <w:szCs w:val="26"/>
                               </w:rPr>
                             </w:pPr>
-                            <w:bookmarkStart w:id="227" w:name="_Toc214615965"/>
+                            <w:bookmarkStart w:id="247" w:name="_Toc215032928"/>
                             <w:r>
                               <w:rPr>
                                 <w:iCs w:val="0"/>
@@ -33017,7 +33064,7 @@
                               </w:rPr>
                               <w:t xml:space="preserve"> Giao diện tìm kiếm sản phẩm</w:t>
                             </w:r>
-                            <w:bookmarkEnd w:id="227"/>
+                            <w:bookmarkEnd w:id="247"/>
                           </w:p>
                         </w:txbxContent>
                       </wps:txbx>
@@ -33041,7 +33088,7 @@
           </mc:Choice>
           <mc:Fallback>
             <w:pict>
-              <v:shape w14:anchorId="0ED3A0A4" id="_x0000_s1054" type="#_x0000_t202" style="position:absolute;margin-left:0;margin-top:280.3pt;width:218.25pt;height:15.45pt;z-index:251771904;visibility:visible;mso-wrap-style:square;mso-width-percent:0;mso-height-percent:0;mso-wrap-distance-left:9pt;mso-wrap-distance-top:0;mso-wrap-distance-right:9pt;mso-wrap-distance-bottom:0;mso-position-horizontal:center;mso-position-horizontal-relative:margin;mso-position-vertical:absolute;mso-position-vertical-relative:text;mso-width-percent:0;mso-height-percent:0;mso-width-relative:margin;mso-height-relative:margin;v-text-anchor:top" o:gfxdata="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" stroked="f">
+              <v:shape w14:anchorId="0ED3A0A4" id="_x0000_s1054" type="#_x0000_t202" style="position:absolute;margin-left:0;margin-top:280.3pt;width:218.25pt;height:15.45pt;z-index:251771904;visibility:visible;mso-wrap-style:square;mso-width-percent:0;mso-height-percent:0;mso-wrap-distance-left:9pt;mso-wrap-distance-top:0;mso-wrap-distance-right:9pt;mso-wrap-distance-bottom:0;mso-position-horizontal:center;mso-position-horizontal-relative:margin;mso-position-vertical:absolute;mso-position-vertical-relative:text;mso-width-percent:0;mso-height-percent:0;mso-width-relative:margin;mso-height-relative:margin;v-text-anchor:top" o:gfxdata="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" stroked="f">
                 <v:textbox inset="0,0,0,0">
                   <w:txbxContent>
                     <w:p>
@@ -33058,7 +33105,7 @@
                           <w:szCs w:val="26"/>
                         </w:rPr>
                       </w:pPr>
-                      <w:bookmarkStart w:id="249" w:name="_Toc214615965"/>
+                      <w:bookmarkStart w:id="248" w:name="_Toc215032928"/>
                       <w:r>
                         <w:rPr>
                           <w:iCs w:val="0"/>
@@ -33123,7 +33170,7 @@
                         </w:rPr>
                         <w:t xml:space="preserve"> Giao diện tìm kiếm sản phẩm</w:t>
                       </w:r>
-                      <w:bookmarkEnd w:id="249"/>
+                      <w:bookmarkEnd w:id="248"/>
                     </w:p>
                   </w:txbxContent>
                 </v:textbox>
@@ -33177,7 +33224,7 @@
         </w:rPr>
         <w:t xml:space="preserve"> Giao diện tìm kiếm sản phẩm</w:t>
       </w:r>
-      <w:bookmarkEnd w:id="226"/>
+      <w:bookmarkEnd w:id="246"/>
     </w:p>
     <w:p>
       <w:pPr>
@@ -33187,7 +33234,6 @@
         <w:t>- Khách hàng có thể nhập từ khóa vào ô tìm kiếm và tìm kiếm các sản phẩm có liên quan để dễ dàng chọn lọc các sản phẩm theo nhu cầu.</w:t>
       </w:r>
     </w:p>
-    <w:bookmarkStart w:id="228" w:name="_Toc214624515"/>
     <w:p>
       <w:pPr>
         <w:pStyle w:val="Heading4"/>
@@ -33200,6 +33246,7 @@
           <w:szCs w:val="26"/>
         </w:rPr>
       </w:pPr>
+      <w:bookmarkStart w:id="249" w:name="_Toc214624515"/>
       <w:r>
         <w:rPr>
           <w:noProof/>
@@ -33256,7 +33303,7 @@
                                 <w:szCs w:val="26"/>
                               </w:rPr>
                             </w:pPr>
-                            <w:bookmarkStart w:id="229" w:name="_Toc214615966"/>
+                            <w:bookmarkStart w:id="250" w:name="_Toc215032929"/>
                             <w:r>
                               <w:rPr>
                                 <w:iCs w:val="0"/>
@@ -33321,7 +33368,7 @@
                               </w:rPr>
                               <w:t xml:space="preserve"> Giao diện giỏ hàng</w:t>
                             </w:r>
-                            <w:bookmarkEnd w:id="229"/>
+                            <w:bookmarkEnd w:id="250"/>
                           </w:p>
                         </w:txbxContent>
                       </wps:txbx>
@@ -33345,7 +33392,7 @@
           </mc:Choice>
           <mc:Fallback>
             <w:pict>
-              <v:shape w14:anchorId="46502A73" id="_x0000_s1055" type="#_x0000_t202" style="position:absolute;margin-left:0;margin-top:281.25pt;width:165pt;height:17.5pt;z-index:251773952;visibility:visible;mso-wrap-style:square;mso-width-percent:0;mso-height-percent:0;mso-wrap-distance-left:9pt;mso-wrap-distance-top:0;mso-wrap-distance-right:9pt;mso-wrap-distance-bottom:0;mso-position-horizontal:center;mso-position-horizontal-relative:margin;mso-position-vertical:absolute;mso-position-vertical-relative:text;mso-width-percent:0;mso-height-percent:0;mso-width-relative:margin;mso-height-relative:margin;v-text-anchor:top" o:gfxdata="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" stroked="f">
+              <v:shape w14:anchorId="46502A73" id="_x0000_s1055" type="#_x0000_t202" style="position:absolute;margin-left:0;margin-top:281.25pt;width:165pt;height:17.5pt;z-index:251773952;visibility:visible;mso-wrap-style:square;mso-width-percent:0;mso-height-percent:0;mso-wrap-distance-left:9pt;mso-wrap-distance-top:0;mso-wrap-distance-right:9pt;mso-wrap-distance-bottom:0;mso-position-horizontal:center;mso-position-horizontal-relative:margin;mso-position-vertical:absolute;mso-position-vertical-relative:text;mso-width-percent:0;mso-height-percent:0;mso-width-relative:margin;mso-height-relative:margin;v-text-anchor:top" o:gfxdata="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" stroked="f">
                 <v:textbox inset="0,0,0,0">
                   <w:txbxContent>
                     <w:p>
@@ -33362,7 +33409,7 @@
                           <w:szCs w:val="26"/>
                         </w:rPr>
                       </w:pPr>
-                      <w:bookmarkStart w:id="252" w:name="_Toc214615966"/>
+                      <w:bookmarkStart w:id="251" w:name="_Toc215032929"/>
                       <w:r>
                         <w:rPr>
                           <w:iCs w:val="0"/>
@@ -33427,7 +33474,7 @@
                         </w:rPr>
                         <w:t xml:space="preserve"> Giao diện giỏ hàng</w:t>
                       </w:r>
-                      <w:bookmarkEnd w:id="252"/>
+                      <w:bookmarkEnd w:id="251"/>
                     </w:p>
                   </w:txbxContent>
                 </v:textbox>
@@ -33492,7 +33539,7 @@
         </w:rPr>
         <w:t xml:space="preserve"> Giao diện giỏ hàng</w:t>
       </w:r>
-      <w:bookmarkEnd w:id="228"/>
+      <w:bookmarkEnd w:id="249"/>
     </w:p>
     <w:p>
       <w:pPr>
@@ -33502,15 +33549,6 @@
         <w:t>- Sau khi đặt hàng thành công, khách hàng có thể xem giỏ hàng của mình và tiếp tục mua sắm hoặc chuyển qua thanh toán đơn hàng.</w:t>
       </w:r>
     </w:p>
-    <w:bookmarkStart w:id="230" w:name="_Toc214352010"/>
-    <w:bookmarkStart w:id="231" w:name="_Toc214360115"/>
-    <w:bookmarkStart w:id="232" w:name="_Toc214361050"/>
-    <w:bookmarkStart w:id="233" w:name="_Toc214361303"/>
-    <w:bookmarkStart w:id="234" w:name="_Toc214361965"/>
-    <w:bookmarkStart w:id="235" w:name="_Toc214363077"/>
-    <w:bookmarkStart w:id="236" w:name="_Toc214364288"/>
-    <w:bookmarkStart w:id="237" w:name="_Toc214367152"/>
-    <w:bookmarkStart w:id="238" w:name="_Toc214624516"/>
     <w:p>
       <w:pPr>
         <w:pStyle w:val="Heading4"/>
@@ -33525,6 +33563,15 @@
           <w:szCs w:val="26"/>
         </w:rPr>
       </w:pPr>
+      <w:bookmarkStart w:id="252" w:name="_Toc214352010"/>
+      <w:bookmarkStart w:id="253" w:name="_Toc214360115"/>
+      <w:bookmarkStart w:id="254" w:name="_Toc214361050"/>
+      <w:bookmarkStart w:id="255" w:name="_Toc214361303"/>
+      <w:bookmarkStart w:id="256" w:name="_Toc214361965"/>
+      <w:bookmarkStart w:id="257" w:name="_Toc214363077"/>
+      <w:bookmarkStart w:id="258" w:name="_Toc214364288"/>
+      <w:bookmarkStart w:id="259" w:name="_Toc214367152"/>
+      <w:bookmarkStart w:id="260" w:name="_Toc214624516"/>
       <w:r>
         <w:rPr>
           <w:noProof/>
@@ -33580,7 +33627,7 @@
                                 <w:szCs w:val="26"/>
                               </w:rPr>
                             </w:pPr>
-                            <w:bookmarkStart w:id="239" w:name="_Toc214615967"/>
+                            <w:bookmarkStart w:id="261" w:name="_Toc215032930"/>
                             <w:r>
                               <w:rPr>
                                 <w:iCs w:val="0"/>
@@ -33645,7 +33692,7 @@
                               </w:rPr>
                               <w:t xml:space="preserve"> Giao diện trang liên hệ</w:t>
                             </w:r>
-                            <w:bookmarkEnd w:id="239"/>
+                            <w:bookmarkEnd w:id="261"/>
                           </w:p>
                         </w:txbxContent>
                       </wps:txbx>
@@ -33669,7 +33716,7 @@
           </mc:Choice>
           <mc:Fallback>
             <w:pict>
-              <v:shape w14:anchorId="6CEB2866" id="_x0000_s1056" type="#_x0000_t202" style="position:absolute;margin-left:147.85pt;margin-top:274.5pt;width:174pt;height:16.05pt;z-index:-251540480;visibility:visible;mso-wrap-style:square;mso-width-percent:0;mso-height-percent:0;mso-wrap-distance-left:9pt;mso-wrap-distance-top:0;mso-wrap-distance-right:9pt;mso-wrap-distance-bottom:0;mso-position-horizontal:absolute;mso-position-horizontal-relative:margin;mso-position-vertical:absolute;mso-position-vertical-relative:text;mso-width-percent:0;mso-height-percent:0;mso-width-relative:margin;mso-height-relative:margin;v-text-anchor:top" o:gfxdata="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" stroked="f">
+              <v:shape w14:anchorId="6CEB2866" id="_x0000_s1056" type="#_x0000_t202" style="position:absolute;margin-left:147.85pt;margin-top:274.5pt;width:174pt;height:16.05pt;z-index:-251540480;visibility:visible;mso-wrap-style:square;mso-width-percent:0;mso-height-percent:0;mso-wrap-distance-left:9pt;mso-wrap-distance-top:0;mso-wrap-distance-right:9pt;mso-wrap-distance-bottom:0;mso-position-horizontal:absolute;mso-position-horizontal-relative:margin;mso-position-vertical:absolute;mso-position-vertical-relative:text;mso-width-percent:0;mso-height-percent:0;mso-width-relative:margin;mso-height-relative:margin;v-text-anchor:top" o:gfxdata="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" stroked="f">
                 <v:textbox inset="0,0,0,0">
                   <w:txbxContent>
                     <w:p>
@@ -33686,7 +33733,7 @@
                           <w:szCs w:val="26"/>
                         </w:rPr>
                       </w:pPr>
-                      <w:bookmarkStart w:id="263" w:name="_Toc214615967"/>
+                      <w:bookmarkStart w:id="262" w:name="_Toc215032930"/>
                       <w:r>
                         <w:rPr>
                           <w:iCs w:val="0"/>
@@ -33751,7 +33798,7 @@
                         </w:rPr>
                         <w:t xml:space="preserve"> Giao diện trang liên hệ</w:t>
                       </w:r>
-                      <w:bookmarkEnd w:id="263"/>
+                      <w:bookmarkEnd w:id="262"/>
                     </w:p>
                   </w:txbxContent>
                 </v:textbox>
@@ -33774,7 +33821,7 @@
           <w:szCs w:val="26"/>
         </w:rPr>
         <w:drawing>
-          <wp:anchor distT="0" distB="0" distL="114300" distR="114300" simplePos="0" relativeHeight="251672576" behindDoc="1" locked="0" layoutInCell="1" allowOverlap="1" wp14:anchorId="4B6BBF60" wp14:editId="06CDCC7A">
+          <wp:anchor distT="0" distB="0" distL="114300" distR="114300" simplePos="0" relativeHeight="251672576" behindDoc="1" locked="0" layoutInCell="1" allowOverlap="1" wp14:anchorId="4B6BBF60" wp14:editId="6A89FDDD">
             <wp:simplePos x="0" y="0"/>
             <wp:positionH relativeFrom="margin">
               <wp:posOffset>106680</wp:posOffset>
@@ -33842,7 +33889,7 @@
           <w:szCs w:val="26"/>
         </w:rPr>
         <w:drawing>
-          <wp:anchor distT="0" distB="0" distL="114300" distR="114300" simplePos="0" relativeHeight="251730944" behindDoc="1" locked="0" layoutInCell="1" allowOverlap="1" wp14:anchorId="4ED1FEB9" wp14:editId="67F2F2D5">
+          <wp:anchor distT="0" distB="0" distL="114300" distR="114300" simplePos="0" relativeHeight="251730944" behindDoc="1" locked="0" layoutInCell="1" allowOverlap="1" wp14:anchorId="4ED1FEB9" wp14:editId="6E165A10">
             <wp:simplePos x="0" y="0"/>
             <wp:positionH relativeFrom="margin">
               <wp:align>center</wp:align>
@@ -33897,14 +33944,14 @@
           </wp:anchor>
         </w:drawing>
       </w:r>
-      <w:bookmarkEnd w:id="230"/>
-      <w:bookmarkEnd w:id="231"/>
-      <w:bookmarkEnd w:id="232"/>
-      <w:bookmarkEnd w:id="233"/>
-      <w:bookmarkEnd w:id="234"/>
-      <w:bookmarkEnd w:id="235"/>
-      <w:bookmarkEnd w:id="236"/>
-      <w:bookmarkEnd w:id="237"/>
+      <w:bookmarkEnd w:id="252"/>
+      <w:bookmarkEnd w:id="253"/>
+      <w:bookmarkEnd w:id="254"/>
+      <w:bookmarkEnd w:id="255"/>
+      <w:bookmarkEnd w:id="256"/>
+      <w:bookmarkEnd w:id="257"/>
+      <w:bookmarkEnd w:id="258"/>
+      <w:bookmarkEnd w:id="259"/>
       <w:r>
         <w:rPr>
           <w:rFonts w:cs="Times New Roman"/>
@@ -33960,7 +34007,7 @@
         </w:rPr>
         <w:t xml:space="preserve"> Giao diện trang liên hệ</w:t>
       </w:r>
-      <w:bookmarkEnd w:id="238"/>
+      <w:bookmarkEnd w:id="260"/>
     </w:p>
     <w:p>
       <w:pPr>
@@ -33970,7 +34017,7 @@
           <w:b/>
         </w:rPr>
       </w:pPr>
-      <w:bookmarkStart w:id="240" w:name="_Toc214624517"/>
+      <w:bookmarkStart w:id="263" w:name="_Toc214624517"/>
       <w:r>
         <w:rPr>
           <w:iCs/>
@@ -33996,8 +34043,6 @@
         <w:br w:type="page"/>
       </w:r>
     </w:p>
-    <w:bookmarkStart w:id="241" w:name="_Toc214364289"/>
-    <w:bookmarkStart w:id="242" w:name="_Toc214367153"/>
     <w:p>
       <w:pPr>
         <w:pStyle w:val="Heading4"/>
@@ -34012,6 +34057,8 @@
           <w:szCs w:val="26"/>
         </w:rPr>
       </w:pPr>
+      <w:bookmarkStart w:id="264" w:name="_Toc214364289"/>
+      <w:bookmarkStart w:id="265" w:name="_Toc214367153"/>
       <w:r>
         <w:rPr>
           <w:noProof/>
@@ -34068,7 +34115,7 @@
                                 <w:szCs w:val="26"/>
                               </w:rPr>
                             </w:pPr>
-                            <w:bookmarkStart w:id="243" w:name="_Toc214615968"/>
+                            <w:bookmarkStart w:id="266" w:name="_Toc215032931"/>
                             <w:r>
                               <w:rPr>
                                 <w:iCs w:val="0"/>
@@ -34133,7 +34180,7 @@
                               </w:rPr>
                               <w:t xml:space="preserve"> Giao diện trang Profile thông tin người dùng</w:t>
                             </w:r>
-                            <w:bookmarkEnd w:id="243"/>
+                            <w:bookmarkEnd w:id="266"/>
                           </w:p>
                         </w:txbxContent>
                       </wps:txbx>
@@ -34157,7 +34204,7 @@
           </mc:Choice>
           <mc:Fallback>
             <w:pict>
-              <v:shape w14:anchorId="1BE89534" id="_x0000_s1057" type="#_x0000_t202" style="position:absolute;margin-left:0;margin-top:299.1pt;width:4in;height:17.85pt;z-index:251778048;visibility:visible;mso-wrap-style:square;mso-width-percent:0;mso-height-percent:0;mso-wrap-distance-left:9pt;mso-wrap-distance-top:0;mso-wrap-distance-right:9pt;mso-wrap-distance-bottom:0;mso-position-horizontal:center;mso-position-horizontal-relative:margin;mso-position-vertical:absolute;mso-position-vertical-relative:text;mso-width-percent:0;mso-height-percent:0;mso-width-relative:margin;mso-height-relative:margin;v-text-anchor:top" o:gfxdata="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" stroked="f">
+              <v:shape w14:anchorId="1BE89534" id="_x0000_s1057" type="#_x0000_t202" style="position:absolute;margin-left:0;margin-top:299.1pt;width:4in;height:17.85pt;z-index:251778048;visibility:visible;mso-wrap-style:square;mso-width-percent:0;mso-height-percent:0;mso-wrap-distance-left:9pt;mso-wrap-distance-top:0;mso-wrap-distance-right:9pt;mso-wrap-distance-bottom:0;mso-position-horizontal:center;mso-position-horizontal-relative:margin;mso-position-vertical:absolute;mso-position-vertical-relative:text;mso-width-percent:0;mso-height-percent:0;mso-width-relative:margin;mso-height-relative:margin;v-text-anchor:top" o:gfxdata="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" stroked="f">
                 <v:textbox inset="0,0,0,0">
                   <w:txbxContent>
                     <w:p>
@@ -34174,7 +34221,7 @@
                           <w:szCs w:val="26"/>
                         </w:rPr>
                       </w:pPr>
-                      <w:bookmarkStart w:id="268" w:name="_Toc214615968"/>
+                      <w:bookmarkStart w:id="267" w:name="_Toc215032931"/>
                       <w:r>
                         <w:rPr>
                           <w:iCs w:val="0"/>
@@ -34239,7 +34286,7 @@
                         </w:rPr>
                         <w:t xml:space="preserve"> Giao diện trang Profile thông tin người dùng</w:t>
                       </w:r>
-                      <w:bookmarkEnd w:id="268"/>
+                      <w:bookmarkEnd w:id="267"/>
                     </w:p>
                   </w:txbxContent>
                 </v:textbox>
@@ -34249,8 +34296,8 @@
           </mc:Fallback>
         </mc:AlternateContent>
       </w:r>
-      <w:bookmarkEnd w:id="241"/>
-      <w:bookmarkEnd w:id="242"/>
+      <w:bookmarkEnd w:id="264"/>
+      <w:bookmarkEnd w:id="265"/>
       <w:r>
         <w:rPr>
           <w:i/>
@@ -34352,7 +34399,7 @@
         </w:rPr>
         <w:t>rofile thông tin người dùng</w:t>
       </w:r>
-      <w:bookmarkEnd w:id="240"/>
+      <w:bookmarkEnd w:id="263"/>
     </w:p>
     <w:p>
       <w:pPr>
@@ -34379,7 +34426,7 @@
           <w:rFonts w:cs="Times New Roman"/>
         </w:rPr>
       </w:pPr>
-      <w:bookmarkStart w:id="244" w:name="_Toc214624518"/>
+      <w:bookmarkStart w:id="268" w:name="_Toc214624518"/>
       <w:r>
         <w:rPr>
           <w:rFonts w:cs="Times New Roman"/>
@@ -34413,7 +34460,7 @@
         </w:rPr>
         <w:t>G 5: KẾT LUẬN VÀ HƯỚNG PHÁT TRIỂN</w:t>
       </w:r>
-      <w:bookmarkEnd w:id="244"/>
+      <w:bookmarkEnd w:id="268"/>
     </w:p>
     <w:p>
       <w:pPr>
@@ -34422,7 +34469,7 @@
           <w:rFonts w:cs="Times New Roman"/>
         </w:rPr>
       </w:pPr>
-      <w:bookmarkStart w:id="245" w:name="_Toc214624519"/>
+      <w:bookmarkStart w:id="269" w:name="_Toc214624519"/>
       <w:r>
         <w:rPr>
           <w:rFonts w:cs="Times New Roman"/>
@@ -34457,7 +34504,7 @@
         </w:rPr>
         <w:t>Các kết quả đạt được</w:t>
       </w:r>
-      <w:bookmarkEnd w:id="245"/>
+      <w:bookmarkEnd w:id="269"/>
     </w:p>
     <w:p>
       <w:pPr>
@@ -34858,7 +34905,7 @@
           <w:rFonts w:cs="Times New Roman"/>
         </w:rPr>
       </w:pPr>
-      <w:bookmarkStart w:id="246" w:name="_Toc214624520"/>
+      <w:bookmarkStart w:id="270" w:name="_Toc214624520"/>
       <w:r>
         <w:rPr>
           <w:rFonts w:cs="Times New Roman"/>
@@ -35040,20 +35087,20 @@
         </w:rPr>
         <w:t>iển</w:t>
       </w:r>
-      <w:bookmarkEnd w:id="246"/>
+      <w:bookmarkEnd w:id="270"/>
     </w:p>
     <w:p>
       <w:pPr>
         <w:pStyle w:val="Heading3"/>
       </w:pPr>
-      <w:bookmarkStart w:id="247" w:name="_Toc214624521"/>
+      <w:bookmarkStart w:id="271" w:name="_Toc214624521"/>
       <w:r>
         <w:t xml:space="preserve">5.2.1 </w:t>
       </w:r>
       <w:r>
         <w:t>Hạn chế:</w:t>
       </w:r>
-      <w:bookmarkEnd w:id="247"/>
+      <w:bookmarkEnd w:id="271"/>
     </w:p>
     <w:p>
       <w:pPr>
@@ -35103,14 +35150,14 @@
       <w:pPr>
         <w:pStyle w:val="Heading3"/>
       </w:pPr>
-      <w:bookmarkStart w:id="248" w:name="_Toc214624522"/>
+      <w:bookmarkStart w:id="272" w:name="_Toc214624522"/>
       <w:r>
         <w:t xml:space="preserve">5.2.2 </w:t>
       </w:r>
       <w:r>
         <w:t>Hướng phát triển:</w:t>
       </w:r>
-      <w:bookmarkEnd w:id="248"/>
+      <w:bookmarkEnd w:id="272"/>
     </w:p>
     <w:p>
       <w:pPr>
@@ -35253,7 +35300,7 @@
           <w:bCs w:val="0"/>
         </w:rPr>
       </w:pPr>
-      <w:bookmarkStart w:id="249" w:name="_Toc214624523"/>
+      <w:bookmarkStart w:id="273" w:name="_Toc214624523"/>
       <w:r>
         <w:rPr>
           <w:rFonts w:eastAsia="Times New Roman" w:cs="Times New Roman"/>
@@ -35374,7 +35421,7 @@
         </w:rPr>
         <w:t>O</w:t>
       </w:r>
-      <w:bookmarkEnd w:id="249"/>
+      <w:bookmarkEnd w:id="273"/>
     </w:p>
     <w:p>
       <w:pPr>
@@ -35485,7 +35532,7 @@
 </file>
 
 <file path=word/endnotes.xml><?xml version="1.0" encoding="utf-8"?>
-<w:endnotes xmlns:wpc="http://schemas.microsoft.com/office/word/2010/wordprocessingCanvas" xmlns:cx="http://schemas.microsoft.com/office/drawing/2014/chartex" xmlns:mc="http://schemas.openxmlformats.org/markup-compatibility/2006" xmlns:o="urn:schemas-microsoft-com:office:office" xmlns:r="http://schemas.openxmlformats.org/officeDocument/2006/relationships" xmlns:m="http://schemas.openxmlformats.org/officeDocument/2006/math" xmlns:v="urn:schemas-microsoft-com:vml" xmlns:wp14="http://schemas.microsoft.com/office/word/2010/wordprocessingDrawing" xmlns:wp="http://schemas.openxmlformats.org/drawingml/2006/wordprocessingDrawing" xmlns:w10="urn:schemas-microsoft-com:office:word" xmlns:w="http://schemas.openxmlformats.org/wordprocessingml/2006/main" xmlns:w14="http://schemas.microsoft.com/office/word/2010/wordml" xmlns:w15="http://schemas.microsoft.com/office/word/2012/wordml" xmlns:w16se="http://schemas.microsoft.com/office/word/2015/wordml/symex" xmlns:wpg="http://schemas.microsoft.com/office/word/2010/wordprocessingGroup" xmlns:wpi="http://schemas.microsoft.com/office/word/2010/wordprocessingInk" xmlns:wne="http://schemas.microsoft.com/office/word/2006/wordml" xmlns:wps="http://schemas.microsoft.com/office/word/2010/wordprocessingShape" mc:Ignorable="w14 w15 w16se wp14">
+<w:endnotes xmlns:wpc="http://schemas.microsoft.com/office/word/2010/wordprocessingCanvas" xmlns:cx="http://schemas.microsoft.com/office/drawing/2014/chartex" xmlns:cx1="http://schemas.microsoft.com/office/drawing/2015/9/8/chartex" xmlns:cx2="http://schemas.microsoft.com/office/drawing/2015/10/21/chartex" xmlns:cx3="http://schemas.microsoft.com/office/drawing/2016/5/9/chartex" xmlns:cx4="http://schemas.microsoft.com/office/drawing/2016/5/10/chartex" xmlns:cx5="http://schemas.microsoft.com/office/drawing/2016/5/11/chartex" xmlns:cx6="http://schemas.microsoft.com/office/drawing/2016/5/12/chartex" xmlns:cx7="http://schemas.microsoft.com/office/drawing/2016/5/13/chartex" xmlns:cx8="http://schemas.microsoft.com/office/drawing/2016/5/14/chartex" xmlns:mc="http://schemas.openxmlformats.org/markup-compatibility/2006" xmlns:aink="http://schemas.microsoft.com/office/drawing/2016/ink" xmlns:am3d="http://schemas.microsoft.com/office/drawing/2017/model3d" xmlns:o="urn:schemas-microsoft-com:office:office" xmlns:oel="http://schemas.microsoft.com/office/2019/extlst" xmlns:r="http://schemas.openxmlformats.org/officeDocument/2006/relationships" xmlns:m="http://schemas.openxmlformats.org/officeDocument/2006/math" xmlns:v="urn:schemas-microsoft-com:vml" xmlns:wp14="http://schemas.microsoft.com/office/word/2010/wordprocessingDrawing" xmlns:wp="http://schemas.openxmlformats.org/drawingml/2006/wordprocessingDrawing" xmlns:w10="urn:schemas-microsoft-com:office:word" xmlns:w="http://schemas.openxmlformats.org/wordprocessingml/2006/main" xmlns:w14="http://schemas.microsoft.com/office/word/2010/wordml" xmlns:w15="http://schemas.microsoft.com/office/word/2012/wordml" xmlns:w16cex="http://schemas.microsoft.com/office/word/2018/wordml/cex" xmlns:w16cid="http://schemas.microsoft.com/office/word/2016/wordml/cid" xmlns:w16="http://schemas.microsoft.com/office/word/2018/wordml" xmlns:w16du="http://schemas.microsoft.com/office/word/2023/wordml/word16du" xmlns:w16sdtdh="http://schemas.microsoft.com/office/word/2020/wordml/sdtdatahash" xmlns:w16sdtfl="http://schemas.microsoft.com/office/word/2024/wordml/sdtformatlock" xmlns:w16se="http://schemas.microsoft.com/office/word/2015/wordml/symex" xmlns:wpg="http://schemas.microsoft.com/office/word/2010/wordprocessingGroup" xmlns:wpi="http://schemas.microsoft.com/office/word/2010/wordprocessingInk" xmlns:wne="http://schemas.microsoft.com/office/word/2006/wordml" xmlns:wps="http://schemas.microsoft.com/office/word/2010/wordprocessingShape" mc:Ignorable="w14 w15 w16se w16cid w16 w16cex w16sdtdh w16sdtfl w16du wp14">
   <w:endnote w:type="separator" w:id="-1">
     <w:p>
       <w:r>
@@ -35504,7 +35551,7 @@
 </file>
 
 <file path=word/footer1.xml><?xml version="1.0" encoding="utf-8"?>
-<w:ftr xmlns:wpc="http://schemas.microsoft.com/office/word/2010/wordprocessingCanvas" xmlns:cx="http://schemas.microsoft.com/office/drawing/2014/chartex" xmlns:mc="http://schemas.openxmlformats.org/markup-compatibility/2006" xmlns:o="urn:schemas-microsoft-com:office:office" xmlns:r="http://schemas.openxmlformats.org/officeDocument/2006/relationships" xmlns:m="http://schemas.openxmlformats.org/officeDocument/2006/math" xmlns:v="urn:schemas-microsoft-com:vml" xmlns:wp14="http://schemas.microsoft.com/office/word/2010/wordprocessingDrawing" xmlns:wp="http://schemas.openxmlformats.org/drawingml/2006/wordprocessingDrawing" xmlns:w10="urn:schemas-microsoft-com:office:word" xmlns:w="http://schemas.openxmlformats.org/wordprocessingml/2006/main" xmlns:w14="http://schemas.microsoft.com/office/word/2010/wordml" xmlns:w15="http://schemas.microsoft.com/office/word/2012/wordml" xmlns:w16se="http://schemas.microsoft.com/office/word/2015/wordml/symex" xmlns:wpg="http://schemas.microsoft.com/office/word/2010/wordprocessingGroup" xmlns:wpi="http://schemas.microsoft.com/office/word/2010/wordprocessingInk" xmlns:wne="http://schemas.microsoft.com/office/word/2006/wordml" xmlns:wps="http://schemas.microsoft.com/office/word/2010/wordprocessingShape" mc:Ignorable="w14 w15 w16se wp14">
+<w:ftr xmlns:wpc="http://schemas.microsoft.com/office/word/2010/wordprocessingCanvas" xmlns:cx="http://schemas.microsoft.com/office/drawing/2014/chartex" xmlns:cx1="http://schemas.microsoft.com/office/drawing/2015/9/8/chartex" xmlns:cx2="http://schemas.microsoft.com/office/drawing/2015/10/21/chartex" xmlns:cx3="http://schemas.microsoft.com/office/drawing/2016/5/9/chartex" xmlns:cx4="http://schemas.microsoft.com/office/drawing/2016/5/10/chartex" xmlns:cx5="http://schemas.microsoft.com/office/drawing/2016/5/11/chartex" xmlns:cx6="http://schemas.microsoft.com/office/drawing/2016/5/12/chartex" xmlns:cx7="http://schemas.microsoft.com/office/drawing/2016/5/13/chartex" xmlns:cx8="http://schemas.microsoft.com/office/drawing/2016/5/14/chartex" xmlns:mc="http://schemas.openxmlformats.org/markup-compatibility/2006" xmlns:aink="http://schemas.microsoft.com/office/drawing/2016/ink" xmlns:am3d="http://schemas.microsoft.com/office/drawing/2017/model3d" xmlns:o="urn:schemas-microsoft-com:office:office" xmlns:oel="http://schemas.microsoft.com/office/2019/extlst" xmlns:r="http://schemas.openxmlformats.org/officeDocument/2006/relationships" xmlns:m="http://schemas.openxmlformats.org/officeDocument/2006/math" xmlns:v="urn:schemas-microsoft-com:vml" xmlns:wp14="http://schemas.microsoft.com/office/word/2010/wordprocessingDrawing" xmlns:wp="http://schemas.openxmlformats.org/drawingml/2006/wordprocessingDrawing" xmlns:w10="urn:schemas-microsoft-com:office:word" xmlns:w="http://schemas.openxmlformats.org/wordprocessingml/2006/main" xmlns:w14="http://schemas.microsoft.com/office/word/2010/wordml" xmlns:w15="http://schemas.microsoft.com/office/word/2012/wordml" xmlns:w16cex="http://schemas.microsoft.com/office/word/2018/wordml/cex" xmlns:w16cid="http://schemas.microsoft.com/office/word/2016/wordml/cid" xmlns:w16="http://schemas.microsoft.com/office/word/2018/wordml" xmlns:w16du="http://schemas.microsoft.com/office/word/2023/wordml/word16du" xmlns:w16sdtdh="http://schemas.microsoft.com/office/word/2020/wordml/sdtdatahash" xmlns:w16sdtfl="http://schemas.microsoft.com/office/word/2024/wordml/sdtformatlock" xmlns:w16se="http://schemas.microsoft.com/office/word/2015/wordml/symex" xmlns:wpg="http://schemas.microsoft.com/office/word/2010/wordprocessingGroup" xmlns:wpi="http://schemas.microsoft.com/office/word/2010/wordprocessingInk" xmlns:wne="http://schemas.microsoft.com/office/word/2006/wordml" xmlns:wps="http://schemas.microsoft.com/office/word/2010/wordprocessingShape" mc:Ignorable="w14 w15 w16se w16cid w16 w16cex w16sdtdh w16sdtfl w16du wp14">
   <w:p>
     <w:pPr>
       <w:pStyle w:val="Footer"/>
@@ -35547,7 +35594,7 @@
 </file>
 
 <file path=word/footer2.xml><?xml version="1.0" encoding="utf-8"?>
-<w:ftr xmlns:wpc="http://schemas.microsoft.com/office/word/2010/wordprocessingCanvas" xmlns:cx="http://schemas.microsoft.com/office/drawing/2014/chartex" xmlns:mc="http://schemas.openxmlformats.org/markup-compatibility/2006" xmlns:o="urn:schemas-microsoft-com:office:office" xmlns:r="http://schemas.openxmlformats.org/officeDocument/2006/relationships" xmlns:m="http://schemas.openxmlformats.org/officeDocument/2006/math" xmlns:v="urn:schemas-microsoft-com:vml" xmlns:wp14="http://schemas.microsoft.com/office/word/2010/wordprocessingDrawing" xmlns:wp="http://schemas.openxmlformats.org/drawingml/2006/wordprocessingDrawing" xmlns:w10="urn:schemas-microsoft-com:office:word" xmlns:w="http://schemas.openxmlformats.org/wordprocessingml/2006/main" xmlns:w14="http://schemas.microsoft.com/office/word/2010/wordml" xmlns:w15="http://schemas.microsoft.com/office/word/2012/wordml" xmlns:w16se="http://schemas.microsoft.com/office/word/2015/wordml/symex" xmlns:wpg="http://schemas.microsoft.com/office/word/2010/wordprocessingGroup" xmlns:wpi="http://schemas.microsoft.com/office/word/2010/wordprocessingInk" xmlns:wne="http://schemas.microsoft.com/office/word/2006/wordml" xmlns:wps="http://schemas.microsoft.com/office/word/2010/wordprocessingShape" mc:Ignorable="w14 w15 w16se wp14">
+<w:ftr xmlns:wpc="http://schemas.microsoft.com/office/word/2010/wordprocessingCanvas" xmlns:cx="http://schemas.microsoft.com/office/drawing/2014/chartex" xmlns:cx1="http://schemas.microsoft.com/office/drawing/2015/9/8/chartex" xmlns:cx2="http://schemas.microsoft.com/office/drawing/2015/10/21/chartex" xmlns:cx3="http://schemas.microsoft.com/office/drawing/2016/5/9/chartex" xmlns:cx4="http://schemas.microsoft.com/office/drawing/2016/5/10/chartex" xmlns:cx5="http://schemas.microsoft.com/office/drawing/2016/5/11/chartex" xmlns:cx6="http://schemas.microsoft.com/office/drawing/2016/5/12/chartex" xmlns:cx7="http://schemas.microsoft.com/office/drawing/2016/5/13/chartex" xmlns:cx8="http://schemas.microsoft.com/office/drawing/2016/5/14/chartex" xmlns:mc="http://schemas.openxmlformats.org/markup-compatibility/2006" xmlns:aink="http://schemas.microsoft.com/office/drawing/2016/ink" xmlns:am3d="http://schemas.microsoft.com/office/drawing/2017/model3d" xmlns:o="urn:schemas-microsoft-com:office:office" xmlns:oel="http://schemas.microsoft.com/office/2019/extlst" xmlns:r="http://schemas.openxmlformats.org/officeDocument/2006/relationships" xmlns:m="http://schemas.openxmlformats.org/officeDocument/2006/math" xmlns:v="urn:schemas-microsoft-com:vml" xmlns:wp14="http://schemas.microsoft.com/office/word/2010/wordprocessingDrawing" xmlns:wp="http://schemas.openxmlformats.org/drawingml/2006/wordprocessingDrawing" xmlns:w10="urn:schemas-microsoft-com:office:word" xmlns:w="http://schemas.openxmlformats.org/wordprocessingml/2006/main" xmlns:w14="http://schemas.microsoft.com/office/word/2010/wordml" xmlns:w15="http://schemas.microsoft.com/office/word/2012/wordml" xmlns:w16cex="http://schemas.microsoft.com/office/word/2018/wordml/cex" xmlns:w16cid="http://schemas.microsoft.com/office/word/2016/wordml/cid" xmlns:w16="http://schemas.microsoft.com/office/word/2018/wordml" xmlns:w16du="http://schemas.microsoft.com/office/word/2023/wordml/word16du" xmlns:w16sdtdh="http://schemas.microsoft.com/office/word/2020/wordml/sdtdatahash" xmlns:w16sdtfl="http://schemas.microsoft.com/office/word/2024/wordml/sdtformatlock" xmlns:w16se="http://schemas.microsoft.com/office/word/2015/wordml/symex" xmlns:wpg="http://schemas.microsoft.com/office/word/2010/wordprocessingGroup" xmlns:wpi="http://schemas.microsoft.com/office/word/2010/wordprocessingInk" xmlns:wne="http://schemas.microsoft.com/office/word/2006/wordml" xmlns:wps="http://schemas.microsoft.com/office/word/2010/wordprocessingShape" mc:Ignorable="w14 w15 w16se w16cid w16 w16cex w16sdtdh w16sdtfl w16du wp14">
   <w:p>
     <w:pPr>
       <w:pStyle w:val="Footer"/>
@@ -35618,7 +35665,7 @@
 </file>
 
 <file path=word/footnotes.xml><?xml version="1.0" encoding="utf-8"?>
-<w:footnotes xmlns:wpc="http://schemas.microsoft.com/office/word/2010/wordprocessingCanvas" xmlns:cx="http://schemas.microsoft.com/office/drawing/2014/chartex" xmlns:mc="http://schemas.openxmlformats.org/markup-compatibility/2006" xmlns:o="urn:schemas-microsoft-com:office:office" xmlns:r="http://schemas.openxmlformats.org/officeDocument/2006/relationships" xmlns:m="http://schemas.openxmlformats.org/officeDocument/2006/math" xmlns:v="urn:schemas-microsoft-com:vml" xmlns:wp14="http://schemas.microsoft.com/office/word/2010/wordprocessingDrawing" xmlns:wp="http://schemas.openxmlformats.org/drawingml/2006/wordprocessingDrawing" xmlns:w10="urn:schemas-microsoft-com:office:word" xmlns:w="http://schemas.openxmlformats.org/wordprocessingml/2006/main" xmlns:w14="http://schemas.microsoft.com/office/word/2010/wordml" xmlns:w15="http://schemas.microsoft.com/office/word/2012/wordml" xmlns:w16se="http://schemas.microsoft.com/office/word/2015/wordml/symex" xmlns:wpg="http://schemas.microsoft.com/office/word/2010/wordprocessingGroup" xmlns:wpi="http://schemas.microsoft.com/office/word/2010/wordprocessingInk" xmlns:wne="http://schemas.microsoft.com/office/word/2006/wordml" xmlns:wps="http://schemas.microsoft.com/office/word/2010/wordprocessingShape" mc:Ignorable="w14 w15 w16se wp14">
+<w:footnotes xmlns:wpc="http://schemas.microsoft.com/office/word/2010/wordprocessingCanvas" xmlns:cx="http://schemas.microsoft.com/office/drawing/2014/chartex" xmlns:cx1="http://schemas.microsoft.com/office/drawing/2015/9/8/chartex" xmlns:cx2="http://schemas.microsoft.com/office/drawing/2015/10/21/chartex" xmlns:cx3="http://schemas.microsoft.com/office/drawing/2016/5/9/chartex" xmlns:cx4="http://schemas.microsoft.com/office/drawing/2016/5/10/chartex" xmlns:cx5="http://schemas.microsoft.com/office/drawing/2016/5/11/chartex" xmlns:cx6="http://schemas.microsoft.com/office/drawing/2016/5/12/chartex" xmlns:cx7="http://schemas.microsoft.com/office/drawing/2016/5/13/chartex" xmlns:cx8="http://schemas.microsoft.com/office/drawing/2016/5/14/chartex" xmlns:mc="http://schemas.openxmlformats.org/markup-compatibility/2006" xmlns:aink="http://schemas.microsoft.com/office/drawing/2016/ink" xmlns:am3d="http://schemas.microsoft.com/office/drawing/2017/model3d" xmlns:o="urn:schemas-microsoft-com:office:office" xmlns:oel="http://schemas.microsoft.com/office/2019/extlst" xmlns:r="http://schemas.openxmlformats.org/officeDocument/2006/relationships" xmlns:m="http://schemas.openxmlformats.org/officeDocument/2006/math" xmlns:v="urn:schemas-microsoft-com:vml" xmlns:wp14="http://schemas.microsoft.com/office/word/2010/wordprocessingDrawing" xmlns:wp="http://schemas.openxmlformats.org/drawingml/2006/wordprocessingDrawing" xmlns:w10="urn:schemas-microsoft-com:office:word" xmlns:w="http://schemas.openxmlformats.org/wordprocessingml/2006/main" xmlns:w14="http://schemas.microsoft.com/office/word/2010/wordml" xmlns:w15="http://schemas.microsoft.com/office/word/2012/wordml" xmlns:w16cex="http://schemas.microsoft.com/office/word/2018/wordml/cex" xmlns:w16cid="http://schemas.microsoft.com/office/word/2016/wordml/cid" xmlns:w16="http://schemas.microsoft.com/office/word/2018/wordml" xmlns:w16du="http://schemas.microsoft.com/office/word/2023/wordml/word16du" xmlns:w16sdtdh="http://schemas.microsoft.com/office/word/2020/wordml/sdtdatahash" xmlns:w16sdtfl="http://schemas.microsoft.com/office/word/2024/wordml/sdtformatlock" xmlns:w16se="http://schemas.microsoft.com/office/word/2015/wordml/symex" xmlns:wpg="http://schemas.microsoft.com/office/word/2010/wordprocessingGroup" xmlns:wpi="http://schemas.microsoft.com/office/word/2010/wordprocessingInk" xmlns:wne="http://schemas.microsoft.com/office/word/2006/wordml" xmlns:wps="http://schemas.microsoft.com/office/word/2010/wordprocessingShape" mc:Ignorable="w14 w15 w16se w16cid w16 w16cex w16sdtdh w16sdtfl w16du wp14">
   <w:footnote w:type="separator" w:id="-1">
     <w:p>
       <w:r>
@@ -35637,7 +35684,7 @@
 </file>
 
 <file path=word/header1.xml><?xml version="1.0" encoding="utf-8"?>
-<w:hdr xmlns:wpc="http://schemas.microsoft.com/office/word/2010/wordprocessingCanvas" xmlns:cx="http://schemas.microsoft.com/office/drawing/2014/chartex" xmlns:mc="http://schemas.openxmlformats.org/markup-compatibility/2006" xmlns:o="urn:schemas-microsoft-com:office:office" xmlns:r="http://schemas.openxmlformats.org/officeDocument/2006/relationships" xmlns:m="http://schemas.openxmlformats.org/officeDocument/2006/math" xmlns:v="urn:schemas-microsoft-com:vml" xmlns:wp14="http://schemas.microsoft.com/office/word/2010/wordprocessingDrawing" xmlns:wp="http://schemas.openxmlformats.org/drawingml/2006/wordprocessingDrawing" xmlns:w10="urn:schemas-microsoft-com:office:word" xmlns:w="http://schemas.openxmlformats.org/wordprocessingml/2006/main" xmlns:w14="http://schemas.microsoft.com/office/word/2010/wordml" xmlns:w15="http://schemas.microsoft.com/office/word/2012/wordml" xmlns:w16se="http://schemas.microsoft.com/office/word/2015/wordml/symex" xmlns:wpg="http://schemas.microsoft.com/office/word/2010/wordprocessingGroup" xmlns:wpi="http://schemas.microsoft.com/office/word/2010/wordprocessingInk" xmlns:wne="http://schemas.microsoft.com/office/word/2006/wordml" xmlns:wps="http://schemas.microsoft.com/office/word/2010/wordprocessingShape" mc:Ignorable="w14 w15 w16se wp14">
+<w:hdr xmlns:wpc="http://schemas.microsoft.com/office/word/2010/wordprocessingCanvas" xmlns:cx="http://schemas.microsoft.com/office/drawing/2014/chartex" xmlns:cx1="http://schemas.microsoft.com/office/drawing/2015/9/8/chartex" xmlns:cx2="http://schemas.microsoft.com/office/drawing/2015/10/21/chartex" xmlns:cx3="http://schemas.microsoft.com/office/drawing/2016/5/9/chartex" xmlns:cx4="http://schemas.microsoft.com/office/drawing/2016/5/10/chartex" xmlns:cx5="http://schemas.microsoft.com/office/drawing/2016/5/11/chartex" xmlns:cx6="http://schemas.microsoft.com/office/drawing/2016/5/12/chartex" xmlns:cx7="http://schemas.microsoft.com/office/drawing/2016/5/13/chartex" xmlns:cx8="http://schemas.microsoft.com/office/drawing/2016/5/14/chartex" xmlns:mc="http://schemas.openxmlformats.org/markup-compatibility/2006" xmlns:aink="http://schemas.microsoft.com/office/drawing/2016/ink" xmlns:am3d="http://schemas.microsoft.com/office/drawing/2017/model3d" xmlns:o="urn:schemas-microsoft-com:office:office" xmlns:oel="http://schemas.microsoft.com/office/2019/extlst" xmlns:r="http://schemas.openxmlformats.org/officeDocument/2006/relationships" xmlns:m="http://schemas.openxmlformats.org/officeDocument/2006/math" xmlns:v="urn:schemas-microsoft-com:vml" xmlns:wp14="http://schemas.microsoft.com/office/word/2010/wordprocessingDrawing" xmlns:wp="http://schemas.openxmlformats.org/drawingml/2006/wordprocessingDrawing" xmlns:w10="urn:schemas-microsoft-com:office:word" xmlns:w="http://schemas.openxmlformats.org/wordprocessingml/2006/main" xmlns:w14="http://schemas.microsoft.com/office/word/2010/wordml" xmlns:w15="http://schemas.microsoft.com/office/word/2012/wordml" xmlns:w16cex="http://schemas.microsoft.com/office/word/2018/wordml/cex" xmlns:w16cid="http://schemas.microsoft.com/office/word/2016/wordml/cid" xmlns:w16="http://schemas.microsoft.com/office/word/2018/wordml" xmlns:w16du="http://schemas.microsoft.com/office/word/2023/wordml/word16du" xmlns:w16sdtdh="http://schemas.microsoft.com/office/word/2020/wordml/sdtdatahash" xmlns:w16sdtfl="http://schemas.microsoft.com/office/word/2024/wordml/sdtformatlock" xmlns:w16se="http://schemas.microsoft.com/office/word/2015/wordml/symex" xmlns:wpg="http://schemas.microsoft.com/office/word/2010/wordprocessingGroup" xmlns:wpi="http://schemas.microsoft.com/office/word/2010/wordprocessingInk" xmlns:wne="http://schemas.microsoft.com/office/word/2006/wordml" xmlns:wps="http://schemas.microsoft.com/office/word/2010/wordprocessingShape" mc:Ignorable="w14 w15 w16se w16cid w16 w16cex w16sdtdh w16sdtfl w16du wp14">
   <w:p>
     <w:pPr>
       <w:pStyle w:val="Header"/>
@@ -35660,7 +35707,7 @@
 </file>
 
 <file path=word/numbering.xml><?xml version="1.0" encoding="utf-8"?>
-<w:numbering xmlns:wpc="http://schemas.microsoft.com/office/word/2010/wordprocessingCanvas" xmlns:cx="http://schemas.microsoft.com/office/drawing/2014/chartex" xmlns:mc="http://schemas.openxmlformats.org/markup-compatibility/2006" xmlns:o="urn:schemas-microsoft-com:office:office" xmlns:r="http://schemas.openxmlformats.org/officeDocument/2006/relationships" xmlns:m="http://schemas.openxmlformats.org/officeDocument/2006/math" xmlns:v="urn:schemas-microsoft-com:vml" xmlns:wp14="http://schemas.microsoft.com/office/word/2010/wordprocessingDrawing" xmlns:wp="http://schemas.openxmlformats.org/drawingml/2006/wordprocessingDrawing" xmlns:w10="urn:schemas-microsoft-com:office:word" xmlns:w="http://schemas.openxmlformats.org/wordprocessingml/2006/main" xmlns:w14="http://schemas.microsoft.com/office/word/2010/wordml" xmlns:w15="http://schemas.microsoft.com/office/word/2012/wordml" xmlns:w16se="http://schemas.microsoft.com/office/word/2015/wordml/symex" xmlns:wpg="http://schemas.microsoft.com/office/word/2010/wordprocessingGroup" xmlns:wpi="http://schemas.microsoft.com/office/word/2010/wordprocessingInk" xmlns:wne="http://schemas.microsoft.com/office/word/2006/wordml" xmlns:wps="http://schemas.microsoft.com/office/word/2010/wordprocessingShape" mc:Ignorable="w14 w15 w16se wp14">
+<w:numbering xmlns:wpc="http://schemas.microsoft.com/office/word/2010/wordprocessingCanvas" xmlns:cx="http://schemas.microsoft.com/office/drawing/2014/chartex" xmlns:cx1="http://schemas.microsoft.com/office/drawing/2015/9/8/chartex" xmlns:cx2="http://schemas.microsoft.com/office/drawing/2015/10/21/chartex" xmlns:cx3="http://schemas.microsoft.com/office/drawing/2016/5/9/chartex" xmlns:cx4="http://schemas.microsoft.com/office/drawing/2016/5/10/chartex" xmlns:cx5="http://schemas.microsoft.com/office/drawing/2016/5/11/chartex" xmlns:cx6="http://schemas.microsoft.com/office/drawing/2016/5/12/chartex" xmlns:cx7="http://schemas.microsoft.com/office/drawing/2016/5/13/chartex" xmlns:cx8="http://schemas.microsoft.com/office/drawing/2016/5/14/chartex" xmlns:mc="http://schemas.openxmlformats.org/markup-compatibility/2006" xmlns:aink="http://schemas.microsoft.com/office/drawing/2016/ink" xmlns:am3d="http://schemas.microsoft.com/office/drawing/2017/model3d" xmlns:o="urn:schemas-microsoft-com:office:office" xmlns:oel="http://schemas.microsoft.com/office/2019/extlst" xmlns:r="http://schemas.openxmlformats.org/officeDocument/2006/relationships" xmlns:m="http://schemas.openxmlformats.org/officeDocument/2006/math" xmlns:v="urn:schemas-microsoft-com:vml" xmlns:wp14="http://schemas.microsoft.com/office/word/2010/wordprocessingDrawing" xmlns:wp="http://schemas.openxmlformats.org/drawingml/2006/wordprocessingDrawing" xmlns:w10="urn:schemas-microsoft-com:office:word" xmlns:w="http://schemas.openxmlformats.org/wordprocessingml/2006/main" xmlns:w14="http://schemas.microsoft.com/office/word/2010/wordml" xmlns:w15="http://schemas.microsoft.com/office/word/2012/wordml" xmlns:w16cex="http://schemas.microsoft.com/office/word/2018/wordml/cex" xmlns:w16cid="http://schemas.microsoft.com/office/word/2016/wordml/cid" xmlns:w16="http://schemas.microsoft.com/office/word/2018/wordml" xmlns:w16du="http://schemas.microsoft.com/office/word/2023/wordml/word16du" xmlns:w16sdtdh="http://schemas.microsoft.com/office/word/2020/wordml/sdtdatahash" xmlns:w16sdtfl="http://schemas.microsoft.com/office/word/2024/wordml/sdtformatlock" xmlns:w16se="http://schemas.microsoft.com/office/word/2015/wordml/symex" xmlns:wpg="http://schemas.microsoft.com/office/word/2010/wordprocessingGroup" xmlns:wpi="http://schemas.microsoft.com/office/word/2010/wordprocessingInk" xmlns:wne="http://schemas.microsoft.com/office/word/2006/wordml" xmlns:wps="http://schemas.microsoft.com/office/word/2010/wordprocessingShape" mc:Ignorable="w14 w15 w16se w16cid w16 w16cex w16sdtdh w16sdtfl w16du wp14">
   <w:abstractNum w:abstractNumId="0" w15:restartNumberingAfterBreak="0">
     <w:nsid w:val="018448E5"/>
     <w:multiLevelType w:val="hybridMultilevel"/>
@@ -39436,107 +39483,107 @@
       </w:rPr>
     </w:lvl>
   </w:abstractNum>
-  <w:num w:numId="1">
+  <w:num w:numId="1" w16cid:durableId="1744983502">
     <w:abstractNumId w:val="0"/>
   </w:num>
-  <w:num w:numId="2">
+  <w:num w:numId="2" w16cid:durableId="400182120">
     <w:abstractNumId w:val="16"/>
   </w:num>
-  <w:num w:numId="3">
+  <w:num w:numId="3" w16cid:durableId="66147541">
     <w:abstractNumId w:val="10"/>
   </w:num>
-  <w:num w:numId="4">
+  <w:num w:numId="4" w16cid:durableId="145358973">
     <w:abstractNumId w:val="25"/>
   </w:num>
-  <w:num w:numId="5">
+  <w:num w:numId="5" w16cid:durableId="1995789280">
     <w:abstractNumId w:val="31"/>
   </w:num>
-  <w:num w:numId="6">
+  <w:num w:numId="6" w16cid:durableId="1997879994">
     <w:abstractNumId w:val="17"/>
   </w:num>
-  <w:num w:numId="7">
+  <w:num w:numId="7" w16cid:durableId="2070230000">
     <w:abstractNumId w:val="23"/>
   </w:num>
-  <w:num w:numId="8">
+  <w:num w:numId="8" w16cid:durableId="1544438985">
     <w:abstractNumId w:val="24"/>
   </w:num>
-  <w:num w:numId="9">
+  <w:num w:numId="9" w16cid:durableId="922879481">
     <w:abstractNumId w:val="27"/>
   </w:num>
-  <w:num w:numId="10">
+  <w:num w:numId="10" w16cid:durableId="328220613">
     <w:abstractNumId w:val="12"/>
   </w:num>
-  <w:num w:numId="11">
+  <w:num w:numId="11" w16cid:durableId="1437288521">
     <w:abstractNumId w:val="15"/>
   </w:num>
-  <w:num w:numId="12">
+  <w:num w:numId="12" w16cid:durableId="431896426">
     <w:abstractNumId w:val="4"/>
   </w:num>
-  <w:num w:numId="13">
+  <w:num w:numId="13" w16cid:durableId="1698696905">
     <w:abstractNumId w:val="3"/>
   </w:num>
-  <w:num w:numId="14">
+  <w:num w:numId="14" w16cid:durableId="1720399373">
     <w:abstractNumId w:val="9"/>
   </w:num>
-  <w:num w:numId="15">
+  <w:num w:numId="15" w16cid:durableId="1053502326">
     <w:abstractNumId w:val="22"/>
   </w:num>
-  <w:num w:numId="16">
+  <w:num w:numId="16" w16cid:durableId="1183472719">
     <w:abstractNumId w:val="19"/>
   </w:num>
-  <w:num w:numId="17">
+  <w:num w:numId="17" w16cid:durableId="1480269423">
     <w:abstractNumId w:val="14"/>
   </w:num>
-  <w:num w:numId="18">
+  <w:num w:numId="18" w16cid:durableId="1377973103">
     <w:abstractNumId w:val="8"/>
   </w:num>
-  <w:num w:numId="19">
+  <w:num w:numId="19" w16cid:durableId="2078893657">
     <w:abstractNumId w:val="1"/>
   </w:num>
-  <w:num w:numId="20">
+  <w:num w:numId="20" w16cid:durableId="674303366">
     <w:abstractNumId w:val="28"/>
   </w:num>
-  <w:num w:numId="21">
+  <w:num w:numId="21" w16cid:durableId="2025940508">
     <w:abstractNumId w:val="7"/>
   </w:num>
-  <w:num w:numId="22">
+  <w:num w:numId="22" w16cid:durableId="113183662">
     <w:abstractNumId w:val="2"/>
   </w:num>
-  <w:num w:numId="23">
+  <w:num w:numId="23" w16cid:durableId="858618028">
     <w:abstractNumId w:val="6"/>
   </w:num>
-  <w:num w:numId="24">
+  <w:num w:numId="24" w16cid:durableId="576212309">
     <w:abstractNumId w:val="26"/>
   </w:num>
-  <w:num w:numId="25">
+  <w:num w:numId="25" w16cid:durableId="29963356">
     <w:abstractNumId w:val="13"/>
   </w:num>
-  <w:num w:numId="26">
+  <w:num w:numId="26" w16cid:durableId="978536751">
     <w:abstractNumId w:val="18"/>
   </w:num>
-  <w:num w:numId="27">
+  <w:num w:numId="27" w16cid:durableId="1264147447">
     <w:abstractNumId w:val="11"/>
   </w:num>
-  <w:num w:numId="28">
+  <w:num w:numId="28" w16cid:durableId="29306002">
     <w:abstractNumId w:val="20"/>
   </w:num>
-  <w:num w:numId="29">
+  <w:num w:numId="29" w16cid:durableId="162399426">
     <w:abstractNumId w:val="5"/>
   </w:num>
-  <w:num w:numId="30">
+  <w:num w:numId="30" w16cid:durableId="887373201">
     <w:abstractNumId w:val="21"/>
   </w:num>
-  <w:num w:numId="31">
+  <w:num w:numId="31" w16cid:durableId="1921209109">
     <w:abstractNumId w:val="30"/>
   </w:num>
-  <w:num w:numId="32">
+  <w:num w:numId="32" w16cid:durableId="311564015">
     <w:abstractNumId w:val="29"/>
   </w:num>
 </w:numbering>
 </file>
 
 <file path=word/styles.xml><?xml version="1.0" encoding="utf-8"?>
-<w:styles xmlns:mc="http://schemas.openxmlformats.org/markup-compatibility/2006" xmlns:r="http://schemas.openxmlformats.org/officeDocument/2006/relationships" xmlns:w="http://schemas.openxmlformats.org/wordprocessingml/2006/main" xmlns:w14="http://schemas.microsoft.com/office/word/2010/wordml" xmlns:w15="http://schemas.microsoft.com/office/word/2012/wordml" xmlns:w16se="http://schemas.microsoft.com/office/word/2015/wordml/symex" mc:Ignorable="w14 w15 w16se">
+<w:styles xmlns:mc="http://schemas.openxmlformats.org/markup-compatibility/2006" xmlns:r="http://schemas.openxmlformats.org/officeDocument/2006/relationships" xmlns:w="http://schemas.openxmlformats.org/wordprocessingml/2006/main" xmlns:w14="http://schemas.microsoft.com/office/word/2010/wordml" xmlns:w15="http://schemas.microsoft.com/office/word/2012/wordml" xmlns:w16cex="http://schemas.microsoft.com/office/word/2018/wordml/cex" xmlns:w16cid="http://schemas.microsoft.com/office/word/2016/wordml/cid" xmlns:w16="http://schemas.microsoft.com/office/word/2018/wordml" xmlns:w16du="http://schemas.microsoft.com/office/word/2023/wordml/word16du" xmlns:w16sdtdh="http://schemas.microsoft.com/office/word/2020/wordml/sdtdatahash" xmlns:w16sdtfl="http://schemas.microsoft.com/office/word/2024/wordml/sdtformatlock" xmlns:w16se="http://schemas.microsoft.com/office/word/2015/wordml/symex" mc:Ignorable="w14 w15 w16se w16cid w16 w16cex w16sdtdh w16sdtfl w16du">
   <w:docDefaults>
     <w:rPrDefault>
       <w:rPr>
@@ -39552,7 +39599,7 @@
       </w:pPr>
     </w:pPrDefault>
   </w:docDefaults>
-  <w:latentStyles w:defLockedState="0" w:defUIPriority="99" w:defSemiHidden="0" w:defUnhideWhenUsed="0" w:defQFormat="0" w:count="371">
+  <w:latentStyles w:defLockedState="0" w:defUIPriority="99" w:defSemiHidden="0" w:defUnhideWhenUsed="0" w:defQFormat="0" w:count="376">
     <w:lsdException w:name="Normal" w:uiPriority="0" w:qFormat="1"/>
     <w:lsdException w:name="heading 1" w:uiPriority="9" w:qFormat="1"/>
     <w:lsdException w:name="heading 2" w:semiHidden="1" w:uiPriority="9" w:unhideWhenUsed="1" w:qFormat="1"/>
@@ -39924,6 +39971,11 @@
     <w:lsdException w:name="List Table 5 Dark Accent 6" w:uiPriority="50"/>
     <w:lsdException w:name="List Table 6 Colorful Accent 6" w:uiPriority="51"/>
     <w:lsdException w:name="List Table 7 Colorful Accent 6" w:uiPriority="52"/>
+    <w:lsdException w:name="Mention" w:semiHidden="1" w:unhideWhenUsed="1"/>
+    <w:lsdException w:name="Smart Hyperlink" w:semiHidden="1" w:unhideWhenUsed="1"/>
+    <w:lsdException w:name="Hashtag" w:semiHidden="1" w:unhideWhenUsed="1"/>
+    <w:lsdException w:name="Unresolved Mention" w:semiHidden="1" w:unhideWhenUsed="1"/>
+    <w:lsdException w:name="Smart Link" w:semiHidden="1" w:unhideWhenUsed="1"/>
   </w:latentStyles>
   <w:style w:type="paragraph" w:default="1" w:styleId="Normal">
     <w:name w:val="Normal"/>

--- a/progress-report/BC CĐ ASPNET VuVanHoa_170124242_DK24TTC2.docx
+++ b/progress-report/BC CĐ ASPNET VuVanHoa_170124242_DK24TTC2.docx
@@ -187,7 +187,7 @@
           <w:szCs w:val="26"/>
         </w:rPr>
         <w:drawing>
-          <wp:inline distT="0" distB="0" distL="0" distR="0" wp14:anchorId="009F6C81" wp14:editId="332D55F3">
+          <wp:inline distT="0" distB="0" distL="0" distR="0" wp14:anchorId="009F6C81" wp14:editId="202FD1D0">
             <wp:extent cx="914400" cy="899160"/>
             <wp:effectExtent l="0" t="0" r="0" b="0"/>
             <wp:docPr id="13" name="Picture 13" descr="images"/>
@@ -1054,7 +1054,7 @@
           <w:szCs w:val="26"/>
         </w:rPr>
         <w:drawing>
-          <wp:inline distT="0" distB="0" distL="0" distR="0" wp14:anchorId="122B581B" wp14:editId="6E2F99D4">
+          <wp:inline distT="0" distB="0" distL="0" distR="0" wp14:anchorId="122B581B" wp14:editId="0E139460">
             <wp:extent cx="914400" cy="899160"/>
             <wp:effectExtent l="0" t="0" r="0" b="0"/>
             <wp:docPr id="4" name="Picture 4" descr="images"/>
@@ -14492,35 +14492,7 @@
             <w:rStyle w:val="Hyperlink"/>
             <w:noProof/>
           </w:rPr>
-          <w:t>Hình 4 Bả</w:t>
-        </w:r>
-        <w:r>
-          <w:rPr>
-            <w:rStyle w:val="Hyperlink"/>
-            <w:noProof/>
-          </w:rPr>
-          <w:t>n</w:t>
-        </w:r>
-        <w:r>
-          <w:rPr>
-            <w:rStyle w:val="Hyperlink"/>
-            <w:noProof/>
-          </w:rPr>
-          <w:t>g dữ liệu th</w:t>
-        </w:r>
-        <w:r>
-          <w:rPr>
-            <w:rStyle w:val="Hyperlink"/>
-            <w:noProof/>
-          </w:rPr>
-          <w:t>ô</w:t>
-        </w:r>
-        <w:r>
-          <w:rPr>
-            <w:rStyle w:val="Hyperlink"/>
-            <w:noProof/>
-          </w:rPr>
-          <w:t>ng tin sản phẩm</w:t>
+          <w:t>Hình 4 Bảng dữ liệu thông tin sản phẩm</w:t>
         </w:r>
         <w:r>
           <w:rPr>
@@ -16493,9 +16465,13 @@
         </w:tc>
       </w:tr>
       <w:tr>
+        <w:trPr>
+          <w:trHeight w:val="559"/>
+        </w:trPr>
         <w:tc>
           <w:tcPr>
             <w:tcW w:w="2263" w:type="dxa"/>
+            <w:vAlign w:val="center"/>
           </w:tcPr>
           <w:p>
             <w:pPr>
@@ -16517,6 +16493,7 @@
         <w:tc>
           <w:tcPr>
             <w:tcW w:w="7132" w:type="dxa"/>
+            <w:vAlign w:val="center"/>
           </w:tcPr>
           <w:p>
             <w:pPr>
@@ -16540,6 +16517,7 @@
         <w:tc>
           <w:tcPr>
             <w:tcW w:w="2263" w:type="dxa"/>
+            <w:vAlign w:val="center"/>
           </w:tcPr>
           <w:p>
             <w:pPr>
@@ -16561,6 +16539,7 @@
         <w:tc>
           <w:tcPr>
             <w:tcW w:w="7132" w:type="dxa"/>
+            <w:vAlign w:val="center"/>
           </w:tcPr>
           <w:p>
             <w:pPr>
@@ -16584,6 +16563,7 @@
         <w:tc>
           <w:tcPr>
             <w:tcW w:w="2263" w:type="dxa"/>
+            <w:vAlign w:val="center"/>
           </w:tcPr>
           <w:p>
             <w:pPr>
@@ -16605,6 +16585,7 @@
         <w:tc>
           <w:tcPr>
             <w:tcW w:w="7132" w:type="dxa"/>
+            <w:vAlign w:val="center"/>
           </w:tcPr>
           <w:p>
             <w:pPr>
@@ -16628,6 +16609,7 @@
         <w:tc>
           <w:tcPr>
             <w:tcW w:w="2263" w:type="dxa"/>
+            <w:vAlign w:val="center"/>
           </w:tcPr>
           <w:p>
             <w:pPr>
@@ -16650,6 +16632,7 @@
         <w:tc>
           <w:tcPr>
             <w:tcW w:w="7132" w:type="dxa"/>
+            <w:vAlign w:val="center"/>
           </w:tcPr>
           <w:p>
             <w:pPr>
@@ -16673,6 +16656,7 @@
         <w:tc>
           <w:tcPr>
             <w:tcW w:w="2263" w:type="dxa"/>
+            <w:vAlign w:val="center"/>
           </w:tcPr>
           <w:p>
             <w:pPr>
@@ -16697,6 +16681,7 @@
         <w:tc>
           <w:tcPr>
             <w:tcW w:w="7132" w:type="dxa"/>
+            <w:vAlign w:val="center"/>
           </w:tcPr>
           <w:p>
             <w:pPr>
@@ -16723,6 +16708,7 @@
         <w:tc>
           <w:tcPr>
             <w:tcW w:w="2263" w:type="dxa"/>
+            <w:vAlign w:val="center"/>
           </w:tcPr>
           <w:p>
             <w:pPr>
@@ -16749,6 +16735,7 @@
         <w:tc>
           <w:tcPr>
             <w:tcW w:w="7132" w:type="dxa"/>
+            <w:vAlign w:val="center"/>
           </w:tcPr>
           <w:p>
             <w:pPr>
@@ -16775,6 +16762,7 @@
         <w:tc>
           <w:tcPr>
             <w:tcW w:w="2263" w:type="dxa"/>
+            <w:vAlign w:val="center"/>
           </w:tcPr>
           <w:p>
             <w:pPr>
@@ -16798,6 +16786,7 @@
         <w:tc>
           <w:tcPr>
             <w:tcW w:w="7132" w:type="dxa"/>
+            <w:vAlign w:val="center"/>
           </w:tcPr>
           <w:p>
             <w:pPr>
@@ -16841,6 +16830,7 @@
         <w:tc>
           <w:tcPr>
             <w:tcW w:w="2263" w:type="dxa"/>
+            <w:vAlign w:val="center"/>
           </w:tcPr>
           <w:p>
             <w:pPr>
@@ -16866,6 +16856,7 @@
         <w:tc>
           <w:tcPr>
             <w:tcW w:w="7132" w:type="dxa"/>
+            <w:vAlign w:val="center"/>
           </w:tcPr>
           <w:p>
             <w:pPr>
@@ -16894,6 +16885,7 @@
         <w:tc>
           <w:tcPr>
             <w:tcW w:w="2263" w:type="dxa"/>
+            <w:vAlign w:val="center"/>
           </w:tcPr>
           <w:p>
             <w:pPr>
@@ -16919,6 +16911,7 @@
         <w:tc>
           <w:tcPr>
             <w:tcW w:w="7132" w:type="dxa"/>
+            <w:vAlign w:val="center"/>
           </w:tcPr>
           <w:p>
             <w:pPr>
@@ -16947,6 +16940,7 @@
         <w:tc>
           <w:tcPr>
             <w:tcW w:w="2263" w:type="dxa"/>
+            <w:vAlign w:val="center"/>
           </w:tcPr>
           <w:p>
             <w:pPr>
@@ -16971,6 +16965,7 @@
         <w:tc>
           <w:tcPr>
             <w:tcW w:w="7132" w:type="dxa"/>
+            <w:vAlign w:val="center"/>
           </w:tcPr>
           <w:p>
             <w:pPr>
@@ -16999,6 +16994,7 @@
         <w:tc>
           <w:tcPr>
             <w:tcW w:w="2263" w:type="dxa"/>
+            <w:vAlign w:val="center"/>
           </w:tcPr>
           <w:p>
             <w:pPr>
@@ -17022,6 +17018,7 @@
         <w:tc>
           <w:tcPr>
             <w:tcW w:w="7132" w:type="dxa"/>
+            <w:vAlign w:val="center"/>
           </w:tcPr>
           <w:p>
             <w:pPr>
@@ -17050,6 +17047,7 @@
         <w:tc>
           <w:tcPr>
             <w:tcW w:w="2263" w:type="dxa"/>
+            <w:vAlign w:val="center"/>
           </w:tcPr>
           <w:p>
             <w:pPr>
@@ -17073,6 +17071,7 @@
         <w:tc>
           <w:tcPr>
             <w:tcW w:w="7132" w:type="dxa"/>
+            <w:vAlign w:val="center"/>
           </w:tcPr>
           <w:p>
             <w:pPr>
@@ -17101,6 +17100,7 @@
         <w:tc>
           <w:tcPr>
             <w:tcW w:w="2263" w:type="dxa"/>
+            <w:vAlign w:val="center"/>
           </w:tcPr>
           <w:p>
             <w:pPr>
@@ -17124,6 +17124,7 @@
         <w:tc>
           <w:tcPr>
             <w:tcW w:w="7132" w:type="dxa"/>
+            <w:vAlign w:val="center"/>
           </w:tcPr>
           <w:p>
             <w:pPr>
@@ -17152,6 +17153,7 @@
         <w:tc>
           <w:tcPr>
             <w:tcW w:w="2263" w:type="dxa"/>
+            <w:vAlign w:val="center"/>
           </w:tcPr>
           <w:p>
             <w:pPr>
@@ -17170,6 +17172,7 @@
         <w:tc>
           <w:tcPr>
             <w:tcW w:w="7132" w:type="dxa"/>
+            <w:vAlign w:val="center"/>
           </w:tcPr>
           <w:p>
             <w:pPr>
@@ -17208,8 +17211,8 @@
     <w:p>
       <w:pPr>
         <w:widowControl w:val="0"/>
-        <w:spacing w:before="120" w:after="120" w:line="23" w:lineRule="atLeast"/>
-        <w:ind w:left="4143" w:right="-20"/>
+        <w:spacing w:before="120" w:after="120" w:line="360" w:lineRule="auto"/>
+        <w:ind w:left="4145" w:right="-23"/>
         <w:rPr>
           <w:rFonts w:cs="Times New Roman"/>
           <w:b/>
@@ -19771,14 +19774,14 @@
       <w:pPr>
         <w:pStyle w:val="Heading3"/>
       </w:pPr>
-      <w:bookmarkStart w:id="148" w:name="_Toc215040954"/>
+      <w:bookmarkStart w:id="147" w:name="_Toc215040954"/>
       <w:r>
         <w:t>2.2.2 Lịch sử phát tr</w:t>
       </w:r>
       <w:r>
         <w:t>iển</w:t>
       </w:r>
-      <w:bookmarkEnd w:id="148"/>
+      <w:bookmarkEnd w:id="147"/>
     </w:p>
     <w:p>
       <w:pPr>
@@ -19870,11 +19873,11 @@
       <w:pPr>
         <w:pStyle w:val="Heading3"/>
       </w:pPr>
-      <w:bookmarkStart w:id="149" w:name="_Toc215040955"/>
+      <w:bookmarkStart w:id="148" w:name="_Toc215040955"/>
       <w:r>
         <w:t>2.2.3 Tính năng của ASP.NET MVC</w:t>
       </w:r>
-      <w:bookmarkEnd w:id="149"/>
+      <w:bookmarkEnd w:id="148"/>
     </w:p>
     <w:p>
       <w:pPr>
@@ -19932,7 +19935,7 @@
           <w:spacing w:val="-2"/>
         </w:rPr>
       </w:pPr>
-      <w:bookmarkStart w:id="150" w:name="_Toc215040956"/>
+      <w:bookmarkStart w:id="149" w:name="_Toc215040956"/>
       <w:r>
         <w:rPr>
           <w:rFonts w:cs="Times New Roman"/>
@@ -19951,23 +19954,23 @@
         </w:rPr>
         <w:t xml:space="preserve"> (C Sharp)</w:t>
       </w:r>
+      <w:bookmarkEnd w:id="149"/>
+    </w:p>
+    <w:p>
+      <w:pPr>
+        <w:pStyle w:val="Heading3"/>
+      </w:pPr>
+      <w:bookmarkStart w:id="150" w:name="_Toc215040957"/>
+      <w:r>
+        <w:t>2.</w:t>
+      </w:r>
+      <w:r>
+        <w:t>3</w:t>
+      </w:r>
+      <w:r>
+        <w:t>.1 Tổng quan</w:t>
+      </w:r>
       <w:bookmarkEnd w:id="150"/>
-    </w:p>
-    <w:p>
-      <w:pPr>
-        <w:pStyle w:val="Heading3"/>
-      </w:pPr>
-      <w:bookmarkStart w:id="151" w:name="_Toc215040957"/>
-      <w:r>
-        <w:t>2.</w:t>
-      </w:r>
-      <w:r>
-        <w:t>3</w:t>
-      </w:r>
-      <w:r>
-        <w:t>.1 Tổng quan</w:t>
-      </w:r>
-      <w:bookmarkEnd w:id="151"/>
     </w:p>
     <w:p>
       <w:pPr>
@@ -20062,7 +20065,7 @@
           <w:spacing w:val="-2"/>
         </w:rPr>
       </w:pPr>
-      <w:bookmarkStart w:id="152" w:name="_Toc215040958"/>
+      <w:bookmarkStart w:id="151" w:name="_Toc215040958"/>
       <w:r>
         <w:rPr>
           <w:rFonts w:cs="Times New Roman"/>
@@ -20090,18 +20093,39 @@
         </w:rPr>
         <w:t>ác Controls của ASP.NET</w:t>
       </w:r>
+      <w:bookmarkEnd w:id="151"/>
+    </w:p>
+    <w:p>
+      <w:pPr>
+        <w:pStyle w:val="Heading3"/>
+      </w:pPr>
+      <w:bookmarkStart w:id="152" w:name="_Toc215040959"/>
+      <w:r>
+        <w:t xml:space="preserve">2.4.1 </w:t>
+      </w:r>
+      <w:r>
+        <w:t>Tổng quan</w:t>
+      </w:r>
       <w:bookmarkEnd w:id="152"/>
     </w:p>
     <w:p>
       <w:pPr>
+        <w:pStyle w:val="BaoCao"/>
+      </w:pPr>
+      <w:r>
+        <w:t>Trong công nghệ ASP.NET, Control (điều khiển) là các thành phần giao diện được sử dụng để tạo, hiển thị và tương tác với người dùng trên trang web. Các control giúp lập trình viên dễ dàng xây dựng giao diện động mà không cần viết quá nhiều mã HTML hoặc JavaScript thủ công. ASP.NET cung cấp một tập hợp phong phú các server controls, HTML controls và validation controls nhằm đáp ứng đa dạng nhu cầu phát triển web.</w:t>
+      </w:r>
+    </w:p>
+    <w:p>
+      <w:pPr>
         <w:pStyle w:val="Heading3"/>
       </w:pPr>
-      <w:bookmarkStart w:id="153" w:name="_Toc215040959"/>
-      <w:r>
-        <w:t xml:space="preserve">2.4.1 </w:t>
-      </w:r>
-      <w:r>
-        <w:t>Tổng quan</w:t>
+      <w:bookmarkStart w:id="153" w:name="_Toc215040960"/>
+      <w:r>
+        <w:t xml:space="preserve">2.4.2 </w:t>
+      </w:r>
+      <w:r>
+        <w:t>HTML Controls</w:t>
       </w:r>
       <w:bookmarkEnd w:id="153"/>
     </w:p>
@@ -20110,53 +20134,32 @@
         <w:pStyle w:val="BaoCao"/>
       </w:pPr>
       <w:r>
-        <w:t>Trong công nghệ ASP.NET, Control (điều khiển) là các thành phần giao diện được sử dụng để tạo, hiển thị và tương tác với người dùng trên trang web. Các control giúp lập trình viên dễ dàng xây dựng giao diện động mà không cần viết quá nhiều mã HTML hoặc JavaScript thủ công. ASP.NET cung cấp một tập hợp phong phú các server controls, HTML controls và validation controls nhằm đáp ứng đa dạng nhu cầu phát triển web.</w:t>
+        <w:t>HTML Controls là các thẻ HTML thông thường được mở rộng để hoạt động như server controls bằng cách thêm thuộc tính runat="server". Khi đó, ASP.NET có thể truy cập và xử lý các phần tử này trên máy chủ.</w:t>
+      </w:r>
+    </w:p>
+    <w:p>
+      <w:pPr>
+        <w:pStyle w:val="BaoCao"/>
+      </w:pPr>
+      <w:r>
+        <w:t>Giúp lập trình viên điều khiển nội dung và hành vi của thẻ HTML trực tiếp từ mã C# trên server.</w:t>
       </w:r>
     </w:p>
     <w:p>
       <w:pPr>
         <w:pStyle w:val="Heading3"/>
       </w:pPr>
-      <w:bookmarkStart w:id="154" w:name="_Toc215040960"/>
-      <w:r>
-        <w:t xml:space="preserve">2.4.2 </w:t>
-      </w:r>
-      <w:r>
-        <w:t>HTML Controls</w:t>
+      <w:bookmarkStart w:id="154" w:name="_Toc215040961"/>
+      <w:r>
+        <w:t>2.4.</w:t>
+      </w:r>
+      <w:r>
+        <w:t>3</w:t>
+      </w:r>
+      <w:r>
+        <w:t xml:space="preserve"> Web Server Controls</w:t>
       </w:r>
       <w:bookmarkEnd w:id="154"/>
-    </w:p>
-    <w:p>
-      <w:pPr>
-        <w:pStyle w:val="BaoCao"/>
-      </w:pPr>
-      <w:r>
-        <w:t>HTML Controls là các thẻ HTML thông thường được mở rộng để hoạt động như server controls bằng cách thêm thuộc tính runat="server". Khi đó, ASP.NET có thể truy cập và xử lý các phần tử này trên máy chủ.</w:t>
-      </w:r>
-    </w:p>
-    <w:p>
-      <w:pPr>
-        <w:pStyle w:val="BaoCao"/>
-      </w:pPr>
-      <w:r>
-        <w:t>Giúp lập trình viên điều khiển nội dung và hành vi của thẻ HTML trực tiếp từ mã C# trên server.</w:t>
-      </w:r>
-    </w:p>
-    <w:p>
-      <w:pPr>
-        <w:pStyle w:val="Heading3"/>
-      </w:pPr>
-      <w:bookmarkStart w:id="155" w:name="_Toc215040961"/>
-      <w:r>
-        <w:t>2.4.</w:t>
-      </w:r>
-      <w:r>
-        <w:t>3</w:t>
-      </w:r>
-      <w:r>
-        <w:t xml:space="preserve"> Web Server Controls</w:t>
-      </w:r>
-      <w:bookmarkEnd w:id="155"/>
     </w:p>
     <w:p>
       <w:pPr>
@@ -20736,7 +20739,7 @@
       <w:pPr>
         <w:pStyle w:val="Heading3"/>
       </w:pPr>
-      <w:bookmarkStart w:id="156" w:name="_Toc215040962"/>
+      <w:bookmarkStart w:id="155" w:name="_Toc215040962"/>
       <w:r>
         <w:t>2.4.</w:t>
       </w:r>
@@ -20746,7 +20749,7 @@
       <w:r>
         <w:t xml:space="preserve"> Validation Controls</w:t>
       </w:r>
-      <w:bookmarkEnd w:id="156"/>
+      <w:bookmarkEnd w:id="155"/>
     </w:p>
     <w:p>
       <w:pPr>
@@ -21149,7 +21152,7 @@
           <w:spacing w:val="-2"/>
         </w:rPr>
       </w:pPr>
-      <w:bookmarkStart w:id="157" w:name="_Toc215040963"/>
+      <w:bookmarkStart w:id="156" w:name="_Toc215040963"/>
       <w:r>
         <w:rPr>
           <w:rFonts w:cs="Times New Roman"/>
@@ -21160,17 +21163,17 @@
         <w:lastRenderedPageBreak/>
         <w:t>2.5 Giới thiệu ADO.NET và các đối tượng truy cập CSDL</w:t>
       </w:r>
+      <w:bookmarkEnd w:id="156"/>
+    </w:p>
+    <w:p>
+      <w:pPr>
+        <w:pStyle w:val="Heading3"/>
+      </w:pPr>
+      <w:bookmarkStart w:id="157" w:name="_Toc215040964"/>
+      <w:r>
+        <w:t>2.5.1 Khái niệm về ADO.NET</w:t>
+      </w:r>
       <w:bookmarkEnd w:id="157"/>
-    </w:p>
-    <w:p>
-      <w:pPr>
-        <w:pStyle w:val="Heading3"/>
-      </w:pPr>
-      <w:bookmarkStart w:id="158" w:name="_Toc215040964"/>
-      <w:r>
-        <w:t>2.5.1 Khái niệm về ADO.NET</w:t>
-      </w:r>
-      <w:bookmarkEnd w:id="158"/>
     </w:p>
     <w:p>
       <w:pPr>
@@ -21269,7 +21272,7 @@
       <w:pPr>
         <w:pStyle w:val="Heading3"/>
       </w:pPr>
-      <w:bookmarkStart w:id="159" w:name="_Toc215040965"/>
+      <w:bookmarkStart w:id="158" w:name="_Toc215040965"/>
       <w:r>
         <w:t>2.5.</w:t>
       </w:r>
@@ -21279,7 +21282,7 @@
       <w:r>
         <w:t xml:space="preserve"> Mô hình hoạt động của ADO.NET</w:t>
       </w:r>
-      <w:bookmarkEnd w:id="159"/>
+      <w:bookmarkEnd w:id="158"/>
     </w:p>
     <w:p>
       <w:pPr>
@@ -21352,7 +21355,7 @@
       <w:pPr>
         <w:pStyle w:val="Heading3"/>
       </w:pPr>
-      <w:bookmarkStart w:id="160" w:name="_Toc215040966"/>
+      <w:bookmarkStart w:id="159" w:name="_Toc215040966"/>
       <w:r>
         <w:t>2.5.</w:t>
       </w:r>
@@ -21365,7 +21368,7 @@
       <w:r>
         <w:t>Các đối tượng chính trong ADO.NET</w:t>
       </w:r>
-      <w:bookmarkEnd w:id="160"/>
+      <w:bookmarkEnd w:id="159"/>
     </w:p>
     <w:tbl>
       <w:tblPr>
@@ -22125,11 +22128,11 @@
       <w:pPr>
         <w:pStyle w:val="Heading3"/>
       </w:pPr>
-      <w:bookmarkStart w:id="161" w:name="_Toc215040967"/>
+      <w:bookmarkStart w:id="160" w:name="_Toc215040967"/>
       <w:r>
         <w:t>2.5.4 Quy trình truy cập dữ liệu với ADO.NET</w:t>
       </w:r>
-      <w:bookmarkEnd w:id="161"/>
+      <w:bookmarkEnd w:id="160"/>
     </w:p>
     <w:p>
       <w:pPr>
@@ -22215,7 +22218,7 @@
           <w:color w:val="000000"/>
         </w:rPr>
       </w:pPr>
-      <w:bookmarkStart w:id="162" w:name="_Toc215040968"/>
+      <w:bookmarkStart w:id="161" w:name="_Toc215040968"/>
       <w:r>
         <w:rPr>
           <w:rFonts w:cs="Times New Roman"/>
@@ -22354,17 +22357,17 @@
         </w:rPr>
         <w:t>erver</w:t>
       </w:r>
+      <w:bookmarkEnd w:id="161"/>
+    </w:p>
+    <w:p>
+      <w:pPr>
+        <w:pStyle w:val="Heading3"/>
+      </w:pPr>
+      <w:bookmarkStart w:id="162" w:name="_Toc215040969"/>
+      <w:r>
+        <w:t>2.6.1 Tổng quan</w:t>
+      </w:r>
       <w:bookmarkEnd w:id="162"/>
-    </w:p>
-    <w:p>
-      <w:pPr>
-        <w:pStyle w:val="Heading3"/>
-      </w:pPr>
-      <w:bookmarkStart w:id="163" w:name="_Toc215040969"/>
-      <w:r>
-        <w:t>2.6.1 Tổng quan</w:t>
-      </w:r>
-      <w:bookmarkEnd w:id="163"/>
     </w:p>
     <w:p>
       <w:pPr>
@@ -22408,11 +22411,11 @@
       <w:pPr>
         <w:pStyle w:val="Heading3"/>
       </w:pPr>
-      <w:bookmarkStart w:id="164" w:name="_Toc215040970"/>
+      <w:bookmarkStart w:id="163" w:name="_Toc215040970"/>
       <w:r>
         <w:t>2.6.2 Lịch sử phát triển</w:t>
       </w:r>
-      <w:bookmarkEnd w:id="164"/>
+      <w:bookmarkEnd w:id="163"/>
     </w:p>
     <w:p>
       <w:pPr>
@@ -22533,12 +22536,12 @@
       <w:pPr>
         <w:pStyle w:val="Heading3"/>
       </w:pPr>
-      <w:bookmarkStart w:id="165" w:name="_Toc215040971"/>
+      <w:bookmarkStart w:id="164" w:name="_Toc215040971"/>
       <w:r>
         <w:lastRenderedPageBreak/>
         <w:t>2.6.3 Cấu trúc của SQL Server</w:t>
       </w:r>
-      <w:bookmarkEnd w:id="165"/>
+      <w:bookmarkEnd w:id="164"/>
     </w:p>
     <w:p>
       <w:pPr>
@@ -22643,11 +22646,11 @@
       <w:pPr>
         <w:pStyle w:val="Heading3"/>
       </w:pPr>
-      <w:bookmarkStart w:id="166" w:name="_Toc215040972"/>
+      <w:bookmarkStart w:id="165" w:name="_Toc215040972"/>
       <w:r>
         <w:t>2.6.4 Kết luận</w:t>
       </w:r>
-      <w:bookmarkEnd w:id="166"/>
+      <w:bookmarkEnd w:id="165"/>
     </w:p>
     <w:p>
       <w:pPr>
@@ -22676,7 +22679,7 @@
           <w:spacing w:val="-2"/>
         </w:rPr>
       </w:pPr>
-      <w:bookmarkStart w:id="167" w:name="_Toc215040973"/>
+      <w:bookmarkStart w:id="166" w:name="_Toc215040973"/>
       <w:r>
         <w:rPr>
           <w:rFonts w:cs="Times New Roman"/>
@@ -22686,17 +22689,17 @@
         </w:rPr>
         <w:t>2.7 Giới thiệu về Bootstrap</w:t>
       </w:r>
+      <w:bookmarkEnd w:id="166"/>
+    </w:p>
+    <w:p>
+      <w:pPr>
+        <w:pStyle w:val="Heading3"/>
+      </w:pPr>
+      <w:bookmarkStart w:id="167" w:name="_Toc215040974"/>
+      <w:r>
+        <w:t>2.7.1 Khái niệm về Bootstrap</w:t>
+      </w:r>
       <w:bookmarkEnd w:id="167"/>
-    </w:p>
-    <w:p>
-      <w:pPr>
-        <w:pStyle w:val="Heading3"/>
-      </w:pPr>
-      <w:bookmarkStart w:id="168" w:name="_Toc215040974"/>
-      <w:r>
-        <w:t>2.7.1 Khái niệm về Bootstrap</w:t>
-      </w:r>
-      <w:bookmarkEnd w:id="168"/>
     </w:p>
     <w:p>
       <w:pPr>
@@ -22790,11 +22793,11 @@
       <w:pPr>
         <w:pStyle w:val="Heading3"/>
       </w:pPr>
-      <w:bookmarkStart w:id="169" w:name="_Toc215040975"/>
+      <w:bookmarkStart w:id="168" w:name="_Toc215040975"/>
       <w:r>
         <w:t>2.7.2 Mục tiêu và ưu điểm của Bootstrap</w:t>
       </w:r>
-      <w:bookmarkEnd w:id="169"/>
+      <w:bookmarkEnd w:id="168"/>
     </w:p>
     <w:p>
       <w:pPr>
@@ -22811,7 +22814,7 @@
           <w:szCs w:val="26"/>
         </w:rPr>
       </w:pPr>
-      <w:bookmarkStart w:id="170" w:name="_Toc215040976"/>
+      <w:bookmarkStart w:id="169" w:name="_Toc215040976"/>
       <w:r>
         <w:rPr>
           <w:rFonts w:cs="Times New Roman"/>
@@ -22823,7 +22826,7 @@
         </w:rPr>
         <w:t>2.7.2.1. Mục tiêu phát triển</w:t>
       </w:r>
-      <w:bookmarkEnd w:id="170"/>
+      <w:bookmarkEnd w:id="169"/>
     </w:p>
     <w:p>
       <w:pPr>
@@ -22881,7 +22884,7 @@
           <w:szCs w:val="26"/>
         </w:rPr>
       </w:pPr>
-      <w:bookmarkStart w:id="171" w:name="_Toc215040977"/>
+      <w:bookmarkStart w:id="170" w:name="_Toc215040977"/>
       <w:r>
         <w:rPr>
           <w:rFonts w:cs="Times New Roman"/>
@@ -22893,57 +22896,57 @@
         </w:rPr>
         <w:t>2.7.2.2. Ưu điểm nổi bật</w:t>
       </w:r>
+      <w:bookmarkEnd w:id="170"/>
+    </w:p>
+    <w:p>
+      <w:pPr>
+        <w:pStyle w:val="BaoCao"/>
+      </w:pPr>
+      <w:r>
+        <w:t>Dễ sử dụng: chỉ cần nắm vững HTML và CSS cơ bản là có thể áp dụng.</w:t>
+      </w:r>
+    </w:p>
+    <w:p>
+      <w:pPr>
+        <w:pStyle w:val="BaoCao"/>
+      </w:pPr>
+      <w:r>
+        <w:t>Responsive Design: tự động điều chỉnh bố cục phù hợp với các kích thước màn hình (máy tính, máy tính bảng, điện thoại).</w:t>
+      </w:r>
+    </w:p>
+    <w:p>
+      <w:pPr>
+        <w:pStyle w:val="BaoCao"/>
+      </w:pPr>
+      <w:r>
+        <w:t>Tính nhất quán cao: các thành phần giao diện được định nghĩa sẵn theo cùng một chuẩn thiết kế.</w:t>
+      </w:r>
+    </w:p>
+    <w:p>
+      <w:pPr>
+        <w:pStyle w:val="BaoCao"/>
+      </w:pPr>
+      <w:r>
+        <w:t>Tích hợp dễ dàng: tương thích với hầu hết các framework front-end và thư viện JavaScript khác.</w:t>
+      </w:r>
+    </w:p>
+    <w:p>
+      <w:pPr>
+        <w:pStyle w:val="BaoCao"/>
+      </w:pPr>
+      <w:r>
+        <w:t>Cộng đồng lớn: tài liệu phong phú, nhiều ví dụ và hỗ trợ từ cộng đồng lập trình viên toàn cầu.</w:t>
+      </w:r>
+    </w:p>
+    <w:p>
+      <w:pPr>
+        <w:pStyle w:val="Heading3"/>
+      </w:pPr>
+      <w:bookmarkStart w:id="171" w:name="_Toc215040978"/>
+      <w:r>
+        <w:t>2.7.3 Cấu trúc và thành phần của Bootstrap</w:t>
+      </w:r>
       <w:bookmarkEnd w:id="171"/>
-    </w:p>
-    <w:p>
-      <w:pPr>
-        <w:pStyle w:val="BaoCao"/>
-      </w:pPr>
-      <w:r>
-        <w:t>Dễ sử dụng: chỉ cần nắm vững HTML và CSS cơ bản là có thể áp dụng.</w:t>
-      </w:r>
-    </w:p>
-    <w:p>
-      <w:pPr>
-        <w:pStyle w:val="BaoCao"/>
-      </w:pPr>
-      <w:r>
-        <w:t>Responsive Design: tự động điều chỉnh bố cục phù hợp với các kích thước màn hình (máy tính, máy tính bảng, điện thoại).</w:t>
-      </w:r>
-    </w:p>
-    <w:p>
-      <w:pPr>
-        <w:pStyle w:val="BaoCao"/>
-      </w:pPr>
-      <w:r>
-        <w:t>Tính nhất quán cao: các thành phần giao diện được định nghĩa sẵn theo cùng một chuẩn thiết kế.</w:t>
-      </w:r>
-    </w:p>
-    <w:p>
-      <w:pPr>
-        <w:pStyle w:val="BaoCao"/>
-      </w:pPr>
-      <w:r>
-        <w:t>Tích hợp dễ dàng: tương thích với hầu hết các framework front-end và thư viện JavaScript khác.</w:t>
-      </w:r>
-    </w:p>
-    <w:p>
-      <w:pPr>
-        <w:pStyle w:val="BaoCao"/>
-      </w:pPr>
-      <w:r>
-        <w:t>Cộng đồng lớn: tài liệu phong phú, nhiều ví dụ và hỗ trợ từ cộng đồng lập trình viên toàn cầu.</w:t>
-      </w:r>
-    </w:p>
-    <w:p>
-      <w:pPr>
-        <w:pStyle w:val="Heading3"/>
-      </w:pPr>
-      <w:bookmarkStart w:id="172" w:name="_Toc215040978"/>
-      <w:r>
-        <w:t>2.7.3 Cấu trúc và thành phần của Bootstrap</w:t>
-      </w:r>
-      <w:bookmarkEnd w:id="172"/>
     </w:p>
     <w:p>
       <w:pPr>
@@ -23035,7 +23038,7 @@
       <w:pPr>
         <w:pStyle w:val="Heading3"/>
       </w:pPr>
-      <w:bookmarkStart w:id="173" w:name="_Toc215040979"/>
+      <w:bookmarkStart w:id="172" w:name="_Toc215040979"/>
       <w:r>
         <w:lastRenderedPageBreak/>
         <w:t xml:space="preserve">2.7.4 </w:t>
@@ -23046,7 +23049,7 @@
       <w:r>
         <w:t xml:space="preserve"> của Bootstrap</w:t>
       </w:r>
-      <w:bookmarkEnd w:id="173"/>
+      <w:bookmarkEnd w:id="172"/>
     </w:p>
     <w:p>
       <w:pPr>
@@ -23131,7 +23134,7 @@
           <w:spacing w:val="-2"/>
         </w:rPr>
       </w:pPr>
-      <w:bookmarkStart w:id="174" w:name="_Toc215040980"/>
+      <w:bookmarkStart w:id="173" w:name="_Toc215040980"/>
       <w:r>
         <w:rPr>
           <w:rFonts w:cs="Times New Roman"/>
@@ -23141,43 +23144,43 @@
         </w:rPr>
         <w:t>2.8 Giới thiệu về Entity Framework</w:t>
       </w:r>
+      <w:bookmarkEnd w:id="173"/>
+    </w:p>
+    <w:p>
+      <w:pPr>
+        <w:pStyle w:val="Heading3"/>
+      </w:pPr>
+      <w:bookmarkStart w:id="174" w:name="_Toc215040981"/>
+      <w:r>
+        <w:t>2.8.1 Giới thiệu về Entity Framework</w:t>
+      </w:r>
       <w:bookmarkEnd w:id="174"/>
     </w:p>
     <w:p>
       <w:pPr>
+        <w:pStyle w:val="BaoCao"/>
+      </w:pPr>
+      <w:r>
+        <w:t>Entity Framework (EF) là một ORM (Object-Relational Mapping Framework) do Microsoft phát triển, được sử dụng để hỗ trợ các lập trình viên .NET trong việc tương tác với cơ sở dữ liệu. Thay vì phải viết thủ công các câu lệnh SQL, lập trình viên có thể thao tác trực tiếp với các đối tượng (objects) trong ngôn ngữ lập trình C# hoặc VB.NET.</w:t>
+      </w:r>
+    </w:p>
+    <w:p>
+      <w:pPr>
+        <w:pStyle w:val="BaoCao"/>
+      </w:pPr>
+      <w:r>
+        <w:t>Entity Framework giúp chuyển đổi dữ liệu giữa cơ sở dữ liệu quan hệ (Relational Database) và các đối tượng hướng đối tượng (Objects) trong ứng dụng, qua đó giảm thiểu sự phức tạp trong quản lý và truy xuất dữ liệu.</w:t>
+      </w:r>
+    </w:p>
+    <w:p>
+      <w:pPr>
         <w:pStyle w:val="Heading3"/>
       </w:pPr>
-      <w:bookmarkStart w:id="175" w:name="_Toc215040981"/>
-      <w:r>
-        <w:t>2.8.1 Giới thiệu về Entity Framework</w:t>
+      <w:bookmarkStart w:id="175" w:name="_Toc215040982"/>
+      <w:r>
+        <w:t>2.8.2 Mục tiêu và vai trò của Entity Framework</w:t>
       </w:r>
       <w:bookmarkEnd w:id="175"/>
-    </w:p>
-    <w:p>
-      <w:pPr>
-        <w:pStyle w:val="BaoCao"/>
-      </w:pPr>
-      <w:r>
-        <w:t>Entity Framework (EF) là một ORM (Object-Relational Mapping Framework) do Microsoft phát triển, được sử dụng để hỗ trợ các lập trình viên .NET trong việc tương tác với cơ sở dữ liệu. Thay vì phải viết thủ công các câu lệnh SQL, lập trình viên có thể thao tác trực tiếp với các đối tượng (objects) trong ngôn ngữ lập trình C# hoặc VB.NET.</w:t>
-      </w:r>
-    </w:p>
-    <w:p>
-      <w:pPr>
-        <w:pStyle w:val="BaoCao"/>
-      </w:pPr>
-      <w:r>
-        <w:t>Entity Framework giúp chuyển đổi dữ liệu giữa cơ sở dữ liệu quan hệ (Relational Database) và các đối tượng hướng đối tượng (Objects) trong ứng dụng, qua đó giảm thiểu sự phức tạp trong quản lý và truy xuất dữ liệu.</w:t>
-      </w:r>
-    </w:p>
-    <w:p>
-      <w:pPr>
-        <w:pStyle w:val="Heading3"/>
-      </w:pPr>
-      <w:bookmarkStart w:id="176" w:name="_Toc215040982"/>
-      <w:r>
-        <w:t>2.8.2 Mục tiêu và vai trò của Entity Framework</w:t>
-      </w:r>
-      <w:bookmarkEnd w:id="176"/>
     </w:p>
     <w:p>
       <w:pPr>
@@ -23331,7 +23334,7 @@
           <w:rFonts w:cs="Times New Roman"/>
         </w:rPr>
       </w:pPr>
-      <w:bookmarkStart w:id="177" w:name="_Toc215040983"/>
+      <w:bookmarkStart w:id="176" w:name="_Toc215040983"/>
       <w:r>
         <w:rPr>
           <w:rFonts w:cs="Times New Roman"/>
@@ -23377,7 +23380,7 @@
         </w:rPr>
         <w:t>: CÀI ĐẶT VÀ THỬ NGHIỆM</w:t>
       </w:r>
-      <w:bookmarkEnd w:id="177"/>
+      <w:bookmarkEnd w:id="176"/>
     </w:p>
     <w:p>
       <w:pPr>
@@ -23390,7 +23393,7 @@
           <w:w w:val="99"/>
         </w:rPr>
       </w:pPr>
-      <w:bookmarkStart w:id="178" w:name="_Toc215040984"/>
+      <w:bookmarkStart w:id="177" w:name="_Toc215040984"/>
       <w:r>
         <w:rPr>
           <w:rFonts w:cs="Times New Roman"/>
@@ -23425,7 +23428,7 @@
         </w:rPr>
         <w:t>Cài đặt</w:t>
       </w:r>
-      <w:bookmarkEnd w:id="178"/>
+      <w:bookmarkEnd w:id="177"/>
     </w:p>
     <w:p>
       <w:pPr>
@@ -23511,7 +23514,7 @@
           <w:color w:val="000000"/>
         </w:rPr>
       </w:pPr>
-      <w:bookmarkStart w:id="179" w:name="_Toc215040985"/>
+      <w:bookmarkStart w:id="178" w:name="_Toc215040985"/>
       <w:r>
         <w:rPr>
           <w:rFonts w:cs="Times New Roman"/>
@@ -23546,7 +23549,7 @@
         </w:rPr>
         <w:t>Thử nghiệm</w:t>
       </w:r>
-      <w:bookmarkEnd w:id="179"/>
+      <w:bookmarkEnd w:id="178"/>
     </w:p>
     <w:p>
       <w:pPr>
@@ -23700,7 +23703,7 @@
                                 <w:szCs w:val="26"/>
                               </w:rPr>
                             </w:pPr>
-                            <w:bookmarkStart w:id="180" w:name="_Toc215041020"/>
+                            <w:bookmarkStart w:id="179" w:name="_Toc215041020"/>
                             <w:r>
                               <w:rPr>
                                 <w:iCs w:val="0"/>
@@ -23765,7 +23768,7 @@
                               </w:rPr>
                               <w:t xml:space="preserve"> Bảng dữ liệu tài khoản người dùng</w:t>
                             </w:r>
-                            <w:bookmarkEnd w:id="180"/>
+                            <w:bookmarkEnd w:id="179"/>
                           </w:p>
                         </w:txbxContent>
                       </wps:txbx>
@@ -23944,7 +23947,7 @@
                                 <w:szCs w:val="26"/>
                               </w:rPr>
                             </w:pPr>
-                            <w:bookmarkStart w:id="182" w:name="_Toc215041021"/>
+                            <w:bookmarkStart w:id="180" w:name="_Toc215041021"/>
                             <w:r>
                               <w:rPr>
                                 <w:color w:val="auto"/>
@@ -24002,7 +24005,7 @@
                               </w:rPr>
                               <w:t xml:space="preserve"> Bảng dữ liệu thông tin sản phẩm</w:t>
                             </w:r>
-                            <w:bookmarkEnd w:id="182"/>
+                            <w:bookmarkEnd w:id="180"/>
                           </w:p>
                         </w:txbxContent>
                       </wps:txbx>
@@ -24216,7 +24219,7 @@
                                 <w:szCs w:val="26"/>
                               </w:rPr>
                             </w:pPr>
-                            <w:bookmarkStart w:id="184" w:name="_Toc215041022"/>
+                            <w:bookmarkStart w:id="181" w:name="_Toc215041022"/>
                             <w:r>
                               <w:rPr>
                                 <w:color w:val="auto"/>
@@ -24274,7 +24277,7 @@
                               </w:rPr>
                               <w:t xml:space="preserve"> Bảng dữ liệu đơn hàng</w:t>
                             </w:r>
-                            <w:bookmarkEnd w:id="184"/>
+                            <w:bookmarkEnd w:id="181"/>
                           </w:p>
                         </w:txbxContent>
                       </wps:txbx>
@@ -24493,7 +24496,7 @@
       <w:pPr>
         <w:pStyle w:val="Heading2"/>
       </w:pPr>
-      <w:bookmarkStart w:id="186" w:name="_Toc215040986"/>
+      <w:bookmarkStart w:id="182" w:name="_Toc215040986"/>
       <w:r>
         <w:t xml:space="preserve">3.3 </w:t>
       </w:r>
@@ -24506,7 +24509,7 @@
         </w:rPr>
         <w:t>Ứng dụng minh họa</w:t>
       </w:r>
-      <w:bookmarkEnd w:id="186"/>
+      <w:bookmarkEnd w:id="182"/>
       <w:r>
         <w:t xml:space="preserve"> </w:t>
       </w:r>
@@ -24515,14 +24518,14 @@
       <w:pPr>
         <w:pStyle w:val="Heading3"/>
       </w:pPr>
-      <w:bookmarkStart w:id="187" w:name="_Toc215040987"/>
+      <w:bookmarkStart w:id="183" w:name="_Toc215040987"/>
       <w:r>
         <w:t xml:space="preserve">3.3.1 </w:t>
       </w:r>
       <w:r>
         <w:t>Mô tả bài toán</w:t>
       </w:r>
-      <w:bookmarkEnd w:id="187"/>
+      <w:bookmarkEnd w:id="183"/>
       <w:r>
         <w:t xml:space="preserve"> </w:t>
       </w:r>
@@ -24740,15 +24743,15 @@
         <w:t xml:space="preserve">Thống kê các sản phẩm đã bán, thống kê lượt truy cập. </w:t>
       </w:r>
     </w:p>
+    <w:bookmarkStart w:id="184" w:name="_Toc214360101"/>
+    <w:bookmarkStart w:id="185" w:name="_Toc214361034"/>
+    <w:bookmarkStart w:id="186" w:name="_Toc214361287"/>
+    <w:bookmarkStart w:id="187" w:name="_Toc214361948"/>
+    <w:bookmarkStart w:id="188" w:name="_Toc215040988"/>
     <w:p>
       <w:pPr>
         <w:pStyle w:val="Heading3"/>
       </w:pPr>
-      <w:bookmarkStart w:id="188" w:name="_Toc214360101"/>
-      <w:bookmarkStart w:id="189" w:name="_Toc214361034"/>
-      <w:bookmarkStart w:id="190" w:name="_Toc214361287"/>
-      <w:bookmarkStart w:id="191" w:name="_Toc214361948"/>
-      <w:bookmarkStart w:id="192" w:name="_Toc215040988"/>
       <w:r>
         <w:lastRenderedPageBreak/>
         <mc:AlternateContent>
@@ -24801,7 +24804,7 @@
                                 <w:szCs w:val="26"/>
                               </w:rPr>
                             </w:pPr>
-                            <w:bookmarkStart w:id="193" w:name="_Toc215041023"/>
+                            <w:bookmarkStart w:id="189" w:name="_Toc215041023"/>
                             <w:r>
                               <w:rPr>
                                 <w:color w:val="auto"/>
@@ -24859,7 +24862,7 @@
                               </w:rPr>
                               <w:t xml:space="preserve"> Mô hình thực thể quan hệ ERD</w:t>
                             </w:r>
-                            <w:bookmarkEnd w:id="193"/>
+                            <w:bookmarkEnd w:id="189"/>
                           </w:p>
                         </w:txbxContent>
                       </wps:txbx>
@@ -24969,7 +24972,7 @@
       </w:r>
       <w:r>
         <w:drawing>
-          <wp:anchor distT="0" distB="0" distL="114300" distR="114300" simplePos="0" relativeHeight="251796480" behindDoc="0" locked="0" layoutInCell="1" allowOverlap="1" wp14:anchorId="5CFC35F7" wp14:editId="52AF387E">
+          <wp:anchor distT="0" distB="0" distL="114300" distR="114300" simplePos="0" relativeHeight="251796480" behindDoc="0" locked="0" layoutInCell="1" allowOverlap="1" wp14:anchorId="5CFC35F7" wp14:editId="3A1D38AA">
             <wp:simplePos x="0" y="0"/>
             <wp:positionH relativeFrom="margin">
               <wp:align>center</wp:align>
@@ -25024,23 +25027,23 @@
           </wp:anchor>
         </w:drawing>
       </w:r>
+      <w:bookmarkEnd w:id="184"/>
+      <w:bookmarkEnd w:id="185"/>
+      <w:bookmarkEnd w:id="186"/>
+      <w:bookmarkEnd w:id="187"/>
+      <w:r>
+        <w:t>3</w:t>
+      </w:r>
+      <w:r>
+        <w:t>.</w:t>
+      </w:r>
+      <w:r>
+        <w:t>3</w:t>
+      </w:r>
+      <w:r>
+        <w:t>.2 Thiết kế hệ thống</w:t>
+      </w:r>
       <w:bookmarkEnd w:id="188"/>
-      <w:bookmarkEnd w:id="189"/>
-      <w:bookmarkEnd w:id="190"/>
-      <w:bookmarkEnd w:id="191"/>
-      <w:r>
-        <w:t>3</w:t>
-      </w:r>
-      <w:r>
-        <w:t>.</w:t>
-      </w:r>
-      <w:r>
-        <w:t>3</w:t>
-      </w:r>
-      <w:r>
-        <w:t>.2 Thiết kế hệ thống</w:t>
-      </w:r>
-      <w:bookmarkEnd w:id="192"/>
     </w:p>
     <w:p>
       <w:pPr>
@@ -25097,7 +25100,7 @@
       <w:pPr>
         <w:pStyle w:val="Heading3"/>
       </w:pPr>
-      <w:bookmarkStart w:id="195" w:name="_Toc215040989"/>
+      <w:bookmarkStart w:id="190" w:name="_Toc215040989"/>
       <w:r>
         <w:t>3</w:t>
       </w:r>
@@ -25110,7 +25113,7 @@
       <w:r>
         <w:t>.3 Yêu cầu chức năng</w:t>
       </w:r>
-      <w:bookmarkEnd w:id="195"/>
+      <w:bookmarkEnd w:id="190"/>
     </w:p>
     <w:p>
       <w:pPr>
@@ -25127,7 +25130,7 @@
           <w:szCs w:val="26"/>
         </w:rPr>
       </w:pPr>
-      <w:bookmarkStart w:id="196" w:name="_Toc215040990"/>
+      <w:bookmarkStart w:id="191" w:name="_Toc215040990"/>
       <w:r>
         <w:rPr>
           <w:rFonts w:cs="Times New Roman"/>
@@ -25172,7 +25175,7 @@
         </w:rPr>
         <w:t>.3.1 Chức năng nghiệp vụ</w:t>
       </w:r>
-      <w:bookmarkEnd w:id="196"/>
+      <w:bookmarkEnd w:id="191"/>
     </w:p>
     <w:p>
       <w:pPr>
@@ -25535,7 +25538,7 @@
           <w:szCs w:val="26"/>
         </w:rPr>
       </w:pPr>
-      <w:bookmarkStart w:id="197" w:name="_Toc215040991"/>
+      <w:bookmarkStart w:id="192" w:name="_Toc215040991"/>
       <w:r>
         <w:rPr>
           <w:rFonts w:cs="Times New Roman"/>
@@ -25580,7 +25583,7 @@
         </w:rPr>
         <w:t>.3.2 Chức năng hệ thống</w:t>
       </w:r>
-      <w:bookmarkEnd w:id="197"/>
+      <w:bookmarkEnd w:id="192"/>
     </w:p>
     <w:p>
       <w:pPr>
@@ -25716,7 +25719,7 @@
                                 <w:szCs w:val="26"/>
                               </w:rPr>
                             </w:pPr>
-                            <w:bookmarkStart w:id="198" w:name="_Toc215041024"/>
+                            <w:bookmarkStart w:id="193" w:name="_Toc215041024"/>
                             <w:r>
                               <w:rPr>
                                 <w:iCs w:val="0"/>
@@ -25799,7 +25802,7 @@
                               </w:rPr>
                               <w:t xml:space="preserve"> Case tổng quan</w:t>
                             </w:r>
-                            <w:bookmarkEnd w:id="198"/>
+                            <w:bookmarkEnd w:id="193"/>
                           </w:p>
                         </w:txbxContent>
                       </wps:txbx>
@@ -26050,7 +26053,7 @@
           <w:rFonts w:cs="Times New Roman"/>
         </w:rPr>
       </w:pPr>
-      <w:bookmarkStart w:id="200" w:name="_Toc215040992"/>
+      <w:bookmarkStart w:id="194" w:name="_Toc215040992"/>
       <w:r>
         <w:rPr>
           <w:rFonts w:cs="Times New Roman"/>
@@ -26170,7 +26173,7 @@
         </w:rPr>
         <w:t>CỨU</w:t>
       </w:r>
-      <w:bookmarkEnd w:id="200"/>
+      <w:bookmarkEnd w:id="194"/>
     </w:p>
     <w:p>
       <w:pPr>
@@ -26182,7 +26185,7 @@
           <w:color w:val="000000"/>
         </w:rPr>
       </w:pPr>
-      <w:bookmarkStart w:id="201" w:name="_Toc215040993"/>
+      <w:bookmarkStart w:id="195" w:name="_Toc215040993"/>
       <w:r>
         <w:rPr>
           <w:rFonts w:cs="Times New Roman"/>
@@ -26425,13 +26428,13 @@
         </w:rPr>
         <w:t>ề tài</w:t>
       </w:r>
-      <w:bookmarkEnd w:id="201"/>
+      <w:bookmarkEnd w:id="195"/>
     </w:p>
     <w:p>
       <w:pPr>
         <w:pStyle w:val="Heading3"/>
       </w:pPr>
-      <w:bookmarkStart w:id="202" w:name="_Toc215040994"/>
+      <w:bookmarkStart w:id="196" w:name="_Toc215040994"/>
       <w:r>
         <w:rPr>
           <w:spacing w:val="-2"/>
@@ -26466,7 +26469,7 @@
       <w:r>
         <w:t>.NET MVC</w:t>
       </w:r>
-      <w:bookmarkEnd w:id="202"/>
+      <w:bookmarkEnd w:id="196"/>
     </w:p>
     <w:p>
       <w:pPr>
@@ -26483,7 +26486,7 @@
           <w:szCs w:val="26"/>
         </w:rPr>
       </w:pPr>
-      <w:bookmarkStart w:id="203" w:name="_Toc215040995"/>
+      <w:bookmarkStart w:id="197" w:name="_Toc215040995"/>
       <w:r>
         <w:rPr>
           <w:rFonts w:cs="Times New Roman"/>
@@ -26730,7 +26733,7 @@
         </w:rPr>
         <w:t>VC</w:t>
       </w:r>
-      <w:bookmarkEnd w:id="203"/>
+      <w:bookmarkEnd w:id="197"/>
     </w:p>
     <w:p>
       <w:pPr>
@@ -26790,7 +26793,7 @@
                                 <w:szCs w:val="26"/>
                               </w:rPr>
                             </w:pPr>
-                            <w:bookmarkStart w:id="204" w:name="_Toc215041025"/>
+                            <w:bookmarkStart w:id="198" w:name="_Toc215041025"/>
                             <w:r>
                               <w:rPr>
                                 <w:iCs w:val="0"/>
@@ -26855,7 +26858,7 @@
                               </w:rPr>
                               <w:t xml:space="preserve"> Bước 1 - Tạo Project mới trên Visual Studio</w:t>
                             </w:r>
-                            <w:bookmarkEnd w:id="204"/>
+                            <w:bookmarkEnd w:id="198"/>
                           </w:p>
                         </w:txbxContent>
                       </wps:txbx>
@@ -27197,7 +27200,7 @@
                                 <w:szCs w:val="26"/>
                               </w:rPr>
                             </w:pPr>
-                            <w:bookmarkStart w:id="206" w:name="_Toc215041026"/>
+                            <w:bookmarkStart w:id="199" w:name="_Toc215041026"/>
                             <w:r>
                               <w:rPr>
                                 <w:iCs w:val="0"/>
@@ -27262,7 +27265,7 @@
                               </w:rPr>
                               <w:t xml:space="preserve"> Bước 2 – Chọn ASP.NET Core Web App (Model-View-Controller)</w:t>
                             </w:r>
-                            <w:bookmarkEnd w:id="206"/>
+                            <w:bookmarkEnd w:id="199"/>
                           </w:p>
                         </w:txbxContent>
                       </wps:txbx>
@@ -27611,7 +27614,7 @@
                                 <w:szCs w:val="26"/>
                               </w:rPr>
                             </w:pPr>
-                            <w:bookmarkStart w:id="208" w:name="_Toc215041027"/>
+                            <w:bookmarkStart w:id="200" w:name="_Toc215041027"/>
                             <w:r>
                               <w:rPr>
                                 <w:iCs w:val="0"/>
@@ -27676,7 +27679,7 @@
                               </w:rPr>
                               <w:t xml:space="preserve"> Bước 3 – Đặt tên cho Project và đường dẫn lưu</w:t>
                             </w:r>
-                            <w:bookmarkEnd w:id="208"/>
+                            <w:bookmarkEnd w:id="200"/>
                           </w:p>
                         </w:txbxContent>
                       </wps:txbx>
@@ -27789,6 +27792,9 @@
         <w:t>Bước 4: Nhấn “Create” để tiếp tục</w:t>
       </w:r>
     </w:p>
+    <w:bookmarkStart w:id="201" w:name="_Toc214361029"/>
+    <w:bookmarkStart w:id="202" w:name="_Toc214361282"/>
+    <w:bookmarkStart w:id="203" w:name="_Toc214361943"/>
     <w:p>
       <w:pPr>
         <w:spacing w:before="120" w:after="120" w:line="23" w:lineRule="atLeast"/>
@@ -27797,9 +27803,6 @@
           <w:szCs w:val="26"/>
         </w:rPr>
       </w:pPr>
-      <w:bookmarkStart w:id="210" w:name="_Toc214361029"/>
-      <w:bookmarkStart w:id="211" w:name="_Toc214361282"/>
-      <w:bookmarkStart w:id="212" w:name="_Toc214361943"/>
       <w:r>
         <w:rPr>
           <w:rFonts w:cs="Times New Roman"/>
@@ -27856,7 +27859,7 @@
                                 <w:szCs w:val="26"/>
                               </w:rPr>
                             </w:pPr>
-                            <w:bookmarkStart w:id="213" w:name="_Toc215041028"/>
+                            <w:bookmarkStart w:id="204" w:name="_Toc215041028"/>
                             <w:r>
                               <w:rPr>
                                 <w:iCs w:val="0"/>
@@ -27921,7 +27924,7 @@
                               </w:rPr>
                               <w:t xml:space="preserve"> Bước 4 – nhấn chọn Create</w:t>
                             </w:r>
-                            <w:bookmarkEnd w:id="213"/>
+                            <w:bookmarkEnd w:id="204"/>
                           </w:p>
                         </w:txbxContent>
                       </wps:txbx>
@@ -28036,9 +28039,9 @@
           </mc:Fallback>
         </mc:AlternateContent>
       </w:r>
-      <w:bookmarkEnd w:id="210"/>
-      <w:bookmarkEnd w:id="211"/>
-      <w:bookmarkEnd w:id="212"/>
+      <w:bookmarkEnd w:id="201"/>
+      <w:bookmarkEnd w:id="202"/>
+      <w:bookmarkEnd w:id="203"/>
     </w:p>
     <w:p>
       <w:pPr>
@@ -28049,6 +28052,7 @@
         </w:rPr>
       </w:pPr>
     </w:p>
+    <w:bookmarkStart w:id="205" w:name="_Toc215040996"/>
     <w:p>
       <w:pPr>
         <w:pStyle w:val="Heading4"/>
@@ -28060,7 +28064,6 @@
           <w:szCs w:val="26"/>
         </w:rPr>
       </w:pPr>
-      <w:bookmarkStart w:id="215" w:name="_Toc215040996"/>
       <w:r>
         <w:rPr>
           <w:rFonts w:cs="Times New Roman"/>
@@ -28118,7 +28121,7 @@
                                 <w:szCs w:val="26"/>
                               </w:rPr>
                             </w:pPr>
-                            <w:bookmarkStart w:id="216" w:name="_Toc215041029"/>
+                            <w:bookmarkStart w:id="206" w:name="_Toc215041029"/>
                             <w:r>
                               <w:rPr>
                                 <w:iCs w:val="0"/>
@@ -28183,7 +28186,7 @@
                               </w:rPr>
                               <w:t xml:space="preserve"> Giao diện làm việc và cấu trúc cây thư mục của ASP.NET MVC</w:t>
                             </w:r>
-                            <w:bookmarkEnd w:id="216"/>
+                            <w:bookmarkEnd w:id="206"/>
                           </w:p>
                         </w:txbxContent>
                       </wps:txbx>
@@ -28522,13 +28525,13 @@
         </w:rPr>
         <w:t>VC</w:t>
       </w:r>
-      <w:bookmarkEnd w:id="215"/>
+      <w:bookmarkEnd w:id="205"/>
     </w:p>
     <w:p>
       <w:pPr>
         <w:pStyle w:val="Heading3"/>
       </w:pPr>
-      <w:bookmarkStart w:id="218" w:name="_Toc215040997"/>
+      <w:bookmarkStart w:id="207" w:name="_Toc215040997"/>
       <w:r>
         <w:t>4</w:t>
       </w:r>
@@ -28553,13 +28556,13 @@
       <w:r>
         <w:t>Entity Framework</w:t>
       </w:r>
-      <w:bookmarkEnd w:id="218"/>
+      <w:bookmarkEnd w:id="207"/>
     </w:p>
     <w:p>
       <w:pPr>
         <w:pStyle w:val="Heading4"/>
       </w:pPr>
-      <w:bookmarkStart w:id="219" w:name="_Toc215040998"/>
+      <w:bookmarkStart w:id="208" w:name="_Toc215040998"/>
       <w:r>
         <w:t>4</w:t>
       </w:r>
@@ -28587,7 +28590,7 @@
       <w:r>
         <w:t xml:space="preserve"> Cài đặt Entity Framework cho dự án</w:t>
       </w:r>
-      <w:bookmarkEnd w:id="219"/>
+      <w:bookmarkEnd w:id="208"/>
     </w:p>
     <w:p>
       <w:pPr>
@@ -28647,7 +28650,7 @@
                                 <w:szCs w:val="26"/>
                               </w:rPr>
                             </w:pPr>
-                            <w:bookmarkStart w:id="220" w:name="_Toc215041030"/>
+                            <w:bookmarkStart w:id="209" w:name="_Toc215041030"/>
                             <w:r>
                               <w:rPr>
                                 <w:iCs w:val="0"/>
@@ -28712,7 +28715,7 @@
                               </w:rPr>
                               <w:t xml:space="preserve"> Package Manager Console sử dụng dòng lệnh</w:t>
                             </w:r>
-                            <w:bookmarkEnd w:id="220"/>
+                            <w:bookmarkEnd w:id="209"/>
                           </w:p>
                         </w:txbxContent>
                       </wps:txbx>
@@ -29065,7 +29068,7 @@
       <w:pPr>
         <w:pStyle w:val="Heading2"/>
       </w:pPr>
-      <w:bookmarkStart w:id="222" w:name="_Toc215040999"/>
+      <w:bookmarkStart w:id="210" w:name="_Toc215040999"/>
       <w:r>
         <w:lastRenderedPageBreak/>
         <w:t>4</w:t>
@@ -29073,7 +29076,7 @@
       <w:r>
         <w:t>.2 Thiết kế giao diện</w:t>
       </w:r>
-      <w:bookmarkEnd w:id="222"/>
+      <w:bookmarkEnd w:id="210"/>
     </w:p>
     <w:p>
       <w:pPr>
@@ -29083,7 +29086,7 @@
           <w:w w:val="99"/>
         </w:rPr>
       </w:pPr>
-      <w:bookmarkStart w:id="223" w:name="_Toc215041000"/>
+      <w:bookmarkStart w:id="211" w:name="_Toc215041000"/>
       <w:r>
         <w:t>4</w:t>
       </w:r>
@@ -29096,7 +29099,7 @@
       <w:r>
         <w:t>1 Giao diện đăng nhập và đăng ký</w:t>
       </w:r>
-      <w:bookmarkEnd w:id="223"/>
+      <w:bookmarkEnd w:id="211"/>
     </w:p>
     <w:p>
       <w:pPr>
@@ -29181,7 +29184,7 @@
                                 <w:szCs w:val="26"/>
                               </w:rPr>
                             </w:pPr>
-                            <w:bookmarkStart w:id="224" w:name="_Toc215041031"/>
+                            <w:bookmarkStart w:id="212" w:name="_Toc215041031"/>
                             <w:r>
                               <w:rPr>
                                 <w:iCs w:val="0"/>
@@ -29246,7 +29249,7 @@
                               </w:rPr>
                               <w:t xml:space="preserve"> Giao diện đăng ký tài khoản</w:t>
                             </w:r>
-                            <w:bookmarkEnd w:id="224"/>
+                            <w:bookmarkEnd w:id="212"/>
                           </w:p>
                         </w:txbxContent>
                       </wps:txbx>
@@ -29503,7 +29506,7 @@
                                 <w:szCs w:val="26"/>
                               </w:rPr>
                             </w:pPr>
-                            <w:bookmarkStart w:id="226" w:name="_Toc215041032"/>
+                            <w:bookmarkStart w:id="213" w:name="_Toc215041032"/>
                             <w:r>
                               <w:rPr>
                                 <w:color w:val="000000" w:themeColor="text1"/>
@@ -29561,7 +29564,7 @@
                               </w:rPr>
                               <w:t xml:space="preserve"> Giao diện đăng nhập tài khoản</w:t>
                             </w:r>
-                            <w:bookmarkEnd w:id="226"/>
+                            <w:bookmarkEnd w:id="213"/>
                           </w:p>
                         </w:txbxContent>
                       </wps:txbx>
@@ -29754,10 +29757,10 @@
           <w:iCs/>
         </w:rPr>
       </w:pPr>
-      <w:bookmarkStart w:id="228" w:name="_Toc215041001"/>
+      <w:bookmarkStart w:id="214" w:name="_Toc215041001"/>
       <w:r>
         <w:drawing>
-          <wp:anchor distT="0" distB="0" distL="114300" distR="114300" simplePos="0" relativeHeight="251661312" behindDoc="1" locked="0" layoutInCell="1" allowOverlap="1" wp14:anchorId="02EA86BB" wp14:editId="6B18C39D">
+          <wp:anchor distT="0" distB="0" distL="114300" distR="114300" simplePos="0" relativeHeight="251661312" behindDoc="1" locked="0" layoutInCell="1" allowOverlap="1" wp14:anchorId="02EA86BB" wp14:editId="010BBB4D">
             <wp:simplePos x="0" y="0"/>
             <wp:positionH relativeFrom="margin">
               <wp:posOffset>106680</wp:posOffset>
@@ -29862,7 +29865,7 @@
                                 <w:szCs w:val="26"/>
                               </w:rPr>
                             </w:pPr>
-                            <w:bookmarkStart w:id="229" w:name="_Toc215041033"/>
+                            <w:bookmarkStart w:id="215" w:name="_Toc215041033"/>
                             <w:r>
                               <w:rPr>
                                 <w:iCs w:val="0"/>
@@ -29927,7 +29930,7 @@
                               </w:rPr>
                               <w:t xml:space="preserve"> Giao diện trang quản trị</w:t>
                             </w:r>
-                            <w:bookmarkEnd w:id="229"/>
+                            <w:bookmarkEnd w:id="215"/>
                           </w:p>
                         </w:txbxContent>
                       </wps:txbx>
@@ -30056,7 +30059,7 @@
         </w:rPr>
         <w:t>2.2 Giao diện trang quản trị</w:t>
       </w:r>
-      <w:bookmarkEnd w:id="228"/>
+      <w:bookmarkEnd w:id="214"/>
     </w:p>
     <w:p>
       <w:pPr>
@@ -30069,6 +30072,7 @@
         <w:t>Trang quản trị: Hiển thị các chức năng quản lý của Admin về tài khoản người dùng, sản phẩm, đơn hàng.</w:t>
       </w:r>
     </w:p>
+    <w:bookmarkStart w:id="216" w:name="_Toc215041002"/>
     <w:p>
       <w:pPr>
         <w:pStyle w:val="Heading3"/>
@@ -30076,7 +30080,6 @@
           <w:i/>
         </w:rPr>
       </w:pPr>
-      <w:bookmarkStart w:id="231" w:name="_Toc215041002"/>
       <w:r>
         <w:lastRenderedPageBreak/>
         <mc:AlternateContent>
@@ -30130,7 +30133,7 @@
                                 <w:szCs w:val="26"/>
                               </w:rPr>
                             </w:pPr>
-                            <w:bookmarkStart w:id="232" w:name="_Toc215041034"/>
+                            <w:bookmarkStart w:id="217" w:name="_Toc215041034"/>
                             <w:r>
                               <w:rPr>
                                 <w:iCs w:val="0"/>
@@ -30195,7 +30198,7 @@
                               </w:rPr>
                               <w:t xml:space="preserve"> Giao diện trang chủ</w:t>
                             </w:r>
-                            <w:bookmarkEnd w:id="232"/>
+                            <w:bookmarkEnd w:id="217"/>
                           </w:p>
                         </w:txbxContent>
                       </wps:txbx>
@@ -30371,13 +30374,13 @@
       <w:r>
         <w:t>.2.3 Giao diện trang chủ</w:t>
       </w:r>
-      <w:bookmarkEnd w:id="231"/>
-    </w:p>
+      <w:bookmarkEnd w:id="216"/>
+    </w:p>
+    <w:bookmarkStart w:id="218" w:name="_Toc215041003"/>
     <w:p>
       <w:pPr>
         <w:pStyle w:val="Heading3"/>
       </w:pPr>
-      <w:bookmarkStart w:id="234" w:name="_Toc215041003"/>
       <w:r>
         <mc:AlternateContent>
           <mc:Choice Requires="wps">
@@ -30430,7 +30433,7 @@
                                 <w:szCs w:val="26"/>
                               </w:rPr>
                             </w:pPr>
-                            <w:bookmarkStart w:id="235" w:name="_Toc215041035"/>
+                            <w:bookmarkStart w:id="219" w:name="_Toc215041035"/>
                             <w:r>
                               <w:rPr>
                                 <w:iCs w:val="0"/>
@@ -30495,7 +30498,7 @@
                               </w:rPr>
                               <w:t xml:space="preserve"> Giao diện trang chỉnh sửa thông tin người dùng</w:t>
                             </w:r>
-                            <w:bookmarkEnd w:id="235"/>
+                            <w:bookmarkEnd w:id="219"/>
                           </w:p>
                         </w:txbxContent>
                       </wps:txbx>
@@ -30677,7 +30680,7 @@
       <w:r>
         <w:t xml:space="preserve"> Giao diện trang chỉnh sửa thông tin người dùng</w:t>
       </w:r>
-      <w:bookmarkEnd w:id="234"/>
+      <w:bookmarkEnd w:id="218"/>
     </w:p>
     <w:p>
       <w:pPr>
@@ -30699,11 +30702,11 @@
         <w:t>người dùng.</w:t>
       </w:r>
     </w:p>
+    <w:bookmarkStart w:id="220" w:name="_Toc215041004"/>
     <w:p>
       <w:pPr>
         <w:pStyle w:val="Heading3"/>
       </w:pPr>
-      <w:bookmarkStart w:id="237" w:name="_Toc215041004"/>
       <w:r>
         <w:lastRenderedPageBreak/>
         <mc:AlternateContent>
@@ -30755,7 +30758,7 @@
                                 <w:szCs w:val="26"/>
                               </w:rPr>
                             </w:pPr>
-                            <w:bookmarkStart w:id="238" w:name="_Toc215041036"/>
+                            <w:bookmarkStart w:id="221" w:name="_Toc215041036"/>
                             <w:r>
                               <w:rPr>
                                 <w:iCs w:val="0"/>
@@ -30820,7 +30823,7 @@
                               </w:rPr>
                               <w:t xml:space="preserve"> Giao diện quản lý sản phẩm</w:t>
                             </w:r>
-                            <w:bookmarkEnd w:id="238"/>
+                            <w:bookmarkEnd w:id="221"/>
                           </w:p>
                         </w:txbxContent>
                       </wps:txbx>
@@ -30936,7 +30939,7 @@
       </w:r>
       <w:r>
         <w:drawing>
-          <wp:anchor distT="0" distB="0" distL="114300" distR="114300" simplePos="0" relativeHeight="251664384" behindDoc="1" locked="0" layoutInCell="1" allowOverlap="1" wp14:anchorId="542D32D5" wp14:editId="1BE0751A">
+          <wp:anchor distT="0" distB="0" distL="114300" distR="114300" simplePos="0" relativeHeight="251664384" behindDoc="1" locked="0" layoutInCell="1" allowOverlap="1" wp14:anchorId="542D32D5" wp14:editId="18F4C3E4">
             <wp:simplePos x="0" y="0"/>
             <wp:positionH relativeFrom="margin">
               <wp:posOffset>106680</wp:posOffset>
@@ -31003,7 +31006,7 @@
       <w:r>
         <w:t xml:space="preserve"> Giao diện quản lý thông tin sản phẩm</w:t>
       </w:r>
-      <w:bookmarkEnd w:id="237"/>
+      <w:bookmarkEnd w:id="220"/>
     </w:p>
     <w:p>
       <w:pPr>
@@ -31013,6 +31016,7 @@
         <w:t>- Quản trị viên quản lý danh sách sản phẩm thông qua giao diện quản lý sản phẩm và chọn thao tác xóa/chỉnh sửa, cập nhật các thông tin hiển thị của sản phẩm.</w:t>
       </w:r>
     </w:p>
+    <w:bookmarkStart w:id="222" w:name="_Toc215041005"/>
     <w:p>
       <w:pPr>
         <w:pStyle w:val="Heading3"/>
@@ -31020,7 +31024,6 @@
           <w:i/>
         </w:rPr>
       </w:pPr>
-      <w:bookmarkStart w:id="240" w:name="_Toc215041005"/>
       <w:r>
         <mc:AlternateContent>
           <mc:Choice Requires="wps">
@@ -31073,7 +31076,7 @@
                                 <w:szCs w:val="26"/>
                               </w:rPr>
                             </w:pPr>
-                            <w:bookmarkStart w:id="241" w:name="_Toc215041037"/>
+                            <w:bookmarkStart w:id="223" w:name="_Toc215041037"/>
                             <w:r>
                               <w:rPr>
                                 <w:iCs w:val="0"/>
@@ -31138,7 +31141,7 @@
                               </w:rPr>
                               <w:t xml:space="preserve"> Giao diện sửa thông tin sản phẩm</w:t>
                             </w:r>
-                            <w:bookmarkEnd w:id="241"/>
+                            <w:bookmarkEnd w:id="223"/>
                           </w:p>
                         </w:txbxContent>
                       </wps:txbx>
@@ -31259,7 +31262,7 @@
           <w:i/>
         </w:rPr>
         <w:drawing>
-          <wp:anchor distT="0" distB="0" distL="114300" distR="114300" simplePos="0" relativeHeight="251665408" behindDoc="1" locked="0" layoutInCell="1" allowOverlap="1" wp14:anchorId="5A8FFDB7" wp14:editId="0D65F7CF">
+          <wp:anchor distT="0" distB="0" distL="114300" distR="114300" simplePos="0" relativeHeight="251665408" behindDoc="1" locked="0" layoutInCell="1" allowOverlap="1" wp14:anchorId="5A8FFDB7" wp14:editId="7C2E580C">
             <wp:simplePos x="0" y="0"/>
             <wp:positionH relativeFrom="margin">
               <wp:posOffset>106680</wp:posOffset>
@@ -31329,7 +31332,7 @@
       <w:r>
         <w:t xml:space="preserve"> Giao diện sửa thông tin sản phẩm</w:t>
       </w:r>
-      <w:bookmarkEnd w:id="240"/>
+      <w:bookmarkEnd w:id="222"/>
     </w:p>
     <w:p>
       <w:pPr>
@@ -31354,11 +31357,11 @@
         <w:br w:type="page"/>
       </w:r>
     </w:p>
+    <w:bookmarkStart w:id="224" w:name="_Toc215041006"/>
     <w:p>
       <w:pPr>
         <w:pStyle w:val="Heading3"/>
       </w:pPr>
-      <w:bookmarkStart w:id="243" w:name="_Toc215041006"/>
       <w:r>
         <w:lastRenderedPageBreak/>
         <mc:AlternateContent>
@@ -31410,7 +31413,7 @@
                                 <w:szCs w:val="26"/>
                               </w:rPr>
                             </w:pPr>
-                            <w:bookmarkStart w:id="244" w:name="_Toc215041038"/>
+                            <w:bookmarkStart w:id="225" w:name="_Toc215041038"/>
                             <w:r>
                               <w:rPr>
                                 <w:iCs w:val="0"/>
@@ -31475,7 +31478,7 @@
                               </w:rPr>
                               <w:t xml:space="preserve"> Giao diện thêm mới sản phẩm</w:t>
                             </w:r>
-                            <w:bookmarkEnd w:id="244"/>
+                            <w:bookmarkEnd w:id="225"/>
                           </w:p>
                         </w:txbxContent>
                       </wps:txbx>
@@ -31658,7 +31661,7 @@
       <w:r>
         <w:t xml:space="preserve"> Giao diện thêm mới sản phẩm</w:t>
       </w:r>
-      <w:bookmarkEnd w:id="243"/>
+      <w:bookmarkEnd w:id="224"/>
     </w:p>
     <w:p>
       <w:pPr>
@@ -31674,11 +31677,11 @@
         <w:t>: tên sản phẩm, giá, mô tả, hình ảnh, hãng sản xuất.</w:t>
       </w:r>
     </w:p>
+    <w:bookmarkStart w:id="226" w:name="_Toc215041007"/>
     <w:p>
       <w:pPr>
         <w:pStyle w:val="Heading3"/>
       </w:pPr>
-      <w:bookmarkStart w:id="246" w:name="_Toc215041007"/>
       <w:r>
         <mc:AlternateContent>
           <mc:Choice Requires="wps">
@@ -31731,7 +31734,7 @@
                                 <w:szCs w:val="26"/>
                               </w:rPr>
                             </w:pPr>
-                            <w:bookmarkStart w:id="247" w:name="_Toc215041039"/>
+                            <w:bookmarkStart w:id="227" w:name="_Toc215041039"/>
                             <w:r>
                               <w:rPr>
                                 <w:iCs w:val="0"/>
@@ -31796,7 +31799,7 @@
                               </w:rPr>
                               <w:t xml:space="preserve"> Giao diện xem chi tiết sản phẩm</w:t>
                             </w:r>
-                            <w:bookmarkEnd w:id="247"/>
+                            <w:bookmarkEnd w:id="227"/>
                           </w:p>
                         </w:txbxContent>
                       </wps:txbx>
@@ -31992,7 +31995,7 @@
       <w:r>
         <w:t xml:space="preserve"> Giao diện chi tiết sản phẩm</w:t>
       </w:r>
-      <w:bookmarkEnd w:id="246"/>
+      <w:bookmarkEnd w:id="226"/>
     </w:p>
     <w:p>
       <w:pPr>
@@ -32002,11 +32005,11 @@
         <w:t>- Người dùng có thể chọn vào một sản phẩm ở trang chủ để xem các thông tin chi tiết.</w:t>
       </w:r>
     </w:p>
+    <w:bookmarkStart w:id="228" w:name="_Toc215041008"/>
     <w:p>
       <w:pPr>
         <w:pStyle w:val="Heading3"/>
       </w:pPr>
-      <w:bookmarkStart w:id="249" w:name="_Toc215041008"/>
       <w:r>
         <w:lastRenderedPageBreak/>
         <mc:AlternateContent>
@@ -32060,7 +32063,7 @@
                                 <w:szCs w:val="26"/>
                               </w:rPr>
                             </w:pPr>
-                            <w:bookmarkStart w:id="250" w:name="_Toc215041040"/>
+                            <w:bookmarkStart w:id="229" w:name="_Toc215041040"/>
                             <w:r>
                               <w:rPr>
                                 <w:iCs w:val="0"/>
@@ -32125,7 +32128,7 @@
                               </w:rPr>
                               <w:t xml:space="preserve"> Giao diện quản lý thông tin đơn hàng</w:t>
                             </w:r>
-                            <w:bookmarkEnd w:id="250"/>
+                            <w:bookmarkEnd w:id="229"/>
                           </w:p>
                         </w:txbxContent>
                       </wps:txbx>
@@ -32321,7 +32324,7 @@
       <w:r>
         <w:t xml:space="preserve"> Giao diện quản lý thông tin đơn hàng</w:t>
       </w:r>
-      <w:bookmarkEnd w:id="249"/>
+      <w:bookmarkEnd w:id="228"/>
     </w:p>
     <w:p>
       <w:pPr>
@@ -32337,11 +32340,11 @@
         <w:t xml:space="preserve"> có thể theo dõi những đơn hàng đã được người dùng tạo để xử lý.</w:t>
       </w:r>
     </w:p>
+    <w:bookmarkStart w:id="230" w:name="_Toc215041009"/>
     <w:p>
       <w:pPr>
         <w:pStyle w:val="Heading3"/>
       </w:pPr>
-      <w:bookmarkStart w:id="252" w:name="_Toc215041009"/>
       <w:r>
         <mc:AlternateContent>
           <mc:Choice Requires="wps">
@@ -32394,7 +32397,7 @@
                                 <w:szCs w:val="26"/>
                               </w:rPr>
                             </w:pPr>
-                            <w:bookmarkStart w:id="253" w:name="_Toc215041041"/>
+                            <w:bookmarkStart w:id="231" w:name="_Toc215041041"/>
                             <w:r>
                               <w:rPr>
                                 <w:iCs w:val="0"/>
@@ -32459,7 +32462,7 @@
                               </w:rPr>
                               <w:t xml:space="preserve"> Giao diện tìm kiếm sản phẩm</w:t>
                             </w:r>
-                            <w:bookmarkEnd w:id="253"/>
+                            <w:bookmarkEnd w:id="231"/>
                           </w:p>
                         </w:txbxContent>
                       </wps:txbx>
@@ -32647,7 +32650,7 @@
       <w:r>
         <w:t xml:space="preserve"> Giao diện tìm kiếm sản phẩm</w:t>
       </w:r>
-      <w:bookmarkEnd w:id="252"/>
+      <w:bookmarkEnd w:id="230"/>
     </w:p>
     <w:p>
       <w:pPr>
@@ -32657,11 +32660,11 @@
         <w:t>- Khách hàng có thể nhập từ khóa vào ô tìm kiếm và tìm kiếm các sản phẩm có liên quan để dễ dàng chọn lọc các sản phẩm theo nhu cầu.</w:t>
       </w:r>
     </w:p>
+    <w:bookmarkStart w:id="232" w:name="_Toc215041010"/>
     <w:p>
       <w:pPr>
         <w:pStyle w:val="Heading3"/>
       </w:pPr>
-      <w:bookmarkStart w:id="255" w:name="_Toc215041010"/>
       <w:r>
         <w:lastRenderedPageBreak/>
         <mc:AlternateContent>
@@ -32715,7 +32718,7 @@
                                 <w:szCs w:val="26"/>
                               </w:rPr>
                             </w:pPr>
-                            <w:bookmarkStart w:id="256" w:name="_Toc215041042"/>
+                            <w:bookmarkStart w:id="233" w:name="_Toc215041042"/>
                             <w:r>
                               <w:rPr>
                                 <w:iCs w:val="0"/>
@@ -32780,7 +32783,7 @@
                               </w:rPr>
                               <w:t xml:space="preserve"> Giao diện giỏ hàng</w:t>
                             </w:r>
-                            <w:bookmarkEnd w:id="256"/>
+                            <w:bookmarkEnd w:id="233"/>
                           </w:p>
                         </w:txbxContent>
                       </wps:txbx>
@@ -32911,7 +32914,7 @@
       <w:r>
         <w:t xml:space="preserve"> Giao diện giỏ hàng</w:t>
       </w:r>
-      <w:bookmarkEnd w:id="255"/>
+      <w:bookmarkEnd w:id="232"/>
     </w:p>
     <w:p>
       <w:pPr>
@@ -32921,6 +32924,15 @@
         <w:t>- Sau khi đặt hàng thành công, khách hàng có thể xem giỏ hàng của mình và tiếp tục mua sắm hoặc chuyển qua thanh toán đơn hàng.</w:t>
       </w:r>
     </w:p>
+    <w:bookmarkStart w:id="234" w:name="_Toc214352010"/>
+    <w:bookmarkStart w:id="235" w:name="_Toc214360115"/>
+    <w:bookmarkStart w:id="236" w:name="_Toc214361050"/>
+    <w:bookmarkStart w:id="237" w:name="_Toc214361303"/>
+    <w:bookmarkStart w:id="238" w:name="_Toc214361965"/>
+    <w:bookmarkStart w:id="239" w:name="_Toc214363077"/>
+    <w:bookmarkStart w:id="240" w:name="_Toc214364288"/>
+    <w:bookmarkStart w:id="241" w:name="_Toc214367152"/>
+    <w:bookmarkStart w:id="242" w:name="_Toc215041011"/>
     <w:p>
       <w:pPr>
         <w:pStyle w:val="Heading3"/>
@@ -32928,15 +32940,6 @@
           <w:i/>
         </w:rPr>
       </w:pPr>
-      <w:bookmarkStart w:id="258" w:name="_Toc214352010"/>
-      <w:bookmarkStart w:id="259" w:name="_Toc214360115"/>
-      <w:bookmarkStart w:id="260" w:name="_Toc214361050"/>
-      <w:bookmarkStart w:id="261" w:name="_Toc214361303"/>
-      <w:bookmarkStart w:id="262" w:name="_Toc214361965"/>
-      <w:bookmarkStart w:id="263" w:name="_Toc214363077"/>
-      <w:bookmarkStart w:id="264" w:name="_Toc214364288"/>
-      <w:bookmarkStart w:id="265" w:name="_Toc214367152"/>
-      <w:bookmarkStart w:id="266" w:name="_Toc215041011"/>
       <w:r>
         <mc:AlternateContent>
           <mc:Choice Requires="wps">
@@ -32989,7 +32992,7 @@
                                 <w:szCs w:val="26"/>
                               </w:rPr>
                             </w:pPr>
-                            <w:bookmarkStart w:id="267" w:name="_Toc215041043"/>
+                            <w:bookmarkStart w:id="243" w:name="_Toc215041043"/>
                             <w:r>
                               <w:rPr>
                                 <w:iCs w:val="0"/>
@@ -33054,7 +33057,7 @@
                               </w:rPr>
                               <w:t xml:space="preserve"> Giao diện trang liên hệ</w:t>
                             </w:r>
-                            <w:bookmarkEnd w:id="267"/>
+                            <w:bookmarkEnd w:id="243"/>
                           </w:p>
                         </w:txbxContent>
                       </wps:txbx>
@@ -33175,7 +33178,7 @@
           <w:i/>
         </w:rPr>
         <w:drawing>
-          <wp:anchor distT="0" distB="0" distL="114300" distR="114300" simplePos="0" relativeHeight="251672576" behindDoc="1" locked="0" layoutInCell="1" allowOverlap="1" wp14:anchorId="4B6BBF60" wp14:editId="5E375FE0">
+          <wp:anchor distT="0" distB="0" distL="114300" distR="114300" simplePos="0" relativeHeight="251672576" behindDoc="1" locked="0" layoutInCell="1" allowOverlap="1" wp14:anchorId="4B6BBF60" wp14:editId="0ADA8509">
             <wp:simplePos x="0" y="0"/>
             <wp:positionH relativeFrom="margin">
               <wp:posOffset>106680</wp:posOffset>
@@ -33235,7 +33238,7 @@
           <w:i/>
         </w:rPr>
         <w:drawing>
-          <wp:anchor distT="0" distB="0" distL="114300" distR="114300" simplePos="0" relativeHeight="251730944" behindDoc="1" locked="0" layoutInCell="1" allowOverlap="1" wp14:anchorId="4ED1FEB9" wp14:editId="7DD136FC">
+          <wp:anchor distT="0" distB="0" distL="114300" distR="114300" simplePos="0" relativeHeight="251730944" behindDoc="1" locked="0" layoutInCell="1" allowOverlap="1" wp14:anchorId="4ED1FEB9" wp14:editId="6E1731B3">
             <wp:simplePos x="0" y="0"/>
             <wp:positionH relativeFrom="margin">
               <wp:align>center</wp:align>
@@ -33290,14 +33293,14 @@
           </wp:anchor>
         </w:drawing>
       </w:r>
-      <w:bookmarkEnd w:id="258"/>
-      <w:bookmarkEnd w:id="259"/>
-      <w:bookmarkEnd w:id="260"/>
-      <w:bookmarkEnd w:id="261"/>
-      <w:bookmarkEnd w:id="262"/>
-      <w:bookmarkEnd w:id="263"/>
-      <w:bookmarkEnd w:id="264"/>
-      <w:bookmarkEnd w:id="265"/>
+      <w:bookmarkEnd w:id="234"/>
+      <w:bookmarkEnd w:id="235"/>
+      <w:bookmarkEnd w:id="236"/>
+      <w:bookmarkEnd w:id="237"/>
+      <w:bookmarkEnd w:id="238"/>
+      <w:bookmarkEnd w:id="239"/>
+      <w:bookmarkEnd w:id="240"/>
+      <w:bookmarkEnd w:id="241"/>
       <w:r>
         <w:t>4</w:t>
       </w:r>
@@ -33313,7 +33316,7 @@
       <w:r>
         <w:t xml:space="preserve"> Giao diện trang liên hệ</w:t>
       </w:r>
-      <w:bookmarkEnd w:id="266"/>
+      <w:bookmarkEnd w:id="242"/>
     </w:p>
     <w:p>
       <w:pPr>
@@ -33348,6 +33351,9 @@
         <w:br w:type="page"/>
       </w:r>
     </w:p>
+    <w:bookmarkStart w:id="244" w:name="_Toc214364289"/>
+    <w:bookmarkStart w:id="245" w:name="_Toc214367153"/>
+    <w:bookmarkStart w:id="246" w:name="_Toc215041012"/>
     <w:p>
       <w:pPr>
         <w:pStyle w:val="Heading3"/>
@@ -33355,9 +33361,6 @@
           <w:i/>
         </w:rPr>
       </w:pPr>
-      <w:bookmarkStart w:id="269" w:name="_Toc214364289"/>
-      <w:bookmarkStart w:id="270" w:name="_Toc214367153"/>
-      <w:bookmarkStart w:id="271" w:name="_Toc215041012"/>
       <w:r>
         <w:lastRenderedPageBreak/>
         <mc:AlternateContent>
@@ -33411,7 +33414,7 @@
                                 <w:szCs w:val="26"/>
                               </w:rPr>
                             </w:pPr>
-                            <w:bookmarkStart w:id="272" w:name="_Toc215041044"/>
+                            <w:bookmarkStart w:id="247" w:name="_Toc215041044"/>
                             <w:r>
                               <w:rPr>
                                 <w:iCs w:val="0"/>
@@ -33476,7 +33479,7 @@
                               </w:rPr>
                               <w:t xml:space="preserve"> Giao diện trang Profile thông tin người dùng</w:t>
                             </w:r>
-                            <w:bookmarkEnd w:id="272"/>
+                            <w:bookmarkEnd w:id="247"/>
                           </w:p>
                         </w:txbxContent>
                       </wps:txbx>
@@ -33592,8 +33595,8 @@
           </mc:Fallback>
         </mc:AlternateContent>
       </w:r>
-      <w:bookmarkEnd w:id="269"/>
-      <w:bookmarkEnd w:id="270"/>
+      <w:bookmarkEnd w:id="244"/>
+      <w:bookmarkEnd w:id="245"/>
       <w:r>
         <w:rPr>
           <w:i/>
@@ -33660,7 +33663,7 @@
       <w:r>
         <w:t>rofile thông tin người dùng</w:t>
       </w:r>
-      <w:bookmarkEnd w:id="271"/>
+      <w:bookmarkEnd w:id="246"/>
     </w:p>
     <w:p>
       <w:pPr>
@@ -33687,7 +33690,7 @@
           <w:rFonts w:cs="Times New Roman"/>
         </w:rPr>
       </w:pPr>
-      <w:bookmarkStart w:id="274" w:name="_Toc215041013"/>
+      <w:bookmarkStart w:id="248" w:name="_Toc215041013"/>
       <w:r>
         <w:rPr>
           <w:rFonts w:cs="Times New Roman"/>
@@ -33721,7 +33724,7 @@
         </w:rPr>
         <w:t>G 5: KẾT LUẬN VÀ HƯỚNG PHÁT TRIỂN</w:t>
       </w:r>
-      <w:bookmarkEnd w:id="274"/>
+      <w:bookmarkEnd w:id="248"/>
     </w:p>
     <w:p>
       <w:pPr>
@@ -33730,7 +33733,7 @@
           <w:rFonts w:cs="Times New Roman"/>
         </w:rPr>
       </w:pPr>
-      <w:bookmarkStart w:id="275" w:name="_Toc215041014"/>
+      <w:bookmarkStart w:id="249" w:name="_Toc215041014"/>
       <w:r>
         <w:rPr>
           <w:rFonts w:cs="Times New Roman"/>
@@ -33765,7 +33768,7 @@
         </w:rPr>
         <w:t>Các kết quả đạt được</w:t>
       </w:r>
-      <w:bookmarkEnd w:id="275"/>
+      <w:bookmarkEnd w:id="249"/>
     </w:p>
     <w:p>
       <w:pPr>
@@ -34166,7 +34169,7 @@
           <w:rFonts w:cs="Times New Roman"/>
         </w:rPr>
       </w:pPr>
-      <w:bookmarkStart w:id="276" w:name="_Toc215041015"/>
+      <w:bookmarkStart w:id="250" w:name="_Toc215041015"/>
       <w:r>
         <w:rPr>
           <w:rFonts w:cs="Times New Roman"/>
@@ -34348,20 +34351,20 @@
         </w:rPr>
         <w:t>iển</w:t>
       </w:r>
-      <w:bookmarkEnd w:id="276"/>
+      <w:bookmarkEnd w:id="250"/>
     </w:p>
     <w:p>
       <w:pPr>
         <w:pStyle w:val="Heading3"/>
       </w:pPr>
-      <w:bookmarkStart w:id="277" w:name="_Toc215041016"/>
+      <w:bookmarkStart w:id="251" w:name="_Toc215041016"/>
       <w:r>
         <w:t xml:space="preserve">5.2.1 </w:t>
       </w:r>
       <w:r>
         <w:t>Hạn chế:</w:t>
       </w:r>
-      <w:bookmarkEnd w:id="277"/>
+      <w:bookmarkEnd w:id="251"/>
     </w:p>
     <w:p>
       <w:pPr>
@@ -34411,14 +34414,14 @@
       <w:pPr>
         <w:pStyle w:val="Heading3"/>
       </w:pPr>
-      <w:bookmarkStart w:id="278" w:name="_Toc215041017"/>
+      <w:bookmarkStart w:id="252" w:name="_Toc215041017"/>
       <w:r>
         <w:t xml:space="preserve">5.2.2 </w:t>
       </w:r>
       <w:r>
         <w:t>Hướng phát triển:</w:t>
       </w:r>
-      <w:bookmarkEnd w:id="278"/>
+      <w:bookmarkEnd w:id="252"/>
     </w:p>
     <w:p>
       <w:pPr>
@@ -34561,7 +34564,7 @@
           <w:bCs w:val="0"/>
         </w:rPr>
       </w:pPr>
-      <w:bookmarkStart w:id="279" w:name="_Toc215041018"/>
+      <w:bookmarkStart w:id="253" w:name="_Toc215041018"/>
       <w:r>
         <w:rPr>
           <w:rFonts w:eastAsia="Times New Roman" w:cs="Times New Roman"/>
@@ -34682,7 +34685,7 @@
         </w:rPr>
         <w:t>O</w:t>
       </w:r>
-      <w:bookmarkEnd w:id="279"/>
+      <w:bookmarkEnd w:id="253"/>
     </w:p>
     <w:p>
       <w:pPr>

--- a/progress-report/BC CĐ ASPNET VuVanHoa_170124242_DK24TTC2.docx
+++ b/progress-report/BC CĐ ASPNET VuVanHoa_170124242_DK24TTC2.docx
@@ -1,6 +1,6 @@
 
 <file path=word/document.xml><?xml version="1.0" encoding="utf-8"?>
-<w:document xmlns:wpc="http://schemas.microsoft.com/office/word/2010/wordprocessingCanvas" xmlns:cx="http://schemas.microsoft.com/office/drawing/2014/chartex" xmlns:cx1="http://schemas.microsoft.com/office/drawing/2015/9/8/chartex" xmlns:cx2="http://schemas.microsoft.com/office/drawing/2015/10/21/chartex" xmlns:cx3="http://schemas.microsoft.com/office/drawing/2016/5/9/chartex" xmlns:cx4="http://schemas.microsoft.com/office/drawing/2016/5/10/chartex" xmlns:cx5="http://schemas.microsoft.com/office/drawing/2016/5/11/chartex" xmlns:cx6="http://schemas.microsoft.com/office/drawing/2016/5/12/chartex" xmlns:cx7="http://schemas.microsoft.com/office/drawing/2016/5/13/chartex" xmlns:cx8="http://schemas.microsoft.com/office/drawing/2016/5/14/chartex" xmlns:mc="http://schemas.openxmlformats.org/markup-compatibility/2006" xmlns:aink="http://schemas.microsoft.com/office/drawing/2016/ink" xmlns:am3d="http://schemas.microsoft.com/office/drawing/2017/model3d" xmlns:o="urn:schemas-microsoft-com:office:office" xmlns:oel="http://schemas.microsoft.com/office/2019/extlst" xmlns:r="http://schemas.openxmlformats.org/officeDocument/2006/relationships" xmlns:m="http://schemas.openxmlformats.org/officeDocument/2006/math" xmlns:v="urn:schemas-microsoft-com:vml" xmlns:wp14="http://schemas.microsoft.com/office/word/2010/wordprocessingDrawing" xmlns:wp="http://schemas.openxmlformats.org/drawingml/2006/wordprocessingDrawing" xmlns:w10="urn:schemas-microsoft-com:office:word" xmlns:w="http://schemas.openxmlformats.org/wordprocessingml/2006/main" xmlns:w14="http://schemas.microsoft.com/office/word/2010/wordml" xmlns:w15="http://schemas.microsoft.com/office/word/2012/wordml" xmlns:w16cex="http://schemas.microsoft.com/office/word/2018/wordml/cex" xmlns:w16cid="http://schemas.microsoft.com/office/word/2016/wordml/cid" xmlns:w16="http://schemas.microsoft.com/office/word/2018/wordml" xmlns:w16du="http://schemas.microsoft.com/office/word/2023/wordml/word16du" xmlns:w16sdtdh="http://schemas.microsoft.com/office/word/2020/wordml/sdtdatahash" xmlns:w16sdtfl="http://schemas.microsoft.com/office/word/2024/wordml/sdtformatlock" xmlns:w16se="http://schemas.microsoft.com/office/word/2015/wordml/symex" xmlns:wpg="http://schemas.microsoft.com/office/word/2010/wordprocessingGroup" xmlns:wpi="http://schemas.microsoft.com/office/word/2010/wordprocessingInk" xmlns:wne="http://schemas.microsoft.com/office/word/2006/wordml" xmlns:wps="http://schemas.microsoft.com/office/word/2010/wordprocessingShape" mc:Ignorable="w14 w15 w16se w16cid w16 w16cex w16sdtdh w16sdtfl w16du wp14">
+<w:document xmlns:wpc="http://schemas.microsoft.com/office/word/2010/wordprocessingCanvas" xmlns:cx="http://schemas.microsoft.com/office/drawing/2014/chartex" xmlns:mc="http://schemas.openxmlformats.org/markup-compatibility/2006" xmlns:o="urn:schemas-microsoft-com:office:office" xmlns:r="http://schemas.openxmlformats.org/officeDocument/2006/relationships" xmlns:m="http://schemas.openxmlformats.org/officeDocument/2006/math" xmlns:v="urn:schemas-microsoft-com:vml" xmlns:wp14="http://schemas.microsoft.com/office/word/2010/wordprocessingDrawing" xmlns:wp="http://schemas.openxmlformats.org/drawingml/2006/wordprocessingDrawing" xmlns:w10="urn:schemas-microsoft-com:office:word" xmlns:w="http://schemas.openxmlformats.org/wordprocessingml/2006/main" xmlns:w14="http://schemas.microsoft.com/office/word/2010/wordml" xmlns:w15="http://schemas.microsoft.com/office/word/2012/wordml" xmlns:w16se="http://schemas.microsoft.com/office/word/2015/wordml/symex" xmlns:wpg="http://schemas.microsoft.com/office/word/2010/wordprocessingGroup" xmlns:wpi="http://schemas.microsoft.com/office/word/2010/wordprocessingInk" xmlns:wne="http://schemas.microsoft.com/office/word/2006/wordml" xmlns:wps="http://schemas.microsoft.com/office/word/2010/wordprocessingShape" mc:Ignorable="w14 w15 w16se wp14">
   <w:body>
     <w:p>
       <w:pPr>
@@ -555,7 +555,7 @@
                 <v:stroke joinstyle="miter"/>
                 <v:path gradientshapeok="t" o:connecttype="rect"/>
               </v:shapetype>
-              <v:shape id="Text Box 15" o:spid="_x0000_s1026" type="#_x0000_t202" style="position:absolute;left:0;text-align:left;margin-left:44.7pt;margin-top:1.55pt;width:142.65pt;height:54pt;z-index:251643904;visibility:visible;mso-wrap-style:square;mso-width-percent:0;mso-height-percent:0;mso-wrap-distance-left:9pt;mso-wrap-distance-top:0;mso-wrap-distance-right:9pt;mso-wrap-distance-bottom:0;mso-position-horizontal:absolute;mso-position-horizontal-relative:text;mso-position-vertical:absolute;mso-position-vertical-relative:text;mso-width-percent:0;mso-height-percent:0;mso-width-relative:page;mso-height-relative:page;v-text-anchor:top" o:gfxdata="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" stroked="f">
+              <v:shape id="Text Box 15" o:spid="_x0000_s1026" type="#_x0000_t202" style="position:absolute;left:0;text-align:left;margin-left:44.7pt;margin-top:1.55pt;width:142.65pt;height:54pt;z-index:251643904;visibility:visible;mso-wrap-style:square;mso-width-percent:0;mso-height-percent:0;mso-wrap-distance-left:9pt;mso-wrap-distance-top:0;mso-wrap-distance-right:9pt;mso-wrap-distance-bottom:0;mso-position-horizontal:absolute;mso-position-horizontal-relative:text;mso-position-vertical:absolute;mso-position-vertical-relative:text;mso-width-percent:0;mso-height-percent:0;mso-width-relative:page;mso-height-relative:page;v-text-anchor:top" o:gfxdata="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" stroked="f">
                 <v:textbox>
                   <w:txbxContent>
                     <w:p>
@@ -699,7 +699,7 @@
           </mc:Choice>
           <mc:Fallback>
             <w:pict>
-              <v:shape w14:anchorId="142616AD" id="Text Box 14" o:spid="_x0000_s1027" type="#_x0000_t202" style="position:absolute;left:0;text-align:left;margin-left:270.2pt;margin-top:.75pt;width:2in;height:69.95pt;z-index:251644928;visibility:visible;mso-wrap-style:square;mso-width-percent:0;mso-height-percent:0;mso-wrap-distance-left:9pt;mso-wrap-distance-top:0;mso-wrap-distance-right:9pt;mso-wrap-distance-bottom:0;mso-position-horizontal:absolute;mso-position-horizontal-relative:text;mso-position-vertical:absolute;mso-position-vertical-relative:text;mso-width-percent:0;mso-height-percent:0;mso-width-relative:page;mso-height-relative:page;v-text-anchor:top" o:gfxdata="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" stroked="f">
+              <v:shape w14:anchorId="142616AD" id="Text Box 14" o:spid="_x0000_s1027" type="#_x0000_t202" style="position:absolute;left:0;text-align:left;margin-left:270.2pt;margin-top:.75pt;width:2in;height:69.95pt;z-index:251644928;visibility:visible;mso-wrap-style:square;mso-width-percent:0;mso-height-percent:0;mso-wrap-distance-left:9pt;mso-wrap-distance-top:0;mso-wrap-distance-right:9pt;mso-wrap-distance-bottom:0;mso-position-horizontal:absolute;mso-position-horizontal-relative:text;mso-position-vertical:absolute;mso-position-vertical-relative:text;mso-width-percent:0;mso-height-percent:0;mso-width-relative:page;mso-height-relative:page;v-text-anchor:top" o:gfxdata="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" stroked="f">
                 <v:textbox>
                   <w:txbxContent>
                     <w:p>
@@ -1418,7 +1418,7 @@
           </mc:Choice>
           <mc:Fallback>
             <w:pict>
-              <v:shape w14:anchorId="5A89C60A" id="Text Box 2" o:spid="_x0000_s1028" type="#_x0000_t202" style="position:absolute;left:0;text-align:left;margin-left:44.7pt;margin-top:1.35pt;width:147.4pt;height:54pt;z-index:251648000;visibility:visible;mso-wrap-style:square;mso-width-percent:0;mso-height-percent:0;mso-wrap-distance-left:9pt;mso-wrap-distance-top:0;mso-wrap-distance-right:9pt;mso-wrap-distance-bottom:0;mso-position-horizontal:absolute;mso-position-horizontal-relative:text;mso-position-vertical:absolute;mso-position-vertical-relative:text;mso-width-percent:0;mso-height-percent:0;mso-width-relative:page;mso-height-relative:page;v-text-anchor:top" o:gfxdata="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" stroked="f">
+              <v:shape w14:anchorId="5A89C60A" id="Text Box 2" o:spid="_x0000_s1028" type="#_x0000_t202" style="position:absolute;left:0;text-align:left;margin-left:44.7pt;margin-top:1.35pt;width:147.4pt;height:54pt;z-index:251648000;visibility:visible;mso-wrap-style:square;mso-width-percent:0;mso-height-percent:0;mso-wrap-distance-left:9pt;mso-wrap-distance-top:0;mso-wrap-distance-right:9pt;mso-wrap-distance-bottom:0;mso-position-horizontal:absolute;mso-position-horizontal-relative:text;mso-position-vertical:absolute;mso-position-vertical-relative:text;mso-width-percent:0;mso-height-percent:0;mso-width-relative:page;mso-height-relative:page;v-text-anchor:top" o:gfxdata="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" stroked="f">
                 <v:textbox>
                   <w:txbxContent>
                     <w:p>
@@ -1562,7 +1562,7 @@
           </mc:Choice>
           <mc:Fallback>
             <w:pict>
-              <v:shape w14:anchorId="1C43EC53" id="Text Box 3" o:spid="_x0000_s1029" type="#_x0000_t202" style="position:absolute;left:0;text-align:left;margin-left:270.2pt;margin-top:.55pt;width:2in;height:72.7pt;z-index:251649024;visibility:visible;mso-wrap-style:square;mso-width-percent:0;mso-height-percent:0;mso-wrap-distance-left:9pt;mso-wrap-distance-top:0;mso-wrap-distance-right:9pt;mso-wrap-distance-bottom:0;mso-position-horizontal:absolute;mso-position-horizontal-relative:text;mso-position-vertical:absolute;mso-position-vertical-relative:text;mso-width-percent:0;mso-height-percent:0;mso-width-relative:page;mso-height-relative:page;v-text-anchor:top" o:gfxdata="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" stroked="f">
+              <v:shape w14:anchorId="1C43EC53" id="Text Box 3" o:spid="_x0000_s1029" type="#_x0000_t202" style="position:absolute;left:0;text-align:left;margin-left:270.2pt;margin-top:.55pt;width:2in;height:72.7pt;z-index:251649024;visibility:visible;mso-wrap-style:square;mso-width-percent:0;mso-height-percent:0;mso-wrap-distance-left:9pt;mso-wrap-distance-top:0;mso-wrap-distance-right:9pt;mso-wrap-distance-bottom:0;mso-position-horizontal:absolute;mso-position-horizontal-relative:text;mso-position-vertical:absolute;mso-position-vertical-relative:text;mso-width-percent:0;mso-height-percent:0;mso-width-relative:page;mso-height-relative:page;v-text-anchor:top" o:gfxdata="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" stroked="f">
                 <v:textbox>
                   <w:txbxContent>
                     <w:p>
@@ -2408,7 +2408,7 @@
           </mc:Choice>
           <mc:Fallback>
             <w:pict>
-              <v:rect w14:anchorId="1A33E7B6" id="Rectangle 16" o:spid="_x0000_s1030" style="position:absolute;margin-left:22.95pt;margin-top:-11.85pt;width:423pt;height:640.4pt;z-index:251645952;visibility:visible;mso-wrap-style:square;mso-width-percent:0;mso-height-percent:0;mso-wrap-distance-left:9pt;mso-wrap-distance-top:0;mso-wrap-distance-right:9pt;mso-wrap-distance-bottom:0;mso-position-horizontal:absolute;mso-position-horizontal-relative:margin;mso-position-vertical:absolute;mso-position-vertical-relative:text;mso-width-percent:0;mso-height-percent:0;mso-width-relative:page;mso-height-relative:page;v-text-anchor:top" o:gfxdata="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">
+              <v:rect w14:anchorId="1A33E7B6" id="Rectangle 16" o:spid="_x0000_s1030" style="position:absolute;margin-left:22.95pt;margin-top:-11.85pt;width:423pt;height:640.4pt;z-index:251645952;visibility:visible;mso-wrap-style:square;mso-width-percent:0;mso-height-percent:0;mso-wrap-distance-left:9pt;mso-wrap-distance-top:0;mso-wrap-distance-right:9pt;mso-wrap-distance-bottom:0;mso-position-horizontal:absolute;mso-position-horizontal-relative:margin;mso-position-vertical:absolute;mso-position-vertical-relative:text;mso-width-percent:0;mso-height-percent:0;mso-width-relative:page;mso-height-relative:page;v-text-anchor:top" o:gfxdata="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">
                 <v:textbox>
                   <w:txbxContent>
                     <w:p>
@@ -3720,7 +3720,7 @@
           </mc:Choice>
           <mc:Fallback>
             <w:pict>
-              <v:rect w14:anchorId="29A1B693" id="Rectangle 1" o:spid="_x0000_s1031" style="position:absolute;margin-left:23.25pt;margin-top:-17.2pt;width:423pt;height:674.75pt;z-index:251646976;visibility:visible;mso-wrap-style:square;mso-width-percent:0;mso-height-percent:0;mso-wrap-distance-left:9pt;mso-wrap-distance-top:0;mso-wrap-distance-right:9pt;mso-wrap-distance-bottom:0;mso-position-horizontal:absolute;mso-position-horizontal-relative:margin;mso-position-vertical:absolute;mso-position-vertical-relative:text;mso-width-percent:0;mso-height-percent:0;mso-width-relative:page;mso-height-relative:page;v-text-anchor:top" o:gfxdata="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">
+              <v:rect w14:anchorId="29A1B693" id="Rectangle 1" o:spid="_x0000_s1031" style="position:absolute;margin-left:23.25pt;margin-top:-17.2pt;width:423pt;height:674.75pt;z-index:251646976;visibility:visible;mso-wrap-style:square;mso-width-percent:0;mso-height-percent:0;mso-wrap-distance-left:9pt;mso-wrap-distance-top:0;mso-wrap-distance-right:9pt;mso-wrap-distance-bottom:0;mso-position-horizontal:absolute;mso-position-horizontal-relative:margin;mso-position-vertical:absolute;mso-position-vertical-relative:text;mso-width-percent:0;mso-height-percent:0;mso-width-relative:page;mso-height-relative:page;v-text-anchor:top" o:gfxdata="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">
                 <v:textbox>
                   <w:txbxContent>
                     <w:p>
@@ -5078,6 +5078,7 @@
     <w:p>
       <w:pPr>
         <w:pStyle w:val="TOC1"/>
+        <w:spacing w:line="288" w:lineRule="auto"/>
         <w:rPr>
           <w:rFonts w:eastAsiaTheme="minorEastAsia"/>
           <w:kern w:val="2"/>
@@ -5218,6 +5219,7 @@
     <w:p>
       <w:pPr>
         <w:pStyle w:val="TOC2"/>
+        <w:spacing w:line="288" w:lineRule="auto"/>
         <w:rPr>
           <w:rFonts w:cs="Times New Roman"/>
           <w:b w:val="0"/>
@@ -5323,6 +5325,7 @@
     <w:p>
       <w:pPr>
         <w:pStyle w:val="TOC2"/>
+        <w:spacing w:line="288" w:lineRule="auto"/>
         <w:rPr>
           <w:rFonts w:cs="Times New Roman"/>
           <w:b w:val="0"/>
@@ -5409,6 +5412,7 @@
     <w:p>
       <w:pPr>
         <w:pStyle w:val="TOC2"/>
+        <w:spacing w:line="288" w:lineRule="auto"/>
         <w:rPr>
           <w:rFonts w:cs="Times New Roman"/>
           <w:b w:val="0"/>
@@ -5495,6 +5499,7 @@
     <w:p>
       <w:pPr>
         <w:pStyle w:val="TOC2"/>
+        <w:spacing w:line="288" w:lineRule="auto"/>
         <w:rPr>
           <w:rFonts w:cs="Times New Roman"/>
           <w:b w:val="0"/>
@@ -5735,6 +5740,7 @@
     <w:p>
       <w:pPr>
         <w:pStyle w:val="TOC2"/>
+        <w:spacing w:line="288" w:lineRule="auto"/>
         <w:rPr>
           <w:rFonts w:cs="Times New Roman"/>
           <w:b w:val="0"/>
@@ -5821,6 +5827,7 @@
     <w:p>
       <w:pPr>
         <w:pStyle w:val="TOC1"/>
+        <w:spacing w:line="288" w:lineRule="auto"/>
         <w:rPr>
           <w:rFonts w:eastAsiaTheme="minorEastAsia"/>
           <w:kern w:val="2"/>
@@ -5975,6 +5982,7 @@
     <w:p>
       <w:pPr>
         <w:pStyle w:val="TOC2"/>
+        <w:spacing w:line="288" w:lineRule="auto"/>
         <w:rPr>
           <w:rFonts w:cs="Times New Roman"/>
           <w:b w:val="0"/>
@@ -6083,6 +6091,7 @@
         <w:tabs>
           <w:tab w:val="right" w:leader="dot" w:pos="9395"/>
         </w:tabs>
+        <w:spacing w:line="288" w:lineRule="auto"/>
         <w:rPr>
           <w:rFonts w:ascii="Times New Roman" w:hAnsi="Times New Roman" w:cs="Times New Roman"/>
           <w:noProof/>
@@ -6298,6 +6307,7 @@
         <w:tabs>
           <w:tab w:val="right" w:leader="dot" w:pos="9395"/>
         </w:tabs>
+        <w:spacing w:line="288" w:lineRule="auto"/>
         <w:rPr>
           <w:rFonts w:ascii="Times New Roman" w:hAnsi="Times New Roman" w:cs="Times New Roman"/>
           <w:noProof/>
@@ -6395,6 +6405,7 @@
         <w:tabs>
           <w:tab w:val="right" w:leader="dot" w:pos="9395"/>
         </w:tabs>
+        <w:spacing w:line="288" w:lineRule="auto"/>
         <w:rPr>
           <w:rFonts w:ascii="Times New Roman" w:hAnsi="Times New Roman" w:cs="Times New Roman"/>
           <w:noProof/>
@@ -6492,6 +6503,7 @@
         <w:tabs>
           <w:tab w:val="right" w:leader="dot" w:pos="9395"/>
         </w:tabs>
+        <w:spacing w:line="288" w:lineRule="auto"/>
         <w:rPr>
           <w:rFonts w:ascii="Times New Roman" w:hAnsi="Times New Roman" w:cs="Times New Roman"/>
           <w:noProof/>
@@ -6586,6 +6598,7 @@
     <w:p>
       <w:pPr>
         <w:pStyle w:val="TOC2"/>
+        <w:spacing w:line="288" w:lineRule="auto"/>
         <w:rPr>
           <w:rFonts w:cs="Times New Roman"/>
           <w:b w:val="0"/>
@@ -6675,6 +6688,7 @@
         <w:tabs>
           <w:tab w:val="right" w:leader="dot" w:pos="9395"/>
         </w:tabs>
+        <w:spacing w:line="288" w:lineRule="auto"/>
         <w:rPr>
           <w:rFonts w:ascii="Times New Roman" w:hAnsi="Times New Roman" w:cs="Times New Roman"/>
           <w:noProof/>
@@ -6772,6 +6786,7 @@
         <w:tabs>
           <w:tab w:val="right" w:leader="dot" w:pos="9395"/>
         </w:tabs>
+        <w:spacing w:line="288" w:lineRule="auto"/>
         <w:rPr>
           <w:rFonts w:ascii="Times New Roman" w:hAnsi="Times New Roman" w:cs="Times New Roman"/>
           <w:noProof/>
@@ -6869,6 +6884,7 @@
         <w:tabs>
           <w:tab w:val="right" w:leader="dot" w:pos="9395"/>
         </w:tabs>
+        <w:spacing w:line="288" w:lineRule="auto"/>
         <w:rPr>
           <w:rFonts w:ascii="Times New Roman" w:hAnsi="Times New Roman" w:cs="Times New Roman"/>
           <w:noProof/>
@@ -6963,6 +6979,7 @@
     <w:p>
       <w:pPr>
         <w:pStyle w:val="TOC2"/>
+        <w:spacing w:line="288" w:lineRule="auto"/>
         <w:rPr>
           <w:rFonts w:cs="Times New Roman"/>
           <w:b w:val="0"/>
@@ -7052,6 +7069,7 @@
         <w:tabs>
           <w:tab w:val="right" w:leader="dot" w:pos="9395"/>
         </w:tabs>
+        <w:spacing w:line="288" w:lineRule="auto"/>
         <w:rPr>
           <w:rFonts w:ascii="Times New Roman" w:hAnsi="Times New Roman" w:cs="Times New Roman"/>
           <w:noProof/>
@@ -7146,6 +7164,7 @@
     <w:p>
       <w:pPr>
         <w:pStyle w:val="TOC2"/>
+        <w:spacing w:line="288" w:lineRule="auto"/>
         <w:rPr>
           <w:rFonts w:cs="Times New Roman"/>
           <w:b w:val="0"/>
@@ -7235,6 +7254,7 @@
         <w:tabs>
           <w:tab w:val="right" w:leader="dot" w:pos="9395"/>
         </w:tabs>
+        <w:spacing w:line="288" w:lineRule="auto"/>
         <w:rPr>
           <w:rFonts w:ascii="Times New Roman" w:hAnsi="Times New Roman" w:cs="Times New Roman"/>
           <w:noProof/>
@@ -7332,6 +7352,7 @@
         <w:tabs>
           <w:tab w:val="right" w:leader="dot" w:pos="9395"/>
         </w:tabs>
+        <w:spacing w:line="288" w:lineRule="auto"/>
         <w:rPr>
           <w:rFonts w:ascii="Times New Roman" w:hAnsi="Times New Roman" w:cs="Times New Roman"/>
           <w:noProof/>
@@ -7429,6 +7450,7 @@
         <w:tabs>
           <w:tab w:val="right" w:leader="dot" w:pos="9395"/>
         </w:tabs>
+        <w:spacing w:line="288" w:lineRule="auto"/>
         <w:rPr>
           <w:rFonts w:ascii="Times New Roman" w:hAnsi="Times New Roman" w:cs="Times New Roman"/>
           <w:noProof/>
@@ -7526,6 +7548,7 @@
         <w:tabs>
           <w:tab w:val="right" w:leader="dot" w:pos="9395"/>
         </w:tabs>
+        <w:spacing w:line="288" w:lineRule="auto"/>
         <w:rPr>
           <w:rFonts w:ascii="Times New Roman" w:hAnsi="Times New Roman" w:cs="Times New Roman"/>
           <w:noProof/>
@@ -7620,6 +7643,7 @@
     <w:p>
       <w:pPr>
         <w:pStyle w:val="TOC2"/>
+        <w:spacing w:line="288" w:lineRule="auto"/>
         <w:rPr>
           <w:rFonts w:cs="Times New Roman"/>
           <w:b w:val="0"/>
@@ -7709,6 +7733,7 @@
         <w:tabs>
           <w:tab w:val="right" w:leader="dot" w:pos="9395"/>
         </w:tabs>
+        <w:spacing w:line="288" w:lineRule="auto"/>
         <w:rPr>
           <w:rFonts w:ascii="Times New Roman" w:hAnsi="Times New Roman" w:cs="Times New Roman"/>
           <w:noProof/>
@@ -7806,6 +7831,7 @@
         <w:tabs>
           <w:tab w:val="right" w:leader="dot" w:pos="9395"/>
         </w:tabs>
+        <w:spacing w:line="288" w:lineRule="auto"/>
         <w:rPr>
           <w:rFonts w:ascii="Times New Roman" w:hAnsi="Times New Roman" w:cs="Times New Roman"/>
           <w:noProof/>
@@ -7903,6 +7929,7 @@
         <w:tabs>
           <w:tab w:val="right" w:leader="dot" w:pos="9395"/>
         </w:tabs>
+        <w:spacing w:line="288" w:lineRule="auto"/>
         <w:rPr>
           <w:rFonts w:ascii="Times New Roman" w:hAnsi="Times New Roman" w:cs="Times New Roman"/>
           <w:noProof/>
@@ -8000,6 +8027,7 @@
         <w:tabs>
           <w:tab w:val="right" w:leader="dot" w:pos="9395"/>
         </w:tabs>
+        <w:spacing w:line="288" w:lineRule="auto"/>
         <w:rPr>
           <w:rFonts w:ascii="Times New Roman" w:hAnsi="Times New Roman" w:cs="Times New Roman"/>
           <w:noProof/>
@@ -8094,6 +8122,7 @@
     <w:p>
       <w:pPr>
         <w:pStyle w:val="TOC2"/>
+        <w:spacing w:line="288" w:lineRule="auto"/>
         <w:rPr>
           <w:rFonts w:cs="Times New Roman"/>
           <w:b w:val="0"/>
@@ -8299,6 +8328,7 @@
         <w:tabs>
           <w:tab w:val="right" w:leader="dot" w:pos="9395"/>
         </w:tabs>
+        <w:spacing w:line="288" w:lineRule="auto"/>
         <w:rPr>
           <w:rFonts w:ascii="Times New Roman" w:hAnsi="Times New Roman" w:cs="Times New Roman"/>
           <w:noProof/>
@@ -8396,6 +8426,7 @@
         <w:tabs>
           <w:tab w:val="right" w:leader="dot" w:pos="9395"/>
         </w:tabs>
+        <w:spacing w:line="288" w:lineRule="auto"/>
         <w:rPr>
           <w:rFonts w:ascii="Times New Roman" w:hAnsi="Times New Roman" w:cs="Times New Roman"/>
           <w:noProof/>
@@ -8493,6 +8524,7 @@
         <w:tabs>
           <w:tab w:val="right" w:leader="dot" w:pos="9395"/>
         </w:tabs>
+        <w:spacing w:line="288" w:lineRule="auto"/>
         <w:rPr>
           <w:rFonts w:ascii="Times New Roman" w:hAnsi="Times New Roman" w:cs="Times New Roman"/>
           <w:noProof/>
@@ -8590,6 +8622,7 @@
         <w:tabs>
           <w:tab w:val="right" w:leader="dot" w:pos="9395"/>
         </w:tabs>
+        <w:spacing w:line="288" w:lineRule="auto"/>
         <w:rPr>
           <w:rFonts w:ascii="Times New Roman" w:hAnsi="Times New Roman" w:cs="Times New Roman"/>
           <w:noProof/>
@@ -8684,6 +8717,7 @@
     <w:p>
       <w:pPr>
         <w:pStyle w:val="TOC2"/>
+        <w:spacing w:line="288" w:lineRule="auto"/>
         <w:rPr>
           <w:rFonts w:cs="Times New Roman"/>
           <w:b w:val="0"/>
@@ -8773,6 +8807,7 @@
         <w:tabs>
           <w:tab w:val="right" w:leader="dot" w:pos="9395"/>
         </w:tabs>
+        <w:spacing w:line="288" w:lineRule="auto"/>
         <w:rPr>
           <w:rFonts w:ascii="Times New Roman" w:hAnsi="Times New Roman" w:cs="Times New Roman"/>
           <w:noProof/>
@@ -8870,6 +8905,7 @@
         <w:tabs>
           <w:tab w:val="right" w:leader="dot" w:pos="9395"/>
         </w:tabs>
+        <w:spacing w:line="288" w:lineRule="auto"/>
         <w:rPr>
           <w:rFonts w:ascii="Times New Roman" w:hAnsi="Times New Roman" w:cs="Times New Roman"/>
           <w:noProof/>
@@ -8967,6 +9003,7 @@
         <w:tabs>
           <w:tab w:val="right" w:leader="dot" w:pos="9395"/>
         </w:tabs>
+        <w:spacing w:line="288" w:lineRule="auto"/>
         <w:rPr>
           <w:rFonts w:eastAsiaTheme="minorEastAsia" w:cs="Times New Roman"/>
           <w:noProof/>
@@ -9056,6 +9093,7 @@
         <w:tabs>
           <w:tab w:val="right" w:leader="dot" w:pos="9395"/>
         </w:tabs>
+        <w:spacing w:line="288" w:lineRule="auto"/>
         <w:rPr>
           <w:rFonts w:eastAsiaTheme="minorEastAsia" w:cs="Times New Roman"/>
           <w:noProof/>
@@ -9145,6 +9183,7 @@
         <w:tabs>
           <w:tab w:val="right" w:leader="dot" w:pos="9395"/>
         </w:tabs>
+        <w:spacing w:line="288" w:lineRule="auto"/>
         <w:rPr>
           <w:rFonts w:ascii="Times New Roman" w:hAnsi="Times New Roman" w:cs="Times New Roman"/>
           <w:noProof/>
@@ -9242,6 +9281,7 @@
         <w:tabs>
           <w:tab w:val="right" w:leader="dot" w:pos="9395"/>
         </w:tabs>
+        <w:spacing w:line="288" w:lineRule="auto"/>
         <w:rPr>
           <w:rFonts w:ascii="Times New Roman" w:hAnsi="Times New Roman" w:cs="Times New Roman"/>
           <w:noProof/>
@@ -9336,6 +9376,7 @@
     <w:p>
       <w:pPr>
         <w:pStyle w:val="TOC2"/>
+        <w:spacing w:line="288" w:lineRule="auto"/>
         <w:rPr>
           <w:rFonts w:cs="Times New Roman"/>
           <w:b w:val="0"/>
@@ -9425,6 +9466,7 @@
         <w:tabs>
           <w:tab w:val="right" w:leader="dot" w:pos="9395"/>
         </w:tabs>
+        <w:spacing w:line="288" w:lineRule="auto"/>
         <w:rPr>
           <w:rFonts w:ascii="Times New Roman" w:hAnsi="Times New Roman" w:cs="Times New Roman"/>
           <w:noProof/>
@@ -9522,6 +9564,7 @@
         <w:tabs>
           <w:tab w:val="right" w:leader="dot" w:pos="9395"/>
         </w:tabs>
+        <w:spacing w:line="288" w:lineRule="auto"/>
         <w:rPr>
           <w:rFonts w:ascii="Times New Roman" w:hAnsi="Times New Roman" w:cs="Times New Roman"/>
           <w:noProof/>
@@ -9616,6 +9659,7 @@
     <w:p>
       <w:pPr>
         <w:pStyle w:val="TOC1"/>
+        <w:spacing w:line="288" w:lineRule="auto"/>
         <w:rPr>
           <w:rFonts w:eastAsiaTheme="minorEastAsia"/>
           <w:kern w:val="2"/>
@@ -9701,6 +9745,7 @@
     <w:p>
       <w:pPr>
         <w:pStyle w:val="TOC2"/>
+        <w:spacing w:line="288" w:lineRule="auto"/>
         <w:rPr>
           <w:rFonts w:cs="Times New Roman"/>
           <w:b w:val="0"/>
@@ -9806,6 +9851,7 @@
     <w:p>
       <w:pPr>
         <w:pStyle w:val="TOC2"/>
+        <w:spacing w:line="288" w:lineRule="auto"/>
         <w:rPr>
           <w:rFonts w:cs="Times New Roman"/>
           <w:b w:val="0"/>
@@ -9911,6 +9957,7 @@
     <w:p>
       <w:pPr>
         <w:pStyle w:val="TOC2"/>
+        <w:spacing w:line="288" w:lineRule="auto"/>
         <w:rPr>
           <w:rFonts w:cs="Times New Roman"/>
           <w:b w:val="0"/>
@@ -10000,6 +10047,7 @@
         <w:tabs>
           <w:tab w:val="right" w:leader="dot" w:pos="9395"/>
         </w:tabs>
+        <w:spacing w:line="288" w:lineRule="auto"/>
         <w:rPr>
           <w:rFonts w:ascii="Times New Roman" w:hAnsi="Times New Roman" w:cs="Times New Roman"/>
           <w:noProof/>
@@ -10097,6 +10145,7 @@
         <w:tabs>
           <w:tab w:val="right" w:leader="dot" w:pos="9395"/>
         </w:tabs>
+        <w:spacing w:line="288" w:lineRule="auto"/>
         <w:rPr>
           <w:rFonts w:ascii="Times New Roman" w:hAnsi="Times New Roman" w:cs="Times New Roman"/>
           <w:noProof/>
@@ -10194,6 +10243,7 @@
         <w:tabs>
           <w:tab w:val="right" w:leader="dot" w:pos="9395"/>
         </w:tabs>
+        <w:spacing w:line="288" w:lineRule="auto"/>
         <w:rPr>
           <w:rFonts w:ascii="Times New Roman" w:hAnsi="Times New Roman" w:cs="Times New Roman"/>
           <w:noProof/>
@@ -10291,6 +10341,7 @@
         <w:tabs>
           <w:tab w:val="right" w:leader="dot" w:pos="9395"/>
         </w:tabs>
+        <w:spacing w:line="288" w:lineRule="auto"/>
         <w:rPr>
           <w:rFonts w:eastAsiaTheme="minorEastAsia" w:cs="Times New Roman"/>
           <w:noProof/>
@@ -10380,6 +10431,7 @@
         <w:tabs>
           <w:tab w:val="right" w:leader="dot" w:pos="9395"/>
         </w:tabs>
+        <w:spacing w:line="288" w:lineRule="auto"/>
         <w:rPr>
           <w:rFonts w:eastAsiaTheme="minorEastAsia" w:cs="Times New Roman"/>
           <w:noProof/>
@@ -10466,6 +10518,7 @@
     <w:p>
       <w:pPr>
         <w:pStyle w:val="TOC1"/>
+        <w:spacing w:line="288" w:lineRule="auto"/>
         <w:rPr>
           <w:rFonts w:eastAsiaTheme="minorEastAsia"/>
           <w:kern w:val="2"/>
@@ -10625,6 +10678,7 @@
     <w:p>
       <w:pPr>
         <w:pStyle w:val="TOC2"/>
+        <w:spacing w:line="288" w:lineRule="auto"/>
         <w:rPr>
           <w:rFonts w:cs="Times New Roman"/>
           <w:b w:val="0"/>
@@ -10965,6 +11019,7 @@
         <w:tabs>
           <w:tab w:val="right" w:leader="dot" w:pos="9395"/>
         </w:tabs>
+        <w:spacing w:line="288" w:lineRule="auto"/>
         <w:rPr>
           <w:rFonts w:ascii="Times New Roman" w:hAnsi="Times New Roman" w:cs="Times New Roman"/>
           <w:noProof/>
@@ -11127,6 +11182,7 @@
         <w:tabs>
           <w:tab w:val="right" w:leader="dot" w:pos="9395"/>
         </w:tabs>
+        <w:spacing w:line="288" w:lineRule="auto"/>
         <w:rPr>
           <w:rFonts w:eastAsiaTheme="minorEastAsia" w:cs="Times New Roman"/>
           <w:noProof/>
@@ -11411,6 +11467,7 @@
         <w:tabs>
           <w:tab w:val="right" w:leader="dot" w:pos="9395"/>
         </w:tabs>
+        <w:spacing w:line="288" w:lineRule="auto"/>
         <w:rPr>
           <w:rFonts w:eastAsiaTheme="minorEastAsia" w:cs="Times New Roman"/>
           <w:noProof/>
@@ -11637,6 +11694,7 @@
         <w:tabs>
           <w:tab w:val="right" w:leader="dot" w:pos="9395"/>
         </w:tabs>
+        <w:spacing w:line="288" w:lineRule="auto"/>
         <w:rPr>
           <w:rFonts w:ascii="Times New Roman" w:hAnsi="Times New Roman" w:cs="Times New Roman"/>
           <w:noProof/>
@@ -11766,6 +11824,7 @@
         <w:tabs>
           <w:tab w:val="right" w:leader="dot" w:pos="9395"/>
         </w:tabs>
+        <w:spacing w:line="288" w:lineRule="auto"/>
         <w:rPr>
           <w:rFonts w:eastAsiaTheme="minorEastAsia" w:cs="Times New Roman"/>
           <w:noProof/>
@@ -11880,6 +11939,7 @@
     <w:p>
       <w:pPr>
         <w:pStyle w:val="TOC2"/>
+        <w:spacing w:line="288" w:lineRule="auto"/>
         <w:rPr>
           <w:rFonts w:cs="Times New Roman"/>
           <w:b w:val="0"/>
@@ -11969,6 +12029,7 @@
         <w:tabs>
           <w:tab w:val="right" w:leader="dot" w:pos="9395"/>
         </w:tabs>
+        <w:spacing w:line="288" w:lineRule="auto"/>
         <w:rPr>
           <w:rFonts w:ascii="Times New Roman" w:hAnsi="Times New Roman" w:cs="Times New Roman"/>
           <w:noProof/>
@@ -12066,6 +12127,7 @@
         <w:tabs>
           <w:tab w:val="right" w:leader="dot" w:pos="9395"/>
         </w:tabs>
+        <w:spacing w:line="288" w:lineRule="auto"/>
         <w:rPr>
           <w:rFonts w:ascii="Times New Roman" w:hAnsi="Times New Roman" w:cs="Times New Roman"/>
           <w:noProof/>
@@ -12163,6 +12225,7 @@
         <w:tabs>
           <w:tab w:val="right" w:leader="dot" w:pos="9395"/>
         </w:tabs>
+        <w:spacing w:line="288" w:lineRule="auto"/>
         <w:rPr>
           <w:rFonts w:ascii="Times New Roman" w:hAnsi="Times New Roman" w:cs="Times New Roman"/>
           <w:noProof/>
@@ -12260,6 +12323,7 @@
         <w:tabs>
           <w:tab w:val="right" w:leader="dot" w:pos="9395"/>
         </w:tabs>
+        <w:spacing w:line="288" w:lineRule="auto"/>
         <w:rPr>
           <w:rFonts w:ascii="Times New Roman" w:hAnsi="Times New Roman" w:cs="Times New Roman"/>
           <w:noProof/>
@@ -12357,6 +12421,7 @@
         <w:tabs>
           <w:tab w:val="right" w:leader="dot" w:pos="9395"/>
         </w:tabs>
+        <w:spacing w:line="288" w:lineRule="auto"/>
         <w:rPr>
           <w:rFonts w:ascii="Times New Roman" w:hAnsi="Times New Roman" w:cs="Times New Roman"/>
           <w:noProof/>
@@ -12454,6 +12519,7 @@
         <w:tabs>
           <w:tab w:val="right" w:leader="dot" w:pos="9395"/>
         </w:tabs>
+        <w:spacing w:line="288" w:lineRule="auto"/>
         <w:rPr>
           <w:rFonts w:ascii="Times New Roman" w:hAnsi="Times New Roman" w:cs="Times New Roman"/>
           <w:noProof/>
@@ -12551,6 +12617,7 @@
         <w:tabs>
           <w:tab w:val="right" w:leader="dot" w:pos="9395"/>
         </w:tabs>
+        <w:spacing w:line="288" w:lineRule="auto"/>
         <w:rPr>
           <w:rFonts w:ascii="Times New Roman" w:hAnsi="Times New Roman" w:cs="Times New Roman"/>
           <w:noProof/>
@@ -12648,6 +12715,7 @@
         <w:tabs>
           <w:tab w:val="right" w:leader="dot" w:pos="9395"/>
         </w:tabs>
+        <w:spacing w:line="288" w:lineRule="auto"/>
         <w:rPr>
           <w:rFonts w:ascii="Times New Roman" w:hAnsi="Times New Roman" w:cs="Times New Roman"/>
           <w:noProof/>
@@ -12745,6 +12813,7 @@
         <w:tabs>
           <w:tab w:val="right" w:leader="dot" w:pos="9395"/>
         </w:tabs>
+        <w:spacing w:line="288" w:lineRule="auto"/>
         <w:rPr>
           <w:rFonts w:ascii="Times New Roman" w:hAnsi="Times New Roman" w:cs="Times New Roman"/>
           <w:noProof/>
@@ -12842,6 +12911,7 @@
         <w:tabs>
           <w:tab w:val="right" w:leader="dot" w:pos="9395"/>
         </w:tabs>
+        <w:spacing w:line="288" w:lineRule="auto"/>
         <w:rPr>
           <w:rFonts w:ascii="Times New Roman" w:hAnsi="Times New Roman" w:cs="Times New Roman"/>
           <w:noProof/>
@@ -12939,6 +13009,7 @@
         <w:tabs>
           <w:tab w:val="right" w:leader="dot" w:pos="9395"/>
         </w:tabs>
+        <w:spacing w:line="288" w:lineRule="auto"/>
         <w:rPr>
           <w:rFonts w:ascii="Times New Roman" w:hAnsi="Times New Roman" w:cs="Times New Roman"/>
           <w:noProof/>
@@ -13036,6 +13107,7 @@
         <w:tabs>
           <w:tab w:val="right" w:leader="dot" w:pos="9395"/>
         </w:tabs>
+        <w:spacing w:line="288" w:lineRule="auto"/>
         <w:rPr>
           <w:rFonts w:ascii="Times New Roman" w:hAnsi="Times New Roman" w:cs="Times New Roman"/>
           <w:noProof/>
@@ -13133,6 +13205,7 @@
         <w:tabs>
           <w:tab w:val="right" w:leader="dot" w:pos="9395"/>
         </w:tabs>
+        <w:spacing w:line="288" w:lineRule="auto"/>
         <w:rPr>
           <w:rFonts w:ascii="Times New Roman" w:hAnsi="Times New Roman" w:cs="Times New Roman"/>
           <w:noProof/>
@@ -13227,6 +13300,7 @@
     <w:p>
       <w:pPr>
         <w:pStyle w:val="TOC1"/>
+        <w:spacing w:line="288" w:lineRule="auto"/>
         <w:rPr>
           <w:rFonts w:eastAsiaTheme="minorEastAsia"/>
           <w:kern w:val="2"/>
@@ -13312,6 +13386,7 @@
     <w:p>
       <w:pPr>
         <w:pStyle w:val="TOC2"/>
+        <w:spacing w:line="288" w:lineRule="auto"/>
         <w:rPr>
           <w:rFonts w:cs="Times New Roman"/>
           <w:b w:val="0"/>
@@ -13417,6 +13492,7 @@
     <w:p>
       <w:pPr>
         <w:pStyle w:val="TOC2"/>
+        <w:spacing w:line="288" w:lineRule="auto"/>
         <w:rPr>
           <w:rFonts w:cs="Times New Roman"/>
           <w:b w:val="0"/>
@@ -13689,6 +13765,7 @@
         <w:tabs>
           <w:tab w:val="right" w:leader="dot" w:pos="9395"/>
         </w:tabs>
+        <w:spacing w:line="288" w:lineRule="auto"/>
         <w:rPr>
           <w:rFonts w:ascii="Times New Roman" w:hAnsi="Times New Roman" w:cs="Times New Roman"/>
           <w:noProof/>
@@ -13786,6 +13863,7 @@
         <w:tabs>
           <w:tab w:val="right" w:leader="dot" w:pos="9395"/>
         </w:tabs>
+        <w:spacing w:line="288" w:lineRule="auto"/>
         <w:rPr>
           <w:rFonts w:ascii="Times New Roman" w:hAnsi="Times New Roman" w:cs="Times New Roman"/>
           <w:noProof/>
@@ -13880,6 +13958,7 @@
     <w:p>
       <w:pPr>
         <w:pStyle w:val="TOC1"/>
+        <w:spacing w:line="288" w:lineRule="auto"/>
         <w:rPr>
           <w:rFonts w:eastAsiaTheme="minorEastAsia"/>
           <w:kern w:val="2"/>
@@ -14051,7 +14130,7 @@
     </w:p>
     <w:p>
       <w:pPr>
-        <w:spacing w:before="120" w:after="120" w:line="23" w:lineRule="atLeast"/>
+        <w:spacing w:before="120" w:after="120" w:line="288" w:lineRule="auto"/>
         <w:rPr>
           <w:rFonts w:cs="Times New Roman"/>
           <w:szCs w:val="26"/>
@@ -19047,11 +19126,11 @@
         <w:t>MVC (Model – View – Controller) có một lịch sử phát triển khá lâu dài, bắt nguồn từ những năm 1970 bởi Trygve Reenskaug, là một nhà nghiên cứu tại Xerox PARC – một trong những trung tâm công nghệ tiên phong lúc bấy giờ.</w:t>
       </w:r>
       <w:r>
-        <w:t xml:space="preserve"> Ông phát triển mô hình MVC trong quá trình làm việc với ngôn ngữ Smalltalk để hỗ trợ phát triển giao diện người dùng (GUI) một </w:t>
+        <w:t xml:space="preserve"> Ông phát triển mô hình MVC trong quá trình làm việc với ngôn ngữ Smalltalk để hỗ trợ phát triển giao diện người dùng </w:t>
       </w:r>
       <w:r>
         <w:lastRenderedPageBreak/>
-        <w:t>cách rõ ràng, có tổ chức.</w:t>
+        <w:t>(GUI) một cách rõ ràng, có tổ chức.</w:t>
       </w:r>
     </w:p>
     <w:p>
@@ -19528,7 +19607,7 @@
           </mc:Choice>
           <mc:Fallback>
             <w:pict>
-              <v:shape w14:anchorId="0DA29AA4" id="Text Box 1" o:spid="_x0000_s1032" type="#_x0000_t202" style="position:absolute;left:0;text-align:left;margin-left:0;margin-top:338.8pt;width:199.65pt;height:20.8pt;z-index:-251628544;visibility:visible;mso-wrap-style:square;mso-width-percent:0;mso-height-percent:0;mso-wrap-distance-left:9pt;mso-wrap-distance-top:0;mso-wrap-distance-right:9pt;mso-wrap-distance-bottom:0;mso-position-horizontal:center;mso-position-horizontal-relative:margin;mso-position-vertical:absolute;mso-position-vertical-relative:text;mso-width-percent:0;mso-height-percent:0;mso-width-relative:margin;mso-height-relative:margin;v-text-anchor:top" o:gfxdata="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" stroked="f">
+              <v:shape w14:anchorId="0DA29AA4" id="Text Box 1" o:spid="_x0000_s1032" type="#_x0000_t202" style="position:absolute;left:0;text-align:left;margin-left:0;margin-top:338.8pt;width:199.65pt;height:20.8pt;z-index:-251628544;visibility:visible;mso-wrap-style:square;mso-width-percent:0;mso-height-percent:0;mso-wrap-distance-left:9pt;mso-wrap-distance-top:0;mso-wrap-distance-right:9pt;mso-wrap-distance-bottom:0;mso-position-horizontal:center;mso-position-horizontal-relative:margin;mso-position-vertical:absolute;mso-position-vertical-relative:text;mso-width-percent:0;mso-height-percent:0;mso-width-relative:margin;mso-height-relative:margin;v-text-anchor:top" o:gfxdata="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" stroked="f">
                 <v:textbox inset="0,0,0,0">
                   <w:txbxContent>
                     <w:p>
@@ -19774,14 +19853,14 @@
       <w:pPr>
         <w:pStyle w:val="Heading3"/>
       </w:pPr>
-      <w:bookmarkStart w:id="147" w:name="_Toc215040954"/>
+      <w:bookmarkStart w:id="148" w:name="_Toc215040954"/>
       <w:r>
         <w:t>2.2.2 Lịch sử phát tr</w:t>
       </w:r>
       <w:r>
         <w:t>iển</w:t>
       </w:r>
-      <w:bookmarkEnd w:id="147"/>
+      <w:bookmarkEnd w:id="148"/>
     </w:p>
     <w:p>
       <w:pPr>
@@ -19873,11 +19952,11 @@
       <w:pPr>
         <w:pStyle w:val="Heading3"/>
       </w:pPr>
-      <w:bookmarkStart w:id="148" w:name="_Toc215040955"/>
+      <w:bookmarkStart w:id="149" w:name="_Toc215040955"/>
       <w:r>
         <w:t>2.2.3 Tính năng của ASP.NET MVC</w:t>
       </w:r>
-      <w:bookmarkEnd w:id="148"/>
+      <w:bookmarkEnd w:id="149"/>
     </w:p>
     <w:p>
       <w:pPr>
@@ -19935,7 +20014,7 @@
           <w:spacing w:val="-2"/>
         </w:rPr>
       </w:pPr>
-      <w:bookmarkStart w:id="149" w:name="_Toc215040956"/>
+      <w:bookmarkStart w:id="150" w:name="_Toc215040956"/>
       <w:r>
         <w:rPr>
           <w:rFonts w:cs="Times New Roman"/>
@@ -19954,13 +20033,13 @@
         </w:rPr>
         <w:t xml:space="preserve"> (C Sharp)</w:t>
       </w:r>
-      <w:bookmarkEnd w:id="149"/>
+      <w:bookmarkEnd w:id="150"/>
     </w:p>
     <w:p>
       <w:pPr>
         <w:pStyle w:val="Heading3"/>
       </w:pPr>
-      <w:bookmarkStart w:id="150" w:name="_Toc215040957"/>
+      <w:bookmarkStart w:id="151" w:name="_Toc215040957"/>
       <w:r>
         <w:t>2.</w:t>
       </w:r>
@@ -19970,7 +20049,7 @@
       <w:r>
         <w:t>.1 Tổng quan</w:t>
       </w:r>
-      <w:bookmarkEnd w:id="150"/>
+      <w:bookmarkEnd w:id="151"/>
     </w:p>
     <w:p>
       <w:pPr>
@@ -20065,7 +20144,7 @@
           <w:spacing w:val="-2"/>
         </w:rPr>
       </w:pPr>
-      <w:bookmarkStart w:id="151" w:name="_Toc215040958"/>
+      <w:bookmarkStart w:id="152" w:name="_Toc215040958"/>
       <w:r>
         <w:rPr>
           <w:rFonts w:cs="Times New Roman"/>
@@ -20093,20 +20172,20 @@
         </w:rPr>
         <w:t>ác Controls của ASP.NET</w:t>
       </w:r>
-      <w:bookmarkEnd w:id="151"/>
+      <w:bookmarkEnd w:id="152"/>
     </w:p>
     <w:p>
       <w:pPr>
         <w:pStyle w:val="Heading3"/>
       </w:pPr>
-      <w:bookmarkStart w:id="152" w:name="_Toc215040959"/>
+      <w:bookmarkStart w:id="153" w:name="_Toc215040959"/>
       <w:r>
         <w:t xml:space="preserve">2.4.1 </w:t>
       </w:r>
       <w:r>
         <w:t>Tổng quan</w:t>
       </w:r>
-      <w:bookmarkEnd w:id="152"/>
+      <w:bookmarkEnd w:id="153"/>
     </w:p>
     <w:p>
       <w:pPr>
@@ -20120,14 +20199,14 @@
       <w:pPr>
         <w:pStyle w:val="Heading3"/>
       </w:pPr>
-      <w:bookmarkStart w:id="153" w:name="_Toc215040960"/>
+      <w:bookmarkStart w:id="154" w:name="_Toc215040960"/>
       <w:r>
         <w:t xml:space="preserve">2.4.2 </w:t>
       </w:r>
       <w:r>
         <w:t>HTML Controls</w:t>
       </w:r>
-      <w:bookmarkEnd w:id="153"/>
+      <w:bookmarkEnd w:id="154"/>
     </w:p>
     <w:p>
       <w:pPr>
@@ -20149,7 +20228,7 @@
       <w:pPr>
         <w:pStyle w:val="Heading3"/>
       </w:pPr>
-      <w:bookmarkStart w:id="154" w:name="_Toc215040961"/>
+      <w:bookmarkStart w:id="155" w:name="_Toc215040961"/>
       <w:r>
         <w:t>2.4.</w:t>
       </w:r>
@@ -20159,7 +20238,7 @@
       <w:r>
         <w:t xml:space="preserve"> Web Server Controls</w:t>
       </w:r>
-      <w:bookmarkEnd w:id="154"/>
+      <w:bookmarkEnd w:id="155"/>
     </w:p>
     <w:p>
       <w:pPr>
@@ -20739,7 +20818,7 @@
       <w:pPr>
         <w:pStyle w:val="Heading3"/>
       </w:pPr>
-      <w:bookmarkStart w:id="155" w:name="_Toc215040962"/>
+      <w:bookmarkStart w:id="156" w:name="_Toc215040962"/>
       <w:r>
         <w:t>2.4.</w:t>
       </w:r>
@@ -20749,7 +20828,7 @@
       <w:r>
         <w:t xml:space="preserve"> Validation Controls</w:t>
       </w:r>
-      <w:bookmarkEnd w:id="155"/>
+      <w:bookmarkEnd w:id="156"/>
     </w:p>
     <w:p>
       <w:pPr>
@@ -21152,7 +21231,7 @@
           <w:spacing w:val="-2"/>
         </w:rPr>
       </w:pPr>
-      <w:bookmarkStart w:id="156" w:name="_Toc215040963"/>
+      <w:bookmarkStart w:id="157" w:name="_Toc215040963"/>
       <w:r>
         <w:rPr>
           <w:rFonts w:cs="Times New Roman"/>
@@ -21163,17 +21242,17 @@
         <w:lastRenderedPageBreak/>
         <w:t>2.5 Giới thiệu ADO.NET và các đối tượng truy cập CSDL</w:t>
       </w:r>
-      <w:bookmarkEnd w:id="156"/>
+      <w:bookmarkEnd w:id="157"/>
     </w:p>
     <w:p>
       <w:pPr>
         <w:pStyle w:val="Heading3"/>
       </w:pPr>
-      <w:bookmarkStart w:id="157" w:name="_Toc215040964"/>
+      <w:bookmarkStart w:id="158" w:name="_Toc215040964"/>
       <w:r>
         <w:t>2.5.1 Khái niệm về ADO.NET</w:t>
       </w:r>
-      <w:bookmarkEnd w:id="157"/>
+      <w:bookmarkEnd w:id="158"/>
     </w:p>
     <w:p>
       <w:pPr>
@@ -21272,7 +21351,7 @@
       <w:pPr>
         <w:pStyle w:val="Heading3"/>
       </w:pPr>
-      <w:bookmarkStart w:id="158" w:name="_Toc215040965"/>
+      <w:bookmarkStart w:id="159" w:name="_Toc215040965"/>
       <w:r>
         <w:t>2.5.</w:t>
       </w:r>
@@ -21282,7 +21361,7 @@
       <w:r>
         <w:t xml:space="preserve"> Mô hình hoạt động của ADO.NET</w:t>
       </w:r>
-      <w:bookmarkEnd w:id="158"/>
+      <w:bookmarkEnd w:id="159"/>
     </w:p>
     <w:p>
       <w:pPr>
@@ -21355,7 +21434,7 @@
       <w:pPr>
         <w:pStyle w:val="Heading3"/>
       </w:pPr>
-      <w:bookmarkStart w:id="159" w:name="_Toc215040966"/>
+      <w:bookmarkStart w:id="160" w:name="_Toc215040966"/>
       <w:r>
         <w:t>2.5.</w:t>
       </w:r>
@@ -21368,7 +21447,7 @@
       <w:r>
         <w:t>Các đối tượng chính trong ADO.NET</w:t>
       </w:r>
-      <w:bookmarkEnd w:id="159"/>
+      <w:bookmarkEnd w:id="160"/>
     </w:p>
     <w:tbl>
       <w:tblPr>
@@ -22128,11 +22207,11 @@
       <w:pPr>
         <w:pStyle w:val="Heading3"/>
       </w:pPr>
-      <w:bookmarkStart w:id="160" w:name="_Toc215040967"/>
+      <w:bookmarkStart w:id="161" w:name="_Toc215040967"/>
       <w:r>
         <w:t>2.5.4 Quy trình truy cập dữ liệu với ADO.NET</w:t>
       </w:r>
-      <w:bookmarkEnd w:id="160"/>
+      <w:bookmarkEnd w:id="161"/>
     </w:p>
     <w:p>
       <w:pPr>
@@ -22218,7 +22297,7 @@
           <w:color w:val="000000"/>
         </w:rPr>
       </w:pPr>
-      <w:bookmarkStart w:id="161" w:name="_Toc215040968"/>
+      <w:bookmarkStart w:id="162" w:name="_Toc215040968"/>
       <w:r>
         <w:rPr>
           <w:rFonts w:cs="Times New Roman"/>
@@ -22357,17 +22436,17 @@
         </w:rPr>
         <w:t>erver</w:t>
       </w:r>
-      <w:bookmarkEnd w:id="161"/>
+      <w:bookmarkEnd w:id="162"/>
     </w:p>
     <w:p>
       <w:pPr>
         <w:pStyle w:val="Heading3"/>
       </w:pPr>
-      <w:bookmarkStart w:id="162" w:name="_Toc215040969"/>
+      <w:bookmarkStart w:id="163" w:name="_Toc215040969"/>
       <w:r>
         <w:t>2.6.1 Tổng quan</w:t>
       </w:r>
-      <w:bookmarkEnd w:id="162"/>
+      <w:bookmarkEnd w:id="163"/>
     </w:p>
     <w:p>
       <w:pPr>
@@ -22411,11 +22490,11 @@
       <w:pPr>
         <w:pStyle w:val="Heading3"/>
       </w:pPr>
-      <w:bookmarkStart w:id="163" w:name="_Toc215040970"/>
+      <w:bookmarkStart w:id="164" w:name="_Toc215040970"/>
       <w:r>
         <w:t>2.6.2 Lịch sử phát triển</w:t>
       </w:r>
-      <w:bookmarkEnd w:id="163"/>
+      <w:bookmarkEnd w:id="164"/>
     </w:p>
     <w:p>
       <w:pPr>
@@ -22536,12 +22615,12 @@
       <w:pPr>
         <w:pStyle w:val="Heading3"/>
       </w:pPr>
-      <w:bookmarkStart w:id="164" w:name="_Toc215040971"/>
+      <w:bookmarkStart w:id="165" w:name="_Toc215040971"/>
       <w:r>
         <w:lastRenderedPageBreak/>
         <w:t>2.6.3 Cấu trúc của SQL Server</w:t>
       </w:r>
-      <w:bookmarkEnd w:id="164"/>
+      <w:bookmarkEnd w:id="165"/>
     </w:p>
     <w:p>
       <w:pPr>
@@ -22646,11 +22725,11 @@
       <w:pPr>
         <w:pStyle w:val="Heading3"/>
       </w:pPr>
-      <w:bookmarkStart w:id="165" w:name="_Toc215040972"/>
+      <w:bookmarkStart w:id="166" w:name="_Toc215040972"/>
       <w:r>
         <w:t>2.6.4 Kết luận</w:t>
       </w:r>
-      <w:bookmarkEnd w:id="165"/>
+      <w:bookmarkEnd w:id="166"/>
     </w:p>
     <w:p>
       <w:pPr>
@@ -22679,7 +22758,7 @@
           <w:spacing w:val="-2"/>
         </w:rPr>
       </w:pPr>
-      <w:bookmarkStart w:id="166" w:name="_Toc215040973"/>
+      <w:bookmarkStart w:id="167" w:name="_Toc215040973"/>
       <w:r>
         <w:rPr>
           <w:rFonts w:cs="Times New Roman"/>
@@ -22689,17 +22768,17 @@
         </w:rPr>
         <w:t>2.7 Giới thiệu về Bootstrap</w:t>
       </w:r>
-      <w:bookmarkEnd w:id="166"/>
+      <w:bookmarkEnd w:id="167"/>
     </w:p>
     <w:p>
       <w:pPr>
         <w:pStyle w:val="Heading3"/>
       </w:pPr>
-      <w:bookmarkStart w:id="167" w:name="_Toc215040974"/>
+      <w:bookmarkStart w:id="168" w:name="_Toc215040974"/>
       <w:r>
         <w:t>2.7.1 Khái niệm về Bootstrap</w:t>
       </w:r>
-      <w:bookmarkEnd w:id="167"/>
+      <w:bookmarkEnd w:id="168"/>
     </w:p>
     <w:p>
       <w:pPr>
@@ -22793,11 +22872,11 @@
       <w:pPr>
         <w:pStyle w:val="Heading3"/>
       </w:pPr>
-      <w:bookmarkStart w:id="168" w:name="_Toc215040975"/>
+      <w:bookmarkStart w:id="169" w:name="_Toc215040975"/>
       <w:r>
         <w:t>2.7.2 Mục tiêu và ưu điểm của Bootstrap</w:t>
       </w:r>
-      <w:bookmarkEnd w:id="168"/>
+      <w:bookmarkEnd w:id="169"/>
     </w:p>
     <w:p>
       <w:pPr>
@@ -22814,7 +22893,7 @@
           <w:szCs w:val="26"/>
         </w:rPr>
       </w:pPr>
-      <w:bookmarkStart w:id="169" w:name="_Toc215040976"/>
+      <w:bookmarkStart w:id="170" w:name="_Toc215040976"/>
       <w:r>
         <w:rPr>
           <w:rFonts w:cs="Times New Roman"/>
@@ -22826,7 +22905,7 @@
         </w:rPr>
         <w:t>2.7.2.1. Mục tiêu phát triển</w:t>
       </w:r>
-      <w:bookmarkEnd w:id="169"/>
+      <w:bookmarkEnd w:id="170"/>
     </w:p>
     <w:p>
       <w:pPr>
@@ -22884,7 +22963,7 @@
           <w:szCs w:val="26"/>
         </w:rPr>
       </w:pPr>
-      <w:bookmarkStart w:id="170" w:name="_Toc215040977"/>
+      <w:bookmarkStart w:id="171" w:name="_Toc215040977"/>
       <w:r>
         <w:rPr>
           <w:rFonts w:cs="Times New Roman"/>
@@ -22896,7 +22975,7 @@
         </w:rPr>
         <w:t>2.7.2.2. Ưu điểm nổi bật</w:t>
       </w:r>
-      <w:bookmarkEnd w:id="170"/>
+      <w:bookmarkEnd w:id="171"/>
     </w:p>
     <w:p>
       <w:pPr>
@@ -22942,11 +23021,11 @@
       <w:pPr>
         <w:pStyle w:val="Heading3"/>
       </w:pPr>
-      <w:bookmarkStart w:id="171" w:name="_Toc215040978"/>
+      <w:bookmarkStart w:id="172" w:name="_Toc215040978"/>
       <w:r>
         <w:t>2.7.3 Cấu trúc và thành phần của Bootstrap</w:t>
       </w:r>
-      <w:bookmarkEnd w:id="171"/>
+      <w:bookmarkEnd w:id="172"/>
     </w:p>
     <w:p>
       <w:pPr>
@@ -23038,7 +23117,7 @@
       <w:pPr>
         <w:pStyle w:val="Heading3"/>
       </w:pPr>
-      <w:bookmarkStart w:id="172" w:name="_Toc215040979"/>
+      <w:bookmarkStart w:id="173" w:name="_Toc215040979"/>
       <w:r>
         <w:lastRenderedPageBreak/>
         <w:t xml:space="preserve">2.7.4 </w:t>
@@ -23049,7 +23128,7 @@
       <w:r>
         <w:t xml:space="preserve"> của Bootstrap</w:t>
       </w:r>
-      <w:bookmarkEnd w:id="172"/>
+      <w:bookmarkEnd w:id="173"/>
     </w:p>
     <w:p>
       <w:pPr>
@@ -23134,7 +23213,7 @@
           <w:spacing w:val="-2"/>
         </w:rPr>
       </w:pPr>
-      <w:bookmarkStart w:id="173" w:name="_Toc215040980"/>
+      <w:bookmarkStart w:id="174" w:name="_Toc215040980"/>
       <w:r>
         <w:rPr>
           <w:rFonts w:cs="Times New Roman"/>
@@ -23144,17 +23223,17 @@
         </w:rPr>
         <w:t>2.8 Giới thiệu về Entity Framework</w:t>
       </w:r>
-      <w:bookmarkEnd w:id="173"/>
+      <w:bookmarkEnd w:id="174"/>
     </w:p>
     <w:p>
       <w:pPr>
         <w:pStyle w:val="Heading3"/>
       </w:pPr>
-      <w:bookmarkStart w:id="174" w:name="_Toc215040981"/>
+      <w:bookmarkStart w:id="175" w:name="_Toc215040981"/>
       <w:r>
         <w:t>2.8.1 Giới thiệu về Entity Framework</w:t>
       </w:r>
-      <w:bookmarkEnd w:id="174"/>
+      <w:bookmarkEnd w:id="175"/>
     </w:p>
     <w:p>
       <w:pPr>
@@ -23176,11 +23255,11 @@
       <w:pPr>
         <w:pStyle w:val="Heading3"/>
       </w:pPr>
-      <w:bookmarkStart w:id="175" w:name="_Toc215040982"/>
+      <w:bookmarkStart w:id="176" w:name="_Toc215040982"/>
       <w:r>
         <w:t>2.8.2 Mục tiêu và vai trò của Entity Framework</w:t>
       </w:r>
-      <w:bookmarkEnd w:id="175"/>
+      <w:bookmarkEnd w:id="176"/>
     </w:p>
     <w:p>
       <w:pPr>
@@ -23334,7 +23413,7 @@
           <w:rFonts w:cs="Times New Roman"/>
         </w:rPr>
       </w:pPr>
-      <w:bookmarkStart w:id="176" w:name="_Toc215040983"/>
+      <w:bookmarkStart w:id="177" w:name="_Toc215040983"/>
       <w:r>
         <w:rPr>
           <w:rFonts w:cs="Times New Roman"/>
@@ -23380,7 +23459,7 @@
         </w:rPr>
         <w:t>: CÀI ĐẶT VÀ THỬ NGHIỆM</w:t>
       </w:r>
-      <w:bookmarkEnd w:id="176"/>
+      <w:bookmarkEnd w:id="177"/>
     </w:p>
     <w:p>
       <w:pPr>
@@ -23393,7 +23472,7 @@
           <w:w w:val="99"/>
         </w:rPr>
       </w:pPr>
-      <w:bookmarkStart w:id="177" w:name="_Toc215040984"/>
+      <w:bookmarkStart w:id="178" w:name="_Toc215040984"/>
       <w:r>
         <w:rPr>
           <w:rFonts w:cs="Times New Roman"/>
@@ -23428,7 +23507,7 @@
         </w:rPr>
         <w:t>Cài đặt</w:t>
       </w:r>
-      <w:bookmarkEnd w:id="177"/>
+      <w:bookmarkEnd w:id="178"/>
     </w:p>
     <w:p>
       <w:pPr>
@@ -23514,7 +23593,7 @@
           <w:color w:val="000000"/>
         </w:rPr>
       </w:pPr>
-      <w:bookmarkStart w:id="178" w:name="_Toc215040985"/>
+      <w:bookmarkStart w:id="179" w:name="_Toc215040985"/>
       <w:r>
         <w:rPr>
           <w:rFonts w:cs="Times New Roman"/>
@@ -23549,7 +23628,7 @@
         </w:rPr>
         <w:t>Thử nghiệm</w:t>
       </w:r>
-      <w:bookmarkEnd w:id="178"/>
+      <w:bookmarkEnd w:id="179"/>
     </w:p>
     <w:p>
       <w:pPr>
@@ -23703,7 +23782,7 @@
                                 <w:szCs w:val="26"/>
                               </w:rPr>
                             </w:pPr>
-                            <w:bookmarkStart w:id="179" w:name="_Toc215041020"/>
+                            <w:bookmarkStart w:id="180" w:name="_Toc215041020"/>
                             <w:r>
                               <w:rPr>
                                 <w:iCs w:val="0"/>
@@ -23768,7 +23847,7 @@
                               </w:rPr>
                               <w:t xml:space="preserve"> Bảng dữ liệu tài khoản người dùng</w:t>
                             </w:r>
-                            <w:bookmarkEnd w:id="179"/>
+                            <w:bookmarkEnd w:id="180"/>
                           </w:p>
                         </w:txbxContent>
                       </wps:txbx>
@@ -23792,7 +23871,7 @@
           </mc:Choice>
           <mc:Fallback>
             <w:pict>
-              <v:shape w14:anchorId="4925A4A4" id="_x0000_s1033" type="#_x0000_t202" style="position:absolute;left:0;text-align:left;margin-left:122.45pt;margin-top:174.5pt;width:226.5pt;height:19pt;z-index:251784192;visibility:visible;mso-wrap-style:square;mso-width-percent:0;mso-height-percent:0;mso-wrap-distance-left:9pt;mso-wrap-distance-top:0;mso-wrap-distance-right:9pt;mso-wrap-distance-bottom:0;mso-position-horizontal:absolute;mso-position-horizontal-relative:margin;mso-position-vertical:absolute;mso-position-vertical-relative:text;mso-width-percent:0;mso-height-percent:0;mso-width-relative:margin;mso-height-relative:margin;v-text-anchor:top" o:gfxdata="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" stroked="f">
+              <v:shape w14:anchorId="4925A4A4" id="_x0000_s1033" type="#_x0000_t202" style="position:absolute;left:0;text-align:left;margin-left:122.45pt;margin-top:174.5pt;width:226.5pt;height:19pt;z-index:251784192;visibility:visible;mso-wrap-style:square;mso-width-percent:0;mso-height-percent:0;mso-wrap-distance-left:9pt;mso-wrap-distance-top:0;mso-wrap-distance-right:9pt;mso-wrap-distance-bottom:0;mso-position-horizontal:absolute;mso-position-horizontal-relative:margin;mso-position-vertical:absolute;mso-position-vertical-relative:text;mso-width-percent:0;mso-height-percent:0;mso-width-relative:margin;mso-height-relative:margin;v-text-anchor:top" o:gfxdata="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" stroked="f">
                 <v:textbox inset="0,0,0,0">
                   <w:txbxContent>
                     <w:p>
@@ -23947,7 +24026,7 @@
                                 <w:szCs w:val="26"/>
                               </w:rPr>
                             </w:pPr>
-                            <w:bookmarkStart w:id="180" w:name="_Toc215041021"/>
+                            <w:bookmarkStart w:id="182" w:name="_Toc215041021"/>
                             <w:r>
                               <w:rPr>
                                 <w:color w:val="auto"/>
@@ -24005,7 +24084,7 @@
                               </w:rPr>
                               <w:t xml:space="preserve"> Bảng dữ liệu thông tin sản phẩm</w:t>
                             </w:r>
-                            <w:bookmarkEnd w:id="180"/>
+                            <w:bookmarkEnd w:id="182"/>
                           </w:p>
                         </w:txbxContent>
                       </wps:txbx>
@@ -24026,7 +24105,7 @@
           </mc:Choice>
           <mc:Fallback>
             <w:pict>
-              <v:shape w14:anchorId="2BD6CDFB" id="_x0000_s1034" type="#_x0000_t202" style="position:absolute;left:0;text-align:left;margin-left:128.65pt;margin-top:362.05pt;width:212.85pt;height:.05pt;z-index:251805696;visibility:visible;mso-wrap-style:square;mso-width-percent:0;mso-wrap-distance-left:9pt;mso-wrap-distance-top:0;mso-wrap-distance-right:9pt;mso-wrap-distance-bottom:0;mso-position-horizontal:absolute;mso-position-horizontal-relative:margin;mso-position-vertical:absolute;mso-position-vertical-relative:text;mso-width-percent:0;mso-width-relative:margin;v-text-anchor:top" o:gfxdata="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" stroked="f">
+              <v:shape w14:anchorId="2BD6CDFB" id="_x0000_s1034" type="#_x0000_t202" style="position:absolute;left:0;text-align:left;margin-left:128.65pt;margin-top:362.05pt;width:212.85pt;height:.05pt;z-index:251805696;visibility:visible;mso-wrap-style:square;mso-width-percent:0;mso-wrap-distance-left:9pt;mso-wrap-distance-top:0;mso-wrap-distance-right:9pt;mso-wrap-distance-bottom:0;mso-position-horizontal:absolute;mso-position-horizontal-relative:margin;mso-position-vertical:absolute;mso-position-vertical-relative:text;mso-width-percent:0;mso-width-relative:margin;v-text-anchor:top" o:gfxdata="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" stroked="f">
                 <v:textbox style="mso-fit-shape-to-text:t" inset="0,0,0,0">
                   <w:txbxContent>
                     <w:p>
@@ -24219,7 +24298,7 @@
                                 <w:szCs w:val="26"/>
                               </w:rPr>
                             </w:pPr>
-                            <w:bookmarkStart w:id="181" w:name="_Toc215041022"/>
+                            <w:bookmarkStart w:id="184" w:name="_Toc215041022"/>
                             <w:r>
                               <w:rPr>
                                 <w:color w:val="auto"/>
@@ -24277,7 +24356,7 @@
                               </w:rPr>
                               <w:t xml:space="preserve"> Bảng dữ liệu đơn hàng</w:t>
                             </w:r>
-                            <w:bookmarkEnd w:id="181"/>
+                            <w:bookmarkEnd w:id="184"/>
                           </w:p>
                         </w:txbxContent>
                       </wps:txbx>
@@ -24301,7 +24380,7 @@
           </mc:Choice>
           <mc:Fallback>
             <w:pict>
-              <v:shape w14:anchorId="45F4AFA7" id="_x0000_s1035" type="#_x0000_t202" style="position:absolute;left:0;text-align:left;margin-left:0;margin-top:158pt;width:167.15pt;height:20pt;z-index:251803648;visibility:visible;mso-wrap-style:square;mso-width-percent:0;mso-height-percent:0;mso-wrap-distance-left:9pt;mso-wrap-distance-top:0;mso-wrap-distance-right:9pt;mso-wrap-distance-bottom:0;mso-position-horizontal:center;mso-position-horizontal-relative:margin;mso-position-vertical:absolute;mso-position-vertical-relative:text;mso-width-percent:0;mso-height-percent:0;mso-width-relative:margin;mso-height-relative:margin;v-text-anchor:top" o:gfxdata="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" stroked="f">
+              <v:shape w14:anchorId="45F4AFA7" id="_x0000_s1035" type="#_x0000_t202" style="position:absolute;left:0;text-align:left;margin-left:0;margin-top:158pt;width:167.15pt;height:20pt;z-index:251803648;visibility:visible;mso-wrap-style:square;mso-width-percent:0;mso-height-percent:0;mso-wrap-distance-left:9pt;mso-wrap-distance-top:0;mso-wrap-distance-right:9pt;mso-wrap-distance-bottom:0;mso-position-horizontal:center;mso-position-horizontal-relative:margin;mso-position-vertical:absolute;mso-position-vertical-relative:text;mso-width-percent:0;mso-height-percent:0;mso-width-relative:margin;mso-height-relative:margin;v-text-anchor:top" o:gfxdata="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" stroked="f">
                 <v:textbox inset="0,0,0,0">
                   <w:txbxContent>
                     <w:p>
@@ -24496,7 +24575,7 @@
       <w:pPr>
         <w:pStyle w:val="Heading2"/>
       </w:pPr>
-      <w:bookmarkStart w:id="182" w:name="_Toc215040986"/>
+      <w:bookmarkStart w:id="186" w:name="_Toc215040986"/>
       <w:r>
         <w:t xml:space="preserve">3.3 </w:t>
       </w:r>
@@ -24509,7 +24588,7 @@
         </w:rPr>
         <w:t>Ứng dụng minh họa</w:t>
       </w:r>
-      <w:bookmarkEnd w:id="182"/>
+      <w:bookmarkEnd w:id="186"/>
       <w:r>
         <w:t xml:space="preserve"> </w:t>
       </w:r>
@@ -24518,14 +24597,14 @@
       <w:pPr>
         <w:pStyle w:val="Heading3"/>
       </w:pPr>
-      <w:bookmarkStart w:id="183" w:name="_Toc215040987"/>
+      <w:bookmarkStart w:id="187" w:name="_Toc215040987"/>
       <w:r>
         <w:t xml:space="preserve">3.3.1 </w:t>
       </w:r>
       <w:r>
         <w:t>Mô tả bài toán</w:t>
       </w:r>
-      <w:bookmarkEnd w:id="183"/>
+      <w:bookmarkEnd w:id="187"/>
       <w:r>
         <w:t xml:space="preserve"> </w:t>
       </w:r>
@@ -24743,15 +24822,15 @@
         <w:t xml:space="preserve">Thống kê các sản phẩm đã bán, thống kê lượt truy cập. </w:t>
       </w:r>
     </w:p>
-    <w:bookmarkStart w:id="184" w:name="_Toc214360101"/>
-    <w:bookmarkStart w:id="185" w:name="_Toc214361034"/>
-    <w:bookmarkStart w:id="186" w:name="_Toc214361287"/>
-    <w:bookmarkStart w:id="187" w:name="_Toc214361948"/>
-    <w:bookmarkStart w:id="188" w:name="_Toc215040988"/>
     <w:p>
       <w:pPr>
         <w:pStyle w:val="Heading3"/>
       </w:pPr>
+      <w:bookmarkStart w:id="188" w:name="_Toc214360101"/>
+      <w:bookmarkStart w:id="189" w:name="_Toc214361034"/>
+      <w:bookmarkStart w:id="190" w:name="_Toc214361287"/>
+      <w:bookmarkStart w:id="191" w:name="_Toc214361948"/>
+      <w:bookmarkStart w:id="192" w:name="_Toc215040988"/>
       <w:r>
         <w:lastRenderedPageBreak/>
         <mc:AlternateContent>
@@ -24804,7 +24883,7 @@
                                 <w:szCs w:val="26"/>
                               </w:rPr>
                             </w:pPr>
-                            <w:bookmarkStart w:id="189" w:name="_Toc215041023"/>
+                            <w:bookmarkStart w:id="193" w:name="_Toc215041023"/>
                             <w:r>
                               <w:rPr>
                                 <w:color w:val="auto"/>
@@ -24862,7 +24941,7 @@
                               </w:rPr>
                               <w:t xml:space="preserve"> Mô hình thực thể quan hệ ERD</w:t>
                             </w:r>
-                            <w:bookmarkEnd w:id="189"/>
+                            <w:bookmarkEnd w:id="193"/>
                           </w:p>
                         </w:txbxContent>
                       </wps:txbx>
@@ -24886,7 +24965,7 @@
           </mc:Choice>
           <mc:Fallback>
             <w:pict>
-              <v:shape w14:anchorId="6E152969" id="_x0000_s1036" type="#_x0000_t202" style="position:absolute;margin-left:129.35pt;margin-top:285.75pt;width:211.6pt;height:20.65pt;z-index:251801600;visibility:visible;mso-wrap-style:square;mso-width-percent:0;mso-height-percent:0;mso-wrap-distance-left:9pt;mso-wrap-distance-top:0;mso-wrap-distance-right:9pt;mso-wrap-distance-bottom:0;mso-position-horizontal:absolute;mso-position-horizontal-relative:margin;mso-position-vertical:absolute;mso-position-vertical-relative:text;mso-width-percent:0;mso-height-percent:0;mso-width-relative:margin;mso-height-relative:margin;v-text-anchor:top" o:gfxdata="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" stroked="f">
+              <v:shape w14:anchorId="6E152969" id="_x0000_s1036" type="#_x0000_t202" style="position:absolute;margin-left:129.35pt;margin-top:285.75pt;width:211.6pt;height:20.65pt;z-index:251801600;visibility:visible;mso-wrap-style:square;mso-width-percent:0;mso-height-percent:0;mso-wrap-distance-left:9pt;mso-wrap-distance-top:0;mso-wrap-distance-right:9pt;mso-wrap-distance-bottom:0;mso-position-horizontal:absolute;mso-position-horizontal-relative:margin;mso-position-vertical:absolute;mso-position-vertical-relative:text;mso-width-percent:0;mso-height-percent:0;mso-width-relative:margin;mso-height-relative:margin;v-text-anchor:top" o:gfxdata="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" stroked="f">
                 <v:textbox inset="0,0,0,0">
                   <w:txbxContent>
                     <w:p>
@@ -25027,10 +25106,10 @@
           </wp:anchor>
         </w:drawing>
       </w:r>
-      <w:bookmarkEnd w:id="184"/>
-      <w:bookmarkEnd w:id="185"/>
-      <w:bookmarkEnd w:id="186"/>
-      <w:bookmarkEnd w:id="187"/>
+      <w:bookmarkEnd w:id="188"/>
+      <w:bookmarkEnd w:id="189"/>
+      <w:bookmarkEnd w:id="190"/>
+      <w:bookmarkEnd w:id="191"/>
       <w:r>
         <w:t>3</w:t>
       </w:r>
@@ -25043,7 +25122,7 @@
       <w:r>
         <w:t>.2 Thiết kế hệ thống</w:t>
       </w:r>
-      <w:bookmarkEnd w:id="188"/>
+      <w:bookmarkEnd w:id="192"/>
     </w:p>
     <w:p>
       <w:pPr>
@@ -25100,7 +25179,7 @@
       <w:pPr>
         <w:pStyle w:val="Heading3"/>
       </w:pPr>
-      <w:bookmarkStart w:id="190" w:name="_Toc215040989"/>
+      <w:bookmarkStart w:id="195" w:name="_Toc215040989"/>
       <w:r>
         <w:t>3</w:t>
       </w:r>
@@ -25113,7 +25192,7 @@
       <w:r>
         <w:t>.3 Yêu cầu chức năng</w:t>
       </w:r>
-      <w:bookmarkEnd w:id="190"/>
+      <w:bookmarkEnd w:id="195"/>
     </w:p>
     <w:p>
       <w:pPr>
@@ -25130,7 +25209,7 @@
           <w:szCs w:val="26"/>
         </w:rPr>
       </w:pPr>
-      <w:bookmarkStart w:id="191" w:name="_Toc215040990"/>
+      <w:bookmarkStart w:id="196" w:name="_Toc215040990"/>
       <w:r>
         <w:rPr>
           <w:rFonts w:cs="Times New Roman"/>
@@ -25175,7 +25254,7 @@
         </w:rPr>
         <w:t>.3.1 Chức năng nghiệp vụ</w:t>
       </w:r>
-      <w:bookmarkEnd w:id="191"/>
+      <w:bookmarkEnd w:id="196"/>
     </w:p>
     <w:p>
       <w:pPr>
@@ -25538,7 +25617,7 @@
           <w:szCs w:val="26"/>
         </w:rPr>
       </w:pPr>
-      <w:bookmarkStart w:id="192" w:name="_Toc215040991"/>
+      <w:bookmarkStart w:id="197" w:name="_Toc215040991"/>
       <w:r>
         <w:rPr>
           <w:rFonts w:cs="Times New Roman"/>
@@ -25583,7 +25662,7 @@
         </w:rPr>
         <w:t>.3.2 Chức năng hệ thống</w:t>
       </w:r>
-      <w:bookmarkEnd w:id="192"/>
+      <w:bookmarkEnd w:id="197"/>
     </w:p>
     <w:p>
       <w:pPr>
@@ -25719,7 +25798,7 @@
                                 <w:szCs w:val="26"/>
                               </w:rPr>
                             </w:pPr>
-                            <w:bookmarkStart w:id="193" w:name="_Toc215041024"/>
+                            <w:bookmarkStart w:id="198" w:name="_Toc215041024"/>
                             <w:r>
                               <w:rPr>
                                 <w:iCs w:val="0"/>
@@ -25802,7 +25881,7 @@
                               </w:rPr>
                               <w:t xml:space="preserve"> Case tổng quan</w:t>
                             </w:r>
-                            <w:bookmarkEnd w:id="193"/>
+                            <w:bookmarkEnd w:id="198"/>
                           </w:p>
                         </w:txbxContent>
                       </wps:txbx>
@@ -25826,7 +25905,7 @@
           </mc:Choice>
           <mc:Fallback>
             <w:pict>
-              <v:shape w14:anchorId="7F88F7E0" id="_x0000_s1037" type="#_x0000_t202" style="position:absolute;left:0;text-align:left;margin-left:0;margin-top:301.8pt;width:184.05pt;height:23.15pt;z-index:251798528;visibility:visible;mso-wrap-style:square;mso-width-percent:0;mso-height-percent:0;mso-wrap-distance-left:9pt;mso-wrap-distance-top:0;mso-wrap-distance-right:9pt;mso-wrap-distance-bottom:0;mso-position-horizontal:center;mso-position-horizontal-relative:margin;mso-position-vertical:absolute;mso-position-vertical-relative:text;mso-width-percent:0;mso-height-percent:0;mso-width-relative:margin;mso-height-relative:margin;v-text-anchor:top" o:gfxdata="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" stroked="f">
+              <v:shape w14:anchorId="7F88F7E0" id="_x0000_s1037" type="#_x0000_t202" style="position:absolute;left:0;text-align:left;margin-left:0;margin-top:301.8pt;width:184.05pt;height:23.15pt;z-index:251798528;visibility:visible;mso-wrap-style:square;mso-width-percent:0;mso-height-percent:0;mso-wrap-distance-left:9pt;mso-wrap-distance-top:0;mso-wrap-distance-right:9pt;mso-wrap-distance-bottom:0;mso-position-horizontal:center;mso-position-horizontal-relative:margin;mso-position-vertical:absolute;mso-position-vertical-relative:text;mso-width-percent:0;mso-height-percent:0;mso-width-relative:margin;mso-height-relative:margin;v-text-anchor:top" o:gfxdata="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" stroked="f">
                 <v:textbox inset="0,0,0,0">
                   <w:txbxContent>
                     <w:p>
@@ -26053,7 +26132,7 @@
           <w:rFonts w:cs="Times New Roman"/>
         </w:rPr>
       </w:pPr>
-      <w:bookmarkStart w:id="194" w:name="_Toc215040992"/>
+      <w:bookmarkStart w:id="200" w:name="_Toc215040992"/>
       <w:r>
         <w:rPr>
           <w:rFonts w:cs="Times New Roman"/>
@@ -26173,7 +26252,7 @@
         </w:rPr>
         <w:t>CỨU</w:t>
       </w:r>
-      <w:bookmarkEnd w:id="194"/>
+      <w:bookmarkEnd w:id="200"/>
     </w:p>
     <w:p>
       <w:pPr>
@@ -26185,7 +26264,7 @@
           <w:color w:val="000000"/>
         </w:rPr>
       </w:pPr>
-      <w:bookmarkStart w:id="195" w:name="_Toc215040993"/>
+      <w:bookmarkStart w:id="201" w:name="_Toc215040993"/>
       <w:r>
         <w:rPr>
           <w:rFonts w:cs="Times New Roman"/>
@@ -26428,13 +26507,13 @@
         </w:rPr>
         <w:t>ề tài</w:t>
       </w:r>
-      <w:bookmarkEnd w:id="195"/>
+      <w:bookmarkEnd w:id="201"/>
     </w:p>
     <w:p>
       <w:pPr>
         <w:pStyle w:val="Heading3"/>
       </w:pPr>
-      <w:bookmarkStart w:id="196" w:name="_Toc215040994"/>
+      <w:bookmarkStart w:id="202" w:name="_Toc215040994"/>
       <w:r>
         <w:rPr>
           <w:spacing w:val="-2"/>
@@ -26469,7 +26548,7 @@
       <w:r>
         <w:t>.NET MVC</w:t>
       </w:r>
-      <w:bookmarkEnd w:id="196"/>
+      <w:bookmarkEnd w:id="202"/>
     </w:p>
     <w:p>
       <w:pPr>
@@ -26486,7 +26565,7 @@
           <w:szCs w:val="26"/>
         </w:rPr>
       </w:pPr>
-      <w:bookmarkStart w:id="197" w:name="_Toc215040995"/>
+      <w:bookmarkStart w:id="203" w:name="_Toc215040995"/>
       <w:r>
         <w:rPr>
           <w:rFonts w:cs="Times New Roman"/>
@@ -26733,7 +26812,7 @@
         </w:rPr>
         <w:t>VC</w:t>
       </w:r>
-      <w:bookmarkEnd w:id="197"/>
+      <w:bookmarkEnd w:id="203"/>
     </w:p>
     <w:p>
       <w:pPr>
@@ -26793,7 +26872,7 @@
                                 <w:szCs w:val="26"/>
                               </w:rPr>
                             </w:pPr>
-                            <w:bookmarkStart w:id="198" w:name="_Toc215041025"/>
+                            <w:bookmarkStart w:id="204" w:name="_Toc215041025"/>
                             <w:r>
                               <w:rPr>
                                 <w:iCs w:val="0"/>
@@ -26858,7 +26937,7 @@
                               </w:rPr>
                               <w:t xml:space="preserve"> Bước 1 - Tạo Project mới trên Visual Studio</w:t>
                             </w:r>
-                            <w:bookmarkEnd w:id="198"/>
+                            <w:bookmarkEnd w:id="204"/>
                           </w:p>
                         </w:txbxContent>
                       </wps:txbx>
@@ -26882,7 +26961,7 @@
           </mc:Choice>
           <mc:Fallback>
             <w:pict>
-              <v:shape w14:anchorId="208A822A" id="_x0000_s1038" type="#_x0000_t202" style="position:absolute;left:0;text-align:left;margin-left:0;margin-top:263.75pt;width:282pt;height:21.4pt;z-index:-251626496;visibility:visible;mso-wrap-style:square;mso-width-percent:0;mso-height-percent:0;mso-wrap-distance-left:9pt;mso-wrap-distance-top:0;mso-wrap-distance-right:9pt;mso-wrap-distance-bottom:0;mso-position-horizontal:center;mso-position-horizontal-relative:margin;mso-position-vertical:absolute;mso-position-vertical-relative:text;mso-width-percent:0;mso-height-percent:0;mso-width-relative:margin;mso-height-relative:margin;v-text-anchor:top" o:gfxdata="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" stroked="f">
+              <v:shape w14:anchorId="208A822A" id="_x0000_s1038" type="#_x0000_t202" style="position:absolute;left:0;text-align:left;margin-left:0;margin-top:263.75pt;width:282pt;height:21.4pt;z-index:-251626496;visibility:visible;mso-wrap-style:square;mso-width-percent:0;mso-height-percent:0;mso-wrap-distance-left:9pt;mso-wrap-distance-top:0;mso-wrap-distance-right:9pt;mso-wrap-distance-bottom:0;mso-position-horizontal:center;mso-position-horizontal-relative:margin;mso-position-vertical:absolute;mso-position-vertical-relative:text;mso-width-percent:0;mso-height-percent:0;mso-width-relative:margin;mso-height-relative:margin;v-text-anchor:top" o:gfxdata="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" stroked="f">
                 <v:textbox inset="0,0,0,0">
                   <w:txbxContent>
                     <w:p>
@@ -27030,7 +27109,7 @@
               </wp:anchor>
             </w:drawing>
           </mc:Choice>
-          <mc:Fallback>
+          <mc:Fallback xmlns:w16sdtfl="http://schemas.microsoft.com/office/word/2024/wordml/sdtformatlock" xmlns:w16sdtdh="http://schemas.microsoft.com/office/word/2020/wordml/sdtdatahash" xmlns:w16du="http://schemas.microsoft.com/office/word/2023/wordml/word16du" xmlns:w16="http://schemas.microsoft.com/office/word/2018/wordml" xmlns:w16cid="http://schemas.microsoft.com/office/word/2016/wordml/cid" xmlns:w16cex="http://schemas.microsoft.com/office/word/2018/wordml/cex" xmlns:oel="http://schemas.microsoft.com/office/2019/extlst" xmlns:am3d="http://schemas.microsoft.com/office/drawing/2017/model3d" xmlns:aink="http://schemas.microsoft.com/office/drawing/2016/ink" xmlns:cx8="http://schemas.microsoft.com/office/drawing/2016/5/14/chartex" xmlns:cx7="http://schemas.microsoft.com/office/drawing/2016/5/13/chartex" xmlns:cx6="http://schemas.microsoft.com/office/drawing/2016/5/12/chartex" xmlns:cx5="http://schemas.microsoft.com/office/drawing/2016/5/11/chartex" xmlns:cx4="http://schemas.microsoft.com/office/drawing/2016/5/10/chartex" xmlns:cx3="http://schemas.microsoft.com/office/drawing/2016/5/9/chartex" xmlns:cx2="http://schemas.microsoft.com/office/drawing/2015/10/21/chartex" xmlns:cx1="http://schemas.microsoft.com/office/drawing/2015/9/8/chartex">
             <w:pict>
               <v:shapetype w14:anchorId="408B12FC" id="_x0000_t32" coordsize="21600,21600" o:spt="32" o:oned="t" path="m,l21600,21600e" filled="f">
                 <v:path arrowok="t" fillok="f" o:connecttype="none"/>
@@ -27200,7 +27279,7 @@
                                 <w:szCs w:val="26"/>
                               </w:rPr>
                             </w:pPr>
-                            <w:bookmarkStart w:id="199" w:name="_Toc215041026"/>
+                            <w:bookmarkStart w:id="206" w:name="_Toc215041026"/>
                             <w:r>
                               <w:rPr>
                                 <w:iCs w:val="0"/>
@@ -27265,7 +27344,7 @@
                               </w:rPr>
                               <w:t xml:space="preserve"> Bước 2 – Chọn ASP.NET Core Web App (Model-View-Controller)</w:t>
                             </w:r>
-                            <w:bookmarkEnd w:id="199"/>
+                            <w:bookmarkEnd w:id="206"/>
                           </w:p>
                         </w:txbxContent>
                       </wps:txbx>
@@ -27289,7 +27368,7 @@
           </mc:Choice>
           <mc:Fallback>
             <w:pict>
-              <v:shape w14:anchorId="2F342C01" id="_x0000_s1039" type="#_x0000_t202" style="position:absolute;left:0;text-align:left;margin-left:35.45pt;margin-top:228.75pt;width:400.3pt;height:16.65pt;z-index:-251624448;visibility:visible;mso-wrap-style:square;mso-width-percent:0;mso-height-percent:0;mso-wrap-distance-left:9pt;mso-wrap-distance-top:0;mso-wrap-distance-right:9pt;mso-wrap-distance-bottom:0;mso-position-horizontal:absolute;mso-position-horizontal-relative:margin;mso-position-vertical:absolute;mso-position-vertical-relative:text;mso-width-percent:0;mso-height-percent:0;mso-width-relative:margin;mso-height-relative:margin;v-text-anchor:top" o:gfxdata="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" stroked="f">
+              <v:shape w14:anchorId="2F342C01" id="_x0000_s1039" type="#_x0000_t202" style="position:absolute;left:0;text-align:left;margin-left:35.45pt;margin-top:228.75pt;width:400.3pt;height:16.65pt;z-index:-251624448;visibility:visible;mso-wrap-style:square;mso-width-percent:0;mso-height-percent:0;mso-wrap-distance-left:9pt;mso-wrap-distance-top:0;mso-wrap-distance-right:9pt;mso-wrap-distance-bottom:0;mso-position-horizontal:absolute;mso-position-horizontal-relative:margin;mso-position-vertical:absolute;mso-position-vertical-relative:text;mso-width-percent:0;mso-height-percent:0;mso-width-relative:margin;mso-height-relative:margin;v-text-anchor:top" o:gfxdata="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" stroked="f">
                 <v:textbox inset="0,0,0,0">
                   <w:txbxContent>
                     <w:p>
@@ -27614,7 +27693,7 @@
                                 <w:szCs w:val="26"/>
                               </w:rPr>
                             </w:pPr>
-                            <w:bookmarkStart w:id="200" w:name="_Toc215041027"/>
+                            <w:bookmarkStart w:id="208" w:name="_Toc215041027"/>
                             <w:r>
                               <w:rPr>
                                 <w:iCs w:val="0"/>
@@ -27679,7 +27758,7 @@
                               </w:rPr>
                               <w:t xml:space="preserve"> Bước 3 – Đặt tên cho Project và đường dẫn lưu</w:t>
                             </w:r>
-                            <w:bookmarkEnd w:id="200"/>
+                            <w:bookmarkEnd w:id="208"/>
                           </w:p>
                         </w:txbxContent>
                       </wps:txbx>
@@ -27697,7 +27776,7 @@
           </mc:Choice>
           <mc:Fallback>
             <w:pict>
-              <v:shape w14:anchorId="4659A3CF" id="_x0000_s1040" type="#_x0000_t202" style="position:absolute;left:0;text-align:left;margin-left:-.15pt;margin-top:268.8pt;width:470.25pt;height:.05pt;z-index:-251622400;visibility:visible;mso-wrap-style:square;mso-wrap-distance-left:9pt;mso-wrap-distance-top:0;mso-wrap-distance-right:9pt;mso-wrap-distance-bottom:0;mso-position-horizontal:absolute;mso-position-horizontal-relative:text;mso-position-vertical:absolute;mso-position-vertical-relative:text;v-text-anchor:top" o:gfxdata="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" stroked="f">
+              <v:shape w14:anchorId="4659A3CF" id="_x0000_s1040" type="#_x0000_t202" style="position:absolute;left:0;text-align:left;margin-left:-.15pt;margin-top:268.8pt;width:470.25pt;height:.05pt;z-index:-251622400;visibility:visible;mso-wrap-style:square;mso-wrap-distance-left:9pt;mso-wrap-distance-top:0;mso-wrap-distance-right:9pt;mso-wrap-distance-bottom:0;mso-position-horizontal:absolute;mso-position-horizontal-relative:text;mso-position-vertical:absolute;mso-position-vertical-relative:text;v-text-anchor:top" o:gfxdata="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" stroked="f">
                 <v:textbox style="mso-fit-shape-to-text:t" inset="0,0,0,0">
                   <w:txbxContent>
                     <w:p>
@@ -27792,9 +27871,6 @@
         <w:t>Bước 4: Nhấn “Create” để tiếp tục</w:t>
       </w:r>
     </w:p>
-    <w:bookmarkStart w:id="201" w:name="_Toc214361029"/>
-    <w:bookmarkStart w:id="202" w:name="_Toc214361282"/>
-    <w:bookmarkStart w:id="203" w:name="_Toc214361943"/>
     <w:p>
       <w:pPr>
         <w:spacing w:before="120" w:after="120" w:line="23" w:lineRule="atLeast"/>
@@ -27803,6 +27879,9 @@
           <w:szCs w:val="26"/>
         </w:rPr>
       </w:pPr>
+      <w:bookmarkStart w:id="210" w:name="_Toc214361029"/>
+      <w:bookmarkStart w:id="211" w:name="_Toc214361282"/>
+      <w:bookmarkStart w:id="212" w:name="_Toc214361943"/>
       <w:r>
         <w:rPr>
           <w:rFonts w:cs="Times New Roman"/>
@@ -27859,7 +27938,7 @@
                                 <w:szCs w:val="26"/>
                               </w:rPr>
                             </w:pPr>
-                            <w:bookmarkStart w:id="204" w:name="_Toc215041028"/>
+                            <w:bookmarkStart w:id="213" w:name="_Toc215041028"/>
                             <w:r>
                               <w:rPr>
                                 <w:iCs w:val="0"/>
@@ -27924,7 +28003,7 @@
                               </w:rPr>
                               <w:t xml:space="preserve"> Bước 4 – nhấn chọn Create</w:t>
                             </w:r>
-                            <w:bookmarkEnd w:id="204"/>
+                            <w:bookmarkEnd w:id="213"/>
                           </w:p>
                         </w:txbxContent>
                       </wps:txbx>
@@ -27948,7 +28027,7 @@
           </mc:Choice>
           <mc:Fallback>
             <w:pict>
-              <v:shape w14:anchorId="7CE84A72" id="_x0000_s1041" type="#_x0000_t202" style="position:absolute;margin-left:0;margin-top:271.75pt;width:204.5pt;height:17.25pt;z-index:-251620352;visibility:visible;mso-wrap-style:square;mso-width-percent:0;mso-height-percent:0;mso-wrap-distance-left:9pt;mso-wrap-distance-top:0;mso-wrap-distance-right:9pt;mso-wrap-distance-bottom:0;mso-position-horizontal:center;mso-position-horizontal-relative:margin;mso-position-vertical:absolute;mso-position-vertical-relative:text;mso-width-percent:0;mso-height-percent:0;mso-width-relative:margin;mso-height-relative:margin;v-text-anchor:top" o:gfxdata="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" stroked="f">
+              <v:shape w14:anchorId="7CE84A72" id="_x0000_s1041" type="#_x0000_t202" style="position:absolute;margin-left:0;margin-top:271.75pt;width:204.5pt;height:17.25pt;z-index:-251620352;visibility:visible;mso-wrap-style:square;mso-width-percent:0;mso-height-percent:0;mso-wrap-distance-left:9pt;mso-wrap-distance-top:0;mso-wrap-distance-right:9pt;mso-wrap-distance-bottom:0;mso-position-horizontal:center;mso-position-horizontal-relative:margin;mso-position-vertical:absolute;mso-position-vertical-relative:text;mso-width-percent:0;mso-height-percent:0;mso-width-relative:margin;mso-height-relative:margin;v-text-anchor:top" o:gfxdata="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" stroked="f">
                 <v:textbox inset="0,0,0,0">
                   <w:txbxContent>
                     <w:p>
@@ -28039,9 +28118,9 @@
           </mc:Fallback>
         </mc:AlternateContent>
       </w:r>
-      <w:bookmarkEnd w:id="201"/>
-      <w:bookmarkEnd w:id="202"/>
-      <w:bookmarkEnd w:id="203"/>
+      <w:bookmarkEnd w:id="210"/>
+      <w:bookmarkEnd w:id="211"/>
+      <w:bookmarkEnd w:id="212"/>
     </w:p>
     <w:p>
       <w:pPr>
@@ -28052,7 +28131,6 @@
         </w:rPr>
       </w:pPr>
     </w:p>
-    <w:bookmarkStart w:id="205" w:name="_Toc215040996"/>
     <w:p>
       <w:pPr>
         <w:pStyle w:val="Heading4"/>
@@ -28064,6 +28142,7 @@
           <w:szCs w:val="26"/>
         </w:rPr>
       </w:pPr>
+      <w:bookmarkStart w:id="215" w:name="_Toc215040996"/>
       <w:r>
         <w:rPr>
           <w:rFonts w:cs="Times New Roman"/>
@@ -28121,7 +28200,7 @@
                                 <w:szCs w:val="26"/>
                               </w:rPr>
                             </w:pPr>
-                            <w:bookmarkStart w:id="206" w:name="_Toc215041029"/>
+                            <w:bookmarkStart w:id="216" w:name="_Toc215041029"/>
                             <w:r>
                               <w:rPr>
                                 <w:iCs w:val="0"/>
@@ -28186,7 +28265,7 @@
                               </w:rPr>
                               <w:t xml:space="preserve"> Giao diện làm việc và cấu trúc cây thư mục của ASP.NET MVC</w:t>
                             </w:r>
-                            <w:bookmarkEnd w:id="206"/>
+                            <w:bookmarkEnd w:id="216"/>
                           </w:p>
                         </w:txbxContent>
                       </wps:txbx>
@@ -28210,7 +28289,7 @@
           </mc:Choice>
           <mc:Fallback>
             <w:pict>
-              <v:shape w14:anchorId="0081C590" id="_x0000_s1042" type="#_x0000_t202" style="position:absolute;margin-left:46.4pt;margin-top:284.5pt;width:394.4pt;height:17.5pt;z-index:-251618304;visibility:visible;mso-wrap-style:square;mso-width-percent:0;mso-height-percent:0;mso-wrap-distance-left:9pt;mso-wrap-distance-top:0;mso-wrap-distance-right:9pt;mso-wrap-distance-bottom:0;mso-position-horizontal:absolute;mso-position-horizontal-relative:margin;mso-position-vertical:absolute;mso-position-vertical-relative:text;mso-width-percent:0;mso-height-percent:0;mso-width-relative:margin;mso-height-relative:margin;v-text-anchor:top" o:gfxdata="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" stroked="f">
+              <v:shape w14:anchorId="0081C590" id="_x0000_s1042" type="#_x0000_t202" style="position:absolute;margin-left:46.4pt;margin-top:284.5pt;width:394.4pt;height:17.5pt;z-index:-251618304;visibility:visible;mso-wrap-style:square;mso-width-percent:0;mso-height-percent:0;mso-wrap-distance-left:9pt;mso-wrap-distance-top:0;mso-wrap-distance-right:9pt;mso-wrap-distance-bottom:0;mso-position-horizontal:absolute;mso-position-horizontal-relative:margin;mso-position-vertical:absolute;mso-position-vertical-relative:text;mso-width-percent:0;mso-height-percent:0;mso-width-relative:margin;mso-height-relative:margin;v-text-anchor:top" o:gfxdata="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" stroked="f">
                 <v:textbox inset="0,0,0,0">
                   <w:txbxContent>
                     <w:p>
@@ -28525,13 +28604,13 @@
         </w:rPr>
         <w:t>VC</w:t>
       </w:r>
-      <w:bookmarkEnd w:id="205"/>
+      <w:bookmarkEnd w:id="215"/>
     </w:p>
     <w:p>
       <w:pPr>
         <w:pStyle w:val="Heading3"/>
       </w:pPr>
-      <w:bookmarkStart w:id="207" w:name="_Toc215040997"/>
+      <w:bookmarkStart w:id="218" w:name="_Toc215040997"/>
       <w:r>
         <w:t>4</w:t>
       </w:r>
@@ -28556,13 +28635,13 @@
       <w:r>
         <w:t>Entity Framework</w:t>
       </w:r>
-      <w:bookmarkEnd w:id="207"/>
+      <w:bookmarkEnd w:id="218"/>
     </w:p>
     <w:p>
       <w:pPr>
         <w:pStyle w:val="Heading4"/>
       </w:pPr>
-      <w:bookmarkStart w:id="208" w:name="_Toc215040998"/>
+      <w:bookmarkStart w:id="219" w:name="_Toc215040998"/>
       <w:r>
         <w:t>4</w:t>
       </w:r>
@@ -28590,7 +28669,7 @@
       <w:r>
         <w:t xml:space="preserve"> Cài đặt Entity Framework cho dự án</w:t>
       </w:r>
-      <w:bookmarkEnd w:id="208"/>
+      <w:bookmarkEnd w:id="219"/>
     </w:p>
     <w:p>
       <w:pPr>
@@ -28650,7 +28729,7 @@
                                 <w:szCs w:val="26"/>
                               </w:rPr>
                             </w:pPr>
-                            <w:bookmarkStart w:id="209" w:name="_Toc215041030"/>
+                            <w:bookmarkStart w:id="220" w:name="_Toc215041030"/>
                             <w:r>
                               <w:rPr>
                                 <w:iCs w:val="0"/>
@@ -28715,7 +28794,7 @@
                               </w:rPr>
                               <w:t xml:space="preserve"> Package Manager Console sử dụng dòng lệnh</w:t>
                             </w:r>
-                            <w:bookmarkEnd w:id="209"/>
+                            <w:bookmarkEnd w:id="220"/>
                           </w:p>
                         </w:txbxContent>
                       </wps:txbx>
@@ -28739,7 +28818,7 @@
           </mc:Choice>
           <mc:Fallback>
             <w:pict>
-              <v:shape w14:anchorId="31389CFD" id="_x0000_s1043" type="#_x0000_t202" style="position:absolute;left:0;text-align:left;margin-left:0;margin-top:295.7pt;width:292.75pt;height:16.65pt;z-index:-251616256;visibility:visible;mso-wrap-style:square;mso-width-percent:0;mso-height-percent:0;mso-wrap-distance-left:9pt;mso-wrap-distance-top:0;mso-wrap-distance-right:9pt;mso-wrap-distance-bottom:0;mso-position-horizontal:center;mso-position-horizontal-relative:margin;mso-position-vertical:absolute;mso-position-vertical-relative:text;mso-width-percent:0;mso-height-percent:0;mso-width-relative:margin;mso-height-relative:margin;v-text-anchor:top" o:gfxdata="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" stroked="f">
+              <v:shape w14:anchorId="31389CFD" id="_x0000_s1043" type="#_x0000_t202" style="position:absolute;left:0;text-align:left;margin-left:0;margin-top:295.7pt;width:292.75pt;height:16.65pt;z-index:-251616256;visibility:visible;mso-wrap-style:square;mso-width-percent:0;mso-height-percent:0;mso-wrap-distance-left:9pt;mso-wrap-distance-top:0;mso-wrap-distance-right:9pt;mso-wrap-distance-bottom:0;mso-position-horizontal:center;mso-position-horizontal-relative:margin;mso-position-vertical:absolute;mso-position-vertical-relative:text;mso-width-percent:0;mso-height-percent:0;mso-width-relative:margin;mso-height-relative:margin;v-text-anchor:top" o:gfxdata="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" stroked="f">
                 <v:textbox inset="0,0,0,0">
                   <w:txbxContent>
                     <w:p>
@@ -28953,7 +29032,7 @@
               </wp:anchor>
             </w:drawing>
           </mc:Choice>
-          <mc:Fallback>
+          <mc:Fallback xmlns:w16sdtfl="http://schemas.microsoft.com/office/word/2024/wordml/sdtformatlock" xmlns:w16sdtdh="http://schemas.microsoft.com/office/word/2020/wordml/sdtdatahash" xmlns:w16du="http://schemas.microsoft.com/office/word/2023/wordml/word16du" xmlns:w16="http://schemas.microsoft.com/office/word/2018/wordml" xmlns:w16cid="http://schemas.microsoft.com/office/word/2016/wordml/cid" xmlns:w16cex="http://schemas.microsoft.com/office/word/2018/wordml/cex" xmlns:oel="http://schemas.microsoft.com/office/2019/extlst" xmlns:am3d="http://schemas.microsoft.com/office/drawing/2017/model3d" xmlns:aink="http://schemas.microsoft.com/office/drawing/2016/ink" xmlns:cx8="http://schemas.microsoft.com/office/drawing/2016/5/14/chartex" xmlns:cx7="http://schemas.microsoft.com/office/drawing/2016/5/13/chartex" xmlns:cx6="http://schemas.microsoft.com/office/drawing/2016/5/12/chartex" xmlns:cx5="http://schemas.microsoft.com/office/drawing/2016/5/11/chartex" xmlns:cx4="http://schemas.microsoft.com/office/drawing/2016/5/10/chartex" xmlns:cx3="http://schemas.microsoft.com/office/drawing/2016/5/9/chartex" xmlns:cx2="http://schemas.microsoft.com/office/drawing/2015/10/21/chartex" xmlns:cx1="http://schemas.microsoft.com/office/drawing/2015/9/8/chartex">
             <w:pict>
               <v:shapetype w14:anchorId="694721F9" id="_x0000_t32" coordsize="21600,21600" o:spt="32" o:oned="t" path="m,l21600,21600e" filled="f">
                 <v:path arrowok="t" fillok="f" o:connecttype="none"/>
@@ -29023,7 +29102,7 @@
               </wp:anchor>
             </w:drawing>
           </mc:Choice>
-          <mc:Fallback>
+          <mc:Fallback xmlns:w16sdtfl="http://schemas.microsoft.com/office/word/2024/wordml/sdtformatlock" xmlns:w16sdtdh="http://schemas.microsoft.com/office/word/2020/wordml/sdtdatahash" xmlns:w16du="http://schemas.microsoft.com/office/word/2023/wordml/word16du" xmlns:w16="http://schemas.microsoft.com/office/word/2018/wordml" xmlns:w16cid="http://schemas.microsoft.com/office/word/2016/wordml/cid" xmlns:w16cex="http://schemas.microsoft.com/office/word/2018/wordml/cex" xmlns:oel="http://schemas.microsoft.com/office/2019/extlst" xmlns:am3d="http://schemas.microsoft.com/office/drawing/2017/model3d" xmlns:aink="http://schemas.microsoft.com/office/drawing/2016/ink" xmlns:cx8="http://schemas.microsoft.com/office/drawing/2016/5/14/chartex" xmlns:cx7="http://schemas.microsoft.com/office/drawing/2016/5/13/chartex" xmlns:cx6="http://schemas.microsoft.com/office/drawing/2016/5/12/chartex" xmlns:cx5="http://schemas.microsoft.com/office/drawing/2016/5/11/chartex" xmlns:cx4="http://schemas.microsoft.com/office/drawing/2016/5/10/chartex" xmlns:cx3="http://schemas.microsoft.com/office/drawing/2016/5/9/chartex" xmlns:cx2="http://schemas.microsoft.com/office/drawing/2015/10/21/chartex" xmlns:cx1="http://schemas.microsoft.com/office/drawing/2015/9/8/chartex">
             <w:pict>
               <v:shape w14:anchorId="6A539AC1" id="Straight Arrow Connector 20" o:spid="_x0000_s1026" type="#_x0000_t32" style="position:absolute;margin-left:89.25pt;margin-top:13.6pt;width:10.95pt;height:0;z-index:251651072;visibility:visible;mso-wrap-style:square;mso-wrap-distance-left:9pt;mso-wrap-distance-top:0;mso-wrap-distance-right:9pt;mso-wrap-distance-bottom:0;mso-position-horizontal:absolute;mso-position-horizontal-relative:text;mso-position-vertical:absolute;mso-position-vertical-relative:text" o:gfxdata="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" strokecolor="black [3200]" strokeweight=".5pt">
                 <v:stroke endarrow="block" joinstyle="miter"/>
@@ -29068,7 +29147,7 @@
       <w:pPr>
         <w:pStyle w:val="Heading2"/>
       </w:pPr>
-      <w:bookmarkStart w:id="210" w:name="_Toc215040999"/>
+      <w:bookmarkStart w:id="222" w:name="_Toc215040999"/>
       <w:r>
         <w:lastRenderedPageBreak/>
         <w:t>4</w:t>
@@ -29076,7 +29155,7 @@
       <w:r>
         <w:t>.2 Thiết kế giao diện</w:t>
       </w:r>
-      <w:bookmarkEnd w:id="210"/>
+      <w:bookmarkEnd w:id="222"/>
     </w:p>
     <w:p>
       <w:pPr>
@@ -29086,7 +29165,7 @@
           <w:w w:val="99"/>
         </w:rPr>
       </w:pPr>
-      <w:bookmarkStart w:id="211" w:name="_Toc215041000"/>
+      <w:bookmarkStart w:id="223" w:name="_Toc215041000"/>
       <w:r>
         <w:t>4</w:t>
       </w:r>
@@ -29099,7 +29178,7 @@
       <w:r>
         <w:t>1 Giao diện đăng nhập và đăng ký</w:t>
       </w:r>
-      <w:bookmarkEnd w:id="211"/>
+      <w:bookmarkEnd w:id="223"/>
     </w:p>
     <w:p>
       <w:pPr>
@@ -29184,7 +29263,7 @@
                                 <w:szCs w:val="26"/>
                               </w:rPr>
                             </w:pPr>
-                            <w:bookmarkStart w:id="212" w:name="_Toc215041031"/>
+                            <w:bookmarkStart w:id="224" w:name="_Toc215041031"/>
                             <w:r>
                               <w:rPr>
                                 <w:iCs w:val="0"/>
@@ -29249,7 +29328,7 @@
                               </w:rPr>
                               <w:t xml:space="preserve"> Giao diện đăng ký tài khoản</w:t>
                             </w:r>
-                            <w:bookmarkEnd w:id="212"/>
+                            <w:bookmarkEnd w:id="224"/>
                           </w:p>
                         </w:txbxContent>
                       </wps:txbx>
@@ -29273,7 +29352,7 @@
           </mc:Choice>
           <mc:Fallback>
             <w:pict>
-              <v:shape w14:anchorId="04014837" id="_x0000_s1044" type="#_x0000_t202" style="position:absolute;left:0;text-align:left;margin-left:137.8pt;margin-top:323.8pt;width:200.95pt;height:24.4pt;z-index:-251565056;visibility:visible;mso-wrap-style:square;mso-width-percent:0;mso-height-percent:0;mso-wrap-distance-left:9pt;mso-wrap-distance-top:0;mso-wrap-distance-right:9pt;mso-wrap-distance-bottom:0;mso-position-horizontal:absolute;mso-position-horizontal-relative:margin;mso-position-vertical:absolute;mso-position-vertical-relative:text;mso-width-percent:0;mso-height-percent:0;mso-width-relative:margin;mso-height-relative:margin;v-text-anchor:top" o:gfxdata="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" stroked="f">
+              <v:shape w14:anchorId="04014837" id="_x0000_s1044" type="#_x0000_t202" style="position:absolute;left:0;text-align:left;margin-left:137.8pt;margin-top:323.8pt;width:200.95pt;height:24.4pt;z-index:-251565056;visibility:visible;mso-wrap-style:square;mso-width-percent:0;mso-height-percent:0;mso-wrap-distance-left:9pt;mso-wrap-distance-top:0;mso-wrap-distance-right:9pt;mso-wrap-distance-bottom:0;mso-position-horizontal:absolute;mso-position-horizontal-relative:margin;mso-position-vertical:absolute;mso-position-vertical-relative:text;mso-width-percent:0;mso-height-percent:0;mso-width-relative:margin;mso-height-relative:margin;v-text-anchor:top" o:gfxdata="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" stroked="f">
                 <v:textbox inset="0,0,0,0">
                   <w:txbxContent>
                     <w:p>
@@ -29506,7 +29585,7 @@
                                 <w:szCs w:val="26"/>
                               </w:rPr>
                             </w:pPr>
-                            <w:bookmarkStart w:id="213" w:name="_Toc215041032"/>
+                            <w:bookmarkStart w:id="226" w:name="_Toc215041032"/>
                             <w:r>
                               <w:rPr>
                                 <w:color w:val="000000" w:themeColor="text1"/>
@@ -29564,7 +29643,7 @@
                               </w:rPr>
                               <w:t xml:space="preserve"> Giao diện đăng nhập tài khoản</w:t>
                             </w:r>
-                            <w:bookmarkEnd w:id="213"/>
+                            <w:bookmarkEnd w:id="226"/>
                           </w:p>
                         </w:txbxContent>
                       </wps:txbx>
@@ -29588,7 +29667,7 @@
           </mc:Choice>
           <mc:Fallback>
             <w:pict>
-              <v:shape w14:anchorId="0AF9FFBE" id="_x0000_s1045" type="#_x0000_t202" style="position:absolute;left:0;text-align:left;margin-left:127.8pt;margin-top:248.2pt;width:214.6pt;height:22.5pt;z-index:251753472;visibility:visible;mso-wrap-style:square;mso-width-percent:0;mso-height-percent:0;mso-wrap-distance-left:9pt;mso-wrap-distance-top:0;mso-wrap-distance-right:9pt;mso-wrap-distance-bottom:0;mso-position-horizontal:absolute;mso-position-horizontal-relative:margin;mso-position-vertical:absolute;mso-position-vertical-relative:text;mso-width-percent:0;mso-height-percent:0;mso-width-relative:margin;mso-height-relative:margin;v-text-anchor:top" o:gfxdata="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" stroked="f">
+              <v:shape w14:anchorId="0AF9FFBE" id="_x0000_s1045" type="#_x0000_t202" style="position:absolute;left:0;text-align:left;margin-left:127.8pt;margin-top:248.2pt;width:214.6pt;height:22.5pt;z-index:251753472;visibility:visible;mso-wrap-style:square;mso-width-percent:0;mso-height-percent:0;mso-wrap-distance-left:9pt;mso-wrap-distance-top:0;mso-wrap-distance-right:9pt;mso-wrap-distance-bottom:0;mso-position-horizontal:absolute;mso-position-horizontal-relative:margin;mso-position-vertical:absolute;mso-position-vertical-relative:text;mso-width-percent:0;mso-height-percent:0;mso-width-relative:margin;mso-height-relative:margin;v-text-anchor:top" o:gfxdata="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" stroked="f">
                 <v:textbox inset="0,0,0,0">
                   <w:txbxContent>
                     <w:p>
@@ -29757,7 +29836,7 @@
           <w:iCs/>
         </w:rPr>
       </w:pPr>
-      <w:bookmarkStart w:id="214" w:name="_Toc215041001"/>
+      <w:bookmarkStart w:id="228" w:name="_Toc215041001"/>
       <w:r>
         <w:drawing>
           <wp:anchor distT="0" distB="0" distL="114300" distR="114300" simplePos="0" relativeHeight="251661312" behindDoc="1" locked="0" layoutInCell="1" allowOverlap="1" wp14:anchorId="02EA86BB" wp14:editId="010BBB4D">
@@ -29865,7 +29944,7 @@
                                 <w:szCs w:val="26"/>
                               </w:rPr>
                             </w:pPr>
-                            <w:bookmarkStart w:id="215" w:name="_Toc215041033"/>
+                            <w:bookmarkStart w:id="229" w:name="_Toc215041033"/>
                             <w:r>
                               <w:rPr>
                                 <w:iCs w:val="0"/>
@@ -29930,7 +30009,7 @@
                               </w:rPr>
                               <w:t xml:space="preserve"> Giao diện trang quản trị</w:t>
                             </w:r>
-                            <w:bookmarkEnd w:id="215"/>
+                            <w:bookmarkEnd w:id="229"/>
                           </w:p>
                         </w:txbxContent>
                       </wps:txbx>
@@ -29954,7 +30033,7 @@
           </mc:Choice>
           <mc:Fallback>
             <w:pict>
-              <v:shape w14:anchorId="767C26D4" id="_x0000_s1046" type="#_x0000_t202" style="position:absolute;margin-left:143.65pt;margin-top:287.3pt;width:182.7pt;height:16.65pt;z-index:251755520;visibility:visible;mso-wrap-style:square;mso-width-percent:0;mso-height-percent:0;mso-wrap-distance-left:9pt;mso-wrap-distance-top:0;mso-wrap-distance-right:9pt;mso-wrap-distance-bottom:0;mso-position-horizontal:absolute;mso-position-horizontal-relative:margin;mso-position-vertical:absolute;mso-position-vertical-relative:text;mso-width-percent:0;mso-height-percent:0;mso-width-relative:margin;mso-height-relative:margin;v-text-anchor:top" o:gfxdata="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" stroked="f">
+              <v:shape w14:anchorId="767C26D4" id="_x0000_s1046" type="#_x0000_t202" style="position:absolute;margin-left:143.65pt;margin-top:287.3pt;width:182.7pt;height:16.65pt;z-index:251755520;visibility:visible;mso-wrap-style:square;mso-width-percent:0;mso-height-percent:0;mso-wrap-distance-left:9pt;mso-wrap-distance-top:0;mso-wrap-distance-right:9pt;mso-wrap-distance-bottom:0;mso-position-horizontal:absolute;mso-position-horizontal-relative:margin;mso-position-vertical:absolute;mso-position-vertical-relative:text;mso-width-percent:0;mso-height-percent:0;mso-width-relative:margin;mso-height-relative:margin;v-text-anchor:top" o:gfxdata="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" stroked="f">
                 <v:textbox inset="0,0,0,0">
                   <w:txbxContent>
                     <w:p>
@@ -30059,7 +30138,7 @@
         </w:rPr>
         <w:t>2.2 Giao diện trang quản trị</w:t>
       </w:r>
-      <w:bookmarkEnd w:id="214"/>
+      <w:bookmarkEnd w:id="228"/>
     </w:p>
     <w:p>
       <w:pPr>
@@ -30072,7 +30151,6 @@
         <w:t>Trang quản trị: Hiển thị các chức năng quản lý của Admin về tài khoản người dùng, sản phẩm, đơn hàng.</w:t>
       </w:r>
     </w:p>
-    <w:bookmarkStart w:id="216" w:name="_Toc215041002"/>
     <w:p>
       <w:pPr>
         <w:pStyle w:val="Heading3"/>
@@ -30080,6 +30158,7 @@
           <w:i/>
         </w:rPr>
       </w:pPr>
+      <w:bookmarkStart w:id="231" w:name="_Toc215041002"/>
       <w:r>
         <w:lastRenderedPageBreak/>
         <mc:AlternateContent>
@@ -30133,7 +30212,7 @@
                                 <w:szCs w:val="26"/>
                               </w:rPr>
                             </w:pPr>
-                            <w:bookmarkStart w:id="217" w:name="_Toc215041034"/>
+                            <w:bookmarkStart w:id="232" w:name="_Toc215041034"/>
                             <w:r>
                               <w:rPr>
                                 <w:iCs w:val="0"/>
@@ -30198,7 +30277,7 @@
                               </w:rPr>
                               <w:t xml:space="preserve"> Giao diện trang chủ</w:t>
                             </w:r>
-                            <w:bookmarkEnd w:id="217"/>
+                            <w:bookmarkEnd w:id="232"/>
                           </w:p>
                         </w:txbxContent>
                       </wps:txbx>
@@ -30222,7 +30301,7 @@
           </mc:Choice>
           <mc:Fallback>
             <w:pict>
-              <v:shape w14:anchorId="3B1AEA76" id="_x0000_s1047" type="#_x0000_t202" style="position:absolute;margin-left:160.7pt;margin-top:296.3pt;width:157.05pt;height:19.6pt;z-index:251757568;visibility:visible;mso-wrap-style:square;mso-width-percent:0;mso-height-percent:0;mso-wrap-distance-left:9pt;mso-wrap-distance-top:0;mso-wrap-distance-right:9pt;mso-wrap-distance-bottom:0;mso-position-horizontal:absolute;mso-position-horizontal-relative:margin;mso-position-vertical:absolute;mso-position-vertical-relative:text;mso-width-percent:0;mso-height-percent:0;mso-width-relative:margin;mso-height-relative:margin;v-text-anchor:top" o:gfxdata="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" stroked="f">
+              <v:shape w14:anchorId="3B1AEA76" id="_x0000_s1047" type="#_x0000_t202" style="position:absolute;margin-left:160.7pt;margin-top:296.3pt;width:157.05pt;height:19.6pt;z-index:251757568;visibility:visible;mso-wrap-style:square;mso-width-percent:0;mso-height-percent:0;mso-wrap-distance-left:9pt;mso-wrap-distance-top:0;mso-wrap-distance-right:9pt;mso-wrap-distance-bottom:0;mso-position-horizontal:absolute;mso-position-horizontal-relative:margin;mso-position-vertical:absolute;mso-position-vertical-relative:text;mso-width-percent:0;mso-height-percent:0;mso-width-relative:margin;mso-height-relative:margin;v-text-anchor:top" o:gfxdata="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" stroked="f">
                 <v:textbox inset="0,0,0,0">
                   <w:txbxContent>
                     <w:p>
@@ -30374,13 +30453,13 @@
       <w:r>
         <w:t>.2.3 Giao diện trang chủ</w:t>
       </w:r>
-      <w:bookmarkEnd w:id="216"/>
-    </w:p>
-    <w:bookmarkStart w:id="218" w:name="_Toc215041003"/>
+      <w:bookmarkEnd w:id="231"/>
+    </w:p>
     <w:p>
       <w:pPr>
         <w:pStyle w:val="Heading3"/>
       </w:pPr>
+      <w:bookmarkStart w:id="234" w:name="_Toc215041003"/>
       <w:r>
         <mc:AlternateContent>
           <mc:Choice Requires="wps">
@@ -30433,7 +30512,7 @@
                                 <w:szCs w:val="26"/>
                               </w:rPr>
                             </w:pPr>
-                            <w:bookmarkStart w:id="219" w:name="_Toc215041035"/>
+                            <w:bookmarkStart w:id="235" w:name="_Toc215041035"/>
                             <w:r>
                               <w:rPr>
                                 <w:iCs w:val="0"/>
@@ -30498,7 +30577,7 @@
                               </w:rPr>
                               <w:t xml:space="preserve"> Giao diện trang chỉnh sửa thông tin người dùng</w:t>
                             </w:r>
-                            <w:bookmarkEnd w:id="219"/>
+                            <w:bookmarkEnd w:id="235"/>
                           </w:p>
                         </w:txbxContent>
                       </wps:txbx>
@@ -30522,7 +30601,7 @@
           </mc:Choice>
           <mc:Fallback>
             <w:pict>
-              <v:shape w14:anchorId="4D6D0507" id="_x0000_s1048" type="#_x0000_t202" style="position:absolute;margin-left:80.2pt;margin-top:586.05pt;width:299.9pt;height:21.9pt;z-index:-251556864;visibility:visible;mso-wrap-style:square;mso-width-percent:0;mso-height-percent:0;mso-wrap-distance-left:9pt;mso-wrap-distance-top:0;mso-wrap-distance-right:9pt;mso-wrap-distance-bottom:0;mso-position-horizontal:absolute;mso-position-horizontal-relative:margin;mso-position-vertical:absolute;mso-position-vertical-relative:text;mso-width-percent:0;mso-height-percent:0;mso-width-relative:margin;mso-height-relative:margin;v-text-anchor:top" o:gfxdata="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" stroked="f">
+              <v:shape w14:anchorId="4D6D0507" id="_x0000_s1048" type="#_x0000_t202" style="position:absolute;margin-left:80.2pt;margin-top:586.05pt;width:299.9pt;height:21.9pt;z-index:-251556864;visibility:visible;mso-wrap-style:square;mso-width-percent:0;mso-height-percent:0;mso-wrap-distance-left:9pt;mso-wrap-distance-top:0;mso-wrap-distance-right:9pt;mso-wrap-distance-bottom:0;mso-position-horizontal:absolute;mso-position-horizontal-relative:margin;mso-position-vertical:absolute;mso-position-vertical-relative:text;mso-width-percent:0;mso-height-percent:0;mso-width-relative:margin;mso-height-relative:margin;v-text-anchor:top" o:gfxdata="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" stroked="f">
                 <v:textbox inset="0,0,0,0">
                   <w:txbxContent>
                     <w:p>
@@ -30680,7 +30759,7 @@
       <w:r>
         <w:t xml:space="preserve"> Giao diện trang chỉnh sửa thông tin người dùng</w:t>
       </w:r>
-      <w:bookmarkEnd w:id="218"/>
+      <w:bookmarkEnd w:id="234"/>
     </w:p>
     <w:p>
       <w:pPr>
@@ -30702,11 +30781,11 @@
         <w:t>người dùng.</w:t>
       </w:r>
     </w:p>
-    <w:bookmarkStart w:id="220" w:name="_Toc215041004"/>
     <w:p>
       <w:pPr>
         <w:pStyle w:val="Heading3"/>
       </w:pPr>
+      <w:bookmarkStart w:id="237" w:name="_Toc215041004"/>
       <w:r>
         <w:lastRenderedPageBreak/>
         <mc:AlternateContent>
@@ -30758,7 +30837,7 @@
                                 <w:szCs w:val="26"/>
                               </w:rPr>
                             </w:pPr>
-                            <w:bookmarkStart w:id="221" w:name="_Toc215041036"/>
+                            <w:bookmarkStart w:id="238" w:name="_Toc215041036"/>
                             <w:r>
                               <w:rPr>
                                 <w:iCs w:val="0"/>
@@ -30823,7 +30902,7 @@
                               </w:rPr>
                               <w:t xml:space="preserve"> Giao diện quản lý sản phẩm</w:t>
                             </w:r>
-                            <w:bookmarkEnd w:id="221"/>
+                            <w:bookmarkEnd w:id="238"/>
                           </w:p>
                         </w:txbxContent>
                       </wps:txbx>
@@ -30847,7 +30926,7 @@
           </mc:Choice>
           <mc:Fallback>
             <w:pict>
-              <v:shape w14:anchorId="524E43BE" id="_x0000_s1049" type="#_x0000_t202" style="position:absolute;margin-left:134.65pt;margin-top:283.95pt;width:201pt;height:18.4pt;z-index:251761664;visibility:visible;mso-wrap-style:square;mso-width-percent:0;mso-height-percent:0;mso-wrap-distance-left:9pt;mso-wrap-distance-top:0;mso-wrap-distance-right:9pt;mso-wrap-distance-bottom:0;mso-position-horizontal:absolute;mso-position-horizontal-relative:margin;mso-position-vertical:absolute;mso-position-vertical-relative:text;mso-width-percent:0;mso-height-percent:0;mso-width-relative:margin;mso-height-relative:margin;v-text-anchor:top" o:gfxdata="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" stroked="f">
+              <v:shape w14:anchorId="524E43BE" id="_x0000_s1049" type="#_x0000_t202" style="position:absolute;margin-left:134.65pt;margin-top:283.95pt;width:201pt;height:18.4pt;z-index:251761664;visibility:visible;mso-wrap-style:square;mso-width-percent:0;mso-height-percent:0;mso-wrap-distance-left:9pt;mso-wrap-distance-top:0;mso-wrap-distance-right:9pt;mso-wrap-distance-bottom:0;mso-position-horizontal:absolute;mso-position-horizontal-relative:margin;mso-position-vertical:absolute;mso-position-vertical-relative:text;mso-width-percent:0;mso-height-percent:0;mso-width-relative:margin;mso-height-relative:margin;v-text-anchor:top" o:gfxdata="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" stroked="f">
                 <v:textbox inset="0,0,0,0">
                   <w:txbxContent>
                     <w:p>
@@ -31006,7 +31085,7 @@
       <w:r>
         <w:t xml:space="preserve"> Giao diện quản lý thông tin sản phẩm</w:t>
       </w:r>
-      <w:bookmarkEnd w:id="220"/>
+      <w:bookmarkEnd w:id="237"/>
     </w:p>
     <w:p>
       <w:pPr>
@@ -31016,7 +31095,6 @@
         <w:t>- Quản trị viên quản lý danh sách sản phẩm thông qua giao diện quản lý sản phẩm và chọn thao tác xóa/chỉnh sửa, cập nhật các thông tin hiển thị của sản phẩm.</w:t>
       </w:r>
     </w:p>
-    <w:bookmarkStart w:id="222" w:name="_Toc215041005"/>
     <w:p>
       <w:pPr>
         <w:pStyle w:val="Heading3"/>
@@ -31024,6 +31102,7 @@
           <w:i/>
         </w:rPr>
       </w:pPr>
+      <w:bookmarkStart w:id="240" w:name="_Toc215041005"/>
       <w:r>
         <mc:AlternateContent>
           <mc:Choice Requires="wps">
@@ -31076,7 +31155,7 @@
                                 <w:szCs w:val="26"/>
                               </w:rPr>
                             </w:pPr>
-                            <w:bookmarkStart w:id="223" w:name="_Toc215041037"/>
+                            <w:bookmarkStart w:id="241" w:name="_Toc215041037"/>
                             <w:r>
                               <w:rPr>
                                 <w:iCs w:val="0"/>
@@ -31141,7 +31220,7 @@
                               </w:rPr>
                               <w:t xml:space="preserve"> Giao diện sửa thông tin sản phẩm</w:t>
                             </w:r>
-                            <w:bookmarkEnd w:id="223"/>
+                            <w:bookmarkEnd w:id="241"/>
                           </w:p>
                         </w:txbxContent>
                       </wps:txbx>
@@ -31165,7 +31244,7 @@
           </mc:Choice>
           <mc:Fallback>
             <w:pict>
-              <v:shape w14:anchorId="43240D5C" id="_x0000_s1050" type="#_x0000_t202" style="position:absolute;margin-left:121.75pt;margin-top:276.9pt;width:226.7pt;height:16.05pt;z-index:251763712;visibility:visible;mso-wrap-style:square;mso-width-percent:0;mso-height-percent:0;mso-wrap-distance-left:9pt;mso-wrap-distance-top:0;mso-wrap-distance-right:9pt;mso-wrap-distance-bottom:0;mso-position-horizontal:absolute;mso-position-horizontal-relative:margin;mso-position-vertical:absolute;mso-position-vertical-relative:text;mso-width-percent:0;mso-height-percent:0;mso-width-relative:margin;mso-height-relative:margin;v-text-anchor:top" o:gfxdata="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" stroked="f">
+              <v:shape w14:anchorId="43240D5C" id="_x0000_s1050" type="#_x0000_t202" style="position:absolute;margin-left:121.75pt;margin-top:276.9pt;width:226.7pt;height:16.05pt;z-index:251763712;visibility:visible;mso-wrap-style:square;mso-width-percent:0;mso-height-percent:0;mso-wrap-distance-left:9pt;mso-wrap-distance-top:0;mso-wrap-distance-right:9pt;mso-wrap-distance-bottom:0;mso-position-horizontal:absolute;mso-position-horizontal-relative:margin;mso-position-vertical:absolute;mso-position-vertical-relative:text;mso-width-percent:0;mso-height-percent:0;mso-width-relative:margin;mso-height-relative:margin;v-text-anchor:top" o:gfxdata="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" stroked="f">
                 <v:textbox inset="0,0,0,0">
                   <w:txbxContent>
                     <w:p>
@@ -31332,7 +31411,7 @@
       <w:r>
         <w:t xml:space="preserve"> Giao diện sửa thông tin sản phẩm</w:t>
       </w:r>
-      <w:bookmarkEnd w:id="222"/>
+      <w:bookmarkEnd w:id="240"/>
     </w:p>
     <w:p>
       <w:pPr>
@@ -31357,11 +31436,11 @@
         <w:br w:type="page"/>
       </w:r>
     </w:p>
-    <w:bookmarkStart w:id="224" w:name="_Toc215041006"/>
     <w:p>
       <w:pPr>
         <w:pStyle w:val="Heading3"/>
       </w:pPr>
+      <w:bookmarkStart w:id="243" w:name="_Toc215041006"/>
       <w:r>
         <w:lastRenderedPageBreak/>
         <mc:AlternateContent>
@@ -31413,7 +31492,7 @@
                                 <w:szCs w:val="26"/>
                               </w:rPr>
                             </w:pPr>
-                            <w:bookmarkStart w:id="225" w:name="_Toc215041038"/>
+                            <w:bookmarkStart w:id="244" w:name="_Toc215041038"/>
                             <w:r>
                               <w:rPr>
                                 <w:iCs w:val="0"/>
@@ -31478,7 +31557,7 @@
                               </w:rPr>
                               <w:t xml:space="preserve"> Giao diện thêm mới sản phẩm</w:t>
                             </w:r>
-                            <w:bookmarkEnd w:id="225"/>
+                            <w:bookmarkEnd w:id="244"/>
                           </w:p>
                         </w:txbxContent>
                       </wps:txbx>
@@ -31502,7 +31581,7 @@
           </mc:Choice>
           <mc:Fallback>
             <w:pict>
-              <v:shape w14:anchorId="23C5421D" id="_x0000_s1051" type="#_x0000_t202" style="position:absolute;margin-left:112.75pt;margin-top:268.2pt;width:211.2pt;height:20.65pt;z-index:251765760;visibility:visible;mso-wrap-style:square;mso-width-percent:0;mso-height-percent:0;mso-wrap-distance-left:9pt;mso-wrap-distance-top:0;mso-wrap-distance-right:9pt;mso-wrap-distance-bottom:0;mso-position-horizontal:absolute;mso-position-horizontal-relative:margin;mso-position-vertical:absolute;mso-position-vertical-relative:text;mso-width-percent:0;mso-height-percent:0;mso-width-relative:margin;mso-height-relative:margin;v-text-anchor:top" o:gfxdata="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" stroked="f">
+              <v:shape w14:anchorId="23C5421D" id="_x0000_s1051" type="#_x0000_t202" style="position:absolute;margin-left:112.75pt;margin-top:268.2pt;width:211.2pt;height:20.65pt;z-index:251765760;visibility:visible;mso-wrap-style:square;mso-width-percent:0;mso-height-percent:0;mso-wrap-distance-left:9pt;mso-wrap-distance-top:0;mso-wrap-distance-right:9pt;mso-wrap-distance-bottom:0;mso-position-horizontal:absolute;mso-position-horizontal-relative:margin;mso-position-vertical:absolute;mso-position-vertical-relative:text;mso-width-percent:0;mso-height-percent:0;mso-width-relative:margin;mso-height-relative:margin;v-text-anchor:top" o:gfxdata="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" stroked="f">
                 <v:textbox inset="0,0,0,0">
                   <w:txbxContent>
                     <w:p>
@@ -31661,7 +31740,7 @@
       <w:r>
         <w:t xml:space="preserve"> Giao diện thêm mới sản phẩm</w:t>
       </w:r>
-      <w:bookmarkEnd w:id="224"/>
+      <w:bookmarkEnd w:id="243"/>
     </w:p>
     <w:p>
       <w:pPr>
@@ -31677,11 +31756,11 @@
         <w:t>: tên sản phẩm, giá, mô tả, hình ảnh, hãng sản xuất.</w:t>
       </w:r>
     </w:p>
-    <w:bookmarkStart w:id="226" w:name="_Toc215041007"/>
     <w:p>
       <w:pPr>
         <w:pStyle w:val="Heading3"/>
       </w:pPr>
+      <w:bookmarkStart w:id="246" w:name="_Toc215041007"/>
       <w:r>
         <mc:AlternateContent>
           <mc:Choice Requires="wps">
@@ -31734,7 +31813,7 @@
                                 <w:szCs w:val="26"/>
                               </w:rPr>
                             </w:pPr>
-                            <w:bookmarkStart w:id="227" w:name="_Toc215041039"/>
+                            <w:bookmarkStart w:id="247" w:name="_Toc215041039"/>
                             <w:r>
                               <w:rPr>
                                 <w:iCs w:val="0"/>
@@ -31799,7 +31878,7 @@
                               </w:rPr>
                               <w:t xml:space="preserve"> Giao diện xem chi tiết sản phẩm</w:t>
                             </w:r>
-                            <w:bookmarkEnd w:id="227"/>
+                            <w:bookmarkEnd w:id="247"/>
                           </w:p>
                         </w:txbxContent>
                       </wps:txbx>
@@ -31823,7 +31902,7 @@
           </mc:Choice>
           <mc:Fallback>
             <w:pict>
-              <v:shape w14:anchorId="00F8BB5C" id="_x0000_s1052" type="#_x0000_t202" style="position:absolute;margin-left:122.65pt;margin-top:284.2pt;width:224.25pt;height:17.25pt;z-index:-251548672;visibility:visible;mso-wrap-style:square;mso-width-percent:0;mso-height-percent:0;mso-wrap-distance-left:9pt;mso-wrap-distance-top:0;mso-wrap-distance-right:9pt;mso-wrap-distance-bottom:0;mso-position-horizontal:absolute;mso-position-horizontal-relative:margin;mso-position-vertical:absolute;mso-position-vertical-relative:text;mso-width-percent:0;mso-height-percent:0;mso-width-relative:margin;mso-height-relative:margin;v-text-anchor:top" o:gfxdata="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" stroked="f">
+              <v:shape w14:anchorId="00F8BB5C" id="_x0000_s1052" type="#_x0000_t202" style="position:absolute;margin-left:122.65pt;margin-top:284.2pt;width:224.25pt;height:17.25pt;z-index:-251548672;visibility:visible;mso-wrap-style:square;mso-width-percent:0;mso-height-percent:0;mso-wrap-distance-left:9pt;mso-wrap-distance-top:0;mso-wrap-distance-right:9pt;mso-wrap-distance-bottom:0;mso-position-horizontal:absolute;mso-position-horizontal-relative:margin;mso-position-vertical:absolute;mso-position-vertical-relative:text;mso-width-percent:0;mso-height-percent:0;mso-width-relative:margin;mso-height-relative:margin;v-text-anchor:top" o:gfxdata="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" stroked="f">
                 <v:textbox inset="0,0,0,0">
                   <w:txbxContent>
                     <w:p>
@@ -31995,7 +32074,7 @@
       <w:r>
         <w:t xml:space="preserve"> Giao diện chi tiết sản phẩm</w:t>
       </w:r>
-      <w:bookmarkEnd w:id="226"/>
+      <w:bookmarkEnd w:id="246"/>
     </w:p>
     <w:p>
       <w:pPr>
@@ -32005,11 +32084,11 @@
         <w:t>- Người dùng có thể chọn vào một sản phẩm ở trang chủ để xem các thông tin chi tiết.</w:t>
       </w:r>
     </w:p>
-    <w:bookmarkStart w:id="228" w:name="_Toc215041008"/>
     <w:p>
       <w:pPr>
         <w:pStyle w:val="Heading3"/>
       </w:pPr>
+      <w:bookmarkStart w:id="249" w:name="_Toc215041008"/>
       <w:r>
         <w:lastRenderedPageBreak/>
         <mc:AlternateContent>
@@ -32063,7 +32142,7 @@
                                 <w:szCs w:val="26"/>
                               </w:rPr>
                             </w:pPr>
-                            <w:bookmarkStart w:id="229" w:name="_Toc215041040"/>
+                            <w:bookmarkStart w:id="250" w:name="_Toc215041040"/>
                             <w:r>
                               <w:rPr>
                                 <w:iCs w:val="0"/>
@@ -32128,7 +32207,7 @@
                               </w:rPr>
                               <w:t xml:space="preserve"> Giao diện quản lý thông tin đơn hàng</w:t>
                             </w:r>
-                            <w:bookmarkEnd w:id="229"/>
+                            <w:bookmarkEnd w:id="250"/>
                           </w:p>
                         </w:txbxContent>
                       </wps:txbx>
@@ -32152,7 +32231,7 @@
           </mc:Choice>
           <mc:Fallback>
             <w:pict>
-              <v:shape w14:anchorId="7958B7E1" id="_x0000_s1053" type="#_x0000_t202" style="position:absolute;margin-left:104pt;margin-top:269.45pt;width:261.75pt;height:21.9pt;z-index:251769856;visibility:visible;mso-wrap-style:square;mso-width-percent:0;mso-height-percent:0;mso-wrap-distance-left:9pt;mso-wrap-distance-top:0;mso-wrap-distance-right:9pt;mso-wrap-distance-bottom:0;mso-position-horizontal:absolute;mso-position-horizontal-relative:margin;mso-position-vertical:absolute;mso-position-vertical-relative:text;mso-width-percent:0;mso-height-percent:0;mso-width-relative:margin;mso-height-relative:margin;v-text-anchor:top" o:gfxdata="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" stroked="f">
+              <v:shape w14:anchorId="7958B7E1" id="_x0000_s1053" type="#_x0000_t202" style="position:absolute;margin-left:104pt;margin-top:269.45pt;width:261.75pt;height:21.9pt;z-index:251769856;visibility:visible;mso-wrap-style:square;mso-width-percent:0;mso-height-percent:0;mso-wrap-distance-left:9pt;mso-wrap-distance-top:0;mso-wrap-distance-right:9pt;mso-wrap-distance-bottom:0;mso-position-horizontal:absolute;mso-position-horizontal-relative:margin;mso-position-vertical:absolute;mso-position-vertical-relative:text;mso-width-percent:0;mso-height-percent:0;mso-width-relative:margin;mso-height-relative:margin;v-text-anchor:top" o:gfxdata="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" stroked="f">
                 <v:textbox inset="0,0,0,0">
                   <w:txbxContent>
                     <w:p>
@@ -32324,7 +32403,7 @@
       <w:r>
         <w:t xml:space="preserve"> Giao diện quản lý thông tin đơn hàng</w:t>
       </w:r>
-      <w:bookmarkEnd w:id="228"/>
+      <w:bookmarkEnd w:id="249"/>
     </w:p>
     <w:p>
       <w:pPr>
@@ -32340,11 +32419,11 @@
         <w:t xml:space="preserve"> có thể theo dõi những đơn hàng đã được người dùng tạo để xử lý.</w:t>
       </w:r>
     </w:p>
-    <w:bookmarkStart w:id="230" w:name="_Toc215041009"/>
     <w:p>
       <w:pPr>
         <w:pStyle w:val="Heading3"/>
       </w:pPr>
+      <w:bookmarkStart w:id="252" w:name="_Toc215041009"/>
       <w:r>
         <mc:AlternateContent>
           <mc:Choice Requires="wps">
@@ -32397,7 +32476,7 @@
                                 <w:szCs w:val="26"/>
                               </w:rPr>
                             </w:pPr>
-                            <w:bookmarkStart w:id="231" w:name="_Toc215041041"/>
+                            <w:bookmarkStart w:id="253" w:name="_Toc215041041"/>
                             <w:r>
                               <w:rPr>
                                 <w:iCs w:val="0"/>
@@ -32462,7 +32541,7 @@
                               </w:rPr>
                               <w:t xml:space="preserve"> Giao diện tìm kiếm sản phẩm</w:t>
                             </w:r>
-                            <w:bookmarkEnd w:id="231"/>
+                            <w:bookmarkEnd w:id="253"/>
                           </w:p>
                         </w:txbxContent>
                       </wps:txbx>
@@ -32486,7 +32565,7 @@
           </mc:Choice>
           <mc:Fallback>
             <w:pict>
-              <v:shape w14:anchorId="0ED3A0A4" id="_x0000_s1054" type="#_x0000_t202" style="position:absolute;margin-left:0;margin-top:280.3pt;width:218.25pt;height:20.65pt;z-index:251771904;visibility:visible;mso-wrap-style:square;mso-width-percent:0;mso-height-percent:0;mso-wrap-distance-left:9pt;mso-wrap-distance-top:0;mso-wrap-distance-right:9pt;mso-wrap-distance-bottom:0;mso-position-horizontal:center;mso-position-horizontal-relative:margin;mso-position-vertical:absolute;mso-position-vertical-relative:text;mso-width-percent:0;mso-height-percent:0;mso-width-relative:margin;mso-height-relative:margin;v-text-anchor:top" o:gfxdata="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" stroked="f">
+              <v:shape w14:anchorId="0ED3A0A4" id="_x0000_s1054" type="#_x0000_t202" style="position:absolute;margin-left:0;margin-top:280.3pt;width:218.25pt;height:20.65pt;z-index:251771904;visibility:visible;mso-wrap-style:square;mso-width-percent:0;mso-height-percent:0;mso-wrap-distance-left:9pt;mso-wrap-distance-top:0;mso-wrap-distance-right:9pt;mso-wrap-distance-bottom:0;mso-position-horizontal:center;mso-position-horizontal-relative:margin;mso-position-vertical:absolute;mso-position-vertical-relative:text;mso-width-percent:0;mso-height-percent:0;mso-width-relative:margin;mso-height-relative:margin;v-text-anchor:top" o:gfxdata="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" stroked="f">
                 <v:textbox inset="0,0,0,0">
                   <w:txbxContent>
                     <w:p>
@@ -32650,7 +32729,7 @@
       <w:r>
         <w:t xml:space="preserve"> Giao diện tìm kiếm sản phẩm</w:t>
       </w:r>
-      <w:bookmarkEnd w:id="230"/>
+      <w:bookmarkEnd w:id="252"/>
     </w:p>
     <w:p>
       <w:pPr>
@@ -32660,11 +32739,11 @@
         <w:t>- Khách hàng có thể nhập từ khóa vào ô tìm kiếm và tìm kiếm các sản phẩm có liên quan để dễ dàng chọn lọc các sản phẩm theo nhu cầu.</w:t>
       </w:r>
     </w:p>
-    <w:bookmarkStart w:id="232" w:name="_Toc215041010"/>
     <w:p>
       <w:pPr>
         <w:pStyle w:val="Heading3"/>
       </w:pPr>
+      <w:bookmarkStart w:id="255" w:name="_Toc215041010"/>
       <w:r>
         <w:lastRenderedPageBreak/>
         <mc:AlternateContent>
@@ -32718,7 +32797,7 @@
                                 <w:szCs w:val="26"/>
                               </w:rPr>
                             </w:pPr>
-                            <w:bookmarkStart w:id="233" w:name="_Toc215041042"/>
+                            <w:bookmarkStart w:id="256" w:name="_Toc215041042"/>
                             <w:r>
                               <w:rPr>
                                 <w:iCs w:val="0"/>
@@ -32783,7 +32862,7 @@
                               </w:rPr>
                               <w:t xml:space="preserve"> Giao diện giỏ hàng</w:t>
                             </w:r>
-                            <w:bookmarkEnd w:id="233"/>
+                            <w:bookmarkEnd w:id="256"/>
                           </w:p>
                         </w:txbxContent>
                       </wps:txbx>
@@ -32807,7 +32886,7 @@
           </mc:Choice>
           <mc:Fallback>
             <w:pict>
-              <v:shape w14:anchorId="46502A73" id="_x0000_s1055" type="#_x0000_t202" style="position:absolute;margin-left:0;margin-top:281.25pt;width:165pt;height:17.5pt;z-index:251773952;visibility:visible;mso-wrap-style:square;mso-width-percent:0;mso-height-percent:0;mso-wrap-distance-left:9pt;mso-wrap-distance-top:0;mso-wrap-distance-right:9pt;mso-wrap-distance-bottom:0;mso-position-horizontal:center;mso-position-horizontal-relative:margin;mso-position-vertical:absolute;mso-position-vertical-relative:text;mso-width-percent:0;mso-height-percent:0;mso-width-relative:margin;mso-height-relative:margin;v-text-anchor:top" o:gfxdata="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" stroked="f">
+              <v:shape w14:anchorId="46502A73" id="_x0000_s1055" type="#_x0000_t202" style="position:absolute;margin-left:0;margin-top:281.25pt;width:165pt;height:17.5pt;z-index:251773952;visibility:visible;mso-wrap-style:square;mso-width-percent:0;mso-height-percent:0;mso-wrap-distance-left:9pt;mso-wrap-distance-top:0;mso-wrap-distance-right:9pt;mso-wrap-distance-bottom:0;mso-position-horizontal:center;mso-position-horizontal-relative:margin;mso-position-vertical:absolute;mso-position-vertical-relative:text;mso-width-percent:0;mso-height-percent:0;mso-width-relative:margin;mso-height-relative:margin;v-text-anchor:top" o:gfxdata="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" stroked="f">
                 <v:textbox inset="0,0,0,0">
                   <w:txbxContent>
                     <w:p>
@@ -32914,7 +32993,7 @@
       <w:r>
         <w:t xml:space="preserve"> Giao diện giỏ hàng</w:t>
       </w:r>
-      <w:bookmarkEnd w:id="232"/>
+      <w:bookmarkEnd w:id="255"/>
     </w:p>
     <w:p>
       <w:pPr>
@@ -32924,15 +33003,6 @@
         <w:t>- Sau khi đặt hàng thành công, khách hàng có thể xem giỏ hàng của mình và tiếp tục mua sắm hoặc chuyển qua thanh toán đơn hàng.</w:t>
       </w:r>
     </w:p>
-    <w:bookmarkStart w:id="234" w:name="_Toc214352010"/>
-    <w:bookmarkStart w:id="235" w:name="_Toc214360115"/>
-    <w:bookmarkStart w:id="236" w:name="_Toc214361050"/>
-    <w:bookmarkStart w:id="237" w:name="_Toc214361303"/>
-    <w:bookmarkStart w:id="238" w:name="_Toc214361965"/>
-    <w:bookmarkStart w:id="239" w:name="_Toc214363077"/>
-    <w:bookmarkStart w:id="240" w:name="_Toc214364288"/>
-    <w:bookmarkStart w:id="241" w:name="_Toc214367152"/>
-    <w:bookmarkStart w:id="242" w:name="_Toc215041011"/>
     <w:p>
       <w:pPr>
         <w:pStyle w:val="Heading3"/>
@@ -32940,6 +33010,15 @@
           <w:i/>
         </w:rPr>
       </w:pPr>
+      <w:bookmarkStart w:id="258" w:name="_Toc214352010"/>
+      <w:bookmarkStart w:id="259" w:name="_Toc214360115"/>
+      <w:bookmarkStart w:id="260" w:name="_Toc214361050"/>
+      <w:bookmarkStart w:id="261" w:name="_Toc214361303"/>
+      <w:bookmarkStart w:id="262" w:name="_Toc214361965"/>
+      <w:bookmarkStart w:id="263" w:name="_Toc214363077"/>
+      <w:bookmarkStart w:id="264" w:name="_Toc214364288"/>
+      <w:bookmarkStart w:id="265" w:name="_Toc214367152"/>
+      <w:bookmarkStart w:id="266" w:name="_Toc215041011"/>
       <w:r>
         <mc:AlternateContent>
           <mc:Choice Requires="wps">
@@ -32992,7 +33071,7 @@
                                 <w:szCs w:val="26"/>
                               </w:rPr>
                             </w:pPr>
-                            <w:bookmarkStart w:id="243" w:name="_Toc215041043"/>
+                            <w:bookmarkStart w:id="267" w:name="_Toc215041043"/>
                             <w:r>
                               <w:rPr>
                                 <w:iCs w:val="0"/>
@@ -33057,7 +33136,7 @@
                               </w:rPr>
                               <w:t xml:space="preserve"> Giao diện trang liên hệ</w:t>
                             </w:r>
-                            <w:bookmarkEnd w:id="243"/>
+                            <w:bookmarkEnd w:id="267"/>
                           </w:p>
                         </w:txbxContent>
                       </wps:txbx>
@@ -33081,7 +33160,7 @@
           </mc:Choice>
           <mc:Fallback>
             <w:pict>
-              <v:shape w14:anchorId="6CEB2866" id="_x0000_s1056" type="#_x0000_t202" style="position:absolute;margin-left:147.85pt;margin-top:278.1pt;width:174pt;height:20.65pt;z-index:-251540480;visibility:visible;mso-wrap-style:square;mso-width-percent:0;mso-height-percent:0;mso-wrap-distance-left:9pt;mso-wrap-distance-top:0;mso-wrap-distance-right:9pt;mso-wrap-distance-bottom:0;mso-position-horizontal:absolute;mso-position-horizontal-relative:margin;mso-position-vertical:absolute;mso-position-vertical-relative:text;mso-width-percent:0;mso-height-percent:0;mso-width-relative:margin;mso-height-relative:margin;v-text-anchor:top" o:gfxdata="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" stroked="f">
+              <v:shape w14:anchorId="6CEB2866" id="_x0000_s1056" type="#_x0000_t202" style="position:absolute;margin-left:147.85pt;margin-top:278.1pt;width:174pt;height:20.65pt;z-index:-251540480;visibility:visible;mso-wrap-style:square;mso-width-percent:0;mso-height-percent:0;mso-wrap-distance-left:9pt;mso-wrap-distance-top:0;mso-wrap-distance-right:9pt;mso-wrap-distance-bottom:0;mso-position-horizontal:absolute;mso-position-horizontal-relative:margin;mso-position-vertical:absolute;mso-position-vertical-relative:text;mso-width-percent:0;mso-height-percent:0;mso-width-relative:margin;mso-height-relative:margin;v-text-anchor:top" o:gfxdata="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" stroked="f">
                 <v:textbox inset="0,0,0,0">
                   <w:txbxContent>
                     <w:p>
@@ -33293,14 +33372,14 @@
           </wp:anchor>
         </w:drawing>
       </w:r>
-      <w:bookmarkEnd w:id="234"/>
-      <w:bookmarkEnd w:id="235"/>
-      <w:bookmarkEnd w:id="236"/>
-      <w:bookmarkEnd w:id="237"/>
-      <w:bookmarkEnd w:id="238"/>
-      <w:bookmarkEnd w:id="239"/>
-      <w:bookmarkEnd w:id="240"/>
-      <w:bookmarkEnd w:id="241"/>
+      <w:bookmarkEnd w:id="258"/>
+      <w:bookmarkEnd w:id="259"/>
+      <w:bookmarkEnd w:id="260"/>
+      <w:bookmarkEnd w:id="261"/>
+      <w:bookmarkEnd w:id="262"/>
+      <w:bookmarkEnd w:id="263"/>
+      <w:bookmarkEnd w:id="264"/>
+      <w:bookmarkEnd w:id="265"/>
       <w:r>
         <w:t>4</w:t>
       </w:r>
@@ -33316,7 +33395,7 @@
       <w:r>
         <w:t xml:space="preserve"> Giao diện trang liên hệ</w:t>
       </w:r>
-      <w:bookmarkEnd w:id="242"/>
+      <w:bookmarkEnd w:id="266"/>
     </w:p>
     <w:p>
       <w:pPr>
@@ -33351,9 +33430,6 @@
         <w:br w:type="page"/>
       </w:r>
     </w:p>
-    <w:bookmarkStart w:id="244" w:name="_Toc214364289"/>
-    <w:bookmarkStart w:id="245" w:name="_Toc214367153"/>
-    <w:bookmarkStart w:id="246" w:name="_Toc215041012"/>
     <w:p>
       <w:pPr>
         <w:pStyle w:val="Heading3"/>
@@ -33361,6 +33437,9 @@
           <w:i/>
         </w:rPr>
       </w:pPr>
+      <w:bookmarkStart w:id="269" w:name="_Toc214364289"/>
+      <w:bookmarkStart w:id="270" w:name="_Toc214367153"/>
+      <w:bookmarkStart w:id="271" w:name="_Toc215041012"/>
       <w:r>
         <w:lastRenderedPageBreak/>
         <mc:AlternateContent>
@@ -33414,7 +33493,7 @@
                                 <w:szCs w:val="26"/>
                               </w:rPr>
                             </w:pPr>
-                            <w:bookmarkStart w:id="247" w:name="_Toc215041044"/>
+                            <w:bookmarkStart w:id="272" w:name="_Toc215041044"/>
                             <w:r>
                               <w:rPr>
                                 <w:iCs w:val="0"/>
@@ -33479,7 +33558,7 @@
                               </w:rPr>
                               <w:t xml:space="preserve"> Giao diện trang Profile thông tin người dùng</w:t>
                             </w:r>
-                            <w:bookmarkEnd w:id="247"/>
+                            <w:bookmarkEnd w:id="272"/>
                           </w:p>
                         </w:txbxContent>
                       </wps:txbx>
@@ -33503,7 +33582,7 @@
           </mc:Choice>
           <mc:Fallback>
             <w:pict>
-              <v:shape w14:anchorId="1BE89534" id="_x0000_s1057" type="#_x0000_t202" style="position:absolute;margin-left:0;margin-top:299.1pt;width:4in;height:22.5pt;z-index:251778048;visibility:visible;mso-wrap-style:square;mso-width-percent:0;mso-height-percent:0;mso-wrap-distance-left:9pt;mso-wrap-distance-top:0;mso-wrap-distance-right:9pt;mso-wrap-distance-bottom:0;mso-position-horizontal:center;mso-position-horizontal-relative:margin;mso-position-vertical:absolute;mso-position-vertical-relative:text;mso-width-percent:0;mso-height-percent:0;mso-width-relative:margin;mso-height-relative:margin;v-text-anchor:top" o:gfxdata="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" stroked="f">
+              <v:shape w14:anchorId="1BE89534" id="_x0000_s1057" type="#_x0000_t202" style="position:absolute;margin-left:0;margin-top:299.1pt;width:4in;height:22.5pt;z-index:251778048;visibility:visible;mso-wrap-style:square;mso-width-percent:0;mso-height-percent:0;mso-wrap-distance-left:9pt;mso-wrap-distance-top:0;mso-wrap-distance-right:9pt;mso-wrap-distance-bottom:0;mso-position-horizontal:center;mso-position-horizontal-relative:margin;mso-position-vertical:absolute;mso-position-vertical-relative:text;mso-width-percent:0;mso-height-percent:0;mso-width-relative:margin;mso-height-relative:margin;v-text-anchor:top" o:gfxdata="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" stroked="f">
                 <v:textbox inset="0,0,0,0">
                   <w:txbxContent>
                     <w:p>
@@ -33595,8 +33674,8 @@
           </mc:Fallback>
         </mc:AlternateContent>
       </w:r>
-      <w:bookmarkEnd w:id="244"/>
-      <w:bookmarkEnd w:id="245"/>
+      <w:bookmarkEnd w:id="269"/>
+      <w:bookmarkEnd w:id="270"/>
       <w:r>
         <w:rPr>
           <w:i/>
@@ -33663,7 +33742,7 @@
       <w:r>
         <w:t>rofile thông tin người dùng</w:t>
       </w:r>
-      <w:bookmarkEnd w:id="246"/>
+      <w:bookmarkEnd w:id="271"/>
     </w:p>
     <w:p>
       <w:pPr>
@@ -33690,7 +33769,7 @@
           <w:rFonts w:cs="Times New Roman"/>
         </w:rPr>
       </w:pPr>
-      <w:bookmarkStart w:id="248" w:name="_Toc215041013"/>
+      <w:bookmarkStart w:id="274" w:name="_Toc215041013"/>
       <w:r>
         <w:rPr>
           <w:rFonts w:cs="Times New Roman"/>
@@ -33724,7 +33803,7 @@
         </w:rPr>
         <w:t>G 5: KẾT LUẬN VÀ HƯỚNG PHÁT TRIỂN</w:t>
       </w:r>
-      <w:bookmarkEnd w:id="248"/>
+      <w:bookmarkEnd w:id="274"/>
     </w:p>
     <w:p>
       <w:pPr>
@@ -33733,7 +33812,7 @@
           <w:rFonts w:cs="Times New Roman"/>
         </w:rPr>
       </w:pPr>
-      <w:bookmarkStart w:id="249" w:name="_Toc215041014"/>
+      <w:bookmarkStart w:id="275" w:name="_Toc215041014"/>
       <w:r>
         <w:rPr>
           <w:rFonts w:cs="Times New Roman"/>
@@ -33768,7 +33847,7 @@
         </w:rPr>
         <w:t>Các kết quả đạt được</w:t>
       </w:r>
-      <w:bookmarkEnd w:id="249"/>
+      <w:bookmarkEnd w:id="275"/>
     </w:p>
     <w:p>
       <w:pPr>
@@ -34169,7 +34248,7 @@
           <w:rFonts w:cs="Times New Roman"/>
         </w:rPr>
       </w:pPr>
-      <w:bookmarkStart w:id="250" w:name="_Toc215041015"/>
+      <w:bookmarkStart w:id="276" w:name="_Toc215041015"/>
       <w:r>
         <w:rPr>
           <w:rFonts w:cs="Times New Roman"/>
@@ -34351,20 +34430,22 @@
         </w:rPr>
         <w:t>iển</w:t>
       </w:r>
-      <w:bookmarkEnd w:id="250"/>
+      <w:bookmarkEnd w:id="276"/>
     </w:p>
     <w:p>
       <w:pPr>
         <w:pStyle w:val="Heading3"/>
       </w:pPr>
-      <w:bookmarkStart w:id="251" w:name="_Toc215041016"/>
+      <w:bookmarkStart w:id="277" w:name="_Toc215041016"/>
       <w:r>
         <w:t xml:space="preserve">5.2.1 </w:t>
       </w:r>
       <w:r>
         <w:t>Hạn chế:</w:t>
       </w:r>
-      <w:bookmarkEnd w:id="251"/>
+      <w:bookmarkStart w:id="278" w:name="_GoBack"/>
+      <w:bookmarkEnd w:id="277"/>
+      <w:bookmarkEnd w:id="278"/>
     </w:p>
     <w:p>
       <w:pPr>
@@ -34414,14 +34495,14 @@
       <w:pPr>
         <w:pStyle w:val="Heading3"/>
       </w:pPr>
-      <w:bookmarkStart w:id="252" w:name="_Toc215041017"/>
+      <w:bookmarkStart w:id="279" w:name="_Toc215041017"/>
       <w:r>
         <w:t xml:space="preserve">5.2.2 </w:t>
       </w:r>
       <w:r>
         <w:t>Hướng phát triển:</w:t>
       </w:r>
-      <w:bookmarkEnd w:id="252"/>
+      <w:bookmarkEnd w:id="279"/>
     </w:p>
     <w:p>
       <w:pPr>
@@ -34564,7 +34645,7 @@
           <w:bCs w:val="0"/>
         </w:rPr>
       </w:pPr>
-      <w:bookmarkStart w:id="253" w:name="_Toc215041018"/>
+      <w:bookmarkStart w:id="280" w:name="_Toc215041018"/>
       <w:r>
         <w:rPr>
           <w:rFonts w:eastAsia="Times New Roman" w:cs="Times New Roman"/>
@@ -34685,29 +34766,19 @@
         </w:rPr>
         <w:t>O</w:t>
       </w:r>
-      <w:bookmarkEnd w:id="253"/>
+      <w:bookmarkEnd w:id="280"/>
     </w:p>
     <w:p>
       <w:pPr>
         <w:spacing w:before="120" w:after="120" w:line="360" w:lineRule="auto"/>
-        <w:rPr>
-          <w:rFonts w:cs="Times New Roman"/>
-          <w:szCs w:val="26"/>
-        </w:rPr>
-      </w:pPr>
-      <w:r>
-        <w:rPr>
-          <w:rFonts w:cs="Times New Roman"/>
-          <w:szCs w:val="26"/>
-        </w:rPr>
+      </w:pPr>
+      <w:r>
         <w:t xml:space="preserve">[1] Get started with ASP.NET Core MVC : </w:t>
       </w:r>
       <w:hyperlink r:id="rId37" w:history="1">
         <w:r>
           <w:rPr>
             <w:rStyle w:val="Hyperlink"/>
-            <w:rFonts w:cs="Times New Roman"/>
-            <w:szCs w:val="26"/>
           </w:rPr>
           <w:t>https://learn.microsoft.com/en-us/aspnet/core/tutorials/first-mvc-app/start-mvc?view=aspnetcore-8.0&amp;tabs=visual-studio</w:t>
         </w:r>
@@ -34716,24 +34787,14 @@
     <w:p>
       <w:pPr>
         <w:spacing w:before="120" w:after="120" w:line="360" w:lineRule="auto"/>
-        <w:rPr>
-          <w:rFonts w:cs="Times New Roman"/>
-          <w:szCs w:val="26"/>
-        </w:rPr>
-      </w:pPr>
-      <w:r>
-        <w:rPr>
-          <w:rFonts w:cs="Times New Roman"/>
-          <w:szCs w:val="26"/>
-        </w:rPr>
+      </w:pPr>
+      <w:r>
         <w:t>[2] Get started with Bootstrap :</w:t>
       </w:r>
       <w:hyperlink r:id="rId38" w:history="1">
         <w:r>
           <w:rPr>
             <w:rStyle w:val="Hyperlink"/>
-            <w:rFonts w:cs="Times New Roman"/>
-            <w:szCs w:val="26"/>
           </w:rPr>
           <w:t>https://getbootstrap.com/docs/5.3/getting-started/introduction/</w:t>
         </w:r>
@@ -34742,24 +34803,14 @@
     <w:p>
       <w:pPr>
         <w:spacing w:before="120" w:after="120" w:line="360" w:lineRule="auto"/>
-        <w:rPr>
-          <w:rFonts w:cs="Times New Roman"/>
-          <w:szCs w:val="26"/>
-        </w:rPr>
-      </w:pPr>
-      <w:r>
-        <w:rPr>
-          <w:rFonts w:cs="Times New Roman"/>
-          <w:szCs w:val="26"/>
-        </w:rPr>
+      </w:pPr>
+      <w:r>
         <w:t xml:space="preserve">[3] Chuyên đề ASP.NET- Tài liệu tham khảo của khóa học </w:t>
       </w:r>
       <w:hyperlink r:id="rId39" w:history="1">
         <w:r>
           <w:rPr>
             <w:rStyle w:val="Hyperlink"/>
-            <w:rFonts w:cs="Times New Roman"/>
-            <w:szCs w:val="26"/>
           </w:rPr>
           <w:t>https://github.com/hoavv2602913-dev/ASPNET-dk24ttc2-vuvanhoa-SHOPLAPTOP/blob/main/thesis/pdf/220064_TaiLieuHocTap.pdf</w:t>
         </w:r>
@@ -34796,7 +34847,7 @@
 </file>
 
 <file path=word/endnotes.xml><?xml version="1.0" encoding="utf-8"?>
-<w:endnotes xmlns:wpc="http://schemas.microsoft.com/office/word/2010/wordprocessingCanvas" xmlns:cx="http://schemas.microsoft.com/office/drawing/2014/chartex" xmlns:cx1="http://schemas.microsoft.com/office/drawing/2015/9/8/chartex" xmlns:cx2="http://schemas.microsoft.com/office/drawing/2015/10/21/chartex" xmlns:cx3="http://schemas.microsoft.com/office/drawing/2016/5/9/chartex" xmlns:cx4="http://schemas.microsoft.com/office/drawing/2016/5/10/chartex" xmlns:cx5="http://schemas.microsoft.com/office/drawing/2016/5/11/chartex" xmlns:cx6="http://schemas.microsoft.com/office/drawing/2016/5/12/chartex" xmlns:cx7="http://schemas.microsoft.com/office/drawing/2016/5/13/chartex" xmlns:cx8="http://schemas.microsoft.com/office/drawing/2016/5/14/chartex" xmlns:mc="http://schemas.openxmlformats.org/markup-compatibility/2006" xmlns:aink="http://schemas.microsoft.com/office/drawing/2016/ink" xmlns:am3d="http://schemas.microsoft.com/office/drawing/2017/model3d" xmlns:o="urn:schemas-microsoft-com:office:office" xmlns:oel="http://schemas.microsoft.com/office/2019/extlst" xmlns:r="http://schemas.openxmlformats.org/officeDocument/2006/relationships" xmlns:m="http://schemas.openxmlformats.org/officeDocument/2006/math" xmlns:v="urn:schemas-microsoft-com:vml" xmlns:wp14="http://schemas.microsoft.com/office/word/2010/wordprocessingDrawing" xmlns:wp="http://schemas.openxmlformats.org/drawingml/2006/wordprocessingDrawing" xmlns:w10="urn:schemas-microsoft-com:office:word" xmlns:w="http://schemas.openxmlformats.org/wordprocessingml/2006/main" xmlns:w14="http://schemas.microsoft.com/office/word/2010/wordml" xmlns:w15="http://schemas.microsoft.com/office/word/2012/wordml" xmlns:w16cex="http://schemas.microsoft.com/office/word/2018/wordml/cex" xmlns:w16cid="http://schemas.microsoft.com/office/word/2016/wordml/cid" xmlns:w16="http://schemas.microsoft.com/office/word/2018/wordml" xmlns:w16du="http://schemas.microsoft.com/office/word/2023/wordml/word16du" xmlns:w16sdtdh="http://schemas.microsoft.com/office/word/2020/wordml/sdtdatahash" xmlns:w16sdtfl="http://schemas.microsoft.com/office/word/2024/wordml/sdtformatlock" xmlns:w16se="http://schemas.microsoft.com/office/word/2015/wordml/symex" xmlns:wpg="http://schemas.microsoft.com/office/word/2010/wordprocessingGroup" xmlns:wpi="http://schemas.microsoft.com/office/word/2010/wordprocessingInk" xmlns:wne="http://schemas.microsoft.com/office/word/2006/wordml" xmlns:wps="http://schemas.microsoft.com/office/word/2010/wordprocessingShape" mc:Ignorable="w14 w15 w16se w16cid w16 w16cex w16sdtdh w16sdtfl w16du wp14">
+<w:endnotes xmlns:wpc="http://schemas.microsoft.com/office/word/2010/wordprocessingCanvas" xmlns:cx="http://schemas.microsoft.com/office/drawing/2014/chartex" xmlns:mc="http://schemas.openxmlformats.org/markup-compatibility/2006" xmlns:o="urn:schemas-microsoft-com:office:office" xmlns:r="http://schemas.openxmlformats.org/officeDocument/2006/relationships" xmlns:m="http://schemas.openxmlformats.org/officeDocument/2006/math" xmlns:v="urn:schemas-microsoft-com:vml" xmlns:wp14="http://schemas.microsoft.com/office/word/2010/wordprocessingDrawing" xmlns:wp="http://schemas.openxmlformats.org/drawingml/2006/wordprocessingDrawing" xmlns:w10="urn:schemas-microsoft-com:office:word" xmlns:w="http://schemas.openxmlformats.org/wordprocessingml/2006/main" xmlns:w14="http://schemas.microsoft.com/office/word/2010/wordml" xmlns:w15="http://schemas.microsoft.com/office/word/2012/wordml" xmlns:w16se="http://schemas.microsoft.com/office/word/2015/wordml/symex" xmlns:wpg="http://schemas.microsoft.com/office/word/2010/wordprocessingGroup" xmlns:wpi="http://schemas.microsoft.com/office/word/2010/wordprocessingInk" xmlns:wne="http://schemas.microsoft.com/office/word/2006/wordml" xmlns:wps="http://schemas.microsoft.com/office/word/2010/wordprocessingShape" mc:Ignorable="w14 w15 w16se wp14">
   <w:endnote w:type="separator" w:id="-1">
     <w:p>
       <w:r>
@@ -34815,7 +34866,7 @@
 </file>
 
 <file path=word/footer1.xml><?xml version="1.0" encoding="utf-8"?>
-<w:ftr xmlns:wpc="http://schemas.microsoft.com/office/word/2010/wordprocessingCanvas" xmlns:cx="http://schemas.microsoft.com/office/drawing/2014/chartex" xmlns:cx1="http://schemas.microsoft.com/office/drawing/2015/9/8/chartex" xmlns:cx2="http://schemas.microsoft.com/office/drawing/2015/10/21/chartex" xmlns:cx3="http://schemas.microsoft.com/office/drawing/2016/5/9/chartex" xmlns:cx4="http://schemas.microsoft.com/office/drawing/2016/5/10/chartex" xmlns:cx5="http://schemas.microsoft.com/office/drawing/2016/5/11/chartex" xmlns:cx6="http://schemas.microsoft.com/office/drawing/2016/5/12/chartex" xmlns:cx7="http://schemas.microsoft.com/office/drawing/2016/5/13/chartex" xmlns:cx8="http://schemas.microsoft.com/office/drawing/2016/5/14/chartex" xmlns:mc="http://schemas.openxmlformats.org/markup-compatibility/2006" xmlns:aink="http://schemas.microsoft.com/office/drawing/2016/ink" xmlns:am3d="http://schemas.microsoft.com/office/drawing/2017/model3d" xmlns:o="urn:schemas-microsoft-com:office:office" xmlns:oel="http://schemas.microsoft.com/office/2019/extlst" xmlns:r="http://schemas.openxmlformats.org/officeDocument/2006/relationships" xmlns:m="http://schemas.openxmlformats.org/officeDocument/2006/math" xmlns:v="urn:schemas-microsoft-com:vml" xmlns:wp14="http://schemas.microsoft.com/office/word/2010/wordprocessingDrawing" xmlns:wp="http://schemas.openxmlformats.org/drawingml/2006/wordprocessingDrawing" xmlns:w10="urn:schemas-microsoft-com:office:word" xmlns:w="http://schemas.openxmlformats.org/wordprocessingml/2006/main" xmlns:w14="http://schemas.microsoft.com/office/word/2010/wordml" xmlns:w15="http://schemas.microsoft.com/office/word/2012/wordml" xmlns:w16cex="http://schemas.microsoft.com/office/word/2018/wordml/cex" xmlns:w16cid="http://schemas.microsoft.com/office/word/2016/wordml/cid" xmlns:w16="http://schemas.microsoft.com/office/word/2018/wordml" xmlns:w16du="http://schemas.microsoft.com/office/word/2023/wordml/word16du" xmlns:w16sdtdh="http://schemas.microsoft.com/office/word/2020/wordml/sdtdatahash" xmlns:w16sdtfl="http://schemas.microsoft.com/office/word/2024/wordml/sdtformatlock" xmlns:w16se="http://schemas.microsoft.com/office/word/2015/wordml/symex" xmlns:wpg="http://schemas.microsoft.com/office/word/2010/wordprocessingGroup" xmlns:wpi="http://schemas.microsoft.com/office/word/2010/wordprocessingInk" xmlns:wne="http://schemas.microsoft.com/office/word/2006/wordml" xmlns:wps="http://schemas.microsoft.com/office/word/2010/wordprocessingShape" mc:Ignorable="w14 w15 w16se w16cid w16 w16cex w16sdtdh w16sdtfl w16du wp14">
+<w:ftr xmlns:wpc="http://schemas.microsoft.com/office/word/2010/wordprocessingCanvas" xmlns:cx="http://schemas.microsoft.com/office/drawing/2014/chartex" xmlns:mc="http://schemas.openxmlformats.org/markup-compatibility/2006" xmlns:o="urn:schemas-microsoft-com:office:office" xmlns:r="http://schemas.openxmlformats.org/officeDocument/2006/relationships" xmlns:m="http://schemas.openxmlformats.org/officeDocument/2006/math" xmlns:v="urn:schemas-microsoft-com:vml" xmlns:wp14="http://schemas.microsoft.com/office/word/2010/wordprocessingDrawing" xmlns:wp="http://schemas.openxmlformats.org/drawingml/2006/wordprocessingDrawing" xmlns:w10="urn:schemas-microsoft-com:office:word" xmlns:w="http://schemas.openxmlformats.org/wordprocessingml/2006/main" xmlns:w14="http://schemas.microsoft.com/office/word/2010/wordml" xmlns:w15="http://schemas.microsoft.com/office/word/2012/wordml" xmlns:w16se="http://schemas.microsoft.com/office/word/2015/wordml/symex" xmlns:wpg="http://schemas.microsoft.com/office/word/2010/wordprocessingGroup" xmlns:wpi="http://schemas.microsoft.com/office/word/2010/wordprocessingInk" xmlns:wne="http://schemas.microsoft.com/office/word/2006/wordml" xmlns:wps="http://schemas.microsoft.com/office/word/2010/wordprocessingShape" mc:Ignorable="w14 w15 w16se wp14">
   <w:p>
     <w:pPr>
       <w:pStyle w:val="Footer"/>
@@ -34845,7 +34896,7 @@
       <w:rPr>
         <w:noProof/>
       </w:rPr>
-      <w:t>vii</w:t>
+      <w:t>viii</w:t>
     </w:r>
     <w:r>
       <w:rPr>
@@ -34858,7 +34909,7 @@
 </file>
 
 <file path=word/footer2.xml><?xml version="1.0" encoding="utf-8"?>
-<w:ftr xmlns:wpc="http://schemas.microsoft.com/office/word/2010/wordprocessingCanvas" xmlns:cx="http://schemas.microsoft.com/office/drawing/2014/chartex" xmlns:cx1="http://schemas.microsoft.com/office/drawing/2015/9/8/chartex" xmlns:cx2="http://schemas.microsoft.com/office/drawing/2015/10/21/chartex" xmlns:cx3="http://schemas.microsoft.com/office/drawing/2016/5/9/chartex" xmlns:cx4="http://schemas.microsoft.com/office/drawing/2016/5/10/chartex" xmlns:cx5="http://schemas.microsoft.com/office/drawing/2016/5/11/chartex" xmlns:cx6="http://schemas.microsoft.com/office/drawing/2016/5/12/chartex" xmlns:cx7="http://schemas.microsoft.com/office/drawing/2016/5/13/chartex" xmlns:cx8="http://schemas.microsoft.com/office/drawing/2016/5/14/chartex" xmlns:mc="http://schemas.openxmlformats.org/markup-compatibility/2006" xmlns:aink="http://schemas.microsoft.com/office/drawing/2016/ink" xmlns:am3d="http://schemas.microsoft.com/office/drawing/2017/model3d" xmlns:o="urn:schemas-microsoft-com:office:office" xmlns:oel="http://schemas.microsoft.com/office/2019/extlst" xmlns:r="http://schemas.openxmlformats.org/officeDocument/2006/relationships" xmlns:m="http://schemas.openxmlformats.org/officeDocument/2006/math" xmlns:v="urn:schemas-microsoft-com:vml" xmlns:wp14="http://schemas.microsoft.com/office/word/2010/wordprocessingDrawing" xmlns:wp="http://schemas.openxmlformats.org/drawingml/2006/wordprocessingDrawing" xmlns:w10="urn:schemas-microsoft-com:office:word" xmlns:w="http://schemas.openxmlformats.org/wordprocessingml/2006/main" xmlns:w14="http://schemas.microsoft.com/office/word/2010/wordml" xmlns:w15="http://schemas.microsoft.com/office/word/2012/wordml" xmlns:w16cex="http://schemas.microsoft.com/office/word/2018/wordml/cex" xmlns:w16cid="http://schemas.microsoft.com/office/word/2016/wordml/cid" xmlns:w16="http://schemas.microsoft.com/office/word/2018/wordml" xmlns:w16du="http://schemas.microsoft.com/office/word/2023/wordml/word16du" xmlns:w16sdtdh="http://schemas.microsoft.com/office/word/2020/wordml/sdtdatahash" xmlns:w16sdtfl="http://schemas.microsoft.com/office/word/2024/wordml/sdtformatlock" xmlns:w16se="http://schemas.microsoft.com/office/word/2015/wordml/symex" xmlns:wpg="http://schemas.microsoft.com/office/word/2010/wordprocessingGroup" xmlns:wpi="http://schemas.microsoft.com/office/word/2010/wordprocessingInk" xmlns:wne="http://schemas.microsoft.com/office/word/2006/wordml" xmlns:wps="http://schemas.microsoft.com/office/word/2010/wordprocessingShape" mc:Ignorable="w14 w15 w16se w16cid w16 w16cex w16sdtdh w16sdtfl w16du wp14">
+<w:ftr xmlns:wpc="http://schemas.microsoft.com/office/word/2010/wordprocessingCanvas" xmlns:cx="http://schemas.microsoft.com/office/drawing/2014/chartex" xmlns:mc="http://schemas.openxmlformats.org/markup-compatibility/2006" xmlns:o="urn:schemas-microsoft-com:office:office" xmlns:r="http://schemas.openxmlformats.org/officeDocument/2006/relationships" xmlns:m="http://schemas.openxmlformats.org/officeDocument/2006/math" xmlns:v="urn:schemas-microsoft-com:vml" xmlns:wp14="http://schemas.microsoft.com/office/word/2010/wordprocessingDrawing" xmlns:wp="http://schemas.openxmlformats.org/drawingml/2006/wordprocessingDrawing" xmlns:w10="urn:schemas-microsoft-com:office:word" xmlns:w="http://schemas.openxmlformats.org/wordprocessingml/2006/main" xmlns:w14="http://schemas.microsoft.com/office/word/2010/wordml" xmlns:w15="http://schemas.microsoft.com/office/word/2012/wordml" xmlns:w16se="http://schemas.microsoft.com/office/word/2015/wordml/symex" xmlns:wpg="http://schemas.microsoft.com/office/word/2010/wordprocessingGroup" xmlns:wpi="http://schemas.microsoft.com/office/word/2010/wordprocessingInk" xmlns:wne="http://schemas.microsoft.com/office/word/2006/wordml" xmlns:wps="http://schemas.microsoft.com/office/word/2010/wordprocessingShape" mc:Ignorable="w14 w15 w16se wp14">
   <w:p>
     <w:pPr>
       <w:pStyle w:val="Footer"/>
@@ -34905,7 +34956,7 @@
           <w:rPr>
             <w:noProof/>
           </w:rPr>
-          <w:t>29</w:t>
+          <w:t>37</w:t>
         </w:r>
         <w:r>
           <w:rPr>
@@ -34929,7 +34980,7 @@
 </file>
 
 <file path=word/footnotes.xml><?xml version="1.0" encoding="utf-8"?>
-<w:footnotes xmlns:wpc="http://schemas.microsoft.com/office/word/2010/wordprocessingCanvas" xmlns:cx="http://schemas.microsoft.com/office/drawing/2014/chartex" xmlns:cx1="http://schemas.microsoft.com/office/drawing/2015/9/8/chartex" xmlns:cx2="http://schemas.microsoft.com/office/drawing/2015/10/21/chartex" xmlns:cx3="http://schemas.microsoft.com/office/drawing/2016/5/9/chartex" xmlns:cx4="http://schemas.microsoft.com/office/drawing/2016/5/10/chartex" xmlns:cx5="http://schemas.microsoft.com/office/drawing/2016/5/11/chartex" xmlns:cx6="http://schemas.microsoft.com/office/drawing/2016/5/12/chartex" xmlns:cx7="http://schemas.microsoft.com/office/drawing/2016/5/13/chartex" xmlns:cx8="http://schemas.microsoft.com/office/drawing/2016/5/14/chartex" xmlns:mc="http://schemas.openxmlformats.org/markup-compatibility/2006" xmlns:aink="http://schemas.microsoft.com/office/drawing/2016/ink" xmlns:am3d="http://schemas.microsoft.com/office/drawing/2017/model3d" xmlns:o="urn:schemas-microsoft-com:office:office" xmlns:oel="http://schemas.microsoft.com/office/2019/extlst" xmlns:r="http://schemas.openxmlformats.org/officeDocument/2006/relationships" xmlns:m="http://schemas.openxmlformats.org/officeDocument/2006/math" xmlns:v="urn:schemas-microsoft-com:vml" xmlns:wp14="http://schemas.microsoft.com/office/word/2010/wordprocessingDrawing" xmlns:wp="http://schemas.openxmlformats.org/drawingml/2006/wordprocessingDrawing" xmlns:w10="urn:schemas-microsoft-com:office:word" xmlns:w="http://schemas.openxmlformats.org/wordprocessingml/2006/main" xmlns:w14="http://schemas.microsoft.com/office/word/2010/wordml" xmlns:w15="http://schemas.microsoft.com/office/word/2012/wordml" xmlns:w16cex="http://schemas.microsoft.com/office/word/2018/wordml/cex" xmlns:w16cid="http://schemas.microsoft.com/office/word/2016/wordml/cid" xmlns:w16="http://schemas.microsoft.com/office/word/2018/wordml" xmlns:w16du="http://schemas.microsoft.com/office/word/2023/wordml/word16du" xmlns:w16sdtdh="http://schemas.microsoft.com/office/word/2020/wordml/sdtdatahash" xmlns:w16sdtfl="http://schemas.microsoft.com/office/word/2024/wordml/sdtformatlock" xmlns:w16se="http://schemas.microsoft.com/office/word/2015/wordml/symex" xmlns:wpg="http://schemas.microsoft.com/office/word/2010/wordprocessingGroup" xmlns:wpi="http://schemas.microsoft.com/office/word/2010/wordprocessingInk" xmlns:wne="http://schemas.microsoft.com/office/word/2006/wordml" xmlns:wps="http://schemas.microsoft.com/office/word/2010/wordprocessingShape" mc:Ignorable="w14 w15 w16se w16cid w16 w16cex w16sdtdh w16sdtfl w16du wp14">
+<w:footnotes xmlns:wpc="http://schemas.microsoft.com/office/word/2010/wordprocessingCanvas" xmlns:cx="http://schemas.microsoft.com/office/drawing/2014/chartex" xmlns:mc="http://schemas.openxmlformats.org/markup-compatibility/2006" xmlns:o="urn:schemas-microsoft-com:office:office" xmlns:r="http://schemas.openxmlformats.org/officeDocument/2006/relationships" xmlns:m="http://schemas.openxmlformats.org/officeDocument/2006/math" xmlns:v="urn:schemas-microsoft-com:vml" xmlns:wp14="http://schemas.microsoft.com/office/word/2010/wordprocessingDrawing" xmlns:wp="http://schemas.openxmlformats.org/drawingml/2006/wordprocessingDrawing" xmlns:w10="urn:schemas-microsoft-com:office:word" xmlns:w="http://schemas.openxmlformats.org/wordprocessingml/2006/main" xmlns:w14="http://schemas.microsoft.com/office/word/2010/wordml" xmlns:w15="http://schemas.microsoft.com/office/word/2012/wordml" xmlns:w16se="http://schemas.microsoft.com/office/word/2015/wordml/symex" xmlns:wpg="http://schemas.microsoft.com/office/word/2010/wordprocessingGroup" xmlns:wpi="http://schemas.microsoft.com/office/word/2010/wordprocessingInk" xmlns:wne="http://schemas.microsoft.com/office/word/2006/wordml" xmlns:wps="http://schemas.microsoft.com/office/word/2010/wordprocessingShape" mc:Ignorable="w14 w15 w16se wp14">
   <w:footnote w:type="separator" w:id="-1">
     <w:p>
       <w:r>
@@ -34948,7 +34999,7 @@
 </file>
 
 <file path=word/header1.xml><?xml version="1.0" encoding="utf-8"?>
-<w:hdr xmlns:wpc="http://schemas.microsoft.com/office/word/2010/wordprocessingCanvas" xmlns:cx="http://schemas.microsoft.com/office/drawing/2014/chartex" xmlns:cx1="http://schemas.microsoft.com/office/drawing/2015/9/8/chartex" xmlns:cx2="http://schemas.microsoft.com/office/drawing/2015/10/21/chartex" xmlns:cx3="http://schemas.microsoft.com/office/drawing/2016/5/9/chartex" xmlns:cx4="http://schemas.microsoft.com/office/drawing/2016/5/10/chartex" xmlns:cx5="http://schemas.microsoft.com/office/drawing/2016/5/11/chartex" xmlns:cx6="http://schemas.microsoft.com/office/drawing/2016/5/12/chartex" xmlns:cx7="http://schemas.microsoft.com/office/drawing/2016/5/13/chartex" xmlns:cx8="http://schemas.microsoft.com/office/drawing/2016/5/14/chartex" xmlns:mc="http://schemas.openxmlformats.org/markup-compatibility/2006" xmlns:aink="http://schemas.microsoft.com/office/drawing/2016/ink" xmlns:am3d="http://schemas.microsoft.com/office/drawing/2017/model3d" xmlns:o="urn:schemas-microsoft-com:office:office" xmlns:oel="http://schemas.microsoft.com/office/2019/extlst" xmlns:r="http://schemas.openxmlformats.org/officeDocument/2006/relationships" xmlns:m="http://schemas.openxmlformats.org/officeDocument/2006/math" xmlns:v="urn:schemas-microsoft-com:vml" xmlns:wp14="http://schemas.microsoft.com/office/word/2010/wordprocessingDrawing" xmlns:wp="http://schemas.openxmlformats.org/drawingml/2006/wordprocessingDrawing" xmlns:w10="urn:schemas-microsoft-com:office:word" xmlns:w="http://schemas.openxmlformats.org/wordprocessingml/2006/main" xmlns:w14="http://schemas.microsoft.com/office/word/2010/wordml" xmlns:w15="http://schemas.microsoft.com/office/word/2012/wordml" xmlns:w16cex="http://schemas.microsoft.com/office/word/2018/wordml/cex" xmlns:w16cid="http://schemas.microsoft.com/office/word/2016/wordml/cid" xmlns:w16="http://schemas.microsoft.com/office/word/2018/wordml" xmlns:w16du="http://schemas.microsoft.com/office/word/2023/wordml/word16du" xmlns:w16sdtdh="http://schemas.microsoft.com/office/word/2020/wordml/sdtdatahash" xmlns:w16sdtfl="http://schemas.microsoft.com/office/word/2024/wordml/sdtformatlock" xmlns:w16se="http://schemas.microsoft.com/office/word/2015/wordml/symex" xmlns:wpg="http://schemas.microsoft.com/office/word/2010/wordprocessingGroup" xmlns:wpi="http://schemas.microsoft.com/office/word/2010/wordprocessingInk" xmlns:wne="http://schemas.microsoft.com/office/word/2006/wordml" xmlns:wps="http://schemas.microsoft.com/office/word/2010/wordprocessingShape" mc:Ignorable="w14 w15 w16se w16cid w16 w16cex w16sdtdh w16sdtfl w16du wp14">
+<w:hdr xmlns:wpc="http://schemas.microsoft.com/office/word/2010/wordprocessingCanvas" xmlns:cx="http://schemas.microsoft.com/office/drawing/2014/chartex" xmlns:mc="http://schemas.openxmlformats.org/markup-compatibility/2006" xmlns:o="urn:schemas-microsoft-com:office:office" xmlns:r="http://schemas.openxmlformats.org/officeDocument/2006/relationships" xmlns:m="http://schemas.openxmlformats.org/officeDocument/2006/math" xmlns:v="urn:schemas-microsoft-com:vml" xmlns:wp14="http://schemas.microsoft.com/office/word/2010/wordprocessingDrawing" xmlns:wp="http://schemas.openxmlformats.org/drawingml/2006/wordprocessingDrawing" xmlns:w10="urn:schemas-microsoft-com:office:word" xmlns:w="http://schemas.openxmlformats.org/wordprocessingml/2006/main" xmlns:w14="http://schemas.microsoft.com/office/word/2010/wordml" xmlns:w15="http://schemas.microsoft.com/office/word/2012/wordml" xmlns:w16se="http://schemas.microsoft.com/office/word/2015/wordml/symex" xmlns:wpg="http://schemas.microsoft.com/office/word/2010/wordprocessingGroup" xmlns:wpi="http://schemas.microsoft.com/office/word/2010/wordprocessingInk" xmlns:wne="http://schemas.microsoft.com/office/word/2006/wordml" xmlns:wps="http://schemas.microsoft.com/office/word/2010/wordprocessingShape" mc:Ignorable="w14 w15 w16se wp14">
   <w:p>
     <w:pPr>
       <w:pStyle w:val="Header"/>
@@ -34971,7 +35022,7 @@
 </file>
 
 <file path=word/numbering.xml><?xml version="1.0" encoding="utf-8"?>
-<w:numbering xmlns:wpc="http://schemas.microsoft.com/office/word/2010/wordprocessingCanvas" xmlns:cx="http://schemas.microsoft.com/office/drawing/2014/chartex" xmlns:cx1="http://schemas.microsoft.com/office/drawing/2015/9/8/chartex" xmlns:cx2="http://schemas.microsoft.com/office/drawing/2015/10/21/chartex" xmlns:cx3="http://schemas.microsoft.com/office/drawing/2016/5/9/chartex" xmlns:cx4="http://schemas.microsoft.com/office/drawing/2016/5/10/chartex" xmlns:cx5="http://schemas.microsoft.com/office/drawing/2016/5/11/chartex" xmlns:cx6="http://schemas.microsoft.com/office/drawing/2016/5/12/chartex" xmlns:cx7="http://schemas.microsoft.com/office/drawing/2016/5/13/chartex" xmlns:cx8="http://schemas.microsoft.com/office/drawing/2016/5/14/chartex" xmlns:mc="http://schemas.openxmlformats.org/markup-compatibility/2006" xmlns:aink="http://schemas.microsoft.com/office/drawing/2016/ink" xmlns:am3d="http://schemas.microsoft.com/office/drawing/2017/model3d" xmlns:o="urn:schemas-microsoft-com:office:office" xmlns:oel="http://schemas.microsoft.com/office/2019/extlst" xmlns:r="http://schemas.openxmlformats.org/officeDocument/2006/relationships" xmlns:m="http://schemas.openxmlformats.org/officeDocument/2006/math" xmlns:v="urn:schemas-microsoft-com:vml" xmlns:wp14="http://schemas.microsoft.com/office/word/2010/wordprocessingDrawing" xmlns:wp="http://schemas.openxmlformats.org/drawingml/2006/wordprocessingDrawing" xmlns:w10="urn:schemas-microsoft-com:office:word" xmlns:w="http://schemas.openxmlformats.org/wordprocessingml/2006/main" xmlns:w14="http://schemas.microsoft.com/office/word/2010/wordml" xmlns:w15="http://schemas.microsoft.com/office/word/2012/wordml" xmlns:w16cex="http://schemas.microsoft.com/office/word/2018/wordml/cex" xmlns:w16cid="http://schemas.microsoft.com/office/word/2016/wordml/cid" xmlns:w16="http://schemas.microsoft.com/office/word/2018/wordml" xmlns:w16du="http://schemas.microsoft.com/office/word/2023/wordml/word16du" xmlns:w16sdtdh="http://schemas.microsoft.com/office/word/2020/wordml/sdtdatahash" xmlns:w16sdtfl="http://schemas.microsoft.com/office/word/2024/wordml/sdtformatlock" xmlns:w16se="http://schemas.microsoft.com/office/word/2015/wordml/symex" xmlns:wpg="http://schemas.microsoft.com/office/word/2010/wordprocessingGroup" xmlns:wpi="http://schemas.microsoft.com/office/word/2010/wordprocessingInk" xmlns:wne="http://schemas.microsoft.com/office/word/2006/wordml" xmlns:wps="http://schemas.microsoft.com/office/word/2010/wordprocessingShape" mc:Ignorable="w14 w15 w16se w16cid w16 w16cex w16sdtdh w16sdtfl w16du wp14">
+<w:numbering xmlns:wpc="http://schemas.microsoft.com/office/word/2010/wordprocessingCanvas" xmlns:cx="http://schemas.microsoft.com/office/drawing/2014/chartex" xmlns:mc="http://schemas.openxmlformats.org/markup-compatibility/2006" xmlns:o="urn:schemas-microsoft-com:office:office" xmlns:r="http://schemas.openxmlformats.org/officeDocument/2006/relationships" xmlns:m="http://schemas.openxmlformats.org/officeDocument/2006/math" xmlns:v="urn:schemas-microsoft-com:vml" xmlns:wp14="http://schemas.microsoft.com/office/word/2010/wordprocessingDrawing" xmlns:wp="http://schemas.openxmlformats.org/drawingml/2006/wordprocessingDrawing" xmlns:w10="urn:schemas-microsoft-com:office:word" xmlns:w="http://schemas.openxmlformats.org/wordprocessingml/2006/main" xmlns:w14="http://schemas.microsoft.com/office/word/2010/wordml" xmlns:w15="http://schemas.microsoft.com/office/word/2012/wordml" xmlns:w16se="http://schemas.microsoft.com/office/word/2015/wordml/symex" xmlns:wpg="http://schemas.microsoft.com/office/word/2010/wordprocessingGroup" xmlns:wpi="http://schemas.microsoft.com/office/word/2010/wordprocessingInk" xmlns:wne="http://schemas.microsoft.com/office/word/2006/wordml" xmlns:wps="http://schemas.microsoft.com/office/word/2010/wordprocessingShape" mc:Ignorable="w14 w15 w16se wp14">
   <w:abstractNum w:abstractNumId="0" w15:restartNumberingAfterBreak="0">
     <w:nsid w:val="018448E5"/>
     <w:multiLevelType w:val="hybridMultilevel"/>
@@ -38747,107 +38798,107 @@
       </w:rPr>
     </w:lvl>
   </w:abstractNum>
-  <w:num w:numId="1" w16cid:durableId="1744983502">
+  <w:num w:numId="1">
     <w:abstractNumId w:val="0"/>
   </w:num>
-  <w:num w:numId="2" w16cid:durableId="400182120">
+  <w:num w:numId="2">
     <w:abstractNumId w:val="16"/>
   </w:num>
-  <w:num w:numId="3" w16cid:durableId="66147541">
+  <w:num w:numId="3">
     <w:abstractNumId w:val="10"/>
   </w:num>
-  <w:num w:numId="4" w16cid:durableId="145358973">
+  <w:num w:numId="4">
     <w:abstractNumId w:val="25"/>
   </w:num>
-  <w:num w:numId="5" w16cid:durableId="1995789280">
+  <w:num w:numId="5">
     <w:abstractNumId w:val="31"/>
   </w:num>
-  <w:num w:numId="6" w16cid:durableId="1997879994">
+  <w:num w:numId="6">
     <w:abstractNumId w:val="17"/>
   </w:num>
-  <w:num w:numId="7" w16cid:durableId="2070230000">
+  <w:num w:numId="7">
     <w:abstractNumId w:val="23"/>
   </w:num>
-  <w:num w:numId="8" w16cid:durableId="1544438985">
+  <w:num w:numId="8">
     <w:abstractNumId w:val="24"/>
   </w:num>
-  <w:num w:numId="9" w16cid:durableId="922879481">
+  <w:num w:numId="9">
     <w:abstractNumId w:val="27"/>
   </w:num>
-  <w:num w:numId="10" w16cid:durableId="328220613">
+  <w:num w:numId="10">
     <w:abstractNumId w:val="12"/>
   </w:num>
-  <w:num w:numId="11" w16cid:durableId="1437288521">
+  <w:num w:numId="11">
     <w:abstractNumId w:val="15"/>
   </w:num>
-  <w:num w:numId="12" w16cid:durableId="431896426">
+  <w:num w:numId="12">
     <w:abstractNumId w:val="4"/>
   </w:num>
-  <w:num w:numId="13" w16cid:durableId="1698696905">
+  <w:num w:numId="13">
     <w:abstractNumId w:val="3"/>
   </w:num>
-  <w:num w:numId="14" w16cid:durableId="1720399373">
+  <w:num w:numId="14">
     <w:abstractNumId w:val="9"/>
   </w:num>
-  <w:num w:numId="15" w16cid:durableId="1053502326">
+  <w:num w:numId="15">
     <w:abstractNumId w:val="22"/>
   </w:num>
-  <w:num w:numId="16" w16cid:durableId="1183472719">
+  <w:num w:numId="16">
     <w:abstractNumId w:val="19"/>
   </w:num>
-  <w:num w:numId="17" w16cid:durableId="1480269423">
+  <w:num w:numId="17">
     <w:abstractNumId w:val="14"/>
   </w:num>
-  <w:num w:numId="18" w16cid:durableId="1377973103">
+  <w:num w:numId="18">
     <w:abstractNumId w:val="8"/>
   </w:num>
-  <w:num w:numId="19" w16cid:durableId="2078893657">
+  <w:num w:numId="19">
     <w:abstractNumId w:val="1"/>
   </w:num>
-  <w:num w:numId="20" w16cid:durableId="674303366">
+  <w:num w:numId="20">
     <w:abstractNumId w:val="28"/>
   </w:num>
-  <w:num w:numId="21" w16cid:durableId="2025940508">
+  <w:num w:numId="21">
     <w:abstractNumId w:val="7"/>
   </w:num>
-  <w:num w:numId="22" w16cid:durableId="113183662">
+  <w:num w:numId="22">
     <w:abstractNumId w:val="2"/>
   </w:num>
-  <w:num w:numId="23" w16cid:durableId="858618028">
+  <w:num w:numId="23">
     <w:abstractNumId w:val="6"/>
   </w:num>
-  <w:num w:numId="24" w16cid:durableId="576212309">
+  <w:num w:numId="24">
     <w:abstractNumId w:val="26"/>
   </w:num>
-  <w:num w:numId="25" w16cid:durableId="29963356">
+  <w:num w:numId="25">
     <w:abstractNumId w:val="13"/>
   </w:num>
-  <w:num w:numId="26" w16cid:durableId="978536751">
+  <w:num w:numId="26">
     <w:abstractNumId w:val="18"/>
   </w:num>
-  <w:num w:numId="27" w16cid:durableId="1264147447">
+  <w:num w:numId="27">
     <w:abstractNumId w:val="11"/>
   </w:num>
-  <w:num w:numId="28" w16cid:durableId="29306002">
+  <w:num w:numId="28">
     <w:abstractNumId w:val="20"/>
   </w:num>
-  <w:num w:numId="29" w16cid:durableId="162399426">
+  <w:num w:numId="29">
     <w:abstractNumId w:val="5"/>
   </w:num>
-  <w:num w:numId="30" w16cid:durableId="887373201">
+  <w:num w:numId="30">
     <w:abstractNumId w:val="21"/>
   </w:num>
-  <w:num w:numId="31" w16cid:durableId="1921209109">
+  <w:num w:numId="31">
     <w:abstractNumId w:val="30"/>
   </w:num>
-  <w:num w:numId="32" w16cid:durableId="311564015">
+  <w:num w:numId="32">
     <w:abstractNumId w:val="29"/>
   </w:num>
 </w:numbering>
 </file>
 
 <file path=word/styles.xml><?xml version="1.0" encoding="utf-8"?>
-<w:styles xmlns:mc="http://schemas.openxmlformats.org/markup-compatibility/2006" xmlns:r="http://schemas.openxmlformats.org/officeDocument/2006/relationships" xmlns:w="http://schemas.openxmlformats.org/wordprocessingml/2006/main" xmlns:w14="http://schemas.microsoft.com/office/word/2010/wordml" xmlns:w15="http://schemas.microsoft.com/office/word/2012/wordml" xmlns:w16cex="http://schemas.microsoft.com/office/word/2018/wordml/cex" xmlns:w16cid="http://schemas.microsoft.com/office/word/2016/wordml/cid" xmlns:w16="http://schemas.microsoft.com/office/word/2018/wordml" xmlns:w16du="http://schemas.microsoft.com/office/word/2023/wordml/word16du" xmlns:w16sdtdh="http://schemas.microsoft.com/office/word/2020/wordml/sdtdatahash" xmlns:w16sdtfl="http://schemas.microsoft.com/office/word/2024/wordml/sdtformatlock" xmlns:w16se="http://schemas.microsoft.com/office/word/2015/wordml/symex" mc:Ignorable="w14 w15 w16se w16cid w16 w16cex w16sdtdh w16sdtfl w16du">
+<w:styles xmlns:mc="http://schemas.openxmlformats.org/markup-compatibility/2006" xmlns:r="http://schemas.openxmlformats.org/officeDocument/2006/relationships" xmlns:w="http://schemas.openxmlformats.org/wordprocessingml/2006/main" xmlns:w14="http://schemas.microsoft.com/office/word/2010/wordml" xmlns:w15="http://schemas.microsoft.com/office/word/2012/wordml" xmlns:w16se="http://schemas.microsoft.com/office/word/2015/wordml/symex" mc:Ignorable="w14 w15 w16se">
   <w:docDefaults>
     <w:rPrDefault>
       <w:rPr>
@@ -38863,7 +38914,7 @@
       </w:pPr>
     </w:pPrDefault>
   </w:docDefaults>
-  <w:latentStyles w:defLockedState="0" w:defUIPriority="99" w:defSemiHidden="0" w:defUnhideWhenUsed="0" w:defQFormat="0" w:count="376">
+  <w:latentStyles w:defLockedState="0" w:defUIPriority="99" w:defSemiHidden="0" w:defUnhideWhenUsed="0" w:defQFormat="0" w:count="371">
     <w:lsdException w:name="Normal" w:uiPriority="0" w:qFormat="1"/>
     <w:lsdException w:name="heading 1" w:uiPriority="9" w:qFormat="1"/>
     <w:lsdException w:name="heading 2" w:semiHidden="1" w:uiPriority="9" w:unhideWhenUsed="1" w:qFormat="1"/>
@@ -39235,11 +39286,6 @@
     <w:lsdException w:name="List Table 5 Dark Accent 6" w:uiPriority="50"/>
     <w:lsdException w:name="List Table 6 Colorful Accent 6" w:uiPriority="51"/>
     <w:lsdException w:name="List Table 7 Colorful Accent 6" w:uiPriority="52"/>
-    <w:lsdException w:name="Mention" w:semiHidden="1" w:unhideWhenUsed="1"/>
-    <w:lsdException w:name="Smart Hyperlink" w:semiHidden="1" w:unhideWhenUsed="1"/>
-    <w:lsdException w:name="Hashtag" w:semiHidden="1" w:unhideWhenUsed="1"/>
-    <w:lsdException w:name="Unresolved Mention" w:semiHidden="1" w:unhideWhenUsed="1"/>
-    <w:lsdException w:name="Smart Link" w:semiHidden="1" w:unhideWhenUsed="1"/>
   </w:latentStyles>
   <w:style w:type="paragraph" w:default="1" w:styleId="Normal">
     <w:name w:val="Normal"/>
@@ -39282,7 +39328,7 @@
     <w:uiPriority w:val="9"/>
     <w:unhideWhenUsed/>
     <w:qFormat/>
-    <w:rsid w:val="0023157E"/>
+    <w:rsid w:val="008A53DA"/>
     <w:pPr>
       <w:keepNext/>
       <w:keepLines/>
@@ -39611,7 +39657,7 @@
     <w:basedOn w:val="DefaultParagraphFont"/>
     <w:link w:val="Heading2"/>
     <w:uiPriority w:val="9"/>
-    <w:rsid w:val="0023157E"/>
+    <w:rsid w:val="008A53DA"/>
     <w:rPr>
       <w:rFonts w:eastAsiaTheme="majorEastAsia" w:cstheme="majorBidi"/>
       <w:b/>
@@ -39777,7 +39823,7 @@
     <w:basedOn w:val="Normal"/>
     <w:link w:val="BaoCaoChar"/>
     <w:qFormat/>
-    <w:rsid w:val="00317041"/>
+    <w:rsid w:val="00A2368F"/>
     <w:pPr>
       <w:widowControl w:val="0"/>
       <w:spacing w:before="120" w:after="120" w:line="360" w:lineRule="auto"/>
@@ -39786,7 +39832,6 @@
     </w:pPr>
     <w:rPr>
       <w:rFonts w:cs="Times New Roman"/>
-      <w:w w:val="99"/>
       <w:szCs w:val="26"/>
     </w:rPr>
   </w:style>
@@ -39794,10 +39839,9 @@
     <w:name w:val="Bao Cao Char"/>
     <w:basedOn w:val="DefaultParagraphFont"/>
     <w:link w:val="BaoCao"/>
-    <w:rsid w:val="00317041"/>
+    <w:rsid w:val="00A2368F"/>
     <w:rPr>
       <w:rFonts w:cs="Times New Roman"/>
-      <w:w w:val="99"/>
       <w:szCs w:val="26"/>
     </w:rPr>
   </w:style>
@@ -39813,7 +39857,7 @@
       <w:shd w:val="clear" w:color="auto" w:fill="E1DFDD"/>
     </w:rPr>
   </w:style>
-  <w:style w:type="character" w:styleId="UnresolvedMention">
+  <w:style w:type="character" w:customStyle="1" w:styleId="UnresolvedMention">
     <w:name w:val="Unresolved Mention"/>
     <w:basedOn w:val="DefaultParagraphFont"/>
     <w:uiPriority w:val="99"/>
@@ -40140,7 +40184,7 @@
 </file>
 
 <file path=customXml/itemProps1.xml><?xml version="1.0" encoding="utf-8"?>
-<ds:datastoreItem xmlns:ds="http://schemas.openxmlformats.org/officeDocument/2006/customXml" ds:itemID="{C1D1C528-5A07-42CF-AF2B-09F01DFB4722}">
+<ds:datastoreItem xmlns:ds="http://schemas.openxmlformats.org/officeDocument/2006/customXml" ds:itemID="{FAB4C80A-6C50-4944-BD35-C701E27B29D3}">
   <ds:schemaRefs>
     <ds:schemaRef ds:uri="http://schemas.openxmlformats.org/officeDocument/2006/bibliography"/>
   </ds:schemaRefs>

--- a/progress-report/BC CĐ ASPNET VuVanHoa_170124242_DK24TTC2.docx
+++ b/progress-report/BC CĐ ASPNET VuVanHoa_170124242_DK24TTC2.docx
@@ -2048,21 +2048,6 @@
                             <w:r>
                               <w:tab/>
                             </w:r>
-                            <w:r>
-                              <w:tab/>
-                            </w:r>
-                            <w:r>
-                              <w:tab/>
-                            </w:r>
-                          </w:p>
-                          <w:p>
-                            <w:pPr>
-                              <w:tabs>
-                                <w:tab w:val="left" w:pos="540"/>
-                                <w:tab w:val="right" w:leader="dot" w:pos="7740"/>
-                              </w:tabs>
-                              <w:jc w:val="both"/>
-                            </w:pPr>
                             <w:r>
                               <w:tab/>
                             </w:r>
@@ -2648,21 +2633,6 @@
                       <w:r>
                         <w:tab/>
                       </w:r>
-                      <w:r>
-                        <w:tab/>
-                      </w:r>
-                      <w:r>
-                        <w:tab/>
-                      </w:r>
-                    </w:p>
-                    <w:p>
-                      <w:pPr>
-                        <w:tabs>
-                          <w:tab w:val="left" w:pos="540"/>
-                          <w:tab w:val="right" w:leader="dot" w:pos="7740"/>
-                        </w:tabs>
-                        <w:jc w:val="both"/>
-                      </w:pPr>
                       <w:r>
                         <w:tab/>
                       </w:r>
@@ -4733,225 +4703,139 @@
     </w:p>
     <w:p>
       <w:pPr>
-        <w:widowControl w:val="0"/>
-        <w:spacing w:before="120" w:after="120" w:line="23" w:lineRule="atLeast"/>
-        <w:ind w:left="286" w:right="-20"/>
-        <w:rPr>
-          <w:rFonts w:cs="Times New Roman"/>
+        <w:pStyle w:val="BaoCao"/>
+        <w:rPr>
           <w:i/>
-          <w:iCs/>
-          <w:color w:val="000000"/>
-          <w:szCs w:val="26"/>
-        </w:rPr>
-      </w:pPr>
-      <w:r>
-        <w:rPr>
-          <w:rFonts w:cs="Times New Roman"/>
+        </w:rPr>
+      </w:pPr>
+      <w:r>
+        <w:rPr>
           <w:i/>
-          <w:iCs/>
-          <w:color w:val="000000"/>
-          <w:szCs w:val="26"/>
         </w:rPr>
         <w:t>S</w:t>
       </w:r>
       <w:r>
         <w:rPr>
-          <w:rFonts w:cs="Times New Roman"/>
           <w:i/>
-          <w:iCs/>
-          <w:color w:val="000000"/>
           <w:w w:val="99"/>
-          <w:szCs w:val="26"/>
         </w:rPr>
         <w:t>i</w:t>
       </w:r>
       <w:r>
         <w:rPr>
-          <w:rFonts w:cs="Times New Roman"/>
           <w:i/>
-          <w:iCs/>
-          <w:color w:val="000000"/>
-          <w:szCs w:val="26"/>
         </w:rPr>
         <w:t xml:space="preserve">nh </w:t>
       </w:r>
       <w:r>
         <w:rPr>
-          <w:rFonts w:cs="Times New Roman"/>
           <w:i/>
-          <w:iCs/>
-          <w:color w:val="000000"/>
           <w:w w:val="99"/>
-          <w:szCs w:val="26"/>
         </w:rPr>
         <w:t>v</w:t>
       </w:r>
       <w:r>
         <w:rPr>
-          <w:rFonts w:cs="Times New Roman"/>
           <w:i/>
-          <w:iCs/>
-          <w:color w:val="000000"/>
           <w:spacing w:val="-1"/>
-          <w:szCs w:val="26"/>
         </w:rPr>
         <w:t>i</w:t>
       </w:r>
       <w:r>
         <w:rPr>
-          <w:rFonts w:cs="Times New Roman"/>
           <w:i/>
-          <w:iCs/>
-          <w:color w:val="000000"/>
           <w:w w:val="99"/>
-          <w:szCs w:val="26"/>
         </w:rPr>
         <w:t>ê</w:t>
       </w:r>
       <w:r>
         <w:rPr>
-          <w:rFonts w:cs="Times New Roman"/>
           <w:i/>
-          <w:iCs/>
-          <w:color w:val="000000"/>
-          <w:szCs w:val="26"/>
         </w:rPr>
         <w:t>n</w:t>
       </w:r>
       <w:r>
         <w:rPr>
-          <w:rFonts w:cs="Times New Roman"/>
           <w:i/>
-          <w:iCs/>
-          <w:color w:val="000000"/>
           <w:spacing w:val="1"/>
-          <w:szCs w:val="26"/>
         </w:rPr>
         <w:t xml:space="preserve"> </w:t>
       </w:r>
       <w:r>
         <w:rPr>
-          <w:rFonts w:cs="Times New Roman"/>
           <w:i/>
-          <w:iCs/>
-          <w:color w:val="000000"/>
           <w:w w:val="99"/>
-          <w:szCs w:val="26"/>
         </w:rPr>
         <w:t>ký</w:t>
       </w:r>
       <w:r>
         <w:rPr>
-          <w:rFonts w:cs="Times New Roman"/>
           <w:i/>
-          <w:iCs/>
-          <w:color w:val="000000"/>
-          <w:szCs w:val="26"/>
         </w:rPr>
         <w:t xml:space="preserve"> </w:t>
       </w:r>
       <w:r>
         <w:rPr>
-          <w:rFonts w:cs="Times New Roman"/>
           <w:i/>
-          <w:iCs/>
-          <w:color w:val="000000"/>
           <w:w w:val="99"/>
-          <w:szCs w:val="26"/>
         </w:rPr>
         <w:t>v</w:t>
       </w:r>
       <w:r>
         <w:rPr>
-          <w:rFonts w:cs="Times New Roman"/>
           <w:i/>
-          <w:iCs/>
-          <w:color w:val="000000"/>
-          <w:szCs w:val="26"/>
         </w:rPr>
         <w:t>à</w:t>
       </w:r>
       <w:r>
         <w:rPr>
-          <w:rFonts w:cs="Times New Roman"/>
           <w:i/>
-          <w:iCs/>
-          <w:color w:val="000000"/>
           <w:spacing w:val="1"/>
-          <w:szCs w:val="26"/>
         </w:rPr>
         <w:t xml:space="preserve"> </w:t>
       </w:r>
       <w:r>
         <w:rPr>
-          <w:rFonts w:cs="Times New Roman"/>
           <w:i/>
-          <w:iCs/>
-          <w:color w:val="000000"/>
-          <w:szCs w:val="26"/>
         </w:rPr>
         <w:t xml:space="preserve">ghi </w:t>
       </w:r>
       <w:r>
         <w:rPr>
-          <w:rFonts w:cs="Times New Roman"/>
           <w:i/>
-          <w:iCs/>
-          <w:color w:val="000000"/>
           <w:w w:val="99"/>
-          <w:szCs w:val="26"/>
         </w:rPr>
         <w:t>r</w:t>
       </w:r>
       <w:r>
         <w:rPr>
-          <w:rFonts w:cs="Times New Roman"/>
           <w:i/>
-          <w:iCs/>
-          <w:color w:val="000000"/>
-          <w:szCs w:val="26"/>
         </w:rPr>
         <w:t xml:space="preserve">õ họ </w:t>
       </w:r>
       <w:r>
         <w:rPr>
-          <w:rFonts w:cs="Times New Roman"/>
           <w:i/>
-          <w:iCs/>
-          <w:color w:val="000000"/>
           <w:w w:val="99"/>
-          <w:szCs w:val="26"/>
         </w:rPr>
         <w:t>v</w:t>
       </w:r>
       <w:r>
         <w:rPr>
-          <w:rFonts w:cs="Times New Roman"/>
           <w:i/>
-          <w:iCs/>
-          <w:color w:val="000000"/>
-          <w:szCs w:val="26"/>
         </w:rPr>
         <w:t>à t</w:t>
       </w:r>
       <w:r>
         <w:rPr>
-          <w:rFonts w:cs="Times New Roman"/>
           <w:i/>
-          <w:iCs/>
-          <w:color w:val="000000"/>
           <w:w w:val="99"/>
-          <w:szCs w:val="26"/>
         </w:rPr>
         <w:t>ê</w:t>
       </w:r>
       <w:r>
         <w:rPr>
-          <w:rFonts w:cs="Times New Roman"/>
           <w:i/>
-          <w:iCs/>
-          <w:color w:val="000000"/>
-          <w:szCs w:val="26"/>
         </w:rPr>
         <w:t>n</w:t>
       </w:r>
@@ -19471,16 +19355,16 @@
         <mc:AlternateContent>
           <mc:Choice Requires="wps">
             <w:drawing>
-              <wp:anchor distT="0" distB="0" distL="114300" distR="114300" simplePos="0" relativeHeight="251687936" behindDoc="1" locked="0" layoutInCell="1" allowOverlap="1" wp14:anchorId="0DA29AA4" wp14:editId="758FE89E">
+              <wp:anchor distT="0" distB="0" distL="114300" distR="114300" simplePos="0" relativeHeight="251687936" behindDoc="1" locked="0" layoutInCell="1" allowOverlap="1" wp14:anchorId="0DA29AA4" wp14:editId="0B6C4E70">
                 <wp:simplePos x="0" y="0"/>
                 <wp:positionH relativeFrom="margin">
                   <wp:align>center</wp:align>
                 </wp:positionH>
                 <wp:positionV relativeFrom="paragraph">
-                  <wp:posOffset>4302445</wp:posOffset>
+                  <wp:posOffset>4303395</wp:posOffset>
                 </wp:positionV>
-                <wp:extent cx="2535555" cy="264160"/>
-                <wp:effectExtent l="0" t="0" r="0" b="2540"/>
+                <wp:extent cx="2535555" cy="320040"/>
+                <wp:effectExtent l="0" t="0" r="0" b="3810"/>
                 <wp:wrapTopAndBottom/>
                 <wp:docPr id="1961310608" name="Text Box 1"/>
                 <wp:cNvGraphicFramePr/>
@@ -19491,7 +19375,7 @@
                       <wps:spPr>
                         <a:xfrm>
                           <a:off x="0" y="0"/>
-                          <a:ext cx="2535555" cy="264160"/>
+                          <a:ext cx="2535555" cy="320040"/>
                         </a:xfrm>
                         <a:prstGeom prst="rect">
                           <a:avLst/>
@@ -19607,7 +19491,11 @@
           </mc:Choice>
           <mc:Fallback>
             <w:pict>
-              <v:shape w14:anchorId="0DA29AA4" id="Text Box 1" o:spid="_x0000_s1032" type="#_x0000_t202" style="position:absolute;left:0;text-align:left;margin-left:0;margin-top:338.8pt;width:199.65pt;height:20.8pt;z-index:-251628544;visibility:visible;mso-wrap-style:square;mso-width-percent:0;mso-height-percent:0;mso-wrap-distance-left:9pt;mso-wrap-distance-top:0;mso-wrap-distance-right:9pt;mso-wrap-distance-bottom:0;mso-position-horizontal:center;mso-position-horizontal-relative:margin;mso-position-vertical:absolute;mso-position-vertical-relative:text;mso-width-percent:0;mso-height-percent:0;mso-width-relative:margin;mso-height-relative:margin;v-text-anchor:top" o:gfxdata="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" stroked="f">
+              <v:shapetype w14:anchorId="0DA29AA4" id="_x0000_t202" coordsize="21600,21600" o:spt="202" path="m,l,21600r21600,l21600,xe">
+                <v:stroke joinstyle="miter"/>
+                <v:path gradientshapeok="t" o:connecttype="rect"/>
+              </v:shapetype>
+              <v:shape id="Text Box 1" o:spid="_x0000_s1032" type="#_x0000_t202" style="position:absolute;left:0;text-align:left;margin-left:0;margin-top:338.85pt;width:199.65pt;height:25.2pt;z-index:-251628544;visibility:visible;mso-wrap-style:square;mso-width-percent:0;mso-height-percent:0;mso-wrap-distance-left:9pt;mso-wrap-distance-top:0;mso-wrap-distance-right:9pt;mso-wrap-distance-bottom:0;mso-position-horizontal:center;mso-position-horizontal-relative:margin;mso-position-vertical:absolute;mso-position-vertical-relative:text;mso-width-percent:0;mso-height-percent:0;mso-width-relative:margin;mso-height-relative:margin;v-text-anchor:top" o:gfxdata="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" stroked="f">
                 <v:textbox inset="0,0,0,0">
                   <w:txbxContent>
                     <w:p>
@@ -22918,6 +22806,11 @@
     <w:p>
       <w:pPr>
         <w:pStyle w:val="BaoCao"/>
+        <w:numPr>
+          <w:ilvl w:val="0"/>
+          <w:numId w:val="33"/>
+        </w:numPr>
+        <w:ind w:left="0" w:firstLine="567"/>
       </w:pPr>
       <w:r>
         <w:lastRenderedPageBreak/>
@@ -22927,6 +22820,11 @@
     <w:p>
       <w:pPr>
         <w:pStyle w:val="BaoCao"/>
+        <w:numPr>
+          <w:ilvl w:val="0"/>
+          <w:numId w:val="33"/>
+        </w:numPr>
+        <w:ind w:left="0" w:firstLine="567"/>
       </w:pPr>
       <w:r>
         <w:t>Đảm bảo tính thống nhất về thiết kế trên nhiều trình duyệt và thiết bị.</w:t>
@@ -22935,6 +22833,11 @@
     <w:p>
       <w:pPr>
         <w:pStyle w:val="BaoCao"/>
+        <w:numPr>
+          <w:ilvl w:val="0"/>
+          <w:numId w:val="33"/>
+        </w:numPr>
+        <w:ind w:left="0" w:firstLine="567"/>
       </w:pPr>
       <w:r>
         <w:t>Hỗ trợ thiết kế web responsive (giao diện thích ứng với mọi kích thước màn hình).</w:t>
@@ -22943,6 +22846,11 @@
     <w:p>
       <w:pPr>
         <w:pStyle w:val="BaoCao"/>
+        <w:numPr>
+          <w:ilvl w:val="0"/>
+          <w:numId w:val="33"/>
+        </w:numPr>
+        <w:ind w:left="0" w:firstLine="567"/>
       </w:pPr>
       <w:r>
         <w:t>Cung cấp một bộ công cụ và thành phần UI phong phú, dễ sử dụng.</w:t>
@@ -23043,26 +22951,19 @@
         <w:rPr>
           <w:b/>
           <w:bCs/>
-        </w:rPr>
-        <w:t>CSS:</w:t>
-      </w:r>
-      <w:r>
-        <w:t xml:space="preserve"> Cung cấp các lớp định dạng sẵn cho bố cục, kiểu chữ, bảng, biểu mẫu, nút, hình ảnh, v.v.</w:t>
-      </w:r>
-    </w:p>
-    <w:p>
-      <w:pPr>
-        <w:pStyle w:val="BaoCao"/>
-      </w:pPr>
+          <w:lang w:val="vi-VN"/>
+        </w:rPr>
+        <w:t xml:space="preserve">- </w:t>
+      </w:r>
       <w:r>
         <w:rPr>
           <w:b/>
           <w:bCs/>
         </w:rPr>
-        <w:t>Grid System:</w:t>
-      </w:r>
-      <w:r>
-        <w:t xml:space="preserve"> Hệ thống lưới 12 cột giúp xây dựng bố cục web linh hoạt và responsive.</w:t>
+        <w:t>CSS:</w:t>
+      </w:r>
+      <w:r>
+        <w:t xml:space="preserve"> Cung cấp các lớp định dạng sẵn cho bố cục, kiểu chữ, bảng, biểu mẫu, nút, hình ảnh, v.v.</w:t>
       </w:r>
     </w:p>
     <w:p>
@@ -23073,22 +22974,61 @@
         <w:rPr>
           <w:b/>
           <w:bCs/>
-        </w:rPr>
-        <w:t>Components:</w:t>
-      </w:r>
-      <w:r>
-        <w:t xml:space="preserve"> Tập hợp các thành phần giao diện có sẵn như Navbar, Modal, Dropdown, Alert, Carousel, v.v.</w:t>
-      </w:r>
-    </w:p>
-    <w:p>
-      <w:pPr>
-        <w:pStyle w:val="BaoCao"/>
-      </w:pPr>
+          <w:lang w:val="vi-VN"/>
+        </w:rPr>
+        <w:t xml:space="preserve">- </w:t>
+      </w:r>
       <w:r>
         <w:rPr>
           <w:b/>
           <w:bCs/>
         </w:rPr>
+        <w:t>Grid System:</w:t>
+      </w:r>
+      <w:r>
+        <w:t xml:space="preserve"> Hệ thống lưới 12 cột giúp xây dựng bố cục web linh hoạt và responsive.</w:t>
+      </w:r>
+    </w:p>
+    <w:p>
+      <w:pPr>
+        <w:pStyle w:val="BaoCao"/>
+      </w:pPr>
+      <w:r>
+        <w:rPr>
+          <w:b/>
+          <w:bCs/>
+          <w:lang w:val="vi-VN"/>
+        </w:rPr>
+        <w:t xml:space="preserve">- </w:t>
+      </w:r>
+      <w:r>
+        <w:rPr>
+          <w:b/>
+          <w:bCs/>
+        </w:rPr>
+        <w:t>Components:</w:t>
+      </w:r>
+      <w:r>
+        <w:t xml:space="preserve"> Tập hợp các thành phần giao diện có sẵn như Navbar, Modal, Dropdown, Alert, Carousel, v.v.</w:t>
+      </w:r>
+    </w:p>
+    <w:p>
+      <w:pPr>
+        <w:pStyle w:val="BaoCao"/>
+      </w:pPr>
+      <w:r>
+        <w:rPr>
+          <w:b/>
+          <w:bCs/>
+          <w:lang w:val="vi-VN"/>
+        </w:rPr>
+        <w:t xml:space="preserve">- </w:t>
+      </w:r>
+      <w:r>
+        <w:rPr>
+          <w:b/>
+          <w:bCs/>
+        </w:rPr>
         <w:t>Utilities:</w:t>
       </w:r>
       <w:r>
@@ -23099,6 +23039,14 @@
       <w:pPr>
         <w:pStyle w:val="BaoCao"/>
       </w:pPr>
+      <w:r>
+        <w:rPr>
+          <w:b/>
+          <w:bCs/>
+          <w:lang w:val="vi-VN"/>
+        </w:rPr>
+        <w:t xml:space="preserve">- </w:t>
+      </w:r>
       <w:r>
         <w:rPr>
           <w:b/>
@@ -23650,99 +23598,21 @@
       </w:pPr>
       <w:r>
         <w:rPr>
-          <w:b/>
-          <w:bCs/>
-          <w:i/>
-          <w:iCs/>
-          <w:noProof/>
-        </w:rPr>
-        <w:drawing>
-          <wp:anchor distT="0" distB="0" distL="114300" distR="114300" simplePos="0" relativeHeight="251780096" behindDoc="1" locked="0" layoutInCell="1" allowOverlap="1" wp14:anchorId="0A51DE3A" wp14:editId="0FF70F79">
-            <wp:simplePos x="0" y="0"/>
-            <wp:positionH relativeFrom="margin">
-              <wp:posOffset>-1905</wp:posOffset>
-            </wp:positionH>
-            <wp:positionV relativeFrom="paragraph">
-              <wp:posOffset>392430</wp:posOffset>
-            </wp:positionV>
-            <wp:extent cx="5972175" cy="2035810"/>
-            <wp:effectExtent l="0" t="0" r="9525" b="2540"/>
-            <wp:wrapTopAndBottom/>
-            <wp:docPr id="8506196" name="Picture 1"/>
-            <wp:cNvGraphicFramePr>
-              <a:graphicFrameLocks xmlns:a="http://schemas.openxmlformats.org/drawingml/2006/main" noChangeAspect="1"/>
-            </wp:cNvGraphicFramePr>
-            <a:graphic xmlns:a="http://schemas.openxmlformats.org/drawingml/2006/main">
-              <a:graphicData uri="http://schemas.openxmlformats.org/drawingml/2006/picture">
-                <pic:pic xmlns:pic="http://schemas.openxmlformats.org/drawingml/2006/picture">
-                  <pic:nvPicPr>
-                    <pic:cNvPr id="8506196" name=""/>
-                    <pic:cNvPicPr/>
-                  </pic:nvPicPr>
-                  <pic:blipFill>
-                    <a:blip r:embed="rId12">
-                      <a:extLst>
-                        <a:ext uri="{28A0092B-C50C-407E-A947-70E740481C1C}">
-                          <a14:useLocalDpi xmlns:a14="http://schemas.microsoft.com/office/drawing/2010/main" val="0"/>
-                        </a:ext>
-                      </a:extLst>
-                    </a:blip>
-                    <a:stretch>
-                      <a:fillRect/>
-                    </a:stretch>
-                  </pic:blipFill>
-                  <pic:spPr>
-                    <a:xfrm>
-                      <a:off x="0" y="0"/>
-                      <a:ext cx="5972175" cy="2035810"/>
-                    </a:xfrm>
-                    <a:prstGeom prst="rect">
-                      <a:avLst/>
-                    </a:prstGeom>
-                  </pic:spPr>
-                </pic:pic>
-              </a:graphicData>
-            </a:graphic>
-            <wp14:sizeRelV relativeFrom="margin">
-              <wp14:pctHeight>0</wp14:pctHeight>
-            </wp14:sizeRelV>
-          </wp:anchor>
-        </w:drawing>
-      </w:r>
-      <w:r>
-        <w:rPr>
-          <w:b/>
-          <w:bCs/>
-          <w:i/>
-          <w:iCs/>
-        </w:rPr>
-        <w:t>Dưới đây là một số bảng dữ liệu thực nghiệm chính</w:t>
-      </w:r>
-      <w:r>
-        <w:t>:</w:t>
-      </w:r>
-    </w:p>
-    <w:p>
-      <w:pPr>
-        <w:pStyle w:val="BaoCao"/>
-      </w:pPr>
-      <w:r>
-        <w:rPr>
           <w:noProof/>
         </w:rPr>
         <mc:AlternateContent>
           <mc:Choice Requires="wps">
             <w:drawing>
-              <wp:anchor distT="0" distB="0" distL="114300" distR="114300" simplePos="0" relativeHeight="251784192" behindDoc="0" locked="0" layoutInCell="1" allowOverlap="1" wp14:anchorId="4925A4A4" wp14:editId="4EBEA215">
+              <wp:anchor distT="0" distB="0" distL="114300" distR="114300" simplePos="0" relativeHeight="251784192" behindDoc="0" locked="0" layoutInCell="1" allowOverlap="1" wp14:anchorId="4925A4A4" wp14:editId="6C121FB0">
                 <wp:simplePos x="0" y="0"/>
                 <wp:positionH relativeFrom="margin">
-                  <wp:posOffset>1555115</wp:posOffset>
+                  <wp:posOffset>1551940</wp:posOffset>
                 </wp:positionH>
                 <wp:positionV relativeFrom="paragraph">
-                  <wp:posOffset>2216150</wp:posOffset>
+                  <wp:posOffset>2574925</wp:posOffset>
                 </wp:positionV>
-                <wp:extent cx="2876550" cy="241300"/>
-                <wp:effectExtent l="0" t="0" r="0" b="6350"/>
+                <wp:extent cx="2876550" cy="274320"/>
+                <wp:effectExtent l="0" t="0" r="0" b="0"/>
                 <wp:wrapTopAndBottom/>
                 <wp:docPr id="924550281" name="Text Box 1"/>
                 <wp:cNvGraphicFramePr/>
@@ -23753,7 +23623,7 @@
                       <wps:spPr>
                         <a:xfrm>
                           <a:off x="0" y="0"/>
-                          <a:ext cx="2876550" cy="241300"/>
+                          <a:ext cx="2876550" cy="274320"/>
                         </a:xfrm>
                         <a:prstGeom prst="rect">
                           <a:avLst/>
@@ -23871,7 +23741,7 @@
           </mc:Choice>
           <mc:Fallback>
             <w:pict>
-              <v:shape w14:anchorId="4925A4A4" id="_x0000_s1033" type="#_x0000_t202" style="position:absolute;left:0;text-align:left;margin-left:122.45pt;margin-top:174.5pt;width:226.5pt;height:19pt;z-index:251784192;visibility:visible;mso-wrap-style:square;mso-width-percent:0;mso-height-percent:0;mso-wrap-distance-left:9pt;mso-wrap-distance-top:0;mso-wrap-distance-right:9pt;mso-wrap-distance-bottom:0;mso-position-horizontal:absolute;mso-position-horizontal-relative:margin;mso-position-vertical:absolute;mso-position-vertical-relative:text;mso-width-percent:0;mso-height-percent:0;mso-width-relative:margin;mso-height-relative:margin;v-text-anchor:top" o:gfxdata="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" stroked="f">
+              <v:shape w14:anchorId="4925A4A4" id="_x0000_s1033" type="#_x0000_t202" style="position:absolute;left:0;text-align:left;margin-left:122.2pt;margin-top:202.75pt;width:226.5pt;height:21.6pt;z-index:251784192;visibility:visible;mso-wrap-style:square;mso-width-percent:0;mso-height-percent:0;mso-wrap-distance-left:9pt;mso-wrap-distance-top:0;mso-wrap-distance-right:9pt;mso-wrap-distance-bottom:0;mso-position-horizontal:absolute;mso-position-horizontal-relative:margin;mso-position-vertical:absolute;mso-position-vertical-relative:text;mso-width-percent:0;mso-height-percent:0;mso-width-relative:margin;mso-height-relative:margin;v-text-anchor:top" o:gfxdata="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" stroked="f">
                 <v:textbox inset="0,0,0,0">
                   <w:txbxContent>
                     <w:p>
@@ -23964,6 +23834,84 @@
           </mc:Fallback>
         </mc:AlternateContent>
       </w:r>
+      <w:r>
+        <w:rPr>
+          <w:b/>
+          <w:bCs/>
+          <w:i/>
+          <w:iCs/>
+          <w:noProof/>
+        </w:rPr>
+        <w:drawing>
+          <wp:anchor distT="0" distB="0" distL="114300" distR="114300" simplePos="0" relativeHeight="251780096" behindDoc="1" locked="0" layoutInCell="1" allowOverlap="1" wp14:anchorId="0A51DE3A" wp14:editId="0FF70F79">
+            <wp:simplePos x="0" y="0"/>
+            <wp:positionH relativeFrom="margin">
+              <wp:posOffset>-1905</wp:posOffset>
+            </wp:positionH>
+            <wp:positionV relativeFrom="paragraph">
+              <wp:posOffset>392430</wp:posOffset>
+            </wp:positionV>
+            <wp:extent cx="5972175" cy="2035810"/>
+            <wp:effectExtent l="0" t="0" r="9525" b="2540"/>
+            <wp:wrapTopAndBottom/>
+            <wp:docPr id="8506196" name="Picture 1"/>
+            <wp:cNvGraphicFramePr>
+              <a:graphicFrameLocks xmlns:a="http://schemas.openxmlformats.org/drawingml/2006/main" noChangeAspect="1"/>
+            </wp:cNvGraphicFramePr>
+            <a:graphic xmlns:a="http://schemas.openxmlformats.org/drawingml/2006/main">
+              <a:graphicData uri="http://schemas.openxmlformats.org/drawingml/2006/picture">
+                <pic:pic xmlns:pic="http://schemas.openxmlformats.org/drawingml/2006/picture">
+                  <pic:nvPicPr>
+                    <pic:cNvPr id="8506196" name=""/>
+                    <pic:cNvPicPr/>
+                  </pic:nvPicPr>
+                  <pic:blipFill>
+                    <a:blip r:embed="rId12">
+                      <a:extLst>
+                        <a:ext uri="{28A0092B-C50C-407E-A947-70E740481C1C}">
+                          <a14:useLocalDpi xmlns:a14="http://schemas.microsoft.com/office/drawing/2010/main" val="0"/>
+                        </a:ext>
+                      </a:extLst>
+                    </a:blip>
+                    <a:stretch>
+                      <a:fillRect/>
+                    </a:stretch>
+                  </pic:blipFill>
+                  <pic:spPr>
+                    <a:xfrm>
+                      <a:off x="0" y="0"/>
+                      <a:ext cx="5972175" cy="2035810"/>
+                    </a:xfrm>
+                    <a:prstGeom prst="rect">
+                      <a:avLst/>
+                    </a:prstGeom>
+                  </pic:spPr>
+                </pic:pic>
+              </a:graphicData>
+            </a:graphic>
+            <wp14:sizeRelV relativeFrom="margin">
+              <wp14:pctHeight>0</wp14:pctHeight>
+            </wp14:sizeRelV>
+          </wp:anchor>
+        </w:drawing>
+      </w:r>
+      <w:r>
+        <w:rPr>
+          <w:b/>
+          <w:bCs/>
+          <w:i/>
+          <w:iCs/>
+        </w:rPr>
+        <w:t>Dưới đây là một số bảng dữ liệu thực nghiệm chính</w:t>
+      </w:r>
+      <w:r>
+        <w:t>:</w:t>
+      </w:r>
+    </w:p>
+    <w:p>
+      <w:pPr>
+        <w:pStyle w:val="BaoCao"/>
+      </w:pPr>
       <w:r>
         <w:t xml:space="preserve">- Bảng dữ liệu người dùng cho thấy các thông tin tài khoản khách hàng, người dùng đăng ký được lưu vào CSDL của hệ thống. </w:t>
       </w:r>
@@ -24298,7 +24246,7 @@
                                 <w:szCs w:val="26"/>
                               </w:rPr>
                             </w:pPr>
-                            <w:bookmarkStart w:id="184" w:name="_Toc215041022"/>
+                            <w:bookmarkStart w:id="183" w:name="_Toc215041022"/>
                             <w:r>
                               <w:rPr>
                                 <w:color w:val="auto"/>
@@ -24356,7 +24304,7 @@
                               </w:rPr>
                               <w:t xml:space="preserve"> Bảng dữ liệu đơn hàng</w:t>
                             </w:r>
-                            <w:bookmarkEnd w:id="184"/>
+                            <w:bookmarkEnd w:id="183"/>
                           </w:p>
                         </w:txbxContent>
                       </wps:txbx>
@@ -24521,7 +24469,19 @@
         </w:drawing>
       </w:r>
       <w:r>
-        <w:t xml:space="preserve">- Bảng dữ liệu đơn hàng lưu trữ các thông tin đơn hàng của khách hàng, người dùng. </w:t>
+        <w:t>- Bảng dữ liệu đơn hàng lưu trữ</w:t>
+      </w:r>
+      <w:r>
+        <w:t xml:space="preserve"> các thông tin đơn</w:t>
+      </w:r>
+      <w:r>
+        <w:rPr>
+          <w:lang w:val="vi-VN"/>
+        </w:rPr>
+        <w:t xml:space="preserve"> </w:t>
+      </w:r>
+      <w:r>
+        <w:t xml:space="preserve">hàng của khách hàng, người dùng. </w:t>
       </w:r>
     </w:p>
     <w:p>
@@ -24575,7 +24535,7 @@
       <w:pPr>
         <w:pStyle w:val="Heading2"/>
       </w:pPr>
-      <w:bookmarkStart w:id="186" w:name="_Toc215040986"/>
+      <w:bookmarkStart w:id="184" w:name="_Toc215040986"/>
       <w:r>
         <w:t xml:space="preserve">3.3 </w:t>
       </w:r>
@@ -24588,7 +24548,7 @@
         </w:rPr>
         <w:t>Ứng dụng minh họa</w:t>
       </w:r>
-      <w:bookmarkEnd w:id="186"/>
+      <w:bookmarkEnd w:id="184"/>
       <w:r>
         <w:t xml:space="preserve"> </w:t>
       </w:r>
@@ -24597,14 +24557,14 @@
       <w:pPr>
         <w:pStyle w:val="Heading3"/>
       </w:pPr>
-      <w:bookmarkStart w:id="187" w:name="_Toc215040987"/>
+      <w:bookmarkStart w:id="185" w:name="_Toc215040987"/>
       <w:r>
         <w:t xml:space="preserve">3.3.1 </w:t>
       </w:r>
       <w:r>
         <w:t>Mô tả bài toán</w:t>
       </w:r>
-      <w:bookmarkEnd w:id="187"/>
+      <w:bookmarkEnd w:id="185"/>
       <w:r>
         <w:t xml:space="preserve"> </w:t>
       </w:r>
@@ -24623,7 +24583,16 @@
         <w:t>Quản lý khách hàng</w:t>
       </w:r>
       <w:r>
-        <w:t>: Mỗi khách hàng được quản lý các thông tin sau đây: Họ tên, địa chỉ, điện thoại, email, tên đăng nhập, mật khẩu.</w:t>
+        <w:t xml:space="preserve">: Mỗi khách hàng được quản lý </w:t>
+      </w:r>
+      <w:r>
+        <w:rPr>
+          <w:lang w:val="vi-VN"/>
+        </w:rPr>
+        <w:t xml:space="preserve">bởi </w:t>
+      </w:r>
+      <w:r>
+        <w:t>các thông tin sau đây: Họ tên, địa chỉ, điện thoại, email, tên đăng nhập, mật khẩu.</w:t>
       </w:r>
     </w:p>
     <w:p>
@@ -24661,7 +24630,37 @@
       </w:r>
       <w:r>
         <w:lastRenderedPageBreak/>
-        <w:t>cần mua. Sau khi lựa chọn được sản phẩm cần mua, khách hàng nhấn chọn thanh toán đơn hàng. Để thanh toán đơn hàng thành công, trước hết khách hàng cần đăng nhập tài khoản vào trang web. Sau khi đăng nhập thành công khách hàng sẽ điền thông tin nơi nhận hàng và có thể thanh toán bằng tiền mặt khi nhận hàng.</w:t>
+        <w:t xml:space="preserve">cần mua. Sau khi lựa chọn được sản phẩm cần mua, </w:t>
+      </w:r>
+      <w:r>
+        <w:t>trước hết khách hàng cần đăng nhập tài khoản vào trang web</w:t>
+      </w:r>
+      <w:r>
+        <w:rPr>
+          <w:lang w:val="vi-VN"/>
+        </w:rPr>
+        <w:t>, nếu chưa có tài khoản thì cần đăng ký một tài khoản người dùng mới</w:t>
+      </w:r>
+      <w:r>
+        <w:t xml:space="preserve">. Sau khi đăng nhập thành công khách hàng sẽ điền thông tin nơi nhận hàng và có thể </w:t>
+      </w:r>
+      <w:r>
+        <w:rPr>
+          <w:lang w:val="vi-VN"/>
+        </w:rPr>
+        <w:t xml:space="preserve">lựa chọn các hình thức </w:t>
+      </w:r>
+      <w:r>
+        <w:t xml:space="preserve">thanh toán bằng tiền mặt </w:t>
+      </w:r>
+      <w:r>
+        <w:rPr>
+          <w:lang w:val="vi-VN"/>
+        </w:rPr>
+        <w:t>hoặc chuyển khoản</w:t>
+      </w:r>
+      <w:r>
+        <w:t>.</w:t>
       </w:r>
     </w:p>
     <w:p>
@@ -24724,7 +24723,16 @@
         <w:t>User</w:t>
       </w:r>
       <w:r>
-        <w:t>: Là những người có nhu cầu mua sắm hàng hóa. Họ sẽ tìm kiếm các sản phẩm cần thiết từ hệ thống và đặt mua các sản phẩm này. Vì thế trang web phải thỏa mãn các chức năng sau:</w:t>
+        <w:t xml:space="preserve">: Là những người có nhu cầu mua sắm </w:t>
+      </w:r>
+      <w:r>
+        <w:rPr>
+          <w:lang w:val="vi-VN"/>
+        </w:rPr>
+        <w:t>sản phẩm</w:t>
+      </w:r>
+      <w:r>
+        <w:t>. Họ sẽ tìm kiếm các sản phẩm cần thiết từ hệ thống và đặt mua các sản phẩm này. Vì thế trang web phải thỏa mãn các chức năng sau:</w:t>
       </w:r>
     </w:p>
     <w:p>
@@ -24732,6 +24740,12 @@
         <w:pStyle w:val="BaoCao"/>
       </w:pPr>
       <w:r>
+        <w:rPr>
+          <w:lang w:val="vi-VN"/>
+        </w:rPr>
+        <w:t xml:space="preserve">- </w:t>
+      </w:r>
+      <w:r>
         <w:t>Hiển thị danh sách các sản phẩm của cửa hàng để khách hàng có thể xem và lựa chọn.</w:t>
       </w:r>
     </w:p>
@@ -24740,6 +24754,12 @@
         <w:pStyle w:val="BaoCao"/>
       </w:pPr>
       <w:r>
+        <w:rPr>
+          <w:lang w:val="vi-VN"/>
+        </w:rPr>
+        <w:t xml:space="preserve">- </w:t>
+      </w:r>
+      <w:r>
         <w:t>Cung cấp chức năng tìm kiếm sản phẩm, phân trang.</w:t>
       </w:r>
     </w:p>
@@ -24748,6 +24768,12 @@
         <w:pStyle w:val="BaoCao"/>
       </w:pPr>
       <w:r>
+        <w:rPr>
+          <w:lang w:val="vi-VN"/>
+        </w:rPr>
+        <w:t xml:space="preserve">- </w:t>
+      </w:r>
+      <w:r>
         <w:t>Thêm sản phẩm vào giỏ hàng và thanh toán đơn hàng. Nếu thanh toán đơn hàng thành công thì hệ thống sẽ gửi thông tin đơn hàng qua email cho khách hàng.</w:t>
       </w:r>
     </w:p>
@@ -24755,6 +24781,12 @@
       <w:pPr>
         <w:pStyle w:val="BaoCao"/>
       </w:pPr>
+      <w:r>
+        <w:rPr>
+          <w:lang w:val="vi-VN"/>
+        </w:rPr>
+        <w:t xml:space="preserve">- </w:t>
+      </w:r>
       <w:r>
         <w:t xml:space="preserve">Ngoài ra còn có một số chức năng như: </w:t>
       </w:r>
@@ -24791,7 +24823,40 @@
         <w:t>Admin</w:t>
       </w:r>
       <w:r>
-        <w:t>: Là người làm chủ ứng dụng, có quyền kiểm soát mọi hoạt động của hệ thống. Người này được cấp một tài khoản để đăng nhập vào hệ thống thực hiện các chức năng của mình. Nếu như quá trình đăng nhập thành công thì người quản trị có những chức năng sau:</w:t>
+        <w:t xml:space="preserve">: Là người làm chủ ứng dụng, có quyền kiểm soát mọi hoạt động của hệ thống. Người này được cấp một tài khoản để đăng nhập vào hệ thống. Nếu như </w:t>
+      </w:r>
+      <w:r>
+        <w:rPr>
+          <w:lang w:val="vi-VN"/>
+        </w:rPr>
+        <w:t xml:space="preserve">xác thực </w:t>
+      </w:r>
+      <w:r>
+        <w:rPr>
+          <w:lang w:val="vi-VN"/>
+        </w:rPr>
+        <w:t>quyền</w:t>
+      </w:r>
+      <w:r>
+        <w:rPr>
+          <w:lang w:val="vi-VN"/>
+        </w:rPr>
+        <w:t xml:space="preserve"> Admin</w:t>
+      </w:r>
+      <w:r>
+        <w:t xml:space="preserve"> thành công thì </w:t>
+      </w:r>
+      <w:r>
+        <w:t xml:space="preserve">quản trị </w:t>
+      </w:r>
+      <w:r>
+        <w:rPr>
+          <w:lang w:val="vi-VN"/>
+        </w:rPr>
+        <w:t xml:space="preserve">viên </w:t>
+      </w:r>
+      <w:r>
+        <w:t>có những chức năng sau:</w:t>
       </w:r>
     </w:p>
     <w:p>
@@ -24799,6 +24864,12 @@
         <w:pStyle w:val="BaoCao"/>
       </w:pPr>
       <w:r>
+        <w:rPr>
+          <w:lang w:val="vi-VN"/>
+        </w:rPr>
+        <w:t xml:space="preserve">- </w:t>
+      </w:r>
+      <w:r>
         <w:t xml:space="preserve">Chức năng quản lý cập nhật (thêm, xóa, sửa) các sản phẩm trên trang web, việc này đòi hỏi </w:t>
       </w:r>
       <w:r>
@@ -24813,6 +24884,12 @@
         <w:pStyle w:val="BaoCao"/>
       </w:pPr>
       <w:r>
+        <w:rPr>
+          <w:lang w:val="vi-VN"/>
+        </w:rPr>
+        <w:t xml:space="preserve">- </w:t>
+      </w:r>
+      <w:r>
         <w:t>Tiếp nhận và kiểm tra đơn đặt hàng của khách hàng. Hiển thị đơn đặt hàng hay xóa bỏ đơn đặt hàng.</w:t>
       </w:r>
       <w:r>
@@ -24822,15 +24899,15 @@
         <w:t xml:space="preserve">Thống kê các sản phẩm đã bán, thống kê lượt truy cập. </w:t>
       </w:r>
     </w:p>
+    <w:bookmarkStart w:id="186" w:name="_Toc214360101"/>
+    <w:bookmarkStart w:id="187" w:name="_Toc214361034"/>
+    <w:bookmarkStart w:id="188" w:name="_Toc214361287"/>
+    <w:bookmarkStart w:id="189" w:name="_Toc214361948"/>
+    <w:bookmarkStart w:id="190" w:name="_Toc215040988"/>
     <w:p>
       <w:pPr>
         <w:pStyle w:val="Heading3"/>
       </w:pPr>
-      <w:bookmarkStart w:id="188" w:name="_Toc214360101"/>
-      <w:bookmarkStart w:id="189" w:name="_Toc214361034"/>
-      <w:bookmarkStart w:id="190" w:name="_Toc214361287"/>
-      <w:bookmarkStart w:id="191" w:name="_Toc214361948"/>
-      <w:bookmarkStart w:id="192" w:name="_Toc215040988"/>
       <w:r>
         <w:lastRenderedPageBreak/>
         <mc:AlternateContent>
@@ -24883,7 +24960,7 @@
                                 <w:szCs w:val="26"/>
                               </w:rPr>
                             </w:pPr>
-                            <w:bookmarkStart w:id="193" w:name="_Toc215041023"/>
+                            <w:bookmarkStart w:id="191" w:name="_Toc215041023"/>
                             <w:r>
                               <w:rPr>
                                 <w:color w:val="auto"/>
@@ -24941,7 +25018,7 @@
                               </w:rPr>
                               <w:t xml:space="preserve"> Mô hình thực thể quan hệ ERD</w:t>
                             </w:r>
-                            <w:bookmarkEnd w:id="193"/>
+                            <w:bookmarkEnd w:id="191"/>
                           </w:p>
                         </w:txbxContent>
                       </wps:txbx>
@@ -25106,23 +25183,23 @@
           </wp:anchor>
         </w:drawing>
       </w:r>
+      <w:bookmarkEnd w:id="186"/>
+      <w:bookmarkEnd w:id="187"/>
       <w:bookmarkEnd w:id="188"/>
       <w:bookmarkEnd w:id="189"/>
+      <w:r>
+        <w:t>3</w:t>
+      </w:r>
+      <w:r>
+        <w:t>.</w:t>
+      </w:r>
+      <w:r>
+        <w:t>3</w:t>
+      </w:r>
+      <w:r>
+        <w:t>.2 Thiết kế hệ thống</w:t>
+      </w:r>
       <w:bookmarkEnd w:id="190"/>
-      <w:bookmarkEnd w:id="191"/>
-      <w:r>
-        <w:t>3</w:t>
-      </w:r>
-      <w:r>
-        <w:t>.</w:t>
-      </w:r>
-      <w:r>
-        <w:t>3</w:t>
-      </w:r>
-      <w:r>
-        <w:t>.2 Thiết kế hệ thống</w:t>
-      </w:r>
-      <w:bookmarkEnd w:id="192"/>
     </w:p>
     <w:p>
       <w:pPr>
@@ -25179,7 +25256,7 @@
       <w:pPr>
         <w:pStyle w:val="Heading3"/>
       </w:pPr>
-      <w:bookmarkStart w:id="195" w:name="_Toc215040989"/>
+      <w:bookmarkStart w:id="192" w:name="_Toc215040989"/>
       <w:r>
         <w:t>3</w:t>
       </w:r>
@@ -25192,7 +25269,7 @@
       <w:r>
         <w:t>.3 Yêu cầu chức năng</w:t>
       </w:r>
-      <w:bookmarkEnd w:id="195"/>
+      <w:bookmarkEnd w:id="192"/>
     </w:p>
     <w:p>
       <w:pPr>
@@ -25209,7 +25286,7 @@
           <w:szCs w:val="26"/>
         </w:rPr>
       </w:pPr>
-      <w:bookmarkStart w:id="196" w:name="_Toc215040990"/>
+      <w:bookmarkStart w:id="193" w:name="_Toc215040990"/>
       <w:r>
         <w:rPr>
           <w:rFonts w:cs="Times New Roman"/>
@@ -25254,7 +25331,7 @@
         </w:rPr>
         <w:t>.3.1 Chức năng nghiệp vụ</w:t>
       </w:r>
-      <w:bookmarkEnd w:id="196"/>
+      <w:bookmarkEnd w:id="193"/>
     </w:p>
     <w:p>
       <w:pPr>
@@ -25617,7 +25694,7 @@
           <w:szCs w:val="26"/>
         </w:rPr>
       </w:pPr>
-      <w:bookmarkStart w:id="197" w:name="_Toc215040991"/>
+      <w:bookmarkStart w:id="194" w:name="_Toc215040991"/>
       <w:r>
         <w:rPr>
           <w:rFonts w:cs="Times New Roman"/>
@@ -25662,7 +25739,7 @@
         </w:rPr>
         <w:t>.3.2 Chức năng hệ thống</w:t>
       </w:r>
-      <w:bookmarkEnd w:id="197"/>
+      <w:bookmarkEnd w:id="194"/>
     </w:p>
     <w:p>
       <w:pPr>
@@ -25798,7 +25875,7 @@
                                 <w:szCs w:val="26"/>
                               </w:rPr>
                             </w:pPr>
-                            <w:bookmarkStart w:id="198" w:name="_Toc215041024"/>
+                            <w:bookmarkStart w:id="195" w:name="_Toc215041024"/>
                             <w:r>
                               <w:rPr>
                                 <w:iCs w:val="0"/>
@@ -25881,7 +25958,7 @@
                               </w:rPr>
                               <w:t xml:space="preserve"> Case tổng quan</w:t>
                             </w:r>
-                            <w:bookmarkEnd w:id="198"/>
+                            <w:bookmarkEnd w:id="195"/>
                           </w:p>
                         </w:txbxContent>
                       </wps:txbx>
@@ -26132,7 +26209,7 @@
           <w:rFonts w:cs="Times New Roman"/>
         </w:rPr>
       </w:pPr>
-      <w:bookmarkStart w:id="200" w:name="_Toc215040992"/>
+      <w:bookmarkStart w:id="196" w:name="_Toc215040992"/>
       <w:r>
         <w:rPr>
           <w:rFonts w:cs="Times New Roman"/>
@@ -26252,7 +26329,7 @@
         </w:rPr>
         <w:t>CỨU</w:t>
       </w:r>
-      <w:bookmarkEnd w:id="200"/>
+      <w:bookmarkEnd w:id="196"/>
     </w:p>
     <w:p>
       <w:pPr>
@@ -26264,7 +26341,7 @@
           <w:color w:val="000000"/>
         </w:rPr>
       </w:pPr>
-      <w:bookmarkStart w:id="201" w:name="_Toc215040993"/>
+      <w:bookmarkStart w:id="197" w:name="_Toc215040993"/>
       <w:r>
         <w:rPr>
           <w:rFonts w:cs="Times New Roman"/>
@@ -26507,13 +26584,13 @@
         </w:rPr>
         <w:t>ề tài</w:t>
       </w:r>
-      <w:bookmarkEnd w:id="201"/>
+      <w:bookmarkEnd w:id="197"/>
     </w:p>
     <w:p>
       <w:pPr>
         <w:pStyle w:val="Heading3"/>
       </w:pPr>
-      <w:bookmarkStart w:id="202" w:name="_Toc215040994"/>
+      <w:bookmarkStart w:id="198" w:name="_Toc215040994"/>
       <w:r>
         <w:rPr>
           <w:spacing w:val="-2"/>
@@ -26548,7 +26625,7 @@
       <w:r>
         <w:t>.NET MVC</w:t>
       </w:r>
-      <w:bookmarkEnd w:id="202"/>
+      <w:bookmarkEnd w:id="198"/>
     </w:p>
     <w:p>
       <w:pPr>
@@ -26565,7 +26642,7 @@
           <w:szCs w:val="26"/>
         </w:rPr>
       </w:pPr>
-      <w:bookmarkStart w:id="203" w:name="_Toc215040995"/>
+      <w:bookmarkStart w:id="199" w:name="_Toc215040995"/>
       <w:r>
         <w:rPr>
           <w:rFonts w:cs="Times New Roman"/>
@@ -26812,7 +26889,7 @@
         </w:rPr>
         <w:t>VC</w:t>
       </w:r>
-      <w:bookmarkEnd w:id="203"/>
+      <w:bookmarkEnd w:id="199"/>
     </w:p>
     <w:p>
       <w:pPr>
@@ -26872,7 +26949,7 @@
                                 <w:szCs w:val="26"/>
                               </w:rPr>
                             </w:pPr>
-                            <w:bookmarkStart w:id="204" w:name="_Toc215041025"/>
+                            <w:bookmarkStart w:id="200" w:name="_Toc215041025"/>
                             <w:r>
                               <w:rPr>
                                 <w:iCs w:val="0"/>
@@ -26937,7 +27014,7 @@
                               </w:rPr>
                               <w:t xml:space="preserve"> Bước 1 - Tạo Project mới trên Visual Studio</w:t>
                             </w:r>
-                            <w:bookmarkEnd w:id="204"/>
+                            <w:bookmarkEnd w:id="200"/>
                           </w:p>
                         </w:txbxContent>
                       </wps:txbx>
@@ -27109,7 +27186,7 @@
               </wp:anchor>
             </w:drawing>
           </mc:Choice>
-          <mc:Fallback xmlns:w16sdtfl="http://schemas.microsoft.com/office/word/2024/wordml/sdtformatlock" xmlns:w16sdtdh="http://schemas.microsoft.com/office/word/2020/wordml/sdtdatahash" xmlns:w16du="http://schemas.microsoft.com/office/word/2023/wordml/word16du" xmlns:w16="http://schemas.microsoft.com/office/word/2018/wordml" xmlns:w16cid="http://schemas.microsoft.com/office/word/2016/wordml/cid" xmlns:w16cex="http://schemas.microsoft.com/office/word/2018/wordml/cex" xmlns:oel="http://schemas.microsoft.com/office/2019/extlst" xmlns:am3d="http://schemas.microsoft.com/office/drawing/2017/model3d" xmlns:aink="http://schemas.microsoft.com/office/drawing/2016/ink" xmlns:cx8="http://schemas.microsoft.com/office/drawing/2016/5/14/chartex" xmlns:cx7="http://schemas.microsoft.com/office/drawing/2016/5/13/chartex" xmlns:cx6="http://schemas.microsoft.com/office/drawing/2016/5/12/chartex" xmlns:cx5="http://schemas.microsoft.com/office/drawing/2016/5/11/chartex" xmlns:cx4="http://schemas.microsoft.com/office/drawing/2016/5/10/chartex" xmlns:cx3="http://schemas.microsoft.com/office/drawing/2016/5/9/chartex" xmlns:cx2="http://schemas.microsoft.com/office/drawing/2015/10/21/chartex" xmlns:cx1="http://schemas.microsoft.com/office/drawing/2015/9/8/chartex">
+          <mc:Fallback xmlns:cx1="http://schemas.microsoft.com/office/drawing/2015/9/8/chartex" xmlns:cx2="http://schemas.microsoft.com/office/drawing/2015/10/21/chartex" xmlns:cx3="http://schemas.microsoft.com/office/drawing/2016/5/9/chartex" xmlns:cx4="http://schemas.microsoft.com/office/drawing/2016/5/10/chartex" xmlns:cx5="http://schemas.microsoft.com/office/drawing/2016/5/11/chartex" xmlns:cx6="http://schemas.microsoft.com/office/drawing/2016/5/12/chartex" xmlns:cx7="http://schemas.microsoft.com/office/drawing/2016/5/13/chartex" xmlns:cx8="http://schemas.microsoft.com/office/drawing/2016/5/14/chartex" xmlns:aink="http://schemas.microsoft.com/office/drawing/2016/ink" xmlns:am3d="http://schemas.microsoft.com/office/drawing/2017/model3d" xmlns:oel="http://schemas.microsoft.com/office/2019/extlst" xmlns:w16cex="http://schemas.microsoft.com/office/word/2018/wordml/cex" xmlns:w16cid="http://schemas.microsoft.com/office/word/2016/wordml/cid" xmlns:w16="http://schemas.microsoft.com/office/word/2018/wordml" xmlns:w16du="http://schemas.microsoft.com/office/word/2023/wordml/word16du" xmlns:w16sdtdh="http://schemas.microsoft.com/office/word/2020/wordml/sdtdatahash" xmlns:w16sdtfl="http://schemas.microsoft.com/office/word/2024/wordml/sdtformatlock">
             <w:pict>
               <v:shapetype w14:anchorId="408B12FC" id="_x0000_t32" coordsize="21600,21600" o:spt="32" o:oned="t" path="m,l21600,21600e" filled="f">
                 <v:path arrowok="t" fillok="f" o:connecttype="none"/>
@@ -27279,7 +27356,7 @@
                                 <w:szCs w:val="26"/>
                               </w:rPr>
                             </w:pPr>
-                            <w:bookmarkStart w:id="206" w:name="_Toc215041026"/>
+                            <w:bookmarkStart w:id="201" w:name="_Toc215041026"/>
                             <w:r>
                               <w:rPr>
                                 <w:iCs w:val="0"/>
@@ -27344,7 +27421,7 @@
                               </w:rPr>
                               <w:t xml:space="preserve"> Bước 2 – Chọn ASP.NET Core Web App (Model-View-Controller)</w:t>
                             </w:r>
-                            <w:bookmarkEnd w:id="206"/>
+                            <w:bookmarkEnd w:id="201"/>
                           </w:p>
                         </w:txbxContent>
                       </wps:txbx>
@@ -27693,7 +27770,7 @@
                                 <w:szCs w:val="26"/>
                               </w:rPr>
                             </w:pPr>
-                            <w:bookmarkStart w:id="208" w:name="_Toc215041027"/>
+                            <w:bookmarkStart w:id="202" w:name="_Toc215041027"/>
                             <w:r>
                               <w:rPr>
                                 <w:iCs w:val="0"/>
@@ -27758,7 +27835,7 @@
                               </w:rPr>
                               <w:t xml:space="preserve"> Bước 3 – Đặt tên cho Project và đường dẫn lưu</w:t>
                             </w:r>
-                            <w:bookmarkEnd w:id="208"/>
+                            <w:bookmarkEnd w:id="202"/>
                           </w:p>
                         </w:txbxContent>
                       </wps:txbx>
@@ -27871,6 +27948,9 @@
         <w:t>Bước 4: Nhấn “Create” để tiếp tục</w:t>
       </w:r>
     </w:p>
+    <w:bookmarkStart w:id="203" w:name="_Toc214361029"/>
+    <w:bookmarkStart w:id="204" w:name="_Toc214361282"/>
+    <w:bookmarkStart w:id="205" w:name="_Toc214361943"/>
     <w:p>
       <w:pPr>
         <w:spacing w:before="120" w:after="120" w:line="23" w:lineRule="atLeast"/>
@@ -27879,9 +27959,6 @@
           <w:szCs w:val="26"/>
         </w:rPr>
       </w:pPr>
-      <w:bookmarkStart w:id="210" w:name="_Toc214361029"/>
-      <w:bookmarkStart w:id="211" w:name="_Toc214361282"/>
-      <w:bookmarkStart w:id="212" w:name="_Toc214361943"/>
       <w:r>
         <w:rPr>
           <w:rFonts w:cs="Times New Roman"/>
@@ -27938,7 +28015,7 @@
                                 <w:szCs w:val="26"/>
                               </w:rPr>
                             </w:pPr>
-                            <w:bookmarkStart w:id="213" w:name="_Toc215041028"/>
+                            <w:bookmarkStart w:id="206" w:name="_Toc215041028"/>
                             <w:r>
                               <w:rPr>
                                 <w:iCs w:val="0"/>
@@ -28003,7 +28080,7 @@
                               </w:rPr>
                               <w:t xml:space="preserve"> Bước 4 – nhấn chọn Create</w:t>
                             </w:r>
-                            <w:bookmarkEnd w:id="213"/>
+                            <w:bookmarkEnd w:id="206"/>
                           </w:p>
                         </w:txbxContent>
                       </wps:txbx>
@@ -28118,9 +28195,9 @@
           </mc:Fallback>
         </mc:AlternateContent>
       </w:r>
-      <w:bookmarkEnd w:id="210"/>
-      <w:bookmarkEnd w:id="211"/>
-      <w:bookmarkEnd w:id="212"/>
+      <w:bookmarkEnd w:id="203"/>
+      <w:bookmarkEnd w:id="204"/>
+      <w:bookmarkEnd w:id="205"/>
     </w:p>
     <w:p>
       <w:pPr>
@@ -28131,6 +28208,7 @@
         </w:rPr>
       </w:pPr>
     </w:p>
+    <w:bookmarkStart w:id="207" w:name="_Toc215040996"/>
     <w:p>
       <w:pPr>
         <w:pStyle w:val="Heading4"/>
@@ -28142,7 +28220,6 @@
           <w:szCs w:val="26"/>
         </w:rPr>
       </w:pPr>
-      <w:bookmarkStart w:id="215" w:name="_Toc215040996"/>
       <w:r>
         <w:rPr>
           <w:rFonts w:cs="Times New Roman"/>
@@ -28200,7 +28277,7 @@
                                 <w:szCs w:val="26"/>
                               </w:rPr>
                             </w:pPr>
-                            <w:bookmarkStart w:id="216" w:name="_Toc215041029"/>
+                            <w:bookmarkStart w:id="208" w:name="_Toc215041029"/>
                             <w:r>
                               <w:rPr>
                                 <w:iCs w:val="0"/>
@@ -28265,7 +28342,7 @@
                               </w:rPr>
                               <w:t xml:space="preserve"> Giao diện làm việc và cấu trúc cây thư mục của ASP.NET MVC</w:t>
                             </w:r>
-                            <w:bookmarkEnd w:id="216"/>
+                            <w:bookmarkEnd w:id="208"/>
                           </w:p>
                         </w:txbxContent>
                       </wps:txbx>
@@ -28604,13 +28681,13 @@
         </w:rPr>
         <w:t>VC</w:t>
       </w:r>
-      <w:bookmarkEnd w:id="215"/>
+      <w:bookmarkEnd w:id="207"/>
     </w:p>
     <w:p>
       <w:pPr>
         <w:pStyle w:val="Heading3"/>
       </w:pPr>
-      <w:bookmarkStart w:id="218" w:name="_Toc215040997"/>
+      <w:bookmarkStart w:id="209" w:name="_Toc215040997"/>
       <w:r>
         <w:t>4</w:t>
       </w:r>
@@ -28635,13 +28712,13 @@
       <w:r>
         <w:t>Entity Framework</w:t>
       </w:r>
-      <w:bookmarkEnd w:id="218"/>
+      <w:bookmarkEnd w:id="209"/>
     </w:p>
     <w:p>
       <w:pPr>
         <w:pStyle w:val="Heading4"/>
       </w:pPr>
-      <w:bookmarkStart w:id="219" w:name="_Toc215040998"/>
+      <w:bookmarkStart w:id="210" w:name="_Toc215040998"/>
       <w:r>
         <w:t>4</w:t>
       </w:r>
@@ -28669,12 +28746,154 @@
       <w:r>
         <w:t xml:space="preserve"> Cài đặt Entity Framework cho dự án</w:t>
       </w:r>
-      <w:bookmarkEnd w:id="219"/>
+      <w:bookmarkEnd w:id="210"/>
     </w:p>
     <w:p>
       <w:pPr>
         <w:pStyle w:val="BaoCao"/>
       </w:pPr>
+      <w:r>
+        <w:rPr>
+          <w:noProof/>
+        </w:rPr>
+        <mc:AlternateContent>
+          <mc:Choice Requires="wps">
+            <w:drawing>
+              <wp:anchor distT="0" distB="0" distL="114300" distR="114300" simplePos="0" relativeHeight="251651072" behindDoc="0" locked="0" layoutInCell="1" allowOverlap="1" wp14:anchorId="70A3A458" wp14:editId="5C0F7053">
+                <wp:simplePos x="0" y="0"/>
+                <wp:positionH relativeFrom="column">
+                  <wp:posOffset>1092019</wp:posOffset>
+                </wp:positionH>
+                <wp:positionV relativeFrom="paragraph">
+                  <wp:posOffset>172720</wp:posOffset>
+                </wp:positionV>
+                <wp:extent cx="139065" cy="0"/>
+                <wp:effectExtent l="0" t="76200" r="13335" b="95250"/>
+                <wp:wrapNone/>
+                <wp:docPr id="20" name="Straight Arrow Connector 20"/>
+                <wp:cNvGraphicFramePr/>
+                <a:graphic xmlns:a="http://schemas.openxmlformats.org/drawingml/2006/main">
+                  <a:graphicData uri="http://schemas.microsoft.com/office/word/2010/wordprocessingShape">
+                    <wps:wsp>
+                      <wps:cNvCnPr/>
+                      <wps:spPr>
+                        <a:xfrm>
+                          <a:off x="0" y="0"/>
+                          <a:ext cx="139065" cy="0"/>
+                        </a:xfrm>
+                        <a:prstGeom prst="straightConnector1">
+                          <a:avLst/>
+                        </a:prstGeom>
+                        <a:ln>
+                          <a:tailEnd type="triangle"/>
+                        </a:ln>
+                      </wps:spPr>
+                      <wps:style>
+                        <a:lnRef idx="1">
+                          <a:schemeClr val="dk1"/>
+                        </a:lnRef>
+                        <a:fillRef idx="0">
+                          <a:schemeClr val="dk1"/>
+                        </a:fillRef>
+                        <a:effectRef idx="0">
+                          <a:schemeClr val="dk1"/>
+                        </a:effectRef>
+                        <a:fontRef idx="minor">
+                          <a:schemeClr val="tx1"/>
+                        </a:fontRef>
+                      </wps:style>
+                      <wps:bodyPr/>
+                    </wps:wsp>
+                  </a:graphicData>
+                </a:graphic>
+              </wp:anchor>
+            </w:drawing>
+          </mc:Choice>
+          <mc:Fallback>
+            <w:pict>
+              <v:shapetype w14:anchorId="503CF01B" id="_x0000_t32" coordsize="21600,21600" o:spt="32" o:oned="t" path="m,l21600,21600e" filled="f">
+                <v:path arrowok="t" fillok="f" o:connecttype="none"/>
+                <o:lock v:ext="edit" shapetype="t"/>
+              </v:shapetype>
+              <v:shape id="Straight Arrow Connector 20" o:spid="_x0000_s1026" type="#_x0000_t32" style="position:absolute;margin-left:86pt;margin-top:13.6pt;width:10.95pt;height:0;z-index:251651072;visibility:visible;mso-wrap-style:square;mso-wrap-distance-left:9pt;mso-wrap-distance-top:0;mso-wrap-distance-right:9pt;mso-wrap-distance-bottom:0;mso-position-horizontal:absolute;mso-position-horizontal-relative:text;mso-position-vertical:absolute;mso-position-vertical-relative:text" o:gfxdata="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" strokecolor="black [3200]" strokeweight=".5pt">
+                <v:stroke endarrow="block" joinstyle="miter"/>
+              </v:shape>
+            </w:pict>
+          </mc:Fallback>
+        </mc:AlternateContent>
+      </w:r>
+      <w:r>
+        <w:rPr>
+          <w:noProof/>
+        </w:rPr>
+        <mc:AlternateContent>
+          <mc:Choice Requires="wps">
+            <w:drawing>
+              <wp:anchor distT="0" distB="0" distL="114300" distR="114300" simplePos="0" relativeHeight="251728896" behindDoc="0" locked="0" layoutInCell="1" allowOverlap="1" wp14:anchorId="2D34F373" wp14:editId="4EB126F1">
+                <wp:simplePos x="0" y="0"/>
+                <wp:positionH relativeFrom="column">
+                  <wp:posOffset>3079296</wp:posOffset>
+                </wp:positionH>
+                <wp:positionV relativeFrom="paragraph">
+                  <wp:posOffset>174625</wp:posOffset>
+                </wp:positionV>
+                <wp:extent cx="139065" cy="0"/>
+                <wp:effectExtent l="0" t="76200" r="13335" b="95250"/>
+                <wp:wrapNone/>
+                <wp:docPr id="1432371657" name="Straight Arrow Connector 1432371657"/>
+                <wp:cNvGraphicFramePr/>
+                <a:graphic xmlns:a="http://schemas.openxmlformats.org/drawingml/2006/main">
+                  <a:graphicData uri="http://schemas.microsoft.com/office/word/2010/wordprocessingShape">
+                    <wps:wsp>
+                      <wps:cNvCnPr/>
+                      <wps:spPr>
+                        <a:xfrm>
+                          <a:off x="0" y="0"/>
+                          <a:ext cx="139065" cy="0"/>
+                        </a:xfrm>
+                        <a:prstGeom prst="straightConnector1">
+                          <a:avLst/>
+                        </a:prstGeom>
+                        <a:ln>
+                          <a:tailEnd type="triangle"/>
+                        </a:ln>
+                      </wps:spPr>
+                      <wps:style>
+                        <a:lnRef idx="1">
+                          <a:schemeClr val="dk1"/>
+                        </a:lnRef>
+                        <a:fillRef idx="0">
+                          <a:schemeClr val="dk1"/>
+                        </a:fillRef>
+                        <a:effectRef idx="0">
+                          <a:schemeClr val="dk1"/>
+                        </a:effectRef>
+                        <a:fontRef idx="minor">
+                          <a:schemeClr val="tx1"/>
+                        </a:fontRef>
+                      </wps:style>
+                      <wps:bodyPr/>
+                    </wps:wsp>
+                  </a:graphicData>
+                </a:graphic>
+                <wp14:sizeRelH relativeFrom="margin">
+                  <wp14:pctWidth>0</wp14:pctWidth>
+                </wp14:sizeRelH>
+                <wp14:sizeRelV relativeFrom="margin">
+                  <wp14:pctHeight>0</wp14:pctHeight>
+                </wp14:sizeRelV>
+              </wp:anchor>
+            </w:drawing>
+          </mc:Choice>
+          <mc:Fallback>
+            <w:pict>
+              <v:shape w14:anchorId="5F5E912D" id="Straight Arrow Connector 1432371657" o:spid="_x0000_s1026" type="#_x0000_t32" style="position:absolute;margin-left:242.45pt;margin-top:13.75pt;width:10.95pt;height:0;z-index:251728896;visibility:visible;mso-wrap-style:square;mso-width-percent:0;mso-height-percent:0;mso-wrap-distance-left:9pt;mso-wrap-distance-top:0;mso-wrap-distance-right:9pt;mso-wrap-distance-bottom:0;mso-position-horizontal:absolute;mso-position-horizontal-relative:text;mso-position-vertical:absolute;mso-position-vertical-relative:text;mso-width-percent:0;mso-height-percent:0;mso-width-relative:margin;mso-height-relative:margin" o:gfxdata="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" strokecolor="black [3200]" strokeweight=".5pt">
+                <v:stroke endarrow="block" joinstyle="miter"/>
+              </v:shape>
+            </w:pict>
+          </mc:Fallback>
+        </mc:AlternateContent>
+      </w:r>
       <w:r>
         <w:rPr>
           <w:noProof/>
@@ -28729,7 +28948,7 @@
                                 <w:szCs w:val="26"/>
                               </w:rPr>
                             </w:pPr>
-                            <w:bookmarkStart w:id="220" w:name="_Toc215041030"/>
+                            <w:bookmarkStart w:id="211" w:name="_Toc215041030"/>
                             <w:r>
                               <w:rPr>
                                 <w:iCs w:val="0"/>
@@ -28794,7 +29013,7 @@
                               </w:rPr>
                               <w:t xml:space="preserve"> Package Manager Console sử dụng dòng lệnh</w:t>
                             </w:r>
-                            <w:bookmarkEnd w:id="220"/>
+                            <w:bookmarkEnd w:id="211"/>
                           </w:p>
                         </w:txbxContent>
                       </wps:txbx>
@@ -28914,7 +29133,7 @@
           <w:noProof/>
         </w:rPr>
         <w:drawing>
-          <wp:anchor distT="0" distB="0" distL="114300" distR="114300" simplePos="0" relativeHeight="251658240" behindDoc="1" locked="0" layoutInCell="1" allowOverlap="1" wp14:anchorId="3E93CE3E" wp14:editId="3EA0EB55">
+          <wp:anchor distT="0" distB="0" distL="114300" distR="114300" simplePos="0" relativeHeight="251658240" behindDoc="1" locked="0" layoutInCell="1" allowOverlap="1" wp14:anchorId="3E93CE3E" wp14:editId="73AB3D23">
             <wp:simplePos x="0" y="0"/>
             <wp:positionH relativeFrom="margin">
               <wp:align>center</wp:align>
@@ -28970,156 +29189,19 @@
         </w:drawing>
       </w:r>
       <w:r>
-        <w:rPr>
-          <w:noProof/>
-        </w:rPr>
-        <mc:AlternateContent>
-          <mc:Choice Requires="wps">
-            <w:drawing>
-              <wp:anchor distT="0" distB="0" distL="114300" distR="114300" simplePos="0" relativeHeight="251728896" behindDoc="0" locked="0" layoutInCell="1" allowOverlap="1" wp14:anchorId="2D34F373" wp14:editId="71DE02BC">
-                <wp:simplePos x="0" y="0"/>
-                <wp:positionH relativeFrom="column">
-                  <wp:posOffset>3066415</wp:posOffset>
-                </wp:positionH>
-                <wp:positionV relativeFrom="paragraph">
-                  <wp:posOffset>174625</wp:posOffset>
-                </wp:positionV>
-                <wp:extent cx="139065" cy="0"/>
-                <wp:effectExtent l="0" t="76200" r="13335" b="95250"/>
-                <wp:wrapNone/>
-                <wp:docPr id="1432371657" name="Straight Arrow Connector 1432371657"/>
-                <wp:cNvGraphicFramePr/>
-                <a:graphic xmlns:a="http://schemas.openxmlformats.org/drawingml/2006/main">
-                  <a:graphicData uri="http://schemas.microsoft.com/office/word/2010/wordprocessingShape">
-                    <wps:wsp>
-                      <wps:cNvCnPr/>
-                      <wps:spPr>
-                        <a:xfrm>
-                          <a:off x="0" y="0"/>
-                          <a:ext cx="139065" cy="0"/>
-                        </a:xfrm>
-                        <a:prstGeom prst="straightConnector1">
-                          <a:avLst/>
-                        </a:prstGeom>
-                        <a:ln>
-                          <a:tailEnd type="triangle"/>
-                        </a:ln>
-                      </wps:spPr>
-                      <wps:style>
-                        <a:lnRef idx="1">
-                          <a:schemeClr val="dk1"/>
-                        </a:lnRef>
-                        <a:fillRef idx="0">
-                          <a:schemeClr val="dk1"/>
-                        </a:fillRef>
-                        <a:effectRef idx="0">
-                          <a:schemeClr val="dk1"/>
-                        </a:effectRef>
-                        <a:fontRef idx="minor">
-                          <a:schemeClr val="tx1"/>
-                        </a:fontRef>
-                      </wps:style>
-                      <wps:bodyPr/>
-                    </wps:wsp>
-                  </a:graphicData>
-                </a:graphic>
-                <wp14:sizeRelH relativeFrom="margin">
-                  <wp14:pctWidth>0</wp14:pctWidth>
-                </wp14:sizeRelH>
-                <wp14:sizeRelV relativeFrom="margin">
-                  <wp14:pctHeight>0</wp14:pctHeight>
-                </wp14:sizeRelV>
-              </wp:anchor>
-            </w:drawing>
-          </mc:Choice>
-          <mc:Fallback xmlns:w16sdtfl="http://schemas.microsoft.com/office/word/2024/wordml/sdtformatlock" xmlns:w16sdtdh="http://schemas.microsoft.com/office/word/2020/wordml/sdtdatahash" xmlns:w16du="http://schemas.microsoft.com/office/word/2023/wordml/word16du" xmlns:w16="http://schemas.microsoft.com/office/word/2018/wordml" xmlns:w16cid="http://schemas.microsoft.com/office/word/2016/wordml/cid" xmlns:w16cex="http://schemas.microsoft.com/office/word/2018/wordml/cex" xmlns:oel="http://schemas.microsoft.com/office/2019/extlst" xmlns:am3d="http://schemas.microsoft.com/office/drawing/2017/model3d" xmlns:aink="http://schemas.microsoft.com/office/drawing/2016/ink" xmlns:cx8="http://schemas.microsoft.com/office/drawing/2016/5/14/chartex" xmlns:cx7="http://schemas.microsoft.com/office/drawing/2016/5/13/chartex" xmlns:cx6="http://schemas.microsoft.com/office/drawing/2016/5/12/chartex" xmlns:cx5="http://schemas.microsoft.com/office/drawing/2016/5/11/chartex" xmlns:cx4="http://schemas.microsoft.com/office/drawing/2016/5/10/chartex" xmlns:cx3="http://schemas.microsoft.com/office/drawing/2016/5/9/chartex" xmlns:cx2="http://schemas.microsoft.com/office/drawing/2015/10/21/chartex" xmlns:cx1="http://schemas.microsoft.com/office/drawing/2015/9/8/chartex">
-            <w:pict>
-              <v:shapetype w14:anchorId="694721F9" id="_x0000_t32" coordsize="21600,21600" o:spt="32" o:oned="t" path="m,l21600,21600e" filled="f">
-                <v:path arrowok="t" fillok="f" o:connecttype="none"/>
-                <o:lock v:ext="edit" shapetype="t"/>
-              </v:shapetype>
-              <v:shape id="Straight Arrow Connector 1432371657" o:spid="_x0000_s1026" type="#_x0000_t32" style="position:absolute;margin-left:241.45pt;margin-top:13.75pt;width:10.95pt;height:0;z-index:251728896;visibility:visible;mso-wrap-style:square;mso-width-percent:0;mso-height-percent:0;mso-wrap-distance-left:9pt;mso-wrap-distance-top:0;mso-wrap-distance-right:9pt;mso-wrap-distance-bottom:0;mso-position-horizontal:absolute;mso-position-horizontal-relative:text;mso-position-vertical:absolute;mso-position-vertical-relative:text;mso-width-percent:0;mso-height-percent:0;mso-width-relative:margin;mso-height-relative:margin" o:gfxdata="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" strokecolor="black [3200]" strokeweight=".5pt">
-                <v:stroke endarrow="block" joinstyle="miter"/>
-              </v:shape>
-            </w:pict>
-          </mc:Fallback>
-        </mc:AlternateContent>
-      </w:r>
-      <w:r>
-        <w:rPr>
-          <w:noProof/>
-        </w:rPr>
-        <mc:AlternateContent>
-          <mc:Choice Requires="wps">
-            <w:drawing>
-              <wp:anchor distT="0" distB="0" distL="114300" distR="114300" simplePos="0" relativeHeight="251651072" behindDoc="0" locked="0" layoutInCell="1" allowOverlap="1" wp14:anchorId="70A3A458" wp14:editId="2D7B365C">
-                <wp:simplePos x="0" y="0"/>
-                <wp:positionH relativeFrom="column">
-                  <wp:posOffset>1133475</wp:posOffset>
-                </wp:positionH>
-                <wp:positionV relativeFrom="paragraph">
-                  <wp:posOffset>172847</wp:posOffset>
-                </wp:positionV>
-                <wp:extent cx="139065" cy="0"/>
-                <wp:effectExtent l="0" t="76200" r="13335" b="95250"/>
-                <wp:wrapNone/>
-                <wp:docPr id="20" name="Straight Arrow Connector 20"/>
-                <wp:cNvGraphicFramePr/>
-                <a:graphic xmlns:a="http://schemas.openxmlformats.org/drawingml/2006/main">
-                  <a:graphicData uri="http://schemas.microsoft.com/office/word/2010/wordprocessingShape">
-                    <wps:wsp>
-                      <wps:cNvCnPr/>
-                      <wps:spPr>
-                        <a:xfrm>
-                          <a:off x="0" y="0"/>
-                          <a:ext cx="139065" cy="0"/>
-                        </a:xfrm>
-                        <a:prstGeom prst="straightConnector1">
-                          <a:avLst/>
-                        </a:prstGeom>
-                        <a:ln>
-                          <a:tailEnd type="triangle"/>
-                        </a:ln>
-                      </wps:spPr>
-                      <wps:style>
-                        <a:lnRef idx="1">
-                          <a:schemeClr val="dk1"/>
-                        </a:lnRef>
-                        <a:fillRef idx="0">
-                          <a:schemeClr val="dk1"/>
-                        </a:fillRef>
-                        <a:effectRef idx="0">
-                          <a:schemeClr val="dk1"/>
-                        </a:effectRef>
-                        <a:fontRef idx="minor">
-                          <a:schemeClr val="tx1"/>
-                        </a:fontRef>
-                      </wps:style>
-                      <wps:bodyPr/>
-                    </wps:wsp>
-                  </a:graphicData>
-                </a:graphic>
-              </wp:anchor>
-            </w:drawing>
-          </mc:Choice>
-          <mc:Fallback xmlns:w16sdtfl="http://schemas.microsoft.com/office/word/2024/wordml/sdtformatlock" xmlns:w16sdtdh="http://schemas.microsoft.com/office/word/2020/wordml/sdtdatahash" xmlns:w16du="http://schemas.microsoft.com/office/word/2023/wordml/word16du" xmlns:w16="http://schemas.microsoft.com/office/word/2018/wordml" xmlns:w16cid="http://schemas.microsoft.com/office/word/2016/wordml/cid" xmlns:w16cex="http://schemas.microsoft.com/office/word/2018/wordml/cex" xmlns:oel="http://schemas.microsoft.com/office/2019/extlst" xmlns:am3d="http://schemas.microsoft.com/office/drawing/2017/model3d" xmlns:aink="http://schemas.microsoft.com/office/drawing/2016/ink" xmlns:cx8="http://schemas.microsoft.com/office/drawing/2016/5/14/chartex" xmlns:cx7="http://schemas.microsoft.com/office/drawing/2016/5/13/chartex" xmlns:cx6="http://schemas.microsoft.com/office/drawing/2016/5/12/chartex" xmlns:cx5="http://schemas.microsoft.com/office/drawing/2016/5/11/chartex" xmlns:cx4="http://schemas.microsoft.com/office/drawing/2016/5/10/chartex" xmlns:cx3="http://schemas.microsoft.com/office/drawing/2016/5/9/chartex" xmlns:cx2="http://schemas.microsoft.com/office/drawing/2015/10/21/chartex" xmlns:cx1="http://schemas.microsoft.com/office/drawing/2015/9/8/chartex">
-            <w:pict>
-              <v:shape w14:anchorId="6A539AC1" id="Straight Arrow Connector 20" o:spid="_x0000_s1026" type="#_x0000_t32" style="position:absolute;margin-left:89.25pt;margin-top:13.6pt;width:10.95pt;height:0;z-index:251651072;visibility:visible;mso-wrap-style:square;mso-wrap-distance-left:9pt;mso-wrap-distance-top:0;mso-wrap-distance-right:9pt;mso-wrap-distance-bottom:0;mso-position-horizontal:absolute;mso-position-horizontal-relative:text;mso-position-vertical:absolute;mso-position-vertical-relative:text" o:gfxdata="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" strokecolor="black [3200]" strokeweight=".5pt">
-                <v:stroke endarrow="block" joinstyle="miter"/>
-              </v:shape>
-            </w:pict>
-          </mc:Fallback>
-        </mc:AlternateContent>
-      </w:r>
-      <w:r>
         <w:t xml:space="preserve">Vào Tools </w:t>
       </w:r>
       <w:r>
+        <w:rPr>
+          <w:lang w:val="vi-VN"/>
+        </w:rPr>
+        <w:t xml:space="preserve">     </w:t>
+      </w:r>
+      <w:r>
+        <w:t>NuGet Package Manager</w:t>
+      </w:r>
+      <w:r>
         <w:tab/>
-        <w:t>NuGet Package Manager</w:t>
-      </w:r>
-      <w:r>
-        <w:tab/>
       </w:r>
       <w:r>
         <w:t xml:space="preserve"> </w:t>
@@ -29147,7 +29229,7 @@
       <w:pPr>
         <w:pStyle w:val="Heading2"/>
       </w:pPr>
-      <w:bookmarkStart w:id="222" w:name="_Toc215040999"/>
+      <w:bookmarkStart w:id="212" w:name="_Toc215040999"/>
       <w:r>
         <w:lastRenderedPageBreak/>
         <w:t>4</w:t>
@@ -29155,7 +29237,7 @@
       <w:r>
         <w:t>.2 Thiết kế giao diện</w:t>
       </w:r>
-      <w:bookmarkEnd w:id="222"/>
+      <w:bookmarkEnd w:id="212"/>
     </w:p>
     <w:p>
       <w:pPr>
@@ -29165,7 +29247,7 @@
           <w:w w:val="99"/>
         </w:rPr>
       </w:pPr>
-      <w:bookmarkStart w:id="223" w:name="_Toc215041000"/>
+      <w:bookmarkStart w:id="213" w:name="_Toc215041000"/>
       <w:r>
         <w:t>4</w:t>
       </w:r>
@@ -29178,7 +29260,7 @@
       <w:r>
         <w:t>1 Giao diện đăng nhập và đăng ký</w:t>
       </w:r>
-      <w:bookmarkEnd w:id="223"/>
+      <w:bookmarkEnd w:id="213"/>
     </w:p>
     <w:p>
       <w:pPr>
@@ -29263,7 +29345,7 @@
                                 <w:szCs w:val="26"/>
                               </w:rPr>
                             </w:pPr>
-                            <w:bookmarkStart w:id="224" w:name="_Toc215041031"/>
+                            <w:bookmarkStart w:id="214" w:name="_Toc215041031"/>
                             <w:r>
                               <w:rPr>
                                 <w:iCs w:val="0"/>
@@ -29328,7 +29410,7 @@
                               </w:rPr>
                               <w:t xml:space="preserve"> Giao diện đăng ký tài khoản</w:t>
                             </w:r>
-                            <w:bookmarkEnd w:id="224"/>
+                            <w:bookmarkEnd w:id="214"/>
                           </w:p>
                         </w:txbxContent>
                       </wps:txbx>
@@ -29539,13 +29621,13 @@
         <mc:AlternateContent>
           <mc:Choice Requires="wps">
             <w:drawing>
-              <wp:anchor distT="0" distB="0" distL="114300" distR="114300" simplePos="0" relativeHeight="251753472" behindDoc="0" locked="0" layoutInCell="1" allowOverlap="1" wp14:anchorId="0AF9FFBE" wp14:editId="3F78396B">
+              <wp:anchor distT="0" distB="0" distL="114300" distR="114300" simplePos="0" relativeHeight="251753472" behindDoc="0" locked="0" layoutInCell="1" allowOverlap="1" wp14:anchorId="0AF9FFBE" wp14:editId="0E99F7F2">
                 <wp:simplePos x="0" y="0"/>
                 <wp:positionH relativeFrom="margin">
-                  <wp:posOffset>1623060</wp:posOffset>
+                  <wp:align>center</wp:align>
                 </wp:positionH>
                 <wp:positionV relativeFrom="paragraph">
-                  <wp:posOffset>3151947</wp:posOffset>
+                  <wp:posOffset>3144974</wp:posOffset>
                 </wp:positionV>
                 <wp:extent cx="2725420" cy="285750"/>
                 <wp:effectExtent l="0" t="0" r="0" b="0"/>
@@ -29585,7 +29667,7 @@
                                 <w:szCs w:val="26"/>
                               </w:rPr>
                             </w:pPr>
-                            <w:bookmarkStart w:id="226" w:name="_Toc215041032"/>
+                            <w:bookmarkStart w:id="215" w:name="_Toc215041032"/>
                             <w:r>
                               <w:rPr>
                                 <w:color w:val="000000" w:themeColor="text1"/>
@@ -29643,7 +29725,7 @@
                               </w:rPr>
                               <w:t xml:space="preserve"> Giao diện đăng nhập tài khoản</w:t>
                             </w:r>
-                            <w:bookmarkEnd w:id="226"/>
+                            <w:bookmarkEnd w:id="215"/>
                           </w:p>
                         </w:txbxContent>
                       </wps:txbx>
@@ -29667,7 +29749,7 @@
           </mc:Choice>
           <mc:Fallback>
             <w:pict>
-              <v:shape w14:anchorId="0AF9FFBE" id="_x0000_s1045" type="#_x0000_t202" style="position:absolute;left:0;text-align:left;margin-left:127.8pt;margin-top:248.2pt;width:214.6pt;height:22.5pt;z-index:251753472;visibility:visible;mso-wrap-style:square;mso-width-percent:0;mso-height-percent:0;mso-wrap-distance-left:9pt;mso-wrap-distance-top:0;mso-wrap-distance-right:9pt;mso-wrap-distance-bottom:0;mso-position-horizontal:absolute;mso-position-horizontal-relative:margin;mso-position-vertical:absolute;mso-position-vertical-relative:text;mso-width-percent:0;mso-height-percent:0;mso-width-relative:margin;mso-height-relative:margin;v-text-anchor:top" o:gfxdata="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" stroked="f">
+              <v:shape w14:anchorId="0AF9FFBE" id="_x0000_s1045" type="#_x0000_t202" style="position:absolute;left:0;text-align:left;margin-left:0;margin-top:247.65pt;width:214.6pt;height:22.5pt;z-index:251753472;visibility:visible;mso-wrap-style:square;mso-width-percent:0;mso-height-percent:0;mso-wrap-distance-left:9pt;mso-wrap-distance-top:0;mso-wrap-distance-right:9pt;mso-wrap-distance-bottom:0;mso-position-horizontal:center;mso-position-horizontal-relative:margin;mso-position-vertical:absolute;mso-position-vertical-relative:text;mso-width-percent:0;mso-height-percent:0;mso-width-relative:margin;mso-height-relative:margin;v-text-anchor:top" o:gfxdata="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" stroked="f">
                 <v:textbox inset="0,0,0,0">
                   <w:txbxContent>
                     <w:p>
@@ -29682,7 +29764,7 @@
                           <w:szCs w:val="26"/>
                         </w:rPr>
                       </w:pPr>
-                      <w:bookmarkStart w:id="227" w:name="_Toc215041032"/>
+                      <w:bookmarkStart w:id="216" w:name="_Toc215041032"/>
                       <w:r>
                         <w:rPr>
                           <w:color w:val="000000" w:themeColor="text1"/>
@@ -29740,7 +29822,7 @@
                         </w:rPr>
                         <w:t xml:space="preserve"> Giao diện đăng nhập tài khoản</w:t>
                       </w:r>
-                      <w:bookmarkEnd w:id="227"/>
+                      <w:bookmarkEnd w:id="216"/>
                     </w:p>
                   </w:txbxContent>
                 </v:textbox>
@@ -29836,7 +29918,7 @@
           <w:iCs/>
         </w:rPr>
       </w:pPr>
-      <w:bookmarkStart w:id="228" w:name="_Toc215041001"/>
+      <w:bookmarkStart w:id="217" w:name="_Toc215041001"/>
       <w:r>
         <w:drawing>
           <wp:anchor distT="0" distB="0" distL="114300" distR="114300" simplePos="0" relativeHeight="251661312" behindDoc="1" locked="0" layoutInCell="1" allowOverlap="1" wp14:anchorId="02EA86BB" wp14:editId="010BBB4D">
@@ -29944,7 +30026,7 @@
                                 <w:szCs w:val="26"/>
                               </w:rPr>
                             </w:pPr>
-                            <w:bookmarkStart w:id="229" w:name="_Toc215041033"/>
+                            <w:bookmarkStart w:id="218" w:name="_Toc215041033"/>
                             <w:r>
                               <w:rPr>
                                 <w:iCs w:val="0"/>
@@ -30009,7 +30091,7 @@
                               </w:rPr>
                               <w:t xml:space="preserve"> Giao diện trang quản trị</w:t>
                             </w:r>
-                            <w:bookmarkEnd w:id="229"/>
+                            <w:bookmarkEnd w:id="218"/>
                           </w:p>
                         </w:txbxContent>
                       </wps:txbx>
@@ -30138,7 +30220,7 @@
         </w:rPr>
         <w:t>2.2 Giao diện trang quản trị</w:t>
       </w:r>
-      <w:bookmarkEnd w:id="228"/>
+      <w:bookmarkEnd w:id="217"/>
     </w:p>
     <w:p>
       <w:pPr>
@@ -30148,9 +30230,19 @@
         <w:t xml:space="preserve">- </w:t>
       </w:r>
       <w:r>
-        <w:t>Trang quản trị: Hiển thị các chức năng quản lý của Admin về tài khoản người dùng, sản phẩm, đơn hàng.</w:t>
-      </w:r>
-    </w:p>
+        <w:t>Trang quản trị: Hiển thị các chức năng quản lý của Admin về tài khoản người dùng, sản phẩm, đơn hàng</w:t>
+      </w:r>
+      <w:r>
+        <w:rPr>
+          <w:lang w:val="vi-VN"/>
+        </w:rPr>
+        <w:t>, thống kê</w:t>
+      </w:r>
+      <w:r>
+        <w:t>.</w:t>
+      </w:r>
+    </w:p>
+    <w:bookmarkStart w:id="219" w:name="_Toc215041002"/>
     <w:p>
       <w:pPr>
         <w:pStyle w:val="Heading3"/>
@@ -30158,7 +30250,6 @@
           <w:i/>
         </w:rPr>
       </w:pPr>
-      <w:bookmarkStart w:id="231" w:name="_Toc215041002"/>
       <w:r>
         <w:lastRenderedPageBreak/>
         <mc:AlternateContent>
@@ -30212,7 +30303,7 @@
                                 <w:szCs w:val="26"/>
                               </w:rPr>
                             </w:pPr>
-                            <w:bookmarkStart w:id="232" w:name="_Toc215041034"/>
+                            <w:bookmarkStart w:id="220" w:name="_Toc215041034"/>
                             <w:r>
                               <w:rPr>
                                 <w:iCs w:val="0"/>
@@ -30277,7 +30368,7 @@
                               </w:rPr>
                               <w:t xml:space="preserve"> Giao diện trang chủ</w:t>
                             </w:r>
-                            <w:bookmarkEnd w:id="232"/>
+                            <w:bookmarkEnd w:id="220"/>
                           </w:p>
                         </w:txbxContent>
                       </wps:txbx>
@@ -30453,13 +30544,13 @@
       <w:r>
         <w:t>.2.3 Giao diện trang chủ</w:t>
       </w:r>
-      <w:bookmarkEnd w:id="231"/>
-    </w:p>
+      <w:bookmarkEnd w:id="219"/>
+    </w:p>
+    <w:bookmarkStart w:id="221" w:name="_Toc215041003"/>
     <w:p>
       <w:pPr>
         <w:pStyle w:val="Heading3"/>
       </w:pPr>
-      <w:bookmarkStart w:id="234" w:name="_Toc215041003"/>
       <w:r>
         <mc:AlternateContent>
           <mc:Choice Requires="wps">
@@ -30512,7 +30603,7 @@
                                 <w:szCs w:val="26"/>
                               </w:rPr>
                             </w:pPr>
-                            <w:bookmarkStart w:id="235" w:name="_Toc215041035"/>
+                            <w:bookmarkStart w:id="222" w:name="_Toc215041035"/>
                             <w:r>
                               <w:rPr>
                                 <w:iCs w:val="0"/>
@@ -30577,7 +30668,7 @@
                               </w:rPr>
                               <w:t xml:space="preserve"> Giao diện trang chỉnh sửa thông tin người dùng</w:t>
                             </w:r>
-                            <w:bookmarkEnd w:id="235"/>
+                            <w:bookmarkEnd w:id="222"/>
                           </w:p>
                         </w:txbxContent>
                       </wps:txbx>
@@ -30759,7 +30850,7 @@
       <w:r>
         <w:t xml:space="preserve"> Giao diện trang chỉnh sửa thông tin người dùng</w:t>
       </w:r>
-      <w:bookmarkEnd w:id="234"/>
+      <w:bookmarkEnd w:id="221"/>
     </w:p>
     <w:p>
       <w:pPr>
@@ -30781,11 +30872,11 @@
         <w:t>người dùng.</w:t>
       </w:r>
     </w:p>
+    <w:bookmarkStart w:id="223" w:name="_Toc215041004"/>
     <w:p>
       <w:pPr>
         <w:pStyle w:val="Heading3"/>
       </w:pPr>
-      <w:bookmarkStart w:id="237" w:name="_Toc215041004"/>
       <w:r>
         <w:lastRenderedPageBreak/>
         <mc:AlternateContent>
@@ -30837,7 +30928,7 @@
                                 <w:szCs w:val="26"/>
                               </w:rPr>
                             </w:pPr>
-                            <w:bookmarkStart w:id="238" w:name="_Toc215041036"/>
+                            <w:bookmarkStart w:id="224" w:name="_Toc215041036"/>
                             <w:r>
                               <w:rPr>
                                 <w:iCs w:val="0"/>
@@ -30902,7 +30993,7 @@
                               </w:rPr>
                               <w:t xml:space="preserve"> Giao diện quản lý sản phẩm</w:t>
                             </w:r>
-                            <w:bookmarkEnd w:id="238"/>
+                            <w:bookmarkEnd w:id="224"/>
                           </w:p>
                         </w:txbxContent>
                       </wps:txbx>
@@ -31085,7 +31176,7 @@
       <w:r>
         <w:t xml:space="preserve"> Giao diện quản lý thông tin sản phẩm</w:t>
       </w:r>
-      <w:bookmarkEnd w:id="237"/>
+      <w:bookmarkEnd w:id="223"/>
     </w:p>
     <w:p>
       <w:pPr>
@@ -31095,6 +31186,7 @@
         <w:t>- Quản trị viên quản lý danh sách sản phẩm thông qua giao diện quản lý sản phẩm và chọn thao tác xóa/chỉnh sửa, cập nhật các thông tin hiển thị của sản phẩm.</w:t>
       </w:r>
     </w:p>
+    <w:bookmarkStart w:id="225" w:name="_Toc215041005"/>
     <w:p>
       <w:pPr>
         <w:pStyle w:val="Heading3"/>
@@ -31102,7 +31194,6 @@
           <w:i/>
         </w:rPr>
       </w:pPr>
-      <w:bookmarkStart w:id="240" w:name="_Toc215041005"/>
       <w:r>
         <mc:AlternateContent>
           <mc:Choice Requires="wps">
@@ -31155,7 +31246,7 @@
                                 <w:szCs w:val="26"/>
                               </w:rPr>
                             </w:pPr>
-                            <w:bookmarkStart w:id="241" w:name="_Toc215041037"/>
+                            <w:bookmarkStart w:id="226" w:name="_Toc215041037"/>
                             <w:r>
                               <w:rPr>
                                 <w:iCs w:val="0"/>
@@ -31220,7 +31311,7 @@
                               </w:rPr>
                               <w:t xml:space="preserve"> Giao diện sửa thông tin sản phẩm</w:t>
                             </w:r>
-                            <w:bookmarkEnd w:id="241"/>
+                            <w:bookmarkEnd w:id="226"/>
                           </w:p>
                         </w:txbxContent>
                       </wps:txbx>
@@ -31411,7 +31502,7 @@
       <w:r>
         <w:t xml:space="preserve"> Giao diện sửa thông tin sản phẩm</w:t>
       </w:r>
-      <w:bookmarkEnd w:id="240"/>
+      <w:bookmarkEnd w:id="225"/>
     </w:p>
     <w:p>
       <w:pPr>
@@ -31436,11 +31527,11 @@
         <w:br w:type="page"/>
       </w:r>
     </w:p>
+    <w:bookmarkStart w:id="227" w:name="_Toc215041006"/>
     <w:p>
       <w:pPr>
         <w:pStyle w:val="Heading3"/>
       </w:pPr>
-      <w:bookmarkStart w:id="243" w:name="_Toc215041006"/>
       <w:r>
         <w:lastRenderedPageBreak/>
         <mc:AlternateContent>
@@ -31492,7 +31583,7 @@
                                 <w:szCs w:val="26"/>
                               </w:rPr>
                             </w:pPr>
-                            <w:bookmarkStart w:id="244" w:name="_Toc215041038"/>
+                            <w:bookmarkStart w:id="228" w:name="_Toc215041038"/>
                             <w:r>
                               <w:rPr>
                                 <w:iCs w:val="0"/>
@@ -31557,7 +31648,7 @@
                               </w:rPr>
                               <w:t xml:space="preserve"> Giao diện thêm mới sản phẩm</w:t>
                             </w:r>
-                            <w:bookmarkEnd w:id="244"/>
+                            <w:bookmarkEnd w:id="228"/>
                           </w:p>
                         </w:txbxContent>
                       </wps:txbx>
@@ -31740,7 +31831,7 @@
       <w:r>
         <w:t xml:space="preserve"> Giao diện thêm mới sản phẩm</w:t>
       </w:r>
-      <w:bookmarkEnd w:id="243"/>
+      <w:bookmarkEnd w:id="227"/>
     </w:p>
     <w:p>
       <w:pPr>
@@ -31760,18 +31851,18 @@
       <w:pPr>
         <w:pStyle w:val="Heading3"/>
       </w:pPr>
-      <w:bookmarkStart w:id="246" w:name="_Toc215041007"/>
+      <w:bookmarkStart w:id="229" w:name="_Toc215041007"/>
       <w:r>
         <mc:AlternateContent>
           <mc:Choice Requires="wps">
             <w:drawing>
-              <wp:anchor distT="0" distB="0" distL="114300" distR="114300" simplePos="0" relativeHeight="251767808" behindDoc="1" locked="0" layoutInCell="1" allowOverlap="1" wp14:anchorId="00F8BB5C" wp14:editId="1B3D7125">
+              <wp:anchor distT="0" distB="0" distL="114300" distR="114300" simplePos="0" relativeHeight="251767808" behindDoc="1" locked="0" layoutInCell="1" allowOverlap="1" wp14:anchorId="00F8BB5C" wp14:editId="2D740AAA">
                 <wp:simplePos x="0" y="0"/>
                 <wp:positionH relativeFrom="margin">
-                  <wp:posOffset>1557655</wp:posOffset>
+                  <wp:align>center</wp:align>
                 </wp:positionH>
                 <wp:positionV relativeFrom="paragraph">
-                  <wp:posOffset>3609451</wp:posOffset>
+                  <wp:posOffset>3576683</wp:posOffset>
                 </wp:positionV>
                 <wp:extent cx="2847975" cy="219075"/>
                 <wp:effectExtent l="0" t="0" r="9525" b="9525"/>
@@ -31813,7 +31904,7 @@
                                 <w:szCs w:val="26"/>
                               </w:rPr>
                             </w:pPr>
-                            <w:bookmarkStart w:id="247" w:name="_Toc215041039"/>
+                            <w:bookmarkStart w:id="230" w:name="_Toc215041039"/>
                             <w:r>
                               <w:rPr>
                                 <w:iCs w:val="0"/>
@@ -31878,7 +31969,7 @@
                               </w:rPr>
                               <w:t xml:space="preserve"> Giao diện xem chi tiết sản phẩm</w:t>
                             </w:r>
-                            <w:bookmarkEnd w:id="247"/>
+                            <w:bookmarkEnd w:id="230"/>
                           </w:p>
                         </w:txbxContent>
                       </wps:txbx>
@@ -31902,7 +31993,7 @@
           </mc:Choice>
           <mc:Fallback>
             <w:pict>
-              <v:shape w14:anchorId="00F8BB5C" id="_x0000_s1052" type="#_x0000_t202" style="position:absolute;margin-left:122.65pt;margin-top:284.2pt;width:224.25pt;height:17.25pt;z-index:-251548672;visibility:visible;mso-wrap-style:square;mso-width-percent:0;mso-height-percent:0;mso-wrap-distance-left:9pt;mso-wrap-distance-top:0;mso-wrap-distance-right:9pt;mso-wrap-distance-bottom:0;mso-position-horizontal:absolute;mso-position-horizontal-relative:margin;mso-position-vertical:absolute;mso-position-vertical-relative:text;mso-width-percent:0;mso-height-percent:0;mso-width-relative:margin;mso-height-relative:margin;v-text-anchor:top" o:gfxdata="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" stroked="f">
+              <v:shape w14:anchorId="00F8BB5C" id="_x0000_s1052" type="#_x0000_t202" style="position:absolute;margin-left:0;margin-top:281.65pt;width:224.25pt;height:17.25pt;z-index:-251548672;visibility:visible;mso-wrap-style:square;mso-width-percent:0;mso-height-percent:0;mso-wrap-distance-left:9pt;mso-wrap-distance-top:0;mso-wrap-distance-right:9pt;mso-wrap-distance-bottom:0;mso-position-horizontal:center;mso-position-horizontal-relative:margin;mso-position-vertical:absolute;mso-position-vertical-relative:text;mso-width-percent:0;mso-height-percent:0;mso-width-relative:margin;mso-height-relative:margin;v-text-anchor:top" o:gfxdata="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" stroked="f">
                 <v:textbox inset="0,0,0,0">
                   <w:txbxContent>
                     <w:p>
@@ -31919,7 +32010,7 @@
                           <w:szCs w:val="26"/>
                         </w:rPr>
                       </w:pPr>
-                      <w:bookmarkStart w:id="248" w:name="_Toc215041039"/>
+                      <w:bookmarkStart w:id="231" w:name="_Toc215041039"/>
                       <w:r>
                         <w:rPr>
                           <w:iCs w:val="0"/>
@@ -31984,7 +32075,7 @@
                         </w:rPr>
                         <w:t xml:space="preserve"> Giao diện xem chi tiết sản phẩm</w:t>
                       </w:r>
-                      <w:bookmarkEnd w:id="248"/>
+                      <w:bookmarkEnd w:id="231"/>
                     </w:p>
                   </w:txbxContent>
                 </v:textbox>
@@ -32074,7 +32165,7 @@
       <w:r>
         <w:t xml:space="preserve"> Giao diện chi tiết sản phẩm</w:t>
       </w:r>
-      <w:bookmarkEnd w:id="246"/>
+      <w:bookmarkEnd w:id="229"/>
     </w:p>
     <w:p>
       <w:pPr>
@@ -32088,19 +32179,19 @@
       <w:pPr>
         <w:pStyle w:val="Heading3"/>
       </w:pPr>
-      <w:bookmarkStart w:id="249" w:name="_Toc215041008"/>
+      <w:bookmarkStart w:id="232" w:name="_Toc215041008"/>
       <w:r>
         <w:lastRenderedPageBreak/>
         <mc:AlternateContent>
           <mc:Choice Requires="wps">
             <w:drawing>
-              <wp:anchor distT="0" distB="0" distL="114300" distR="114300" simplePos="0" relativeHeight="251769856" behindDoc="0" locked="0" layoutInCell="1" allowOverlap="1" wp14:anchorId="7958B7E1" wp14:editId="37D01841">
+              <wp:anchor distT="0" distB="0" distL="114300" distR="114300" simplePos="0" relativeHeight="251769856" behindDoc="0" locked="0" layoutInCell="1" allowOverlap="1" wp14:anchorId="7958B7E1" wp14:editId="7618DCD2">
                 <wp:simplePos x="0" y="0"/>
                 <wp:positionH relativeFrom="margin">
-                  <wp:posOffset>1320800</wp:posOffset>
+                  <wp:align>center</wp:align>
                 </wp:positionH>
                 <wp:positionV relativeFrom="paragraph">
-                  <wp:posOffset>3422319</wp:posOffset>
+                  <wp:posOffset>3435077</wp:posOffset>
                 </wp:positionV>
                 <wp:extent cx="3324225" cy="278130"/>
                 <wp:effectExtent l="0" t="0" r="9525" b="7620"/>
@@ -32142,7 +32233,8 @@
                                 <w:szCs w:val="26"/>
                               </w:rPr>
                             </w:pPr>
-                            <w:bookmarkStart w:id="250" w:name="_Toc215041040"/>
+                            <w:bookmarkStart w:id="233" w:name="_Toc215041040"/>
+                            <w:bookmarkStart w:id="234" w:name="_GoBack"/>
                             <w:r>
                               <w:rPr>
                                 <w:iCs w:val="0"/>
@@ -32207,7 +32299,8 @@
                               </w:rPr>
                               <w:t xml:space="preserve"> Giao diện quản lý thông tin đơn hàng</w:t>
                             </w:r>
-                            <w:bookmarkEnd w:id="250"/>
+                            <w:bookmarkEnd w:id="233"/>
+                            <w:bookmarkEnd w:id="234"/>
                           </w:p>
                         </w:txbxContent>
                       </wps:txbx>
@@ -32231,7 +32324,7 @@
           </mc:Choice>
           <mc:Fallback>
             <w:pict>
-              <v:shape w14:anchorId="7958B7E1" id="_x0000_s1053" type="#_x0000_t202" style="position:absolute;margin-left:104pt;margin-top:269.45pt;width:261.75pt;height:21.9pt;z-index:251769856;visibility:visible;mso-wrap-style:square;mso-width-percent:0;mso-height-percent:0;mso-wrap-distance-left:9pt;mso-wrap-distance-top:0;mso-wrap-distance-right:9pt;mso-wrap-distance-bottom:0;mso-position-horizontal:absolute;mso-position-horizontal-relative:margin;mso-position-vertical:absolute;mso-position-vertical-relative:text;mso-width-percent:0;mso-height-percent:0;mso-width-relative:margin;mso-height-relative:margin;v-text-anchor:top" o:gfxdata="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" stroked="f">
+              <v:shape w14:anchorId="7958B7E1" id="_x0000_s1053" type="#_x0000_t202" style="position:absolute;margin-left:0;margin-top:270.5pt;width:261.75pt;height:21.9pt;z-index:251769856;visibility:visible;mso-wrap-style:square;mso-width-percent:0;mso-height-percent:0;mso-wrap-distance-left:9pt;mso-wrap-distance-top:0;mso-wrap-distance-right:9pt;mso-wrap-distance-bottom:0;mso-position-horizontal:center;mso-position-horizontal-relative:margin;mso-position-vertical:absolute;mso-position-vertical-relative:text;mso-width-percent:0;mso-height-percent:0;mso-width-relative:margin;mso-height-relative:margin;v-text-anchor:top" o:gfxdata="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" stroked="f">
                 <v:textbox inset="0,0,0,0">
                   <w:txbxContent>
                     <w:p>
@@ -32248,7 +32341,8 @@
                           <w:szCs w:val="26"/>
                         </w:rPr>
                       </w:pPr>
-                      <w:bookmarkStart w:id="251" w:name="_Toc215041040"/>
+                      <w:bookmarkStart w:id="235" w:name="_Toc215041040"/>
+                      <w:bookmarkStart w:id="236" w:name="_GoBack"/>
                       <w:r>
                         <w:rPr>
                           <w:iCs w:val="0"/>
@@ -32313,7 +32407,8 @@
                         </w:rPr>
                         <w:t xml:space="preserve"> Giao diện quản lý thông tin đơn hàng</w:t>
                       </w:r>
-                      <w:bookmarkEnd w:id="251"/>
+                      <w:bookmarkEnd w:id="235"/>
+                      <w:bookmarkEnd w:id="236"/>
                     </w:p>
                   </w:txbxContent>
                 </v:textbox>
@@ -32403,7 +32498,7 @@
       <w:r>
         <w:t xml:space="preserve"> Giao diện quản lý thông tin đơn hàng</w:t>
       </w:r>
-      <w:bookmarkEnd w:id="249"/>
+      <w:bookmarkEnd w:id="232"/>
     </w:p>
     <w:p>
       <w:pPr>
@@ -32419,11 +32514,11 @@
         <w:t xml:space="preserve"> có thể theo dõi những đơn hàng đã được người dùng tạo để xử lý.</w:t>
       </w:r>
     </w:p>
+    <w:bookmarkStart w:id="237" w:name="_Toc215041009"/>
     <w:p>
       <w:pPr>
         <w:pStyle w:val="Heading3"/>
       </w:pPr>
-      <w:bookmarkStart w:id="252" w:name="_Toc215041009"/>
       <w:r>
         <mc:AlternateContent>
           <mc:Choice Requires="wps">
@@ -32476,7 +32571,7 @@
                                 <w:szCs w:val="26"/>
                               </w:rPr>
                             </w:pPr>
-                            <w:bookmarkStart w:id="253" w:name="_Toc215041041"/>
+                            <w:bookmarkStart w:id="238" w:name="_Toc215041041"/>
                             <w:r>
                               <w:rPr>
                                 <w:iCs w:val="0"/>
@@ -32541,7 +32636,7 @@
                               </w:rPr>
                               <w:t xml:space="preserve"> Giao diện tìm kiếm sản phẩm</w:t>
                             </w:r>
-                            <w:bookmarkEnd w:id="253"/>
+                            <w:bookmarkEnd w:id="238"/>
                           </w:p>
                         </w:txbxContent>
                       </wps:txbx>
@@ -32729,7 +32824,7 @@
       <w:r>
         <w:t xml:space="preserve"> Giao diện tìm kiếm sản phẩm</w:t>
       </w:r>
-      <w:bookmarkEnd w:id="252"/>
+      <w:bookmarkEnd w:id="237"/>
     </w:p>
     <w:p>
       <w:pPr>
@@ -32739,11 +32834,11 @@
         <w:t>- Khách hàng có thể nhập từ khóa vào ô tìm kiếm và tìm kiếm các sản phẩm có liên quan để dễ dàng chọn lọc các sản phẩm theo nhu cầu.</w:t>
       </w:r>
     </w:p>
+    <w:bookmarkStart w:id="239" w:name="_Toc215041010"/>
     <w:p>
       <w:pPr>
         <w:pStyle w:val="Heading3"/>
       </w:pPr>
-      <w:bookmarkStart w:id="255" w:name="_Toc215041010"/>
       <w:r>
         <w:lastRenderedPageBreak/>
         <mc:AlternateContent>
@@ -32797,7 +32892,7 @@
                                 <w:szCs w:val="26"/>
                               </w:rPr>
                             </w:pPr>
-                            <w:bookmarkStart w:id="256" w:name="_Toc215041042"/>
+                            <w:bookmarkStart w:id="240" w:name="_Toc215041042"/>
                             <w:r>
                               <w:rPr>
                                 <w:iCs w:val="0"/>
@@ -32862,7 +32957,7 @@
                               </w:rPr>
                               <w:t xml:space="preserve"> Giao diện giỏ hàng</w:t>
                             </w:r>
-                            <w:bookmarkEnd w:id="256"/>
+                            <w:bookmarkEnd w:id="240"/>
                           </w:p>
                         </w:txbxContent>
                       </wps:txbx>
@@ -32993,7 +33088,7 @@
       <w:r>
         <w:t xml:space="preserve"> Giao diện giỏ hàng</w:t>
       </w:r>
-      <w:bookmarkEnd w:id="255"/>
+      <w:bookmarkEnd w:id="239"/>
     </w:p>
     <w:p>
       <w:pPr>
@@ -33003,6 +33098,15 @@
         <w:t>- Sau khi đặt hàng thành công, khách hàng có thể xem giỏ hàng của mình và tiếp tục mua sắm hoặc chuyển qua thanh toán đơn hàng.</w:t>
       </w:r>
     </w:p>
+    <w:bookmarkStart w:id="241" w:name="_Toc214352010"/>
+    <w:bookmarkStart w:id="242" w:name="_Toc214360115"/>
+    <w:bookmarkStart w:id="243" w:name="_Toc214361050"/>
+    <w:bookmarkStart w:id="244" w:name="_Toc214361303"/>
+    <w:bookmarkStart w:id="245" w:name="_Toc214361965"/>
+    <w:bookmarkStart w:id="246" w:name="_Toc214363077"/>
+    <w:bookmarkStart w:id="247" w:name="_Toc214364288"/>
+    <w:bookmarkStart w:id="248" w:name="_Toc214367152"/>
+    <w:bookmarkStart w:id="249" w:name="_Toc215041011"/>
     <w:p>
       <w:pPr>
         <w:pStyle w:val="Heading3"/>
@@ -33010,15 +33114,6 @@
           <w:i/>
         </w:rPr>
       </w:pPr>
-      <w:bookmarkStart w:id="258" w:name="_Toc214352010"/>
-      <w:bookmarkStart w:id="259" w:name="_Toc214360115"/>
-      <w:bookmarkStart w:id="260" w:name="_Toc214361050"/>
-      <w:bookmarkStart w:id="261" w:name="_Toc214361303"/>
-      <w:bookmarkStart w:id="262" w:name="_Toc214361965"/>
-      <w:bookmarkStart w:id="263" w:name="_Toc214363077"/>
-      <w:bookmarkStart w:id="264" w:name="_Toc214364288"/>
-      <w:bookmarkStart w:id="265" w:name="_Toc214367152"/>
-      <w:bookmarkStart w:id="266" w:name="_Toc215041011"/>
       <w:r>
         <mc:AlternateContent>
           <mc:Choice Requires="wps">
@@ -33071,7 +33166,7 @@
                                 <w:szCs w:val="26"/>
                               </w:rPr>
                             </w:pPr>
-                            <w:bookmarkStart w:id="267" w:name="_Toc215041043"/>
+                            <w:bookmarkStart w:id="250" w:name="_Toc215041043"/>
                             <w:r>
                               <w:rPr>
                                 <w:iCs w:val="0"/>
@@ -33136,7 +33231,7 @@
                               </w:rPr>
                               <w:t xml:space="preserve"> Giao diện trang liên hệ</w:t>
                             </w:r>
-                            <w:bookmarkEnd w:id="267"/>
+                            <w:bookmarkEnd w:id="250"/>
                           </w:p>
                         </w:txbxContent>
                       </wps:txbx>
@@ -33372,14 +33467,14 @@
           </wp:anchor>
         </w:drawing>
       </w:r>
-      <w:bookmarkEnd w:id="258"/>
-      <w:bookmarkEnd w:id="259"/>
-      <w:bookmarkEnd w:id="260"/>
-      <w:bookmarkEnd w:id="261"/>
-      <w:bookmarkEnd w:id="262"/>
-      <w:bookmarkEnd w:id="263"/>
-      <w:bookmarkEnd w:id="264"/>
-      <w:bookmarkEnd w:id="265"/>
+      <w:bookmarkEnd w:id="241"/>
+      <w:bookmarkEnd w:id="242"/>
+      <w:bookmarkEnd w:id="243"/>
+      <w:bookmarkEnd w:id="244"/>
+      <w:bookmarkEnd w:id="245"/>
+      <w:bookmarkEnd w:id="246"/>
+      <w:bookmarkEnd w:id="247"/>
+      <w:bookmarkEnd w:id="248"/>
       <w:r>
         <w:t>4</w:t>
       </w:r>
@@ -33395,7 +33490,7 @@
       <w:r>
         <w:t xml:space="preserve"> Giao diện trang liên hệ</w:t>
       </w:r>
-      <w:bookmarkEnd w:id="266"/>
+      <w:bookmarkEnd w:id="249"/>
     </w:p>
     <w:p>
       <w:pPr>
@@ -33430,6 +33525,9 @@
         <w:br w:type="page"/>
       </w:r>
     </w:p>
+    <w:bookmarkStart w:id="251" w:name="_Toc214364289"/>
+    <w:bookmarkStart w:id="252" w:name="_Toc214367153"/>
+    <w:bookmarkStart w:id="253" w:name="_Toc215041012"/>
     <w:p>
       <w:pPr>
         <w:pStyle w:val="Heading3"/>
@@ -33437,9 +33535,6 @@
           <w:i/>
         </w:rPr>
       </w:pPr>
-      <w:bookmarkStart w:id="269" w:name="_Toc214364289"/>
-      <w:bookmarkStart w:id="270" w:name="_Toc214367153"/>
-      <w:bookmarkStart w:id="271" w:name="_Toc215041012"/>
       <w:r>
         <w:lastRenderedPageBreak/>
         <mc:AlternateContent>
@@ -33493,7 +33588,7 @@
                                 <w:szCs w:val="26"/>
                               </w:rPr>
                             </w:pPr>
-                            <w:bookmarkStart w:id="272" w:name="_Toc215041044"/>
+                            <w:bookmarkStart w:id="254" w:name="_Toc215041044"/>
                             <w:r>
                               <w:rPr>
                                 <w:iCs w:val="0"/>
@@ -33558,7 +33653,7 @@
                               </w:rPr>
                               <w:t xml:space="preserve"> Giao diện trang Profile thông tin người dùng</w:t>
                             </w:r>
-                            <w:bookmarkEnd w:id="272"/>
+                            <w:bookmarkEnd w:id="254"/>
                           </w:p>
                         </w:txbxContent>
                       </wps:txbx>
@@ -33674,8 +33769,8 @@
           </mc:Fallback>
         </mc:AlternateContent>
       </w:r>
-      <w:bookmarkEnd w:id="269"/>
-      <w:bookmarkEnd w:id="270"/>
+      <w:bookmarkEnd w:id="251"/>
+      <w:bookmarkEnd w:id="252"/>
       <w:r>
         <w:rPr>
           <w:i/>
@@ -33742,7 +33837,7 @@
       <w:r>
         <w:t>rofile thông tin người dùng</w:t>
       </w:r>
-      <w:bookmarkEnd w:id="271"/>
+      <w:bookmarkEnd w:id="253"/>
     </w:p>
     <w:p>
       <w:pPr>
@@ -33769,7 +33864,7 @@
           <w:rFonts w:cs="Times New Roman"/>
         </w:rPr>
       </w:pPr>
-      <w:bookmarkStart w:id="274" w:name="_Toc215041013"/>
+      <w:bookmarkStart w:id="255" w:name="_Toc215041013"/>
       <w:r>
         <w:rPr>
           <w:rFonts w:cs="Times New Roman"/>
@@ -33803,7 +33898,7 @@
         </w:rPr>
         <w:t>G 5: KẾT LUẬN VÀ HƯỚNG PHÁT TRIỂN</w:t>
       </w:r>
-      <w:bookmarkEnd w:id="274"/>
+      <w:bookmarkEnd w:id="255"/>
     </w:p>
     <w:p>
       <w:pPr>
@@ -33812,7 +33907,7 @@
           <w:rFonts w:cs="Times New Roman"/>
         </w:rPr>
       </w:pPr>
-      <w:bookmarkStart w:id="275" w:name="_Toc215041014"/>
+      <w:bookmarkStart w:id="256" w:name="_Toc215041014"/>
       <w:r>
         <w:rPr>
           <w:rFonts w:cs="Times New Roman"/>
@@ -33847,7 +33942,7 @@
         </w:rPr>
         <w:t>Các kết quả đạt được</w:t>
       </w:r>
-      <w:bookmarkEnd w:id="275"/>
+      <w:bookmarkEnd w:id="256"/>
     </w:p>
     <w:p>
       <w:pPr>
@@ -34248,7 +34343,7 @@
           <w:rFonts w:cs="Times New Roman"/>
         </w:rPr>
       </w:pPr>
-      <w:bookmarkStart w:id="276" w:name="_Toc215041015"/>
+      <w:bookmarkStart w:id="257" w:name="_Toc215041015"/>
       <w:r>
         <w:rPr>
           <w:rFonts w:cs="Times New Roman"/>
@@ -34430,22 +34525,20 @@
         </w:rPr>
         <w:t>iển</w:t>
       </w:r>
-      <w:bookmarkEnd w:id="276"/>
+      <w:bookmarkEnd w:id="257"/>
     </w:p>
     <w:p>
       <w:pPr>
         <w:pStyle w:val="Heading3"/>
       </w:pPr>
-      <w:bookmarkStart w:id="277" w:name="_Toc215041016"/>
+      <w:bookmarkStart w:id="258" w:name="_Toc215041016"/>
       <w:r>
         <w:t xml:space="preserve">5.2.1 </w:t>
       </w:r>
       <w:r>
         <w:t>Hạn chế:</w:t>
       </w:r>
-      <w:bookmarkStart w:id="278" w:name="_GoBack"/>
-      <w:bookmarkEnd w:id="277"/>
-      <w:bookmarkEnd w:id="278"/>
+      <w:bookmarkEnd w:id="258"/>
     </w:p>
     <w:p>
       <w:pPr>
@@ -34495,14 +34588,14 @@
       <w:pPr>
         <w:pStyle w:val="Heading3"/>
       </w:pPr>
-      <w:bookmarkStart w:id="279" w:name="_Toc215041017"/>
+      <w:bookmarkStart w:id="259" w:name="_Toc215041017"/>
       <w:r>
         <w:t xml:space="preserve">5.2.2 </w:t>
       </w:r>
       <w:r>
         <w:t>Hướng phát triển:</w:t>
       </w:r>
-      <w:bookmarkEnd w:id="279"/>
+      <w:bookmarkEnd w:id="259"/>
     </w:p>
     <w:p>
       <w:pPr>
@@ -34645,7 +34738,7 @@
           <w:bCs w:val="0"/>
         </w:rPr>
       </w:pPr>
-      <w:bookmarkStart w:id="280" w:name="_Toc215041018"/>
+      <w:bookmarkStart w:id="260" w:name="_Toc215041018"/>
       <w:r>
         <w:rPr>
           <w:rFonts w:eastAsia="Times New Roman" w:cs="Times New Roman"/>
@@ -34766,7 +34859,7 @@
         </w:rPr>
         <w:t>O</w:t>
       </w:r>
-      <w:bookmarkEnd w:id="280"/>
+      <w:bookmarkEnd w:id="260"/>
     </w:p>
     <w:p>
       <w:pPr>
@@ -34956,7 +35049,7 @@
           <w:rPr>
             <w:noProof/>
           </w:rPr>
-          <w:t>37</w:t>
+          <w:t>38</w:t>
         </w:r>
         <w:r>
           <w:rPr>
@@ -36802,6 +36895,119 @@
     </w:lvl>
   </w:abstractNum>
   <w:abstractNum w:abstractNumId="15" w15:restartNumberingAfterBreak="0">
+    <w:nsid w:val="2E540F70"/>
+    <w:multiLevelType w:val="hybridMultilevel"/>
+    <w:tmpl w:val="DBA86C16"/>
+    <w:lvl w:ilvl="0" w:tplc="62C239B6">
+      <w:start w:val="3"/>
+      <w:numFmt w:val="bullet"/>
+      <w:lvlText w:val="-"/>
+      <w:lvlJc w:val="left"/>
+      <w:pPr>
+        <w:ind w:left="1287" w:hanging="360"/>
+      </w:pPr>
+      <w:rPr>
+        <w:rFonts w:ascii="Times New Roman" w:eastAsia="Times New Roman" w:hAnsi="Times New Roman" w:cs="Times New Roman" w:hint="default"/>
+      </w:rPr>
+    </w:lvl>
+    <w:lvl w:ilvl="1" w:tplc="04090003" w:tentative="1">
+      <w:start w:val="1"/>
+      <w:numFmt w:val="bullet"/>
+      <w:lvlText w:val="o"/>
+      <w:lvlJc w:val="left"/>
+      <w:pPr>
+        <w:ind w:left="2007" w:hanging="360"/>
+      </w:pPr>
+      <w:rPr>
+        <w:rFonts w:ascii="Courier New" w:hAnsi="Courier New" w:cs="Courier New" w:hint="default"/>
+      </w:rPr>
+    </w:lvl>
+    <w:lvl w:ilvl="2" w:tplc="04090005" w:tentative="1">
+      <w:start w:val="1"/>
+      <w:numFmt w:val="bullet"/>
+      <w:lvlText w:val=""/>
+      <w:lvlJc w:val="left"/>
+      <w:pPr>
+        <w:ind w:left="2727" w:hanging="360"/>
+      </w:pPr>
+      <w:rPr>
+        <w:rFonts w:ascii="Wingdings" w:hAnsi="Wingdings" w:hint="default"/>
+      </w:rPr>
+    </w:lvl>
+    <w:lvl w:ilvl="3" w:tplc="04090001" w:tentative="1">
+      <w:start w:val="1"/>
+      <w:numFmt w:val="bullet"/>
+      <w:lvlText w:val=""/>
+      <w:lvlJc w:val="left"/>
+      <w:pPr>
+        <w:ind w:left="3447" w:hanging="360"/>
+      </w:pPr>
+      <w:rPr>
+        <w:rFonts w:ascii="Symbol" w:hAnsi="Symbol" w:hint="default"/>
+      </w:rPr>
+    </w:lvl>
+    <w:lvl w:ilvl="4" w:tplc="04090003" w:tentative="1">
+      <w:start w:val="1"/>
+      <w:numFmt w:val="bullet"/>
+      <w:lvlText w:val="o"/>
+      <w:lvlJc w:val="left"/>
+      <w:pPr>
+        <w:ind w:left="4167" w:hanging="360"/>
+      </w:pPr>
+      <w:rPr>
+        <w:rFonts w:ascii="Courier New" w:hAnsi="Courier New" w:cs="Courier New" w:hint="default"/>
+      </w:rPr>
+    </w:lvl>
+    <w:lvl w:ilvl="5" w:tplc="04090005" w:tentative="1">
+      <w:start w:val="1"/>
+      <w:numFmt w:val="bullet"/>
+      <w:lvlText w:val=""/>
+      <w:lvlJc w:val="left"/>
+      <w:pPr>
+        <w:ind w:left="4887" w:hanging="360"/>
+      </w:pPr>
+      <w:rPr>
+        <w:rFonts w:ascii="Wingdings" w:hAnsi="Wingdings" w:hint="default"/>
+      </w:rPr>
+    </w:lvl>
+    <w:lvl w:ilvl="6" w:tplc="04090001" w:tentative="1">
+      <w:start w:val="1"/>
+      <w:numFmt w:val="bullet"/>
+      <w:lvlText w:val=""/>
+      <w:lvlJc w:val="left"/>
+      <w:pPr>
+        <w:ind w:left="5607" w:hanging="360"/>
+      </w:pPr>
+      <w:rPr>
+        <w:rFonts w:ascii="Symbol" w:hAnsi="Symbol" w:hint="default"/>
+      </w:rPr>
+    </w:lvl>
+    <w:lvl w:ilvl="7" w:tplc="04090003" w:tentative="1">
+      <w:start w:val="1"/>
+      <w:numFmt w:val="bullet"/>
+      <w:lvlText w:val="o"/>
+      <w:lvlJc w:val="left"/>
+      <w:pPr>
+        <w:ind w:left="6327" w:hanging="360"/>
+      </w:pPr>
+      <w:rPr>
+        <w:rFonts w:ascii="Courier New" w:hAnsi="Courier New" w:cs="Courier New" w:hint="default"/>
+      </w:rPr>
+    </w:lvl>
+    <w:lvl w:ilvl="8" w:tplc="04090005" w:tentative="1">
+      <w:start w:val="1"/>
+      <w:numFmt w:val="bullet"/>
+      <w:lvlText w:val=""/>
+      <w:lvlJc w:val="left"/>
+      <w:pPr>
+        <w:ind w:left="7047" w:hanging="360"/>
+      </w:pPr>
+      <w:rPr>
+        <w:rFonts w:ascii="Wingdings" w:hAnsi="Wingdings" w:hint="default"/>
+      </w:rPr>
+    </w:lvl>
+  </w:abstractNum>
+  <w:abstractNum w:abstractNumId="16" w15:restartNumberingAfterBreak="0">
     <w:nsid w:val="307E07AC"/>
     <w:multiLevelType w:val="multilevel"/>
     <w:tmpl w:val="E4A06600"/>
@@ -36950,7 +37156,7 @@
       </w:rPr>
     </w:lvl>
   </w:abstractNum>
-  <w:abstractNum w:abstractNumId="16" w15:restartNumberingAfterBreak="0">
+  <w:abstractNum w:abstractNumId="17" w15:restartNumberingAfterBreak="0">
     <w:nsid w:val="357C1B11"/>
     <w:multiLevelType w:val="multilevel"/>
     <w:tmpl w:val="22EE5620"/>
@@ -37070,7 +37276,7 @@
       </w:pPr>
     </w:lvl>
   </w:abstractNum>
-  <w:abstractNum w:abstractNumId="17" w15:restartNumberingAfterBreak="0">
+  <w:abstractNum w:abstractNumId="18" w15:restartNumberingAfterBreak="0">
     <w:nsid w:val="3A6333F4"/>
     <w:multiLevelType w:val="hybridMultilevel"/>
     <w:tmpl w:val="9D485C92"/>
@@ -37183,7 +37389,7 @@
       </w:rPr>
     </w:lvl>
   </w:abstractNum>
-  <w:abstractNum w:abstractNumId="18" w15:restartNumberingAfterBreak="0">
+  <w:abstractNum w:abstractNumId="19" w15:restartNumberingAfterBreak="0">
     <w:nsid w:val="3B166ACE"/>
     <w:multiLevelType w:val="hybridMultilevel"/>
     <w:tmpl w:val="B79E96C0"/>
@@ -37296,7 +37502,7 @@
       </w:rPr>
     </w:lvl>
   </w:abstractNum>
-  <w:abstractNum w:abstractNumId="19" w15:restartNumberingAfterBreak="0">
+  <w:abstractNum w:abstractNumId="20" w15:restartNumberingAfterBreak="0">
     <w:nsid w:val="44AA760B"/>
     <w:multiLevelType w:val="hybridMultilevel"/>
     <w:tmpl w:val="8AD0D8E8"/>
@@ -37408,7 +37614,7 @@
       </w:rPr>
     </w:lvl>
   </w:abstractNum>
-  <w:abstractNum w:abstractNumId="20" w15:restartNumberingAfterBreak="0">
+  <w:abstractNum w:abstractNumId="21" w15:restartNumberingAfterBreak="0">
     <w:nsid w:val="4A236B45"/>
     <w:multiLevelType w:val="hybridMultilevel"/>
     <w:tmpl w:val="FA345D74"/>
@@ -37521,7 +37727,7 @@
       </w:rPr>
     </w:lvl>
   </w:abstractNum>
-  <w:abstractNum w:abstractNumId="21" w15:restartNumberingAfterBreak="0">
+  <w:abstractNum w:abstractNumId="22" w15:restartNumberingAfterBreak="0">
     <w:nsid w:val="59140FC0"/>
     <w:multiLevelType w:val="hybridMultilevel"/>
     <w:tmpl w:val="D0C6F816"/>
@@ -37634,7 +37840,7 @@
       </w:rPr>
     </w:lvl>
   </w:abstractNum>
-  <w:abstractNum w:abstractNumId="22" w15:restartNumberingAfterBreak="0">
+  <w:abstractNum w:abstractNumId="23" w15:restartNumberingAfterBreak="0">
     <w:nsid w:val="63DA61CA"/>
     <w:multiLevelType w:val="hybridMultilevel"/>
     <w:tmpl w:val="7D303E72"/>
@@ -37746,7 +37952,7 @@
       </w:rPr>
     </w:lvl>
   </w:abstractNum>
-  <w:abstractNum w:abstractNumId="23" w15:restartNumberingAfterBreak="0">
+  <w:abstractNum w:abstractNumId="24" w15:restartNumberingAfterBreak="0">
     <w:nsid w:val="69A36FD3"/>
     <w:multiLevelType w:val="hybridMultilevel"/>
     <w:tmpl w:val="98C07972"/>
@@ -37859,7 +38065,7 @@
       </w:rPr>
     </w:lvl>
   </w:abstractNum>
-  <w:abstractNum w:abstractNumId="24" w15:restartNumberingAfterBreak="0">
+  <w:abstractNum w:abstractNumId="25" w15:restartNumberingAfterBreak="0">
     <w:nsid w:val="6A201B81"/>
     <w:multiLevelType w:val="hybridMultilevel"/>
     <w:tmpl w:val="AE86FCC6"/>
@@ -37972,7 +38178,7 @@
       </w:rPr>
     </w:lvl>
   </w:abstractNum>
-  <w:abstractNum w:abstractNumId="25" w15:restartNumberingAfterBreak="0">
+  <w:abstractNum w:abstractNumId="26" w15:restartNumberingAfterBreak="0">
     <w:nsid w:val="6A6D2DDC"/>
     <w:multiLevelType w:val="hybridMultilevel"/>
     <w:tmpl w:val="1FBA8E7C"/>
@@ -38084,7 +38290,7 @@
       </w:rPr>
     </w:lvl>
   </w:abstractNum>
-  <w:abstractNum w:abstractNumId="26" w15:restartNumberingAfterBreak="0">
+  <w:abstractNum w:abstractNumId="27" w15:restartNumberingAfterBreak="0">
     <w:nsid w:val="716511F3"/>
     <w:multiLevelType w:val="hybridMultilevel"/>
     <w:tmpl w:val="917266C0"/>
@@ -38197,7 +38403,7 @@
       </w:rPr>
     </w:lvl>
   </w:abstractNum>
-  <w:abstractNum w:abstractNumId="27" w15:restartNumberingAfterBreak="0">
+  <w:abstractNum w:abstractNumId="28" w15:restartNumberingAfterBreak="0">
     <w:nsid w:val="73B07261"/>
     <w:multiLevelType w:val="multilevel"/>
     <w:tmpl w:val="8708AAC2"/>
@@ -38346,7 +38552,7 @@
       </w:rPr>
     </w:lvl>
   </w:abstractNum>
-  <w:abstractNum w:abstractNumId="28" w15:restartNumberingAfterBreak="0">
+  <w:abstractNum w:abstractNumId="29" w15:restartNumberingAfterBreak="0">
     <w:nsid w:val="78703D36"/>
     <w:multiLevelType w:val="hybridMultilevel"/>
     <w:tmpl w:val="74E6068E"/>
@@ -38459,7 +38665,7 @@
       </w:rPr>
     </w:lvl>
   </w:abstractNum>
-  <w:abstractNum w:abstractNumId="29" w15:restartNumberingAfterBreak="0">
+  <w:abstractNum w:abstractNumId="30" w15:restartNumberingAfterBreak="0">
     <w:nsid w:val="7AA845B9"/>
     <w:multiLevelType w:val="hybridMultilevel"/>
     <w:tmpl w:val="2860642E"/>
@@ -38572,7 +38778,7 @@
       </w:rPr>
     </w:lvl>
   </w:abstractNum>
-  <w:abstractNum w:abstractNumId="30" w15:restartNumberingAfterBreak="0">
+  <w:abstractNum w:abstractNumId="31" w15:restartNumberingAfterBreak="0">
     <w:nsid w:val="7C4A6EBE"/>
     <w:multiLevelType w:val="hybridMultilevel"/>
     <w:tmpl w:val="6DC6CA76"/>
@@ -38685,7 +38891,7 @@
       </w:rPr>
     </w:lvl>
   </w:abstractNum>
-  <w:abstractNum w:abstractNumId="31" w15:restartNumberingAfterBreak="0">
+  <w:abstractNum w:abstractNumId="32" w15:restartNumberingAfterBreak="0">
     <w:nsid w:val="7F8601C6"/>
     <w:multiLevelType w:val="hybridMultilevel"/>
     <w:tmpl w:val="6980B576"/>
@@ -38802,34 +39008,34 @@
     <w:abstractNumId w:val="0"/>
   </w:num>
   <w:num w:numId="2">
-    <w:abstractNumId w:val="16"/>
+    <w:abstractNumId w:val="17"/>
   </w:num>
   <w:num w:numId="3">
     <w:abstractNumId w:val="10"/>
   </w:num>
   <w:num w:numId="4">
+    <w:abstractNumId w:val="26"/>
+  </w:num>
+  <w:num w:numId="5">
+    <w:abstractNumId w:val="32"/>
+  </w:num>
+  <w:num w:numId="6">
+    <w:abstractNumId w:val="18"/>
+  </w:num>
+  <w:num w:numId="7">
+    <w:abstractNumId w:val="24"/>
+  </w:num>
+  <w:num w:numId="8">
     <w:abstractNumId w:val="25"/>
   </w:num>
-  <w:num w:numId="5">
-    <w:abstractNumId w:val="31"/>
-  </w:num>
-  <w:num w:numId="6">
-    <w:abstractNumId w:val="17"/>
-  </w:num>
-  <w:num w:numId="7">
-    <w:abstractNumId w:val="23"/>
-  </w:num>
-  <w:num w:numId="8">
-    <w:abstractNumId w:val="24"/>
-  </w:num>
   <w:num w:numId="9">
-    <w:abstractNumId w:val="27"/>
+    <w:abstractNumId w:val="28"/>
   </w:num>
   <w:num w:numId="10">
     <w:abstractNumId w:val="12"/>
   </w:num>
   <w:num w:numId="11">
-    <w:abstractNumId w:val="15"/>
+    <w:abstractNumId w:val="16"/>
   </w:num>
   <w:num w:numId="12">
     <w:abstractNumId w:val="4"/>
@@ -38841,10 +39047,10 @@
     <w:abstractNumId w:val="9"/>
   </w:num>
   <w:num w:numId="15">
-    <w:abstractNumId w:val="22"/>
+    <w:abstractNumId w:val="23"/>
   </w:num>
   <w:num w:numId="16">
-    <w:abstractNumId w:val="19"/>
+    <w:abstractNumId w:val="20"/>
   </w:num>
   <w:num w:numId="17">
     <w:abstractNumId w:val="14"/>
@@ -38856,7 +39062,7 @@
     <w:abstractNumId w:val="1"/>
   </w:num>
   <w:num w:numId="20">
-    <w:abstractNumId w:val="28"/>
+    <w:abstractNumId w:val="29"/>
   </w:num>
   <w:num w:numId="21">
     <w:abstractNumId w:val="7"/>
@@ -38868,31 +39074,34 @@
     <w:abstractNumId w:val="6"/>
   </w:num>
   <w:num w:numId="24">
-    <w:abstractNumId w:val="26"/>
+    <w:abstractNumId w:val="27"/>
   </w:num>
   <w:num w:numId="25">
     <w:abstractNumId w:val="13"/>
   </w:num>
   <w:num w:numId="26">
-    <w:abstractNumId w:val="18"/>
+    <w:abstractNumId w:val="19"/>
   </w:num>
   <w:num w:numId="27">
     <w:abstractNumId w:val="11"/>
   </w:num>
   <w:num w:numId="28">
-    <w:abstractNumId w:val="20"/>
+    <w:abstractNumId w:val="21"/>
   </w:num>
   <w:num w:numId="29">
     <w:abstractNumId w:val="5"/>
   </w:num>
   <w:num w:numId="30">
-    <w:abstractNumId w:val="21"/>
+    <w:abstractNumId w:val="22"/>
   </w:num>
   <w:num w:numId="31">
+    <w:abstractNumId w:val="31"/>
+  </w:num>
+  <w:num w:numId="32">
     <w:abstractNumId w:val="30"/>
   </w:num>
-  <w:num w:numId="32">
-    <w:abstractNumId w:val="29"/>
+  <w:num w:numId="33">
+    <w:abstractNumId w:val="15"/>
   </w:num>
 </w:numbering>
 </file>
@@ -40184,7 +40393,7 @@
 </file>
 
 <file path=customXml/itemProps1.xml><?xml version="1.0" encoding="utf-8"?>
-<ds:datastoreItem xmlns:ds="http://schemas.openxmlformats.org/officeDocument/2006/customXml" ds:itemID="{FAB4C80A-6C50-4944-BD35-C701E27B29D3}">
+<ds:datastoreItem xmlns:ds="http://schemas.openxmlformats.org/officeDocument/2006/customXml" ds:itemID="{4344F0CB-4111-4719-B6AA-26FBC02302B1}">
   <ds:schemaRefs>
     <ds:schemaRef ds:uri="http://schemas.openxmlformats.org/officeDocument/2006/bibliography"/>
   </ds:schemaRefs>

--- a/progress-report/BC CĐ ASPNET VuVanHoa_170124242_DK24TTC2.docx
+++ b/progress-report/BC CĐ ASPNET VuVanHoa_170124242_DK24TTC2.docx
@@ -187,7 +187,7 @@
           <w:szCs w:val="26"/>
         </w:rPr>
         <w:drawing>
-          <wp:inline distT="0" distB="0" distL="0" distR="0" wp14:anchorId="009F6C81" wp14:editId="1280B8C8">
+          <wp:inline distT="0" distB="0" distL="0" distR="0" wp14:anchorId="009F6C81" wp14:editId="0DEAA81E">
             <wp:extent cx="914400" cy="899160"/>
             <wp:effectExtent l="0" t="0" r="0" b="0"/>
             <wp:docPr id="13" name="Picture 13" descr="images"/>
@@ -992,6 +992,7 @@
           <w:b/>
           <w:szCs w:val="26"/>
         </w:rPr>
+        <w:lastRenderedPageBreak/>
         <w:t>KHOA CÔNG NGHỆ THÔNG TIN</w:t>
       </w:r>
       <w:bookmarkEnd w:id="88"/>
@@ -1054,7 +1055,7 @@
           <w:szCs w:val="26"/>
         </w:rPr>
         <w:drawing>
-          <wp:inline distT="0" distB="0" distL="0" distR="0" wp14:anchorId="122B581B" wp14:editId="4451D5B7">
+          <wp:inline distT="0" distB="0" distL="0" distR="0" wp14:anchorId="122B581B" wp14:editId="0DD3B59B">
             <wp:extent cx="914400" cy="899160"/>
             <wp:effectExtent l="0" t="0" r="0" b="0"/>
             <wp:docPr id="4" name="Picture 4" descr="images"/>
@@ -1736,7 +1737,7 @@
         </w:rPr>
         <w:sectPr>
           <w:type w:val="continuous"/>
-          <w:pgSz w:w="12240" w:h="15840" w:code="1"/>
+          <w:pgSz w:w="11906" w:h="16838" w:code="9"/>
           <w:pgMar w:top="1134" w:right="1134" w:bottom="1134" w:left="1701" w:header="283" w:footer="454" w:gutter="0"/>
           <w:pgBorders>
             <w:top w:val="single" w:sz="24" w:space="1" w:color="auto"/>
@@ -24010,7 +24011,7 @@
                                 <w:sz w:val="26"/>
                                 <w:szCs w:val="26"/>
                               </w:rPr>
-                              <w:t>4</w:t>
+                              <w:t>3</w:t>
                             </w:r>
                             <w:r>
                               <w:rPr>
@@ -24104,7 +24105,7 @@
                           <w:sz w:val="26"/>
                           <w:szCs w:val="26"/>
                         </w:rPr>
-                        <w:t>4</w:t>
+                        <w:t>3</w:t>
                       </w:r>
                       <w:r>
                         <w:rPr>
@@ -24282,7 +24283,7 @@
                                 <w:sz w:val="26"/>
                                 <w:szCs w:val="26"/>
                               </w:rPr>
-                              <w:t>3</w:t>
+                              <w:t>4</w:t>
                             </w:r>
                             <w:r>
                               <w:rPr>
@@ -24379,7 +24380,7 @@
                           <w:sz w:val="26"/>
                           <w:szCs w:val="26"/>
                         </w:rPr>
-                        <w:t>3</w:t>
+                        <w:t>4</w:t>
                       </w:r>
                       <w:r>
                         <w:rPr>
@@ -25124,7 +25125,7 @@
       </w:r>
       <w:r>
         <w:drawing>
-          <wp:anchor distT="0" distB="0" distL="114300" distR="114300" simplePos="0" relativeHeight="251796480" behindDoc="0" locked="0" layoutInCell="1" allowOverlap="1" wp14:anchorId="5CFC35F7" wp14:editId="065D4CA4">
+          <wp:anchor distT="0" distB="0" distL="114300" distR="114300" simplePos="0" relativeHeight="251796480" behindDoc="0" locked="0" layoutInCell="1" allowOverlap="1" wp14:anchorId="5CFC35F7" wp14:editId="22B17B4B">
             <wp:simplePos x="0" y="0"/>
             <wp:positionH relativeFrom="margin">
               <wp:align>center</wp:align>
@@ -29917,7 +29918,7 @@
       <w:bookmarkStart w:id="228" w:name="_Toc215041001"/>
       <w:r>
         <w:drawing>
-          <wp:anchor distT="0" distB="0" distL="114300" distR="114300" simplePos="0" relativeHeight="251661312" behindDoc="1" locked="0" layoutInCell="1" allowOverlap="1" wp14:anchorId="02EA86BB" wp14:editId="361608D3">
+          <wp:anchor distT="0" distB="0" distL="114300" distR="114300" simplePos="0" relativeHeight="251661312" behindDoc="1" locked="0" layoutInCell="1" allowOverlap="1" wp14:anchorId="02EA86BB" wp14:editId="33B43066">
             <wp:simplePos x="0" y="0"/>
             <wp:positionH relativeFrom="margin">
               <wp:posOffset>106680</wp:posOffset>
@@ -31105,7 +31106,7 @@
       </w:r>
       <w:r>
         <w:drawing>
-          <wp:anchor distT="0" distB="0" distL="114300" distR="114300" simplePos="0" relativeHeight="251664384" behindDoc="1" locked="0" layoutInCell="1" allowOverlap="1" wp14:anchorId="542D32D5" wp14:editId="5F46B18B">
+          <wp:anchor distT="0" distB="0" distL="114300" distR="114300" simplePos="0" relativeHeight="251664384" behindDoc="1" locked="0" layoutInCell="1" allowOverlap="1" wp14:anchorId="542D32D5" wp14:editId="32CE698E">
             <wp:simplePos x="0" y="0"/>
             <wp:positionH relativeFrom="margin">
               <wp:posOffset>106680</wp:posOffset>
@@ -31428,7 +31429,7 @@
           <w:i/>
         </w:rPr>
         <w:drawing>
-          <wp:anchor distT="0" distB="0" distL="114300" distR="114300" simplePos="0" relativeHeight="251665408" behindDoc="1" locked="0" layoutInCell="1" allowOverlap="1" wp14:anchorId="5A8FFDB7" wp14:editId="32D2E277">
+          <wp:anchor distT="0" distB="0" distL="114300" distR="114300" simplePos="0" relativeHeight="251665408" behindDoc="1" locked="0" layoutInCell="1" allowOverlap="1" wp14:anchorId="5A8FFDB7" wp14:editId="6DAD7780">
             <wp:simplePos x="0" y="0"/>
             <wp:positionH relativeFrom="margin">
               <wp:posOffset>106680</wp:posOffset>
@@ -33344,7 +33345,7 @@
           <w:i/>
         </w:rPr>
         <w:drawing>
-          <wp:anchor distT="0" distB="0" distL="114300" distR="114300" simplePos="0" relativeHeight="251672576" behindDoc="1" locked="0" layoutInCell="1" allowOverlap="1" wp14:anchorId="4B6BBF60" wp14:editId="020271C2">
+          <wp:anchor distT="0" distB="0" distL="114300" distR="114300" simplePos="0" relativeHeight="251672576" behindDoc="1" locked="0" layoutInCell="1" allowOverlap="1" wp14:anchorId="4B6BBF60" wp14:editId="1EC45995">
             <wp:simplePos x="0" y="0"/>
             <wp:positionH relativeFrom="margin">
               <wp:posOffset>106680</wp:posOffset>
@@ -33404,7 +33405,7 @@
           <w:i/>
         </w:rPr>
         <w:drawing>
-          <wp:anchor distT="0" distB="0" distL="114300" distR="114300" simplePos="0" relativeHeight="251730944" behindDoc="1" locked="0" layoutInCell="1" allowOverlap="1" wp14:anchorId="4ED1FEB9" wp14:editId="579ECBEF">
+          <wp:anchor distT="0" distB="0" distL="114300" distR="114300" simplePos="0" relativeHeight="251730944" behindDoc="1" locked="0" layoutInCell="1" allowOverlap="1" wp14:anchorId="4ED1FEB9" wp14:editId="4CACDDC3">
             <wp:simplePos x="0" y="0"/>
             <wp:positionH relativeFrom="margin">
               <wp:align>center</wp:align>
